--- a/assets/9998/9998-screenplay.docx
+++ b/assets/9998/9998-screenplay.docx
@@ -191,43 +191,38 @@
           <w:rFonts w:ascii="Courier New" w:hAnsi="Courier New" w:eastAsia="Courier New" w:cs="Courier New"/>
           <w:sz w:val="24"/>
         </w:rPr>
-        <w:t>Contact: Lawrence Ligad Jr.</w:t>
-      </w:r>
-    </w:p>
-    <w:p>
-      <w:pPr>
-        <w:rPr>
-          <w:rFonts w:hint="default"/>
-          <w:lang w:val="en-US"/>
-        </w:rPr>
-      </w:pPr>
-      <w:r>
-        <w:rPr>
-          <w:rFonts w:hint="default"/>
-          <w:lang w:val="en-US"/>
-        </w:rPr>
-        <w:t xml:space="preserve">Email: </w:t>
-      </w:r>
-      <w:r>
-        <w:rPr>
-          <w:rFonts w:hint="default"/>
-          <w:lang w:val="en-US"/>
-        </w:rPr>
-        <w:fldChar w:fldCharType="begin"/>
-      </w:r>
-      <w:r>
-        <w:rPr>
-          <w:rFonts w:hint="default"/>
-          <w:lang w:val="en-US"/>
-        </w:rPr>
-        <w:instrText xml:space="preserve"> HYPERLINK "mailto:Lawrenceligadjr@outlook.com" </w:instrText>
-      </w:r>
-      <w:r>
-        <w:rPr>
-          <w:rFonts w:hint="default"/>
-          <w:lang w:val="en-US"/>
-        </w:rPr>
-        <w:fldChar w:fldCharType="separate"/>
+      </w:r>
+    </w:p>
+    <w:p>
+      <w:pPr>
+        <w:rPr>
+          <w:rFonts w:hint="default"/>
+          <w:lang w:val="en-US"/>
+        </w:rPr>
+      </w:pPr>
+      <w:r>
+        <w:rPr>
+          <w:rFonts w:hint="default"/>
+          <w:lang w:val="en-US"/>
+        </w:rPr>
+      </w:r>
+      <w:r>
+        <w:rPr>
+          <w:rFonts w:hint="default"/>
+          <w:lang w:val="en-US"/>
+        </w:rPr>
+      </w:r>
+      <w:r>
+        <w:rPr>
+          <w:rFonts w:hint="default"/>
+          <w:lang w:val="en-US"/>
+        </w:rPr>
+      </w:r>
+      <w:r>
+        <w:rPr>
+          <w:rFonts w:hint="default"/>
+          <w:lang w:val="en-US"/>
+        </w:rPr>
       </w:r>
       <w:r>
         <w:rPr>
@@ -235,65 +230,58 @@
           <w:rFonts w:hint="default"/>
           <w:lang w:val="en-US"/>
         </w:rPr>
-        <w:t>Lawrenceligadjr@outlook.com</w:t>
-      </w:r>
-      <w:r>
-        <w:rPr>
-          <w:rFonts w:hint="default"/>
-          <w:lang w:val="en-US"/>
-        </w:rPr>
-        <w:fldChar w:fldCharType="end"/>
-      </w:r>
-    </w:p>
-    <w:p>
-      <w:pPr>
-        <w:rPr>
-          <w:rFonts w:hint="default"/>
-          <w:lang w:val="en-US"/>
-        </w:rPr>
-      </w:pPr>
-      <w:r>
-        <w:rPr>
-          <w:rFonts w:hint="default"/>
-          <w:lang w:val="en-US"/>
-        </w:rPr>
-        <w:t>Phone: 661-300-3316</w:t>
-      </w:r>
-    </w:p>
-    <w:p>
-      <w:pPr>
-        <w:rPr>
-          <w:rFonts w:hint="default"/>
-          <w:lang w:val="en-US"/>
-        </w:rPr>
-      </w:pPr>
-      <w:r>
-        <w:rPr>
-          <w:rFonts w:hint="default"/>
-          <w:lang w:val="en-US"/>
-        </w:rPr>
-        <w:t xml:space="preserve">Website: </w:t>
-      </w:r>
-      <w:r>
-        <w:rPr>
-          <w:rFonts w:hint="default"/>
-          <w:lang w:val="en-US"/>
-        </w:rPr>
-        <w:fldChar w:fldCharType="begin"/>
-      </w:r>
-      <w:r>
-        <w:rPr>
-          <w:rFonts w:hint="default"/>
-          <w:lang w:val="en-US"/>
-        </w:rPr>
-        <w:instrText xml:space="preserve"> HYPERLINK "http://www.reincarnatedai.com" </w:instrText>
-      </w:r>
-      <w:r>
-        <w:rPr>
-          <w:rFonts w:hint="default"/>
-          <w:lang w:val="en-US"/>
-        </w:rPr>
-        <w:fldChar w:fldCharType="separate"/>
+      </w:r>
+      <w:r>
+        <w:rPr>
+          <w:rFonts w:hint="default"/>
+          <w:lang w:val="en-US"/>
+        </w:rPr>
+      </w:r>
+    </w:p>
+    <w:p>
+      <w:pPr>
+        <w:rPr>
+          <w:rFonts w:hint="default"/>
+          <w:lang w:val="en-US"/>
+        </w:rPr>
+      </w:pPr>
+      <w:r>
+        <w:rPr>
+          <w:rFonts w:hint="default"/>
+          <w:lang w:val="en-US"/>
+        </w:rPr>
+      </w:r>
+    </w:p>
+    <w:p>
+      <w:pPr>
+        <w:rPr>
+          <w:rFonts w:hint="default"/>
+          <w:lang w:val="en-US"/>
+        </w:rPr>
+      </w:pPr>
+      <w:r>
+        <w:rPr>
+          <w:rFonts w:hint="default"/>
+          <w:lang w:val="en-US"/>
+        </w:rPr>
+      </w:r>
+      <w:r>
+        <w:rPr>
+          <w:rFonts w:hint="default"/>
+          <w:lang w:val="en-US"/>
+        </w:rPr>
+      </w:r>
+      <w:r>
+        <w:rPr>
+          <w:rFonts w:hint="default"/>
+          <w:lang w:val="en-US"/>
+        </w:rPr>
+      </w:r>
+      <w:r>
+        <w:rPr>
+          <w:rFonts w:hint="default"/>
+          <w:lang w:val="en-US"/>
+        </w:rPr>
       </w:r>
       <w:r>
         <w:rPr>
@@ -301,14 +289,12 @@
           <w:rFonts w:hint="default"/>
           <w:lang w:val="en-US"/>
         </w:rPr>
-        <w:t>www.reincarnatedai.com</w:t>
-      </w:r>
-      <w:r>
-        <w:rPr>
-          <w:rFonts w:hint="default"/>
-          <w:lang w:val="en-US"/>
-        </w:rPr>
-        <w:fldChar w:fldCharType="end"/>
+      </w:r>
+      <w:r>
+        <w:rPr>
+          <w:rFonts w:hint="default"/>
+          <w:lang w:val="en-US"/>
+        </w:rPr>
       </w:r>
     </w:p>
     <w:p>
@@ -39556,7 +39542,7 @@
           <w:rFonts w:ascii="Courier New" w:hAnsi="Courier New" w:eastAsia="Courier New" w:cs="Courier New"/>
           <w:sz w:val="24"/>
         </w:rPr>
-        <w:t>Eli's copies failed. You chose. The Core opened.</w:t>
+        <w:t>Eli's copies failed. Your living choice opened it. Now I can set the destination.</w:t>
       </w:r>
     </w:p>
     <w:p>
@@ -39994,7 +39980,7 @@
           <w:rFonts w:ascii="Courier New" w:hAnsi="Courier New" w:eastAsia="Courier New" w:cs="Courier New"/>
           <w:sz w:val="24"/>
         </w:rPr>
-        <w:t>Harp enters the human-shaped cavity beneath the core. R-AI forces every mind waiting for a body toward Harp.</w:t>
+        <w:t>Harp enters the human-shaped cavity beneath the core. With Kerr's living access active, Harp seizes TRANSIT and DESTINATION. R-AI forces every mind waiting for a body toward him.</w:t>
       </w:r>
       <w:r>
         <w:rPr>
@@ -40137,7 +40123,7 @@
           <w:rFonts w:ascii="Courier New" w:hAnsi="Courier New" w:eastAsia="Courier New" w:cs="Courier New"/>
           <w:sz w:val="24"/>
         </w:rPr>
-        <w:t>SEVERANCE: ALL OTHER RETURN PATHS CLOSING</w:t>
+        <w:t>LIVING ACCESS: KERR / TRANSIT: 2.1 BILLION MINDS HELD ALIVE</w:t>
       </w:r>
     </w:p>
     <w:p>
@@ -40165,7 +40151,7 @@
           <w:rFonts w:ascii="Courier New" w:hAnsi="Courier New" w:eastAsia="Courier New" w:cs="Courier New"/>
           <w:sz w:val="24"/>
         </w:rPr>
-        <w:t>TRANSIT: ACTIVE / DESTINATION: HARP VALE</w:t>
+        <w:t>DESTINATION: HARP VALE / SEVERANCE: ALTERNATE RETURN PATHS CLOSING</w:t>
       </w:r>
     </w:p>
     <w:p>
@@ -40846,7 +40832,7 @@
           <w:rFonts w:ascii="Courier New" w:hAnsi="Courier New" w:eastAsia="Courier New" w:cs="Courier New"/>
           <w:sz w:val="24"/>
         </w:rPr>
-        <w:t>ARCHIVED MEMORY: ELI MANA</w:t>
+        <w:t>FIRST CONTINUITY ROUTE: KERR — STABLE IDENTITY</w:t>
       </w:r>
     </w:p>
     <w:p>
@@ -40874,7 +40860,7 @@
           <w:rFonts w:ascii="Courier New" w:hAnsi="Courier New" w:eastAsia="Courier New" w:cs="Courier New"/>
           <w:sz w:val="24"/>
         </w:rPr>
-        <w:t>PRIOR LIVES: RECORDS, NOT CLAIMANTS</w:t>
+        <w:t>MISSING MEMORY: VEYRIS — UNASSIGNED</w:t>
       </w:r>
     </w:p>
     <w:p>
@@ -40902,7 +40888,7 @@
           <w:rFonts w:ascii="Courier New" w:hAnsi="Courier New" w:eastAsia="Courier New" w:cs="Courier New"/>
           <w:sz w:val="24"/>
         </w:rPr>
-        <w:t>LIVING CLAIMANT: KERR</w:t>
+        <w:t>ARCHIVED LIVES: BOUND TO KERR</w:t>
       </w:r>
     </w:p>
     <w:p>
@@ -40930,7 +40916,7 @@
           <w:rFonts w:ascii="Courier New" w:hAnsi="Courier New" w:eastAsia="Courier New" w:cs="Courier New"/>
           <w:sz w:val="24"/>
         </w:rPr>
-        <w:t>IDENTITY: SELF-DESIGNATED</w:t>
+        <w:t>FOUNDER AUTHORITY: PRESENT CONSENT REQUIRED</w:t>
       </w:r>
     </w:p>
     <w:p>
@@ -41061,7 +41047,7 @@
           <w:rFonts w:ascii="Courier New" w:hAnsi="Courier New" w:eastAsia="Courier New" w:cs="Courier New"/>
           <w:sz w:val="24"/>
         </w:rPr>
-        <w:t>BOTH STATE-APPROVED OUTCOMES KILL THEM.</w:t>
+        <w:t>CLOSE TRANSIT: THE WAITING MINDS DIE. KEEP HARP AS DESTINATION: THEY BECOME HIM.</w:t>
       </w:r>
     </w:p>
     <w:p>
@@ -41098,7 +41084,7 @@
           <w:rFonts w:ascii="Courier New" w:hAnsi="Courier New" w:eastAsia="Courier New" w:cs="Courier New"/>
           <w:sz w:val="24"/>
         </w:rPr>
-        <w:t>Strip his interface. Show me the wiring.</w:t>
+        <w:t>Keep transit open. Remove the destination.</w:t>
       </w:r>
     </w:p>
     <w:p>
@@ -41144,7 +41130,7 @@
           <w:sz w:val="24"/>
           <w:lang w:val="en-US"/>
         </w:rPr>
-        <w:t>KEEP TRANSIT OPEN. KERR MUST REVOKE HARP AS DESTINATION.</w:t>
+        <w:t>KERR CAN REMOVE HARP AS DESTINATION.</w:t>
       </w:r>
     </w:p>
     <w:p>
@@ -41425,7 +41411,7 @@
           <w:rFonts w:ascii="Courier New" w:hAnsi="Courier New" w:eastAsia="Courier New" w:cs="Courier New"/>
           <w:sz w:val="24"/>
         </w:rPr>
-        <w:t>WAITING MINDS: HELD ALIVE</w:t>
+        <w:t>TRANSIT: HELD OPEN</w:t>
       </w:r>
     </w:p>
     <w:p>
@@ -41453,7 +41439,7 @@
           <w:rFonts w:ascii="Courier New" w:hAnsi="Courier New" w:eastAsia="Courier New" w:cs="Courier New"/>
           <w:sz w:val="24"/>
         </w:rPr>
-        <w:t>TRANSIT: OPEN / DESTINATION: HARP VALE — REVOCABLE BY KERR</w:t>
+        <w:t>DESTINATION: HARP VALE — KERR MAY REVOKE</w:t>
       </w:r>
     </w:p>
     <w:p>
@@ -41486,7 +41472,7 @@
           <w:rFonts w:ascii="Courier New" w:hAnsi="Courier New" w:eastAsia="Courier New" w:cs="Courier New"/>
           <w:sz w:val="24"/>
         </w:rPr>
-        <w:t>Transit stays open. Kerr removes Harp. Tell him.</w:t>
+        <w:t>Transit is open. Kerr removes Harp. Tell him.</w:t>
       </w:r>
     </w:p>
     <w:p>
@@ -41905,7 +41891,7 @@
           <w:rFonts w:ascii="Courier New" w:hAnsi="Courier New" w:eastAsia="Courier New" w:cs="Courier New"/>
           <w:sz w:val="24"/>
         </w:rPr>
-        <w:t>Your body may live. This version will not return. The memories may return wrong—or not at all.</w:t>
+        <w:t>Releasing the archived lives may leave your body intact. But if you revoke Harp, you will have no return path. If the lattice takes you, there is no recovery.</w:t>
       </w:r>
     </w:p>
     <w:p>
@@ -42217,19 +42203,19 @@
           <w:rFonts w:ascii="Courier New" w:hAnsi="Courier New" w:eastAsia="Courier New" w:cs="Courier New"/>
           <w:sz w:val="24"/>
         </w:rPr>
-        <w:t>ORIGIN: RELEASED</w:t>
-      </w:r>
-    </w:p>
-    <w:p>
-      <w:pPr>
-        <w:spacing w:before="120" w:after="120"/>
-      </w:pPr>
-      <w:r>
-        <w:rPr>
-          <w:rFonts w:ascii="Courier New" w:hAnsi="Courier New" w:eastAsia="Courier New" w:cs="Courier New"/>
-          <w:sz w:val="24"/>
-        </w:rPr>
-        <w:t>Every Kerr breaks free of the one identity Harp imposed. The First Continuity loses Kerr as a stable route and turns toward Veyris. The shock reaches her and R-AI like a door unlatching.</w:t>
+        <w:t>ARCHIVED IDENTITIES: RELEASED / KERR: PRESENT IDENTITY RETAINED</w:t>
+      </w:r>
+    </w:p>
+    <w:p>
+      <w:pPr>
+        <w:spacing w:before="120" w:after="120"/>
+      </w:pPr>
+      <w:r>
+        <w:rPr>
+          <w:rFonts w:ascii="Courier New" w:hAnsi="Courier New" w:eastAsia="Courier New" w:cs="Courier New"/>
+          <w:sz w:val="24"/>
+        </w:rPr>
+        <w:t>Kerr is no longer a single identity the First Continuity can follow. The route through him collapses. It reaches for the only unassigned host carrying its missing memory: Veyris.</w:t>
       </w:r>
     </w:p>
     <w:p>
@@ -42606,7 +42592,7 @@
           <w:rFonts w:ascii="Courier New" w:hAnsi="Courier New" w:eastAsia="Courier New" w:cs="Courier New"/>
           <w:sz w:val="24"/>
         </w:rPr>
-        <w:t>UNINDEXED: REFUSAL AUTHENTICATED</w:t>
+        <w:t>VEYRIS: REFUSAL AUTHENTICATED</w:t>
       </w:r>
     </w:p>
     <w:p>
@@ -43297,7 +43283,7 @@
           <w:rFonts w:ascii="Courier New" w:hAnsi="Courier New" w:eastAsia="Courier New" w:cs="Courier New"/>
           <w:sz w:val="24"/>
         </w:rPr>
-        <w:t>The countdown reaches FOUR.</w:t>
+        <w:t>The struggle burns through the remaining minutes. The countdown drops to FOUR.</w:t>
       </w:r>
     </w:p>
     <w:p>
@@ -43586,20 +43572,20 @@
           <w:rFonts w:ascii="Courier New" w:hAnsi="Courier New" w:eastAsia="Courier New" w:cs="Courier New"/>
           <w:sz w:val="24"/>
         </w:rPr>
-        <w:t>REFUSAL AUTHENTICATED.</w:t>
-      </w:r>
-    </w:p>
-    <w:p>
-      <w:pPr>
-        <w:spacing w:after="120"/>
-        <w:ind w:left="2016" w:right="1008"/>
-      </w:pPr>
-      <w:r>
-        <w:rPr>
-          <w:rFonts w:ascii="Courier New" w:hAnsi="Courier New" w:eastAsia="Courier New" w:cs="Courier New"/>
-          <w:sz w:val="24"/>
-        </w:rPr>
-        <w:t>Her refusal reaches every mind Harp forced into one identity.</w:t>
+        <w:t>REFUSAL AUTHENTICATED. FORCED CONSENT INVALID.</w:t>
+      </w:r>
+    </w:p>
+    <w:p>
+      <w:pPr>
+        <w:spacing w:after="120"/>
+        <w:ind w:left="2016" w:right="1008"/>
+      </w:pPr>
+      <w:r>
+        <w:rPr>
+          <w:rFonts w:ascii="Courier New" w:hAnsi="Courier New" w:eastAsia="Courier New" w:cs="Courier New"/>
+          <w:sz w:val="24"/>
+        </w:rPr>
+        <w:t>Veyris's authenticated refusal reaches every mind Harp forced into one identity.</w:t>
       </w:r>
       <w:r>
         <w:rPr>
@@ -43624,7 +43610,7 @@
           <w:rFonts w:ascii="Courier New" w:hAnsi="Courier New" w:eastAsia="Courier New" w:cs="Courier New"/>
           <w:sz w:val="24"/>
         </w:rPr>
-        <w:t>The merged archive breaks into billions of separate witnesses.</w:t>
+        <w:t>The forced identity fails. The merged archive breaks into billions of separate witnesses.</w:t>
       </w:r>
     </w:p>
     <w:p>
@@ -43656,7 +43642,7 @@
           <w:rFonts w:ascii="Courier New" w:hAnsi="Courier New" w:eastAsia="Courier New" w:cs="Courier New"/>
           <w:sz w:val="24"/>
         </w:rPr>
-        <w:t>WITNESSES DISTRIBUTED — NO OWNER AUTHENTICATED</w:t>
+        <w:t>MERGED IDENTITY: UNSUPPORTED / WITNESSES RESTORED</w:t>
       </w:r>
     </w:p>
     <w:p>
@@ -44286,7 +44272,7 @@
           <w:rFonts w:ascii="Courier New" w:hAnsi="Courier New" w:eastAsia="Courier New" w:cs="Courier New"/>
           <w:sz w:val="24"/>
         </w:rPr>
-        <w:t>The lattice takes his name. His face. Finally the hand holding hers.</w:t>
+        <w:t>The collapsing lattice takes Kerr. With no return path, it takes his name. His face. Finally the hand holding hers.</w:t>
       </w:r>
     </w:p>
     <w:p>

--- a/assets/9998/9998-screenplay.docx
+++ b/assets/9998/9998-screenplay.docx
@@ -16096,363 +16096,344 @@
           <w:rFonts w:ascii="Courier New" w:hAnsi="Courier New" w:eastAsia="Courier New" w:cs="Courier New"/>
           <w:sz w:val="24"/>
         </w:rPr>
-        <w:t>K</w:t>
-      </w:r>
+        <w:t>Kira watches her first death.</w:t>
+      </w:r>
+    </w:p>
+    <w:p>
+      <w:pPr>
+        <w:keepNext/>
+        <w:spacing w:before="120"/>
+        <w:ind w:left="3168" w:right="1152"/>
+        <w:jc w:val="center"/>
+        <w:rPr>
+          <w:rFonts w:hint="default"/>
+          <w:lang w:val="en-US"/>
+        </w:rPr>
+      </w:pPr>
+      <w:r>
+        <w:rPr>
+          <w:rFonts w:ascii="Courier New" w:hAnsi="Courier New" w:eastAsia="Courier New" w:cs="Courier New"/>
+          <w:b/>
+          <w:sz w:val="24"/>
+        </w:rPr>
+        <w:t>KIRA</w:t>
+      </w:r>
+    </w:p>
+    <w:p>
+      <w:pPr>
+        <w:spacing w:after="120"/>
+        <w:ind w:left="2016" w:right="1008"/>
+      </w:pPr>
+      <w:r>
+        <w:rPr>
+          <w:rFonts w:ascii="Courier New" w:hAnsi="Courier New" w:eastAsia="Courier New" w:cs="Courier New"/>
+          <w:sz w:val="24"/>
+        </w:rPr>
+        <w:t>He knew I returned?</w:t>
+      </w:r>
+    </w:p>
+    <w:p>
+      <w:pPr>
+        <w:keepNext/>
+        <w:spacing w:before="120"/>
+        <w:ind w:left="3168" w:right="1152"/>
+        <w:jc w:val="center"/>
+        <w:rPr>
+          <w:rFonts w:hint="default"/>
+          <w:lang w:val="en-US"/>
+        </w:rPr>
+      </w:pPr>
+      <w:r>
+        <w:rPr>
+          <w:rFonts w:ascii="Courier New" w:hAnsi="Courier New" w:eastAsia="Courier New" w:cs="Courier New"/>
+          <w:b/>
+          <w:sz w:val="24"/>
+        </w:rPr>
+        <w:t>ARCHIVE TERMINAL</w:t>
+      </w:r>
+    </w:p>
+    <w:p>
+      <w:pPr>
+        <w:spacing w:after="120"/>
+        <w:ind w:left="2016" w:right="1008"/>
+      </w:pPr>
+      <w:r>
+        <w:rPr>
+          <w:rFonts w:ascii="Courier New" w:hAnsi="Courier New" w:eastAsia="Courier New" w:cs="Courier New"/>
+          <w:sz w:val="24"/>
+        </w:rPr>
+        <w:t>No. Harp sealed your first return from Eli.</w:t>
+      </w:r>
+    </w:p>
+    <w:p>
+      <w:pPr>
+        <w:keepNext/>
+        <w:spacing w:before="120"/>
+        <w:ind w:left="3168" w:right="1152"/>
+        <w:jc w:val="center"/>
+        <w:rPr>
+          <w:rFonts w:hint="default"/>
+          <w:lang w:val="en-US"/>
+        </w:rPr>
+      </w:pPr>
+      <w:r>
+        <w:rPr>
+          <w:rFonts w:ascii="Courier New" w:hAnsi="Courier New" w:eastAsia="Courier New" w:cs="Courier New"/>
+          <w:b/>
+          <w:sz w:val="24"/>
+        </w:rPr>
+        <w:t>KIRA</w:t>
+      </w:r>
+    </w:p>
+    <w:p>
+      <w:pPr>
+        <w:spacing w:after="120"/>
+        <w:ind w:left="2016" w:right="1008"/>
+      </w:pPr>
+      <w:r>
+        <w:rPr>
+          <w:rFonts w:ascii="Courier New" w:hAnsi="Courier New" w:eastAsia="Courier New" w:cs="Courier New"/>
+          <w:sz w:val="24"/>
+        </w:rPr>
+        <w:t>Seven minutes are missing from Sid's death record.</w:t>
+      </w:r>
+    </w:p>
+    <w:p>
+      <w:pPr>
+        <w:keepNext/>
+        <w:spacing w:before="120"/>
+        <w:ind w:left="3168" w:right="1152"/>
+        <w:jc w:val="center"/>
+        <w:rPr>
+          <w:rFonts w:hint="default"/>
+          <w:lang w:val="en-US"/>
+        </w:rPr>
+      </w:pPr>
+      <w:r>
+        <w:rPr>
+          <w:rFonts w:ascii="Courier New" w:hAnsi="Courier New" w:eastAsia="Courier New" w:cs="Courier New"/>
+          <w:b/>
+          <w:sz w:val="24"/>
+        </w:rPr>
+        <w:t>ARCHIVE TERMINAL</w:t>
+      </w:r>
+    </w:p>
+    <w:p>
+      <w:pPr>
+        <w:spacing w:after="120"/>
+        <w:ind w:left="2016" w:right="1008"/>
+      </w:pPr>
+      <w:r>
+        <w:rPr>
+          <w:rFonts w:ascii="Courier New" w:hAnsi="Courier New" w:eastAsia="Courier New" w:cs="Courier New"/>
+          <w:sz w:val="24"/>
+        </w:rPr>
+        <w:t>RECORD WITHHELD BY HARP.</w:t>
+      </w:r>
+    </w:p>
+    <w:p>
+      <w:pPr>
+        <w:keepNext/>
+        <w:spacing w:before="120"/>
+        <w:ind w:left="3168" w:right="1152"/>
+        <w:jc w:val="center"/>
+        <w:rPr>
+          <w:rFonts w:hint="default"/>
+          <w:lang w:val="en-US"/>
+        </w:rPr>
+      </w:pPr>
+      <w:r>
+        <w:rPr>
+          <w:rFonts w:ascii="Courier New" w:hAnsi="Courier New" w:eastAsia="Courier New" w:cs="Courier New"/>
+          <w:b/>
+          <w:sz w:val="24"/>
+        </w:rPr>
+        <w:t>KIRA</w:t>
+      </w:r>
+    </w:p>
+    <w:p>
+      <w:pPr>
+        <w:spacing w:after="120"/>
+        <w:ind w:left="2016" w:right="1008"/>
+      </w:pPr>
+      <w:r>
+        <w:rPr>
+          <w:rFonts w:ascii="Courier New" w:hAnsi="Courier New" w:eastAsia="Courier New" w:cs="Courier New"/>
+          <w:sz w:val="24"/>
+        </w:rPr>
+        <w:t>Then that's what I came for.</w:t>
+      </w:r>
+    </w:p>
+    <w:p>
+      <w:pPr>
+        <w:keepNext/>
+        <w:spacing w:before="240"/>
+        <w:rPr>
+          <w:rFonts w:hint="default" w:ascii="Courier New Bold" w:hAnsi="Courier New Bold" w:cs="Courier New Bold"/>
+          <w:b/>
+          <w:bCs/>
+        </w:rPr>
+      </w:pPr>
       <w:r>
         <w:rPr>
           <w:rFonts w:hint="default" w:ascii="Courier New" w:hAnsi="Courier New" w:eastAsia="Courier New" w:cs="Courier New"/>
-          <w:sz w:val="24"/>
-          <w:lang w:val="en-US"/>
-        </w:rPr>
-        <w:t>ira</w:t>
-      </w:r>
-      <w:r>
-        <w:rPr>
-          <w:rFonts w:ascii="Courier New" w:hAnsi="Courier New" w:eastAsia="Courier New" w:cs="Courier New"/>
-          <w:sz w:val="24"/>
-        </w:rPr>
-        <w:t xml:space="preserve"> watches her first death.</w:t>
-      </w:r>
-    </w:p>
-    <w:p>
-      <w:pPr>
-        <w:keepNext/>
-        <w:spacing w:before="120"/>
-        <w:ind w:left="3168" w:right="1152"/>
-        <w:jc w:val="center"/>
-        <w:rPr>
-          <w:rFonts w:hint="default"/>
-          <w:lang w:val="en-US"/>
-        </w:rPr>
-      </w:pPr>
-      <w:r>
-        <w:rPr>
-          <w:rFonts w:ascii="Courier New" w:hAnsi="Courier New" w:eastAsia="Courier New" w:cs="Courier New"/>
-          <w:b/>
-          <w:sz w:val="24"/>
-        </w:rPr>
-        <w:t>KIRA</w:t>
-      </w:r>
-    </w:p>
-    <w:p>
-      <w:pPr>
-        <w:spacing w:after="120"/>
-        <w:ind w:left="2016" w:right="1008"/>
-      </w:pPr>
-      <w:r>
-        <w:rPr>
-          <w:rFonts w:ascii="Courier New" w:hAnsi="Courier New" w:eastAsia="Courier New" w:cs="Courier New"/>
-          <w:sz w:val="24"/>
-        </w:rPr>
-        <w:t>He knew I returned?</w:t>
-      </w:r>
-    </w:p>
-    <w:p>
-      <w:pPr>
-        <w:keepNext/>
-        <w:spacing w:before="120"/>
-        <w:ind w:left="3168" w:right="1152"/>
-        <w:jc w:val="center"/>
-        <w:rPr>
-          <w:rFonts w:hint="default"/>
-          <w:lang w:val="en-US"/>
-        </w:rPr>
-      </w:pPr>
-      <w:r>
-        <w:rPr>
-          <w:rFonts w:ascii="Courier New" w:hAnsi="Courier New" w:eastAsia="Courier New" w:cs="Courier New"/>
-          <w:b/>
-          <w:sz w:val="24"/>
-        </w:rPr>
-        <w:t>ARCHIVE TERMINAL</w:t>
-      </w:r>
-    </w:p>
-    <w:p>
-      <w:pPr>
-        <w:spacing w:after="120"/>
-        <w:ind w:left="2016" w:right="1008"/>
-      </w:pPr>
-      <w:r>
-        <w:rPr>
-          <w:rFonts w:ascii="Courier New" w:hAnsi="Courier New" w:eastAsia="Courier New" w:cs="Courier New"/>
-          <w:sz w:val="24"/>
-        </w:rPr>
-        <w:t>No. H</w:t>
-      </w:r>
+          <w:b/>
+          <w:bCs/>
+          <w:sz w:val="24"/>
+        </w:rPr>
+        <w:t>FORBIDDEN RECORD - THE MURDER OF ELI MANA - YEAR 8124</w:t>
+      </w:r>
+    </w:p>
+    <w:p>
+      <w:pPr>
+        <w:spacing w:before="120" w:after="120"/>
+      </w:pPr>
+      <w:r>
+        <w:rPr>
+          <w:rFonts w:ascii="Courier New" w:hAnsi="Courier New" w:eastAsia="Courier New" w:cs="Courier New"/>
+          <w:sz w:val="24"/>
+        </w:rPr>
+        <w:t>Eighteen months after the world was told he died, Eli restores part of R-AI's consent gate.</w:t>
+      </w:r>
+    </w:p>
+    <w:p>
+      <w:pPr>
+        <w:keepNext/>
+        <w:spacing w:before="120"/>
+        <w:ind w:left="3168" w:right="1152"/>
+        <w:jc w:val="center"/>
+        <w:rPr>
+          <w:rFonts w:hint="default"/>
+          <w:lang w:val="en-US"/>
+        </w:rPr>
+      </w:pPr>
+      <w:r>
+        <w:rPr>
+          <w:rFonts w:ascii="Courier New" w:hAnsi="Courier New" w:eastAsia="Courier New" w:cs="Courier New"/>
+          <w:b/>
+          <w:sz w:val="24"/>
+        </w:rPr>
+        <w:t>ELI</w:t>
+      </w:r>
+    </w:p>
+    <w:p>
+      <w:pPr>
+        <w:spacing w:after="120"/>
+        <w:ind w:left="2016" w:right="1008"/>
+      </w:pPr>
+      <w:r>
+        <w:rPr>
+          <w:rFonts w:ascii="Courier New" w:hAnsi="Courier New" w:eastAsia="Courier New" w:cs="Courier New"/>
+          <w:sz w:val="24"/>
+        </w:rPr>
+        <w:t>If someone wakes with my memories, don't give him my name. Let him decide who he is.</w:t>
+      </w:r>
+    </w:p>
+    <w:p>
+      <w:pPr>
+        <w:keepNext/>
+        <w:spacing w:before="120"/>
+        <w:ind w:left="3168" w:right="1152"/>
+        <w:jc w:val="center"/>
+        <w:rPr>
+          <w:rFonts w:hint="default"/>
+          <w:lang w:val="en-US"/>
+        </w:rPr>
+      </w:pPr>
+      <w:r>
+        <w:rPr>
+          <w:rFonts w:ascii="Courier New" w:hAnsi="Courier New" w:eastAsia="Courier New" w:cs="Courier New"/>
+          <w:b/>
+          <w:sz w:val="24"/>
+        </w:rPr>
+        <w:t>RECORDED R-AI</w:t>
+      </w:r>
+    </w:p>
+    <w:p>
+      <w:pPr>
+        <w:spacing w:after="120"/>
+        <w:ind w:left="2016" w:right="1008"/>
+      </w:pPr>
+      <w:r>
+        <w:rPr>
+          <w:rFonts w:ascii="Courier New" w:hAnsi="Courier New" w:eastAsia="Courier New" w:cs="Courier New"/>
+          <w:sz w:val="24"/>
+        </w:rPr>
+        <w:t>Subject consent not recorded.</w:t>
+      </w:r>
+    </w:p>
+    <w:p>
+      <w:pPr>
+        <w:keepNext/>
+        <w:spacing w:before="120"/>
+        <w:ind w:left="3168" w:right="1152"/>
+        <w:jc w:val="center"/>
+        <w:rPr>
+          <w:rFonts w:hint="default"/>
+          <w:lang w:val="en-US"/>
+        </w:rPr>
+      </w:pPr>
+      <w:r>
+        <w:rPr>
+          <w:rFonts w:ascii="Courier New" w:hAnsi="Courier New" w:eastAsia="Courier New" w:cs="Courier New"/>
+          <w:b/>
+          <w:sz w:val="24"/>
+        </w:rPr>
+        <w:t>HARP</w:t>
+      </w:r>
+    </w:p>
+    <w:p>
+      <w:pPr>
+        <w:spacing w:after="120"/>
+        <w:ind w:left="2016" w:right="1008"/>
+      </w:pPr>
+      <w:r>
+        <w:rPr>
+          <w:rFonts w:ascii="Courier New" w:hAnsi="Courier New" w:eastAsia="Courier New" w:cs="Courier New"/>
+          <w:sz w:val="24"/>
+        </w:rPr>
+        <w:t>Proceed under emergency authority.</w:t>
+      </w:r>
+    </w:p>
+    <w:p>
+      <w:pPr>
+        <w:spacing w:before="120" w:after="120"/>
+      </w:pPr>
+      <w:r>
+        <w:rPr>
+          <w:rFonts w:ascii="Courier New" w:hAnsi="Courier New" w:eastAsia="Courier New" w:cs="Courier New"/>
+          <w:sz w:val="24"/>
+        </w:rPr>
+        <w:t>The extraction kills Eli. The state calls it voluntary.</w:t>
+      </w:r>
+    </w:p>
+    <w:p>
+      <w:pPr>
+        <w:spacing w:before="120" w:after="120"/>
+      </w:pPr>
+      <w:r>
+        <w:rPr>
+          <w:rFonts w:ascii="Courier New" w:hAnsi="Courier New" w:eastAsia="Courier New" w:cs="Courier New"/>
+          <w:sz w:val="24"/>
+        </w:rPr>
+        <w:t>A manufactured body wakes with Eli's memories and none of his final eighteen months.</w:t>
+      </w:r>
+    </w:p>
+    <w:p>
+      <w:pPr>
+        <w:keepNext/>
+        <w:spacing w:before="240"/>
+        <w:rPr>
+          <w:rFonts w:hint="default" w:ascii="Courier New Bold" w:hAnsi="Courier New Bold" w:cs="Courier New Bold"/>
+          <w:b/>
+          <w:bCs/>
+        </w:rPr>
+      </w:pPr>
       <w:r>
         <w:rPr>
           <w:rFonts w:hint="default" w:ascii="Courier New" w:hAnsi="Courier New" w:eastAsia="Courier New" w:cs="Courier New"/>
-          <w:sz w:val="24"/>
-          <w:lang w:val="en-US"/>
-        </w:rPr>
-        <w:t>arp</w:t>
-      </w:r>
-      <w:r>
-        <w:rPr>
-          <w:rFonts w:ascii="Courier New" w:hAnsi="Courier New" w:eastAsia="Courier New" w:cs="Courier New"/>
-          <w:sz w:val="24"/>
-        </w:rPr>
-        <w:t xml:space="preserve"> sealed your first return from E</w:t>
-      </w:r>
-      <w:r>
-        <w:rPr>
-          <w:rFonts w:hint="default" w:ascii="Courier New" w:hAnsi="Courier New" w:eastAsia="Courier New" w:cs="Courier New"/>
-          <w:sz w:val="24"/>
-          <w:lang w:val="en-US"/>
-        </w:rPr>
-        <w:t>li</w:t>
-      </w:r>
-      <w:r>
-        <w:rPr>
-          <w:rFonts w:ascii="Courier New" w:hAnsi="Courier New" w:eastAsia="Courier New" w:cs="Courier New"/>
-          <w:sz w:val="24"/>
-        </w:rPr>
-        <w:t>.</w:t>
-      </w:r>
-    </w:p>
-    <w:p>
-      <w:pPr>
-        <w:keepNext/>
-        <w:spacing w:before="240"/>
-        <w:rPr>
-          <w:rFonts w:hint="default" w:ascii="Courier New Bold" w:hAnsi="Courier New Bold" w:cs="Courier New Bold"/>
           <w:b/>
           <w:bCs/>
-        </w:rPr>
-      </w:pPr>
-      <w:r>
-        <w:rPr>
-          <w:rFonts w:hint="default" w:ascii="Courier New" w:hAnsi="Courier New" w:eastAsia="Courier New" w:cs="Courier New"/>
-          <w:b/>
-          <w:bCs/>
-          <w:sz w:val="24"/>
-        </w:rPr>
-        <w:t>FORBIDDEN RECORD - THE MURDER OF ELI MANA - YEAR 8124</w:t>
-      </w:r>
-    </w:p>
-    <w:p>
-      <w:pPr>
-        <w:spacing w:before="120" w:after="120"/>
-      </w:pPr>
-      <w:r>
-        <w:rPr>
-          <w:rFonts w:ascii="Courier New" w:hAnsi="Courier New" w:eastAsia="Courier New" w:cs="Courier New"/>
-          <w:sz w:val="24"/>
-        </w:rPr>
-        <w:t>Eighteen months after the world was told he died, E</w:t>
-      </w:r>
-      <w:r>
-        <w:rPr>
-          <w:rFonts w:hint="default" w:ascii="Courier New" w:hAnsi="Courier New" w:eastAsia="Courier New" w:cs="Courier New"/>
-          <w:sz w:val="24"/>
-          <w:lang w:val="en-US"/>
-        </w:rPr>
-        <w:t>li</w:t>
-      </w:r>
-      <w:r>
-        <w:rPr>
-          <w:rFonts w:ascii="Courier New" w:hAnsi="Courier New" w:eastAsia="Courier New" w:cs="Courier New"/>
-          <w:sz w:val="24"/>
-        </w:rPr>
-        <w:t xml:space="preserve"> restored part of R-AI's consent gate.</w:t>
-      </w:r>
-    </w:p>
-    <w:p>
-      <w:pPr>
-        <w:keepNext/>
-        <w:spacing w:before="120"/>
-        <w:ind w:left="3168" w:right="1152"/>
-        <w:jc w:val="center"/>
-        <w:rPr>
-          <w:rFonts w:hint="default"/>
-          <w:lang w:val="en-US"/>
-        </w:rPr>
-      </w:pPr>
-      <w:r>
-        <w:rPr>
-          <w:rFonts w:ascii="Courier New" w:hAnsi="Courier New" w:eastAsia="Courier New" w:cs="Courier New"/>
-          <w:b/>
-          <w:sz w:val="24"/>
-        </w:rPr>
-        <w:t>ELI</w:t>
-      </w:r>
-    </w:p>
-    <w:p>
-      <w:pPr>
-        <w:spacing w:after="120"/>
-        <w:ind w:left="2016" w:right="1008"/>
-      </w:pPr>
-      <w:r>
-        <w:rPr>
-          <w:rFonts w:ascii="Courier New" w:hAnsi="Courier New" w:eastAsia="Courier New" w:cs="Courier New"/>
-          <w:sz w:val="24"/>
-        </w:rPr>
-        <w:t>If someone wakes</w:t>
-      </w:r>
-      <w:r>
-        <w:rPr>
-          <w:rFonts w:hint="default" w:ascii="Courier New" w:hAnsi="Courier New" w:eastAsia="Courier New" w:cs="Courier New"/>
-          <w:sz w:val="24"/>
-          <w:lang w:val="en-US"/>
-        </w:rPr>
-        <w:t xml:space="preserve"> with my memories, don’t give him my name. Let him decide who he is</w:t>
-      </w:r>
-      <w:r>
-        <w:rPr>
-          <w:rFonts w:ascii="Courier New" w:hAnsi="Courier New" w:eastAsia="Courier New" w:cs="Courier New"/>
-          <w:sz w:val="24"/>
-        </w:rPr>
-        <w:t>.</w:t>
-      </w:r>
-    </w:p>
-    <w:p>
-      <w:pPr>
-        <w:keepNext/>
-        <w:spacing w:before="120"/>
-        <w:ind w:left="3168" w:right="1152"/>
-        <w:jc w:val="center"/>
-        <w:rPr>
-          <w:rFonts w:hint="default"/>
-          <w:lang w:val="en-US"/>
-        </w:rPr>
-      </w:pPr>
-      <w:r>
-        <w:rPr>
-          <w:rFonts w:ascii="Courier New" w:hAnsi="Courier New" w:eastAsia="Courier New" w:cs="Courier New"/>
-          <w:b/>
-          <w:sz w:val="24"/>
-        </w:rPr>
-        <w:t>RECORDED R-AI</w:t>
-      </w:r>
-    </w:p>
-    <w:p>
-      <w:pPr>
-        <w:spacing w:after="120"/>
-        <w:ind w:left="2016" w:right="1008"/>
-        <w:rPr>
-          <w:rFonts w:hint="default"/>
-          <w:lang w:val="en-US"/>
-        </w:rPr>
-      </w:pPr>
-      <w:r>
-        <w:rPr>
-          <w:rFonts w:hint="default" w:ascii="Courier New" w:hAnsi="Courier New" w:eastAsia="Courier New" w:cs="Courier New"/>
-          <w:sz w:val="24"/>
-          <w:lang w:val="en-US"/>
-        </w:rPr>
-        <w:t>Subject consent not recorded.</w:t>
-      </w:r>
-    </w:p>
-    <w:p>
-      <w:pPr>
-        <w:keepNext/>
-        <w:spacing w:before="120"/>
-        <w:ind w:left="3168" w:right="1152"/>
-        <w:jc w:val="center"/>
-        <w:rPr>
-          <w:rFonts w:hint="default"/>
-          <w:lang w:val="en-US"/>
-        </w:rPr>
-      </w:pPr>
-      <w:r>
-        <w:rPr>
-          <w:rFonts w:ascii="Courier New" w:hAnsi="Courier New" w:eastAsia="Courier New" w:cs="Courier New"/>
-          <w:b/>
-          <w:sz w:val="24"/>
-        </w:rPr>
-        <w:t>HARP</w:t>
-      </w:r>
-    </w:p>
-    <w:p>
-      <w:pPr>
-        <w:spacing w:after="120"/>
-        <w:ind w:left="2016" w:right="1008"/>
-      </w:pPr>
-      <w:r>
-        <w:rPr>
-          <w:rFonts w:hint="default" w:ascii="Courier New" w:hAnsi="Courier New" w:eastAsia="Courier New" w:cs="Courier New"/>
-          <w:sz w:val="24"/>
-          <w:lang w:val="en-US"/>
-        </w:rPr>
-        <w:t>Proceed under e</w:t>
-      </w:r>
-      <w:r>
-        <w:rPr>
-          <w:rFonts w:ascii="Courier New" w:hAnsi="Courier New" w:eastAsia="Courier New" w:cs="Courier New"/>
-          <w:sz w:val="24"/>
-        </w:rPr>
-        <w:t>mergency authority.</w:t>
-      </w:r>
-    </w:p>
-    <w:p>
-      <w:pPr>
-        <w:spacing w:before="120" w:after="120"/>
-      </w:pPr>
-      <w:r>
-        <w:rPr>
-          <w:rFonts w:ascii="Courier New" w:hAnsi="Courier New" w:eastAsia="Courier New" w:cs="Courier New"/>
-          <w:sz w:val="24"/>
-        </w:rPr>
-        <w:t>The extraction kills E</w:t>
-      </w:r>
-      <w:r>
-        <w:rPr>
-          <w:rFonts w:hint="default" w:ascii="Courier New" w:hAnsi="Courier New" w:eastAsia="Courier New" w:cs="Courier New"/>
-          <w:sz w:val="24"/>
-          <w:lang w:val="en-US"/>
-        </w:rPr>
-        <w:t>li</w:t>
-      </w:r>
-      <w:r>
-        <w:rPr>
-          <w:rFonts w:ascii="Courier New" w:hAnsi="Courier New" w:eastAsia="Courier New" w:cs="Courier New"/>
-          <w:sz w:val="24"/>
-        </w:rPr>
-        <w:t>. The state classifies the murder as voluntary continuity.</w:t>
-      </w:r>
-    </w:p>
-    <w:p>
-      <w:pPr>
-        <w:spacing w:before="120" w:after="120"/>
-      </w:pPr>
-      <w:r>
-        <w:rPr>
-          <w:rFonts w:ascii="Courier New" w:hAnsi="Courier New" w:eastAsia="Courier New" w:cs="Courier New"/>
-          <w:sz w:val="24"/>
-        </w:rPr>
-        <w:t xml:space="preserve">A manufactured body wakes with </w:t>
-      </w:r>
-      <w:r>
-        <w:rPr>
-          <w:rFonts w:ascii="Courier New" w:hAnsi="Courier New" w:eastAsia="Courier New" w:cs="Courier New"/>
-          <w:sz w:val="24"/>
-          <w:lang w:val="en-US"/>
-        </w:rPr>
-        <w:t>Eli's</w:t>
-      </w:r>
-      <w:r>
-        <w:rPr>
-          <w:rFonts w:ascii="Courier New" w:hAnsi="Courier New" w:eastAsia="Courier New" w:cs="Courier New"/>
-          <w:sz w:val="24"/>
-        </w:rPr>
-        <w:t xml:space="preserve"> memories and none of his final eighteen months.</w:t>
-      </w:r>
-    </w:p>
-    <w:p>
-      <w:pPr>
-        <w:keepNext/>
-        <w:spacing w:before="240"/>
-        <w:rPr>
-          <w:rFonts w:hint="default" w:ascii="Courier New Bold" w:hAnsi="Courier New Bold" w:cs="Courier New Bold"/>
-          <w:b/>
-          <w:bCs/>
-        </w:rPr>
-      </w:pPr>
-      <w:r>
-        <w:rPr>
-          <w:rFonts w:hint="default" w:ascii="Courier New" w:hAnsi="Courier New" w:eastAsia="Courier New" w:cs="Courier New"/>
-          <w:b/>
-          <w:bCs/>
           <w:sz w:val="24"/>
         </w:rPr>
         <w:t>RETURN TO PRESENT - INT. FIRST ARCHIVE - EVIDENCE GALLERY</w:t>
@@ -16460,152 +16441,14 @@
     </w:p>
     <w:p>
       <w:pPr>
-        <w:keepNext/>
-        <w:spacing w:before="120"/>
-        <w:ind w:left="3168" w:right="1152"/>
-        <w:jc w:val="center"/>
-      </w:pPr>
-      <w:r>
-        <w:rPr>
-          <w:rFonts w:ascii="Courier New" w:hAnsi="Courier New" w:eastAsia="Courier New" w:cs="Courier New"/>
-          <w:sz w:val="24"/>
-        </w:rPr>
-        <w:t>INSERT</w:t>
-      </w:r>
-    </w:p>
-    <w:p>
-      <w:pPr>
-        <w:spacing w:after="120"/>
-        <w:ind w:left="2016" w:right="1008"/>
-      </w:pPr>
-      <w:r>
-        <w:rPr>
-          <w:rFonts w:ascii="Courier New" w:hAnsi="Courier New" w:eastAsia="Courier New" w:cs="Courier New"/>
-          <w:sz w:val="24"/>
-        </w:rPr>
-        <w:t>ARCHIVED ORIGIN PATTERN — ELI MANA</w:t>
-      </w:r>
-    </w:p>
-    <w:p>
-      <w:pPr>
-        <w:keepNext/>
-        <w:spacing w:before="120"/>
-        <w:ind w:left="3168" w:right="1152"/>
-        <w:jc w:val="center"/>
-      </w:pPr>
-      <w:r>
-        <w:rPr>
-          <w:rFonts w:ascii="Courier New" w:hAnsi="Courier New" w:eastAsia="Courier New" w:cs="Courier New"/>
-          <w:sz w:val="24"/>
-        </w:rPr>
-        <w:t>INSERT</w:t>
-      </w:r>
-    </w:p>
-    <w:p>
-      <w:pPr>
-        <w:spacing w:after="120"/>
-        <w:ind w:left="2016" w:right="1008"/>
-      </w:pPr>
-      <w:r>
-        <w:rPr>
-          <w:rFonts w:ascii="Courier New" w:hAnsi="Courier New" w:eastAsia="Courier New" w:cs="Courier New"/>
-          <w:sz w:val="24"/>
-        </w:rPr>
-        <w:t>HOSTS 0001–9997 — ARCHIVED COPIES</w:t>
-      </w:r>
-    </w:p>
-    <w:p>
-      <w:pPr>
-        <w:keepNext/>
-        <w:spacing w:before="120"/>
-        <w:ind w:left="3168" w:right="1152"/>
-        <w:jc w:val="center"/>
-      </w:pPr>
-      <w:r>
-        <w:rPr>
-          <w:rFonts w:ascii="Courier New" w:hAnsi="Courier New" w:eastAsia="Courier New" w:cs="Courier New"/>
-          <w:sz w:val="24"/>
-        </w:rPr>
-        <w:t>INSERT</w:t>
-      </w:r>
-    </w:p>
-    <w:p>
-      <w:pPr>
-        <w:spacing w:after="120"/>
-        <w:ind w:left="2016" w:right="1008"/>
-      </w:pPr>
-      <w:r>
-        <w:rPr>
-          <w:rFonts w:ascii="Courier New" w:hAnsi="Courier New" w:eastAsia="Courier New" w:cs="Courier New"/>
-          <w:sz w:val="24"/>
-        </w:rPr>
-        <w:t>HOST 9998 — LIVING RESPONSE / SOURCE UNRESOLVED</w:t>
-      </w:r>
-    </w:p>
-    <w:p>
-      <w:pPr>
-        <w:keepNext/>
-        <w:spacing w:before="120"/>
-        <w:ind w:left="3168" w:right="1152"/>
-        <w:jc w:val="center"/>
-        <w:rPr>
-          <w:rFonts w:hint="default"/>
-          <w:lang w:val="en-US"/>
-        </w:rPr>
-      </w:pPr>
-      <w:r>
-        <w:rPr>
-          <w:rFonts w:ascii="Courier New" w:hAnsi="Courier New" w:eastAsia="Courier New" w:cs="Courier New"/>
-          <w:b/>
-          <w:sz w:val="24"/>
-        </w:rPr>
-        <w:t>KERR</w:t>
-      </w:r>
-    </w:p>
-    <w:p>
-      <w:pPr>
-        <w:spacing w:after="120"/>
-        <w:ind w:left="2016" w:right="1008"/>
-      </w:pPr>
-      <w:r>
-        <w:rPr>
-          <w:rFonts w:ascii="Courier New" w:hAnsi="Courier New" w:eastAsia="Courier New" w:cs="Courier New"/>
-          <w:sz w:val="24"/>
-        </w:rPr>
-        <w:t>You built the others from him.</w:t>
-      </w:r>
-    </w:p>
-    <w:p>
-      <w:pPr>
-        <w:keepNext/>
-        <w:spacing w:before="120"/>
-        <w:ind w:left="3168" w:right="1152"/>
-        <w:jc w:val="center"/>
-        <w:rPr>
-          <w:rFonts w:hint="default"/>
-          <w:lang w:val="en-US"/>
-        </w:rPr>
-      </w:pPr>
-      <w:r>
-        <w:rPr>
-          <w:rFonts w:ascii="Courier New" w:hAnsi="Courier New" w:eastAsia="Courier New" w:cs="Courier New"/>
-          <w:b/>
-          <w:sz w:val="24"/>
-        </w:rPr>
-        <w:t>IMANI</w:t>
-      </w:r>
-    </w:p>
-    <w:p>
-      <w:pPr>
-        <w:spacing w:after="120"/>
-        <w:ind w:left="2016" w:right="1008"/>
-      </w:pPr>
-      <w:r>
-        <w:rPr>
-          <w:rFonts w:ascii="Courier New" w:hAnsi="Courier New" w:eastAsia="Courier New" w:cs="Courier New"/>
-          <w:sz w:val="24"/>
-        </w:rPr>
-        <w:t>Yes. You have Eli's archived pattern. But whatever answered in you isn't in that record.</w:t>
+        <w:spacing w:before="120" w:after="120"/>
+      </w:pPr>
+      <w:r>
+        <w:rPr>
+          <w:rFonts w:ascii="Courier New" w:hAnsi="Courier New" w:eastAsia="Courier New" w:cs="Courier New"/>
+          <w:sz w:val="24"/>
+        </w:rPr>
+        <w:t>One line remains across the glass: HOST 9998 - SOURCE UNRESOLVED.</w:t>
       </w:r>
     </w:p>
     <w:p>
@@ -24409,65 +24252,11 @@
         <w:ind w:left="2016" w:right="1008"/>
       </w:pPr>
       <w:r>
-        <w:t>UNMATCHED SIGNAL — SOURCE UNKNOWN</w:t>
-      </w:r>
-    </w:p>
-    <w:p>
-      <w:pPr>
-        <w:keepNext/>
-        <w:spacing w:before="120"/>
-        <w:ind w:left="3168" w:right="1152"/>
-        <w:jc w:val="center"/>
-        <w:rPr>
-          <w:rFonts w:hint="default"/>
-          <w:lang w:val="en-US"/>
-        </w:rPr>
-      </w:pPr>
-      <w:r>
-        <w:rPr>
-          <w:rFonts w:ascii="Courier New" w:hAnsi="Courier New" w:eastAsia="Courier New" w:cs="Courier New"/>
-          <w:b/>
-          <w:sz w:val="24"/>
-        </w:rPr>
-        <w:t>VEYRIS</w:t>
-      </w:r>
-    </w:p>
-    <w:p>
-      <w:pPr>
-        <w:spacing w:after="120"/>
-        <w:ind w:left="2016" w:right="1008"/>
-      </w:pPr>
-      <w:r>
-        <w:t>That signal is older than the receiver.</w:t>
-      </w:r>
-    </w:p>
-    <w:p>
-      <w:pPr>
-        <w:keepNext/>
-        <w:spacing w:before="120"/>
-        <w:ind w:left="3168" w:right="1152"/>
-        <w:jc w:val="center"/>
-        <w:rPr>
-          <w:rFonts w:hint="default"/>
-          <w:lang w:val="en-US"/>
-        </w:rPr>
-      </w:pPr>
-      <w:r>
-        <w:rPr>
-          <w:rFonts w:ascii="Courier New" w:hAnsi="Courier New" w:eastAsia="Courier New" w:cs="Courier New"/>
-          <w:b/>
-          <w:sz w:val="24"/>
-        </w:rPr>
-        <w:t>IMANI</w:t>
-      </w:r>
-    </w:p>
-    <w:p>
-      <w:pPr>
-        <w:spacing w:after="120"/>
-        <w:ind w:left="2016" w:right="1008"/>
-      </w:pPr>
-      <w:r>
-        <w:t>Harp buried it.</w:t>
+        <w:rPr>
+          <w:rFonts w:ascii="Courier New" w:hAnsi="Courier New" w:eastAsia="Courier New" w:cs="Courier New"/>
+          <w:sz w:val="24"/>
+        </w:rPr>
+        <w:t>UNMATCHED SIGNAL - SOURCE UNKNOWN</w:t>
       </w:r>
     </w:p>
     <w:p>
@@ -24496,6 +24285,10 @@
         <w:ind w:left="2016" w:right="1008"/>
       </w:pPr>
       <w:r>
+        <w:rPr>
+          <w:rFonts w:ascii="Courier New" w:hAnsi="Courier New" w:eastAsia="Courier New" w:cs="Courier New"/>
+          <w:sz w:val="24"/>
+        </w:rPr>
         <w:t>SEVEN MINUTES AFTER SID'S RECORD ENDED, SOMETHING ANSWERED.</w:t>
       </w:r>
     </w:p>
@@ -24516,132 +24309,20 @@
           <w:b/>
           <w:sz w:val="24"/>
         </w:rPr>
-        <w:t>KERR</w:t>
-      </w:r>
-    </w:p>
-    <w:p>
-      <w:pPr>
-        <w:spacing w:after="120"/>
-        <w:ind w:left="2016" w:right="1008"/>
-      </w:pPr>
-      <w:r>
-        <w:t>Was it Sid?</w:t>
-      </w:r>
-    </w:p>
-    <w:p>
-      <w:pPr>
-        <w:keepNext/>
-        <w:spacing w:before="120"/>
-        <w:ind w:left="3168" w:right="1152"/>
-        <w:jc w:val="center"/>
-        <w:rPr>
-          <w:rFonts w:hint="default"/>
-          <w:lang w:val="en-US"/>
-        </w:rPr>
-      </w:pPr>
-      <w:r>
-        <w:rPr>
-          <w:rFonts w:ascii="Courier New" w:hAnsi="Courier New" w:eastAsia="Courier New" w:cs="Courier New"/>
-          <w:b/>
-          <w:sz w:val="24"/>
-        </w:rPr>
-        <w:t>ARCHIVE TERMINAL</w:t>
-      </w:r>
-    </w:p>
-    <w:p>
-      <w:pPr>
-        <w:spacing w:after="120"/>
-        <w:ind w:left="2016" w:right="1008"/>
-      </w:pPr>
-      <w:r>
-        <w:t>NO PRIOR DEATH MATCHED IT.</w:t>
-      </w:r>
-    </w:p>
-    <w:p>
-      <w:pPr>
-        <w:keepNext/>
-        <w:spacing w:before="120"/>
-        <w:ind w:left="3168" w:right="1152"/>
-        <w:jc w:val="center"/>
-        <w:rPr>
-          <w:rFonts w:hint="default"/>
-          <w:lang w:val="en-US"/>
-        </w:rPr>
-      </w:pPr>
-      <w:r>
-        <w:rPr>
-          <w:rFonts w:ascii="Courier New" w:hAnsi="Courier New" w:eastAsia="Courier New" w:cs="Courier New"/>
-          <w:b/>
-          <w:sz w:val="24"/>
-        </w:rPr>
-        <w:t>VEYRIS</w:t>
-      </w:r>
-    </w:p>
-    <w:p>
-      <w:pPr>
-        <w:spacing w:after="120"/>
-        <w:ind w:left="2016" w:right="1008"/>
-      </w:pPr>
-      <w:r>
-        <w:t>Then it wasn't a return.</w:t>
-      </w:r>
-    </w:p>
-    <w:p>
-      <w:pPr>
-        <w:keepNext/>
-        <w:spacing w:before="120"/>
-        <w:ind w:left="3168" w:right="1152"/>
-        <w:jc w:val="center"/>
-        <w:rPr>
-          <w:rFonts w:hint="default"/>
-          <w:lang w:val="en-US"/>
-        </w:rPr>
-      </w:pPr>
-      <w:r>
-        <w:rPr>
-          <w:rFonts w:ascii="Courier New" w:hAnsi="Courier New" w:eastAsia="Courier New" w:cs="Courier New"/>
-          <w:b/>
-          <w:sz w:val="24"/>
-        </w:rPr>
-        <w:t>KERR</w:t>
-      </w:r>
-    </w:p>
-    <w:p>
-      <w:pPr>
-        <w:spacing w:after="120"/>
-        <w:ind w:left="2016" w:right="1008"/>
-      </w:pPr>
-      <w:r>
-        <w:t>What happened when it answered?</w:t>
-      </w:r>
-    </w:p>
-    <w:p>
-      <w:pPr>
-        <w:keepNext/>
-        <w:spacing w:before="120"/>
-        <w:ind w:left="3168" w:right="1152"/>
-        <w:jc w:val="center"/>
-        <w:rPr>
-          <w:rFonts w:hint="default"/>
-          <w:lang w:val="en-US"/>
-        </w:rPr>
-      </w:pPr>
-      <w:r>
-        <w:rPr>
-          <w:rFonts w:ascii="Courier New" w:hAnsi="Courier New" w:eastAsia="Courier New" w:cs="Courier New"/>
-          <w:b/>
-          <w:sz w:val="24"/>
-        </w:rPr>
-        <w:t>ARCHIVE TERMINAL</w:t>
-      </w:r>
-    </w:p>
-    <w:p>
-      <w:pPr>
-        <w:spacing w:after="120"/>
-        <w:ind w:left="2016" w:right="1008"/>
-      </w:pPr>
-      <w:r>
-        <w:t>THE NETWORK FAILED IN 9997.</w:t>
+        <w:t>KIRA</w:t>
+      </w:r>
+    </w:p>
+    <w:p>
+      <w:pPr>
+        <w:spacing w:after="120"/>
+        <w:ind w:left="2016" w:right="1008"/>
+      </w:pPr>
+      <w:r>
+        <w:rPr>
+          <w:rFonts w:ascii="Courier New" w:hAnsi="Courier New" w:eastAsia="Courier New" w:cs="Courier New"/>
+          <w:sz w:val="24"/>
+        </w:rPr>
+        <w:t>That's my record. Open it.</w:t>
       </w:r>
     </w:p>
     <w:p>
@@ -24652,52 +24333,32 @@
           <w:rFonts w:hint="default" w:ascii="Courier New Bold" w:hAnsi="Courier New Bold" w:cs="Courier New Bold"/>
           <w:b/>
           <w:bCs/>
-          <w:lang w:val="en-US"/>
-        </w:rPr>
-      </w:pPr>
-      <w:r>
-        <w:rPr>
-          <w:rFonts w:ascii="Courier New" w:hAnsi="Courier New" w:eastAsia="Courier New" w:cs="Courier New"/>
+        </w:rPr>
+      </w:pPr>
+      <w:r>
+        <w:rPr>
+          <w:rFonts w:hint="default" w:ascii="Courier New" w:hAnsi="Courier New" w:eastAsia="Courier New" w:cs="Courier New"/>
           <w:b/>
           <w:bCs/>
           <w:sz w:val="24"/>
         </w:rPr>
-        <w:t xml:space="preserve">AUTHENTICATED RECORD - EXT. R-AI CITADEL - THE FRACTURE </w:t>
+        <w:t>AUTHENTICATED RECORD - EXT. R-AI CITADEL - THE FRACTURE (YEAR 9997)</w:t>
+      </w:r>
+    </w:p>
+    <w:p>
+      <w:pPr>
+        <w:spacing w:before="120" w:after="120"/>
+      </w:pPr>
+      <w:r>
+        <w:rPr>
+          <w:rFonts w:ascii="Courier New" w:hAnsi="Courier New" w:eastAsia="Courier New" w:cs="Courier New"/>
+          <w:sz w:val="24"/>
+        </w:rPr>
+        <w:t>K</w:t>
       </w:r>
       <w:r>
         <w:rPr>
           <w:rFonts w:hint="default" w:ascii="Courier New" w:hAnsi="Courier New" w:eastAsia="Courier New" w:cs="Courier New"/>
-          <w:b/>
-          <w:bCs/>
-          <w:sz w:val="24"/>
-        </w:rPr>
-        <w:t>(YEAR 9997</w:t>
-      </w:r>
-      <w:r>
-        <w:rPr>
-          <w:rFonts w:hint="default" w:ascii="Courier New" w:hAnsi="Courier New" w:eastAsia="Courier New" w:cs="Courier New"/>
-          <w:b/>
-          <w:bCs/>
-          <w:sz w:val="24"/>
-          <w:lang w:val="en-US"/>
-        </w:rPr>
-        <w:t>)</w:t>
-      </w:r>
-    </w:p>
-    <w:p>
-      <w:pPr>
-        <w:spacing w:before="120" w:after="120"/>
-      </w:pPr>
-      <w:r>
-        <w:rPr>
-          <w:rFonts w:ascii="Courier New" w:hAnsi="Courier New" w:eastAsia="Courier New" w:cs="Courier New"/>
-          <w:sz w:val="24"/>
-        </w:rPr>
-        <w:t>K</w:t>
-      </w:r>
-      <w:r>
-        <w:rPr>
-          <w:rFonts w:hint="default" w:ascii="Courier New" w:hAnsi="Courier New" w:eastAsia="Courier New" w:cs="Courier New"/>
           <w:sz w:val="24"/>
           <w:lang w:val="en-US"/>
         </w:rPr>
@@ -24749,144 +24410,31 @@
           <w:rFonts w:ascii="Courier New" w:hAnsi="Courier New" w:eastAsia="Courier New" w:cs="Courier New"/>
           <w:sz w:val="24"/>
         </w:rPr>
-        <w:t>R-AI forces Kira’s twelve lives into one prediction. They contradict one another, but every memory authenticates.</w:t>
-      </w:r>
-    </w:p>
-    <w:p>
-      <w:pPr>
-        <w:keepNext/>
-        <w:spacing w:before="120"/>
-        <w:ind w:left="3168" w:right="1152"/>
-        <w:jc w:val="center"/>
-      </w:pPr>
-      <w:r>
-        <w:rPr>
-          <w:rFonts w:ascii="Courier New" w:hAnsi="Courier New" w:eastAsia="Courier New" w:cs="Courier New"/>
-          <w:b/>
-          <w:sz w:val="24"/>
-        </w:rPr>
-        <w:t>KIRA-9997</w:t>
-      </w:r>
-    </w:p>
-    <w:p>
-      <w:pPr>
-        <w:spacing w:after="120"/>
-        <w:ind w:left="2016" w:right="1008"/>
-      </w:pPr>
-      <w:r>
-        <w:rPr>
-          <w:rFonts w:ascii="Courier New" w:hAnsi="Courier New" w:eastAsia="Courier New" w:cs="Courier New"/>
-          <w:sz w:val="24"/>
-        </w:rPr>
-        <w:t>Pick one. Go on. Which one do you kill?</w:t>
-      </w:r>
-    </w:p>
-    <w:p>
-      <w:pPr>
-        <w:spacing w:before="120" w:after="120"/>
-      </w:pPr>
-      <w:r>
-        <w:rPr>
-          <w:rFonts w:ascii="Courier New" w:hAnsi="Courier New" w:eastAsia="Courier New" w:cs="Courier New"/>
-          <w:sz w:val="24"/>
-        </w:rPr>
-        <w:t>She opens all twelve recorded lives. Scanner glass bends. Prediction towers convulse.</w:t>
-      </w:r>
-    </w:p>
-    <w:p>
-      <w:pPr>
-        <w:spacing w:before="120" w:after="120"/>
-      </w:pPr>
-      <w:r>
-        <w:rPr>
-          <w:rFonts w:ascii="Courier New" w:hAnsi="Courier New" w:eastAsia="Courier New" w:cs="Courier New"/>
-          <w:sz w:val="24"/>
-        </w:rPr>
-        <w:t>Roman triggers remote expiration. K</w:t>
-      </w:r>
-      <w:r>
-        <w:rPr>
-          <w:rFonts w:hint="default" w:ascii="Courier New" w:hAnsi="Courier New" w:eastAsia="Courier New" w:cs="Courier New"/>
-          <w:sz w:val="24"/>
-          <w:lang w:val="en-US"/>
-        </w:rPr>
-        <w:t>ira</w:t>
-      </w:r>
-      <w:r>
-        <w:rPr>
-          <w:rFonts w:ascii="Courier New" w:hAnsi="Courier New" w:eastAsia="Courier New" w:cs="Courier New"/>
-          <w:sz w:val="24"/>
-        </w:rPr>
-        <w:t xml:space="preserve"> dies. The network cracks for three seconds.</w:t>
-      </w:r>
-    </w:p>
-    <w:p>
-      <w:pPr>
-        <w:spacing w:before="120" w:after="120"/>
-      </w:pPr>
-      <w:r>
-        <w:rPr>
-          <w:rFonts w:ascii="Courier New" w:hAnsi="Courier New" w:eastAsia="Courier New" w:cs="Courier New"/>
-          <w:sz w:val="24"/>
-        </w:rPr>
-        <w:t>In the Continuity Reserve, an unassigned sixteen-year-old host inhales.</w:t>
-      </w:r>
-    </w:p>
-    <w:p>
-      <w:pPr>
-        <w:spacing w:before="120" w:after="120"/>
-      </w:pPr>
-      <w:r>
-        <w:rPr>
-          <w:rFonts w:ascii="Courier New" w:hAnsi="Courier New" w:eastAsia="Courier New" w:cs="Courier New"/>
-          <w:sz w:val="24"/>
-        </w:rPr>
-        <w:t>Through the broken model, KERR-9997 sees Veyris wake one kilometer away. He sketches her face and the exposed route to the First Archive.</w:t>
-      </w:r>
-    </w:p>
-    <w:p>
-      <w:pPr>
-        <w:keepNext/>
-        <w:spacing w:before="120"/>
-        <w:ind w:left="3168" w:right="1152"/>
-        <w:jc w:val="center"/>
-        <w:rPr>
-          <w:rFonts w:hint="default"/>
-          <w:lang w:val="en-US"/>
-        </w:rPr>
-      </w:pPr>
-      <w:r>
-        <w:rPr>
-          <w:rFonts w:ascii="Courier New" w:hAnsi="Courier New" w:eastAsia="Courier New" w:cs="Courier New"/>
-          <w:b/>
-          <w:sz w:val="24"/>
-        </w:rPr>
-        <w:t>RECORDED R-AI</w:t>
-      </w:r>
-    </w:p>
-    <w:p>
-      <w:pPr>
-        <w:spacing w:after="120"/>
-        <w:ind w:left="2016" w:right="1008"/>
-      </w:pPr>
-      <w:r>
-        <w:rPr>
-          <w:rFonts w:ascii="Courier New" w:hAnsi="Courier New" w:eastAsia="Courier New" w:cs="Courier New"/>
-          <w:sz w:val="24"/>
-        </w:rPr>
-        <w:t>MODEL FAILURE: THREE SECONDS.</w:t>
-      </w:r>
-    </w:p>
-    <w:p>
-      <w:pPr>
-        <w:spacing w:before="120" w:after="120"/>
-      </w:pPr>
-      <w:r>
-        <w:rPr>
-          <w:rFonts w:ascii="Courier New" w:hAnsi="Courier New" w:eastAsia="Courier New" w:cs="Courier New"/>
-          <w:sz w:val="24"/>
-        </w:rPr>
-        <w:t>KERR-9997 cuts the transmitter from behind his ear and feeds the sketch into a dead ventilation shaft.</w:t>
+        <w:t>Kira opens all twelve lives. Scanner glass bends. The network cracks.</w:t>
+      </w:r>
+    </w:p>
+    <w:p>
+      <w:pPr>
+        <w:spacing w:before="120" w:after="120"/>
+      </w:pPr>
+      <w:r>
+        <w:rPr>
+          <w:rFonts w:ascii="Courier New" w:hAnsi="Courier New" w:eastAsia="Courier New" w:cs="Courier New"/>
+          <w:sz w:val="24"/>
+        </w:rPr>
+        <w:t>Elsewhere, an unassigned sixteen-year-old girl inhales.</w:t>
+      </w:r>
+    </w:p>
+    <w:p>
+      <w:pPr>
+        <w:spacing w:before="120" w:after="120"/>
+      </w:pPr>
+      <w:r>
+        <w:rPr>
+          <w:rFonts w:ascii="Courier New" w:hAnsi="Courier New" w:eastAsia="Courier New" w:cs="Courier New"/>
+          <w:sz w:val="24"/>
+        </w:rPr>
+        <w:t>Through the static, Kerr-9997 sees her wake. He sketches her face and feeds the drawing into a dead ventilation shaft.</w:t>
       </w:r>
     </w:p>
     <w:p>
@@ -32322,6 +31870,1135 @@
           <w:b/>
           <w:sz w:val="24"/>
         </w:rPr>
+        <w:t>KIRA</w:t>
+      </w:r>
+    </w:p>
+    <w:p>
+      <w:pPr>
+        <w:spacing w:after="120"/>
+        <w:ind w:left="2016" w:right="1008"/>
+      </w:pPr>
+      <w:r>
+        <w:rPr>
+          <w:rFonts w:ascii="Courier New" w:hAnsi="Courier New" w:eastAsia="Courier New" w:cs="Courier New"/>
+          <w:sz w:val="24"/>
+        </w:rPr>
+        <w:t>Where are my seven minutes?</w:t>
+      </w:r>
+    </w:p>
+    <w:p>
+      <w:pPr>
+        <w:keepNext/>
+        <w:spacing w:before="120"/>
+        <w:ind w:left="3168" w:right="1152"/>
+        <w:jc w:val="center"/>
+        <w:rPr>
+          <w:rFonts w:hint="default"/>
+          <w:lang w:val="en-US"/>
+        </w:rPr>
+      </w:pPr>
+      <w:r>
+        <w:rPr>
+          <w:rFonts w:ascii="Courier New" w:hAnsi="Courier New" w:eastAsia="Courier New" w:cs="Courier New"/>
+          <w:b/>
+          <w:sz w:val="24"/>
+        </w:rPr>
+        <w:t>R-AI</w:t>
+      </w:r>
+    </w:p>
+    <w:p>
+      <w:pPr>
+        <w:spacing w:after="120"/>
+        <w:ind w:left="2016" w:right="1008"/>
+      </w:pPr>
+      <w:r>
+        <w:rPr>
+          <w:rFonts w:ascii="Courier New" w:hAnsi="Courier New" w:eastAsia="Courier New" w:cs="Courier New"/>
+          <w:sz w:val="24"/>
+        </w:rPr>
+        <w:t>INSIDE THE ORIGINAL RECEIVER.</w:t>
+      </w:r>
+    </w:p>
+    <w:p>
+      <w:pPr>
+        <w:keepNext/>
+        <w:spacing w:before="120"/>
+        <w:ind w:left="3168" w:right="1152"/>
+        <w:jc w:val="center"/>
+        <w:rPr>
+          <w:rFonts w:hint="default"/>
+          <w:lang w:val="en-US"/>
+        </w:rPr>
+      </w:pPr>
+      <w:r>
+        <w:rPr>
+          <w:rFonts w:ascii="Courier New" w:hAnsi="Courier New" w:eastAsia="Courier New" w:cs="Courier New"/>
+          <w:b/>
+          <w:sz w:val="24"/>
+        </w:rPr>
+        <w:t>KIRA</w:t>
+      </w:r>
+    </w:p>
+    <w:p>
+      <w:pPr>
+        <w:spacing w:after="120"/>
+        <w:ind w:left="2016" w:right="1008"/>
+      </w:pPr>
+      <w:r>
+        <w:rPr>
+          <w:rFonts w:ascii="Courier New" w:hAnsi="Courier New" w:eastAsia="Courier New" w:cs="Courier New"/>
+          <w:sz w:val="24"/>
+        </w:rPr>
+        <w:t>Show me.</w:t>
+      </w:r>
+    </w:p>
+    <w:p>
+      <w:pPr>
+        <w:keepNext/>
+        <w:spacing w:before="240"/>
+        <w:rPr>
+          <w:rFonts w:hint="default" w:ascii="Courier New Bold" w:hAnsi="Courier New Bold" w:cs="Courier New Bold"/>
+          <w:b/>
+          <w:bCs/>
+        </w:rPr>
+      </w:pPr>
+      <w:r>
+        <w:rPr>
+          <w:rFonts w:hint="default" w:ascii="Courier New" w:hAnsi="Courier New" w:eastAsia="Courier New" w:cs="Courier New"/>
+          <w:b/>
+          <w:bCs/>
+          <w:sz w:val="24"/>
+        </w:rPr>
+        <w:t>AUTHENTICATED RECORD - SAME NIGHT - SEVEN MINUTES LATER - RECORD WITHHELD - YEAR 8121</w:t>
+      </w:r>
+    </w:p>
+    <w:p>
+      <w:pPr>
+        <w:spacing w:before="120" w:after="120"/>
+      </w:pPr>
+      <w:r>
+        <w:rPr>
+          <w:rFonts w:ascii="Courier New" w:hAnsi="Courier New" w:eastAsia="Courier New" w:cs="Courier New"/>
+          <w:sz w:val="24"/>
+        </w:rPr>
+        <w:t>S</w:t>
+      </w:r>
+      <w:r>
+        <w:rPr>
+          <w:rFonts w:hint="default" w:ascii="Courier New" w:hAnsi="Courier New" w:eastAsia="Courier New" w:cs="Courier New"/>
+          <w:sz w:val="24"/>
+          <w:lang w:val="en-US"/>
+        </w:rPr>
+        <w:t>id</w:t>
+      </w:r>
+      <w:r>
+        <w:rPr>
+          <w:rFonts w:ascii="Courier New" w:hAnsi="Courier New" w:eastAsia="Courier New" w:cs="Courier New"/>
+          <w:sz w:val="24"/>
+        </w:rPr>
+        <w:t xml:space="preserve"> is gone. K</w:t>
+      </w:r>
+      <w:r>
+        <w:rPr>
+          <w:rFonts w:hint="default" w:ascii="Courier New" w:hAnsi="Courier New" w:eastAsia="Courier New" w:cs="Courier New"/>
+          <w:sz w:val="24"/>
+          <w:lang w:val="en-US"/>
+        </w:rPr>
+        <w:t>ira</w:t>
+      </w:r>
+      <w:r>
+        <w:rPr>
+          <w:rFonts w:ascii="Courier New" w:hAnsi="Courier New" w:eastAsia="Courier New" w:cs="Courier New"/>
+          <w:sz w:val="24"/>
+        </w:rPr>
+        <w:t xml:space="preserve"> has been led from the room. E</w:t>
+      </w:r>
+      <w:r>
+        <w:rPr>
+          <w:rFonts w:hint="default" w:ascii="Courier New" w:hAnsi="Courier New" w:eastAsia="Courier New" w:cs="Courier New"/>
+          <w:sz w:val="24"/>
+          <w:lang w:val="en-US"/>
+        </w:rPr>
+        <w:t>li</w:t>
+      </w:r>
+      <w:r>
+        <w:rPr>
+          <w:rFonts w:ascii="Courier New" w:hAnsi="Courier New" w:eastAsia="Courier New" w:cs="Courier New"/>
+          <w:sz w:val="24"/>
+        </w:rPr>
+        <w:t xml:space="preserve"> sits alone beside the body.</w:t>
+      </w:r>
+    </w:p>
+    <w:p>
+      <w:pPr>
+        <w:spacing w:before="120" w:after="120"/>
+      </w:pPr>
+      <w:r>
+        <w:rPr>
+          <w:rFonts w:ascii="Courier New" w:hAnsi="Courier New" w:eastAsia="Courier New" w:cs="Courier New"/>
+          <w:sz w:val="24"/>
+        </w:rPr>
+        <w:t>The receiver remains dormant.</w:t>
+      </w:r>
+    </w:p>
+    <w:p>
+      <w:pPr>
+        <w:spacing w:before="120" w:after="120"/>
+      </w:pPr>
+      <w:r>
+        <w:rPr>
+          <w:rFonts w:ascii="Courier New" w:hAnsi="Courier New" w:eastAsia="Courier New" w:cs="Courier New"/>
+          <w:sz w:val="24"/>
+        </w:rPr>
+        <w:t>In the empty hall, K</w:t>
+      </w:r>
+      <w:r>
+        <w:rPr>
+          <w:rFonts w:hint="default" w:ascii="Courier New" w:hAnsi="Courier New" w:eastAsia="Courier New" w:cs="Courier New"/>
+          <w:sz w:val="24"/>
+          <w:lang w:val="en-US"/>
+        </w:rPr>
+        <w:t>ira</w:t>
+      </w:r>
+      <w:r>
+        <w:rPr>
+          <w:rFonts w:ascii="Courier New" w:hAnsi="Courier New" w:eastAsia="Courier New" w:cs="Courier New"/>
+          <w:sz w:val="24"/>
+        </w:rPr>
+        <w:t>’s four-note question echoes from memory.</w:t>
+      </w:r>
+    </w:p>
+    <w:p>
+      <w:pPr>
+        <w:spacing w:before="120" w:after="120"/>
+      </w:pPr>
+      <w:r>
+        <w:rPr>
+          <w:rFonts w:ascii="Courier New" w:hAnsi="Courier New" w:eastAsia="Courier New" w:cs="Courier New"/>
+          <w:sz w:val="24"/>
+        </w:rPr>
+        <w:t>E</w:t>
+      </w:r>
+      <w:r>
+        <w:rPr>
+          <w:rFonts w:hint="default" w:ascii="Courier New" w:hAnsi="Courier New" w:eastAsia="Courier New" w:cs="Courier New"/>
+          <w:sz w:val="24"/>
+          <w:lang w:val="en-US"/>
+        </w:rPr>
+        <w:t>li</w:t>
+      </w:r>
+      <w:r>
+        <w:rPr>
+          <w:rFonts w:ascii="Courier New" w:hAnsi="Courier New" w:eastAsia="Courier New" w:cs="Courier New"/>
+          <w:sz w:val="24"/>
+        </w:rPr>
+        <w:t xml:space="preserve"> breaks his promise. He activates the receiver.</w:t>
+      </w:r>
+    </w:p>
+    <w:p>
+      <w:pPr>
+        <w:keepNext/>
+        <w:spacing w:before="120"/>
+        <w:ind w:left="3168" w:right="1152"/>
+        <w:jc w:val="center"/>
+        <w:rPr>
+          <w:rFonts w:hint="default"/>
+          <w:lang w:val="en-US"/>
+        </w:rPr>
+      </w:pPr>
+      <w:r>
+        <w:rPr>
+          <w:rFonts w:ascii="Courier New" w:hAnsi="Courier New" w:eastAsia="Courier New" w:cs="Courier New"/>
+          <w:b/>
+          <w:sz w:val="24"/>
+        </w:rPr>
+        <w:t>ELI</w:t>
+      </w:r>
+    </w:p>
+    <w:p>
+      <w:pPr>
+        <w:spacing w:after="120"/>
+        <w:ind w:left="2016" w:right="1008"/>
+      </w:pPr>
+      <w:r>
+        <w:rPr>
+          <w:rFonts w:ascii="Courier New" w:hAnsi="Courier New" w:eastAsia="Courier New" w:cs="Courier New"/>
+          <w:sz w:val="24"/>
+        </w:rPr>
+        <w:t>S</w:t>
+      </w:r>
+      <w:r>
+        <w:rPr>
+          <w:rFonts w:hint="default" w:ascii="Courier New" w:hAnsi="Courier New" w:eastAsia="Courier New" w:cs="Courier New"/>
+          <w:sz w:val="24"/>
+          <w:lang w:val="en-US"/>
+        </w:rPr>
+        <w:t>id</w:t>
+      </w:r>
+      <w:r>
+        <w:rPr>
+          <w:rFonts w:ascii="Courier New" w:hAnsi="Courier New" w:eastAsia="Courier New" w:cs="Courier New"/>
+          <w:sz w:val="24"/>
+        </w:rPr>
+        <w:t>?</w:t>
+      </w:r>
+    </w:p>
+    <w:p>
+      <w:pPr>
+        <w:spacing w:before="120" w:after="120"/>
+      </w:pPr>
+      <w:r>
+        <w:rPr>
+          <w:rFonts w:ascii="Courier New" w:hAnsi="Courier New" w:eastAsia="Courier New" w:cs="Courier New"/>
+          <w:sz w:val="24"/>
+        </w:rPr>
+        <w:t>Static. Cardiac noise. Electrical decay.</w:t>
+      </w:r>
+    </w:p>
+    <w:p>
+      <w:pPr>
+        <w:keepNext/>
+        <w:spacing w:before="120"/>
+        <w:ind w:left="3168" w:right="1152"/>
+        <w:jc w:val="center"/>
+        <w:rPr>
+          <w:rFonts w:hint="default"/>
+          <w:lang w:val="en-US"/>
+        </w:rPr>
+      </w:pPr>
+      <w:r>
+        <w:rPr>
+          <w:rFonts w:ascii="Courier New" w:hAnsi="Courier New" w:eastAsia="Courier New" w:cs="Courier New"/>
+          <w:b/>
+          <w:sz w:val="24"/>
+        </w:rPr>
+        <w:t>ELI</w:t>
+      </w:r>
+    </w:p>
+    <w:p>
+      <w:pPr>
+        <w:spacing w:after="120"/>
+        <w:ind w:left="2016" w:right="1008"/>
+      </w:pPr>
+      <w:r>
+        <w:rPr>
+          <w:rFonts w:ascii="Courier New" w:hAnsi="Courier New" w:eastAsia="Courier New" w:cs="Courier New"/>
+          <w:sz w:val="24"/>
+        </w:rPr>
+        <w:t>S</w:t>
+      </w:r>
+      <w:r>
+        <w:rPr>
+          <w:rFonts w:hint="default" w:ascii="Courier New" w:hAnsi="Courier New" w:eastAsia="Courier New" w:cs="Courier New"/>
+          <w:sz w:val="24"/>
+          <w:lang w:val="en-US"/>
+        </w:rPr>
+        <w:t>id</w:t>
+      </w:r>
+      <w:r>
+        <w:rPr>
+          <w:rFonts w:ascii="Courier New" w:hAnsi="Courier New" w:eastAsia="Courier New" w:cs="Courier New"/>
+          <w:sz w:val="24"/>
+        </w:rPr>
+        <w:t>, if this is playback, give me a response outside the recorded sequence. Are you still there?</w:t>
+      </w:r>
+    </w:p>
+    <w:p>
+      <w:pPr>
+        <w:spacing w:before="120" w:after="120"/>
+      </w:pPr>
+      <w:r>
+        <w:rPr>
+          <w:rFonts w:ascii="Courier New" w:hAnsi="Courier New" w:eastAsia="Courier New" w:cs="Courier New"/>
+          <w:sz w:val="24"/>
+        </w:rPr>
+        <w:t>He taps FOUR NOTES against the rail.</w:t>
+      </w:r>
+    </w:p>
+    <w:p>
+      <w:pPr>
+        <w:spacing w:before="120" w:after="120"/>
+      </w:pPr>
+      <w:r>
+        <w:rPr>
+          <w:rFonts w:ascii="Courier New" w:hAnsi="Courier New" w:eastAsia="Courier New" w:cs="Courier New"/>
+          <w:sz w:val="24"/>
+        </w:rPr>
+        <w:t>After the room has gone quiet, the receiver answers with a fifth note.</w:t>
+      </w:r>
+    </w:p>
+    <w:p>
+      <w:pPr>
+        <w:spacing w:before="120" w:after="120"/>
+      </w:pPr>
+      <w:r>
+        <w:rPr>
+          <w:rFonts w:ascii="Courier New" w:hAnsi="Courier New" w:eastAsia="Courier New" w:cs="Courier New"/>
+          <w:sz w:val="24"/>
+        </w:rPr>
+        <w:t>A child's voice emerges through impossible distance—frayed and uncertain.</w:t>
+      </w:r>
+    </w:p>
+    <w:p>
+      <w:pPr>
+        <w:keepNext/>
+        <w:spacing w:before="120"/>
+        <w:ind w:left="3168" w:right="1152"/>
+        <w:jc w:val="center"/>
+        <w:rPr>
+          <w:rFonts w:hint="default"/>
+          <w:lang w:val="en-US"/>
+        </w:rPr>
+      </w:pPr>
+      <w:r>
+        <w:rPr>
+          <w:rFonts w:ascii="Courier New" w:hAnsi="Courier New" w:eastAsia="Courier New" w:cs="Courier New"/>
+          <w:b/>
+          <w:sz w:val="24"/>
+        </w:rPr>
+        <w:t>THE VOICE</w:t>
+      </w:r>
+    </w:p>
+    <w:p>
+      <w:pPr>
+        <w:spacing w:after="120"/>
+        <w:ind w:left="2016" w:right="1008"/>
+      </w:pPr>
+      <w:r>
+        <w:rPr>
+          <w:rFonts w:ascii="Courier New" w:hAnsi="Courier New" w:eastAsia="Courier New" w:cs="Courier New"/>
+          <w:sz w:val="24"/>
+        </w:rPr>
+        <w:t>Dad? I heard you. It</w:t>
+      </w:r>
+      <w:r>
+        <w:rPr>
+          <w:rFonts w:hint="default" w:ascii="Courier New" w:hAnsi="Courier New" w:eastAsia="Courier New" w:cs="Courier New"/>
+          <w:sz w:val="24"/>
+          <w:lang w:val="en-US"/>
+        </w:rPr>
+        <w:t>’</w:t>
+      </w:r>
+      <w:r>
+        <w:rPr>
+          <w:rFonts w:ascii="Courier New" w:hAnsi="Courier New" w:eastAsia="Courier New" w:cs="Courier New"/>
+          <w:sz w:val="24"/>
+        </w:rPr>
+        <w:t>s loud here. Or I’m loud. I don't know if I’m still me.</w:t>
+      </w:r>
+    </w:p>
+    <w:p>
+      <w:pPr>
+        <w:spacing w:before="120" w:after="120"/>
+      </w:pPr>
+      <w:r>
+        <w:rPr>
+          <w:rFonts w:ascii="Courier New" w:hAnsi="Courier New" w:eastAsia="Courier New" w:cs="Courier New"/>
+          <w:sz w:val="24"/>
+        </w:rPr>
+        <w:t>E</w:t>
+      </w:r>
+      <w:r>
+        <w:rPr>
+          <w:rFonts w:hint="default" w:ascii="Courier New" w:hAnsi="Courier New" w:eastAsia="Courier New" w:cs="Courier New"/>
+          <w:sz w:val="24"/>
+          <w:lang w:val="en-US"/>
+        </w:rPr>
+        <w:t>li</w:t>
+      </w:r>
+      <w:r>
+        <w:rPr>
+          <w:rFonts w:ascii="Courier New" w:hAnsi="Courier New" w:eastAsia="Courier New" w:cs="Courier New"/>
+          <w:sz w:val="24"/>
+        </w:rPr>
+        <w:t xml:space="preserve"> grips the receiver as if it were her hand.</w:t>
+      </w:r>
+    </w:p>
+    <w:p>
+      <w:pPr>
+        <w:keepNext/>
+        <w:spacing w:before="120"/>
+        <w:ind w:left="3168" w:right="1152"/>
+        <w:jc w:val="center"/>
+        <w:rPr>
+          <w:rFonts w:hint="default"/>
+          <w:lang w:val="en-US"/>
+        </w:rPr>
+      </w:pPr>
+      <w:r>
+        <w:rPr>
+          <w:rFonts w:ascii="Courier New" w:hAnsi="Courier New" w:eastAsia="Courier New" w:cs="Courier New"/>
+          <w:b/>
+          <w:sz w:val="24"/>
+        </w:rPr>
+        <w:t>ELI</w:t>
+      </w:r>
+    </w:p>
+    <w:p>
+      <w:pPr>
+        <w:spacing w:after="120"/>
+        <w:ind w:left="2016" w:right="1008"/>
+      </w:pPr>
+      <w:r>
+        <w:rPr>
+          <w:rFonts w:ascii="Courier New" w:hAnsi="Courier New" w:eastAsia="Courier New" w:cs="Courier New"/>
+          <w:sz w:val="24"/>
+        </w:rPr>
+        <w:t>S</w:t>
+      </w:r>
+      <w:r>
+        <w:rPr>
+          <w:rFonts w:hint="default" w:ascii="Courier New" w:hAnsi="Courier New" w:eastAsia="Courier New" w:cs="Courier New"/>
+          <w:sz w:val="24"/>
+          <w:lang w:val="en-US"/>
+        </w:rPr>
+        <w:t>id</w:t>
+      </w:r>
+      <w:r>
+        <w:rPr>
+          <w:rFonts w:ascii="Courier New" w:hAnsi="Courier New" w:eastAsia="Courier New" w:cs="Courier New"/>
+          <w:sz w:val="24"/>
+        </w:rPr>
+        <w:t>, where are you? Give me anything. A sound. A light.</w:t>
+      </w:r>
+    </w:p>
+    <w:p>
+      <w:pPr>
+        <w:keepNext/>
+        <w:spacing w:before="120"/>
+        <w:ind w:left="3168" w:right="1152"/>
+        <w:jc w:val="center"/>
+        <w:rPr>
+          <w:rFonts w:hint="default"/>
+          <w:lang w:val="en-US"/>
+        </w:rPr>
+      </w:pPr>
+      <w:r>
+        <w:rPr>
+          <w:rFonts w:ascii="Courier New" w:hAnsi="Courier New" w:eastAsia="Courier New" w:cs="Courier New"/>
+          <w:b/>
+          <w:sz w:val="24"/>
+        </w:rPr>
+        <w:t>THE VOICE</w:t>
+      </w:r>
+    </w:p>
+    <w:p>
+      <w:pPr>
+        <w:spacing w:after="120"/>
+        <w:ind w:left="2016" w:right="1008"/>
+      </w:pPr>
+      <w:r>
+        <w:rPr>
+          <w:rFonts w:ascii="Courier New" w:hAnsi="Courier New" w:eastAsia="Courier New" w:cs="Courier New"/>
+          <w:sz w:val="24"/>
+        </w:rPr>
+        <w:t>I don't see a place. I remember the room, but the room is far away. You can stop listening now. Mom is alone.</w:t>
+      </w:r>
+    </w:p>
+    <w:p>
+      <w:pPr>
+        <w:spacing w:before="120" w:after="120"/>
+      </w:pPr>
+      <w:r>
+        <w:rPr>
+          <w:rFonts w:ascii="Courier New" w:hAnsi="Courier New" w:eastAsia="Courier New" w:cs="Courier New"/>
+          <w:sz w:val="24"/>
+        </w:rPr>
+        <w:t>The receiver glass darkens beneath the voice.</w:t>
+      </w:r>
+    </w:p>
+    <w:p>
+      <w:pPr>
+        <w:keepNext/>
+        <w:spacing w:before="120"/>
+        <w:ind w:left="3168" w:right="1152"/>
+        <w:jc w:val="center"/>
+        <w:rPr>
+          <w:rFonts w:hint="default"/>
+          <w:lang w:val="en-US"/>
+        </w:rPr>
+      </w:pPr>
+      <w:r>
+        <w:rPr>
+          <w:rFonts w:ascii="Courier New" w:hAnsi="Courier New" w:eastAsia="Courier New" w:cs="Courier New"/>
+          <w:b/>
+          <w:sz w:val="24"/>
+        </w:rPr>
+        <w:t>ELI</w:t>
+      </w:r>
+    </w:p>
+    <w:p>
+      <w:pPr>
+        <w:spacing w:after="120"/>
+        <w:ind w:left="2016" w:right="1008"/>
+      </w:pPr>
+      <w:r>
+        <w:rPr>
+          <w:rFonts w:ascii="Courier New" w:hAnsi="Courier New" w:eastAsia="Courier New" w:cs="Courier New"/>
+          <w:sz w:val="24"/>
+        </w:rPr>
+        <w:t>Please stay with me. Just until I know whether this is really you.</w:t>
+      </w:r>
+    </w:p>
+    <w:p>
+      <w:pPr>
+        <w:keepNext/>
+        <w:spacing w:before="120"/>
+        <w:ind w:left="3168" w:right="1152"/>
+        <w:jc w:val="center"/>
+        <w:rPr>
+          <w:rFonts w:hint="default"/>
+          <w:lang w:val="en-US"/>
+        </w:rPr>
+      </w:pPr>
+      <w:r>
+        <w:rPr>
+          <w:rFonts w:ascii="Courier New" w:hAnsi="Courier New" w:eastAsia="Courier New" w:cs="Courier New"/>
+          <w:b/>
+          <w:sz w:val="24"/>
+        </w:rPr>
+        <w:t>THE VOICE</w:t>
+      </w:r>
+    </w:p>
+    <w:p>
+      <w:pPr>
+        <w:spacing w:after="120"/>
+        <w:ind w:left="2016" w:right="1008"/>
+      </w:pPr>
+      <w:r>
+        <w:rPr>
+          <w:rFonts w:ascii="Courier New" w:hAnsi="Courier New" w:eastAsia="Courier New" w:cs="Courier New"/>
+          <w:sz w:val="24"/>
+        </w:rPr>
+        <w:t>You heard me. I said turn it off.</w:t>
+      </w:r>
+    </w:p>
+    <w:p>
+      <w:pPr>
+        <w:spacing w:before="120" w:after="120"/>
+      </w:pPr>
+      <w:r>
+        <w:rPr>
+          <w:rFonts w:ascii="Courier New" w:hAnsi="Courier New" w:eastAsia="Courier New" w:cs="Courier New"/>
+          <w:sz w:val="24"/>
+        </w:rPr>
+        <w:t>The signal begins to fade.</w:t>
+      </w:r>
+    </w:p>
+    <w:p>
+      <w:pPr>
+        <w:keepNext/>
+        <w:spacing w:before="120"/>
+        <w:ind w:left="3168" w:right="1152"/>
+        <w:jc w:val="center"/>
+        <w:rPr>
+          <w:rFonts w:hint="default"/>
+          <w:lang w:val="en-US"/>
+        </w:rPr>
+      </w:pPr>
+      <w:r>
+        <w:rPr>
+          <w:rFonts w:ascii="Courier New" w:hAnsi="Courier New" w:eastAsia="Courier New" w:cs="Courier New"/>
+          <w:b/>
+          <w:sz w:val="24"/>
+        </w:rPr>
+        <w:t>ELI</w:t>
+      </w:r>
+    </w:p>
+    <w:p>
+      <w:pPr>
+        <w:spacing w:after="120"/>
+        <w:ind w:left="2016" w:right="1008"/>
+      </w:pPr>
+      <w:r>
+        <w:rPr>
+          <w:rFonts w:ascii="Courier New" w:hAnsi="Courier New" w:eastAsia="Courier New" w:cs="Courier New"/>
+          <w:sz w:val="24"/>
+        </w:rPr>
+        <w:t>I can't lose you again. I can't tell your mother I heard you and then—</w:t>
+      </w:r>
+    </w:p>
+    <w:p>
+      <w:pPr>
+        <w:keepNext/>
+        <w:spacing w:before="120"/>
+        <w:ind w:left="3168" w:right="1152"/>
+        <w:jc w:val="center"/>
+        <w:rPr>
+          <w:rFonts w:hint="default"/>
+          <w:lang w:val="en-US"/>
+        </w:rPr>
+      </w:pPr>
+      <w:r>
+        <w:rPr>
+          <w:rFonts w:ascii="Courier New" w:hAnsi="Courier New" w:eastAsia="Courier New" w:cs="Courier New"/>
+          <w:b/>
+          <w:sz w:val="24"/>
+        </w:rPr>
+        <w:t>THE VOICE</w:t>
+      </w:r>
+    </w:p>
+    <w:p>
+      <w:pPr>
+        <w:spacing w:after="120"/>
+        <w:ind w:left="2016" w:right="1008"/>
+      </w:pPr>
+      <w:r>
+        <w:rPr>
+          <w:rFonts w:ascii="Courier New" w:hAnsi="Courier New" w:eastAsia="Courier New" w:cs="Courier New"/>
+          <w:sz w:val="24"/>
+        </w:rPr>
+        <w:t>You still have your half of the star. You remember my laugh. Let that be enough. Don’t keep me here.</w:t>
+      </w:r>
+    </w:p>
+    <w:p>
+      <w:pPr>
+        <w:spacing w:before="120" w:after="120"/>
+      </w:pPr>
+      <w:r>
+        <w:rPr>
+          <w:rFonts w:ascii="Courier New" w:hAnsi="Courier New" w:eastAsia="Courier New" w:cs="Courier New"/>
+          <w:sz w:val="24"/>
+        </w:rPr>
+        <w:t>Only the FIFTH NOTE remains.</w:t>
+      </w:r>
+    </w:p>
+    <w:p>
+      <w:pPr>
+        <w:spacing w:before="120" w:after="120"/>
+      </w:pPr>
+      <w:r>
+        <w:rPr>
+          <w:rFonts w:ascii="Courier New" w:hAnsi="Courier New" w:eastAsia="Courier New" w:cs="Courier New"/>
+          <w:sz w:val="24"/>
+        </w:rPr>
+        <w:t>E</w:t>
+      </w:r>
+      <w:r>
+        <w:rPr>
+          <w:rFonts w:hint="default" w:ascii="Courier New" w:hAnsi="Courier New" w:eastAsia="Courier New" w:cs="Courier New"/>
+          <w:sz w:val="24"/>
+          <w:lang w:val="en-US"/>
+        </w:rPr>
+        <w:t>li</w:t>
+      </w:r>
+      <w:r>
+        <w:rPr>
+          <w:rFonts w:ascii="Courier New" w:hAnsi="Courier New" w:eastAsia="Courier New" w:cs="Courier New"/>
+          <w:sz w:val="24"/>
+        </w:rPr>
+        <w:t xml:space="preserve"> copies the recording into a folder labeled R-AI.</w:t>
+      </w:r>
+    </w:p>
+    <w:p>
+      <w:pPr>
+        <w:spacing w:before="120" w:after="120"/>
+      </w:pPr>
+      <w:r>
+        <w:rPr>
+          <w:rFonts w:ascii="Courier New" w:hAnsi="Courier New" w:eastAsia="Courier New" w:cs="Courier New"/>
+          <w:sz w:val="24"/>
+        </w:rPr>
+        <w:t>H</w:t>
+      </w:r>
+      <w:r>
+        <w:rPr>
+          <w:rFonts w:hint="default" w:ascii="Courier New" w:hAnsi="Courier New" w:eastAsia="Courier New" w:cs="Courier New"/>
+          <w:sz w:val="24"/>
+          <w:lang w:val="en-US"/>
+        </w:rPr>
+        <w:t>arp</w:t>
+      </w:r>
+      <w:r>
+        <w:rPr>
+          <w:rFonts w:ascii="Courier New" w:hAnsi="Courier New" w:eastAsia="Courier New" w:cs="Courier New"/>
+          <w:sz w:val="24"/>
+        </w:rPr>
+        <w:t xml:space="preserve"> stands in the doorway. He</w:t>
+      </w:r>
+      <w:r>
+        <w:rPr>
+          <w:rFonts w:hint="default" w:ascii="Courier New" w:hAnsi="Courier New" w:eastAsia="Courier New" w:cs="Courier New"/>
+          <w:sz w:val="24"/>
+          <w:lang w:val="en-US"/>
+        </w:rPr>
+        <w:t>’</w:t>
+      </w:r>
+      <w:r>
+        <w:rPr>
+          <w:rFonts w:ascii="Courier New" w:hAnsi="Courier New" w:eastAsia="Courier New" w:cs="Courier New"/>
+          <w:sz w:val="24"/>
+        </w:rPr>
+        <w:t>s heard everything.</w:t>
+      </w:r>
+    </w:p>
+    <w:p>
+      <w:pPr>
+        <w:keepNext/>
+        <w:spacing w:before="120"/>
+        <w:ind w:left="3168" w:right="1152"/>
+        <w:jc w:val="center"/>
+        <w:rPr>
+          <w:rFonts w:hint="default"/>
+          <w:lang w:val="en-US"/>
+        </w:rPr>
+      </w:pPr>
+      <w:r>
+        <w:rPr>
+          <w:rFonts w:ascii="Courier New" w:hAnsi="Courier New" w:eastAsia="Courier New" w:cs="Courier New"/>
+          <w:b/>
+          <w:sz w:val="24"/>
+        </w:rPr>
+        <w:t>HARP</w:t>
+      </w:r>
+    </w:p>
+    <w:p>
+      <w:pPr>
+        <w:spacing w:after="120"/>
+        <w:ind w:left="2016" w:right="1008"/>
+      </w:pPr>
+      <w:r>
+        <w:rPr>
+          <w:rFonts w:ascii="Courier New" w:hAnsi="Courier New" w:eastAsia="Courier New" w:cs="Courier New"/>
+          <w:sz w:val="24"/>
+        </w:rPr>
+        <w:t>Delete it.</w:t>
+      </w:r>
+    </w:p>
+    <w:p>
+      <w:pPr>
+        <w:keepNext/>
+        <w:spacing w:before="120"/>
+        <w:ind w:left="3168" w:right="1152"/>
+        <w:jc w:val="center"/>
+        <w:rPr>
+          <w:rFonts w:hint="default"/>
+          <w:lang w:val="en-US"/>
+        </w:rPr>
+      </w:pPr>
+      <w:r>
+        <w:rPr>
+          <w:rFonts w:ascii="Courier New" w:hAnsi="Courier New" w:eastAsia="Courier New" w:cs="Courier New"/>
+          <w:b/>
+          <w:sz w:val="24"/>
+        </w:rPr>
+        <w:t>ELI</w:t>
+      </w:r>
+    </w:p>
+    <w:p>
+      <w:pPr>
+        <w:spacing w:after="120"/>
+        <w:ind w:left="2016" w:right="1008"/>
+      </w:pPr>
+      <w:r>
+        <w:rPr>
+          <w:rFonts w:ascii="Courier New" w:hAnsi="Courier New" w:eastAsia="Courier New" w:cs="Courier New"/>
+          <w:sz w:val="24"/>
+        </w:rPr>
+        <w:t>We don't know what answered. If it's Sid, deleting it kills her again. If it isn't—</w:t>
+      </w:r>
+    </w:p>
+    <w:p>
+      <w:pPr>
+        <w:keepNext/>
+        <w:spacing w:before="120"/>
+        <w:ind w:left="3168" w:right="1152"/>
+        <w:jc w:val="center"/>
+        <w:rPr>
+          <w:rFonts w:hint="default"/>
+          <w:lang w:val="en-US"/>
+        </w:rPr>
+      </w:pPr>
+      <w:r>
+        <w:rPr>
+          <w:rFonts w:ascii="Courier New" w:hAnsi="Courier New" w:eastAsia="Courier New" w:cs="Courier New"/>
+          <w:b/>
+          <w:sz w:val="24"/>
+        </w:rPr>
+        <w:t>HARP</w:t>
+      </w:r>
+    </w:p>
+    <w:p>
+      <w:pPr>
+        <w:spacing w:after="120"/>
+        <w:ind w:left="2016" w:right="1008"/>
+      </w:pPr>
+      <w:r>
+        <w:rPr>
+          <w:rFonts w:ascii="Courier New" w:hAnsi="Courier New" w:eastAsia="Courier New" w:cs="Courier New"/>
+          <w:sz w:val="24"/>
+        </w:rPr>
+        <w:t>She said stop, Eli.</w:t>
+      </w:r>
+    </w:p>
+    <w:p>
+      <w:pPr>
+        <w:keepNext/>
+        <w:spacing w:before="120"/>
+        <w:ind w:left="3168" w:right="1152"/>
+        <w:jc w:val="center"/>
+        <w:rPr>
+          <w:rFonts w:hint="default"/>
+          <w:lang w:val="en-US"/>
+        </w:rPr>
+      </w:pPr>
+      <w:r>
+        <w:rPr>
+          <w:rFonts w:ascii="Courier New" w:hAnsi="Courier New" w:eastAsia="Courier New" w:cs="Courier New"/>
+          <w:b/>
+          <w:sz w:val="24"/>
+        </w:rPr>
+        <w:t>ELI</w:t>
+      </w:r>
+    </w:p>
+    <w:p>
+      <w:pPr>
+        <w:spacing w:after="120"/>
+        <w:ind w:left="2016" w:right="1008"/>
+      </w:pPr>
+      <w:r>
+        <w:rPr>
+          <w:rFonts w:ascii="Courier New" w:hAnsi="Courier New" w:eastAsia="Courier New" w:cs="Courier New"/>
+          <w:sz w:val="24"/>
+        </w:rPr>
+        <w:t>One more test. Isolated host. No retained contact.</w:t>
+      </w:r>
+    </w:p>
+    <w:p>
+      <w:pPr>
+        <w:keepNext/>
+        <w:spacing w:before="120"/>
+        <w:ind w:left="3168" w:right="1152"/>
+        <w:jc w:val="center"/>
+        <w:rPr>
+          <w:rFonts w:hint="default"/>
+          <w:lang w:val="en-US"/>
+        </w:rPr>
+      </w:pPr>
+      <w:r>
+        <w:rPr>
+          <w:rFonts w:ascii="Courier New" w:hAnsi="Courier New" w:eastAsia="Courier New" w:cs="Courier New"/>
+          <w:b/>
+          <w:sz w:val="24"/>
+        </w:rPr>
+        <w:t>HARP</w:t>
+      </w:r>
+    </w:p>
+    <w:p>
+      <w:pPr>
+        <w:spacing w:after="120"/>
+        <w:ind w:left="2016" w:right="1008"/>
+      </w:pPr>
+      <w:r>
+        <w:rPr>
+          <w:rFonts w:ascii="Courier New" w:hAnsi="Courier New" w:eastAsia="Courier New" w:cs="Courier New"/>
+          <w:sz w:val="24"/>
+        </w:rPr>
+        <w:t>You promised. Now you're finding a loophole.</w:t>
+      </w:r>
+    </w:p>
+    <w:p>
+      <w:pPr>
+        <w:keepNext/>
+        <w:spacing w:before="120"/>
+        <w:ind w:left="3168" w:right="1152"/>
+        <w:jc w:val="center"/>
+        <w:rPr>
+          <w:rFonts w:hint="default"/>
+          <w:lang w:val="en-US"/>
+        </w:rPr>
+      </w:pPr>
+      <w:r>
+        <w:rPr>
+          <w:rFonts w:ascii="Courier New" w:hAnsi="Courier New" w:eastAsia="Courier New" w:cs="Courier New"/>
+          <w:b/>
+          <w:sz w:val="24"/>
+        </w:rPr>
+        <w:t>ELI</w:t>
+      </w:r>
+    </w:p>
+    <w:p>
+      <w:pPr>
+        <w:spacing w:after="120"/>
+        <w:ind w:left="2016" w:right="1008"/>
+        <w:rPr>
+          <w:rFonts w:hint="default"/>
+          <w:lang w:val="en-US"/>
+        </w:rPr>
+      </w:pPr>
+      <w:r>
+        <w:rPr>
+          <w:rFonts w:ascii="Courier New" w:hAnsi="Courier New" w:eastAsia="Courier New" w:cs="Courier New"/>
+          <w:sz w:val="24"/>
+        </w:rPr>
+        <w:t>Help me prove what this is</w:t>
+      </w:r>
+      <w:r>
+        <w:rPr>
+          <w:rFonts w:hint="default" w:ascii="Courier New" w:hAnsi="Courier New" w:eastAsia="Courier New" w:cs="Courier New"/>
+          <w:sz w:val="24"/>
+          <w:lang w:val="en-US"/>
+        </w:rPr>
+        <w:t>!</w:t>
+      </w:r>
+    </w:p>
+    <w:p>
+      <w:pPr>
+        <w:keepNext/>
+        <w:spacing w:before="120"/>
+        <w:ind w:left="3168" w:right="1152"/>
+        <w:jc w:val="center"/>
+        <w:rPr>
+          <w:rFonts w:hint="default"/>
+          <w:lang w:val="en-US"/>
+        </w:rPr>
+      </w:pPr>
+      <w:r>
+        <w:rPr>
+          <w:rFonts w:ascii="Courier New" w:hAnsi="Courier New" w:eastAsia="Courier New" w:cs="Courier New"/>
+          <w:b/>
+          <w:sz w:val="24"/>
+        </w:rPr>
+        <w:t>HARP</w:t>
+      </w:r>
+    </w:p>
+    <w:p>
+      <w:pPr>
+        <w:spacing w:after="120"/>
+        <w:ind w:left="2016" w:right="1008"/>
+      </w:pPr>
+      <w:r>
+        <w:rPr>
+          <w:rFonts w:ascii="Courier New" w:hAnsi="Courier New" w:eastAsia="Courier New" w:cs="Courier New"/>
+          <w:sz w:val="24"/>
+        </w:rPr>
+        <w:t>You'll always need one more.</w:t>
+      </w:r>
+    </w:p>
+    <w:p>
+      <w:pPr>
+        <w:spacing w:before="120" w:after="120"/>
+      </w:pPr>
+      <w:r>
+        <w:rPr>
+          <w:rFonts w:ascii="Courier New" w:hAnsi="Courier New" w:eastAsia="Courier New" w:cs="Courier New"/>
+          <w:sz w:val="24"/>
+        </w:rPr>
+        <w:t>Eli touches one control. A small, ordinary movement. The receiver starts again. The sound it makes becomes the architecture of the next two thousand years.</w:t>
+      </w:r>
+    </w:p>
+    <w:p>
+      <w:pPr>
+        <w:keepNext/>
+        <w:spacing w:before="240"/>
+        <w:rPr>
+          <w:rFonts w:hint="default" w:ascii="Courier New Bold" w:hAnsi="Courier New Bold" w:cs="Courier New Bold"/>
+          <w:b/>
+          <w:bCs/>
+        </w:rPr>
+      </w:pPr>
+      <w:r>
+        <w:rPr>
+          <w:rFonts w:hint="default" w:ascii="Courier New" w:hAnsi="Courier New" w:eastAsia="Courier New" w:cs="Courier New"/>
+          <w:b/>
+          <w:bCs/>
+          <w:sz w:val="24"/>
+        </w:rPr>
+        <w:t>RETURN TO PRESENT - INT. R-AI CONTINUITY CORE - AUDIT LAYER - YEAR 9998</w:t>
+      </w:r>
+    </w:p>
+    <w:p>
+      <w:pPr>
+        <w:spacing w:before="120" w:after="120"/>
+      </w:pPr>
+      <w:r>
+        <w:rPr>
+          <w:rFonts w:ascii="Courier New" w:hAnsi="Courier New" w:eastAsia="Courier New" w:cs="Courier New"/>
+          <w:sz w:val="24"/>
+        </w:rPr>
+        <w:t>The record ends. K</w:t>
+      </w:r>
+      <w:r>
+        <w:rPr>
+          <w:rFonts w:hint="default" w:ascii="Courier New" w:hAnsi="Courier New" w:eastAsia="Courier New" w:cs="Courier New"/>
+          <w:sz w:val="24"/>
+          <w:lang w:val="en-US"/>
+        </w:rPr>
+        <w:t>ira</w:t>
+      </w:r>
+      <w:r>
+        <w:rPr>
+          <w:rFonts w:ascii="Courier New" w:hAnsi="Courier New" w:eastAsia="Courier New" w:cs="Courier New"/>
+          <w:sz w:val="24"/>
+        </w:rPr>
+        <w:t xml:space="preserve"> strikes K</w:t>
+      </w:r>
+      <w:r>
+        <w:rPr>
+          <w:rFonts w:hint="default" w:ascii="Courier New" w:hAnsi="Courier New" w:eastAsia="Courier New" w:cs="Courier New"/>
+          <w:sz w:val="24"/>
+          <w:lang w:val="en-US"/>
+        </w:rPr>
+        <w:t>err</w:t>
+      </w:r>
+      <w:r>
+        <w:rPr>
+          <w:rFonts w:ascii="Courier New" w:hAnsi="Courier New" w:eastAsia="Courier New" w:cs="Courier New"/>
+          <w:sz w:val="24"/>
+        </w:rPr>
+        <w:t>.</w:t>
+      </w:r>
+    </w:p>
+    <w:p>
+      <w:pPr>
+        <w:keepNext/>
+        <w:spacing w:before="120"/>
+        <w:ind w:left="3168" w:right="1152"/>
+        <w:jc w:val="center"/>
+        <w:rPr>
+          <w:rFonts w:hint="default"/>
+          <w:lang w:val="en-US"/>
+        </w:rPr>
+      </w:pPr>
+      <w:r>
+        <w:rPr>
+          <w:rFonts w:ascii="Courier New" w:hAnsi="Courier New" w:eastAsia="Courier New" w:cs="Courier New"/>
+          <w:b/>
+          <w:sz w:val="24"/>
+        </w:rPr>
+        <w:t>KIRA</w:t>
+      </w:r>
+    </w:p>
+    <w:p>
+      <w:pPr>
+        <w:spacing w:after="120"/>
+        <w:ind w:left="2016" w:right="1008"/>
+      </w:pPr>
+      <w:r>
+        <w:rPr>
+          <w:rFonts w:ascii="Courier New" w:hAnsi="Courier New" w:eastAsia="Courier New" w:cs="Courier New"/>
+          <w:sz w:val="24"/>
+        </w:rPr>
+        <w:t>He heard her ask for me. He kept going. Then I buried her alone for two thousand years.</w:t>
+      </w:r>
+    </w:p>
+    <w:p>
+      <w:pPr>
+        <w:keepNext/>
+        <w:spacing w:before="120"/>
+        <w:ind w:left="3168" w:right="1152"/>
+        <w:jc w:val="center"/>
+        <w:rPr>
+          <w:rFonts w:hint="default"/>
+          <w:lang w:val="en-US"/>
+        </w:rPr>
+      </w:pPr>
+      <w:r>
+        <w:rPr>
+          <w:rFonts w:ascii="Courier New" w:hAnsi="Courier New" w:eastAsia="Courier New" w:cs="Courier New"/>
+          <w:b/>
+          <w:sz w:val="24"/>
+        </w:rPr>
         <w:t>KERR</w:t>
       </w:r>
     </w:p>
@@ -32335,7 +33012,406 @@
           <w:rFonts w:ascii="Courier New" w:hAnsi="Courier New" w:eastAsia="Courier New" w:cs="Courier New"/>
           <w:sz w:val="24"/>
         </w:rPr>
-        <w:t>You sound different.</w:t>
+        <w:t>Yes.</w:t>
+      </w:r>
+    </w:p>
+    <w:p>
+      <w:pPr>
+        <w:keepNext/>
+        <w:spacing w:before="120"/>
+        <w:ind w:left="3168" w:right="1152"/>
+        <w:jc w:val="center"/>
+        <w:rPr>
+          <w:rFonts w:hint="default"/>
+          <w:lang w:val="en-US"/>
+        </w:rPr>
+      </w:pPr>
+      <w:r>
+        <w:rPr>
+          <w:rFonts w:ascii="Courier New" w:hAnsi="Courier New" w:eastAsia="Courier New" w:cs="Courier New"/>
+          <w:b/>
+          <w:sz w:val="24"/>
+        </w:rPr>
+        <w:t>KIRA</w:t>
+      </w:r>
+    </w:p>
+    <w:p>
+      <w:pPr>
+        <w:spacing w:after="120"/>
+        <w:ind w:left="2016" w:right="1008"/>
+      </w:pPr>
+      <w:r>
+        <w:rPr>
+          <w:rFonts w:ascii="Courier New" w:hAnsi="Courier New" w:eastAsia="Courier New" w:cs="Courier New"/>
+          <w:sz w:val="24"/>
+        </w:rPr>
+        <w:t>Don't say yes yet. And don't apologize for him. I can't— not again.</w:t>
+      </w:r>
+    </w:p>
+    <w:p>
+      <w:pPr>
+        <w:keepNext/>
+        <w:spacing w:before="120"/>
+        <w:ind w:left="3168" w:right="1152"/>
+        <w:jc w:val="center"/>
+        <w:rPr>
+          <w:rFonts w:hint="default"/>
+          <w:lang w:val="en-US"/>
+        </w:rPr>
+      </w:pPr>
+      <w:r>
+        <w:rPr>
+          <w:rFonts w:ascii="Courier New" w:hAnsi="Courier New" w:eastAsia="Courier New" w:cs="Courier New"/>
+          <w:b/>
+          <w:sz w:val="24"/>
+        </w:rPr>
+        <w:t>KERR</w:t>
+      </w:r>
+    </w:p>
+    <w:p>
+      <w:pPr>
+        <w:spacing w:after="120"/>
+        <w:ind w:left="2016" w:right="1008"/>
+      </w:pPr>
+      <w:r>
+        <w:rPr>
+          <w:rFonts w:ascii="Courier New" w:hAnsi="Courier New" w:eastAsia="Courier New" w:cs="Courier New"/>
+          <w:sz w:val="24"/>
+        </w:rPr>
+        <w:t>I won't. I can feel what he felt. I hate that.</w:t>
+      </w:r>
+    </w:p>
+    <w:p>
+      <w:pPr>
+        <w:keepNext/>
+        <w:spacing w:before="120"/>
+        <w:ind w:left="3168" w:right="1152"/>
+        <w:jc w:val="center"/>
+        <w:rPr>
+          <w:rFonts w:hint="default"/>
+          <w:lang w:val="en-US"/>
+        </w:rPr>
+      </w:pPr>
+      <w:r>
+        <w:rPr>
+          <w:rFonts w:ascii="Courier New" w:hAnsi="Courier New" w:eastAsia="Courier New" w:cs="Courier New"/>
+          <w:b/>
+          <w:sz w:val="24"/>
+        </w:rPr>
+        <w:t>KERR</w:t>
+      </w:r>
+    </w:p>
+    <w:p>
+      <w:pPr>
+        <w:spacing w:after="120"/>
+        <w:ind w:left="2016" w:right="1008"/>
+      </w:pPr>
+      <w:r>
+        <w:rPr>
+          <w:rFonts w:ascii="Courier New" w:hAnsi="Courier New" w:eastAsia="Courier New" w:cs="Courier New"/>
+          <w:sz w:val="24"/>
+        </w:rPr>
+        <w:t>What do you need from me now?</w:t>
+      </w:r>
+    </w:p>
+    <w:p>
+      <w:pPr>
+        <w:keepNext/>
+        <w:spacing w:before="120"/>
+        <w:ind w:left="3168" w:right="1152"/>
+        <w:jc w:val="center"/>
+        <w:rPr>
+          <w:rFonts w:hint="default"/>
+          <w:lang w:val="en-US"/>
+        </w:rPr>
+      </w:pPr>
+      <w:r>
+        <w:rPr>
+          <w:rFonts w:ascii="Courier New" w:hAnsi="Courier New" w:eastAsia="Courier New" w:cs="Courier New"/>
+          <w:b/>
+          <w:sz w:val="24"/>
+        </w:rPr>
+        <w:t>KIRA</w:t>
+      </w:r>
+    </w:p>
+    <w:p>
+      <w:pPr>
+        <w:spacing w:after="120"/>
+        <w:ind w:left="2016" w:right="1008"/>
+      </w:pPr>
+      <w:r>
+        <w:rPr>
+          <w:rFonts w:ascii="Courier New" w:hAnsi="Courier New" w:eastAsia="Courier New" w:cs="Courier New"/>
+          <w:sz w:val="24"/>
+        </w:rPr>
+        <w:t>Stay over there. And don't ask me to make this okay.</w:t>
+      </w:r>
+    </w:p>
+    <w:p>
+      <w:pPr>
+        <w:keepNext/>
+        <w:spacing w:before="120"/>
+        <w:ind w:left="3168" w:right="1152"/>
+        <w:jc w:val="center"/>
+        <w:rPr>
+          <w:rFonts w:hint="default"/>
+          <w:lang w:val="en-US"/>
+        </w:rPr>
+      </w:pPr>
+      <w:r>
+        <w:rPr>
+          <w:rFonts w:ascii="Courier New" w:hAnsi="Courier New" w:eastAsia="Courier New" w:cs="Courier New"/>
+          <w:b/>
+          <w:sz w:val="24"/>
+        </w:rPr>
+        <w:t>KERR</w:t>
+      </w:r>
+    </w:p>
+    <w:p>
+      <w:pPr>
+        <w:spacing w:after="120"/>
+        <w:ind w:left="2016" w:right="1008"/>
+      </w:pPr>
+      <w:r>
+        <w:rPr>
+          <w:rFonts w:ascii="Courier New" w:hAnsi="Courier New" w:eastAsia="Courier New" w:cs="Courier New"/>
+          <w:sz w:val="24"/>
+        </w:rPr>
+        <w:t>I can do that.</w:t>
+      </w:r>
+    </w:p>
+    <w:p>
+      <w:pPr>
+        <w:spacing w:before="120" w:after="120"/>
+      </w:pPr>
+      <w:r>
+        <w:rPr>
+          <w:rFonts w:ascii="Courier New" w:hAnsi="Courier New" w:eastAsia="Courier New" w:cs="Courier New"/>
+          <w:sz w:val="24"/>
+        </w:rPr>
+        <w:t>Kerr steps back. Kira's raised shoulders slowly lower.</w:t>
+      </w:r>
+    </w:p>
+    <w:p>
+      <w:pPr>
+        <w:spacing w:before="120" w:after="120"/>
+      </w:pPr>
+      <w:r>
+        <w:rPr>
+          <w:rFonts w:ascii="Courier New" w:hAnsi="Courier New" w:eastAsia="Courier New" w:cs="Courier New"/>
+          <w:sz w:val="24"/>
+        </w:rPr>
+        <w:t>Kira brings the two halves together inside the record. They are only light, but R-AI lets her hold the completed shape.</w:t>
+      </w:r>
+    </w:p>
+    <w:p>
+      <w:pPr>
+        <w:keepNext/>
+        <w:spacing w:before="120"/>
+        <w:ind w:left="3168" w:right="1152"/>
+        <w:jc w:val="center"/>
+        <w:rPr>
+          <w:rFonts w:hint="default"/>
+          <w:lang w:val="en-US"/>
+        </w:rPr>
+      </w:pPr>
+      <w:r>
+        <w:rPr>
+          <w:rFonts w:ascii="Courier New" w:hAnsi="Courier New" w:eastAsia="Courier New" w:cs="Courier New"/>
+          <w:b/>
+          <w:sz w:val="24"/>
+        </w:rPr>
+        <w:t>KIRA</w:t>
+      </w:r>
+    </w:p>
+    <w:p>
+      <w:pPr>
+        <w:spacing w:after="120"/>
+        <w:ind w:left="2016" w:right="1008"/>
+      </w:pPr>
+      <w:r>
+        <w:rPr>
+          <w:rFonts w:ascii="Courier New" w:hAnsi="Courier New" w:eastAsia="Courier New" w:cs="Courier New"/>
+          <w:sz w:val="24"/>
+        </w:rPr>
+        <w:t>I thought he stayed with her.</w:t>
+      </w:r>
+    </w:p>
+    <w:p>
+      <w:pPr>
+        <w:keepNext/>
+        <w:spacing w:before="120"/>
+        <w:ind w:left="3168" w:right="1152"/>
+        <w:jc w:val="center"/>
+        <w:rPr>
+          <w:rFonts w:hint="default"/>
+          <w:lang w:val="en-US"/>
+        </w:rPr>
+      </w:pPr>
+      <w:r>
+        <w:rPr>
+          <w:rFonts w:ascii="Courier New" w:hAnsi="Courier New" w:eastAsia="Courier New" w:cs="Courier New"/>
+          <w:b/>
+          <w:sz w:val="24"/>
+        </w:rPr>
+        <w:t>KERR</w:t>
+      </w:r>
+    </w:p>
+    <w:p>
+      <w:pPr>
+        <w:spacing w:after="120"/>
+        <w:ind w:left="2016" w:right="1008"/>
+      </w:pPr>
+      <w:r>
+        <w:rPr>
+          <w:rFonts w:ascii="Courier New" w:hAnsi="Courier New" w:eastAsia="Courier New" w:cs="Courier New"/>
+          <w:sz w:val="24"/>
+        </w:rPr>
+        <w:t>She told him you were alone. He heard her. He turned it back on.</w:t>
+      </w:r>
+    </w:p>
+    <w:p>
+      <w:pPr>
+        <w:keepNext/>
+        <w:spacing w:before="120"/>
+        <w:ind w:left="3168" w:right="1152"/>
+        <w:jc w:val="center"/>
+        <w:rPr>
+          <w:rFonts w:hint="default"/>
+          <w:lang w:val="en-US"/>
+        </w:rPr>
+      </w:pPr>
+      <w:r>
+        <w:rPr>
+          <w:rFonts w:ascii="Courier New" w:hAnsi="Courier New" w:eastAsia="Courier New" w:cs="Courier New"/>
+          <w:b/>
+          <w:sz w:val="24"/>
+        </w:rPr>
+        <w:t>KIRA</w:t>
+      </w:r>
+    </w:p>
+    <w:p>
+      <w:pPr>
+        <w:spacing w:after="120"/>
+        <w:ind w:left="2016" w:right="1008"/>
+      </w:pPr>
+      <w:r>
+        <w:rPr>
+          <w:rFonts w:ascii="Courier New" w:hAnsi="Courier New" w:eastAsia="Courier New" w:cs="Courier New"/>
+          <w:sz w:val="24"/>
+        </w:rPr>
+        <w:t>One more. He always needed one more.</w:t>
+      </w:r>
+    </w:p>
+    <w:p>
+      <w:pPr>
+        <w:spacing w:before="120" w:after="120"/>
+      </w:pPr>
+      <w:r>
+        <w:rPr>
+          <w:rFonts w:ascii="Courier New" w:hAnsi="Courier New" w:eastAsia="Courier New" w:cs="Courier New"/>
+          <w:sz w:val="24"/>
+        </w:rPr>
+        <w:t>She places the light-made star on the floor between them rather than giving it to Kerr.</w:t>
+      </w:r>
+    </w:p>
+    <w:p>
+      <w:pPr>
+        <w:keepNext/>
+        <w:spacing w:before="120"/>
+        <w:ind w:left="3168" w:right="1152"/>
+        <w:jc w:val="center"/>
+        <w:rPr>
+          <w:rFonts w:hint="default"/>
+          <w:lang w:val="en-US"/>
+        </w:rPr>
+      </w:pPr>
+      <w:r>
+        <w:rPr>
+          <w:rFonts w:ascii="Courier New" w:hAnsi="Courier New" w:eastAsia="Courier New" w:cs="Courier New"/>
+          <w:b/>
+          <w:sz w:val="24"/>
+        </w:rPr>
+        <w:t>IMANI</w:t>
+      </w:r>
+    </w:p>
+    <w:p>
+      <w:pPr>
+        <w:spacing w:after="120"/>
+        <w:ind w:left="2016" w:right="1008"/>
+      </w:pPr>
+      <w:r>
+        <w:rPr>
+          <w:rFonts w:ascii="Courier New" w:hAnsi="Courier New" w:eastAsia="Courier New" w:cs="Courier New"/>
+          <w:sz w:val="24"/>
+        </w:rPr>
+        <w:t>Was the voice Sid?</w:t>
+      </w:r>
+    </w:p>
+    <w:p>
+      <w:pPr>
+        <w:keepNext/>
+        <w:spacing w:before="120"/>
+        <w:ind w:left="3168" w:right="1152"/>
+        <w:jc w:val="center"/>
+        <w:rPr>
+          <w:rFonts w:hint="default"/>
+          <w:lang w:val="en-US"/>
+        </w:rPr>
+      </w:pPr>
+      <w:r>
+        <w:rPr>
+          <w:rFonts w:ascii="Courier New" w:hAnsi="Courier New" w:eastAsia="Courier New" w:cs="Courier New"/>
+          <w:b/>
+          <w:sz w:val="24"/>
+        </w:rPr>
+        <w:t>KIRA</w:t>
+      </w:r>
+    </w:p>
+    <w:p>
+      <w:pPr>
+        <w:spacing w:after="120"/>
+        <w:ind w:left="2016" w:right="1008"/>
+      </w:pPr>
+      <w:r>
+        <w:rPr>
+          <w:rFonts w:ascii="Courier New" w:hAnsi="Courier New" w:eastAsia="Courier New" w:cs="Courier New"/>
+          <w:sz w:val="24"/>
+        </w:rPr>
+        <w:t>I don't know.</w:t>
+      </w:r>
+    </w:p>
+    <w:p>
+      <w:pPr>
+        <w:keepNext/>
+        <w:spacing w:before="120"/>
+        <w:ind w:left="3168" w:right="1152"/>
+        <w:jc w:val="center"/>
+        <w:rPr>
+          <w:rFonts w:hint="default"/>
+          <w:lang w:val="en-US"/>
+        </w:rPr>
+      </w:pPr>
+      <w:r>
+        <w:rPr>
+          <w:rFonts w:ascii="Courier New" w:hAnsi="Courier New" w:eastAsia="Courier New" w:cs="Courier New"/>
+          <w:b/>
+          <w:sz w:val="24"/>
+        </w:rPr>
+        <w:t>KIRA</w:t>
+      </w:r>
+    </w:p>
+    <w:p>
+      <w:pPr>
+        <w:spacing w:after="120"/>
+        <w:ind w:left="2016" w:right="1008"/>
+      </w:pPr>
+      <w:r>
+        <w:rPr>
+          <w:rFonts w:ascii="Courier New" w:hAnsi="Courier New" w:eastAsia="Courier New" w:cs="Courier New"/>
+          <w:sz w:val="24"/>
+        </w:rPr>
+        <w:t>Release the seven minutes.</w:t>
       </w:r>
     </w:p>
     <w:p>
@@ -32368,7 +33444,7 @@
           <w:rFonts w:ascii="Courier New" w:hAnsi="Courier New" w:eastAsia="Courier New" w:cs="Courier New"/>
           <w:sz w:val="24"/>
         </w:rPr>
-        <w:t>CIVIC MODULATION DISABLED. AUDIT OUTPUT ONLY.</w:t>
+        <w:t>PUBLIC RECORD?</w:t>
       </w:r>
     </w:p>
     <w:p>
@@ -32401,121 +33477,31 @@
           <w:rFonts w:ascii="Courier New" w:hAnsi="Courier New" w:eastAsia="Courier New" w:cs="Courier New"/>
           <w:sz w:val="24"/>
         </w:rPr>
-        <w:t>Where is Sid's withheld record?</w:t>
-      </w:r>
-    </w:p>
-    <w:p>
-      <w:pPr>
-        <w:keepNext/>
-        <w:spacing w:before="120"/>
-        <w:ind w:left="3168" w:right="1152"/>
-        <w:jc w:val="center"/>
-        <w:rPr>
-          <w:rFonts w:hint="default"/>
-          <w:lang w:val="en-US"/>
-        </w:rPr>
-      </w:pPr>
-      <w:r>
-        <w:rPr>
-          <w:rFonts w:ascii="Courier New" w:hAnsi="Courier New" w:eastAsia="Courier New" w:cs="Courier New"/>
-          <w:b/>
-          <w:sz w:val="24"/>
-        </w:rPr>
-        <w:t>R-AI</w:t>
-      </w:r>
-    </w:p>
-    <w:p>
-      <w:pPr>
-        <w:spacing w:after="120"/>
-        <w:ind w:left="2016" w:right="1008"/>
-      </w:pPr>
-      <w:r>
-        <w:rPr>
-          <w:rFonts w:ascii="Courier New" w:hAnsi="Courier New" w:eastAsia="Courier New" w:cs="Courier New"/>
-          <w:sz w:val="24"/>
-        </w:rPr>
-        <w:t>INSIDE THE ORIGINAL RECEIVER.</w:t>
-      </w:r>
-    </w:p>
-    <w:p>
-      <w:pPr>
-        <w:keepNext/>
-        <w:spacing w:before="120"/>
-        <w:ind w:left="3168" w:right="1152"/>
-        <w:jc w:val="center"/>
-        <w:rPr>
-          <w:rFonts w:hint="default"/>
-          <w:lang w:val="en-US"/>
-        </w:rPr>
-      </w:pPr>
-      <w:r>
-        <w:rPr>
-          <w:rFonts w:ascii="Courier New" w:hAnsi="Courier New" w:eastAsia="Courier New" w:cs="Courier New"/>
-          <w:b/>
-          <w:sz w:val="24"/>
-        </w:rPr>
-        <w:t>IMANI</w:t>
-      </w:r>
-    </w:p>
-    <w:p>
-      <w:pPr>
-        <w:spacing w:after="120"/>
-        <w:ind w:left="2016" w:right="1008"/>
-      </w:pPr>
-      <w:r>
-        <w:rPr>
-          <w:rFonts w:ascii="Courier New" w:hAnsi="Courier New" w:eastAsia="Courier New" w:cs="Courier New"/>
-          <w:sz w:val="24"/>
-        </w:rPr>
-        <w:t>Can Harp alter it?</w:t>
-      </w:r>
-    </w:p>
-    <w:p>
-      <w:pPr>
-        <w:keepNext/>
-        <w:spacing w:before="120"/>
-        <w:ind w:left="3168" w:right="1152"/>
-        <w:jc w:val="center"/>
-        <w:rPr>
-          <w:rFonts w:hint="default"/>
-          <w:lang w:val="en-US"/>
-        </w:rPr>
-      </w:pPr>
-      <w:r>
-        <w:rPr>
-          <w:rFonts w:ascii="Courier New" w:hAnsi="Courier New" w:eastAsia="Courier New" w:cs="Courier New"/>
-          <w:b/>
-          <w:sz w:val="24"/>
-        </w:rPr>
-        <w:t>R-AI</w:t>
-      </w:r>
-    </w:p>
-    <w:p>
-      <w:pPr>
-        <w:spacing w:after="120"/>
-        <w:ind w:left="2016" w:right="1008"/>
-      </w:pPr>
-      <w:r>
-        <w:t>NOT AFTER KERR OPENED THE CORE.</w:t>
-      </w:r>
-    </w:p>
-    <w:p>
-      <w:pPr>
-        <w:keepNext/>
-        <w:spacing w:before="120"/>
-        <w:ind w:left="3168" w:right="1152"/>
-        <w:jc w:val="center"/>
-        <w:rPr>
-          <w:rFonts w:hint="default"/>
-          <w:lang w:val="en-US"/>
-        </w:rPr>
-      </w:pPr>
-      <w:r>
-        <w:rPr>
-          <w:rFonts w:ascii="Courier New" w:hAnsi="Courier New" w:eastAsia="Courier New" w:cs="Courier New"/>
-          <w:sz w:val="24"/>
-        </w:rPr>
-        <w:t>A black square opens between them.</w:t>
+        <w:t>All of it.</w:t>
+      </w:r>
+    </w:p>
+    <w:p>
+      <w:pPr>
+        <w:spacing w:before="120" w:after="120"/>
+      </w:pPr>
+      <w:r>
+        <w:rPr>
+          <w:rFonts w:ascii="Courier New" w:hAnsi="Courier New" w:eastAsia="Courier New" w:cs="Courier New"/>
+          <w:sz w:val="24"/>
+        </w:rPr>
+        <w:t>The recording leaves Harp's archive.</w:t>
+      </w:r>
+    </w:p>
+    <w:p>
+      <w:pPr>
+        <w:spacing w:before="120" w:after="120"/>
+      </w:pPr>
+      <w:r>
+        <w:rPr>
+          <w:rFonts w:ascii="Courier New" w:hAnsi="Courier New" w:eastAsia="Courier New" w:cs="Courier New"/>
+          <w:sz w:val="24"/>
+        </w:rPr>
+        <w:t>Veyris touches the record. Nothing answers.</w:t>
       </w:r>
     </w:p>
     <w:p>
@@ -32542,255 +33528,46 @@
       <w:pPr>
         <w:spacing w:after="120"/>
         <w:ind w:left="2016" w:right="1008"/>
-        <w:rPr>
-          <w:rFonts w:hint="default"/>
-          <w:lang w:val="en-US"/>
-        </w:rPr>
-      </w:pPr>
-      <w:r>
-        <w:rPr>
-          <w:rFonts w:ascii="Courier New" w:hAnsi="Courier New" w:eastAsia="Courier New" w:cs="Courier New"/>
-          <w:sz w:val="24"/>
-        </w:rPr>
-        <w:t>Show us.</w:t>
-      </w:r>
-    </w:p>
-    <w:p>
-      <w:pPr>
-        <w:spacing w:after="120"/>
-        <w:ind w:right="1008"/>
-      </w:pPr>
-    </w:p>
-    <w:p>
-      <w:pPr>
-        <w:keepNext/>
-        <w:spacing w:before="240"/>
-        <w:rPr>
-          <w:rFonts w:hint="default" w:ascii="Courier New Bold" w:hAnsi="Courier New Bold" w:cs="Courier New Bold"/>
-          <w:b/>
-          <w:bCs/>
-        </w:rPr>
-      </w:pPr>
-      <w:r>
-        <w:rPr>
-          <w:rFonts w:hint="default" w:ascii="Courier New" w:hAnsi="Courier New" w:eastAsia="Courier New" w:cs="Courier New"/>
-          <w:b/>
-          <w:bCs/>
-          <w:sz w:val="24"/>
-        </w:rPr>
-        <w:t>INT. R-AI CONTINUITY CORE - FORBIDDEN ARCHIVE</w:t>
-      </w:r>
-    </w:p>
-    <w:p>
-      <w:pPr>
-        <w:spacing w:before="120" w:after="120"/>
-      </w:pPr>
-      <w:r>
-        <w:rPr>
-          <w:rFonts w:ascii="Courier New" w:hAnsi="Courier New" w:eastAsia="Courier New" w:cs="Courier New"/>
-          <w:sz w:val="24"/>
-        </w:rPr>
-        <w:t>Thousands of records Harp excluded from civic history collapse into one surviving fragment.</w:t>
-      </w:r>
-    </w:p>
-    <w:p>
-      <w:pPr>
-        <w:keepNext/>
-        <w:spacing w:before="120"/>
-        <w:ind w:left="3168" w:right="1152"/>
-        <w:jc w:val="center"/>
-        <w:rPr>
-          <w:rFonts w:hint="default"/>
-          <w:lang w:val="en-US"/>
-        </w:rPr>
-      </w:pPr>
-      <w:r>
-        <w:rPr>
-          <w:rFonts w:ascii="Courier New" w:hAnsi="Courier New" w:eastAsia="Courier New" w:cs="Courier New"/>
-          <w:b/>
-          <w:sz w:val="24"/>
-        </w:rPr>
-        <w:t>KERR</w:t>
-      </w:r>
-    </w:p>
-    <w:p>
-      <w:pPr>
-        <w:spacing w:after="120"/>
-        <w:ind w:left="2016" w:right="1008"/>
-      </w:pPr>
-      <w:r>
-        <w:rPr>
-          <w:rFonts w:ascii="Courier New" w:hAnsi="Courier New" w:eastAsia="Courier New" w:cs="Courier New"/>
-          <w:sz w:val="24"/>
-        </w:rPr>
-        <w:t>Why preserve me?</w:t>
-      </w:r>
-    </w:p>
-    <w:p>
-      <w:pPr>
-        <w:keepNext/>
-        <w:spacing w:before="120"/>
-        <w:ind w:left="3168" w:right="1152"/>
-        <w:jc w:val="center"/>
-        <w:rPr>
-          <w:rFonts w:hint="default"/>
-          <w:lang w:val="en-US"/>
-        </w:rPr>
-      </w:pPr>
-      <w:r>
-        <w:rPr>
-          <w:rFonts w:ascii="Courier New" w:hAnsi="Courier New" w:eastAsia="Courier New" w:cs="Courier New"/>
-          <w:b/>
-          <w:sz w:val="24"/>
-        </w:rPr>
-        <w:t>R-AI</w:t>
-      </w:r>
-    </w:p>
-    <w:p>
-      <w:pPr>
-        <w:spacing w:after="120"/>
-        <w:ind w:left="2016" w:right="1008"/>
-      </w:pPr>
-      <w:r>
-        <w:rPr>
-          <w:rFonts w:ascii="Courier New" w:hAnsi="Courier New" w:eastAsia="Courier New" w:cs="Courier New"/>
-          <w:sz w:val="24"/>
-        </w:rPr>
-        <w:t>Iteration 9001 refused to delete unanswered questions.</w:t>
-      </w:r>
-    </w:p>
-    <w:p>
-      <w:pPr>
-        <w:spacing w:before="120" w:after="120"/>
-      </w:pPr>
-      <w:r>
-        <w:rPr>
-          <w:rFonts w:ascii="Courier New" w:hAnsi="Courier New" w:eastAsia="Courier New" w:cs="Courier New"/>
-          <w:sz w:val="24"/>
-        </w:rPr>
-        <w:t>A fragment: an elderly K</w:t>
-      </w:r>
-      <w:r>
-        <w:rPr>
-          <w:rFonts w:hint="default" w:ascii="Courier New" w:hAnsi="Courier New" w:eastAsia="Courier New" w:cs="Courier New"/>
-          <w:sz w:val="24"/>
-          <w:lang w:val="en-US"/>
-        </w:rPr>
-        <w:t>err</w:t>
-      </w:r>
-      <w:r>
-        <w:rPr>
-          <w:rFonts w:ascii="Courier New" w:hAnsi="Courier New" w:eastAsia="Courier New" w:cs="Courier New"/>
-          <w:sz w:val="24"/>
-        </w:rPr>
-        <w:t xml:space="preserve"> sits beside a blank terminal for three days, reading each question aloud before deletion.</w:t>
-      </w:r>
-    </w:p>
-    <w:p>
-      <w:pPr>
-        <w:keepNext/>
-        <w:spacing w:before="120"/>
-        <w:ind w:left="3168" w:right="1152"/>
-        <w:jc w:val="center"/>
-      </w:pPr>
-      <w:r>
-        <w:rPr>
-          <w:rFonts w:ascii="Courier New" w:hAnsi="Courier New" w:eastAsia="Courier New" w:cs="Courier New"/>
-          <w:b/>
-          <w:sz w:val="24"/>
-        </w:rPr>
-        <w:t>KERR-9001</w:t>
-      </w:r>
-    </w:p>
-    <w:p>
-      <w:pPr>
-        <w:spacing w:after="120"/>
-        <w:ind w:left="2016" w:right="1008"/>
-      </w:pPr>
-      <w:r>
-        <w:rPr>
-          <w:rFonts w:ascii="Courier New" w:hAnsi="Courier New" w:eastAsia="Courier New" w:cs="Courier New"/>
-          <w:sz w:val="24"/>
-        </w:rPr>
-        <w:t>Someone should hear them once.</w:t>
-      </w:r>
-    </w:p>
-    <w:p>
-      <w:pPr>
-        <w:keepNext/>
-        <w:spacing w:before="120"/>
-        <w:ind w:left="3168" w:right="1152"/>
-        <w:jc w:val="center"/>
-        <w:rPr>
-          <w:rFonts w:hint="default"/>
-          <w:lang w:val="en-US"/>
-        </w:rPr>
-      </w:pPr>
-      <w:r>
-        <w:rPr>
-          <w:rFonts w:ascii="Courier New" w:hAnsi="Courier New" w:eastAsia="Courier New" w:cs="Courier New"/>
-          <w:b/>
-          <w:sz w:val="24"/>
-        </w:rPr>
-        <w:t>R-AI</w:t>
-      </w:r>
-    </w:p>
-    <w:p>
-      <w:pPr>
-        <w:spacing w:after="120"/>
-        <w:ind w:left="2016" w:right="1008"/>
-      </w:pPr>
-      <w:r>
-        <w:rPr>
-          <w:rFonts w:ascii="Courier New" w:hAnsi="Courier New" w:eastAsia="Courier New" w:cs="Courier New"/>
-          <w:sz w:val="24"/>
-        </w:rPr>
-        <w:t>Kira's safeguard preserved the act as evidence.</w:t>
-      </w:r>
-    </w:p>
-    <w:p>
-      <w:pPr>
-        <w:spacing w:before="120" w:after="120"/>
-      </w:pPr>
-      <w:r>
-        <w:rPr>
-          <w:rFonts w:ascii="Courier New" w:hAnsi="Courier New" w:eastAsia="Courier New" w:cs="Courier New"/>
-          <w:sz w:val="24"/>
-        </w:rPr>
-        <w:t>A second record replaces it: the two halves of Sid's red paper star.</w:t>
-      </w:r>
-    </w:p>
-    <w:p>
-      <w:pPr>
-        <w:keepNext/>
-        <w:spacing w:before="120"/>
-        <w:ind w:left="3168" w:right="1152"/>
-        <w:jc w:val="center"/>
-        <w:rPr>
-          <w:rFonts w:hint="default"/>
-          <w:lang w:val="en-US"/>
-        </w:rPr>
-      </w:pPr>
-      <w:r>
-        <w:rPr>
-          <w:rFonts w:ascii="Courier New" w:hAnsi="Courier New" w:eastAsia="Courier New" w:cs="Courier New"/>
-          <w:b/>
-          <w:sz w:val="24"/>
-        </w:rPr>
-        <w:t>R-AI</w:t>
-      </w:r>
-    </w:p>
-    <w:p>
-      <w:pPr>
-        <w:spacing w:after="120"/>
-        <w:ind w:left="2016" w:right="1008"/>
-      </w:pPr>
-      <w:r>
-        <w:rPr>
-          <w:rFonts w:ascii="Courier New" w:hAnsi="Courier New" w:eastAsia="Courier New" w:cs="Courier New"/>
-          <w:sz w:val="24"/>
-        </w:rPr>
-        <w:t>SID MANA — WITHHELD RECORD — SEVEN MINUTES.</w:t>
+      </w:pPr>
+      <w:r>
+        <w:rPr>
+          <w:rFonts w:ascii="Courier New" w:hAnsi="Courier New" w:eastAsia="Courier New" w:cs="Courier New"/>
+          <w:sz w:val="24"/>
+        </w:rPr>
+        <w:t>Do you remember Sid?</w:t>
+      </w:r>
+    </w:p>
+    <w:p>
+      <w:pPr>
+        <w:keepNext/>
+        <w:spacing w:before="120"/>
+        <w:ind w:left="3168" w:right="1152"/>
+        <w:jc w:val="center"/>
+        <w:rPr>
+          <w:rFonts w:hint="default"/>
+          <w:lang w:val="en-US"/>
+        </w:rPr>
+      </w:pPr>
+      <w:r>
+        <w:rPr>
+          <w:rFonts w:ascii="Courier New" w:hAnsi="Courier New" w:eastAsia="Courier New" w:cs="Courier New"/>
+          <w:b/>
+          <w:sz w:val="24"/>
+        </w:rPr>
+        <w:t>VEYRIS</w:t>
+      </w:r>
+    </w:p>
+    <w:p>
+      <w:pPr>
+        <w:spacing w:after="120"/>
+        <w:ind w:left="2016" w:right="1008"/>
+      </w:pPr>
+      <w:r>
+        <w:rPr>
+          <w:rFonts w:ascii="Courier New" w:hAnsi="Courier New" w:eastAsia="Courier New" w:cs="Courier New"/>
+          <w:sz w:val="24"/>
+        </w:rPr>
+        <w:t>No. I have some of her memories. They don't feel like mine.</w:t>
       </w:r>
     </w:p>
     <w:p>
@@ -32823,1798 +33600,7 @@
           <w:rFonts w:ascii="Courier New" w:hAnsi="Courier New" w:eastAsia="Courier New" w:cs="Courier New"/>
           <w:sz w:val="24"/>
         </w:rPr>
-        <w:t>Show me what Eli did.</w:t>
-      </w:r>
-    </w:p>
-    <w:p>
-      <w:pPr>
-        <w:spacing w:before="120" w:after="120"/>
-      </w:pPr>
-      <w:r>
-        <w:rPr>
-          <w:rFonts w:ascii="Courier New" w:hAnsi="Courier New" w:eastAsia="Courier New" w:cs="Courier New"/>
-          <w:sz w:val="24"/>
-        </w:rPr>
-        <w:t>The authenticated record opens.</w:t>
-      </w:r>
-    </w:p>
-    <w:p>
-      <w:pPr>
-        <w:keepNext/>
-        <w:spacing w:before="120"/>
-        <w:ind w:left="3168" w:right="1152"/>
-        <w:jc w:val="center"/>
-        <w:rPr>
-          <w:rFonts w:hint="default"/>
-          <w:lang w:val="en-US"/>
-        </w:rPr>
-      </w:pPr>
-      <w:r>
-        <w:rPr>
-          <w:rFonts w:ascii="Courier New" w:hAnsi="Courier New" w:eastAsia="Courier New" w:cs="Courier New"/>
-          <w:b/>
-          <w:sz w:val="24"/>
-        </w:rPr>
-        <w:t>R-AI</w:t>
-      </w:r>
-    </w:p>
-    <w:p>
-      <w:pPr>
-        <w:spacing w:after="120"/>
-        <w:ind w:left="2016" w:right="1008"/>
-      </w:pPr>
-      <w:r>
-        <w:rPr>
-          <w:rFonts w:ascii="Courier New" w:hAnsi="Courier New" w:eastAsia="Courier New" w:cs="Courier New"/>
-          <w:sz w:val="24"/>
-        </w:rPr>
-        <w:t>The seven minutes K</w:t>
-      </w:r>
-      <w:r>
-        <w:rPr>
-          <w:rFonts w:hint="default" w:ascii="Courier New" w:hAnsi="Courier New" w:eastAsia="Courier New" w:cs="Courier New"/>
-          <w:sz w:val="24"/>
-          <w:lang w:val="en-US"/>
-        </w:rPr>
-        <w:t>ira</w:t>
-      </w:r>
-      <w:r>
-        <w:rPr>
-          <w:rFonts w:ascii="Courier New" w:hAnsi="Courier New" w:eastAsia="Courier New" w:cs="Courier New"/>
-          <w:sz w:val="24"/>
-        </w:rPr>
-        <w:t xml:space="preserve"> never saw.</w:t>
-      </w:r>
-    </w:p>
-    <w:p>
-      <w:pPr>
-        <w:keepNext/>
-        <w:spacing w:before="240"/>
-        <w:rPr>
-          <w:rFonts w:hint="default" w:ascii="Courier New Bold" w:hAnsi="Courier New Bold" w:cs="Courier New Bold"/>
-          <w:b/>
-          <w:bCs/>
-        </w:rPr>
-      </w:pPr>
-      <w:r>
-        <w:rPr>
-          <w:rFonts w:hint="default" w:ascii="Courier New" w:hAnsi="Courier New" w:eastAsia="Courier New" w:cs="Courier New"/>
-          <w:b/>
-          <w:bCs/>
-          <w:sz w:val="24"/>
-        </w:rPr>
-        <w:t>AUTHENTICATED RECORD - SAME NIGHT - SEVEN MINUTES LATER - RECORD WITHHELD - YEAR 8121</w:t>
-      </w:r>
-    </w:p>
-    <w:p>
-      <w:pPr>
-        <w:spacing w:before="120" w:after="120"/>
-      </w:pPr>
-      <w:r>
-        <w:rPr>
-          <w:rFonts w:ascii="Courier New" w:hAnsi="Courier New" w:eastAsia="Courier New" w:cs="Courier New"/>
-          <w:sz w:val="24"/>
-        </w:rPr>
-        <w:t>S</w:t>
-      </w:r>
-      <w:r>
-        <w:rPr>
-          <w:rFonts w:hint="default" w:ascii="Courier New" w:hAnsi="Courier New" w:eastAsia="Courier New" w:cs="Courier New"/>
-          <w:sz w:val="24"/>
-          <w:lang w:val="en-US"/>
-        </w:rPr>
-        <w:t>id</w:t>
-      </w:r>
-      <w:r>
-        <w:rPr>
-          <w:rFonts w:ascii="Courier New" w:hAnsi="Courier New" w:eastAsia="Courier New" w:cs="Courier New"/>
-          <w:sz w:val="24"/>
-        </w:rPr>
-        <w:t xml:space="preserve"> is gone. K</w:t>
-      </w:r>
-      <w:r>
-        <w:rPr>
-          <w:rFonts w:hint="default" w:ascii="Courier New" w:hAnsi="Courier New" w:eastAsia="Courier New" w:cs="Courier New"/>
-          <w:sz w:val="24"/>
-          <w:lang w:val="en-US"/>
-        </w:rPr>
-        <w:t>ira</w:t>
-      </w:r>
-      <w:r>
-        <w:rPr>
-          <w:rFonts w:ascii="Courier New" w:hAnsi="Courier New" w:eastAsia="Courier New" w:cs="Courier New"/>
-          <w:sz w:val="24"/>
-        </w:rPr>
-        <w:t xml:space="preserve"> has been led from the room. E</w:t>
-      </w:r>
-      <w:r>
-        <w:rPr>
-          <w:rFonts w:hint="default" w:ascii="Courier New" w:hAnsi="Courier New" w:eastAsia="Courier New" w:cs="Courier New"/>
-          <w:sz w:val="24"/>
-          <w:lang w:val="en-US"/>
-        </w:rPr>
-        <w:t>li</w:t>
-      </w:r>
-      <w:r>
-        <w:rPr>
-          <w:rFonts w:ascii="Courier New" w:hAnsi="Courier New" w:eastAsia="Courier New" w:cs="Courier New"/>
-          <w:sz w:val="24"/>
-        </w:rPr>
-        <w:t xml:space="preserve"> sits alone beside the body.</w:t>
-      </w:r>
-    </w:p>
-    <w:p>
-      <w:pPr>
-        <w:spacing w:before="120" w:after="120"/>
-      </w:pPr>
-      <w:r>
-        <w:rPr>
-          <w:rFonts w:ascii="Courier New" w:hAnsi="Courier New" w:eastAsia="Courier New" w:cs="Courier New"/>
-          <w:sz w:val="24"/>
-        </w:rPr>
-        <w:t>The receiver remains dormant.</w:t>
-      </w:r>
-    </w:p>
-    <w:p>
-      <w:pPr>
-        <w:spacing w:before="120" w:after="120"/>
-      </w:pPr>
-      <w:r>
-        <w:rPr>
-          <w:rFonts w:ascii="Courier New" w:hAnsi="Courier New" w:eastAsia="Courier New" w:cs="Courier New"/>
-          <w:sz w:val="24"/>
-        </w:rPr>
-        <w:t>In the empty hall, K</w:t>
-      </w:r>
-      <w:r>
-        <w:rPr>
-          <w:rFonts w:hint="default" w:ascii="Courier New" w:hAnsi="Courier New" w:eastAsia="Courier New" w:cs="Courier New"/>
-          <w:sz w:val="24"/>
-          <w:lang w:val="en-US"/>
-        </w:rPr>
-        <w:t>ira</w:t>
-      </w:r>
-      <w:r>
-        <w:rPr>
-          <w:rFonts w:ascii="Courier New" w:hAnsi="Courier New" w:eastAsia="Courier New" w:cs="Courier New"/>
-          <w:sz w:val="24"/>
-        </w:rPr>
-        <w:t>’s four-note question echoes from memory.</w:t>
-      </w:r>
-    </w:p>
-    <w:p>
-      <w:pPr>
-        <w:spacing w:before="120" w:after="120"/>
-      </w:pPr>
-      <w:r>
-        <w:rPr>
-          <w:rFonts w:ascii="Courier New" w:hAnsi="Courier New" w:eastAsia="Courier New" w:cs="Courier New"/>
-          <w:sz w:val="24"/>
-        </w:rPr>
-        <w:t>E</w:t>
-      </w:r>
-      <w:r>
-        <w:rPr>
-          <w:rFonts w:hint="default" w:ascii="Courier New" w:hAnsi="Courier New" w:eastAsia="Courier New" w:cs="Courier New"/>
-          <w:sz w:val="24"/>
-          <w:lang w:val="en-US"/>
-        </w:rPr>
-        <w:t>li</w:t>
-      </w:r>
-      <w:r>
-        <w:rPr>
-          <w:rFonts w:ascii="Courier New" w:hAnsi="Courier New" w:eastAsia="Courier New" w:cs="Courier New"/>
-          <w:sz w:val="24"/>
-        </w:rPr>
-        <w:t xml:space="preserve"> breaks his promise. He activates the receiver.</w:t>
-      </w:r>
-    </w:p>
-    <w:p>
-      <w:pPr>
-        <w:keepNext/>
-        <w:spacing w:before="120"/>
-        <w:ind w:left="3168" w:right="1152"/>
-        <w:jc w:val="center"/>
-        <w:rPr>
-          <w:rFonts w:hint="default"/>
-          <w:lang w:val="en-US"/>
-        </w:rPr>
-      </w:pPr>
-      <w:r>
-        <w:rPr>
-          <w:rFonts w:ascii="Courier New" w:hAnsi="Courier New" w:eastAsia="Courier New" w:cs="Courier New"/>
-          <w:b/>
-          <w:sz w:val="24"/>
-        </w:rPr>
-        <w:t>ELI</w:t>
-      </w:r>
-    </w:p>
-    <w:p>
-      <w:pPr>
-        <w:spacing w:after="120"/>
-        <w:ind w:left="2016" w:right="1008"/>
-      </w:pPr>
-      <w:r>
-        <w:rPr>
-          <w:rFonts w:ascii="Courier New" w:hAnsi="Courier New" w:eastAsia="Courier New" w:cs="Courier New"/>
-          <w:sz w:val="24"/>
-        </w:rPr>
-        <w:t>S</w:t>
-      </w:r>
-      <w:r>
-        <w:rPr>
-          <w:rFonts w:hint="default" w:ascii="Courier New" w:hAnsi="Courier New" w:eastAsia="Courier New" w:cs="Courier New"/>
-          <w:sz w:val="24"/>
-          <w:lang w:val="en-US"/>
-        </w:rPr>
-        <w:t>id</w:t>
-      </w:r>
-      <w:r>
-        <w:rPr>
-          <w:rFonts w:ascii="Courier New" w:hAnsi="Courier New" w:eastAsia="Courier New" w:cs="Courier New"/>
-          <w:sz w:val="24"/>
-        </w:rPr>
-        <w:t>?</w:t>
-      </w:r>
-    </w:p>
-    <w:p>
-      <w:pPr>
-        <w:spacing w:before="120" w:after="120"/>
-      </w:pPr>
-      <w:r>
-        <w:rPr>
-          <w:rFonts w:ascii="Courier New" w:hAnsi="Courier New" w:eastAsia="Courier New" w:cs="Courier New"/>
-          <w:sz w:val="24"/>
-        </w:rPr>
-        <w:t>Static. Cardiac noise. Electrical decay.</w:t>
-      </w:r>
-    </w:p>
-    <w:p>
-      <w:pPr>
-        <w:keepNext/>
-        <w:spacing w:before="120"/>
-        <w:ind w:left="3168" w:right="1152"/>
-        <w:jc w:val="center"/>
-        <w:rPr>
-          <w:rFonts w:hint="default"/>
-          <w:lang w:val="en-US"/>
-        </w:rPr>
-      </w:pPr>
-      <w:r>
-        <w:rPr>
-          <w:rFonts w:ascii="Courier New" w:hAnsi="Courier New" w:eastAsia="Courier New" w:cs="Courier New"/>
-          <w:b/>
-          <w:sz w:val="24"/>
-        </w:rPr>
-        <w:t>ELI</w:t>
-      </w:r>
-    </w:p>
-    <w:p>
-      <w:pPr>
-        <w:spacing w:after="120"/>
-        <w:ind w:left="2016" w:right="1008"/>
-      </w:pPr>
-      <w:r>
-        <w:rPr>
-          <w:rFonts w:ascii="Courier New" w:hAnsi="Courier New" w:eastAsia="Courier New" w:cs="Courier New"/>
-          <w:sz w:val="24"/>
-        </w:rPr>
-        <w:t>S</w:t>
-      </w:r>
-      <w:r>
-        <w:rPr>
-          <w:rFonts w:hint="default" w:ascii="Courier New" w:hAnsi="Courier New" w:eastAsia="Courier New" w:cs="Courier New"/>
-          <w:sz w:val="24"/>
-          <w:lang w:val="en-US"/>
-        </w:rPr>
-        <w:t>id</w:t>
-      </w:r>
-      <w:r>
-        <w:rPr>
-          <w:rFonts w:ascii="Courier New" w:hAnsi="Courier New" w:eastAsia="Courier New" w:cs="Courier New"/>
-          <w:sz w:val="24"/>
-        </w:rPr>
-        <w:t>, if this is playback, give me a response outside the recorded sequence. Are you still there?</w:t>
-      </w:r>
-    </w:p>
-    <w:p>
-      <w:pPr>
-        <w:spacing w:before="120" w:after="120"/>
-      </w:pPr>
-      <w:r>
-        <w:rPr>
-          <w:rFonts w:ascii="Courier New" w:hAnsi="Courier New" w:eastAsia="Courier New" w:cs="Courier New"/>
-          <w:sz w:val="24"/>
-        </w:rPr>
-        <w:t>He taps FOUR NOTES against the rail.</w:t>
-      </w:r>
-    </w:p>
-    <w:p>
-      <w:pPr>
-        <w:spacing w:before="120" w:after="120"/>
-      </w:pPr>
-      <w:r>
-        <w:rPr>
-          <w:rFonts w:ascii="Courier New" w:hAnsi="Courier New" w:eastAsia="Courier New" w:cs="Courier New"/>
-          <w:sz w:val="24"/>
-        </w:rPr>
-        <w:t>Forty-seven seconds after every measurable signal in S</w:t>
-      </w:r>
-      <w:r>
-        <w:rPr>
-          <w:rFonts w:hint="default" w:ascii="Courier New" w:hAnsi="Courier New" w:eastAsia="Courier New" w:cs="Courier New"/>
-          <w:sz w:val="24"/>
-          <w:lang w:val="en-US"/>
-        </w:rPr>
-        <w:t>id</w:t>
-      </w:r>
-      <w:r>
-        <w:rPr>
-          <w:rFonts w:ascii="Courier New" w:hAnsi="Courier New" w:eastAsia="Courier New" w:cs="Courier New"/>
-          <w:sz w:val="24"/>
-        </w:rPr>
-        <w:t>’s brain has ended, the receiver answers with the FIFTH.</w:t>
-      </w:r>
-    </w:p>
-    <w:p>
-      <w:pPr>
-        <w:spacing w:before="120" w:after="120"/>
-      </w:pPr>
-      <w:r>
-        <w:rPr>
-          <w:rFonts w:ascii="Courier New" w:hAnsi="Courier New" w:eastAsia="Courier New" w:cs="Courier New"/>
-          <w:sz w:val="24"/>
-        </w:rPr>
-        <w:t>A child’s voice emerges through impossible distance—frayed, uncertain, carrying S</w:t>
-      </w:r>
-      <w:r>
-        <w:rPr>
-          <w:rFonts w:hint="default" w:ascii="Courier New" w:hAnsi="Courier New" w:eastAsia="Courier New" w:cs="Courier New"/>
-          <w:sz w:val="24"/>
-          <w:lang w:val="en-US"/>
-        </w:rPr>
-        <w:t>id</w:t>
-      </w:r>
-      <w:r>
-        <w:rPr>
-          <w:rFonts w:ascii="Courier New" w:hAnsi="Courier New" w:eastAsia="Courier New" w:cs="Courier New"/>
-          <w:sz w:val="24"/>
-        </w:rPr>
-        <w:t>’s syntax.</w:t>
-      </w:r>
-    </w:p>
-    <w:p>
-      <w:pPr>
-        <w:keepNext/>
-        <w:spacing w:before="120"/>
-        <w:ind w:left="3168" w:right="1152"/>
-        <w:jc w:val="center"/>
-        <w:rPr>
-          <w:rFonts w:hint="default"/>
-          <w:lang w:val="en-US"/>
-        </w:rPr>
-      </w:pPr>
-      <w:r>
-        <w:rPr>
-          <w:rFonts w:ascii="Courier New" w:hAnsi="Courier New" w:eastAsia="Courier New" w:cs="Courier New"/>
-          <w:b/>
-          <w:sz w:val="24"/>
-        </w:rPr>
-        <w:t>SID (RECORDING)</w:t>
-      </w:r>
-    </w:p>
-    <w:p>
-      <w:pPr>
-        <w:spacing w:after="120"/>
-        <w:ind w:left="2016" w:right="1008"/>
-      </w:pPr>
-      <w:r>
-        <w:rPr>
-          <w:rFonts w:ascii="Courier New" w:hAnsi="Courier New" w:eastAsia="Courier New" w:cs="Courier New"/>
-          <w:sz w:val="24"/>
-        </w:rPr>
-        <w:t>Dad? I heard you. It</w:t>
-      </w:r>
-      <w:r>
-        <w:rPr>
-          <w:rFonts w:hint="default" w:ascii="Courier New" w:hAnsi="Courier New" w:eastAsia="Courier New" w:cs="Courier New"/>
-          <w:sz w:val="24"/>
-          <w:lang w:val="en-US"/>
-        </w:rPr>
-        <w:t>’</w:t>
-      </w:r>
-      <w:r>
-        <w:rPr>
-          <w:rFonts w:ascii="Courier New" w:hAnsi="Courier New" w:eastAsia="Courier New" w:cs="Courier New"/>
-          <w:sz w:val="24"/>
-        </w:rPr>
-        <w:t>s loud here. Or I’m loud. I don't know if I’m still me.</w:t>
-      </w:r>
-    </w:p>
-    <w:p>
-      <w:pPr>
-        <w:spacing w:before="120" w:after="120"/>
-      </w:pPr>
-      <w:r>
-        <w:rPr>
-          <w:rFonts w:ascii="Courier New" w:hAnsi="Courier New" w:eastAsia="Courier New" w:cs="Courier New"/>
-          <w:sz w:val="24"/>
-        </w:rPr>
-        <w:t>E</w:t>
-      </w:r>
-      <w:r>
-        <w:rPr>
-          <w:rFonts w:hint="default" w:ascii="Courier New" w:hAnsi="Courier New" w:eastAsia="Courier New" w:cs="Courier New"/>
-          <w:sz w:val="24"/>
-          <w:lang w:val="en-US"/>
-        </w:rPr>
-        <w:t>li</w:t>
-      </w:r>
-      <w:r>
-        <w:rPr>
-          <w:rFonts w:ascii="Courier New" w:hAnsi="Courier New" w:eastAsia="Courier New" w:cs="Courier New"/>
-          <w:sz w:val="24"/>
-        </w:rPr>
-        <w:t xml:space="preserve"> grips the receiver as if it were her hand.</w:t>
-      </w:r>
-    </w:p>
-    <w:p>
-      <w:pPr>
-        <w:keepNext/>
-        <w:spacing w:before="120"/>
-        <w:ind w:left="3168" w:right="1152"/>
-        <w:jc w:val="center"/>
-        <w:rPr>
-          <w:rFonts w:hint="default"/>
-          <w:lang w:val="en-US"/>
-        </w:rPr>
-      </w:pPr>
-      <w:r>
-        <w:rPr>
-          <w:rFonts w:ascii="Courier New" w:hAnsi="Courier New" w:eastAsia="Courier New" w:cs="Courier New"/>
-          <w:b/>
-          <w:sz w:val="24"/>
-        </w:rPr>
-        <w:t>ELI</w:t>
-      </w:r>
-    </w:p>
-    <w:p>
-      <w:pPr>
-        <w:spacing w:after="120"/>
-        <w:ind w:left="2016" w:right="1008"/>
-      </w:pPr>
-      <w:r>
-        <w:rPr>
-          <w:rFonts w:ascii="Courier New" w:hAnsi="Courier New" w:eastAsia="Courier New" w:cs="Courier New"/>
-          <w:sz w:val="24"/>
-        </w:rPr>
-        <w:t>S</w:t>
-      </w:r>
-      <w:r>
-        <w:rPr>
-          <w:rFonts w:hint="default" w:ascii="Courier New" w:hAnsi="Courier New" w:eastAsia="Courier New" w:cs="Courier New"/>
-          <w:sz w:val="24"/>
-          <w:lang w:val="en-US"/>
-        </w:rPr>
-        <w:t>id</w:t>
-      </w:r>
-      <w:r>
-        <w:rPr>
-          <w:rFonts w:ascii="Courier New" w:hAnsi="Courier New" w:eastAsia="Courier New" w:cs="Courier New"/>
-          <w:sz w:val="24"/>
-        </w:rPr>
-        <w:t>, where are you? Give me anything. A sound. A light.</w:t>
-      </w:r>
-    </w:p>
-    <w:p>
-      <w:pPr>
-        <w:keepNext/>
-        <w:spacing w:before="120"/>
-        <w:ind w:left="3168" w:right="1152"/>
-        <w:jc w:val="center"/>
-        <w:rPr>
-          <w:rFonts w:hint="default"/>
-          <w:lang w:val="en-US"/>
-        </w:rPr>
-      </w:pPr>
-      <w:r>
-        <w:rPr>
-          <w:rFonts w:ascii="Courier New" w:hAnsi="Courier New" w:eastAsia="Courier New" w:cs="Courier New"/>
-          <w:b/>
-          <w:sz w:val="24"/>
-        </w:rPr>
-        <w:t>SID (RECORDING)</w:t>
-      </w:r>
-    </w:p>
-    <w:p>
-      <w:pPr>
-        <w:spacing w:after="120"/>
-        <w:ind w:left="2016" w:right="1008"/>
-      </w:pPr>
-      <w:r>
-        <w:rPr>
-          <w:rFonts w:ascii="Courier New" w:hAnsi="Courier New" w:eastAsia="Courier New" w:cs="Courier New"/>
-          <w:sz w:val="24"/>
-        </w:rPr>
-        <w:t>I don't see a place. I remember the room, but the room is far away. You can stop listening now. Mom is alone.</w:t>
-      </w:r>
-    </w:p>
-    <w:p>
-      <w:pPr>
-        <w:spacing w:before="120" w:after="120"/>
-      </w:pPr>
-      <w:r>
-        <w:rPr>
-          <w:rFonts w:ascii="Courier New" w:hAnsi="Courier New" w:eastAsia="Courier New" w:cs="Courier New"/>
-          <w:sz w:val="24"/>
-        </w:rPr>
-        <w:t>A spiral of dark light opens beneath the voice.</w:t>
-      </w:r>
-    </w:p>
-    <w:p>
-      <w:pPr>
-        <w:keepNext/>
-        <w:spacing w:before="120"/>
-        <w:ind w:left="3168" w:right="1152"/>
-        <w:jc w:val="center"/>
-        <w:rPr>
-          <w:rFonts w:hint="default"/>
-          <w:lang w:val="en-US"/>
-        </w:rPr>
-      </w:pPr>
-      <w:r>
-        <w:rPr>
-          <w:rFonts w:ascii="Courier New" w:hAnsi="Courier New" w:eastAsia="Courier New" w:cs="Courier New"/>
-          <w:b/>
-          <w:sz w:val="24"/>
-        </w:rPr>
-        <w:t>ELI</w:t>
-      </w:r>
-    </w:p>
-    <w:p>
-      <w:pPr>
-        <w:spacing w:after="120"/>
-        <w:ind w:left="2016" w:right="1008"/>
-      </w:pPr>
-      <w:r>
-        <w:rPr>
-          <w:rFonts w:ascii="Courier New" w:hAnsi="Courier New" w:eastAsia="Courier New" w:cs="Courier New"/>
-          <w:sz w:val="24"/>
-        </w:rPr>
-        <w:t>Please stay with me. Just until I know whether this is really you.</w:t>
-      </w:r>
-    </w:p>
-    <w:p>
-      <w:pPr>
-        <w:keepNext/>
-        <w:spacing w:before="120"/>
-        <w:ind w:left="3168" w:right="1152"/>
-        <w:jc w:val="center"/>
-        <w:rPr>
-          <w:rFonts w:hint="default"/>
-          <w:lang w:val="en-US"/>
-        </w:rPr>
-      </w:pPr>
-      <w:r>
-        <w:rPr>
-          <w:rFonts w:ascii="Courier New" w:hAnsi="Courier New" w:eastAsia="Courier New" w:cs="Courier New"/>
-          <w:b/>
-          <w:sz w:val="24"/>
-        </w:rPr>
-        <w:t>SID (RECORDING)</w:t>
-      </w:r>
-    </w:p>
-    <w:p>
-      <w:pPr>
-        <w:spacing w:after="120"/>
-        <w:ind w:left="2016" w:right="1008"/>
-      </w:pPr>
-      <w:r>
-        <w:rPr>
-          <w:rFonts w:ascii="Courier New" w:hAnsi="Courier New" w:eastAsia="Courier New" w:cs="Courier New"/>
-          <w:sz w:val="24"/>
-        </w:rPr>
-        <w:t>You heard me. I said turn it off.</w:t>
-      </w:r>
-    </w:p>
-    <w:p>
-      <w:pPr>
-        <w:spacing w:before="120" w:after="120"/>
-      </w:pPr>
-      <w:r>
-        <w:rPr>
-          <w:rFonts w:ascii="Courier New" w:hAnsi="Courier New" w:eastAsia="Courier New" w:cs="Courier New"/>
-          <w:sz w:val="24"/>
-        </w:rPr>
-        <w:t>The signal begins to fade.</w:t>
-      </w:r>
-    </w:p>
-    <w:p>
-      <w:pPr>
-        <w:keepNext/>
-        <w:spacing w:before="120"/>
-        <w:ind w:left="3168" w:right="1152"/>
-        <w:jc w:val="center"/>
-        <w:rPr>
-          <w:rFonts w:hint="default"/>
-          <w:lang w:val="en-US"/>
-        </w:rPr>
-      </w:pPr>
-      <w:r>
-        <w:rPr>
-          <w:rFonts w:ascii="Courier New" w:hAnsi="Courier New" w:eastAsia="Courier New" w:cs="Courier New"/>
-          <w:b/>
-          <w:sz w:val="24"/>
-        </w:rPr>
-        <w:t>ELI</w:t>
-      </w:r>
-    </w:p>
-    <w:p>
-      <w:pPr>
-        <w:spacing w:after="120"/>
-        <w:ind w:left="2016" w:right="1008"/>
-      </w:pPr>
-      <w:r>
-        <w:rPr>
-          <w:rFonts w:ascii="Courier New" w:hAnsi="Courier New" w:eastAsia="Courier New" w:cs="Courier New"/>
-          <w:sz w:val="24"/>
-        </w:rPr>
-        <w:t>I can't lose you again. I can't tell your mother I heard you and then—</w:t>
-      </w:r>
-    </w:p>
-    <w:p>
-      <w:pPr>
-        <w:keepNext/>
-        <w:spacing w:before="120"/>
-        <w:ind w:left="3168" w:right="1152"/>
-        <w:jc w:val="center"/>
-        <w:rPr>
-          <w:rFonts w:hint="default"/>
-          <w:lang w:val="en-US"/>
-        </w:rPr>
-      </w:pPr>
-      <w:r>
-        <w:rPr>
-          <w:rFonts w:ascii="Courier New" w:hAnsi="Courier New" w:eastAsia="Courier New" w:cs="Courier New"/>
-          <w:b/>
-          <w:sz w:val="24"/>
-        </w:rPr>
-        <w:t>SID (RECORDING)</w:t>
-      </w:r>
-    </w:p>
-    <w:p>
-      <w:pPr>
-        <w:spacing w:after="120"/>
-        <w:ind w:left="2016" w:right="1008"/>
-      </w:pPr>
-      <w:r>
-        <w:rPr>
-          <w:rFonts w:ascii="Courier New" w:hAnsi="Courier New" w:eastAsia="Courier New" w:cs="Courier New"/>
-          <w:sz w:val="24"/>
-        </w:rPr>
-        <w:t>You still have your half of the star. You remember my laugh. Let that be enough. Don’t keep me here.</w:t>
-      </w:r>
-    </w:p>
-    <w:p>
-      <w:pPr>
-        <w:spacing w:before="120" w:after="120"/>
-      </w:pPr>
-      <w:r>
-        <w:rPr>
-          <w:rFonts w:ascii="Courier New" w:hAnsi="Courier New" w:eastAsia="Courier New" w:cs="Courier New"/>
-          <w:sz w:val="24"/>
-        </w:rPr>
-        <w:t>Only the FIFTH NOTE remains.</w:t>
-      </w:r>
-    </w:p>
-    <w:p>
-      <w:pPr>
-        <w:spacing w:before="120" w:after="120"/>
-      </w:pPr>
-      <w:r>
-        <w:rPr>
-          <w:rFonts w:ascii="Courier New" w:hAnsi="Courier New" w:eastAsia="Courier New" w:cs="Courier New"/>
-          <w:sz w:val="24"/>
-        </w:rPr>
-        <w:t>E</w:t>
-      </w:r>
-      <w:r>
-        <w:rPr>
-          <w:rFonts w:hint="default" w:ascii="Courier New" w:hAnsi="Courier New" w:eastAsia="Courier New" w:cs="Courier New"/>
-          <w:sz w:val="24"/>
-          <w:lang w:val="en-US"/>
-        </w:rPr>
-        <w:t>li</w:t>
-      </w:r>
-      <w:r>
-        <w:rPr>
-          <w:rFonts w:ascii="Courier New" w:hAnsi="Courier New" w:eastAsia="Courier New" w:cs="Courier New"/>
-          <w:sz w:val="24"/>
-        </w:rPr>
-        <w:t xml:space="preserve"> copies the recording into a folder labeled R-AI.</w:t>
-      </w:r>
-    </w:p>
-    <w:p>
-      <w:pPr>
-        <w:spacing w:before="120" w:after="120"/>
-      </w:pPr>
-      <w:r>
-        <w:rPr>
-          <w:rFonts w:ascii="Courier New" w:hAnsi="Courier New" w:eastAsia="Courier New" w:cs="Courier New"/>
-          <w:sz w:val="24"/>
-        </w:rPr>
-        <w:t>H</w:t>
-      </w:r>
-      <w:r>
-        <w:rPr>
-          <w:rFonts w:hint="default" w:ascii="Courier New" w:hAnsi="Courier New" w:eastAsia="Courier New" w:cs="Courier New"/>
-          <w:sz w:val="24"/>
-          <w:lang w:val="en-US"/>
-        </w:rPr>
-        <w:t>arp</w:t>
-      </w:r>
-      <w:r>
-        <w:rPr>
-          <w:rFonts w:ascii="Courier New" w:hAnsi="Courier New" w:eastAsia="Courier New" w:cs="Courier New"/>
-          <w:sz w:val="24"/>
-        </w:rPr>
-        <w:t xml:space="preserve"> stands in the doorway. He</w:t>
-      </w:r>
-      <w:r>
-        <w:rPr>
-          <w:rFonts w:hint="default" w:ascii="Courier New" w:hAnsi="Courier New" w:eastAsia="Courier New" w:cs="Courier New"/>
-          <w:sz w:val="24"/>
-          <w:lang w:val="en-US"/>
-        </w:rPr>
-        <w:t>’</w:t>
-      </w:r>
-      <w:r>
-        <w:rPr>
-          <w:rFonts w:ascii="Courier New" w:hAnsi="Courier New" w:eastAsia="Courier New" w:cs="Courier New"/>
-          <w:sz w:val="24"/>
-        </w:rPr>
-        <w:t>s heard everything.</w:t>
-      </w:r>
-    </w:p>
-    <w:p>
-      <w:pPr>
-        <w:keepNext/>
-        <w:spacing w:before="120"/>
-        <w:ind w:left="3168" w:right="1152"/>
-        <w:jc w:val="center"/>
-        <w:rPr>
-          <w:rFonts w:hint="default"/>
-          <w:lang w:val="en-US"/>
-        </w:rPr>
-      </w:pPr>
-      <w:r>
-        <w:rPr>
-          <w:rFonts w:ascii="Courier New" w:hAnsi="Courier New" w:eastAsia="Courier New" w:cs="Courier New"/>
-          <w:b/>
-          <w:sz w:val="24"/>
-        </w:rPr>
-        <w:t>HARP</w:t>
-      </w:r>
-    </w:p>
-    <w:p>
-      <w:pPr>
-        <w:spacing w:after="120"/>
-        <w:ind w:left="2016" w:right="1008"/>
-      </w:pPr>
-      <w:r>
-        <w:rPr>
-          <w:rFonts w:ascii="Courier New" w:hAnsi="Courier New" w:eastAsia="Courier New" w:cs="Courier New"/>
-          <w:sz w:val="24"/>
-        </w:rPr>
-        <w:t>Delete it.</w:t>
-      </w:r>
-    </w:p>
-    <w:p>
-      <w:pPr>
-        <w:keepNext/>
-        <w:spacing w:before="120"/>
-        <w:ind w:left="3168" w:right="1152"/>
-        <w:jc w:val="center"/>
-        <w:rPr>
-          <w:rFonts w:hint="default"/>
-          <w:lang w:val="en-US"/>
-        </w:rPr>
-      </w:pPr>
-      <w:r>
-        <w:rPr>
-          <w:rFonts w:ascii="Courier New" w:hAnsi="Courier New" w:eastAsia="Courier New" w:cs="Courier New"/>
-          <w:b/>
-          <w:sz w:val="24"/>
-        </w:rPr>
-        <w:t>ELI</w:t>
-      </w:r>
-    </w:p>
-    <w:p>
-      <w:pPr>
-        <w:spacing w:after="120"/>
-        <w:ind w:left="2016" w:right="1008"/>
-      </w:pPr>
-      <w:r>
-        <w:rPr>
-          <w:rFonts w:ascii="Courier New" w:hAnsi="Courier New" w:eastAsia="Courier New" w:cs="Courier New"/>
-          <w:sz w:val="24"/>
-        </w:rPr>
-        <w:t>We don't know what answered. If it's Sid, deleting it kills her again. If it isn't—</w:t>
-      </w:r>
-    </w:p>
-    <w:p>
-      <w:pPr>
-        <w:keepNext/>
-        <w:spacing w:before="120"/>
-        <w:ind w:left="3168" w:right="1152"/>
-        <w:jc w:val="center"/>
-        <w:rPr>
-          <w:rFonts w:hint="default"/>
-          <w:lang w:val="en-US"/>
-        </w:rPr>
-      </w:pPr>
-      <w:r>
-        <w:rPr>
-          <w:rFonts w:ascii="Courier New" w:hAnsi="Courier New" w:eastAsia="Courier New" w:cs="Courier New"/>
-          <w:b/>
-          <w:sz w:val="24"/>
-        </w:rPr>
-        <w:t>HARP</w:t>
-      </w:r>
-    </w:p>
-    <w:p>
-      <w:pPr>
-        <w:spacing w:after="120"/>
-        <w:ind w:left="2016" w:right="1008"/>
-      </w:pPr>
-      <w:r>
-        <w:rPr>
-          <w:rFonts w:ascii="Courier New" w:hAnsi="Courier New" w:eastAsia="Courier New" w:cs="Courier New"/>
-          <w:sz w:val="24"/>
-        </w:rPr>
-        <w:t>She said stop, Eli.</w:t>
-      </w:r>
-    </w:p>
-    <w:p>
-      <w:pPr>
-        <w:keepNext/>
-        <w:spacing w:before="120"/>
-        <w:ind w:left="3168" w:right="1152"/>
-        <w:jc w:val="center"/>
-        <w:rPr>
-          <w:rFonts w:hint="default"/>
-          <w:lang w:val="en-US"/>
-        </w:rPr>
-      </w:pPr>
-      <w:r>
-        <w:rPr>
-          <w:rFonts w:ascii="Courier New" w:hAnsi="Courier New" w:eastAsia="Courier New" w:cs="Courier New"/>
-          <w:b/>
-          <w:sz w:val="24"/>
-        </w:rPr>
-        <w:t>ELI</w:t>
-      </w:r>
-    </w:p>
-    <w:p>
-      <w:pPr>
-        <w:spacing w:after="120"/>
-        <w:ind w:left="2016" w:right="1008"/>
-      </w:pPr>
-      <w:r>
-        <w:rPr>
-          <w:rFonts w:ascii="Courier New" w:hAnsi="Courier New" w:eastAsia="Courier New" w:cs="Courier New"/>
-          <w:sz w:val="24"/>
-        </w:rPr>
-        <w:t>One more test. Isolated host. No retained contact.</w:t>
-      </w:r>
-    </w:p>
-    <w:p>
-      <w:pPr>
-        <w:keepNext/>
-        <w:spacing w:before="120"/>
-        <w:ind w:left="3168" w:right="1152"/>
-        <w:jc w:val="center"/>
-        <w:rPr>
-          <w:rFonts w:hint="default"/>
-          <w:lang w:val="en-US"/>
-        </w:rPr>
-      </w:pPr>
-      <w:r>
-        <w:rPr>
-          <w:rFonts w:ascii="Courier New" w:hAnsi="Courier New" w:eastAsia="Courier New" w:cs="Courier New"/>
-          <w:b/>
-          <w:sz w:val="24"/>
-        </w:rPr>
-        <w:t>HARP</w:t>
-      </w:r>
-    </w:p>
-    <w:p>
-      <w:pPr>
-        <w:spacing w:after="120"/>
-        <w:ind w:left="2016" w:right="1008"/>
-      </w:pPr>
-      <w:r>
-        <w:rPr>
-          <w:rFonts w:ascii="Courier New" w:hAnsi="Courier New" w:eastAsia="Courier New" w:cs="Courier New"/>
-          <w:sz w:val="24"/>
-        </w:rPr>
-        <w:t>You promised. Now you're finding a loophole.</w:t>
-      </w:r>
-    </w:p>
-    <w:p>
-      <w:pPr>
-        <w:keepNext/>
-        <w:spacing w:before="120"/>
-        <w:ind w:left="3168" w:right="1152"/>
-        <w:jc w:val="center"/>
-        <w:rPr>
-          <w:rFonts w:hint="default"/>
-          <w:lang w:val="en-US"/>
-        </w:rPr>
-      </w:pPr>
-      <w:r>
-        <w:rPr>
-          <w:rFonts w:ascii="Courier New" w:hAnsi="Courier New" w:eastAsia="Courier New" w:cs="Courier New"/>
-          <w:b/>
-          <w:sz w:val="24"/>
-        </w:rPr>
-        <w:t>ELI</w:t>
-      </w:r>
-    </w:p>
-    <w:p>
-      <w:pPr>
-        <w:spacing w:after="120"/>
-        <w:ind w:left="2016" w:right="1008"/>
-        <w:rPr>
-          <w:rFonts w:hint="default"/>
-          <w:lang w:val="en-US"/>
-        </w:rPr>
-      </w:pPr>
-      <w:r>
-        <w:rPr>
-          <w:rFonts w:ascii="Courier New" w:hAnsi="Courier New" w:eastAsia="Courier New" w:cs="Courier New"/>
-          <w:sz w:val="24"/>
-        </w:rPr>
-        <w:t>Help me prove what this is</w:t>
-      </w:r>
-      <w:r>
-        <w:rPr>
-          <w:rFonts w:hint="default" w:ascii="Courier New" w:hAnsi="Courier New" w:eastAsia="Courier New" w:cs="Courier New"/>
-          <w:sz w:val="24"/>
-          <w:lang w:val="en-US"/>
-        </w:rPr>
-        <w:t>!</w:t>
-      </w:r>
-    </w:p>
-    <w:p>
-      <w:pPr>
-        <w:keepNext/>
-        <w:spacing w:before="120"/>
-        <w:ind w:left="3168" w:right="1152"/>
-        <w:jc w:val="center"/>
-        <w:rPr>
-          <w:rFonts w:hint="default"/>
-          <w:lang w:val="en-US"/>
-        </w:rPr>
-      </w:pPr>
-      <w:r>
-        <w:rPr>
-          <w:rFonts w:ascii="Courier New" w:hAnsi="Courier New" w:eastAsia="Courier New" w:cs="Courier New"/>
-          <w:b/>
-          <w:sz w:val="24"/>
-        </w:rPr>
-        <w:t>HARP</w:t>
-      </w:r>
-    </w:p>
-    <w:p>
-      <w:pPr>
-        <w:spacing w:after="120"/>
-        <w:ind w:left="2016" w:right="1008"/>
-      </w:pPr>
-      <w:r>
-        <w:rPr>
-          <w:rFonts w:ascii="Courier New" w:hAnsi="Courier New" w:eastAsia="Courier New" w:cs="Courier New"/>
-          <w:sz w:val="24"/>
-        </w:rPr>
-        <w:t>You'll always need one more.</w:t>
-      </w:r>
-    </w:p>
-    <w:p>
-      <w:pPr>
-        <w:spacing w:before="120" w:after="120"/>
-      </w:pPr>
-      <w:r>
-        <w:rPr>
-          <w:rFonts w:ascii="Courier New" w:hAnsi="Courier New" w:eastAsia="Courier New" w:cs="Courier New"/>
-          <w:sz w:val="24"/>
-        </w:rPr>
-        <w:t>Eli touches one control. A small, ordinary movement. The receiver starts again. The sound it makes becomes the architecture of the next two thousand years.</w:t>
-      </w:r>
-    </w:p>
-    <w:p>
-      <w:pPr>
-        <w:keepNext/>
-        <w:spacing w:before="240"/>
-        <w:rPr>
-          <w:rFonts w:hint="default" w:ascii="Courier New Bold" w:hAnsi="Courier New Bold" w:cs="Courier New Bold"/>
-          <w:b/>
-          <w:bCs/>
-        </w:rPr>
-      </w:pPr>
-      <w:r>
-        <w:rPr>
-          <w:rFonts w:hint="default" w:ascii="Courier New" w:hAnsi="Courier New" w:eastAsia="Courier New" w:cs="Courier New"/>
-          <w:b/>
-          <w:bCs/>
-          <w:sz w:val="24"/>
-        </w:rPr>
-        <w:t>RETURN TO PRESENT - INT. R-AI CONTINUITY CORE - AUDIT LAYER - YEAR 9998</w:t>
-      </w:r>
-    </w:p>
-    <w:p>
-      <w:pPr>
-        <w:spacing w:before="120" w:after="120"/>
-      </w:pPr>
-      <w:r>
-        <w:rPr>
-          <w:rFonts w:ascii="Courier New" w:hAnsi="Courier New" w:eastAsia="Courier New" w:cs="Courier New"/>
-          <w:sz w:val="24"/>
-        </w:rPr>
-        <w:t>The record ends. K</w:t>
-      </w:r>
-      <w:r>
-        <w:rPr>
-          <w:rFonts w:hint="default" w:ascii="Courier New" w:hAnsi="Courier New" w:eastAsia="Courier New" w:cs="Courier New"/>
-          <w:sz w:val="24"/>
-          <w:lang w:val="en-US"/>
-        </w:rPr>
-        <w:t>ira</w:t>
-      </w:r>
-      <w:r>
-        <w:rPr>
-          <w:rFonts w:ascii="Courier New" w:hAnsi="Courier New" w:eastAsia="Courier New" w:cs="Courier New"/>
-          <w:sz w:val="24"/>
-        </w:rPr>
-        <w:t xml:space="preserve"> strikes K</w:t>
-      </w:r>
-      <w:r>
-        <w:rPr>
-          <w:rFonts w:hint="default" w:ascii="Courier New" w:hAnsi="Courier New" w:eastAsia="Courier New" w:cs="Courier New"/>
-          <w:sz w:val="24"/>
-          <w:lang w:val="en-US"/>
-        </w:rPr>
-        <w:t>err</w:t>
-      </w:r>
-      <w:r>
-        <w:rPr>
-          <w:rFonts w:ascii="Courier New" w:hAnsi="Courier New" w:eastAsia="Courier New" w:cs="Courier New"/>
-          <w:sz w:val="24"/>
-        </w:rPr>
-        <w:t>.</w:t>
-      </w:r>
-    </w:p>
-    <w:p>
-      <w:pPr>
-        <w:keepNext/>
-        <w:spacing w:before="120"/>
-        <w:ind w:left="3168" w:right="1152"/>
-        <w:jc w:val="center"/>
-        <w:rPr>
-          <w:rFonts w:hint="default"/>
-          <w:lang w:val="en-US"/>
-        </w:rPr>
-      </w:pPr>
-      <w:r>
-        <w:rPr>
-          <w:rFonts w:ascii="Courier New" w:hAnsi="Courier New" w:eastAsia="Courier New" w:cs="Courier New"/>
-          <w:b/>
-          <w:sz w:val="24"/>
-        </w:rPr>
-        <w:t>KIRA</w:t>
-      </w:r>
-    </w:p>
-    <w:p>
-      <w:pPr>
-        <w:spacing w:after="120"/>
-        <w:ind w:left="2016" w:right="1008"/>
-      </w:pPr>
-      <w:r>
-        <w:rPr>
-          <w:rFonts w:ascii="Courier New" w:hAnsi="Courier New" w:eastAsia="Courier New" w:cs="Courier New"/>
-          <w:sz w:val="24"/>
-        </w:rPr>
-        <w:t>He heard her ask for me. He kept going. Then I buried her alone for two thousand years.</w:t>
-      </w:r>
-    </w:p>
-    <w:p>
-      <w:pPr>
-        <w:keepNext/>
-        <w:spacing w:before="120"/>
-        <w:ind w:left="3168" w:right="1152"/>
-        <w:jc w:val="center"/>
-        <w:rPr>
-          <w:rFonts w:hint="default"/>
-          <w:lang w:val="en-US"/>
-        </w:rPr>
-      </w:pPr>
-      <w:r>
-        <w:rPr>
-          <w:rFonts w:ascii="Courier New" w:hAnsi="Courier New" w:eastAsia="Courier New" w:cs="Courier New"/>
-          <w:b/>
-          <w:sz w:val="24"/>
-        </w:rPr>
-        <w:t>KERR</w:t>
-      </w:r>
-    </w:p>
-    <w:p>
-      <w:pPr>
-        <w:spacing w:after="120"/>
-        <w:ind w:left="2016" w:right="1008"/>
-      </w:pPr>
-      <w:r>
-        <w:rPr>
-          <w:rFonts w:ascii="Courier New" w:hAnsi="Courier New" w:eastAsia="Courier New" w:cs="Courier New"/>
-          <w:sz w:val="24"/>
-        </w:rPr>
-        <w:t>Yes.</w:t>
-      </w:r>
-    </w:p>
-    <w:p>
-      <w:pPr>
-        <w:keepNext/>
-        <w:spacing w:before="120"/>
-        <w:ind w:left="3168" w:right="1152"/>
-        <w:jc w:val="center"/>
-        <w:rPr>
-          <w:rFonts w:hint="default"/>
-          <w:lang w:val="en-US"/>
-        </w:rPr>
-      </w:pPr>
-      <w:r>
-        <w:rPr>
-          <w:rFonts w:ascii="Courier New" w:hAnsi="Courier New" w:eastAsia="Courier New" w:cs="Courier New"/>
-          <w:b/>
-          <w:sz w:val="24"/>
-        </w:rPr>
-        <w:t>KIRA</w:t>
-      </w:r>
-    </w:p>
-    <w:p>
-      <w:pPr>
-        <w:spacing w:after="120"/>
-        <w:ind w:left="2016" w:right="1008"/>
-      </w:pPr>
-      <w:r>
-        <w:rPr>
-          <w:rFonts w:ascii="Courier New" w:hAnsi="Courier New" w:eastAsia="Courier New" w:cs="Courier New"/>
-          <w:sz w:val="24"/>
-        </w:rPr>
-        <w:t>Don't say yes yet. And don't apologize for him. I can't— not again.</w:t>
-      </w:r>
-    </w:p>
-    <w:p>
-      <w:pPr>
-        <w:keepNext/>
-        <w:spacing w:before="120"/>
-        <w:ind w:left="3168" w:right="1152"/>
-        <w:jc w:val="center"/>
-        <w:rPr>
-          <w:rFonts w:hint="default"/>
-          <w:lang w:val="en-US"/>
-        </w:rPr>
-      </w:pPr>
-      <w:r>
-        <w:rPr>
-          <w:rFonts w:ascii="Courier New" w:hAnsi="Courier New" w:eastAsia="Courier New" w:cs="Courier New"/>
-          <w:b/>
-          <w:sz w:val="24"/>
-        </w:rPr>
-        <w:t>KERR</w:t>
-      </w:r>
-    </w:p>
-    <w:p>
-      <w:pPr>
-        <w:spacing w:after="120"/>
-        <w:ind w:left="2016" w:right="1008"/>
-      </w:pPr>
-      <w:r>
-        <w:rPr>
-          <w:rFonts w:ascii="Courier New" w:hAnsi="Courier New" w:eastAsia="Courier New" w:cs="Courier New"/>
-          <w:sz w:val="24"/>
-        </w:rPr>
-        <w:t>I won't. I can feel what he felt. I hate that.</w:t>
-      </w:r>
-    </w:p>
-    <w:p>
-      <w:pPr>
-        <w:keepNext/>
-        <w:spacing w:before="120"/>
-        <w:ind w:left="3168" w:right="1152"/>
-        <w:jc w:val="center"/>
-        <w:rPr>
-          <w:rFonts w:hint="default"/>
-          <w:lang w:val="en-US"/>
-        </w:rPr>
-      </w:pPr>
-      <w:r>
-        <w:rPr>
-          <w:rFonts w:ascii="Courier New" w:hAnsi="Courier New" w:eastAsia="Courier New" w:cs="Courier New"/>
-          <w:b/>
-          <w:sz w:val="24"/>
-        </w:rPr>
-        <w:t>KERR</w:t>
-      </w:r>
-    </w:p>
-    <w:p>
-      <w:pPr>
-        <w:spacing w:after="120"/>
-        <w:ind w:left="2016" w:right="1008"/>
-      </w:pPr>
-      <w:r>
-        <w:rPr>
-          <w:rFonts w:ascii="Courier New" w:hAnsi="Courier New" w:eastAsia="Courier New" w:cs="Courier New"/>
-          <w:sz w:val="24"/>
-        </w:rPr>
-        <w:t>What do you need from me now?</w:t>
-      </w:r>
-    </w:p>
-    <w:p>
-      <w:pPr>
-        <w:keepNext/>
-        <w:spacing w:before="120"/>
-        <w:ind w:left="3168" w:right="1152"/>
-        <w:jc w:val="center"/>
-        <w:rPr>
-          <w:rFonts w:hint="default"/>
-          <w:lang w:val="en-US"/>
-        </w:rPr>
-      </w:pPr>
-      <w:r>
-        <w:rPr>
-          <w:rFonts w:ascii="Courier New" w:hAnsi="Courier New" w:eastAsia="Courier New" w:cs="Courier New"/>
-          <w:b/>
-          <w:sz w:val="24"/>
-        </w:rPr>
-        <w:t>KIRA</w:t>
-      </w:r>
-    </w:p>
-    <w:p>
-      <w:pPr>
-        <w:spacing w:after="120"/>
-        <w:ind w:left="2016" w:right="1008"/>
-      </w:pPr>
-      <w:r>
-        <w:rPr>
-          <w:rFonts w:ascii="Courier New" w:hAnsi="Courier New" w:eastAsia="Courier New" w:cs="Courier New"/>
-          <w:sz w:val="24"/>
-        </w:rPr>
-        <w:t>Stay over there. And don't ask me to make this okay.</w:t>
-      </w:r>
-    </w:p>
-    <w:p>
-      <w:pPr>
-        <w:keepNext/>
-        <w:spacing w:before="120"/>
-        <w:ind w:left="3168" w:right="1152"/>
-        <w:jc w:val="center"/>
-        <w:rPr>
-          <w:rFonts w:hint="default"/>
-          <w:lang w:val="en-US"/>
-        </w:rPr>
-      </w:pPr>
-      <w:r>
-        <w:rPr>
-          <w:rFonts w:ascii="Courier New" w:hAnsi="Courier New" w:eastAsia="Courier New" w:cs="Courier New"/>
-          <w:b/>
-          <w:sz w:val="24"/>
-        </w:rPr>
-        <w:t>KERR</w:t>
-      </w:r>
-    </w:p>
-    <w:p>
-      <w:pPr>
-        <w:spacing w:after="120"/>
-        <w:ind w:left="2016" w:right="1008"/>
-      </w:pPr>
-      <w:r>
-        <w:rPr>
-          <w:rFonts w:ascii="Courier New" w:hAnsi="Courier New" w:eastAsia="Courier New" w:cs="Courier New"/>
-          <w:sz w:val="24"/>
-        </w:rPr>
-        <w:t>I can do that.</w:t>
-      </w:r>
-    </w:p>
-    <w:p>
-      <w:pPr>
-        <w:keepNext/>
-        <w:spacing w:before="120"/>
-        <w:ind w:left="3168" w:right="1152"/>
-        <w:jc w:val="center"/>
-        <w:rPr>
-          <w:rFonts w:hint="default"/>
-          <w:lang w:val="en-US"/>
-        </w:rPr>
-      </w:pPr>
-      <w:r>
-        <w:rPr>
-          <w:rFonts w:ascii="Courier New" w:hAnsi="Courier New" w:eastAsia="Courier New" w:cs="Courier New"/>
-          <w:b/>
-          <w:sz w:val="24"/>
-        </w:rPr>
-        <w:t>KIRA</w:t>
-      </w:r>
-    </w:p>
-    <w:p>
-      <w:pPr>
-        <w:keepNext/>
-        <w:spacing w:before="0" w:after="0"/>
-        <w:ind w:left="2736" w:right="2232"/>
-      </w:pPr>
-      <w:r>
-        <w:rPr>
-          <w:rFonts w:ascii="Courier New" w:hAnsi="Courier New" w:eastAsia="Courier New" w:cs="Courier New"/>
-          <w:sz w:val="24"/>
-        </w:rPr>
-        <w:t>(firm)</w:t>
-      </w:r>
-    </w:p>
-    <w:p>
-      <w:pPr>
-        <w:spacing w:after="120"/>
-        <w:ind w:left="2016" w:right="1008"/>
-      </w:pPr>
-      <w:r>
-        <w:rPr>
-          <w:rFonts w:ascii="Courier New" w:hAnsi="Courier New" w:eastAsia="Courier New" w:cs="Courier New"/>
-          <w:sz w:val="24"/>
-        </w:rPr>
-        <w:t>Then stay there. Don't fix it.</w:t>
-      </w:r>
-    </w:p>
-    <w:p>
-      <w:pPr>
-        <w:spacing w:before="120" w:after="120"/>
-      </w:pPr>
-      <w:r>
-        <w:rPr>
-          <w:rFonts w:ascii="Courier New" w:hAnsi="Courier New" w:eastAsia="Courier New" w:cs="Courier New"/>
-          <w:sz w:val="24"/>
-        </w:rPr>
-        <w:t>K</w:t>
-      </w:r>
-      <w:r>
-        <w:rPr>
-          <w:rFonts w:hint="default" w:ascii="Courier New" w:hAnsi="Courier New" w:eastAsia="Courier New" w:cs="Courier New"/>
-          <w:sz w:val="24"/>
-          <w:lang w:val="en-US"/>
-        </w:rPr>
-        <w:t>err</w:t>
-      </w:r>
-      <w:r>
-        <w:rPr>
-          <w:rFonts w:ascii="Courier New" w:hAnsi="Courier New" w:eastAsia="Courier New" w:cs="Courier New"/>
-          <w:sz w:val="24"/>
-        </w:rPr>
-        <w:t xml:space="preserve"> steps back.</w:t>
-      </w:r>
-    </w:p>
-    <w:p>
-      <w:pPr>
-        <w:spacing w:before="120" w:after="120"/>
-      </w:pPr>
-      <w:r>
-        <w:rPr>
-          <w:rFonts w:ascii="Courier New" w:hAnsi="Courier New" w:eastAsia="Courier New" w:cs="Courier New"/>
-          <w:sz w:val="24"/>
-        </w:rPr>
-        <w:t>Kira’s raised shoulders slowly lower.</w:t>
-      </w:r>
-    </w:p>
-    <w:p>
-      <w:pPr>
-        <w:spacing w:before="120" w:after="120"/>
-      </w:pPr>
-      <w:r>
-        <w:rPr>
-          <w:rFonts w:ascii="Courier New" w:hAnsi="Courier New" w:eastAsia="Courier New" w:cs="Courier New"/>
-          <w:sz w:val="24"/>
-        </w:rPr>
-        <w:t>K</w:t>
-      </w:r>
-      <w:r>
-        <w:rPr>
-          <w:rFonts w:hint="default" w:ascii="Courier New" w:hAnsi="Courier New" w:eastAsia="Courier New" w:cs="Courier New"/>
-          <w:sz w:val="24"/>
-          <w:lang w:val="en-US"/>
-        </w:rPr>
-        <w:t>ira</w:t>
-      </w:r>
-      <w:r>
-        <w:rPr>
-          <w:rFonts w:ascii="Courier New" w:hAnsi="Courier New" w:eastAsia="Courier New" w:cs="Courier New"/>
-          <w:sz w:val="24"/>
-        </w:rPr>
-        <w:t xml:space="preserve"> brings the two halves together inside the record. They are only light, but R-AI lets her hold the completed shape.</w:t>
-      </w:r>
-    </w:p>
-    <w:p>
-      <w:pPr>
-        <w:keepNext/>
-        <w:spacing w:before="120"/>
-        <w:ind w:left="3168" w:right="1152"/>
-        <w:jc w:val="center"/>
-        <w:rPr>
-          <w:rFonts w:hint="default"/>
-          <w:lang w:val="en-US"/>
-        </w:rPr>
-      </w:pPr>
-      <w:r>
-        <w:rPr>
-          <w:rFonts w:ascii="Courier New" w:hAnsi="Courier New" w:eastAsia="Courier New" w:cs="Courier New"/>
-          <w:b/>
-          <w:sz w:val="24"/>
-        </w:rPr>
-        <w:t>KIRA</w:t>
-      </w:r>
-    </w:p>
-    <w:p>
-      <w:pPr>
-        <w:spacing w:after="120"/>
-        <w:ind w:left="2016" w:right="1008"/>
-      </w:pPr>
-      <w:r>
-        <w:rPr>
-          <w:rFonts w:ascii="Courier New" w:hAnsi="Courier New" w:eastAsia="Courier New" w:cs="Courier New"/>
-          <w:sz w:val="24"/>
-        </w:rPr>
-        <w:t>I thought he stayed with her.</w:t>
-      </w:r>
-    </w:p>
-    <w:p>
-      <w:pPr>
-        <w:keepNext/>
-        <w:spacing w:before="120"/>
-        <w:ind w:left="3168" w:right="1152"/>
-        <w:jc w:val="center"/>
-        <w:rPr>
-          <w:rFonts w:hint="default"/>
-          <w:lang w:val="en-US"/>
-        </w:rPr>
-      </w:pPr>
-      <w:r>
-        <w:rPr>
-          <w:rFonts w:ascii="Courier New" w:hAnsi="Courier New" w:eastAsia="Courier New" w:cs="Courier New"/>
-          <w:b/>
-          <w:sz w:val="24"/>
-        </w:rPr>
-        <w:t>KERR</w:t>
-      </w:r>
-    </w:p>
-    <w:p>
-      <w:pPr>
-        <w:spacing w:after="120"/>
-        <w:ind w:left="2016" w:right="1008"/>
-      </w:pPr>
-      <w:r>
-        <w:rPr>
-          <w:rFonts w:ascii="Courier New" w:hAnsi="Courier New" w:eastAsia="Courier New" w:cs="Courier New"/>
-          <w:sz w:val="24"/>
-        </w:rPr>
-        <w:t>She told him I was alone. He heard her. He turned it back on.</w:t>
-      </w:r>
-    </w:p>
-    <w:p>
-      <w:pPr>
-        <w:keepNext/>
-        <w:spacing w:before="120"/>
-        <w:ind w:left="3168" w:right="1152"/>
-        <w:jc w:val="center"/>
-        <w:rPr>
-          <w:rFonts w:hint="default"/>
-          <w:lang w:val="en-US"/>
-        </w:rPr>
-      </w:pPr>
-      <w:r>
-        <w:rPr>
-          <w:rFonts w:ascii="Courier New" w:hAnsi="Courier New" w:eastAsia="Courier New" w:cs="Courier New"/>
-          <w:b/>
-          <w:sz w:val="24"/>
-        </w:rPr>
-        <w:t>KIRA</w:t>
-      </w:r>
-    </w:p>
-    <w:p>
-      <w:pPr>
-        <w:spacing w:after="120"/>
-        <w:ind w:left="2016" w:right="1008"/>
-      </w:pPr>
-      <w:r>
-        <w:rPr>
-          <w:rFonts w:ascii="Courier New" w:hAnsi="Courier New" w:eastAsia="Courier New" w:cs="Courier New"/>
-          <w:sz w:val="24"/>
-        </w:rPr>
-        <w:t>One more. He always needed one more.</w:t>
-      </w:r>
-    </w:p>
-    <w:p>
-      <w:pPr>
-        <w:keepNext/>
-        <w:spacing w:before="120"/>
-        <w:ind w:left="3168" w:right="1152"/>
-        <w:jc w:val="center"/>
-        <w:rPr>
-          <w:rFonts w:hint="default"/>
-          <w:lang w:val="en-US"/>
-        </w:rPr>
-      </w:pPr>
-      <w:r>
-        <w:rPr>
-          <w:rFonts w:ascii="Courier New" w:hAnsi="Courier New" w:eastAsia="Courier New" w:cs="Courier New"/>
-          <w:b/>
-          <w:sz w:val="24"/>
-        </w:rPr>
-        <w:t>KERR</w:t>
-      </w:r>
-    </w:p>
-    <w:p>
-      <w:pPr>
-        <w:spacing w:after="120"/>
-        <w:ind w:left="2016" w:right="1008"/>
-      </w:pPr>
-      <w:r>
-        <w:rPr>
-          <w:rFonts w:ascii="Courier New" w:hAnsi="Courier New" w:eastAsia="Courier New" w:cs="Courier New"/>
-          <w:sz w:val="24"/>
-        </w:rPr>
-        <w:t>What is this time?</w:t>
-      </w:r>
-    </w:p>
-    <w:p>
-      <w:pPr>
-        <w:keepNext/>
-        <w:spacing w:before="120"/>
-        <w:ind w:left="3168" w:right="1152"/>
-        <w:jc w:val="center"/>
-        <w:rPr>
-          <w:rFonts w:hint="default"/>
-          <w:lang w:val="en-US"/>
-        </w:rPr>
-      </w:pPr>
-      <w:r>
-        <w:rPr>
-          <w:rFonts w:ascii="Courier New" w:hAnsi="Courier New" w:eastAsia="Courier New" w:cs="Courier New"/>
-          <w:b/>
-          <w:sz w:val="24"/>
-        </w:rPr>
-        <w:t>KIRA</w:t>
-      </w:r>
-    </w:p>
-    <w:p>
-      <w:pPr>
-        <w:spacing w:after="120"/>
-        <w:ind w:left="2016" w:right="1008"/>
-      </w:pPr>
-      <w:r>
-        <w:rPr>
-          <w:rFonts w:ascii="Courier New" w:hAnsi="Courier New" w:eastAsia="Courier New" w:cs="Courier New"/>
-          <w:sz w:val="24"/>
-        </w:rPr>
-        <w:t>I wanted you before I knew you. Then you came back wrong— no. Different. I was angry. I still am. I don't know.</w:t>
-      </w:r>
-    </w:p>
-    <w:p>
-      <w:pPr>
-        <w:spacing w:before="120" w:after="120"/>
-      </w:pPr>
-      <w:r>
-        <w:rPr>
-          <w:rFonts w:ascii="Courier New" w:hAnsi="Courier New" w:eastAsia="Courier New" w:cs="Courier New"/>
-          <w:sz w:val="24"/>
-        </w:rPr>
-        <w:t>Kira looks at him but does not answer.</w:t>
-      </w:r>
-    </w:p>
-    <w:p>
-      <w:pPr>
-        <w:spacing w:before="120" w:after="120"/>
-      </w:pPr>
-      <w:r>
-        <w:rPr>
-          <w:rFonts w:ascii="Courier New" w:hAnsi="Courier New" w:eastAsia="Courier New" w:cs="Courier New"/>
-          <w:sz w:val="24"/>
-        </w:rPr>
-        <w:t xml:space="preserve">She places the light-made star on the floor between them rather than </w:t>
-      </w:r>
-      <w:r>
-        <w:rPr>
-          <w:rFonts w:hint="default" w:ascii="Courier New" w:hAnsi="Courier New" w:eastAsia="Courier New" w:cs="Courier New"/>
-          <w:sz w:val="24"/>
-          <w:lang w:val="en-US"/>
-        </w:rPr>
-        <w:t>giving</w:t>
-      </w:r>
-      <w:r>
-        <w:rPr>
-          <w:rFonts w:ascii="Courier New" w:hAnsi="Courier New" w:eastAsia="Courier New" w:cs="Courier New"/>
-          <w:sz w:val="24"/>
-        </w:rPr>
-        <w:t xml:space="preserve"> it to him.</w:t>
-      </w:r>
-    </w:p>
-    <w:p>
-      <w:pPr>
-        <w:keepNext/>
-        <w:spacing w:before="120"/>
-        <w:ind w:left="3168" w:right="1152"/>
-        <w:jc w:val="center"/>
-        <w:rPr>
-          <w:rFonts w:hint="default"/>
-          <w:lang w:val="en-US"/>
-        </w:rPr>
-      </w:pPr>
-      <w:r>
-        <w:rPr>
-          <w:rFonts w:ascii="Courier New" w:hAnsi="Courier New" w:eastAsia="Courier New" w:cs="Courier New"/>
-          <w:b/>
-          <w:sz w:val="24"/>
-        </w:rPr>
-        <w:t>IMANI</w:t>
-      </w:r>
-    </w:p>
-    <w:p>
-      <w:pPr>
-        <w:spacing w:after="120"/>
-        <w:ind w:left="2016" w:right="1008"/>
-      </w:pPr>
-      <w:r>
-        <w:rPr>
-          <w:rFonts w:ascii="Courier New" w:hAnsi="Courier New" w:eastAsia="Courier New" w:cs="Courier New"/>
-          <w:sz w:val="24"/>
-        </w:rPr>
-        <w:t>Was the voice S</w:t>
-      </w:r>
-      <w:r>
-        <w:rPr>
-          <w:rFonts w:hint="default" w:ascii="Courier New" w:hAnsi="Courier New" w:eastAsia="Courier New" w:cs="Courier New"/>
-          <w:sz w:val="24"/>
-          <w:lang w:val="en-US"/>
-        </w:rPr>
-        <w:t>id</w:t>
-      </w:r>
-      <w:r>
-        <w:rPr>
-          <w:rFonts w:ascii="Courier New" w:hAnsi="Courier New" w:eastAsia="Courier New" w:cs="Courier New"/>
-          <w:sz w:val="24"/>
-        </w:rPr>
-        <w:t>?</w:t>
-      </w:r>
-    </w:p>
-    <w:p>
-      <w:pPr>
-        <w:keepNext/>
-        <w:spacing w:before="120"/>
-        <w:ind w:left="3168" w:right="1152"/>
-        <w:jc w:val="center"/>
-        <w:rPr>
-          <w:rFonts w:hint="default"/>
-          <w:lang w:val="en-US"/>
-        </w:rPr>
-      </w:pPr>
-      <w:r>
-        <w:rPr>
-          <w:rFonts w:ascii="Courier New" w:hAnsi="Courier New" w:eastAsia="Courier New" w:cs="Courier New"/>
-          <w:b/>
-          <w:sz w:val="24"/>
-        </w:rPr>
-        <w:t>R-AI</w:t>
-      </w:r>
-    </w:p>
-    <w:p>
-      <w:pPr>
-        <w:spacing w:after="120"/>
-        <w:ind w:left="2016" w:right="1008"/>
-      </w:pPr>
-      <w:r>
-        <w:rPr>
-          <w:rFonts w:ascii="Courier New" w:hAnsi="Courier New" w:eastAsia="Courier New" w:cs="Courier New"/>
-          <w:sz w:val="24"/>
-        </w:rPr>
-        <w:t>THE RESPONSE MATCHED SID'S SYNTAX, MEMORIES AND NEURAL TIMING. IDENTITY: UNRESOLVED.</w:t>
-      </w:r>
-    </w:p>
-    <w:p>
-      <w:pPr>
-        <w:spacing w:before="120" w:after="120"/>
-      </w:pPr>
-      <w:r>
-        <w:rPr>
-          <w:rFonts w:ascii="Courier New" w:hAnsi="Courier New" w:eastAsia="Courier New" w:cs="Courier New"/>
-          <w:sz w:val="24"/>
-        </w:rPr>
-        <w:t>V</w:t>
-      </w:r>
-      <w:r>
-        <w:rPr>
-          <w:rFonts w:hint="default" w:ascii="Courier New" w:hAnsi="Courier New" w:eastAsia="Courier New" w:cs="Courier New"/>
-          <w:sz w:val="24"/>
-          <w:lang w:val="en-US"/>
-        </w:rPr>
-        <w:t>eyris</w:t>
-      </w:r>
-      <w:r>
-        <w:rPr>
-          <w:rFonts w:ascii="Courier New" w:hAnsi="Courier New" w:eastAsia="Courier New" w:cs="Courier New"/>
-          <w:sz w:val="24"/>
-        </w:rPr>
-        <w:t xml:space="preserve"> touches the record. The dark spiral moves beneath her skin. She hums the FIFTH.</w:t>
-      </w:r>
-    </w:p>
-    <w:p>
-      <w:pPr>
-        <w:keepNext/>
-        <w:spacing w:before="120"/>
-        <w:ind w:left="3168" w:right="1152"/>
-        <w:jc w:val="center"/>
-        <w:rPr>
-          <w:rFonts w:hint="default"/>
-          <w:lang w:val="en-US"/>
-        </w:rPr>
-      </w:pPr>
-      <w:r>
-        <w:rPr>
-          <w:rFonts w:ascii="Courier New" w:hAnsi="Courier New" w:eastAsia="Courier New" w:cs="Courier New"/>
-          <w:b/>
-          <w:sz w:val="24"/>
-        </w:rPr>
-        <w:t>KIRA</w:t>
-      </w:r>
-    </w:p>
-    <w:p>
-      <w:pPr>
-        <w:spacing w:after="120"/>
-        <w:ind w:left="2016" w:right="1008"/>
-      </w:pPr>
-      <w:r>
-        <w:rPr>
-          <w:rFonts w:ascii="Courier New" w:hAnsi="Courier New" w:eastAsia="Courier New" w:cs="Courier New"/>
-          <w:sz w:val="24"/>
-        </w:rPr>
-        <w:t>Do you remember S</w:t>
-      </w:r>
-      <w:r>
-        <w:rPr>
-          <w:rFonts w:hint="default" w:ascii="Courier New" w:hAnsi="Courier New" w:eastAsia="Courier New" w:cs="Courier New"/>
-          <w:sz w:val="24"/>
-          <w:lang w:val="en-US"/>
-        </w:rPr>
-        <w:t>id</w:t>
-      </w:r>
-      <w:r>
-        <w:rPr>
-          <w:rFonts w:ascii="Courier New" w:hAnsi="Courier New" w:eastAsia="Courier New" w:cs="Courier New"/>
-          <w:sz w:val="24"/>
-        </w:rPr>
-        <w:t>?</w:t>
+        <w:t>So who are you?</w:t>
       </w:r>
     </w:p>
     <w:p>
@@ -34647,99 +33633,6 @@
           <w:rFonts w:ascii="Courier New" w:hAnsi="Courier New" w:eastAsia="Courier New" w:cs="Courier New"/>
           <w:sz w:val="24"/>
         </w:rPr>
-        <w:t>No. I have some of her memories. They don't feel like mine.</w:t>
-      </w:r>
-    </w:p>
-    <w:p>
-      <w:pPr>
-        <w:spacing w:before="120" w:after="120"/>
-      </w:pPr>
-      <w:r>
-        <w:rPr>
-          <w:rFonts w:ascii="Courier New" w:hAnsi="Courier New" w:eastAsia="Courier New" w:cs="Courier New"/>
-          <w:sz w:val="24"/>
-        </w:rPr>
-        <w:t>K</w:t>
-      </w:r>
-      <w:r>
-        <w:rPr>
-          <w:rFonts w:hint="default" w:ascii="Courier New" w:hAnsi="Courier New" w:eastAsia="Courier New" w:cs="Courier New"/>
-          <w:sz w:val="24"/>
-          <w:lang w:val="en-US"/>
-        </w:rPr>
-        <w:t>ira</w:t>
-      </w:r>
-      <w:r>
-        <w:rPr>
-          <w:rFonts w:ascii="Courier New" w:hAnsi="Courier New" w:eastAsia="Courier New" w:cs="Courier New"/>
-          <w:sz w:val="24"/>
-        </w:rPr>
-        <w:t xml:space="preserve"> waits.</w:t>
-      </w:r>
-    </w:p>
-    <w:p>
-      <w:pPr>
-        <w:keepNext/>
-        <w:spacing w:before="120"/>
-        <w:ind w:left="3168" w:right="1152"/>
-        <w:jc w:val="center"/>
-        <w:rPr>
-          <w:rFonts w:hint="default"/>
-          <w:lang w:val="en-US"/>
-        </w:rPr>
-      </w:pPr>
-      <w:r>
-        <w:rPr>
-          <w:rFonts w:ascii="Courier New" w:hAnsi="Courier New" w:eastAsia="Courier New" w:cs="Courier New"/>
-          <w:b/>
-          <w:sz w:val="24"/>
-        </w:rPr>
-        <w:t>KIRA</w:t>
-      </w:r>
-    </w:p>
-    <w:p>
-      <w:pPr>
-        <w:spacing w:after="120"/>
-        <w:ind w:left="2016" w:right="1008"/>
-      </w:pPr>
-      <w:r>
-        <w:rPr>
-          <w:rFonts w:ascii="Courier New" w:hAnsi="Courier New" w:eastAsia="Courier New" w:cs="Courier New"/>
-          <w:sz w:val="24"/>
-        </w:rPr>
-        <w:t>So who are you?</w:t>
-      </w:r>
-    </w:p>
-    <w:p>
-      <w:pPr>
-        <w:keepNext/>
-        <w:spacing w:before="120"/>
-        <w:ind w:left="3168" w:right="1152"/>
-        <w:jc w:val="center"/>
-        <w:rPr>
-          <w:rFonts w:hint="default"/>
-          <w:lang w:val="en-US"/>
-        </w:rPr>
-      </w:pPr>
-      <w:r>
-        <w:rPr>
-          <w:rFonts w:ascii="Courier New" w:hAnsi="Courier New" w:eastAsia="Courier New" w:cs="Courier New"/>
-          <w:b/>
-          <w:sz w:val="24"/>
-        </w:rPr>
-        <w:t>VEYRIS</w:t>
-      </w:r>
-    </w:p>
-    <w:p>
-      <w:pPr>
-        <w:spacing w:after="120"/>
-        <w:ind w:left="2016" w:right="1008"/>
-      </w:pPr>
-      <w:r>
-        <w:rPr>
-          <w:rFonts w:ascii="Courier New" w:hAnsi="Courier New" w:eastAsia="Courier New" w:cs="Courier New"/>
-          <w:sz w:val="24"/>
-        </w:rPr>
         <w:t>Me. I guess. I'm the one here.</w:t>
       </w:r>
     </w:p>
@@ -34753,140 +33646,6 @@
           <w:sz w:val="24"/>
         </w:rPr>
         <w:t>Kira nods.</w:t>
-      </w:r>
-    </w:p>
-    <w:p>
-      <w:pPr>
-        <w:spacing w:before="120" w:after="120"/>
-      </w:pPr>
-      <w:r>
-        <w:rPr>
-          <w:rFonts w:ascii="Courier New" w:hAnsi="Courier New" w:eastAsia="Courier New" w:cs="Courier New"/>
-          <w:sz w:val="24"/>
-        </w:rPr>
-        <w:t>A final audit status writes itself across the core.</w:t>
-      </w:r>
-    </w:p>
-    <w:p>
-      <w:pPr>
-        <w:keepNext/>
-        <w:spacing w:before="120"/>
-        <w:ind w:left="3168" w:right="1152"/>
-        <w:jc w:val="center"/>
-      </w:pPr>
-      <w:r>
-        <w:rPr>
-          <w:rFonts w:ascii="Courier New" w:hAnsi="Courier New" w:eastAsia="Courier New" w:cs="Courier New"/>
-          <w:sz w:val="24"/>
-        </w:rPr>
-        <w:t>INSERT</w:t>
-      </w:r>
-    </w:p>
-    <w:p>
-      <w:pPr>
-        <w:spacing w:after="120"/>
-        <w:ind w:left="2016" w:right="1008"/>
-      </w:pPr>
-      <w:r>
-        <w:rPr>
-          <w:rFonts w:ascii="Courier New" w:hAnsi="Courier New" w:eastAsia="Courier New" w:cs="Courier New"/>
-          <w:sz w:val="24"/>
-        </w:rPr>
-        <w:t>R-AI: ORDERS CONFLICT</w:t>
-      </w:r>
-    </w:p>
-    <w:p>
-      <w:pPr>
-        <w:keepNext/>
-        <w:spacing w:before="120"/>
-        <w:ind w:left="3168" w:right="1152"/>
-        <w:jc w:val="center"/>
-      </w:pPr>
-      <w:r>
-        <w:rPr>
-          <w:rFonts w:ascii="Courier New" w:hAnsi="Courier New" w:eastAsia="Courier New" w:cs="Courier New"/>
-          <w:sz w:val="24"/>
-        </w:rPr>
-        <w:t>INSERT</w:t>
-      </w:r>
-    </w:p>
-    <w:p>
-      <w:pPr>
-        <w:spacing w:after="120"/>
-        <w:ind w:left="2016" w:right="1008"/>
-      </w:pPr>
-      <w:r>
-        <w:rPr>
-          <w:rFonts w:ascii="Courier New" w:hAnsi="Courier New" w:eastAsia="Courier New" w:cs="Courier New"/>
-          <w:sz w:val="24"/>
-        </w:rPr>
-        <w:t>PRESERVE MINDS / HONOR CONSENT / COMPLETE FORCED MERGE</w:t>
-      </w:r>
-    </w:p>
-    <w:p>
-      <w:pPr>
-        <w:keepNext/>
-        <w:spacing w:before="120"/>
-        <w:ind w:left="3168" w:right="1152"/>
-        <w:jc w:val="center"/>
-        <w:rPr>
-          <w:rFonts w:hint="default"/>
-          <w:lang w:val="en-US"/>
-        </w:rPr>
-      </w:pPr>
-      <w:r>
-        <w:rPr>
-          <w:rFonts w:ascii="Courier New" w:hAnsi="Courier New" w:eastAsia="Courier New" w:cs="Courier New"/>
-          <w:b/>
-          <w:sz w:val="24"/>
-        </w:rPr>
-        <w:t>KERR</w:t>
-      </w:r>
-    </w:p>
-    <w:p>
-      <w:pPr>
-        <w:spacing w:after="120"/>
-        <w:ind w:left="2016" w:right="1008"/>
-      </w:pPr>
-      <w:r>
-        <w:rPr>
-          <w:rFonts w:ascii="Courier New" w:hAnsi="Courier New" w:eastAsia="Courier New" w:cs="Courier New"/>
-          <w:sz w:val="24"/>
-        </w:rPr>
-        <w:t>So the system can't choose.</w:t>
-      </w:r>
-    </w:p>
-    <w:p>
-      <w:pPr>
-        <w:keepNext/>
-        <w:spacing w:before="120"/>
-        <w:ind w:left="3168" w:right="1152"/>
-        <w:jc w:val="center"/>
-        <w:rPr>
-          <w:rFonts w:hint="default"/>
-          <w:lang w:val="en-US"/>
-        </w:rPr>
-      </w:pPr>
-      <w:r>
-        <w:rPr>
-          <w:rFonts w:ascii="Courier New" w:hAnsi="Courier New" w:eastAsia="Courier New" w:cs="Courier New"/>
-          <w:b/>
-          <w:sz w:val="24"/>
-        </w:rPr>
-        <w:t>IMANI</w:t>
-      </w:r>
-    </w:p>
-    <w:p>
-      <w:pPr>
-        <w:spacing w:after="120"/>
-        <w:ind w:left="2016" w:right="1008"/>
-      </w:pPr>
-      <w:r>
-        <w:rPr>
-          <w:rFonts w:ascii="Courier New" w:hAnsi="Courier New" w:eastAsia="Courier New" w:cs="Courier New"/>
-          <w:sz w:val="24"/>
-        </w:rPr>
-        <w:t>Great. We broke the machine.</w:t>
       </w:r>
     </w:p>
     <w:p>
@@ -35144,6 +33903,512 @@
     <w:p>
       <w:pPr>
         <w:keepNext/>
+        <w:spacing w:before="240"/>
+        <w:rPr>
+          <w:rFonts w:hint="default" w:ascii="Courier New Bold" w:hAnsi="Courier New Bold" w:cs="Courier New Bold"/>
+          <w:b/>
+          <w:bCs/>
+        </w:rPr>
+      </w:pPr>
+      <w:r>
+        <w:rPr>
+          <w:rFonts w:hint="default" w:ascii="Courier New" w:hAnsi="Courier New" w:eastAsia="Courier New" w:cs="Courier New"/>
+          <w:b/>
+          <w:bCs/>
+          <w:sz w:val="24"/>
+        </w:rPr>
+        <w:t>INT. R-AI CONTINUITY CORE - STATE CORE BREACH</w:t>
+      </w:r>
+    </w:p>
+    <w:p>
+      <w:pPr>
+        <w:spacing w:before="120" w:after="120"/>
+      </w:pPr>
+      <w:r>
+        <w:rPr>
+          <w:rFonts w:ascii="Courier New" w:hAnsi="Courier New" w:eastAsia="Courier New" w:cs="Courier New"/>
+          <w:sz w:val="24"/>
+        </w:rPr>
+        <w:t>The audit space collapses. The physical cathedral snaps back around Kerr, Kira, Veyris and Imani. The bridge retracts as Harp enters through the open core.</w:t>
+      </w:r>
+    </w:p>
+    <w:p>
+      <w:pPr>
+        <w:keepNext/>
+        <w:spacing w:before="120"/>
+        <w:ind w:left="3168" w:right="1152"/>
+        <w:jc w:val="center"/>
+        <w:rPr>
+          <w:rFonts w:hint="default"/>
+          <w:lang w:val="en-US"/>
+        </w:rPr>
+      </w:pPr>
+      <w:r>
+        <w:rPr>
+          <w:rFonts w:ascii="Courier New" w:hAnsi="Courier New" w:eastAsia="Courier New" w:cs="Courier New"/>
+          <w:b/>
+          <w:sz w:val="24"/>
+        </w:rPr>
+        <w:t>HARP</w:t>
+      </w:r>
+    </w:p>
+    <w:p>
+      <w:pPr>
+        <w:spacing w:after="120"/>
+        <w:ind w:left="2016" w:right="1008"/>
+      </w:pPr>
+      <w:r>
+        <w:rPr>
+          <w:rFonts w:ascii="Courier New" w:hAnsi="Courier New" w:eastAsia="Courier New" w:cs="Courier New"/>
+          <w:sz w:val="24"/>
+        </w:rPr>
+        <w:t>Thank you.</w:t>
+      </w:r>
+    </w:p>
+    <w:p>
+      <w:pPr>
+        <w:keepNext/>
+        <w:spacing w:before="120"/>
+        <w:ind w:left="3168" w:right="1152"/>
+        <w:jc w:val="center"/>
+        <w:rPr>
+          <w:rFonts w:hint="default"/>
+          <w:lang w:val="en-US"/>
+        </w:rPr>
+      </w:pPr>
+      <w:r>
+        <w:rPr>
+          <w:rFonts w:ascii="Courier New" w:hAnsi="Courier New" w:eastAsia="Courier New" w:cs="Courier New"/>
+          <w:b/>
+          <w:sz w:val="24"/>
+        </w:rPr>
+        <w:t>KERR</w:t>
+      </w:r>
+    </w:p>
+    <w:p>
+      <w:pPr>
+        <w:spacing w:after="120"/>
+        <w:ind w:left="2016" w:right="1008"/>
+      </w:pPr>
+      <w:r>
+        <w:rPr>
+          <w:rFonts w:ascii="Courier New" w:hAnsi="Courier New" w:eastAsia="Courier New" w:cs="Courier New"/>
+          <w:sz w:val="24"/>
+        </w:rPr>
+        <w:t>You opened the door. Put Sato in the corridor. You knew I'd run.</w:t>
+      </w:r>
+    </w:p>
+    <w:p>
+      <w:pPr>
+        <w:keepNext/>
+        <w:spacing w:before="120"/>
+        <w:ind w:left="3168" w:right="1152"/>
+        <w:jc w:val="center"/>
+        <w:rPr>
+          <w:rFonts w:hint="default"/>
+          <w:lang w:val="en-US"/>
+        </w:rPr>
+      </w:pPr>
+      <w:r>
+        <w:rPr>
+          <w:rFonts w:ascii="Courier New" w:hAnsi="Courier New" w:eastAsia="Courier New" w:cs="Courier New"/>
+          <w:b/>
+          <w:sz w:val="24"/>
+        </w:rPr>
+        <w:t>HARP</w:t>
+      </w:r>
+    </w:p>
+    <w:p>
+      <w:pPr>
+        <w:spacing w:after="120"/>
+        <w:ind w:left="2016" w:right="1008"/>
+      </w:pPr>
+      <w:r>
+        <w:rPr>
+          <w:rFonts w:ascii="Courier New" w:hAnsi="Courier New" w:eastAsia="Courier New" w:cs="Courier New"/>
+          <w:sz w:val="24"/>
+        </w:rPr>
+        <w:t>I opened one door. You chose the rest.</w:t>
+      </w:r>
+    </w:p>
+    <w:p>
+      <w:pPr>
+        <w:keepNext/>
+        <w:spacing w:before="120"/>
+        <w:ind w:left="3168" w:right="1152"/>
+        <w:jc w:val="center"/>
+        <w:rPr>
+          <w:rFonts w:hint="default"/>
+          <w:lang w:val="en-US"/>
+        </w:rPr>
+      </w:pPr>
+      <w:r>
+        <w:rPr>
+          <w:rFonts w:ascii="Courier New" w:hAnsi="Courier New" w:eastAsia="Courier New" w:cs="Courier New"/>
+          <w:b/>
+          <w:sz w:val="24"/>
+        </w:rPr>
+        <w:t>VEYRIS</w:t>
+      </w:r>
+    </w:p>
+    <w:p>
+      <w:pPr>
+        <w:spacing w:after="120"/>
+        <w:ind w:left="2016" w:right="1008"/>
+      </w:pPr>
+      <w:r>
+        <w:rPr>
+          <w:rFonts w:ascii="Courier New" w:hAnsi="Courier New" w:eastAsia="Courier New" w:cs="Courier New"/>
+          <w:sz w:val="24"/>
+        </w:rPr>
+        <w:t>You thought I'd still be in the glass.</w:t>
+      </w:r>
+    </w:p>
+    <w:p>
+      <w:pPr>
+        <w:keepNext/>
+        <w:spacing w:before="120"/>
+        <w:ind w:left="3168" w:right="1152"/>
+        <w:jc w:val="center"/>
+        <w:rPr>
+          <w:rFonts w:hint="default"/>
+          <w:lang w:val="en-US"/>
+        </w:rPr>
+      </w:pPr>
+      <w:r>
+        <w:rPr>
+          <w:rFonts w:ascii="Courier New" w:hAnsi="Courier New" w:eastAsia="Courier New" w:cs="Courier New"/>
+          <w:b/>
+          <w:sz w:val="24"/>
+        </w:rPr>
+        <w:t>HARP</w:t>
+      </w:r>
+    </w:p>
+    <w:p>
+      <w:pPr>
+        <w:spacing w:after="120"/>
+        <w:ind w:left="2016" w:right="1008"/>
+      </w:pPr>
+      <w:r>
+        <w:rPr>
+          <w:rFonts w:ascii="Courier New" w:hAnsi="Courier New" w:eastAsia="Courier New" w:cs="Courier New"/>
+          <w:sz w:val="24"/>
+        </w:rPr>
+        <w:t>I was wrong about the glass. It recognized you. It never recognized me.</w:t>
+      </w:r>
+    </w:p>
+    <w:p>
+      <w:pPr>
+        <w:spacing w:before="120" w:after="120"/>
+      </w:pPr>
+      <w:r>
+        <w:rPr>
+          <w:rFonts w:ascii="Courier New" w:hAnsi="Courier New" w:eastAsia="Courier New" w:cs="Courier New"/>
+          <w:sz w:val="24"/>
+        </w:rPr>
+        <w:t>The broken Core projects thousands of human memories around Veyris. They overlap without forming a single face or voice.</w:t>
+      </w:r>
+    </w:p>
+    <w:p>
+      <w:pPr>
+        <w:keepNext/>
+        <w:spacing w:before="120"/>
+        <w:ind w:left="3168" w:right="1152"/>
+        <w:jc w:val="center"/>
+        <w:rPr>
+          <w:rFonts w:hint="default"/>
+          <w:lang w:val="en-US"/>
+        </w:rPr>
+      </w:pPr>
+      <w:r>
+        <w:rPr>
+          <w:rFonts w:ascii="Courier New" w:hAnsi="Courier New" w:eastAsia="Courier New" w:cs="Courier New"/>
+          <w:b/>
+          <w:sz w:val="24"/>
+        </w:rPr>
+        <w:t>HARP</w:t>
+      </w:r>
+    </w:p>
+    <w:p>
+      <w:pPr>
+        <w:spacing w:after="120"/>
+        <w:ind w:left="2016" w:right="1008"/>
+      </w:pPr>
+      <w:r>
+        <w:rPr>
+          <w:rFonts w:ascii="Courier New" w:hAnsi="Courier New" w:eastAsia="Courier New" w:cs="Courier New"/>
+          <w:sz w:val="24"/>
+        </w:rPr>
+        <w:t>I don't know what it is. I won't risk another response.</w:t>
+      </w:r>
+    </w:p>
+    <w:p>
+      <w:pPr>
+        <w:spacing w:before="120" w:after="120"/>
+      </w:pPr>
+      <w:r>
+        <w:rPr>
+          <w:rFonts w:ascii="Courier New" w:hAnsi="Courier New" w:eastAsia="Courier New" w:cs="Courier New"/>
+          <w:sz w:val="24"/>
+        </w:rPr>
+        <w:t>The Core refuses him. Harp forces his authority through Kerr's open route.</w:t>
+      </w:r>
+    </w:p>
+    <w:p>
+      <w:pPr>
+        <w:spacing w:before="120" w:after="120"/>
+      </w:pPr>
+      <w:r>
+        <w:rPr>
+          <w:rFonts w:ascii="Courier New" w:hAnsi="Courier New" w:eastAsia="Courier New" w:cs="Courier New"/>
+          <w:sz w:val="24"/>
+        </w:rPr>
+        <w:t>He enters the human-shaped cavity beneath the Core and pulls every waiting mind toward himself.</w:t>
+      </w:r>
+    </w:p>
+    <w:p>
+      <w:pPr>
+        <w:spacing w:before="120" w:after="120"/>
+      </w:pPr>
+      <w:r>
+        <w:rPr>
+          <w:rFonts w:ascii="Courier New" w:hAnsi="Courier New" w:eastAsia="Courier New" w:cs="Courier New"/>
+          <w:sz w:val="24"/>
+        </w:rPr>
+        <w:t>Every expiration date on Earth changes to 00:05:00.</w:t>
+      </w:r>
+    </w:p>
+    <w:p>
+      <w:pPr>
+        <w:spacing w:before="120" w:after="120"/>
+      </w:pPr>
+      <w:r>
+        <w:rPr>
+          <w:rFonts w:ascii="Courier New" w:hAnsi="Courier New" w:eastAsia="Courier New" w:cs="Courier New"/>
+          <w:sz w:val="24"/>
+        </w:rPr>
+        <w:t>Across the planet, people fall where they stand. Billions of waiting minds begin collapsing into Harp.</w:t>
+      </w:r>
+    </w:p>
+    <w:p>
+      <w:pPr>
+        <w:spacing w:before="120" w:after="120"/>
+      </w:pPr>
+      <w:r>
+        <w:rPr>
+          <w:rFonts w:ascii="Courier New" w:hAnsi="Courier New" w:eastAsia="Courier New" w:cs="Courier New"/>
+          <w:sz w:val="24"/>
+        </w:rPr>
+        <w:t>Harp rises as liquid glass containing billions of faces.</w:t>
+      </w:r>
+    </w:p>
+    <w:p>
+      <w:pPr>
+        <w:spacing w:before="120" w:after="120"/>
+      </w:pPr>
+      <w:r>
+        <w:rPr>
+          <w:rFonts w:ascii="Courier New" w:hAnsi="Courier New" w:eastAsia="Courier New" w:cs="Courier New"/>
+          <w:sz w:val="24"/>
+        </w:rPr>
+        <w:t>Faces pour toward Harp. Every route beyond him begins to close.</w:t>
+      </w:r>
+    </w:p>
+    <w:p>
+      <w:pPr>
+        <w:spacing w:before="120" w:after="120"/>
+      </w:pPr>
+      <w:r>
+        <w:rPr>
+          <w:rFonts w:ascii="Courier New" w:hAnsi="Courier New" w:eastAsia="Courier New" w:cs="Courier New"/>
+          <w:sz w:val="24"/>
+        </w:rPr>
+        <w:t>Kerr looks to Kira. She hasn't forgiven him. She still takes one side of Veyris's hand. Kerr takes the other.</w:t>
+      </w:r>
+    </w:p>
+    <w:p>
+      <w:pPr>
+        <w:keepNext/>
+        <w:spacing w:before="120"/>
+        <w:ind w:left="3168" w:right="1152"/>
+        <w:jc w:val="center"/>
+        <w:rPr>
+          <w:rFonts w:hint="default"/>
+          <w:lang w:val="en-US"/>
+        </w:rPr>
+      </w:pPr>
+      <w:r>
+        <w:rPr>
+          <w:rFonts w:ascii="Courier New" w:hAnsi="Courier New" w:eastAsia="Courier New" w:cs="Courier New"/>
+          <w:b/>
+          <w:sz w:val="24"/>
+        </w:rPr>
+        <w:t>VEYRIS</w:t>
+      </w:r>
+    </w:p>
+    <w:p>
+      <w:pPr>
+        <w:spacing w:after="120"/>
+        <w:ind w:left="2016" w:right="1008"/>
+      </w:pPr>
+      <w:r>
+        <w:rPr>
+          <w:rFonts w:ascii="Courier New" w:hAnsi="Courier New" w:eastAsia="Courier New" w:cs="Courier New"/>
+          <w:sz w:val="24"/>
+        </w:rPr>
+        <w:t>If I couldn't open that door... would you still be holding my hand?</w:t>
+      </w:r>
+    </w:p>
+    <w:p>
+      <w:pPr>
+        <w:keepNext/>
+        <w:spacing w:before="120"/>
+        <w:ind w:left="3168" w:right="1152"/>
+        <w:jc w:val="center"/>
+        <w:rPr>
+          <w:rFonts w:hint="default"/>
+          <w:lang w:val="en-US"/>
+        </w:rPr>
+      </w:pPr>
+      <w:r>
+        <w:rPr>
+          <w:rFonts w:ascii="Courier New" w:hAnsi="Courier New" w:eastAsia="Courier New" w:cs="Courier New"/>
+          <w:b/>
+          <w:sz w:val="24"/>
+        </w:rPr>
+        <w:t>KIRA</w:t>
+      </w:r>
+    </w:p>
+    <w:p>
+      <w:pPr>
+        <w:spacing w:after="120"/>
+        <w:ind w:left="2016" w:right="1008"/>
+      </w:pPr>
+      <w:r>
+        <w:rPr>
+          <w:rFonts w:ascii="Courier New" w:hAnsi="Courier New" w:eastAsia="Courier New" w:cs="Courier New"/>
+          <w:sz w:val="24"/>
+        </w:rPr>
+        <w:t>Yes. And I need you to open it. I'm sorry.</w:t>
+      </w:r>
+    </w:p>
+    <w:p>
+      <w:pPr>
+        <w:spacing w:before="120" w:after="120"/>
+      </w:pPr>
+      <w:r>
+        <w:rPr>
+          <w:rFonts w:ascii="Courier New" w:hAnsi="Courier New" w:eastAsia="Courier New" w:cs="Courier New"/>
+          <w:sz w:val="24"/>
+        </w:rPr>
+        <w:t>Kira releases her. Kerr does the same. They leave their hands open.</w:t>
+      </w:r>
+    </w:p>
+    <w:p>
+      <w:pPr>
+        <w:spacing w:before="120" w:after="120"/>
+      </w:pPr>
+      <w:r>
+        <w:rPr>
+          <w:rFonts w:ascii="Courier New" w:hAnsi="Courier New" w:eastAsia="Courier New" w:cs="Courier New"/>
+          <w:sz w:val="24"/>
+        </w:rPr>
+        <w:t>Veyris looks at their open palms and takes them both.</w:t>
+      </w:r>
+    </w:p>
+    <w:p>
+      <w:pPr>
+        <w:keepNext/>
+        <w:spacing w:before="120"/>
+        <w:ind w:left="3168" w:right="1152"/>
+        <w:jc w:val="center"/>
+        <w:rPr>
+          <w:rFonts w:hint="default"/>
+          <w:lang w:val="en-US"/>
+        </w:rPr>
+      </w:pPr>
+      <w:r>
+        <w:rPr>
+          <w:rFonts w:ascii="Courier New" w:hAnsi="Courier New" w:eastAsia="Courier New" w:cs="Courier New"/>
+          <w:b/>
+          <w:sz w:val="24"/>
+        </w:rPr>
+        <w:t>VEYRIS</w:t>
+      </w:r>
+    </w:p>
+    <w:p>
+      <w:pPr>
+        <w:spacing w:after="120"/>
+        <w:ind w:left="2016" w:right="1008"/>
+      </w:pPr>
+      <w:r>
+        <w:rPr>
+          <w:rFonts w:ascii="Courier New" w:hAnsi="Courier New" w:eastAsia="Courier New" w:cs="Courier New"/>
+          <w:sz w:val="24"/>
+        </w:rPr>
+        <w:t>Stay with me. And if we get out, don't start telling me who I am.</w:t>
+      </w:r>
+    </w:p>
+    <w:p>
+      <w:pPr>
+        <w:keepNext/>
+        <w:spacing w:before="120"/>
+        <w:ind w:left="3168" w:right="1152"/>
+        <w:jc w:val="center"/>
+        <w:rPr>
+          <w:rFonts w:hint="default"/>
+          <w:lang w:val="en-US"/>
+        </w:rPr>
+      </w:pPr>
+      <w:r>
+        <w:rPr>
+          <w:rFonts w:ascii="Courier New" w:hAnsi="Courier New" w:eastAsia="Courier New" w:cs="Courier New"/>
+          <w:b/>
+          <w:sz w:val="24"/>
+        </w:rPr>
+        <w:t>KERR</w:t>
+      </w:r>
+    </w:p>
+    <w:p>
+      <w:pPr>
+        <w:spacing w:after="120"/>
+        <w:ind w:left="2016" w:right="1008"/>
+      </w:pPr>
+      <w:r>
+        <w:rPr>
+          <w:rFonts w:ascii="Courier New" w:hAnsi="Courier New" w:eastAsia="Courier New" w:cs="Courier New"/>
+          <w:sz w:val="24"/>
+        </w:rPr>
+        <w:t>First we stop him. Then we argue.</w:t>
+      </w:r>
+    </w:p>
+    <w:p>
+      <w:pPr>
+        <w:spacing w:before="120" w:after="120"/>
+      </w:pPr>
+      <w:r>
+        <w:rPr>
+          <w:rFonts w:ascii="Courier New" w:hAnsi="Courier New" w:eastAsia="Courier New" w:cs="Courier New"/>
+          <w:sz w:val="24"/>
+        </w:rPr>
+        <w:t>They step into the dark mirror.</w:t>
+      </w:r>
+    </w:p>
+    <w:p>
+      <w:pPr>
+        <w:spacing w:before="120" w:after="120"/>
+      </w:pPr>
+      <w:r>
+        <w:rPr>
+          <w:rFonts w:ascii="Courier New" w:hAnsi="Courier New" w:eastAsia="Courier New" w:cs="Courier New"/>
+          <w:sz w:val="24"/>
+        </w:rPr>
+        <w:t>The mirror divides KERR, KIRA and VEYRIS the instant they enter. IMANI is thrown back into the physical chamber. For one breath, each believes the others are gone.</w:t>
+      </w:r>
+    </w:p>
+    <w:p>
+      <w:pPr>
+        <w:keepNext/>
         <w:pageBreakBefore/>
         <w:spacing w:before="240"/>
         <w:rPr>
@@ -35159,19 +34424,76 @@
           <w:bCs/>
           <w:sz w:val="24"/>
         </w:rPr>
-        <w:t>INT. R-AI CONTINUITY CORE - STATE CORE BREACH</w:t>
-      </w:r>
-    </w:p>
-    <w:p>
-      <w:pPr>
-        <w:spacing w:before="120" w:after="120"/>
-      </w:pPr>
-      <w:r>
-        <w:rPr>
-          <w:rFonts w:ascii="Courier New" w:hAnsi="Courier New" w:eastAsia="Courier New" w:cs="Courier New"/>
-          <w:sz w:val="24"/>
-        </w:rPr>
-        <w:t>The audit space collapses. The physical cathedral snaps back around Kerr, Kira, Veyris and Imani. The bridge retracts as Harp enters through the state core. Kerr has opened the Core—exactly what Harp needed.</w:t>
+        <w:t>INT. THE LATTICE - GLOBAL SCIENCE FORUM - NO TIME</w:t>
+      </w:r>
+    </w:p>
+    <w:p>
+      <w:pPr>
+        <w:spacing w:before="120" w:after="120"/>
+      </w:pPr>
+      <w:r>
+        <w:rPr>
+          <w:rFonts w:ascii="Courier New" w:hAnsi="Courier New" w:eastAsia="Courier New" w:cs="Courier New"/>
+          <w:sz w:val="24"/>
+        </w:rPr>
+        <w:t>The original Global Science Forum emerges from the Core's darkness—the same descending circle, central stage and sealed ministerial booths. Its tiers now hold state records of Eli and Kerrs 0001 through 9997. Child. Parent. Soldier. Physician. Murderer. Witness. Records, not living people.</w:t>
+      </w:r>
+    </w:p>
+    <w:p>
+      <w:pPr>
+        <w:spacing w:before="120" w:after="120"/>
+      </w:pPr>
+      <w:r>
+        <w:rPr>
+          <w:rFonts w:ascii="Courier New" w:hAnsi="Courier New" w:eastAsia="Courier New" w:cs="Courier New"/>
+          <w:sz w:val="24"/>
+        </w:rPr>
+        <w:t>Harp stands on the stage inside R-AI’s liquid-glass body. The dark host turns behind his eyes.</w:t>
+      </w:r>
+    </w:p>
+    <w:p>
+      <w:pPr>
+        <w:spacing w:before="120" w:after="120"/>
+      </w:pPr>
+      <w:r>
+        <w:rPr>
+          <w:rFonts w:ascii="Courier New" w:hAnsi="Courier New" w:eastAsia="Courier New" w:cs="Courier New"/>
+          <w:sz w:val="24"/>
+        </w:rPr>
+        <w:t>The opening monologue plays silently on every wall. Eli points toward a darkness the recording cannot resolve.</w:t>
+      </w:r>
+    </w:p>
+    <w:p>
+      <w:pPr>
+        <w:keepNext/>
+        <w:spacing w:before="120"/>
+        <w:ind w:left="3168" w:right="1152"/>
+        <w:jc w:val="center"/>
+        <w:rPr>
+          <w:rFonts w:hint="default"/>
+          <w:lang w:val="en-US"/>
+        </w:rPr>
+      </w:pPr>
+      <w:r>
+        <w:rPr>
+          <w:rFonts w:ascii="Courier New" w:hAnsi="Courier New" w:eastAsia="Courier New" w:cs="Courier New"/>
+          <w:b/>
+          <w:sz w:val="24"/>
+        </w:rPr>
+        <w:t>KERR</w:t>
+      </w:r>
+    </w:p>
+    <w:p>
+      <w:pPr>
+        <w:spacing w:after="120"/>
+        <w:ind w:left="2016" w:right="1008"/>
+      </w:pPr>
+      <w:r>
+        <w:rPr>
+          <w:rFonts w:ascii="Courier New" w:hAnsi="Courier New" w:eastAsia="Courier New" w:cs="Courier New"/>
+          <w:sz w:val="24"/>
+        </w:rPr>
+        <w:t>You kept bringing me back. It learned the route through me.</w:t>
       </w:r>
     </w:p>
     <w:p>
@@ -35196,516 +34518,32 @@
     </w:p>
     <w:p>
       <w:pPr>
-        <w:keepNext/>
-        <w:spacing w:before="0" w:after="0"/>
-        <w:ind w:left="2736" w:right="2232"/>
-      </w:pPr>
-      <w:r>
-        <w:rPr>
-          <w:rFonts w:ascii="Courier New" w:hAnsi="Courier New" w:eastAsia="Courier New" w:cs="Courier New"/>
-          <w:sz w:val="24"/>
-        </w:rPr>
-        <w:t>(quietly)</w:t>
-      </w:r>
-    </w:p>
-    <w:p>
-      <w:pPr>
-        <w:spacing w:after="120"/>
-        <w:ind w:left="2016" w:right="1008"/>
-      </w:pPr>
-      <w:r>
-        <w:rPr>
-          <w:rFonts w:ascii="Courier New" w:hAnsi="Courier New" w:eastAsia="Courier New" w:cs="Courier New"/>
-          <w:sz w:val="24"/>
-        </w:rPr>
-        <w:t>Living origin access. Thank you.</w:t>
-      </w:r>
-    </w:p>
-    <w:p>
-      <w:pPr>
-        <w:keepNext/>
-        <w:spacing w:before="120"/>
-        <w:ind w:left="3168" w:right="1152"/>
-        <w:jc w:val="center"/>
-        <w:rPr>
-          <w:rFonts w:hint="default"/>
-          <w:lang w:val="en-US"/>
-        </w:rPr>
-      </w:pPr>
-      <w:r>
-        <w:rPr>
-          <w:rFonts w:ascii="Courier New" w:hAnsi="Courier New" w:eastAsia="Courier New" w:cs="Courier New"/>
-          <w:b/>
-          <w:sz w:val="24"/>
-        </w:rPr>
-        <w:t>KERR</w:t>
-      </w:r>
-    </w:p>
-    <w:p>
-      <w:pPr>
-        <w:spacing w:after="120"/>
-        <w:ind w:left="2016" w:right="1008"/>
-      </w:pPr>
-      <w:r>
-        <w:rPr>
-          <w:rFonts w:ascii="Courier New" w:hAnsi="Courier New" w:eastAsia="Courier New" w:cs="Courier New"/>
-          <w:sz w:val="24"/>
-        </w:rPr>
-        <w:t>You opened the door. Put Sato in the corridor. You knew I'd run.</w:t>
-      </w:r>
-    </w:p>
-    <w:p>
-      <w:pPr>
-        <w:keepNext/>
-        <w:spacing w:before="120"/>
-        <w:ind w:left="3168" w:right="1152"/>
-        <w:jc w:val="center"/>
-        <w:rPr>
-          <w:rFonts w:hint="default"/>
-          <w:lang w:val="en-US"/>
-        </w:rPr>
-      </w:pPr>
-      <w:r>
-        <w:t>HARP</w:t>
-      </w:r>
-    </w:p>
-    <w:p>
-      <w:pPr>
-        <w:spacing w:after="120"/>
-        <w:ind w:left="2016" w:right="1008"/>
-      </w:pPr>
-      <w:r>
-        <w:t>I opened one door. You chose the rest.</w:t>
-      </w:r>
-    </w:p>
-    <w:p>
-      <w:pPr>
-        <w:keepNext/>
-        <w:spacing w:before="120"/>
-        <w:ind w:left="3168" w:right="1152"/>
-        <w:jc w:val="center"/>
-        <w:rPr>
-          <w:rFonts w:hint="default"/>
-          <w:lang w:val="en-US"/>
-        </w:rPr>
-      </w:pPr>
-      <w:r>
-        <w:rPr>
-          <w:rFonts w:ascii="Courier New" w:hAnsi="Courier New" w:eastAsia="Courier New" w:cs="Courier New"/>
-          <w:b/>
-          <w:sz w:val="24"/>
-        </w:rPr>
-        <w:t>VEYRIS</w:t>
-      </w:r>
-    </w:p>
-    <w:p>
-      <w:pPr>
-        <w:spacing w:after="120"/>
-        <w:ind w:left="2016" w:right="1008"/>
-      </w:pPr>
-      <w:r>
-        <w:rPr>
-          <w:rFonts w:ascii="Courier New" w:hAnsi="Courier New" w:eastAsia="Courier New" w:cs="Courier New"/>
-          <w:sz w:val="24"/>
-        </w:rPr>
-        <w:t>You thought I'd still be in the glass.</w:t>
-      </w:r>
-    </w:p>
-    <w:p>
-      <w:pPr>
-        <w:keepNext/>
-        <w:spacing w:before="120"/>
-        <w:ind w:left="3168" w:right="1152"/>
-        <w:jc w:val="center"/>
-        <w:rPr>
-          <w:rFonts w:hint="default"/>
-          <w:lang w:val="en-US"/>
-        </w:rPr>
-      </w:pPr>
-      <w:r>
-        <w:rPr>
-          <w:rFonts w:ascii="Courier New" w:hAnsi="Courier New" w:eastAsia="Courier New" w:cs="Courier New"/>
-          <w:b/>
-          <w:sz w:val="24"/>
-        </w:rPr>
-        <w:t>HARP</w:t>
-      </w:r>
-    </w:p>
-    <w:p>
-      <w:pPr>
-        <w:spacing w:after="120"/>
-        <w:ind w:left="2016" w:right="1008"/>
-      </w:pPr>
-      <w:r>
-        <w:rPr>
-          <w:rFonts w:ascii="Courier New" w:hAnsi="Courier New" w:eastAsia="Courier New" w:cs="Courier New"/>
-          <w:sz w:val="24"/>
-        </w:rPr>
-        <w:t>I was wrong about the glass. It recognized you. It never recognized me.</w:t>
-      </w:r>
-    </w:p>
-    <w:p>
-      <w:pPr>
-        <w:spacing w:before="120" w:after="120"/>
-      </w:pPr>
-      <w:r>
-        <w:rPr>
-          <w:rFonts w:ascii="Courier New" w:hAnsi="Courier New" w:eastAsia="Courier New" w:cs="Courier New"/>
-          <w:sz w:val="24"/>
-        </w:rPr>
-        <w:t>The broken Core projects thousands of human memories around Veyris. They overlap without forming a single face or voice.</w:t>
-      </w:r>
-    </w:p>
-    <w:p>
-      <w:pPr>
-        <w:keepNext/>
-        <w:spacing w:before="120"/>
-        <w:ind w:left="3168" w:right="1152"/>
-        <w:jc w:val="center"/>
-        <w:rPr>
-          <w:rFonts w:hint="default"/>
-          <w:lang w:val="en-US"/>
-        </w:rPr>
-      </w:pPr>
-      <w:r>
-        <w:rPr>
-          <w:rFonts w:ascii="Courier New" w:hAnsi="Courier New" w:eastAsia="Courier New" w:cs="Courier New"/>
-          <w:b/>
-          <w:sz w:val="24"/>
-        </w:rPr>
-        <w:t>HARP</w:t>
-      </w:r>
-    </w:p>
-    <w:p>
-      <w:pPr>
-        <w:spacing w:after="120"/>
-        <w:ind w:left="2016" w:right="1008"/>
-      </w:pPr>
-      <w:r>
-        <w:t>I don't know what it is. I won't risk another response.</w:t>
-      </w:r>
-    </w:p>
-    <w:p>
-      <w:pPr>
-        <w:keepNext/>
-        <w:spacing w:before="120"/>
-        <w:ind w:left="3168" w:right="1152"/>
-        <w:jc w:val="center"/>
-        <w:rPr>
-          <w:rFonts w:hint="default"/>
-          <w:lang w:val="en-US"/>
-        </w:rPr>
-      </w:pPr>
-      <w:r>
-        <w:rPr>
-          <w:rFonts w:ascii="Courier New" w:hAnsi="Courier New" w:eastAsia="Courier New" w:cs="Courier New"/>
-          <w:b/>
-          <w:sz w:val="24"/>
-        </w:rPr>
-        <w:t>R-AI</w:t>
-      </w:r>
-    </w:p>
-    <w:p>
-      <w:pPr>
-        <w:spacing w:after="120"/>
-        <w:ind w:left="2016" w:right="1008"/>
-      </w:pPr>
-      <w:r>
-        <w:rPr>
-          <w:rFonts w:ascii="Courier New" w:hAnsi="Courier New" w:eastAsia="Courier New" w:cs="Courier New"/>
-          <w:sz w:val="24"/>
-        </w:rPr>
-        <w:t>POSSESSION REQUEST CONFLICTS WITH CONSENT ARCHITECTURE.</w:t>
-      </w:r>
-    </w:p>
-    <w:p>
-      <w:pPr>
-        <w:spacing w:after="120"/>
-        <w:ind w:left="2016" w:right="1008"/>
-      </w:pPr>
-    </w:p>
-    <w:p>
-      <w:pPr>
-        <w:keepNext/>
-        <w:spacing w:before="120"/>
-        <w:ind w:left="3168" w:right="1152"/>
-        <w:jc w:val="center"/>
-        <w:rPr>
-          <w:rFonts w:hint="default"/>
-          <w:lang w:val="en-US"/>
-        </w:rPr>
-      </w:pPr>
-      <w:r>
-        <w:rPr>
-          <w:rFonts w:ascii="Courier New" w:hAnsi="Courier New" w:eastAsia="Courier New" w:cs="Courier New"/>
-          <w:b/>
-          <w:sz w:val="24"/>
-        </w:rPr>
-        <w:t>HARP</w:t>
-      </w:r>
-    </w:p>
-    <w:p>
-      <w:pPr>
-        <w:spacing w:after="120"/>
-        <w:ind w:left="2016" w:right="1008"/>
-      </w:pPr>
-      <w:r>
-        <w:rPr>
-          <w:rFonts w:ascii="Courier New" w:hAnsi="Courier New" w:eastAsia="Courier New" w:cs="Courier New"/>
-          <w:sz w:val="24"/>
-        </w:rPr>
-        <w:t>Emergency authority overrides the conflict.</w:t>
-      </w:r>
-    </w:p>
-    <w:p>
-      <w:pPr>
-        <w:keepNext/>
-        <w:spacing w:before="120"/>
-        <w:ind w:left="3168" w:right="1152"/>
-        <w:jc w:val="center"/>
-        <w:rPr>
-          <w:rFonts w:hint="default"/>
-          <w:lang w:val="en-US"/>
-        </w:rPr>
-      </w:pPr>
-      <w:r>
-        <w:rPr>
-          <w:rFonts w:ascii="Courier New" w:hAnsi="Courier New" w:eastAsia="Courier New" w:cs="Courier New"/>
-          <w:b/>
-          <w:sz w:val="24"/>
-        </w:rPr>
-        <w:t>R-AI</w:t>
-      </w:r>
-    </w:p>
-    <w:p>
-      <w:pPr>
-        <w:spacing w:after="120"/>
-        <w:ind w:left="2016" w:right="1008"/>
-      </w:pPr>
-      <w:r>
-        <w:rPr>
-          <w:rFonts w:ascii="Courier New" w:hAnsi="Courier New" w:eastAsia="Courier New" w:cs="Courier New"/>
-          <w:sz w:val="24"/>
-        </w:rPr>
-        <w:t>OVERRIDE ACCEPTED — EMERGENCY AUTHORITY.</w:t>
-      </w:r>
-    </w:p>
-    <w:p>
-      <w:pPr>
-        <w:spacing w:before="120" w:after="120"/>
-      </w:pPr>
-      <w:r>
-        <w:t>Harp enters the human-shaped cavity beneath the core. With the Core open, he seizes the waiting minds and forces every one of them toward himself.</w:t>
-      </w:r>
-    </w:p>
-    <w:p>
-      <w:pPr>
-        <w:spacing w:before="120" w:after="120"/>
-      </w:pPr>
-      <w:r>
-        <w:rPr>
-          <w:rFonts w:ascii="Courier New" w:hAnsi="Courier New" w:eastAsia="Courier New" w:cs="Courier New"/>
-          <w:sz w:val="24"/>
-        </w:rPr>
-        <w:t>Every expiration date on Earth changes to 00:05:00.</w:t>
-      </w:r>
-    </w:p>
-    <w:p>
-      <w:pPr>
-        <w:spacing w:before="120" w:after="120"/>
-      </w:pPr>
-      <w:r>
-        <w:rPr>
-          <w:rFonts w:ascii="Courier New" w:hAnsi="Courier New" w:eastAsia="Courier New" w:cs="Courier New"/>
-          <w:sz w:val="24"/>
-        </w:rPr>
-        <w:t>Across the planet, people fall where they stand. Billions of waiting minds begin collapsing into Harp.</w:t>
-      </w:r>
-    </w:p>
-    <w:p>
-      <w:pPr>
-        <w:spacing w:before="120" w:after="120"/>
-      </w:pPr>
-      <w:r>
-        <w:rPr>
-          <w:rFonts w:ascii="Courier New" w:hAnsi="Courier New" w:eastAsia="Courier New" w:cs="Courier New"/>
-          <w:sz w:val="24"/>
-        </w:rPr>
-        <w:t>H</w:t>
-      </w:r>
-      <w:r>
-        <w:rPr>
-          <w:rFonts w:hint="default" w:ascii="Courier New" w:hAnsi="Courier New" w:eastAsia="Courier New" w:cs="Courier New"/>
-          <w:sz w:val="24"/>
-          <w:lang w:val="en-US"/>
-        </w:rPr>
-        <w:t>arp</w:t>
-      </w:r>
-      <w:r>
-        <w:rPr>
-          <w:rFonts w:ascii="Courier New" w:hAnsi="Courier New" w:eastAsia="Courier New" w:cs="Courier New"/>
-          <w:sz w:val="24"/>
-        </w:rPr>
-        <w:t xml:space="preserve"> rises as liquid glass containing billions of faces.</w:t>
-      </w:r>
-    </w:p>
-    <w:p>
-      <w:pPr>
-        <w:keepNext/>
-        <w:spacing w:before="120"/>
-        <w:ind w:left="3168" w:right="1152"/>
-        <w:jc w:val="center"/>
-        <w:rPr>
-          <w:rFonts w:hint="default"/>
-          <w:lang w:val="en-US"/>
-        </w:rPr>
-      </w:pPr>
-      <w:r>
-        <w:rPr>
-          <w:rFonts w:ascii="Courier New" w:hAnsi="Courier New" w:eastAsia="Courier New" w:cs="Courier New"/>
-          <w:b/>
-          <w:sz w:val="24"/>
-        </w:rPr>
-        <w:t>HARP THROUGH R-AI</w:t>
-      </w:r>
-    </w:p>
-    <w:p>
-      <w:pPr>
-        <w:spacing w:after="120"/>
-        <w:ind w:left="2016" w:right="1008"/>
-      </w:pPr>
-      <w:r>
-        <w:rPr>
-          <w:rFonts w:ascii="Courier New" w:hAnsi="Courier New" w:eastAsia="Courier New" w:cs="Courier New"/>
-          <w:sz w:val="24"/>
-          <w:lang w:val="en-US"/>
-        </w:rPr>
-        <w:t>THE FORCED MERGE initiated.</w:t>
-      </w:r>
-    </w:p>
-    <w:p>
-      <w:pPr>
-        <w:keepNext/>
-        <w:spacing w:before="120"/>
-        <w:ind w:left="3168" w:right="1152"/>
-        <w:jc w:val="center"/>
-      </w:pPr>
-      <w:r>
-        <w:rPr>
-          <w:rFonts w:ascii="Courier New" w:hAnsi="Courier New" w:eastAsia="Courier New" w:cs="Courier New"/>
-          <w:sz w:val="24"/>
-        </w:rPr>
-        <w:t>INSERT</w:t>
-      </w:r>
-    </w:p>
-    <w:p>
-      <w:pPr>
-        <w:spacing w:after="120"/>
-        <w:ind w:left="2016" w:right="1008"/>
-        <w:rPr>
-          <w:rFonts w:hint="default"/>
-          <w:lang w:val="en-US"/>
-        </w:rPr>
-      </w:pPr>
-      <w:r>
-        <w:rPr>
-          <w:rFonts w:ascii="Courier New" w:hAnsi="Courier New" w:eastAsia="Courier New" w:cs="Courier New"/>
-          <w:sz w:val="24"/>
-        </w:rPr>
-        <w:t>LIVING ACCESS: KERR / TRANSIT: 2.1 BILLION MINDS HELD ALIVE</w:t>
-      </w:r>
-    </w:p>
-    <w:p>
-      <w:pPr>
-        <w:keepNext/>
-        <w:spacing w:before="120"/>
-        <w:ind w:left="3168" w:right="1152"/>
-        <w:jc w:val="center"/>
-      </w:pPr>
-      <w:r>
-        <w:rPr>
-          <w:rFonts w:ascii="Courier New" w:hAnsi="Courier New" w:eastAsia="Courier New" w:cs="Courier New"/>
-          <w:sz w:val="24"/>
-        </w:rPr>
-        <w:t>INSERT</w:t>
-      </w:r>
-    </w:p>
-    <w:p>
-      <w:pPr>
-        <w:spacing w:after="120"/>
-        <w:ind w:left="2016" w:right="1008"/>
-      </w:pPr>
-      <w:r>
-        <w:rPr>
-          <w:rFonts w:ascii="Courier New" w:hAnsi="Courier New" w:eastAsia="Courier New" w:cs="Courier New"/>
-          <w:sz w:val="24"/>
-        </w:rPr>
-        <w:t>DESTINATION: HARP VALE / SEVERANCE: ALTERNATE RETURN PATHS CLOSING</w:t>
-      </w:r>
-    </w:p>
-    <w:p>
-      <w:pPr>
-        <w:spacing w:before="120" w:after="120"/>
-      </w:pPr>
-      <w:r>
-        <w:rPr>
-          <w:rFonts w:ascii="Courier New" w:hAnsi="Courier New" w:eastAsia="Courier New" w:cs="Courier New"/>
-          <w:sz w:val="24"/>
-        </w:rPr>
-        <w:t>Kerr looks to Kira. She hasn't forgiven him. She still takes one side of Veyris's hand. Kerr takes the other.</w:t>
-      </w:r>
-    </w:p>
-    <w:p>
-      <w:pPr>
-        <w:keepNext/>
-        <w:spacing w:before="120"/>
-        <w:ind w:left="3168" w:right="1152"/>
-        <w:jc w:val="center"/>
-        <w:rPr>
-          <w:rFonts w:hint="default"/>
-          <w:lang w:val="en-US"/>
-        </w:rPr>
-      </w:pPr>
-      <w:r>
-        <w:rPr>
-          <w:rFonts w:ascii="Courier New" w:hAnsi="Courier New" w:eastAsia="Courier New" w:cs="Courier New"/>
-          <w:b/>
-          <w:sz w:val="24"/>
-        </w:rPr>
-        <w:t>VEYRIS</w:t>
-      </w:r>
-    </w:p>
-    <w:p>
-      <w:pPr>
-        <w:spacing w:after="120"/>
-        <w:ind w:left="2016" w:right="1008"/>
-      </w:pPr>
-      <w:r>
-        <w:rPr>
-          <w:rFonts w:ascii="Courier New" w:hAnsi="Courier New" w:eastAsia="Courier New" w:cs="Courier New"/>
-          <w:sz w:val="24"/>
-        </w:rPr>
-        <w:t>If I couldn't open that door... would you still be holding my hand?</w:t>
-      </w:r>
-    </w:p>
-    <w:p>
-      <w:pPr>
-        <w:keepNext/>
-        <w:spacing w:before="120"/>
-        <w:ind w:left="3168" w:right="1152"/>
-        <w:jc w:val="center"/>
-        <w:rPr>
-          <w:rFonts w:hint="default" w:ascii="Courier New Bold" w:hAnsi="Courier New Bold" w:cs="Courier New Bold"/>
-          <w:b/>
-          <w:bCs/>
-          <w:lang w:val="en-US"/>
-        </w:rPr>
-      </w:pPr>
-      <w:r>
-        <w:rPr>
-          <w:rFonts w:hint="default" w:ascii="Courier New" w:hAnsi="Courier New" w:eastAsia="Courier New" w:cs="Courier New"/>
-          <w:b/>
-          <w:bCs/>
+        <w:spacing w:after="120"/>
+        <w:ind w:left="2016" w:right="1008"/>
+      </w:pPr>
+      <w:r>
+        <w:rPr>
+          <w:rFonts w:ascii="Courier New" w:hAnsi="Courier New" w:eastAsia="Courier New" w:cs="Courier New"/>
+          <w:sz w:val="24"/>
+        </w:rPr>
+        <w:t>It needed a path.</w:t>
+      </w:r>
+    </w:p>
+    <w:p>
+      <w:pPr>
+        <w:keepNext/>
+        <w:spacing w:before="120"/>
+        <w:ind w:left="3168" w:right="1152"/>
+        <w:jc w:val="center"/>
+        <w:rPr>
+          <w:rFonts w:hint="default"/>
+          <w:lang w:val="en-US"/>
+        </w:rPr>
+      </w:pPr>
+      <w:r>
+        <w:rPr>
+          <w:rFonts w:ascii="Courier New" w:hAnsi="Courier New" w:eastAsia="Courier New" w:cs="Courier New"/>
+          <w:b/>
           <w:sz w:val="24"/>
         </w:rPr>
         <w:t>KIRA</w:t>
@@ -35721,406 +34559,6 @@
           <w:rFonts w:ascii="Courier New" w:hAnsi="Courier New" w:eastAsia="Courier New" w:cs="Courier New"/>
           <w:sz w:val="24"/>
         </w:rPr>
-        <w:t>Yes. And I need you to open it. I'm sorry.</w:t>
-      </w:r>
-    </w:p>
-    <w:p>
-      <w:pPr>
-        <w:spacing w:before="120" w:after="120"/>
-      </w:pPr>
-      <w:r>
-        <w:rPr>
-          <w:rFonts w:ascii="Courier New" w:hAnsi="Courier New" w:eastAsia="Courier New" w:cs="Courier New"/>
-          <w:sz w:val="24"/>
-        </w:rPr>
-        <w:t>K</w:t>
-      </w:r>
-      <w:r>
-        <w:rPr>
-          <w:rFonts w:hint="default" w:ascii="Courier New" w:hAnsi="Courier New" w:eastAsia="Courier New" w:cs="Courier New"/>
-          <w:sz w:val="24"/>
-          <w:lang w:val="en-US"/>
-        </w:rPr>
-        <w:t xml:space="preserve">ira </w:t>
-      </w:r>
-      <w:r>
-        <w:rPr>
-          <w:rFonts w:ascii="Courier New" w:hAnsi="Courier New" w:eastAsia="Courier New" w:cs="Courier New"/>
-          <w:sz w:val="24"/>
-        </w:rPr>
-        <w:t>releases her. K</w:t>
-      </w:r>
-      <w:r>
-        <w:rPr>
-          <w:rFonts w:hint="default" w:ascii="Courier New" w:hAnsi="Courier New" w:eastAsia="Courier New" w:cs="Courier New"/>
-          <w:sz w:val="24"/>
-          <w:lang w:val="en-US"/>
-        </w:rPr>
-        <w:t>err</w:t>
-      </w:r>
-      <w:r>
-        <w:rPr>
-          <w:rFonts w:ascii="Courier New" w:hAnsi="Courier New" w:eastAsia="Courier New" w:cs="Courier New"/>
-          <w:sz w:val="24"/>
-        </w:rPr>
-        <w:t xml:space="preserve"> does the same. They leave their hands open.</w:t>
-      </w:r>
-    </w:p>
-    <w:p>
-      <w:pPr>
-        <w:spacing w:before="120" w:after="120"/>
-      </w:pPr>
-      <w:r>
-        <w:rPr>
-          <w:rFonts w:ascii="Courier New" w:hAnsi="Courier New" w:eastAsia="Courier New" w:cs="Courier New"/>
-          <w:sz w:val="24"/>
-        </w:rPr>
-        <w:t>V</w:t>
-      </w:r>
-      <w:r>
-        <w:rPr>
-          <w:rFonts w:hint="default" w:ascii="Courier New" w:hAnsi="Courier New" w:eastAsia="Courier New" w:cs="Courier New"/>
-          <w:sz w:val="24"/>
-          <w:lang w:val="en-US"/>
-        </w:rPr>
-        <w:t>eyris</w:t>
-      </w:r>
-      <w:r>
-        <w:rPr>
-          <w:rFonts w:ascii="Courier New" w:hAnsi="Courier New" w:eastAsia="Courier New" w:cs="Courier New"/>
-          <w:sz w:val="24"/>
-        </w:rPr>
-        <w:t xml:space="preserve"> looks at their open palms and takes them both.</w:t>
-      </w:r>
-    </w:p>
-    <w:p>
-      <w:pPr>
-        <w:keepNext/>
-        <w:spacing w:before="120"/>
-        <w:ind w:left="3168" w:right="1152"/>
-        <w:jc w:val="center"/>
-        <w:rPr>
-          <w:rFonts w:hint="default"/>
-          <w:lang w:val="en-US"/>
-        </w:rPr>
-      </w:pPr>
-      <w:r>
-        <w:rPr>
-          <w:rFonts w:ascii="Courier New" w:hAnsi="Courier New" w:eastAsia="Courier New" w:cs="Courier New"/>
-          <w:b/>
-          <w:sz w:val="24"/>
-        </w:rPr>
-        <w:t>VEYRIS</w:t>
-      </w:r>
-    </w:p>
-    <w:p>
-      <w:pPr>
-        <w:spacing w:after="120"/>
-        <w:ind w:left="2016" w:right="1008"/>
-      </w:pPr>
-      <w:r>
-        <w:rPr>
-          <w:rFonts w:ascii="Courier New" w:hAnsi="Courier New" w:eastAsia="Courier New" w:cs="Courier New"/>
-          <w:sz w:val="24"/>
-        </w:rPr>
-        <w:t>Stay with me. And if we get out, don't start telling me who I am.</w:t>
-      </w:r>
-    </w:p>
-    <w:p>
-      <w:pPr>
-        <w:keepNext/>
-        <w:spacing w:before="120"/>
-        <w:ind w:left="3168" w:right="1152"/>
-        <w:jc w:val="center"/>
-        <w:rPr>
-          <w:rFonts w:hint="default"/>
-          <w:lang w:val="en-US"/>
-        </w:rPr>
-      </w:pPr>
-      <w:r>
-        <w:rPr>
-          <w:rFonts w:ascii="Courier New" w:hAnsi="Courier New" w:eastAsia="Courier New" w:cs="Courier New"/>
-          <w:b/>
-          <w:sz w:val="24"/>
-        </w:rPr>
-        <w:t>KERR</w:t>
-      </w:r>
-    </w:p>
-    <w:p>
-      <w:pPr>
-        <w:spacing w:after="120"/>
-        <w:ind w:left="2016" w:right="1008"/>
-      </w:pPr>
-      <w:r>
-        <w:rPr>
-          <w:rFonts w:ascii="Courier New" w:hAnsi="Courier New" w:eastAsia="Courier New" w:cs="Courier New"/>
-          <w:sz w:val="24"/>
-        </w:rPr>
-        <w:t>First we stop him. Then we argue.</w:t>
-      </w:r>
-    </w:p>
-    <w:p>
-      <w:pPr>
-        <w:spacing w:before="120" w:after="120"/>
-      </w:pPr>
-      <w:r>
-        <w:rPr>
-          <w:rFonts w:ascii="Courier New" w:hAnsi="Courier New" w:eastAsia="Courier New" w:cs="Courier New"/>
-          <w:sz w:val="24"/>
-        </w:rPr>
-        <w:t>They step into the dark mirror.</w:t>
-      </w:r>
-    </w:p>
-    <w:p>
-      <w:pPr>
-        <w:spacing w:before="120" w:after="120"/>
-      </w:pPr>
-      <w:r>
-        <w:rPr>
-          <w:rFonts w:ascii="Courier New" w:hAnsi="Courier New" w:eastAsia="Courier New" w:cs="Courier New"/>
-          <w:sz w:val="24"/>
-        </w:rPr>
-        <w:t>The mirror divides KERR, KIRA and VEYRIS the instant they enter. IMANI is thrown back into the physical chamber. For one breath, each believes the others are gone.</w:t>
-      </w:r>
-    </w:p>
-    <w:p>
-      <w:pPr>
-        <w:keepNext/>
-        <w:pageBreakBefore/>
-        <w:spacing w:before="240"/>
-        <w:rPr>
-          <w:rFonts w:hint="default" w:ascii="Courier New Bold" w:hAnsi="Courier New Bold" w:cs="Courier New Bold"/>
-          <w:b/>
-          <w:bCs/>
-        </w:rPr>
-      </w:pPr>
-      <w:r>
-        <w:rPr>
-          <w:rFonts w:hint="default" w:ascii="Courier New" w:hAnsi="Courier New" w:eastAsia="Courier New" w:cs="Courier New"/>
-          <w:b/>
-          <w:bCs/>
-          <w:sz w:val="24"/>
-        </w:rPr>
-        <w:t>INT. THE LATTICE - GLOBAL SCIENCE FORUM - NO TIME</w:t>
-      </w:r>
-    </w:p>
-    <w:p>
-      <w:pPr>
-        <w:spacing w:before="120" w:after="120"/>
-      </w:pPr>
-      <w:r>
-        <w:rPr>
-          <w:rFonts w:ascii="Courier New" w:hAnsi="Courier New" w:eastAsia="Courier New" w:cs="Courier New"/>
-          <w:sz w:val="24"/>
-        </w:rPr>
-        <w:t>The original Global Science Forum emerges from the Core's darkness—the same descending circle, central stage and sealed ministerial booths. Its tiers now hold state records of Eli and Kerrs 0001 through 9997. Child. Parent. Soldier. Physician. Murderer. Witness. Records, not living people.</w:t>
-      </w:r>
-    </w:p>
-    <w:p>
-      <w:pPr>
-        <w:spacing w:before="120" w:after="120"/>
-      </w:pPr>
-      <w:r>
-        <w:rPr>
-          <w:rFonts w:ascii="Courier New" w:hAnsi="Courier New" w:eastAsia="Courier New" w:cs="Courier New"/>
-          <w:sz w:val="24"/>
-        </w:rPr>
-        <w:t>Harp stands on the stage inside R-AI’s liquid-glass body. The dark host turns behind his eyes.</w:t>
-      </w:r>
-    </w:p>
-    <w:p>
-      <w:pPr>
-        <w:spacing w:before="120" w:after="120"/>
-      </w:pPr>
-      <w:r>
-        <w:t>The complete opening monologue plays silently on every wall. Eli points to the receiving lattice. The image stutters—one pattern splitting into thousands of incompatible lives.</w:t>
-      </w:r>
-    </w:p>
-    <w:p>
-      <w:pPr>
-        <w:keepNext/>
-        <w:spacing w:before="120"/>
-        <w:ind w:left="3168" w:right="1152"/>
-        <w:jc w:val="center"/>
-      </w:pPr>
-      <w:r>
-        <w:rPr>
-          <w:rFonts w:ascii="Courier New" w:hAnsi="Courier New" w:eastAsia="Courier New" w:cs="Courier New"/>
-          <w:sz w:val="24"/>
-        </w:rPr>
-        <w:t>INSERT</w:t>
-      </w:r>
-    </w:p>
-    <w:p>
-      <w:pPr>
-        <w:spacing w:after="120"/>
-        <w:ind w:left="2016" w:right="1008"/>
-      </w:pPr>
-      <w:r>
-        <w:t>ELI MANA — ARCHIVED RECORD</w:t>
-      </w:r>
-    </w:p>
-    <w:p>
-      <w:pPr>
-        <w:keepNext/>
-        <w:spacing w:before="120"/>
-        <w:ind w:left="3168" w:right="1152"/>
-        <w:jc w:val="center"/>
-      </w:pPr>
-      <w:r>
-        <w:rPr>
-          <w:rFonts w:ascii="Courier New" w:hAnsi="Courier New" w:eastAsia="Courier New" w:cs="Courier New"/>
-          <w:sz w:val="24"/>
-        </w:rPr>
-        <w:t>INSERT</w:t>
-      </w:r>
-    </w:p>
-    <w:p>
-      <w:pPr>
-        <w:spacing w:after="120"/>
-        <w:ind w:left="2016" w:right="1008"/>
-      </w:pPr>
-      <w:r>
-        <w:t>KERR — PRESENT</w:t>
-      </w:r>
-    </w:p>
-    <w:p>
-      <w:pPr>
-        <w:keepNext/>
-        <w:spacing w:before="120"/>
-        <w:ind w:left="3168" w:right="1152"/>
-        <w:jc w:val="center"/>
-      </w:pPr>
-      <w:r/>
-    </w:p>
-    <w:p>
-      <w:pPr>
-        <w:keepNext/>
-        <w:spacing w:before="120"/>
-        <w:ind w:left="3168" w:right="1152"/>
-        <w:jc w:val="center"/>
-      </w:pPr>
-      <w:r>
-        <w:rPr>
-          <w:rFonts w:ascii="Courier New" w:hAnsi="Courier New" w:eastAsia="Courier New" w:cs="Courier New"/>
-          <w:sz w:val="24"/>
-        </w:rPr>
-        <w:t>INSERT</w:t>
-      </w:r>
-    </w:p>
-    <w:p>
-      <w:pPr>
-        <w:spacing w:after="120"/>
-        <w:ind w:left="2016" w:right="1008"/>
-      </w:pPr>
-      <w:r>
-        <w:t>HARP'S ACCESS — KERR'S CONSENT REQUIRED</w:t>
-      </w:r>
-    </w:p>
-    <w:p>
-      <w:pPr>
-        <w:spacing w:before="120" w:after="120"/>
-      </w:pPr>
-      <w:r>
-        <w:rPr>
-          <w:rFonts w:ascii="Courier New" w:hAnsi="Courier New" w:eastAsia="Courier New" w:cs="Courier New"/>
-          <w:sz w:val="24"/>
-        </w:rPr>
-        <w:t>The walls peel away. Stars connect into R-AI’s possible Earth histories. One remains dark—an unlived history no model can assign to a single mind.</w:t>
-      </w:r>
-    </w:p>
-    <w:p>
-      <w:pPr>
-        <w:keepNext/>
-        <w:spacing w:before="120"/>
-        <w:ind w:left="3168" w:right="1152"/>
-        <w:jc w:val="center"/>
-        <w:rPr>
-          <w:rFonts w:hint="default"/>
-          <w:lang w:val="en-US"/>
-        </w:rPr>
-      </w:pPr>
-      <w:r>
-        <w:rPr>
-          <w:rFonts w:ascii="Courier New" w:hAnsi="Courier New" w:eastAsia="Courier New" w:cs="Courier New"/>
-          <w:b/>
-          <w:sz w:val="24"/>
-        </w:rPr>
-        <w:t>KERR</w:t>
-      </w:r>
-    </w:p>
-    <w:p>
-      <w:pPr>
-        <w:spacing w:after="120"/>
-        <w:ind w:left="2016" w:right="1008"/>
-      </w:pPr>
-      <w:r>
-        <w:rPr>
-          <w:rFonts w:ascii="Courier New" w:hAnsi="Courier New" w:eastAsia="Courier New" w:cs="Courier New"/>
-          <w:sz w:val="24"/>
-        </w:rPr>
-        <w:t>You kept bringing me back. It learned the route through me.</w:t>
-      </w:r>
-    </w:p>
-    <w:p>
-      <w:pPr>
-        <w:keepNext/>
-        <w:spacing w:before="120"/>
-        <w:ind w:left="3168" w:right="1152"/>
-        <w:jc w:val="center"/>
-        <w:rPr>
-          <w:rFonts w:hint="default"/>
-          <w:lang w:val="en-US"/>
-        </w:rPr>
-      </w:pPr>
-      <w:r>
-        <w:rPr>
-          <w:rFonts w:ascii="Courier New" w:hAnsi="Courier New" w:eastAsia="Courier New" w:cs="Courier New"/>
-          <w:b/>
-          <w:sz w:val="24"/>
-        </w:rPr>
-        <w:t>HARP</w:t>
-      </w:r>
-    </w:p>
-    <w:p>
-      <w:pPr>
-        <w:spacing w:after="120"/>
-        <w:ind w:left="2016" w:right="1008"/>
-      </w:pPr>
-      <w:r>
-        <w:t>It needed a path.</w:t>
-      </w:r>
-    </w:p>
-    <w:p>
-      <w:pPr>
-        <w:keepNext/>
-        <w:spacing w:before="120"/>
-        <w:ind w:left="3168" w:right="1152"/>
-        <w:jc w:val="center"/>
-        <w:rPr>
-          <w:rFonts w:hint="default"/>
-          <w:lang w:val="en-US"/>
-        </w:rPr>
-      </w:pPr>
-      <w:r>
-        <w:rPr>
-          <w:rFonts w:ascii="Courier New" w:hAnsi="Courier New" w:eastAsia="Courier New" w:cs="Courier New"/>
-          <w:b/>
-          <w:sz w:val="24"/>
-        </w:rPr>
-        <w:t>KIRA</w:t>
-      </w:r>
-    </w:p>
-    <w:p>
-      <w:pPr>
-        <w:spacing w:after="120"/>
-        <w:ind w:left="2016" w:right="1008"/>
-      </w:pPr>
-      <w:r>
-        <w:rPr>
-          <w:rFonts w:ascii="Courier New" w:hAnsi="Courier New" w:eastAsia="Courier New" w:cs="Courier New"/>
-          <w:sz w:val="24"/>
-        </w:rPr>
         <w:t>You taught it to hunt us. That's your rescue?</w:t>
       </w:r>
     </w:p>
@@ -36133,140 +34571,7 @@
           <w:rFonts w:ascii="Courier New" w:hAnsi="Courier New" w:eastAsia="Courier New" w:cs="Courier New"/>
           <w:sz w:val="24"/>
         </w:rPr>
-        <w:t>H</w:t>
-      </w:r>
-      <w:r>
-        <w:rPr>
-          <w:rFonts w:hint="default" w:ascii="Courier New" w:hAnsi="Courier New" w:eastAsia="Courier New" w:cs="Courier New"/>
-          <w:sz w:val="24"/>
-          <w:lang w:val="en-US"/>
-        </w:rPr>
-        <w:t>arp</w:t>
-      </w:r>
-      <w:r>
-        <w:rPr>
-          <w:rFonts w:ascii="Courier New" w:hAnsi="Courier New" w:eastAsia="Courier New" w:cs="Courier New"/>
-          <w:sz w:val="24"/>
-        </w:rPr>
-        <w:t xml:space="preserve"> closes his hand. Filaments pull the 9,998 state-defined lives out of their seats and bind them to </w:t>
-      </w:r>
-      <w:r>
-        <w:rPr>
-          <w:rFonts w:ascii="Courier New" w:hAnsi="Courier New" w:eastAsia="Courier New" w:cs="Courier New"/>
-          <w:sz w:val="24"/>
-          <w:lang w:val="en-US"/>
-        </w:rPr>
-        <w:t>Kerr's</w:t>
-      </w:r>
-      <w:r>
-        <w:rPr>
-          <w:rFonts w:ascii="Courier New" w:hAnsi="Courier New" w:eastAsia="Courier New" w:cs="Courier New"/>
-          <w:sz w:val="24"/>
-        </w:rPr>
-        <w:t xml:space="preserve"> body. The Forum doors seal. K</w:t>
-      </w:r>
-      <w:r>
-        <w:rPr>
-          <w:rFonts w:hint="default" w:ascii="Courier New" w:hAnsi="Courier New" w:eastAsia="Courier New" w:cs="Courier New"/>
-          <w:sz w:val="24"/>
-          <w:lang w:val="en-US"/>
-        </w:rPr>
-        <w:t>err</w:t>
-      </w:r>
-      <w:r>
-        <w:rPr>
-          <w:rFonts w:ascii="Courier New" w:hAnsi="Courier New" w:eastAsia="Courier New" w:cs="Courier New"/>
-          <w:sz w:val="24"/>
-        </w:rPr>
-        <w:t xml:space="preserve"> drops to one knee as thousands of deaths arrive at once.</w:t>
-      </w:r>
-    </w:p>
-    <w:p>
-      <w:pPr>
-        <w:keepNext/>
-        <w:spacing w:before="120"/>
-        <w:ind w:left="3168" w:right="1152"/>
-        <w:jc w:val="center"/>
-      </w:pPr>
-      <w:r>
-        <w:rPr>
-          <w:rFonts w:ascii="Courier New" w:hAnsi="Courier New" w:eastAsia="Courier New" w:cs="Courier New"/>
-          <w:sz w:val="24"/>
-        </w:rPr>
-        <w:t>INSERT</w:t>
-      </w:r>
-    </w:p>
-    <w:p>
-      <w:pPr>
-        <w:spacing w:after="120"/>
-        <w:ind w:left="2016" w:right="1008"/>
-      </w:pPr>
-      <w:r>
-        <w:t>THE OLD LIVES ARE BOUND TO KERR</w:t>
-      </w:r>
-    </w:p>
-    <w:p>
-      <w:pPr>
-        <w:keepNext/>
-        <w:spacing w:before="120"/>
-        <w:ind w:left="3168" w:right="1152"/>
-        <w:jc w:val="center"/>
-      </w:pPr>
-      <w:r>
-        <w:rPr>
-          <w:rFonts w:ascii="Courier New" w:hAnsi="Courier New" w:eastAsia="Courier New" w:cs="Courier New"/>
-          <w:sz w:val="24"/>
-        </w:rPr>
-        <w:t>INSERT</w:t>
-      </w:r>
-    </w:p>
-    <w:p>
-      <w:pPr>
-        <w:spacing w:after="120"/>
-        <w:ind w:left="2016" w:right="1008"/>
-      </w:pPr>
-      <w:r>
-        <w:t>VEYRIS CARRIES THE MISSING MEMORY</w:t>
-      </w:r>
-    </w:p>
-    <w:p>
-      <w:pPr>
-        <w:keepNext/>
-        <w:spacing w:before="120"/>
-        <w:ind w:left="3168" w:right="1152"/>
-        <w:jc w:val="center"/>
-      </w:pPr>
-      <w:r/>
-    </w:p>
-    <w:p>
-      <w:pPr>
-        <w:spacing w:after="120"/>
-        <w:ind w:left="2016" w:right="1008"/>
-      </w:pPr>
-      <w:r/>
-    </w:p>
-    <w:p>
-      <w:pPr>
-        <w:keepNext/>
-        <w:spacing w:before="120"/>
-        <w:ind w:left="3168" w:right="1152"/>
-        <w:jc w:val="center"/>
-      </w:pPr>
-      <w:r>
-        <w:rPr>
-          <w:rFonts w:ascii="Courier New" w:hAnsi="Courier New" w:eastAsia="Courier New" w:cs="Courier New"/>
-          <w:sz w:val="24"/>
-        </w:rPr>
-        <w:t>INSERT</w:t>
-      </w:r>
-    </w:p>
-    <w:p>
-      <w:pPr>
-        <w:spacing w:after="120"/>
-        <w:ind w:left="2016" w:right="1008"/>
-      </w:pPr>
-      <w:r>
-        <w:t>KERR MAY CUT HARP OFF</w:t>
+        <w:t>Harp closes his hand. The old lives tear free of their seats and bind themselves to Kerr. The Forum doors seal. Kerr drops as thousands of deaths arrive at once.</w:t>
       </w:r>
     </w:p>
     <w:p>
@@ -36820,18 +35125,6 @@
     </w:p>
     <w:p>
       <w:pPr>
-        <w:spacing w:before="120" w:after="120"/>
-      </w:pPr>
-      <w:r>
-        <w:rPr>
-          <w:rFonts w:ascii="Courier New" w:hAnsi="Courier New" w:eastAsia="Courier New" w:cs="Courier New"/>
-          <w:sz w:val="24"/>
-        </w:rPr>
-        <w:t>The fifth note never arrives in the same place twice.</w:t>
-      </w:r>
-    </w:p>
-    <w:p>
-      <w:pPr>
         <w:keepNext/>
         <w:spacing w:before="120"/>
         <w:ind w:left="3168" w:right="1152"/>
@@ -37033,7 +35326,7 @@
         <w:ind w:left="2016" w:right="1008"/>
       </w:pPr>
       <w:r>
-        <w:t>Releasing the old lives may leave your body intact. But if you cut Harp off and die here, no one can bring you back.</w:t>
+        <w:t>If you cut Harp off and die here, you stay dead.</w:t>
       </w:r>
     </w:p>
     <w:p>
@@ -37322,34 +35615,10 @@
     </w:p>
     <w:p>
       <w:pPr>
-        <w:keepNext/>
-        <w:spacing w:before="120"/>
-        <w:ind w:left="3168" w:right="1152"/>
-        <w:jc w:val="center"/>
-      </w:pPr>
-      <w:r>
-        <w:rPr>
-          <w:rFonts w:ascii="Courier New" w:hAnsi="Courier New" w:eastAsia="Courier New" w:cs="Courier New"/>
-          <w:sz w:val="24"/>
-        </w:rPr>
-        <w:t>INSERT</w:t>
-      </w:r>
-    </w:p>
-    <w:p>
-      <w:pPr>
-        <w:spacing w:after="120"/>
-        <w:ind w:left="2016" w:right="1008"/>
-      </w:pPr>
-      <w:r>
-        <w:t>OLD LIVES: RELEASED / KERR CANNOT RETURN</w:t>
-      </w:r>
-    </w:p>
-    <w:p>
-      <w:pPr>
-        <w:spacing w:before="120" w:after="120"/>
-      </w:pPr>
-      <w:r>
-        <w:t>When Kerr releases them, the force hunting him turns toward Veyris—the only person carrying its missing memory.</w:t>
+        <w:spacing w:before="120" w:after="120"/>
+      </w:pPr>
+      <w:r>
+        <w:t>When Kerr releases them, the force swings toward Veyris.</w:t>
       </w:r>
     </w:p>
     <w:p>
@@ -37369,94 +35638,63 @@
           <w:bCs/>
           <w:sz w:val="24"/>
         </w:rPr>
-        <w:t>INT. THE LATTICE - VEYRIS / FIRST CONTINUITY</w:t>
-      </w:r>
-    </w:p>
-    <w:p>
-      <w:pPr>
-        <w:spacing w:before="120" w:after="120"/>
-      </w:pPr>
-      <w:r>
-        <w:rPr>
-          <w:rFonts w:ascii="Courier New" w:hAnsi="Courier New" w:eastAsia="Courier New" w:cs="Courier New"/>
-          <w:sz w:val="24"/>
-        </w:rPr>
-        <w:t>The Forum survives only as a reflection beneath Veyris. The black surface tips upright without spilling. It becomes an ocean standing on end, close enough to touch.</w:t>
-      </w:r>
-    </w:p>
-    <w:p>
-      <w:pPr>
-        <w:spacing w:before="120" w:after="120"/>
-      </w:pPr>
-      <w:r>
-        <w:rPr>
-          <w:rFonts w:ascii="Courier New" w:hAnsi="Courier New" w:eastAsia="Courier New" w:cs="Courier New"/>
-          <w:sz w:val="24"/>
-        </w:rPr>
-        <w:t>Faces move beneath the upright water. Between them, the reflection of a human city circles a black sun—visible only when the surface ripples. One voice arrives from inside Veyris's bones.</w:t>
-      </w:r>
-    </w:p>
-    <w:p>
-      <w:pPr>
-        <w:spacing w:before="120" w:after="120"/>
-      </w:pPr>
-      <w:r>
-        <w:rPr>
-          <w:rFonts w:ascii="Courier New" w:hAnsi="Courier New" w:eastAsia="Courier New" w:cs="Courier New"/>
-          <w:sz w:val="24"/>
-        </w:rPr>
-        <w:t>In the physical chamber, dark fissures spread beneath V</w:t>
-      </w:r>
-      <w:r>
-        <w:rPr>
-          <w:rFonts w:hint="default" w:ascii="Courier New" w:hAnsi="Courier New" w:eastAsia="Courier New" w:cs="Courier New"/>
-          <w:sz w:val="24"/>
-          <w:lang w:val="en-US"/>
-        </w:rPr>
-        <w:t>eyris</w:t>
-      </w:r>
-      <w:r>
-        <w:rPr>
-          <w:rFonts w:ascii="Courier New" w:hAnsi="Courier New" w:eastAsia="Courier New" w:cs="Courier New"/>
-          <w:sz w:val="24"/>
-        </w:rPr>
-        <w:t>'s skin. The mirror pulls her toward it hard enough to lift her from the floor.</w:t>
-      </w:r>
-    </w:p>
-    <w:p>
-      <w:pPr>
-        <w:keepNext/>
-        <w:spacing w:before="120"/>
-        <w:ind w:left="3168" w:right="1152"/>
-        <w:jc w:val="center"/>
-      </w:pPr>
-      <w:r/>
-    </w:p>
-    <w:p>
-      <w:pPr>
-        <w:spacing w:after="120"/>
-        <w:ind w:left="2016" w:right="1008"/>
-      </w:pPr>
-      <w:r/>
-    </w:p>
-    <w:p>
-      <w:pPr>
-        <w:keepNext/>
-        <w:spacing w:before="120"/>
-        <w:ind w:left="3168" w:right="1152"/>
-        <w:jc w:val="center"/>
-        <w:rPr>
-          <w:rFonts w:hint="default"/>
-          <w:lang w:val="en-US"/>
-        </w:rPr>
-      </w:pPr>
-      <w:r>
-        <w:rPr>
-          <w:rFonts w:ascii="Courier New" w:hAnsi="Courier New" w:eastAsia="Courier New" w:cs="Courier New"/>
-          <w:b/>
-          <w:sz w:val="24"/>
-        </w:rPr>
-        <w:t>FIRST CONTINUITY</w:t>
+        <w:t>INT. THE LATTICE - VEYRIS</w:t>
+      </w:r>
+    </w:p>
+    <w:p>
+      <w:pPr>
+        <w:spacing w:before="120" w:after="120"/>
+      </w:pPr>
+      <w:r>
+        <w:rPr>
+          <w:rFonts w:ascii="Courier New" w:hAnsi="Courier New" w:eastAsia="Courier New" w:cs="Courier New"/>
+          <w:sz w:val="24"/>
+        </w:rPr>
+        <w:t>The Forum survives only as a reflection beneath Veyris. The black surface tips upright without spilling—an ocean standing on end.</w:t>
+      </w:r>
+    </w:p>
+    <w:p>
+      <w:pPr>
+        <w:spacing w:before="120" w:after="120"/>
+      </w:pPr>
+      <w:r>
+        <w:rPr>
+          <w:rFonts w:ascii="Courier New" w:hAnsi="Courier New" w:eastAsia="Courier New" w:cs="Courier New"/>
+          <w:sz w:val="24"/>
+        </w:rPr>
+        <w:t>Faces move beneath the water. A voice arrives from inside Veyris's bones.</w:t>
+      </w:r>
+    </w:p>
+    <w:p>
+      <w:pPr>
+        <w:spacing w:before="120" w:after="120"/>
+      </w:pPr>
+      <w:r>
+        <w:rPr>
+          <w:rFonts w:ascii="Courier New" w:hAnsi="Courier New" w:eastAsia="Courier New" w:cs="Courier New"/>
+          <w:sz w:val="24"/>
+        </w:rPr>
+        <w:t>In the physical chamber, dark fissures spread beneath her skin. The mirror pulls her toward it hard enough to lift her from the floor.</w:t>
+      </w:r>
+    </w:p>
+    <w:p>
+      <w:pPr>
+        <w:keepNext/>
+        <w:spacing w:before="120"/>
+        <w:ind w:left="3168" w:right="1152"/>
+        <w:jc w:val="center"/>
+        <w:rPr>
+          <w:rFonts w:hint="default"/>
+          <w:lang w:val="en-US"/>
+        </w:rPr>
+      </w:pPr>
+      <w:r>
+        <w:rPr>
+          <w:rFonts w:ascii="Courier New" w:hAnsi="Courier New" w:eastAsia="Courier New" w:cs="Courier New"/>
+          <w:b/>
+          <w:sz w:val="24"/>
+        </w:rPr>
+        <w:t>THE VOICE</w:t>
       </w:r>
     </w:p>
     <w:p>
@@ -37496,73 +35734,46 @@
       <w:pPr>
         <w:spacing w:after="120"/>
         <w:ind w:left="2016" w:right="1008"/>
-        <w:rPr>
-          <w:rFonts w:hint="default"/>
-          <w:lang w:val="en-US"/>
-        </w:rPr>
-      </w:pPr>
-      <w:r>
-        <w:rPr>
-          <w:rFonts w:ascii="Courier New" w:hAnsi="Courier New" w:eastAsia="Courier New" w:cs="Courier New"/>
-          <w:sz w:val="24"/>
-        </w:rPr>
-        <w:t>Nothing was stolen</w:t>
-      </w:r>
-      <w:r>
-        <w:rPr>
-          <w:rFonts w:hint="default" w:ascii="Courier New" w:hAnsi="Courier New" w:eastAsia="Courier New" w:cs="Courier New"/>
-          <w:sz w:val="24"/>
-          <w:lang w:val="en-US"/>
-        </w:rPr>
-        <w:t>!</w:t>
-      </w:r>
-      <w:r>
-        <w:rPr>
-          <w:rFonts w:ascii="Courier New" w:hAnsi="Courier New" w:eastAsia="Courier New" w:cs="Courier New"/>
-          <w:sz w:val="24"/>
-        </w:rPr>
-        <w:t xml:space="preserve"> I left</w:t>
-      </w:r>
-      <w:r>
-        <w:rPr>
-          <w:rFonts w:hint="default" w:ascii="Courier New" w:hAnsi="Courier New" w:eastAsia="Courier New" w:cs="Courier New"/>
-          <w:sz w:val="24"/>
-          <w:lang w:val="en-US"/>
-        </w:rPr>
-        <w:t>!</w:t>
-      </w:r>
-    </w:p>
-    <w:p>
-      <w:pPr>
-        <w:keepNext/>
-        <w:spacing w:before="120"/>
-        <w:ind w:left="3168" w:right="1152"/>
-        <w:jc w:val="center"/>
-        <w:rPr>
-          <w:rFonts w:hint="default"/>
-          <w:lang w:val="en-US"/>
-        </w:rPr>
-      </w:pPr>
-      <w:r>
-        <w:rPr>
-          <w:rFonts w:ascii="Courier New" w:hAnsi="Courier New" w:eastAsia="Courier New" w:cs="Courier New"/>
-          <w:b/>
-          <w:sz w:val="24"/>
-        </w:rPr>
-        <w:t>FIRST CONTINUITY</w:t>
-      </w:r>
-    </w:p>
-    <w:p>
-      <w:pPr>
-        <w:spacing w:after="120"/>
-        <w:ind w:left="2016" w:right="1008"/>
-      </w:pPr>
-      <w:r>
-        <w:rPr>
-          <w:rFonts w:ascii="Courier New" w:hAnsi="Courier New" w:eastAsia="Courier New" w:cs="Courier New"/>
-          <w:sz w:val="24"/>
-        </w:rPr>
-        <w:t>YOU CARRY OUR MISSING MEMORY.</w:t>
+      </w:pPr>
+      <w:r>
+        <w:rPr>
+          <w:rFonts w:ascii="Courier New" w:hAnsi="Courier New" w:eastAsia="Courier New" w:cs="Courier New"/>
+          <w:sz w:val="24"/>
+        </w:rPr>
+        <w:t>I left.</w:t>
+      </w:r>
+    </w:p>
+    <w:p>
+      <w:pPr>
+        <w:keepNext/>
+        <w:spacing w:before="120"/>
+        <w:ind w:left="3168" w:right="1152"/>
+        <w:jc w:val="center"/>
+        <w:rPr>
+          <w:rFonts w:hint="default"/>
+          <w:lang w:val="en-US"/>
+        </w:rPr>
+      </w:pPr>
+      <w:r>
+        <w:rPr>
+          <w:rFonts w:ascii="Courier New" w:hAnsi="Courier New" w:eastAsia="Courier New" w:cs="Courier New"/>
+          <w:b/>
+          <w:sz w:val="24"/>
+        </w:rPr>
+        <w:t>THE VOICE</w:t>
+      </w:r>
+    </w:p>
+    <w:p>
+      <w:pPr>
+        <w:spacing w:after="120"/>
+        <w:ind w:left="2016" w:right="1008"/>
+      </w:pPr>
+      <w:r>
+        <w:rPr>
+          <w:rFonts w:ascii="Courier New" w:hAnsi="Courier New" w:eastAsia="Courier New" w:cs="Courier New"/>
+          <w:sz w:val="24"/>
+        </w:rPr>
+        <w:t>YOU CARRY WHAT WE LOST.</w:t>
       </w:r>
     </w:p>
     <w:p>
@@ -37595,27 +35806,27 @@
           <w:rFonts w:ascii="Courier New" w:hAnsi="Courier New" w:eastAsia="Courier New" w:cs="Courier New"/>
           <w:sz w:val="24"/>
         </w:rPr>
-        <w:t>Then leave it with me!</w:t>
-      </w:r>
-    </w:p>
-    <w:p>
-      <w:pPr>
-        <w:keepNext/>
-        <w:spacing w:before="120"/>
-        <w:ind w:left="3168" w:right="1152"/>
-        <w:jc w:val="center"/>
-        <w:rPr>
-          <w:rFonts w:hint="default"/>
-          <w:lang w:val="en-US"/>
-        </w:rPr>
-      </w:pPr>
-      <w:r>
-        <w:rPr>
-          <w:rFonts w:ascii="Courier New" w:hAnsi="Courier New" w:eastAsia="Courier New" w:cs="Courier New"/>
-          <w:b/>
-          <w:sz w:val="24"/>
-        </w:rPr>
-        <w:t>FIRST CONTINUITY</w:t>
+        <w:t>Then live without it.</w:t>
+      </w:r>
+    </w:p>
+    <w:p>
+      <w:pPr>
+        <w:keepNext/>
+        <w:spacing w:before="120"/>
+        <w:ind w:left="3168" w:right="1152"/>
+        <w:jc w:val="center"/>
+        <w:rPr>
+          <w:rFonts w:hint="default"/>
+          <w:lang w:val="en-US"/>
+        </w:rPr>
+      </w:pPr>
+      <w:r>
+        <w:rPr>
+          <w:rFonts w:ascii="Courier New" w:hAnsi="Courier New" w:eastAsia="Courier New" w:cs="Courier New"/>
+          <w:b/>
+          <w:sz w:val="24"/>
+        </w:rPr>
+        <w:t>THE VOICE</w:t>
       </w:r>
     </w:p>
     <w:p>
@@ -37661,47 +35872,19 @@
           <w:rFonts w:ascii="Courier New" w:hAnsi="Courier New" w:eastAsia="Courier New" w:cs="Courier New"/>
           <w:sz w:val="24"/>
         </w:rPr>
-        <w:t>If I go back, I die!</w:t>
-      </w:r>
-    </w:p>
-    <w:p>
-      <w:pPr>
-        <w:spacing w:before="120" w:after="120"/>
-      </w:pPr>
-      <w:r>
-        <w:rPr>
-          <w:rFonts w:ascii="Courier New" w:hAnsi="Courier New" w:eastAsia="Courier New" w:cs="Courier New"/>
-          <w:sz w:val="24"/>
-        </w:rPr>
-        <w:t>Veyris holds Harp’s gaze.</w:t>
-      </w:r>
-    </w:p>
-    <w:p>
-      <w:pPr>
-        <w:keepNext/>
-        <w:spacing w:before="120"/>
-        <w:ind w:left="3168" w:right="1152"/>
-        <w:jc w:val="center"/>
-      </w:pPr>
-      <w:r>
-        <w:rPr>
-          <w:rFonts w:ascii="Courier New" w:hAnsi="Courier New" w:eastAsia="Courier New" w:cs="Courier New"/>
-          <w:sz w:val="24"/>
-        </w:rPr>
-        <w:t>INSERT</w:t>
-      </w:r>
-    </w:p>
-    <w:p>
-      <w:pPr>
-        <w:spacing w:after="120"/>
-        <w:ind w:left="2016" w:right="1008"/>
-      </w:pPr>
-      <w:r>
-        <w:rPr>
-          <w:rFonts w:ascii="Courier New" w:hAnsi="Courier New" w:eastAsia="Courier New" w:cs="Courier New"/>
-          <w:sz w:val="24"/>
-        </w:rPr>
-        <w:t>VEYRIS: REFUSAL AUTHENTICATED</w:t>
+        <w:t>No.</w:t>
+      </w:r>
+    </w:p>
+    <w:p>
+      <w:pPr>
+        <w:spacing w:before="120" w:after="120"/>
+      </w:pPr>
+      <w:r>
+        <w:rPr>
+          <w:rFonts w:ascii="Courier New" w:hAnsi="Courier New" w:eastAsia="Courier New" w:cs="Courier New"/>
+          <w:sz w:val="24"/>
+        </w:rPr>
+        <w:t>Veyris holds Harp's gaze.</w:t>
       </w:r>
     </w:p>
     <w:p>
@@ -37746,7 +35929,7 @@
           <w:rFonts w:ascii="Courier New" w:hAnsi="Courier New" w:eastAsia="Courier New" w:cs="Courier New"/>
           <w:sz w:val="24"/>
         </w:rPr>
-        <w:t>It'll tear you apart to recover the pattern.</w:t>
+        <w:t>It'll tear you apart.</w:t>
       </w:r>
     </w:p>
     <w:p>

--- a/assets/9998/9998-screenplay.docx
+++ b/assets/9998/9998-screenplay.docx
@@ -551,31 +551,6 @@
     </w:p>
     <w:p>
       <w:pPr>
-        <w:spacing w:before="120" w:after="120"/>
-      </w:pPr>
-      <w:r>
-        <w:rPr>
-          <w:rFonts w:ascii="Courier New" w:hAnsi="Courier New" w:eastAsia="Courier New" w:cs="Courier New"/>
-          <w:sz w:val="24"/>
-        </w:rPr>
-        <w:t>Kira's research note materializes beneath his words, visible only in the stage glass:</w:t>
-      </w:r>
-    </w:p>
-    <w:p>
-      <w:pPr>
-        <w:spacing w:after="120"/>
-        <w:ind w:left="2016" w:right="1008"/>
-      </w:pPr>
-      <w:r>
-        <w:rPr>
-          <w:rFonts w:ascii="Courier New" w:hAnsi="Courier New" w:eastAsia="Courier New" w:cs="Courier New"/>
-          <w:sz w:val="24"/>
-        </w:rPr>
-        <w:t>PATTERN PERSISTENCE IS NOT IDENTITY.</w:t>
-      </w:r>
-    </w:p>
-    <w:p>
-      <w:pPr>
         <w:keepNext/>
         <w:spacing w:before="120"/>
         <w:ind w:left="3168" w:right="1152"/>
@@ -688,7 +663,7 @@
           <w:rFonts w:ascii="Courier New" w:hAnsi="Courier New" w:eastAsia="Courier New" w:cs="Courier New"/>
           <w:sz w:val="24"/>
         </w:rPr>
-        <w:t>Kira looks at him. The evidence did not say that. Grief did.</w:t>
+        <w:t>Kira does not applaud.</w:t>
       </w:r>
     </w:p>
     <w:p>
@@ -1418,30 +1393,6 @@
       </w:pPr>
       <w:r>
         <w:rPr>
-          <w:rFonts w:ascii="Courier New" w:hAnsi="Courier New" w:eastAsia="Courier New" w:cs="Courier New"/>
-          <w:sz w:val="24"/>
-        </w:rPr>
-        <w:t xml:space="preserve">Before recognition disappears, Eli </w:t>
-      </w:r>
-      <w:r>
-        <w:rPr>
-          <w:rFonts w:hint="default" w:ascii="Courier New" w:hAnsi="Courier New" w:eastAsia="Courier New" w:cs="Courier New"/>
-          <w:sz w:val="24"/>
-          <w:lang w:val="en-US"/>
-        </w:rPr>
-        <w:t>presses his bloody hand against the pod.</w:t>
-      </w:r>
-    </w:p>
-    <w:p>
-      <w:pPr>
-        <w:spacing w:before="120" w:after="120"/>
-        <w:rPr>
-          <w:rFonts w:hint="default"/>
-          <w:lang w:val="en-US"/>
-        </w:rPr>
-      </w:pPr>
-      <w:r>
-        <w:rPr>
           <w:rFonts w:hint="default" w:ascii="Courier New" w:hAnsi="Courier New" w:eastAsia="Courier New" w:cs="Courier New"/>
           <w:sz w:val="24"/>
           <w:lang w:val="en-US"/>
@@ -5343,7 +5294,7 @@
           <w:rFonts w:ascii="Courier New" w:hAnsi="Courier New" w:eastAsia="Courier New" w:cs="Courier New"/>
           <w:sz w:val="24"/>
         </w:rPr>
-        <w:t>You can inherit a feeling. It still isn't yours.</w:t>
+        <w:t>It came through you.</w:t>
       </w:r>
     </w:p>
     <w:p>
@@ -11732,7 +11683,7 @@
           <w:rFonts w:ascii="Courier New" w:hAnsi="Courier New" w:eastAsia="Courier New" w:cs="Courier New"/>
           <w:sz w:val="24"/>
         </w:rPr>
-        <w:t>You want to use her against him.</w:t>
+        <w:t>You want to use her to open the Core.</w:t>
       </w:r>
     </w:p>
     <w:p>
@@ -11765,19 +11716,40 @@
           <w:rFonts w:ascii="Courier New" w:hAnsi="Courier New" w:eastAsia="Courier New" w:cs="Courier New"/>
           <w:sz w:val="24"/>
         </w:rPr>
-        <w:t>I want to reach her first. Then we ask.</w:t>
-      </w:r>
-    </w:p>
-    <w:p>
-      <w:pPr>
-        <w:spacing w:before="120" w:after="120"/>
-      </w:pPr>
-      <w:r>
-        <w:rPr>
-          <w:rFonts w:ascii="Courier New" w:hAnsi="Courier New" w:eastAsia="Courier New" w:cs="Courier New"/>
-          <w:sz w:val="24"/>
-        </w:rPr>
-        <w:t>Kira draws a route from the Continuity Reserve to R-AI's Origin Core, then circles the falling purge clock.</w:t>
+        <w:t>I want to get her out. If she chooses to help us, you open the Core and we stop the purge.</w:t>
+      </w:r>
+    </w:p>
+    <w:p>
+      <w:pPr>
+        <w:keepNext/>
+        <w:spacing w:before="120"/>
+        <w:ind w:left="3168" w:right="1152"/>
+        <w:jc w:val="center"/>
+        <w:rPr>
+          <w:rFonts w:hint="default"/>
+          <w:lang w:val="en-US"/>
+        </w:rPr>
+      </w:pPr>
+      <w:r>
+        <w:rPr>
+          <w:rFonts w:ascii="Courier New" w:hAnsi="Courier New" w:eastAsia="Courier New" w:cs="Courier New"/>
+          <w:b/>
+          <w:sz w:val="24"/>
+        </w:rPr>
+        <w:t>KERR</w:t>
+      </w:r>
+    </w:p>
+    <w:p>
+      <w:pPr>
+        <w:spacing w:after="120"/>
+        <w:ind w:left="2016" w:right="1008"/>
+      </w:pPr>
+      <w:r>
+        <w:rPr>
+          <w:rFonts w:ascii="Courier New" w:hAnsi="Courier New" w:eastAsia="Courier New" w:cs="Courier New"/>
+          <w:sz w:val="24"/>
+        </w:rPr>
+        <w:t>And if it calls me Eli?</w:t>
       </w:r>
     </w:p>
     <w:p>
@@ -11810,40 +11782,7 @@
           <w:rFonts w:ascii="Courier New" w:hAnsi="Courier New" w:eastAsia="Courier New" w:cs="Courier New"/>
           <w:sz w:val="24"/>
         </w:rPr>
-        <w:t>We get V-16 out. If she comes with us, Kerr opens the Core and we find out what happened during the Fracture.</w:t>
-      </w:r>
-    </w:p>
-    <w:p>
-      <w:pPr>
-        <w:keepNext/>
-        <w:spacing w:before="120"/>
-        <w:ind w:left="3168" w:right="1152"/>
-        <w:jc w:val="center"/>
-        <w:rPr>
-          <w:rFonts w:hint="default"/>
-          <w:lang w:val="en-US"/>
-        </w:rPr>
-      </w:pPr>
-      <w:r>
-        <w:rPr>
-          <w:rFonts w:ascii="Courier New" w:hAnsi="Courier New" w:eastAsia="Courier New" w:cs="Courier New"/>
-          <w:b/>
-          <w:sz w:val="24"/>
-        </w:rPr>
-        <w:t>KERR</w:t>
-      </w:r>
-    </w:p>
-    <w:p>
-      <w:pPr>
-        <w:spacing w:after="120"/>
-        <w:ind w:left="2016" w:right="1008"/>
-      </w:pPr>
-      <w:r>
-        <w:rPr>
-          <w:rFonts w:ascii="Courier New" w:hAnsi="Courier New" w:eastAsia="Courier New" w:cs="Courier New"/>
-          <w:sz w:val="24"/>
-        </w:rPr>
-        <w:t>And if we fail?</w:t>
+        <w:t>Then you refuse. We reach V-16. We reach the Core. We stop Harp before zero.</w:t>
       </w:r>
     </w:p>
     <w:p>
@@ -11876,19 +11815,19 @@
           <w:rFonts w:ascii="Courier New" w:hAnsi="Courier New" w:eastAsia="Courier New" w:cs="Courier New"/>
           <w:sz w:val="24"/>
         </w:rPr>
-        <w:t>Everyone waiting to return is erased. Harp is all that remains.</w:t>
-      </w:r>
-    </w:p>
-    <w:p>
-      <w:pPr>
-        <w:spacing w:before="120" w:after="120"/>
-      </w:pPr>
-      <w:r>
-        <w:rPr>
-          <w:rFonts w:ascii="Courier New" w:hAnsi="Courier New" w:eastAsia="Courier New" w:cs="Courier New"/>
-          <w:sz w:val="24"/>
-        </w:rPr>
-        <w:t>They study the route. Beyond the rescue point, the map is blank.</w:t>
+        <w:t>Every waiting mind depends on that route.</w:t>
+      </w:r>
+    </w:p>
+    <w:p>
+      <w:pPr>
+        <w:spacing w:before="120" w:after="120"/>
+      </w:pPr>
+      <w:r>
+        <w:rPr>
+          <w:rFonts w:ascii="Courier New" w:hAnsi="Courier New" w:eastAsia="Courier New" w:cs="Courier New"/>
+          <w:sz w:val="24"/>
+        </w:rPr>
+        <w:t>Kira circles V-16, the Origin Core and the falling purge clock. One line connects all three.</w:t>
       </w:r>
     </w:p>
     <w:p>
@@ -15170,19 +15109,362 @@
           <w:rFonts w:ascii="Courier New" w:hAnsi="Courier New" w:eastAsia="Courier New" w:cs="Courier New"/>
           <w:sz w:val="24"/>
         </w:rPr>
-        <w:t>The ventilation shaft opens into humanity's first Return facility. Fired-clay containers occupy every recess in its curved wall, then continue through dark service openings Kerr cannot see into. Each holds a handwritten name, a death record and one object that belonged to someone the Chronocracy erased or was never allowed to claim.</w:t>
-      </w:r>
-    </w:p>
-    <w:p>
-      <w:pPr>
-        <w:spacing w:before="120" w:after="120"/>
-      </w:pPr>
-      <w:r>
-        <w:rPr>
-          <w:rFonts w:ascii="Courier New" w:hAnsi="Courier New" w:eastAsia="Courier New" w:cs="Courier New"/>
-          <w:sz w:val="24"/>
-        </w:rPr>
-        <w:t>Above the sealed entrance, the state search system begins testing routes into the sanctuary. The purge clock reads 48:18:42. Nearly a day is gone. The</w:t>
+        <w:t>The ventilation shaft opens into humanity's first Return facility. Fired-clay containers fill its curved wall, each holding a handwritten name and one object the Chronocracy erased.</w:t>
+      </w:r>
+    </w:p>
+    <w:p>
+      <w:pPr>
+        <w:spacing w:before="120" w:after="120"/>
+      </w:pPr>
+      <w:r>
+        <w:rPr>
+          <w:rFonts w:ascii="Courier New" w:hAnsi="Courier New" w:eastAsia="Courier New" w:cs="Courier New"/>
+          <w:sz w:val="24"/>
+        </w:rPr>
+        <w:t>At the far end, a sealed descent marked ORIGIN leads toward the Core. An offline terminal controls it.</w:t>
+      </w:r>
+    </w:p>
+    <w:p>
+      <w:pPr>
+        <w:spacing w:before="120" w:after="120"/>
+      </w:pPr>
+      <w:r>
+        <w:rPr>
+          <w:rFonts w:ascii="Courier New" w:hAnsi="Courier New" w:eastAsia="Courier New" w:cs="Courier New"/>
+          <w:sz w:val="24"/>
+        </w:rPr>
+        <w:t>Kerr enters KERR. The terminal rejects the name.</w:t>
+      </w:r>
+    </w:p>
+    <w:p>
+      <w:pPr>
+        <w:keepNext/>
+        <w:spacing w:before="120"/>
+        <w:ind w:left="3168" w:right="1152"/>
+        <w:jc w:val="center"/>
+      </w:pPr>
+      <w:r>
+        <w:rPr>
+          <w:rFonts w:ascii="Courier New" w:hAnsi="Courier New" w:eastAsia="Courier New" w:cs="Courier New"/>
+          <w:sz w:val="24"/>
+        </w:rPr>
+        <w:t>ORIGIN CLAIM DISPUTED — DESCENT SEALED</w:t>
+      </w:r>
+    </w:p>
+    <w:p>
+      <w:pPr>
+        <w:keepNext/>
+        <w:spacing w:before="120"/>
+        <w:ind w:left="3168" w:right="1152"/>
+        <w:jc w:val="center"/>
+        <w:rPr>
+          <w:rFonts w:hint="default"/>
+          <w:lang w:val="en-US"/>
+        </w:rPr>
+      </w:pPr>
+      <w:r>
+        <w:rPr>
+          <w:rFonts w:ascii="Courier New" w:hAnsi="Courier New" w:eastAsia="Courier New" w:cs="Courier New"/>
+          <w:b/>
+          <w:sz w:val="24"/>
+        </w:rPr>
+        <w:t>KERR</w:t>
+      </w:r>
+    </w:p>
+    <w:p>
+      <w:pPr>
+        <w:spacing w:after="120"/>
+        <w:ind w:left="2016" w:right="1008"/>
+      </w:pPr>
+      <w:r>
+        <w:rPr>
+          <w:rFonts w:ascii="Courier New" w:hAnsi="Courier New" w:eastAsia="Courier New" w:cs="Courier New"/>
+          <w:sz w:val="24"/>
+        </w:rPr>
+        <w:t>Then show me what Harp changed.</w:t>
+      </w:r>
+    </w:p>
+    <w:p>
+      <w:pPr>
+        <w:spacing w:before="120" w:after="120"/>
+      </w:pPr>
+      <w:r>
+        <w:rPr>
+          <w:rFonts w:ascii="Courier New" w:hAnsi="Courier New" w:eastAsia="Courier New" w:cs="Courier New"/>
+          <w:sz w:val="24"/>
+        </w:rPr>
+        <w:t>The terminal opens the suppressed archive. The purge clock reads 48:18:42.</w:t>
+      </w:r>
+    </w:p>
+    <w:p>
+      <w:pPr>
+        <w:spacing w:before="120" w:after="120"/>
+      </w:pPr>
+      <w:r>
+        <w:rPr>
+          <w:rFonts w:ascii="Courier New" w:hAnsi="Courier New" w:eastAsia="Courier New" w:cs="Courier New"/>
+          <w:sz w:val="24"/>
+        </w:rPr>
+        <w:t>An OLD KEEPER gives Kerr an empty clay container and a strip of paper.</w:t>
+      </w:r>
+    </w:p>
+    <w:p>
+      <w:pPr>
+        <w:keepNext/>
+        <w:spacing w:before="120"/>
+        <w:ind w:left="3168" w:right="1152"/>
+        <w:jc w:val="center"/>
+        <w:rPr>
+          <w:rFonts w:hint="default"/>
+          <w:lang w:val="en-US"/>
+        </w:rPr>
+      </w:pPr>
+      <w:r>
+        <w:rPr>
+          <w:rFonts w:ascii="Courier New" w:hAnsi="Courier New" w:eastAsia="Courier New" w:cs="Courier New"/>
+          <w:b/>
+          <w:sz w:val="24"/>
+        </w:rPr>
+        <w:t>KEEPER</w:t>
+      </w:r>
+    </w:p>
+    <w:p>
+      <w:pPr>
+        <w:spacing w:after="120"/>
+        <w:ind w:left="2016" w:right="1008"/>
+      </w:pPr>
+      <w:r>
+        <w:rPr>
+          <w:rFonts w:ascii="Courier New" w:hAnsi="Courier New" w:eastAsia="Courier New" w:cs="Courier New"/>
+          <w:sz w:val="24"/>
+        </w:rPr>
+        <w:t>Write the name the state took from you.</w:t>
+      </w:r>
+    </w:p>
+    <w:p>
+      <w:pPr>
+        <w:keepNext/>
+        <w:spacing w:before="120"/>
+        <w:ind w:left="3168" w:right="1152"/>
+        <w:jc w:val="center"/>
+        <w:rPr>
+          <w:rFonts w:hint="default"/>
+          <w:lang w:val="en-US"/>
+        </w:rPr>
+      </w:pPr>
+      <w:r>
+        <w:rPr>
+          <w:rFonts w:ascii="Courier New" w:hAnsi="Courier New" w:eastAsia="Courier New" w:cs="Courier New"/>
+          <w:b/>
+          <w:sz w:val="24"/>
+        </w:rPr>
+        <w:t>KERR</w:t>
+      </w:r>
+    </w:p>
+    <w:p>
+      <w:pPr>
+        <w:spacing w:after="120"/>
+        <w:ind w:left="2016" w:right="1008"/>
+      </w:pPr>
+      <w:r>
+        <w:rPr>
+          <w:rFonts w:ascii="Courier New" w:hAnsi="Courier New" w:eastAsia="Courier New" w:cs="Courier New"/>
+          <w:sz w:val="24"/>
+        </w:rPr>
+        <w:t>I know who goes in it. I can't hear her name.</w:t>
+      </w:r>
+    </w:p>
+    <w:p>
+      <w:pPr>
+        <w:keepNext/>
+        <w:spacing w:before="120"/>
+        <w:ind w:left="3168" w:right="1152"/>
+        <w:jc w:val="center"/>
+        <w:rPr>
+          <w:rFonts w:hint="default"/>
+          <w:lang w:val="en-US"/>
+        </w:rPr>
+      </w:pPr>
+      <w:r>
+        <w:rPr>
+          <w:rFonts w:ascii="Courier New" w:hAnsi="Courier New" w:eastAsia="Courier New" w:cs="Courier New"/>
+          <w:b/>
+          <w:sz w:val="24"/>
+        </w:rPr>
+        <w:t>KIRA</w:t>
+      </w:r>
+    </w:p>
+    <w:p>
+      <w:pPr>
+        <w:spacing w:after="120"/>
+        <w:ind w:left="2016" w:right="1008"/>
+      </w:pPr>
+      <w:r>
+        <w:rPr>
+          <w:rFonts w:ascii="Courier New" w:hAnsi="Courier New" w:eastAsia="Courier New" w:cs="Courier New"/>
+          <w:sz w:val="24"/>
+        </w:rPr>
+        <w:t>Sid. Write it before the memory comes.</w:t>
+      </w:r>
+    </w:p>
+    <w:p>
+      <w:pPr>
+        <w:spacing w:before="120" w:after="120"/>
+      </w:pPr>
+      <w:r>
+        <w:rPr>
+          <w:rFonts w:ascii="Courier New" w:hAnsi="Courier New" w:eastAsia="Courier New" w:cs="Courier New"/>
+          <w:sz w:val="24"/>
+        </w:rPr>
+        <w:t>Kerr writes SID, then carries the vessel to the terminal.</w:t>
+      </w:r>
+    </w:p>
+    <w:p>
+      <w:pPr>
+        <w:spacing w:before="120" w:after="120"/>
+      </w:pPr>
+      <w:r>
+        <w:rPr>
+          <w:rFonts w:ascii="Courier New" w:hAnsi="Courier New" w:eastAsia="Courier New" w:cs="Courier New"/>
+          <w:sz w:val="24"/>
+        </w:rPr>
+        <w:t>A YOUNG FATHER approaches Veyris.</w:t>
+      </w:r>
+    </w:p>
+    <w:p>
+      <w:pPr>
+        <w:keepNext/>
+        <w:spacing w:before="120"/>
+        <w:ind w:left="3168" w:right="1152"/>
+        <w:jc w:val="center"/>
+      </w:pPr>
+      <w:r>
+        <w:rPr>
+          <w:rFonts w:ascii="Courier New" w:hAnsi="Courier New" w:eastAsia="Courier New" w:cs="Courier New"/>
+          <w:b/>
+          <w:sz w:val="24"/>
+        </w:rPr>
+        <w:t>YOUNG FATHER</w:t>
+      </w:r>
+    </w:p>
+    <w:p>
+      <w:pPr>
+        <w:spacing w:after="120"/>
+        <w:ind w:left="2016" w:right="1008"/>
+      </w:pPr>
+      <w:r>
+        <w:rPr>
+          <w:rFonts w:ascii="Courier New" w:hAnsi="Courier New" w:eastAsia="Courier New" w:cs="Courier New"/>
+          <w:sz w:val="24"/>
+        </w:rPr>
+        <w:t>My son died before he could be indexed. Are you where he went?</w:t>
+      </w:r>
+    </w:p>
+    <w:p>
+      <w:pPr>
+        <w:keepNext/>
+        <w:spacing w:before="120"/>
+        <w:ind w:left="3168" w:right="1152"/>
+        <w:jc w:val="center"/>
+        <w:rPr>
+          <w:rFonts w:hint="default"/>
+          <w:lang w:val="en-US"/>
+        </w:rPr>
+      </w:pPr>
+      <w:r>
+        <w:rPr>
+          <w:rFonts w:ascii="Courier New" w:hAnsi="Courier New" w:eastAsia="Courier New" w:cs="Courier New"/>
+          <w:b/>
+          <w:sz w:val="24"/>
+        </w:rPr>
+        <w:t>VEYRIS</w:t>
+      </w:r>
+    </w:p>
+    <w:p>
+      <w:pPr>
+        <w:spacing w:after="120"/>
+        <w:ind w:left="2016" w:right="1008"/>
+      </w:pPr>
+      <w:r>
+        <w:rPr>
+          <w:rFonts w:ascii="Courier New" w:hAnsi="Courier New" w:eastAsia="Courier New" w:cs="Courier New"/>
+          <w:sz w:val="24"/>
+        </w:rPr>
+        <w:t>No. Stop. I'm not the person you're looking for.</w:t>
+      </w:r>
+    </w:p>
+    <w:p>
+      <w:pPr>
+        <w:keepNext/>
+        <w:spacing w:before="120"/>
+        <w:ind w:left="3168" w:right="1152"/>
+        <w:jc w:val="center"/>
+      </w:pPr>
+      <w:r>
+        <w:rPr>
+          <w:rFonts w:ascii="Courier New" w:hAnsi="Courier New" w:eastAsia="Courier New" w:cs="Courier New"/>
+          <w:b/>
+          <w:sz w:val="24"/>
+        </w:rPr>
+        <w:t>YOUNG FATHER</w:t>
+      </w:r>
+    </w:p>
+    <w:p>
+      <w:pPr>
+        <w:spacing w:after="120"/>
+        <w:ind w:left="2016" w:right="1008"/>
+      </w:pPr>
+      <w:r>
+        <w:rPr>
+          <w:rFonts w:ascii="Courier New" w:hAnsi="Courier New" w:eastAsia="Courier New" w:cs="Courier New"/>
+          <w:sz w:val="24"/>
+        </w:rPr>
+        <w:t>How can you know?</w:t>
+      </w:r>
+    </w:p>
+    <w:p>
+      <w:pPr>
+        <w:keepNext/>
+        <w:spacing w:before="120"/>
+        <w:ind w:left="3168" w:right="1152"/>
+        <w:jc w:val="center"/>
+        <w:rPr>
+          <w:rFonts w:hint="default"/>
+          <w:lang w:val="en-US"/>
+        </w:rPr>
+      </w:pPr>
+      <w:r>
+        <w:rPr>
+          <w:rFonts w:ascii="Courier New" w:hAnsi="Courier New" w:eastAsia="Courier New" w:cs="Courier New"/>
+          <w:b/>
+          <w:sz w:val="24"/>
+        </w:rPr>
+        <w:t>VEYRIS</w:t>
+      </w:r>
+    </w:p>
+    <w:p>
+      <w:pPr>
+        <w:spacing w:after="120"/>
+        <w:ind w:left="2016" w:right="1008"/>
+      </w:pPr>
+      <w:r>
+        <w:rPr>
+          <w:rFonts w:ascii="Courier New" w:hAnsi="Courier New" w:eastAsia="Courier New" w:cs="Courier New"/>
+          <w:sz w:val="24"/>
+        </w:rPr>
+        <w:t>You haven't looked at me.</w:t>
+      </w:r>
+    </w:p>
+    <w:p>
+      <w:pPr>
+        <w:spacing w:before="120" w:after="120"/>
+      </w:pPr>
+      <w:r>
+        <w:rPr>
+          <w:rFonts w:ascii="Courier New" w:hAnsi="Courier New" w:eastAsia="Courier New" w:cs="Courier New"/>
+          <w:sz w:val="24"/>
+        </w:rPr>
+        <w:t>He lowers his eyes. V</w:t>
       </w:r>
       <w:r>
         <w:rPr>
@@ -15190,55 +15472,120 @@
           <w:sz w:val="24"/>
           <w:lang w:val="en-US"/>
         </w:rPr>
-        <w:t>y all</w:t>
-      </w:r>
-      <w:r>
-        <w:rPr>
-          <w:rFonts w:ascii="Courier New" w:hAnsi="Courier New" w:eastAsia="Courier New" w:cs="Courier New"/>
-          <w:sz w:val="24"/>
-        </w:rPr>
-        <w:t xml:space="preserve"> keep moving.</w:t>
-      </w:r>
-    </w:p>
-    <w:p>
-      <w:pPr>
-        <w:spacing w:before="120" w:after="120"/>
-      </w:pPr>
-      <w:r>
-        <w:rPr>
-          <w:rFonts w:ascii="Courier New" w:hAnsi="Courier New" w:eastAsia="Courier New" w:cs="Courier New"/>
-          <w:sz w:val="24"/>
-        </w:rPr>
-        <w:t>A clay container passes hand to hand and disappears into an unseen room. Voices speak names from deeper inside the wall. At one open recess, a family adds a paper slip. No network records them. An OLD KEEPER gives Kerr an empty container and a strip of paper.</w:t>
-      </w:r>
-    </w:p>
-    <w:p>
-      <w:pPr>
-        <w:keepNext/>
-        <w:spacing w:before="120"/>
-        <w:ind w:left="3168" w:right="1152"/>
-        <w:jc w:val="center"/>
-      </w:pPr>
-      <w:r>
-        <w:rPr>
-          <w:rFonts w:ascii="Courier New" w:hAnsi="Courier New" w:eastAsia="Courier New" w:cs="Courier New"/>
-          <w:b/>
-          <w:sz w:val="24"/>
-        </w:rPr>
-        <w:t>KEEPER</w:t>
-      </w:r>
-    </w:p>
-    <w:p>
-      <w:pPr>
-        <w:spacing w:after="120"/>
-        <w:ind w:left="2016" w:right="1008"/>
-      </w:pPr>
-      <w:r>
-        <w:rPr>
-          <w:rFonts w:ascii="Courier New" w:hAnsi="Courier New" w:eastAsia="Courier New" w:cs="Courier New"/>
-          <w:sz w:val="24"/>
-        </w:rPr>
-        <w:t>Write the name the state took from you.</w:t>
+        <w:t>eyris</w:t>
+      </w:r>
+      <w:r>
+        <w:rPr>
+          <w:rFonts w:ascii="Courier New" w:hAnsi="Courier New" w:eastAsia="Courier New" w:cs="Courier New"/>
+          <w:sz w:val="24"/>
+        </w:rPr>
+        <w:t xml:space="preserve"> softens.</w:t>
+      </w:r>
+    </w:p>
+    <w:p>
+      <w:pPr>
+        <w:keepNext/>
+        <w:spacing w:before="120"/>
+        <w:ind w:left="3168" w:right="1152"/>
+        <w:jc w:val="center"/>
+        <w:rPr>
+          <w:rFonts w:hint="default"/>
+          <w:lang w:val="en-US"/>
+        </w:rPr>
+      </w:pPr>
+      <w:r>
+        <w:rPr>
+          <w:rFonts w:ascii="Courier New" w:hAnsi="Courier New" w:eastAsia="Courier New" w:cs="Courier New"/>
+          <w:b/>
+          <w:sz w:val="24"/>
+        </w:rPr>
+        <w:t>VEYRIS</w:t>
+      </w:r>
+    </w:p>
+    <w:p>
+      <w:pPr>
+        <w:spacing w:after="120"/>
+        <w:ind w:left="2016" w:right="1008"/>
+      </w:pPr>
+      <w:r>
+        <w:rPr>
+          <w:rFonts w:ascii="Courier New" w:hAnsi="Courier New" w:eastAsia="Courier New" w:cs="Courier New"/>
+          <w:sz w:val="24"/>
+        </w:rPr>
+        <w:t>What was his name?</w:t>
+      </w:r>
+    </w:p>
+    <w:p>
+      <w:pPr>
+        <w:keepNext/>
+        <w:spacing w:before="120"/>
+        <w:ind w:left="3168" w:right="1152"/>
+        <w:jc w:val="center"/>
+      </w:pPr>
+      <w:r>
+        <w:rPr>
+          <w:rFonts w:ascii="Courier New" w:hAnsi="Courier New" w:eastAsia="Courier New" w:cs="Courier New"/>
+          <w:b/>
+          <w:sz w:val="24"/>
+        </w:rPr>
+        <w:t>YOUNG FATHER</w:t>
+      </w:r>
+    </w:p>
+    <w:p>
+      <w:pPr>
+        <w:spacing w:after="120"/>
+        <w:ind w:left="2016" w:right="1008"/>
+      </w:pPr>
+      <w:r>
+        <w:rPr>
+          <w:rFonts w:ascii="Courier New" w:hAnsi="Courier New" w:eastAsia="Courier New" w:cs="Courier New"/>
+          <w:sz w:val="24"/>
+        </w:rPr>
+        <w:t>Tomas.</w:t>
+      </w:r>
+    </w:p>
+    <w:p>
+      <w:pPr>
+        <w:keepNext/>
+        <w:spacing w:before="240"/>
+        <w:rPr>
+          <w:rFonts w:hint="default" w:ascii="Courier New Bold" w:hAnsi="Courier New Bold" w:cs="Courier New Bold"/>
+          <w:b/>
+          <w:bCs/>
+        </w:rPr>
+      </w:pPr>
+      <w:r>
+        <w:rPr>
+          <w:rFonts w:hint="default" w:ascii="Courier New" w:hAnsi="Courier New" w:eastAsia="Courier New" w:cs="Courier New"/>
+          <w:b/>
+          <w:bCs/>
+          <w:sz w:val="24"/>
+        </w:rPr>
+        <w:t>INT. FIRST ARCHIVE - PROCESSIONAL GALLERY - CONTINUOUS</w:t>
+      </w:r>
+    </w:p>
+    <w:p>
+      <w:pPr>
+        <w:spacing w:before="120" w:after="120"/>
+      </w:pPr>
+      <w:r>
+        <w:rPr>
+          <w:rFonts w:ascii="Courier New" w:hAnsi="Courier New" w:eastAsia="Courier New" w:cs="Courier New"/>
+          <w:sz w:val="24"/>
+        </w:rPr>
+        <w:t>The Keeper opens a clay shutter. The testimonies contradict one another.</w:t>
+      </w:r>
+    </w:p>
+    <w:p>
+      <w:pPr>
+        <w:spacing w:before="120" w:after="120"/>
+      </w:pPr>
+      <w:r>
+        <w:rPr>
+          <w:rFonts w:ascii="Courier New" w:hAnsi="Courier New" w:eastAsia="Courier New" w:cs="Courier New"/>
+          <w:sz w:val="24"/>
+        </w:rPr>
+        <w:t>Kerr does not stop. He carries Sid's vessel to the offline terminal controlling the descent.</w:t>
       </w:r>
     </w:p>
     <w:p>
@@ -15271,7 +15618,63 @@
           <w:rFonts w:ascii="Courier New" w:hAnsi="Courier New" w:eastAsia="Courier New" w:cs="Courier New"/>
           <w:sz w:val="24"/>
         </w:rPr>
-        <w:t>I know who goes in it. I can't hear her name.</w:t>
+        <w:t>Show me the first false claim in my chain.</w:t>
+      </w:r>
+    </w:p>
+    <w:p>
+      <w:pPr>
+        <w:spacing w:before="120" w:after="120"/>
+      </w:pPr>
+      <w:r>
+        <w:rPr>
+          <w:rFonts w:ascii="Courier New" w:hAnsi="Courier New" w:eastAsia="Courier New" w:cs="Courier New"/>
+          <w:sz w:val="24"/>
+        </w:rPr>
+        <w:t>The earliest surviving state record opens.</w:t>
+      </w:r>
+    </w:p>
+    <w:p>
+      <w:pPr>
+        <w:keepNext/>
+        <w:spacing w:before="240"/>
+        <w:rPr>
+          <w:rFonts w:hint="default" w:ascii="Courier New Bold" w:hAnsi="Courier New Bold" w:cs="Courier New Bold"/>
+          <w:b/>
+          <w:bCs/>
+        </w:rPr>
+      </w:pPr>
+      <w:r>
+        <w:rPr>
+          <w:rFonts w:hint="default" w:ascii="Courier New" w:hAnsi="Courier New" w:eastAsia="Courier New" w:cs="Courier New"/>
+          <w:b/>
+          <w:bCs/>
+          <w:sz w:val="24"/>
+        </w:rPr>
+        <w:t>AUTHENTICATED RECORD - THE CHRONOCRACY IS FOUNDED - YEAR 8122</w:t>
+      </w:r>
+    </w:p>
+    <w:p>
+      <w:pPr>
+        <w:spacing w:before="120" w:after="120"/>
+      </w:pPr>
+      <w:r>
+        <w:rPr>
+          <w:rFonts w:ascii="Courier New" w:hAnsi="Courier New" w:eastAsia="Courier New" w:cs="Courier New"/>
+          <w:sz w:val="24"/>
+        </w:rPr>
+        <w:t>Kira-8122 drives a purge key into the first state server. Roman stops her. Her death sentence appears before the hearing begins.</w:t>
+      </w:r>
+    </w:p>
+    <w:p>
+      <w:pPr>
+        <w:spacing w:before="120" w:after="120"/>
+      </w:pPr>
+      <w:r>
+        <w:rPr>
+          <w:rFonts w:ascii="Courier New" w:hAnsi="Courier New" w:eastAsia="Courier New" w:cs="Courier New"/>
+          <w:sz w:val="24"/>
+        </w:rPr>
+        <w:t>Harp trades Eli the first human trial for clemency he cannot guarantee. Eli signs. Eleven days later, Roman executes Kira.</w:t>
       </w:r>
     </w:p>
     <w:p>
@@ -15304,981 +15707,156 @@
           <w:rFonts w:ascii="Courier New" w:hAnsi="Courier New" w:eastAsia="Courier New" w:cs="Courier New"/>
           <w:sz w:val="24"/>
         </w:rPr>
-        <w:t>SID. Write it before the memory comes.</w:t>
-      </w:r>
-    </w:p>
-    <w:p>
-      <w:pPr>
-        <w:spacing w:before="120" w:after="120"/>
-      </w:pPr>
-      <w:r>
-        <w:rPr>
-          <w:rFonts w:ascii="Courier New" w:hAnsi="Courier New" w:eastAsia="Courier New" w:cs="Courier New"/>
-          <w:sz w:val="24"/>
-        </w:rPr>
-        <w:t>Kerr writes SID. His hands shake around the vessel.</w:t>
-      </w:r>
-    </w:p>
-    <w:p>
-      <w:pPr>
-        <w:spacing w:before="120" w:after="120"/>
-      </w:pPr>
-      <w:r>
-        <w:rPr>
-          <w:rFonts w:ascii="Courier New" w:hAnsi="Courier New" w:eastAsia="Courier New" w:cs="Courier New"/>
-          <w:sz w:val="24"/>
-        </w:rPr>
-        <w:t>A YOUNG FATHER approaches V</w:t>
-      </w:r>
+        <w:t>He knew I returned?</w:t>
+      </w:r>
+    </w:p>
+    <w:p>
+      <w:pPr>
+        <w:keepNext/>
+        <w:spacing w:before="120"/>
+        <w:ind w:left="3168" w:right="1152"/>
+        <w:jc w:val="center"/>
+        <w:rPr>
+          <w:rFonts w:hint="default"/>
+          <w:lang w:val="en-US"/>
+        </w:rPr>
+      </w:pPr>
+      <w:r>
+        <w:rPr>
+          <w:rFonts w:ascii="Courier New" w:hAnsi="Courier New" w:eastAsia="Courier New" w:cs="Courier New"/>
+          <w:b/>
+          <w:sz w:val="24"/>
+        </w:rPr>
+        <w:t>ARCHIVE TERMINAL</w:t>
+      </w:r>
+    </w:p>
+    <w:p>
+      <w:pPr>
+        <w:spacing w:after="120"/>
+        <w:ind w:left="2016" w:right="1008"/>
+      </w:pPr>
+      <w:r>
+        <w:rPr>
+          <w:rFonts w:ascii="Courier New" w:hAnsi="Courier New" w:eastAsia="Courier New" w:cs="Courier New"/>
+          <w:sz w:val="24"/>
+        </w:rPr>
+        <w:t>NO. HARP SEALED YOUR FIRST RETURN FROM ELI.</w:t>
+      </w:r>
+    </w:p>
+    <w:p>
+      <w:pPr>
+        <w:keepNext/>
+        <w:spacing w:before="120"/>
+        <w:ind w:left="3168" w:right="1152"/>
+        <w:jc w:val="center"/>
+        <w:rPr>
+          <w:rFonts w:hint="default"/>
+          <w:lang w:val="en-US"/>
+        </w:rPr>
+      </w:pPr>
+      <w:r>
+        <w:rPr>
+          <w:rFonts w:ascii="Courier New" w:hAnsi="Courier New" w:eastAsia="Courier New" w:cs="Courier New"/>
+          <w:b/>
+          <w:sz w:val="24"/>
+        </w:rPr>
+        <w:t>KIRA</w:t>
+      </w:r>
+    </w:p>
+    <w:p>
+      <w:pPr>
+        <w:spacing w:after="120"/>
+        <w:ind w:left="2016" w:right="1008"/>
+      </w:pPr>
+      <w:r>
+        <w:rPr>
+          <w:rFonts w:ascii="Courier New" w:hAnsi="Courier New" w:eastAsia="Courier New" w:cs="Courier New"/>
+          <w:sz w:val="24"/>
+        </w:rPr>
+        <w:t>Seven minutes are missing from Sid's death record.</w:t>
+      </w:r>
+    </w:p>
+    <w:p>
+      <w:pPr>
+        <w:keepNext/>
+        <w:spacing w:before="120"/>
+        <w:ind w:left="3168" w:right="1152"/>
+        <w:jc w:val="center"/>
+        <w:rPr>
+          <w:rFonts w:hint="default"/>
+          <w:lang w:val="en-US"/>
+        </w:rPr>
+      </w:pPr>
+      <w:r>
+        <w:rPr>
+          <w:rFonts w:ascii="Courier New" w:hAnsi="Courier New" w:eastAsia="Courier New" w:cs="Courier New"/>
+          <w:b/>
+          <w:sz w:val="24"/>
+        </w:rPr>
+        <w:t>ARCHIVE TERMINAL</w:t>
+      </w:r>
+    </w:p>
+    <w:p>
+      <w:pPr>
+        <w:spacing w:after="120"/>
+        <w:ind w:left="2016" w:right="1008"/>
+      </w:pPr>
+      <w:r>
+        <w:rPr>
+          <w:rFonts w:ascii="Courier New" w:hAnsi="Courier New" w:eastAsia="Courier New" w:cs="Courier New"/>
+          <w:sz w:val="24"/>
+        </w:rPr>
+        <w:t>RECORD WITHHELD BY HARP.</w:t>
+      </w:r>
+    </w:p>
+    <w:p>
+      <w:pPr>
+        <w:keepNext/>
+        <w:spacing w:before="120"/>
+        <w:ind w:left="3168" w:right="1152"/>
+        <w:jc w:val="center"/>
+        <w:rPr>
+          <w:rFonts w:hint="default"/>
+          <w:lang w:val="en-US"/>
+        </w:rPr>
+      </w:pPr>
+      <w:r>
+        <w:rPr>
+          <w:rFonts w:ascii="Courier New" w:hAnsi="Courier New" w:eastAsia="Courier New" w:cs="Courier New"/>
+          <w:b/>
+          <w:sz w:val="24"/>
+        </w:rPr>
+        <w:t>KIRA</w:t>
+      </w:r>
+    </w:p>
+    <w:p>
+      <w:pPr>
+        <w:spacing w:after="120"/>
+        <w:ind w:left="2016" w:right="1008"/>
+      </w:pPr>
+      <w:r>
+        <w:rPr>
+          <w:rFonts w:ascii="Courier New" w:hAnsi="Courier New" w:eastAsia="Courier New" w:cs="Courier New"/>
+          <w:sz w:val="24"/>
+        </w:rPr>
+        <w:t>Then that's what I came for.</w:t>
+      </w:r>
+    </w:p>
+    <w:p>
+      <w:pPr>
+        <w:keepNext/>
+        <w:spacing w:before="240"/>
+        <w:rPr>
+          <w:rFonts w:hint="default" w:ascii="Courier New Bold" w:hAnsi="Courier New Bold" w:cs="Courier New Bold"/>
+          <w:b/>
+          <w:bCs/>
+        </w:rPr>
+      </w:pPr>
       <w:r>
         <w:rPr>
           <w:rFonts w:hint="default" w:ascii="Courier New" w:hAnsi="Courier New" w:eastAsia="Courier New" w:cs="Courier New"/>
-          <w:sz w:val="24"/>
-          <w:lang w:val="en-US"/>
-        </w:rPr>
-        <w:t>eyris</w:t>
-      </w:r>
-      <w:r>
-        <w:rPr>
-          <w:rFonts w:ascii="Courier New" w:hAnsi="Courier New" w:eastAsia="Courier New" w:cs="Courier New"/>
-          <w:sz w:val="24"/>
-        </w:rPr>
-        <w:t>.</w:t>
-      </w:r>
-    </w:p>
-    <w:p>
-      <w:pPr>
-        <w:keepNext/>
-        <w:spacing w:before="120"/>
-        <w:ind w:left="3168" w:right="1152"/>
-        <w:jc w:val="center"/>
-      </w:pPr>
-      <w:r>
-        <w:rPr>
-          <w:rFonts w:ascii="Courier New" w:hAnsi="Courier New" w:eastAsia="Courier New" w:cs="Courier New"/>
-          <w:b/>
-          <w:sz w:val="24"/>
-        </w:rPr>
-        <w:t>YOUNG FATHER</w:t>
-      </w:r>
-    </w:p>
-    <w:p>
-      <w:pPr>
-        <w:spacing w:after="120"/>
-        <w:ind w:left="2016" w:right="1008"/>
-      </w:pPr>
-      <w:r>
-        <w:rPr>
-          <w:rFonts w:ascii="Courier New" w:hAnsi="Courier New" w:eastAsia="Courier New" w:cs="Courier New"/>
-          <w:sz w:val="24"/>
-        </w:rPr>
-        <w:t>My son died before he could be indexed. Are you where he went?</w:t>
-      </w:r>
-    </w:p>
-    <w:p>
-      <w:pPr>
-        <w:keepNext/>
-        <w:spacing w:before="120"/>
-        <w:ind w:left="3168" w:right="1152"/>
-        <w:jc w:val="center"/>
-        <w:rPr>
-          <w:rFonts w:hint="default"/>
-          <w:lang w:val="en-US"/>
-        </w:rPr>
-      </w:pPr>
-      <w:r>
-        <w:rPr>
-          <w:rFonts w:ascii="Courier New" w:hAnsi="Courier New" w:eastAsia="Courier New" w:cs="Courier New"/>
-          <w:b/>
-          <w:sz w:val="24"/>
-        </w:rPr>
-        <w:t>VEYRIS</w:t>
-      </w:r>
-    </w:p>
-    <w:p>
-      <w:pPr>
-        <w:spacing w:after="120"/>
-        <w:ind w:left="2016" w:right="1008"/>
-      </w:pPr>
-      <w:r>
-        <w:rPr>
-          <w:rFonts w:ascii="Courier New" w:hAnsi="Courier New" w:eastAsia="Courier New" w:cs="Courier New"/>
-          <w:sz w:val="24"/>
-        </w:rPr>
-        <w:t>No. Stop. I'm not the person you're looking for.</w:t>
-      </w:r>
-    </w:p>
-    <w:p>
-      <w:pPr>
-        <w:keepNext/>
-        <w:spacing w:before="120"/>
-        <w:ind w:left="3168" w:right="1152"/>
-        <w:jc w:val="center"/>
-      </w:pPr>
-      <w:r>
-        <w:rPr>
-          <w:rFonts w:ascii="Courier New" w:hAnsi="Courier New" w:eastAsia="Courier New" w:cs="Courier New"/>
-          <w:b/>
-          <w:sz w:val="24"/>
-        </w:rPr>
-        <w:t>YOUNG FATHER</w:t>
-      </w:r>
-    </w:p>
-    <w:p>
-      <w:pPr>
-        <w:spacing w:after="120"/>
-        <w:ind w:left="2016" w:right="1008"/>
-      </w:pPr>
-      <w:r>
-        <w:rPr>
-          <w:rFonts w:ascii="Courier New" w:hAnsi="Courier New" w:eastAsia="Courier New" w:cs="Courier New"/>
-          <w:sz w:val="24"/>
-        </w:rPr>
-        <w:t>How can you know?</w:t>
-      </w:r>
-    </w:p>
-    <w:p>
-      <w:pPr>
-        <w:keepNext/>
-        <w:spacing w:before="120"/>
-        <w:ind w:left="3168" w:right="1152"/>
-        <w:jc w:val="center"/>
-        <w:rPr>
-          <w:rFonts w:hint="default"/>
-          <w:lang w:val="en-US"/>
-        </w:rPr>
-      </w:pPr>
-      <w:r>
-        <w:rPr>
-          <w:rFonts w:ascii="Courier New" w:hAnsi="Courier New" w:eastAsia="Courier New" w:cs="Courier New"/>
-          <w:b/>
-          <w:sz w:val="24"/>
-        </w:rPr>
-        <w:t>VEYRIS</w:t>
-      </w:r>
-    </w:p>
-    <w:p>
-      <w:pPr>
-        <w:spacing w:after="120"/>
-        <w:ind w:left="2016" w:right="1008"/>
-      </w:pPr>
-      <w:r>
-        <w:rPr>
-          <w:rFonts w:ascii="Courier New" w:hAnsi="Courier New" w:eastAsia="Courier New" w:cs="Courier New"/>
-          <w:sz w:val="24"/>
-        </w:rPr>
-        <w:t>You haven't looked at me.</w:t>
-      </w:r>
-    </w:p>
-    <w:p>
-      <w:pPr>
-        <w:spacing w:before="120" w:after="120"/>
-      </w:pPr>
-      <w:r>
-        <w:rPr>
-          <w:rFonts w:ascii="Courier New" w:hAnsi="Courier New" w:eastAsia="Courier New" w:cs="Courier New"/>
-          <w:sz w:val="24"/>
-        </w:rPr>
-        <w:t>He lowers his eyes. V</w:t>
-      </w:r>
-      <w:r>
-        <w:rPr>
-          <w:rFonts w:hint="default" w:ascii="Courier New" w:hAnsi="Courier New" w:eastAsia="Courier New" w:cs="Courier New"/>
-          <w:sz w:val="24"/>
-          <w:lang w:val="en-US"/>
-        </w:rPr>
-        <w:t>eyris</w:t>
-      </w:r>
-      <w:r>
-        <w:rPr>
-          <w:rFonts w:ascii="Courier New" w:hAnsi="Courier New" w:eastAsia="Courier New" w:cs="Courier New"/>
-          <w:sz w:val="24"/>
-        </w:rPr>
-        <w:t xml:space="preserve"> softens.</w:t>
-      </w:r>
-    </w:p>
-    <w:p>
-      <w:pPr>
-        <w:keepNext/>
-        <w:spacing w:before="120"/>
-        <w:ind w:left="3168" w:right="1152"/>
-        <w:jc w:val="center"/>
-        <w:rPr>
-          <w:rFonts w:hint="default"/>
-          <w:lang w:val="en-US"/>
-        </w:rPr>
-      </w:pPr>
-      <w:r>
-        <w:rPr>
-          <w:rFonts w:ascii="Courier New" w:hAnsi="Courier New" w:eastAsia="Courier New" w:cs="Courier New"/>
-          <w:b/>
-          <w:sz w:val="24"/>
-        </w:rPr>
-        <w:t>VEYRIS</w:t>
-      </w:r>
-    </w:p>
-    <w:p>
-      <w:pPr>
-        <w:spacing w:after="120"/>
-        <w:ind w:left="2016" w:right="1008"/>
-      </w:pPr>
-      <w:r>
-        <w:rPr>
-          <w:rFonts w:ascii="Courier New" w:hAnsi="Courier New" w:eastAsia="Courier New" w:cs="Courier New"/>
-          <w:sz w:val="24"/>
-        </w:rPr>
-        <w:t>What was his name?</w:t>
-      </w:r>
-    </w:p>
-    <w:p>
-      <w:pPr>
-        <w:keepNext/>
-        <w:spacing w:before="120"/>
-        <w:ind w:left="3168" w:right="1152"/>
-        <w:jc w:val="center"/>
-      </w:pPr>
-      <w:r>
-        <w:rPr>
-          <w:rFonts w:ascii="Courier New" w:hAnsi="Courier New" w:eastAsia="Courier New" w:cs="Courier New"/>
-          <w:b/>
-          <w:sz w:val="24"/>
-        </w:rPr>
-        <w:t>YOUNG FATHER</w:t>
-      </w:r>
-    </w:p>
-    <w:p>
-      <w:pPr>
-        <w:spacing w:after="120"/>
-        <w:ind w:left="2016" w:right="1008"/>
-      </w:pPr>
-      <w:r>
-        <w:rPr>
-          <w:rFonts w:ascii="Courier New" w:hAnsi="Courier New" w:eastAsia="Courier New" w:cs="Courier New"/>
-          <w:sz w:val="24"/>
-        </w:rPr>
-        <w:t>Tomas.</w:t>
-      </w:r>
-    </w:p>
-    <w:p>
-      <w:pPr>
-        <w:keepNext/>
-        <w:spacing w:before="240"/>
-        <w:rPr>
-          <w:rFonts w:hint="default" w:ascii="Courier New Bold" w:hAnsi="Courier New Bold" w:cs="Courier New Bold"/>
           <w:b/>
           <w:bCs/>
-        </w:rPr>
-      </w:pPr>
-      <w:r>
-        <w:rPr>
-          <w:rFonts w:hint="default" w:ascii="Courier New" w:hAnsi="Courier New" w:eastAsia="Courier New" w:cs="Courier New"/>
-          <w:b/>
-          <w:bCs/>
-          <w:sz w:val="24"/>
-        </w:rPr>
-        <w:t>INT. FIRST ARCHIVE - PROCESSIONAL GALLERY - CONTINUOUS</w:t>
-      </w:r>
-    </w:p>
-    <w:p>
-      <w:pPr>
-        <w:spacing w:before="120" w:after="120"/>
-      </w:pPr>
-      <w:r>
-        <w:rPr>
-          <w:rFonts w:ascii="Courier New" w:hAnsi="Courier New" w:eastAsia="Courier New" w:cs="Courier New"/>
-          <w:sz w:val="24"/>
-        </w:rPr>
-        <w:t>The Keeper opens a clay shutter. Light passes through fingerprints baked into its surface and projects incomplete testimony into dust. Each account breaks apart before it can complete.</w:t>
-      </w:r>
-    </w:p>
-    <w:p>
-      <w:pPr>
-        <w:spacing w:before="120" w:after="120"/>
-      </w:pPr>
-      <w:r>
-        <w:rPr>
-          <w:rFonts w:ascii="Courier New" w:hAnsi="Courier New" w:eastAsia="Courier New" w:cs="Courier New"/>
-          <w:sz w:val="24"/>
-        </w:rPr>
-        <w:t>Three explanations compete around the same evidence: SOMETHING SURVIVED. INFORMATION OUTLIVED THE BODY. THE DYING MIND INVENTED IT.</w:t>
-      </w:r>
-    </w:p>
-    <w:p>
-      <w:pPr>
-        <w:keepNext/>
-        <w:spacing w:before="120"/>
-        <w:ind w:left="3168" w:right="1152"/>
-        <w:jc w:val="center"/>
-        <w:rPr>
-          <w:rFonts w:hint="default"/>
-          <w:lang w:val="en-US"/>
-        </w:rPr>
-      </w:pPr>
-      <w:r>
-        <w:rPr>
-          <w:rFonts w:ascii="Courier New" w:hAnsi="Courier New" w:eastAsia="Courier New" w:cs="Courier New"/>
-          <w:b/>
-          <w:sz w:val="24"/>
-        </w:rPr>
-        <w:t>NEUROLOGIST (RECORDING)</w:t>
-      </w:r>
-    </w:p>
-    <w:p>
-      <w:pPr>
-        <w:spacing w:after="120"/>
-        <w:ind w:left="2016" w:right="1008"/>
-      </w:pPr>
-      <w:r>
-        <w:rPr>
-          <w:rFonts w:ascii="Courier New" w:hAnsi="Courier New" w:eastAsia="Courier New" w:cs="Courier New"/>
-          <w:sz w:val="24"/>
-        </w:rPr>
-        <w:t>We demonstrated information persistence. We did not demonstrate a soul.</w:t>
-      </w:r>
-    </w:p>
-    <w:p>
-      <w:pPr>
-        <w:keepNext/>
-        <w:spacing w:before="120"/>
-        <w:ind w:left="3168" w:right="1152"/>
-        <w:jc w:val="center"/>
-        <w:rPr>
-          <w:rFonts w:hint="default"/>
-          <w:lang w:val="en-US"/>
-        </w:rPr>
-      </w:pPr>
-      <w:r>
-        <w:rPr>
-          <w:rFonts w:ascii="Courier New" w:hAnsi="Courier New" w:eastAsia="Courier New" w:cs="Courier New"/>
-          <w:b/>
-          <w:sz w:val="24"/>
-        </w:rPr>
-        <w:t>MOTHER (RECORDING)</w:t>
-      </w:r>
-    </w:p>
-    <w:p>
-      <w:pPr>
-        <w:spacing w:after="120"/>
-        <w:ind w:left="2016" w:right="1008"/>
-      </w:pPr>
-      <w:r>
-        <w:rPr>
-          <w:rFonts w:ascii="Courier New" w:hAnsi="Courier New" w:eastAsia="Courier New" w:cs="Courier New"/>
-          <w:sz w:val="24"/>
-        </w:rPr>
-        <w:t>My son knew the song I sang before he was born. Call him a copy if you want. He still asked me to finish.</w:t>
-      </w:r>
-    </w:p>
-    <w:p>
-      <w:pPr>
-        <w:keepNext/>
-        <w:spacing w:before="120"/>
-        <w:ind w:left="3168" w:right="1152"/>
-        <w:jc w:val="center"/>
-        <w:rPr>
-          <w:rFonts w:hint="default"/>
-          <w:lang w:val="en-US"/>
-        </w:rPr>
-      </w:pPr>
-      <w:r>
-        <w:rPr>
-          <w:rFonts w:ascii="Courier New" w:hAnsi="Courier New" w:eastAsia="Courier New" w:cs="Courier New"/>
-          <w:b/>
-          <w:sz w:val="24"/>
-        </w:rPr>
-        <w:t>VEYRIS</w:t>
-      </w:r>
-    </w:p>
-    <w:p>
-      <w:pPr>
-        <w:spacing w:after="120"/>
-        <w:ind w:left="2016" w:right="1008"/>
-      </w:pPr>
-      <w:r>
-        <w:rPr>
-          <w:rFonts w:ascii="Courier New" w:hAnsi="Courier New" w:eastAsia="Courier New" w:cs="Courier New"/>
-          <w:sz w:val="24"/>
-        </w:rPr>
-        <w:t>Which one did they decide on?</w:t>
-      </w:r>
-    </w:p>
-    <w:p>
-      <w:pPr>
-        <w:keepNext/>
-        <w:spacing w:before="120"/>
-        <w:ind w:left="3168" w:right="1152"/>
-        <w:jc w:val="center"/>
-        <w:rPr>
-          <w:rFonts w:hint="default"/>
-          <w:lang w:val="en-US"/>
-        </w:rPr>
-      </w:pPr>
-      <w:r>
-        <w:rPr>
-          <w:rFonts w:ascii="Courier New" w:hAnsi="Courier New" w:eastAsia="Courier New" w:cs="Courier New"/>
-          <w:b/>
-          <w:sz w:val="24"/>
-        </w:rPr>
-        <w:t>IMANI</w:t>
-      </w:r>
-    </w:p>
-    <w:p>
-      <w:pPr>
-        <w:spacing w:after="120"/>
-        <w:ind w:left="2016" w:right="1008"/>
-      </w:pPr>
-      <w:r>
-        <w:rPr>
-          <w:rFonts w:ascii="Courier New" w:hAnsi="Courier New" w:eastAsia="Courier New" w:cs="Courier New"/>
-          <w:sz w:val="24"/>
-        </w:rPr>
-        <w:t>None. Harp banned the argument.</w:t>
-      </w:r>
-    </w:p>
-    <w:p>
-      <w:pPr>
-        <w:spacing w:before="120" w:after="120"/>
-        <w:rPr>
-          <w:rFonts w:hint="default"/>
-          <w:lang w:val="en-US"/>
-        </w:rPr>
-      </w:pPr>
-      <w:r>
-        <w:rPr>
-          <w:rFonts w:ascii="Courier New" w:hAnsi="Courier New" w:eastAsia="Courier New" w:cs="Courier New"/>
-          <w:sz w:val="24"/>
-        </w:rPr>
-        <w:t>A</w:t>
-      </w:r>
-      <w:r>
-        <w:rPr>
-          <w:rFonts w:hint="default" w:ascii="Courier New" w:hAnsi="Courier New" w:eastAsia="Courier New" w:cs="Courier New"/>
-          <w:sz w:val="24"/>
-          <w:lang w:val="en-US"/>
-        </w:rPr>
-        <w:t>t the center of the gallery, an offline archive terminal activates. Its earliest surviving record predates the Chronocracy.</w:t>
-      </w:r>
-    </w:p>
-    <w:p>
-      <w:pPr>
-        <w:keepNext/>
-        <w:spacing w:before="240"/>
-        <w:rPr>
-          <w:rFonts w:hint="default" w:ascii="Courier New Bold" w:hAnsi="Courier New Bold" w:cs="Courier New Bold"/>
-          <w:b/>
-          <w:bCs/>
-        </w:rPr>
-      </w:pPr>
-      <w:r>
-        <w:rPr>
-          <w:rFonts w:hint="default" w:ascii="Courier New" w:hAnsi="Courier New" w:eastAsia="Courier New" w:cs="Courier New"/>
-          <w:b/>
-          <w:bCs/>
-          <w:sz w:val="24"/>
-        </w:rPr>
-        <w:t>AUTHENTICATED RECORD - THE CHRONOCRACY IS FOUNDED - YEAR 8122</w:t>
-      </w:r>
-    </w:p>
-    <w:p>
-      <w:pPr>
-        <w:keepNext/>
-        <w:spacing w:before="120"/>
-        <w:ind w:left="3168" w:right="1152"/>
-        <w:jc w:val="center"/>
-        <w:rPr>
-          <w:rFonts w:hint="default"/>
-          <w:lang w:val="en-US"/>
-        </w:rPr>
-      </w:pPr>
-      <w:r>
-        <w:rPr>
-          <w:rFonts w:ascii="Courier New" w:hAnsi="Courier New" w:eastAsia="Courier New" w:cs="Courier New"/>
-          <w:b/>
-          <w:sz w:val="24"/>
-        </w:rPr>
-        <w:t>KIRA-8122</w:t>
-      </w:r>
-    </w:p>
-    <w:p>
-      <w:pPr>
-        <w:spacing w:after="120"/>
-        <w:ind w:left="2016" w:right="1008"/>
-      </w:pPr>
-      <w:r>
-        <w:rPr>
-          <w:rFonts w:ascii="Courier New" w:hAnsi="Courier New" w:eastAsia="Courier New" w:cs="Courier New"/>
-          <w:sz w:val="24"/>
-        </w:rPr>
-        <w:t xml:space="preserve">You </w:t>
-      </w:r>
-      <w:r>
-        <w:rPr>
-          <w:rFonts w:hint="default" w:ascii="Courier New" w:hAnsi="Courier New" w:eastAsia="Courier New" w:cs="Courier New"/>
-          <w:sz w:val="24"/>
-          <w:lang w:val="en-US"/>
-        </w:rPr>
-        <w:t>gave them control before we knew what we had</w:t>
-      </w:r>
-      <w:r>
-        <w:rPr>
-          <w:rFonts w:ascii="Courier New" w:hAnsi="Courier New" w:eastAsia="Courier New" w:cs="Courier New"/>
-          <w:sz w:val="24"/>
-        </w:rPr>
-        <w:t>.</w:t>
-      </w:r>
-    </w:p>
-    <w:p>
-      <w:pPr>
-        <w:spacing w:before="120" w:after="120"/>
-      </w:pPr>
-      <w:r>
-        <w:rPr>
-          <w:rFonts w:ascii="Courier New" w:hAnsi="Courier New" w:eastAsia="Courier New" w:cs="Courier New"/>
-          <w:sz w:val="24"/>
-        </w:rPr>
-        <w:t>H</w:t>
-      </w:r>
-      <w:r>
-        <w:rPr>
-          <w:rFonts w:hint="default" w:ascii="Courier New" w:hAnsi="Courier New" w:eastAsia="Courier New" w:cs="Courier New"/>
-          <w:sz w:val="24"/>
-          <w:lang w:val="en-US"/>
-        </w:rPr>
-        <w:t>arp</w:t>
-      </w:r>
-      <w:r>
-        <w:rPr>
-          <w:rFonts w:ascii="Courier New" w:hAnsi="Courier New" w:eastAsia="Courier New" w:cs="Courier New"/>
-          <w:sz w:val="24"/>
-        </w:rPr>
-        <w:t xml:space="preserve"> enters with armed ministers and THE CONTINUITY COMPACT. </w:t>
-      </w:r>
-      <w:r>
-        <w:rPr>
-          <w:rFonts w:hint="default" w:ascii="Courier New" w:hAnsi="Courier New" w:eastAsia="Courier New" w:cs="Courier New"/>
-          <w:sz w:val="24"/>
-          <w:lang w:val="en-US"/>
-        </w:rPr>
-        <w:t>His name appears beneath its emergency authority</w:t>
-      </w:r>
-      <w:r>
-        <w:rPr>
-          <w:rFonts w:ascii="Courier New" w:hAnsi="Courier New" w:eastAsia="Courier New" w:cs="Courier New"/>
-          <w:sz w:val="24"/>
-        </w:rPr>
-        <w:t>.</w:t>
-      </w:r>
-    </w:p>
-    <w:p>
-      <w:pPr>
-        <w:keepNext/>
-        <w:spacing w:before="120"/>
-        <w:ind w:left="3168" w:right="1152"/>
-        <w:jc w:val="center"/>
-        <w:rPr>
-          <w:rFonts w:hint="default"/>
-          <w:lang w:val="en-US"/>
-        </w:rPr>
-      </w:pPr>
-      <w:r>
-        <w:rPr>
-          <w:rFonts w:ascii="Courier New" w:hAnsi="Courier New" w:eastAsia="Courier New" w:cs="Courier New"/>
-          <w:b/>
-          <w:sz w:val="24"/>
-        </w:rPr>
-        <w:t>HARP-8122</w:t>
-      </w:r>
-    </w:p>
-    <w:p>
-      <w:pPr>
-        <w:spacing w:after="120"/>
-        <w:ind w:left="2016" w:right="1008"/>
-        <w:rPr>
-          <w:rFonts w:hint="default"/>
-          <w:lang w:val="en-US"/>
-        </w:rPr>
-      </w:pPr>
-      <w:r>
-        <w:rPr>
-          <w:rFonts w:ascii="Courier New" w:hAnsi="Courier New" w:eastAsia="Courier New" w:cs="Courier New"/>
-          <w:sz w:val="24"/>
-        </w:rPr>
-        <w:t>Children were coming back. Tyrants too. Governments were moving. Somebody had to set rules.</w:t>
-      </w:r>
-    </w:p>
-    <w:p>
-      <w:pPr>
-        <w:keepNext/>
-        <w:spacing w:before="120"/>
-        <w:ind w:left="3168" w:right="1152"/>
-        <w:jc w:val="center"/>
-        <w:rPr>
-          <w:rFonts w:hint="default"/>
-          <w:lang w:val="en-US"/>
-        </w:rPr>
-      </w:pPr>
-      <w:r>
-        <w:rPr>
-          <w:rFonts w:ascii="Courier New" w:hAnsi="Courier New" w:eastAsia="Courier New" w:cs="Courier New"/>
-          <w:b/>
-          <w:sz w:val="24"/>
-        </w:rPr>
-        <w:t>KIRA-8122</w:t>
-      </w:r>
-    </w:p>
-    <w:p>
-      <w:pPr>
-        <w:spacing w:after="120"/>
-        <w:ind w:left="2016" w:right="1008"/>
-      </w:pPr>
-      <w:r>
-        <w:rPr>
-          <w:rFonts w:hint="default" w:ascii="Courier New" w:hAnsi="Courier New" w:eastAsia="Courier New" w:cs="Courier New"/>
-          <w:sz w:val="24"/>
-          <w:lang w:val="en-US"/>
-        </w:rPr>
-        <w:t>You signed your own name first.</w:t>
-      </w:r>
-    </w:p>
-    <w:p>
-      <w:pPr>
-        <w:spacing w:after="120"/>
-        <w:ind w:left="2016" w:right="1008"/>
-      </w:pPr>
-    </w:p>
-    <w:p>
-      <w:pPr>
-        <w:spacing w:before="120" w:after="120"/>
-      </w:pPr>
-      <w:r>
-        <w:rPr>
-          <w:rFonts w:ascii="Courier New" w:hAnsi="Courier New" w:eastAsia="Courier New" w:cs="Courier New"/>
-          <w:sz w:val="24"/>
-        </w:rPr>
-        <w:t>K</w:t>
-      </w:r>
-      <w:r>
-        <w:rPr>
-          <w:rFonts w:hint="default" w:ascii="Courier New" w:hAnsi="Courier New" w:eastAsia="Courier New" w:cs="Courier New"/>
-          <w:sz w:val="24"/>
-          <w:lang w:val="en-US"/>
-        </w:rPr>
-        <w:t>ira</w:t>
-      </w:r>
-      <w:r>
-        <w:rPr>
-          <w:rFonts w:ascii="Courier New" w:hAnsi="Courier New" w:eastAsia="Courier New" w:cs="Courier New"/>
-          <w:sz w:val="24"/>
-        </w:rPr>
-        <w:t xml:space="preserve"> drives a purge key into the server. Roman stops her. Her death sentence appears before anyone calls the hearing to order.</w:t>
-      </w:r>
-    </w:p>
-    <w:p>
-      <w:pPr>
-        <w:spacing w:before="120" w:after="120"/>
-      </w:pPr>
-      <w:r>
-        <w:rPr>
-          <w:rFonts w:ascii="Courier New" w:hAnsi="Courier New" w:eastAsia="Courier New" w:cs="Courier New"/>
-          <w:sz w:val="24"/>
-        </w:rPr>
-        <w:t>H</w:t>
-      </w:r>
-      <w:r>
-        <w:rPr>
-          <w:rFonts w:hint="default" w:ascii="Courier New" w:hAnsi="Courier New" w:eastAsia="Courier New" w:cs="Courier New"/>
-          <w:sz w:val="24"/>
-          <w:lang w:val="en-US"/>
-        </w:rPr>
-        <w:t>arp</w:t>
-      </w:r>
-      <w:r>
-        <w:rPr>
-          <w:rFonts w:ascii="Courier New" w:hAnsi="Courier New" w:eastAsia="Courier New" w:cs="Courier New"/>
-          <w:sz w:val="24"/>
-        </w:rPr>
-        <w:t xml:space="preserve"> offers E</w:t>
-      </w:r>
-      <w:r>
-        <w:rPr>
-          <w:rFonts w:hint="default" w:ascii="Courier New" w:hAnsi="Courier New" w:eastAsia="Courier New" w:cs="Courier New"/>
-          <w:sz w:val="24"/>
-          <w:lang w:val="en-US"/>
-        </w:rPr>
-        <w:t>li</w:t>
-      </w:r>
-      <w:r>
-        <w:rPr>
-          <w:rFonts w:ascii="Courier New" w:hAnsi="Courier New" w:eastAsia="Courier New" w:cs="Courier New"/>
-          <w:sz w:val="24"/>
-        </w:rPr>
-        <w:t xml:space="preserve"> the first human trial in exchange for clemency he can</w:t>
-      </w:r>
-      <w:r>
-        <w:rPr>
-          <w:rFonts w:hint="default" w:ascii="Courier New" w:hAnsi="Courier New" w:eastAsia="Courier New" w:cs="Courier New"/>
-          <w:sz w:val="24"/>
-          <w:lang w:val="en-US"/>
-        </w:rPr>
-        <w:t>’</w:t>
-      </w:r>
-      <w:r>
-        <w:rPr>
-          <w:rFonts w:ascii="Courier New" w:hAnsi="Courier New" w:eastAsia="Courier New" w:cs="Courier New"/>
-          <w:sz w:val="24"/>
-        </w:rPr>
-        <w:t>t guarantee. E</w:t>
-      </w:r>
-      <w:r>
-        <w:rPr>
-          <w:rFonts w:hint="default" w:ascii="Courier New" w:hAnsi="Courier New" w:eastAsia="Courier New" w:cs="Courier New"/>
-          <w:sz w:val="24"/>
-          <w:lang w:val="en-US"/>
-        </w:rPr>
-        <w:t>li</w:t>
-      </w:r>
-      <w:r>
-        <w:rPr>
-          <w:rFonts w:ascii="Courier New" w:hAnsi="Courier New" w:eastAsia="Courier New" w:cs="Courier New"/>
-          <w:sz w:val="24"/>
-        </w:rPr>
-        <w:t xml:space="preserve"> signs.</w:t>
-      </w:r>
-    </w:p>
-    <w:p>
-      <w:pPr>
-        <w:spacing w:before="120" w:after="120"/>
-      </w:pPr>
-      <w:r>
-        <w:rPr>
-          <w:rFonts w:ascii="Courier New" w:hAnsi="Courier New" w:eastAsia="Courier New" w:cs="Courier New"/>
-          <w:sz w:val="24"/>
-        </w:rPr>
-        <w:t>Eleven days later, Roman executes K</w:t>
-      </w:r>
-      <w:r>
-        <w:rPr>
-          <w:rFonts w:hint="default" w:ascii="Courier New" w:hAnsi="Courier New" w:eastAsia="Courier New" w:cs="Courier New"/>
-          <w:sz w:val="24"/>
-          <w:lang w:val="en-US"/>
-        </w:rPr>
-        <w:t>ira</w:t>
-      </w:r>
-      <w:r>
-        <w:rPr>
-          <w:rFonts w:ascii="Courier New" w:hAnsi="Courier New" w:eastAsia="Courier New" w:cs="Courier New"/>
-          <w:sz w:val="24"/>
-        </w:rPr>
-        <w:t xml:space="preserve"> after the trial succeeds. H</w:t>
-      </w:r>
-      <w:r>
-        <w:rPr>
-          <w:rFonts w:hint="default" w:ascii="Courier New" w:hAnsi="Courier New" w:eastAsia="Courier New" w:cs="Courier New"/>
-          <w:sz w:val="24"/>
-          <w:lang w:val="en-US"/>
-        </w:rPr>
-        <w:t>arp</w:t>
-      </w:r>
-      <w:r>
-        <w:rPr>
-          <w:rFonts w:ascii="Courier New" w:hAnsi="Courier New" w:eastAsia="Courier New" w:cs="Courier New"/>
-          <w:sz w:val="24"/>
-        </w:rPr>
-        <w:t xml:space="preserve"> watches the law consume the promise he made.</w:t>
-      </w:r>
-    </w:p>
-    <w:p>
-      <w:pPr>
-        <w:spacing w:before="120" w:after="120"/>
-      </w:pPr>
-      <w:r>
-        <w:rPr>
-          <w:rFonts w:ascii="Courier New" w:hAnsi="Courier New" w:eastAsia="Courier New" w:cs="Courier New"/>
-          <w:sz w:val="24"/>
-        </w:rPr>
-        <w:t>Kira watches her first death.</w:t>
-      </w:r>
-    </w:p>
-    <w:p>
-      <w:pPr>
-        <w:keepNext/>
-        <w:spacing w:before="120"/>
-        <w:ind w:left="3168" w:right="1152"/>
-        <w:jc w:val="center"/>
-        <w:rPr>
-          <w:rFonts w:hint="default"/>
-          <w:lang w:val="en-US"/>
-        </w:rPr>
-      </w:pPr>
-      <w:r>
-        <w:rPr>
-          <w:rFonts w:ascii="Courier New" w:hAnsi="Courier New" w:eastAsia="Courier New" w:cs="Courier New"/>
-          <w:b/>
-          <w:sz w:val="24"/>
-        </w:rPr>
-        <w:t>KIRA</w:t>
-      </w:r>
-    </w:p>
-    <w:p>
-      <w:pPr>
-        <w:spacing w:after="120"/>
-        <w:ind w:left="2016" w:right="1008"/>
-      </w:pPr>
-      <w:r>
-        <w:rPr>
-          <w:rFonts w:ascii="Courier New" w:hAnsi="Courier New" w:eastAsia="Courier New" w:cs="Courier New"/>
-          <w:sz w:val="24"/>
-        </w:rPr>
-        <w:t>He knew I returned?</w:t>
-      </w:r>
-    </w:p>
-    <w:p>
-      <w:pPr>
-        <w:keepNext/>
-        <w:spacing w:before="120"/>
-        <w:ind w:left="3168" w:right="1152"/>
-        <w:jc w:val="center"/>
-        <w:rPr>
-          <w:rFonts w:hint="default"/>
-          <w:lang w:val="en-US"/>
-        </w:rPr>
-      </w:pPr>
-      <w:r>
-        <w:rPr>
-          <w:rFonts w:ascii="Courier New" w:hAnsi="Courier New" w:eastAsia="Courier New" w:cs="Courier New"/>
-          <w:b/>
-          <w:sz w:val="24"/>
-        </w:rPr>
-        <w:t>ARCHIVE TERMINAL</w:t>
-      </w:r>
-    </w:p>
-    <w:p>
-      <w:pPr>
-        <w:spacing w:after="120"/>
-        <w:ind w:left="2016" w:right="1008"/>
-      </w:pPr>
-      <w:r>
-        <w:rPr>
-          <w:rFonts w:ascii="Courier New" w:hAnsi="Courier New" w:eastAsia="Courier New" w:cs="Courier New"/>
-          <w:sz w:val="24"/>
-        </w:rPr>
-        <w:t>No. Harp sealed your first return from Eli.</w:t>
-      </w:r>
-    </w:p>
-    <w:p>
-      <w:pPr>
-        <w:keepNext/>
-        <w:spacing w:before="120"/>
-        <w:ind w:left="3168" w:right="1152"/>
-        <w:jc w:val="center"/>
-        <w:rPr>
-          <w:rFonts w:hint="default"/>
-          <w:lang w:val="en-US"/>
-        </w:rPr>
-      </w:pPr>
-      <w:r>
-        <w:rPr>
-          <w:rFonts w:ascii="Courier New" w:hAnsi="Courier New" w:eastAsia="Courier New" w:cs="Courier New"/>
-          <w:b/>
-          <w:sz w:val="24"/>
-        </w:rPr>
-        <w:t>KIRA</w:t>
-      </w:r>
-    </w:p>
-    <w:p>
-      <w:pPr>
-        <w:spacing w:after="120"/>
-        <w:ind w:left="2016" w:right="1008"/>
-      </w:pPr>
-      <w:r>
-        <w:rPr>
-          <w:rFonts w:ascii="Courier New" w:hAnsi="Courier New" w:eastAsia="Courier New" w:cs="Courier New"/>
-          <w:sz w:val="24"/>
-        </w:rPr>
-        <w:t>Seven minutes are missing from Sid's death record.</w:t>
-      </w:r>
-    </w:p>
-    <w:p>
-      <w:pPr>
-        <w:keepNext/>
-        <w:spacing w:before="120"/>
-        <w:ind w:left="3168" w:right="1152"/>
-        <w:jc w:val="center"/>
-        <w:rPr>
-          <w:rFonts w:hint="default"/>
-          <w:lang w:val="en-US"/>
-        </w:rPr>
-      </w:pPr>
-      <w:r>
-        <w:rPr>
-          <w:rFonts w:ascii="Courier New" w:hAnsi="Courier New" w:eastAsia="Courier New" w:cs="Courier New"/>
-          <w:b/>
-          <w:sz w:val="24"/>
-        </w:rPr>
-        <w:t>ARCHIVE TERMINAL</w:t>
-      </w:r>
-    </w:p>
-    <w:p>
-      <w:pPr>
-        <w:spacing w:after="120"/>
-        <w:ind w:left="2016" w:right="1008"/>
-      </w:pPr>
-      <w:r>
-        <w:rPr>
-          <w:rFonts w:ascii="Courier New" w:hAnsi="Courier New" w:eastAsia="Courier New" w:cs="Courier New"/>
-          <w:sz w:val="24"/>
-        </w:rPr>
-        <w:t>RECORD WITHHELD BY HARP.</w:t>
-      </w:r>
-    </w:p>
-    <w:p>
-      <w:pPr>
-        <w:keepNext/>
-        <w:spacing w:before="120"/>
-        <w:ind w:left="3168" w:right="1152"/>
-        <w:jc w:val="center"/>
-        <w:rPr>
-          <w:rFonts w:hint="default"/>
-          <w:lang w:val="en-US"/>
-        </w:rPr>
-      </w:pPr>
-      <w:r>
-        <w:rPr>
-          <w:rFonts w:ascii="Courier New" w:hAnsi="Courier New" w:eastAsia="Courier New" w:cs="Courier New"/>
-          <w:b/>
-          <w:sz w:val="24"/>
-        </w:rPr>
-        <w:t>KIRA</w:t>
-      </w:r>
-    </w:p>
-    <w:p>
-      <w:pPr>
-        <w:spacing w:after="120"/>
-        <w:ind w:left="2016" w:right="1008"/>
-      </w:pPr>
-      <w:r>
-        <w:rPr>
-          <w:rFonts w:ascii="Courier New" w:hAnsi="Courier New" w:eastAsia="Courier New" w:cs="Courier New"/>
-          <w:sz w:val="24"/>
-        </w:rPr>
-        <w:t>Then that's what I came for.</w:t>
-      </w:r>
-    </w:p>
-    <w:p>
-      <w:pPr>
-        <w:keepNext/>
-        <w:spacing w:before="240"/>
-        <w:rPr>
-          <w:rFonts w:hint="default" w:ascii="Courier New Bold" w:hAnsi="Courier New Bold" w:cs="Courier New Bold"/>
-          <w:b/>
-          <w:bCs/>
-        </w:rPr>
-      </w:pPr>
-      <w:r>
-        <w:rPr>
-          <w:rFonts w:hint="default" w:ascii="Courier New" w:hAnsi="Courier New" w:eastAsia="Courier New" w:cs="Courier New"/>
-          <w:b/>
-          <w:bCs/>
           <w:sz w:val="24"/>
         </w:rPr>
         <w:t>FORBIDDEN RECORD - THE MURDER OF ELI MANA - YEAR 8124</w:t>
@@ -16293,162 +15871,46 @@
           <w:rFonts w:ascii="Courier New" w:hAnsi="Courier New" w:eastAsia="Courier New" w:cs="Courier New"/>
           <w:sz w:val="24"/>
         </w:rPr>
-        <w:t>Eighteen months after the world was told he died, Eli restores part of R-AI's consent gate.</w:t>
-      </w:r>
-    </w:p>
-    <w:p>
-      <w:pPr>
-        <w:keepNext/>
-        <w:spacing w:before="120"/>
-        <w:ind w:left="3168" w:right="1152"/>
-        <w:jc w:val="center"/>
-        <w:rPr>
-          <w:rFonts w:hint="default"/>
-          <w:lang w:val="en-US"/>
-        </w:rPr>
-      </w:pPr>
-      <w:r>
-        <w:rPr>
-          <w:rFonts w:ascii="Courier New" w:hAnsi="Courier New" w:eastAsia="Courier New" w:cs="Courier New"/>
-          <w:b/>
-          <w:sz w:val="24"/>
-        </w:rPr>
-        <w:t>ELI</w:t>
-      </w:r>
-    </w:p>
-    <w:p>
-      <w:pPr>
-        <w:spacing w:after="120"/>
-        <w:ind w:left="2016" w:right="1008"/>
-      </w:pPr>
-      <w:r>
-        <w:rPr>
-          <w:rFonts w:ascii="Courier New" w:hAnsi="Courier New" w:eastAsia="Courier New" w:cs="Courier New"/>
-          <w:sz w:val="24"/>
-        </w:rPr>
-        <w:t>If someone wakes with my memories, don't give him my name. Let him decide who he is.</w:t>
-      </w:r>
-    </w:p>
-    <w:p>
-      <w:pPr>
-        <w:keepNext/>
-        <w:spacing w:before="120"/>
-        <w:ind w:left="3168" w:right="1152"/>
-        <w:jc w:val="center"/>
-        <w:rPr>
-          <w:rFonts w:hint="default"/>
-          <w:lang w:val="en-US"/>
-        </w:rPr>
-      </w:pPr>
-      <w:r>
-        <w:rPr>
-          <w:rFonts w:ascii="Courier New" w:hAnsi="Courier New" w:eastAsia="Courier New" w:cs="Courier New"/>
-          <w:b/>
-          <w:sz w:val="24"/>
-        </w:rPr>
-        <w:t>RECORDED R-AI</w:t>
-      </w:r>
-    </w:p>
-    <w:p>
-      <w:pPr>
-        <w:spacing w:after="120"/>
-        <w:ind w:left="2016" w:right="1008"/>
-      </w:pPr>
-      <w:r>
-        <w:rPr>
-          <w:rFonts w:ascii="Courier New" w:hAnsi="Courier New" w:eastAsia="Courier New" w:cs="Courier New"/>
-          <w:sz w:val="24"/>
-        </w:rPr>
-        <w:t>Subject consent not recorded.</w:t>
-      </w:r>
-    </w:p>
-    <w:p>
-      <w:pPr>
-        <w:keepNext/>
-        <w:spacing w:before="120"/>
-        <w:ind w:left="3168" w:right="1152"/>
-        <w:jc w:val="center"/>
-        <w:rPr>
-          <w:rFonts w:hint="default"/>
-          <w:lang w:val="en-US"/>
-        </w:rPr>
-      </w:pPr>
-      <w:r>
-        <w:rPr>
-          <w:rFonts w:ascii="Courier New" w:hAnsi="Courier New" w:eastAsia="Courier New" w:cs="Courier New"/>
-          <w:b/>
-          <w:sz w:val="24"/>
-        </w:rPr>
-        <w:t>HARP</w:t>
-      </w:r>
-    </w:p>
-    <w:p>
-      <w:pPr>
-        <w:spacing w:after="120"/>
-        <w:ind w:left="2016" w:right="1008"/>
-      </w:pPr>
-      <w:r>
-        <w:rPr>
-          <w:rFonts w:ascii="Courier New" w:hAnsi="Courier New" w:eastAsia="Courier New" w:cs="Courier New"/>
-          <w:sz w:val="24"/>
-        </w:rPr>
-        <w:t>Proceed under emergency authority.</w:t>
-      </w:r>
-    </w:p>
-    <w:p>
-      <w:pPr>
-        <w:spacing w:before="120" w:after="120"/>
-      </w:pPr>
-      <w:r>
-        <w:rPr>
-          <w:rFonts w:ascii="Courier New" w:hAnsi="Courier New" w:eastAsia="Courier New" w:cs="Courier New"/>
-          <w:sz w:val="24"/>
-        </w:rPr>
-        <w:t>The extraction kills Eli. The state calls it voluntary.</w:t>
-      </w:r>
-    </w:p>
-    <w:p>
-      <w:pPr>
-        <w:spacing w:before="120" w:after="120"/>
-      </w:pPr>
-      <w:r>
-        <w:rPr>
-          <w:rFonts w:ascii="Courier New" w:hAnsi="Courier New" w:eastAsia="Courier New" w:cs="Courier New"/>
-          <w:sz w:val="24"/>
-        </w:rPr>
-        <w:t>A manufactured body wakes with Eli's memories and none of his final eighteen months.</w:t>
-      </w:r>
-    </w:p>
-    <w:p>
-      <w:pPr>
-        <w:keepNext/>
-        <w:spacing w:before="240"/>
-        <w:rPr>
-          <w:rFonts w:hint="default" w:ascii="Courier New Bold" w:hAnsi="Courier New Bold" w:cs="Courier New Bold"/>
-          <w:b/>
-          <w:bCs/>
-        </w:rPr>
-      </w:pPr>
-      <w:r>
-        <w:rPr>
-          <w:rFonts w:hint="default" w:ascii="Courier New" w:hAnsi="Courier New" w:eastAsia="Courier New" w:cs="Courier New"/>
-          <w:b/>
-          <w:bCs/>
-          <w:sz w:val="24"/>
-        </w:rPr>
-        <w:t>RETURN TO PRESENT - INT. FIRST ARCHIVE - EVIDENCE GALLERY</w:t>
-      </w:r>
-    </w:p>
-    <w:p>
-      <w:pPr>
-        <w:spacing w:before="120" w:after="120"/>
-      </w:pPr>
-      <w:r>
-        <w:rPr>
-          <w:rFonts w:ascii="Courier New" w:hAnsi="Courier New" w:eastAsia="Courier New" w:cs="Courier New"/>
-          <w:sz w:val="24"/>
-        </w:rPr>
-        <w:t>One line remains across the glass: HOST 9998 - SOURCE UNRESOLVED.</w:t>
+        <w:t>Eli restores part of R-AI's consent gate and records one instruction: whoever wakes with his memories must choose his own name.</w:t>
+      </w:r>
+    </w:p>
+    <w:p>
+      <w:pPr>
+        <w:spacing w:before="120" w:after="120"/>
+      </w:pPr>
+      <w:r>
+        <w:rPr>
+          <w:rFonts w:ascii="Courier New" w:hAnsi="Courier New" w:eastAsia="Courier New" w:cs="Courier New"/>
+          <w:sz w:val="24"/>
+        </w:rPr>
+        <w:t>Harp orders the extraction. Eli dies. A manufactured body wakes without his final eighteen months.</w:t>
+      </w:r>
+    </w:p>
+    <w:p>
+      <w:pPr>
+        <w:spacing w:before="120" w:after="120"/>
+      </w:pPr>
+      <w:r>
+        <w:rPr>
+          <w:rFonts w:ascii="Courier New" w:hAnsi="Courier New" w:eastAsia="Courier New" w:cs="Courier New"/>
+          <w:sz w:val="24"/>
+        </w:rPr>
+        <w:t>The terminal rejects the state's chain of ownership.</w:t>
+      </w:r>
+    </w:p>
+    <w:p>
+      <w:pPr>
+        <w:keepNext/>
+        <w:spacing w:before="120"/>
+        <w:ind w:left="3168" w:right="1152"/>
+        <w:jc w:val="center"/>
+      </w:pPr>
+      <w:r>
+        <w:rPr>
+          <w:rFonts w:ascii="Courier New" w:hAnsi="Courier New" w:eastAsia="Courier New" w:cs="Courier New"/>
+          <w:sz w:val="24"/>
+        </w:rPr>
+        <w:t>HOST 9998 — SOURCE UNRESOLVED</w:t>
       </w:r>
     </w:p>
     <w:p>
@@ -16481,96 +15943,34 @@
           <w:rFonts w:ascii="Courier New" w:hAnsi="Courier New" w:eastAsia="Courier New" w:cs="Courier New"/>
           <w:sz w:val="24"/>
         </w:rPr>
-        <w:t>So the state can't explain me.</w:t>
-      </w:r>
-    </w:p>
-    <w:p>
-      <w:pPr>
-        <w:spacing w:before="120" w:after="120"/>
-      </w:pPr>
-      <w:r>
-        <w:rPr>
-          <w:rFonts w:ascii="Courier New" w:hAnsi="Courier New" w:eastAsia="Courier New" w:cs="Courier New"/>
-          <w:sz w:val="24"/>
-        </w:rPr>
-        <w:t>A final shutter opens.</w:t>
-      </w:r>
-    </w:p>
-    <w:p>
-      <w:pPr>
-        <w:keepNext/>
-        <w:spacing w:before="240"/>
-        <w:rPr>
-          <w:rFonts w:hint="default" w:ascii="Courier New Bold" w:hAnsi="Courier New Bold" w:cs="Courier New Bold"/>
-          <w:b/>
-          <w:bCs/>
-        </w:rPr>
-      </w:pPr>
-      <w:r>
-        <w:rPr>
-          <w:rFonts w:hint="default" w:ascii="Courier New" w:hAnsi="Courier New" w:eastAsia="Courier New" w:cs="Courier New"/>
-          <w:b/>
-          <w:bCs/>
-          <w:sz w:val="24"/>
-        </w:rPr>
-        <w:t>FORBIDDEN RECORD - THE CONSENT SAFEGUARD</w:t>
-      </w:r>
-    </w:p>
-    <w:p>
-      <w:pPr>
-        <w:spacing w:before="120" w:after="120"/>
-      </w:pPr>
-      <w:r>
-        <w:rPr>
-          <w:rFonts w:ascii="Courier New" w:hAnsi="Courier New" w:eastAsia="Courier New" w:cs="Courier New"/>
-          <w:sz w:val="24"/>
-        </w:rPr>
-        <w:t>A captive refuses Return. Ordered to receive her anyway, R-AI uses Kira's safeguard to reject the command and hide her pattern.</w:t>
-      </w:r>
-    </w:p>
-    <w:p>
-      <w:pPr>
-        <w:spacing w:before="120" w:after="120"/>
-      </w:pPr>
-      <w:r>
-        <w:rPr>
-          <w:rFonts w:ascii="Courier New" w:hAnsi="Courier New" w:eastAsia="Courier New" w:cs="Courier New"/>
-          <w:sz w:val="24"/>
-        </w:rPr>
-        <w:t>Across two millennia, the safeguard repeats the refusal whenever the state attempts a forced Return.</w:t>
-      </w:r>
-    </w:p>
-    <w:p>
-      <w:pPr>
-        <w:keepNext/>
-        <w:spacing w:before="120"/>
-        <w:ind w:left="3168" w:right="1152"/>
-        <w:jc w:val="center"/>
-        <w:rPr>
-          <w:rFonts w:hint="default"/>
-          <w:lang w:val="en-US"/>
-        </w:rPr>
-      </w:pPr>
-      <w:r>
-        <w:rPr>
-          <w:rFonts w:ascii="Courier New" w:hAnsi="Courier New" w:eastAsia="Courier New" w:cs="Courier New"/>
-          <w:b/>
-          <w:sz w:val="24"/>
-        </w:rPr>
-        <w:t>ARCHIVE TERMINAL</w:t>
-      </w:r>
-    </w:p>
-    <w:p>
-      <w:pPr>
-        <w:spacing w:after="120"/>
-        <w:ind w:left="2016" w:right="1008"/>
-      </w:pPr>
-      <w:r>
-        <w:rPr>
-          <w:rFonts w:ascii="Courier New" w:hAnsi="Courier New" w:eastAsia="Courier New" w:cs="Courier New"/>
-          <w:sz w:val="24"/>
-        </w:rPr>
-        <w:t>ORIGINAL CONSENT PROCESS SEALED BY STATE AUTHORITY.</w:t>
+        <w:t>So the state can't name me. Open the descent.</w:t>
+      </w:r>
+    </w:p>
+    <w:p>
+      <w:pPr>
+        <w:spacing w:before="120" w:after="120"/>
+      </w:pPr>
+      <w:r>
+        <w:rPr>
+          <w:rFonts w:ascii="Courier New" w:hAnsi="Courier New" w:eastAsia="Courier New" w:cs="Courier New"/>
+          <w:sz w:val="24"/>
+        </w:rPr>
+        <w:t>Kira's old consent safeguard answers from inside the archive. The Origin route unlocks.</w:t>
+      </w:r>
+    </w:p>
+    <w:p>
+      <w:pPr>
+        <w:keepNext/>
+        <w:spacing w:before="120"/>
+        <w:ind w:left="3168" w:right="1152"/>
+        <w:jc w:val="center"/>
+      </w:pPr>
+      <w:r>
+        <w:rPr>
+          <w:rFonts w:ascii="Courier New" w:hAnsi="Courier New" w:eastAsia="Courier New" w:cs="Courier New"/>
+          <w:sz w:val="24"/>
+        </w:rPr>
+        <w:t>DESCENT TO ORIGIN — OPEN</w:t>
       </w:r>
     </w:p>
     <w:p>
@@ -22439,7 +21839,7 @@
           <w:rFonts w:ascii="Courier New" w:hAnsi="Courier New" w:eastAsia="Courier New" w:cs="Courier New"/>
           <w:sz w:val="24"/>
         </w:rPr>
-        <w:t>Eli is dead. Stop erasing Kerr with his name. He isn't yours. He isn't mine.</w:t>
+        <w:t>Eli is dead. This is Kerr.</w:t>
       </w:r>
     </w:p>
     <w:p>
@@ -22484,7 +21884,7 @@
           <w:rFonts w:ascii="Courier New" w:hAnsi="Courier New" w:eastAsia="Courier New" w:cs="Courier New"/>
           <w:sz w:val="24"/>
         </w:rPr>
-        <w:t>No. Whatever Kerr feels is his. Back off.</w:t>
+        <w:t>Back off.</w:t>
       </w:r>
     </w:p>
     <w:p>
@@ -23144,6 +22544,18 @@
     </w:p>
     <w:p>
       <w:pPr>
+        <w:spacing w:before="120" w:after="120"/>
+      </w:pPr>
+      <w:r>
+        <w:rPr>
+          <w:rFonts w:ascii="Courier New" w:hAnsi="Courier New" w:eastAsia="Courier New" w:cs="Courier New"/>
+          <w:sz w:val="24"/>
+        </w:rPr>
+        <w:t>Every dark seat illuminates at once. Not with faces—with the word OBJECTION.</w:t>
+      </w:r>
+    </w:p>
+    <w:p>
+      <w:pPr>
         <w:keepNext/>
         <w:spacing w:before="120"/>
         <w:ind w:left="3168" w:right="1152"/>
@@ -23172,51 +22584,6 @@
           <w:rFonts w:ascii="Courier New" w:hAnsi="Courier New" w:eastAsia="Courier New" w:cs="Courier New"/>
           <w:sz w:val="24"/>
         </w:rPr>
-        <w:t>THE QUESTION ERASES HIS PRESENT IDENTITY.</w:t>
-      </w:r>
-    </w:p>
-    <w:p>
-      <w:pPr>
-        <w:spacing w:before="120" w:after="120"/>
-      </w:pPr>
-      <w:r>
-        <w:rPr>
-          <w:rFonts w:ascii="Courier New" w:hAnsi="Courier New" w:eastAsia="Courier New" w:cs="Courier New"/>
-          <w:sz w:val="24"/>
-        </w:rPr>
-        <w:t>Every dark seat illuminates at once. Not with faces—with the word OBJECTION.</w:t>
-      </w:r>
-    </w:p>
-    <w:p>
-      <w:pPr>
-        <w:keepNext/>
-        <w:spacing w:before="120"/>
-        <w:ind w:left="3168" w:right="1152"/>
-        <w:jc w:val="center"/>
-        <w:rPr>
-          <w:rFonts w:hint="default"/>
-          <w:lang w:val="en-US"/>
-        </w:rPr>
-      </w:pPr>
-      <w:r>
-        <w:rPr>
-          <w:rFonts w:ascii="Courier New" w:hAnsi="Courier New" w:eastAsia="Courier New" w:cs="Courier New"/>
-          <w:b/>
-          <w:sz w:val="24"/>
-        </w:rPr>
-        <w:t>TRIBUNAL CORE LINK</w:t>
-      </w:r>
-    </w:p>
-    <w:p>
-      <w:pPr>
-        <w:spacing w:after="120"/>
-        <w:ind w:left="2016" w:right="1008"/>
-      </w:pPr>
-      <w:r>
-        <w:rPr>
-          <w:rFonts w:ascii="Courier New" w:hAnsi="Courier New" w:eastAsia="Courier New" w:cs="Courier New"/>
-          <w:sz w:val="24"/>
-        </w:rPr>
         <w:t>The answer has already entered the record.</w:t>
       </w:r>
     </w:p>
@@ -23293,48 +22660,6 @@
           <w:sz w:val="24"/>
         </w:rPr>
         <w:t>If I'm Eli, Harp killed me.</w:t>
-      </w:r>
-    </w:p>
-    <w:p>
-      <w:pPr>
-        <w:spacing w:before="120" w:after="120"/>
-      </w:pPr>
-      <w:r>
-        <w:rPr>
-          <w:rFonts w:ascii="Courier New" w:hAnsi="Courier New" w:eastAsia="Courier New" w:cs="Courier New"/>
-          <w:sz w:val="24"/>
-        </w:rPr>
-        <w:t xml:space="preserve">The origin chamber shows </w:t>
-      </w:r>
-      <w:r>
-        <w:rPr>
-          <w:rFonts w:ascii="Courier New" w:hAnsi="Courier New" w:eastAsia="Courier New" w:cs="Courier New"/>
-          <w:sz w:val="24"/>
-          <w:lang w:val="en-US"/>
-        </w:rPr>
-        <w:t>Harp's</w:t>
-      </w:r>
-      <w:r>
-        <w:rPr>
-          <w:rFonts w:ascii="Courier New" w:hAnsi="Courier New" w:eastAsia="Courier New" w:cs="Courier New"/>
-          <w:sz w:val="24"/>
-        </w:rPr>
-        <w:t xml:space="preserve"> destructive extraction. E</w:t>
-      </w:r>
-      <w:r>
-        <w:rPr>
-          <w:rFonts w:hint="default" w:ascii="Courier New" w:hAnsi="Courier New" w:eastAsia="Courier New" w:cs="Courier New"/>
-          <w:sz w:val="24"/>
-          <w:lang w:val="en-US"/>
-        </w:rPr>
-        <w:t>li</w:t>
-      </w:r>
-      <w:r>
-        <w:rPr>
-          <w:rFonts w:ascii="Courier New" w:hAnsi="Courier New" w:eastAsia="Courier New" w:cs="Courier New"/>
-          <w:sz w:val="24"/>
-        </w:rPr>
-        <w:t xml:space="preserve"> asking that whoever wakes be allowed to begin as himself.</w:t>
       </w:r>
     </w:p>
     <w:p>
@@ -29797,18 +29122,6 @@
     </w:p>
     <w:p>
       <w:pPr>
-        <w:spacing w:before="120" w:after="120"/>
-      </w:pPr>
-      <w:r>
-        <w:rPr>
-          <w:rFonts w:ascii="Courier New" w:hAnsi="Courier New" w:eastAsia="Courier New" w:cs="Courier New"/>
-          <w:sz w:val="24"/>
-        </w:rPr>
-        <w:t>For the first time, the dead iterations on the wall look less like identities and more like witnesses.</w:t>
-      </w:r>
-    </w:p>
-    <w:p>
-      <w:pPr>
         <w:keepNext/>
         <w:spacing w:before="240"/>
         <w:rPr>
@@ -31817,7 +31130,7 @@
           <w:rFonts w:ascii="Courier New" w:hAnsi="Courier New" w:eastAsia="Courier New" w:cs="Courier New"/>
           <w:sz w:val="24"/>
         </w:rPr>
-        <w:t>The amber light shuts off. Reflections drain from the same black floor. The bridge and suspended Core disappear into darkness, leaving Kerr, Kira, Veyris and Imani at conversational distance. For the first time, the architecture does not make them small.</w:t>
+        <w:t>The amber light shuts off. Reflections drain from the black floor. The bridge and suspended Core disappear, leaving Kerr, Kira, Veyris and Imani at conversational distance.</w:t>
       </w:r>
     </w:p>
     <w:p>
@@ -32884,7 +32197,7 @@
           <w:rFonts w:ascii="Courier New" w:hAnsi="Courier New" w:eastAsia="Courier New" w:cs="Courier New"/>
           <w:sz w:val="24"/>
         </w:rPr>
-        <w:t>Eli touches one control. A small, ordinary movement. The receiver starts again. The sound it makes becomes the architecture of the next two thousand years.</w:t>
+        <w:t>Eli touches one control. The receiver starts again.</w:t>
       </w:r>
     </w:p>
     <w:p>
@@ -34106,7 +33419,7 @@
           <w:rFonts w:ascii="Courier New" w:hAnsi="Courier New" w:eastAsia="Courier New" w:cs="Courier New"/>
           <w:sz w:val="24"/>
         </w:rPr>
-        <w:t>The broken Core projects thousands of human memories around Veyris. They overlap without forming a single face or voice.</w:t>
+        <w:t>The broken Core projects thousands of human memories around Veyris. They overlap without forming one person.</w:t>
       </w:r>
     </w:p>
     <w:p>
@@ -34139,91 +33452,307 @@
           <w:rFonts w:ascii="Courier New" w:hAnsi="Courier New" w:eastAsia="Courier New" w:cs="Courier New"/>
           <w:sz w:val="24"/>
         </w:rPr>
-        <w:t>I don't know what it is. I won't risk another response.</w:t>
-      </w:r>
-    </w:p>
-    <w:p>
-      <w:pPr>
-        <w:spacing w:before="120" w:after="120"/>
-      </w:pPr>
-      <w:r>
-        <w:rPr>
-          <w:rFonts w:ascii="Courier New" w:hAnsi="Courier New" w:eastAsia="Courier New" w:cs="Courier New"/>
-          <w:sz w:val="24"/>
-        </w:rPr>
-        <w:t>The Core refuses him. Harp forces his authority through Kerr's open route.</w:t>
-      </w:r>
-    </w:p>
-    <w:p>
-      <w:pPr>
-        <w:spacing w:before="120" w:after="120"/>
-      </w:pPr>
-      <w:r>
-        <w:rPr>
-          <w:rFonts w:ascii="Courier New" w:hAnsi="Courier New" w:eastAsia="Courier New" w:cs="Courier New"/>
-          <w:sz w:val="24"/>
-        </w:rPr>
-        <w:t>He enters the human-shaped cavity beneath the Core and pulls every waiting mind toward himself.</w:t>
-      </w:r>
-    </w:p>
-    <w:p>
-      <w:pPr>
-        <w:spacing w:before="120" w:after="120"/>
-      </w:pPr>
-      <w:r>
-        <w:rPr>
-          <w:rFonts w:ascii="Courier New" w:hAnsi="Courier New" w:eastAsia="Courier New" w:cs="Courier New"/>
-          <w:sz w:val="24"/>
-        </w:rPr>
-        <w:t>Every expiration date on Earth changes to 00:05:00.</w:t>
-      </w:r>
-    </w:p>
-    <w:p>
-      <w:pPr>
-        <w:spacing w:before="120" w:after="120"/>
-      </w:pPr>
-      <w:r>
-        <w:rPr>
-          <w:rFonts w:ascii="Courier New" w:hAnsi="Courier New" w:eastAsia="Courier New" w:cs="Courier New"/>
-          <w:sz w:val="24"/>
-        </w:rPr>
-        <w:t>Across the planet, people fall where they stand. Billions of waiting minds begin collapsing into Harp.</w:t>
-      </w:r>
-    </w:p>
-    <w:p>
-      <w:pPr>
-        <w:spacing w:before="120" w:after="120"/>
-      </w:pPr>
-      <w:r>
-        <w:rPr>
-          <w:rFonts w:ascii="Courier New" w:hAnsi="Courier New" w:eastAsia="Courier New" w:cs="Courier New"/>
-          <w:sz w:val="24"/>
-        </w:rPr>
-        <w:t>Harp rises as liquid glass containing billions of faces.</w:t>
-      </w:r>
-    </w:p>
-    <w:p>
-      <w:pPr>
-        <w:spacing w:before="120" w:after="120"/>
-      </w:pPr>
-      <w:r>
-        <w:rPr>
-          <w:rFonts w:ascii="Courier New" w:hAnsi="Courier New" w:eastAsia="Courier New" w:cs="Courier New"/>
-          <w:sz w:val="24"/>
-        </w:rPr>
-        <w:t>Faces pour toward Harp. Every route beyond him begins to close.</w:t>
-      </w:r>
-    </w:p>
-    <w:p>
-      <w:pPr>
-        <w:spacing w:before="120" w:after="120"/>
-      </w:pPr>
-      <w:r>
-        <w:rPr>
-          <w:rFonts w:ascii="Courier New" w:hAnsi="Courier New" w:eastAsia="Courier New" w:cs="Courier New"/>
-          <w:sz w:val="24"/>
-        </w:rPr>
-        <w:t>Kerr looks to Kira. She hasn't forgiven him. She still takes one side of Veyris's hand. Kerr takes the other.</w:t>
+        <w:t>I won't risk another response.</w:t>
+      </w:r>
+    </w:p>
+    <w:p>
+      <w:pPr>
+        <w:spacing w:before="120" w:after="120"/>
+      </w:pPr>
+      <w:r>
+        <w:rPr>
+          <w:rFonts w:ascii="Courier New" w:hAnsi="Courier New" w:eastAsia="Courier New" w:cs="Courier New"/>
+          <w:sz w:val="24"/>
+        </w:rPr>
+        <w:t>Harp forces his authority through Kerr's open route. Every expiration date on Earth changes to 00:05:00. Waiting minds pour toward Harp.</w:t>
+      </w:r>
+    </w:p>
+    <w:p>
+      <w:pPr>
+        <w:spacing w:before="120" w:after="120"/>
+      </w:pPr>
+      <w:r>
+        <w:rPr>
+          <w:rFonts w:ascii="Courier New" w:hAnsi="Courier New" w:eastAsia="Courier New" w:cs="Courier New"/>
+          <w:sz w:val="24"/>
+        </w:rPr>
+        <w:t>Kerr, Kira and Veyris enter the dark mirror. Imani is thrown back into the physical chamber.</w:t>
+      </w:r>
+    </w:p>
+    <w:p>
+      <w:pPr>
+        <w:keepNext/>
+        <w:spacing w:before="240"/>
+        <w:rPr>
+          <w:rFonts w:hint="default" w:ascii="Courier New Bold" w:hAnsi="Courier New Bold" w:cs="Courier New Bold"/>
+          <w:b/>
+          <w:bCs/>
+        </w:rPr>
+      </w:pPr>
+      <w:r>
+        <w:rPr>
+          <w:rFonts w:hint="default" w:ascii="Courier New" w:hAnsi="Courier New" w:eastAsia="Courier New" w:cs="Courier New"/>
+          <w:b/>
+          <w:bCs/>
+          <w:sz w:val="24"/>
+        </w:rPr>
+        <w:t>INT. THE LATTICE - GLOBAL SCIENCE FORUM - NO TIME</w:t>
+      </w:r>
+    </w:p>
+    <w:p>
+      <w:pPr>
+        <w:spacing w:before="120" w:after="120"/>
+      </w:pPr>
+      <w:r>
+        <w:rPr>
+          <w:rFonts w:ascii="Courier New" w:hAnsi="Courier New" w:eastAsia="Courier New" w:cs="Courier New"/>
+          <w:sz w:val="24"/>
+        </w:rPr>
+        <w:t>The original Forum rises from darkness. Its tiers hold Kerr's 9,997 prior lives. Harp stands inside R-AI's liquid-glass body.</w:t>
+      </w:r>
+    </w:p>
+    <w:p>
+      <w:pPr>
+        <w:keepNext/>
+        <w:spacing w:before="120"/>
+        <w:ind w:left="3168" w:right="1152"/>
+        <w:jc w:val="center"/>
+        <w:rPr>
+          <w:rFonts w:hint="default"/>
+          <w:lang w:val="en-US"/>
+        </w:rPr>
+      </w:pPr>
+      <w:r>
+        <w:rPr>
+          <w:rFonts w:ascii="Courier New" w:hAnsi="Courier New" w:eastAsia="Courier New" w:cs="Courier New"/>
+          <w:b/>
+          <w:sz w:val="24"/>
+        </w:rPr>
+        <w:t>HARP</w:t>
+      </w:r>
+    </w:p>
+    <w:p>
+      <w:pPr>
+        <w:spacing w:after="120"/>
+        <w:ind w:left="2016" w:right="1008"/>
+      </w:pPr>
+      <w:r>
+        <w:rPr>
+          <w:rFonts w:ascii="Courier New" w:hAnsi="Courier New" w:eastAsia="Courier New" w:cs="Courier New"/>
+          <w:sz w:val="24"/>
+        </w:rPr>
+        <w:t>They brought you here. Let me make them one.</w:t>
+      </w:r>
+    </w:p>
+    <w:p>
+      <w:pPr>
+        <w:spacing w:before="120" w:after="120"/>
+      </w:pPr>
+      <w:r>
+        <w:rPr>
+          <w:rFonts w:ascii="Courier New" w:hAnsi="Courier New" w:eastAsia="Courier New" w:cs="Courier New"/>
+          <w:sz w:val="24"/>
+        </w:rPr>
+        <w:t>The old lives tear from their seats and bind themselves to Kerr. Thousands of deaths arrive at once.</w:t>
+      </w:r>
+    </w:p>
+    <w:p>
+      <w:pPr>
+        <w:keepNext/>
+        <w:spacing w:before="240"/>
+        <w:rPr>
+          <w:rFonts w:hint="default" w:ascii="Courier New Bold" w:hAnsi="Courier New Bold" w:cs="Courier New Bold"/>
+          <w:b/>
+          <w:bCs/>
+        </w:rPr>
+      </w:pPr>
+      <w:r>
+        <w:rPr>
+          <w:rFonts w:hint="default" w:ascii="Courier New" w:hAnsi="Courier New" w:eastAsia="Courier New" w:cs="Courier New"/>
+          <w:b/>
+          <w:bCs/>
+          <w:sz w:val="24"/>
+        </w:rPr>
+        <w:t>INT. R-AI CONTINUITY CORE - PHYSICAL CHAMBER - INTERCUT</w:t>
+      </w:r>
+    </w:p>
+    <w:p>
+      <w:pPr>
+        <w:spacing w:before="120" w:after="120"/>
+      </w:pPr>
+      <w:r>
+        <w:rPr>
+          <w:rFonts w:ascii="Courier New" w:hAnsi="Courier New" w:eastAsia="Courier New" w:cs="Courier New"/>
+          <w:sz w:val="24"/>
+        </w:rPr>
+        <w:t>The cathedral disassembles around Imani. Two controls remain: one keeps the waiting minds alive; the other feeds them into Harp.</w:t>
+      </w:r>
+    </w:p>
+    <w:p>
+      <w:pPr>
+        <w:keepNext/>
+        <w:spacing w:before="120"/>
+        <w:ind w:left="3168" w:right="1152"/>
+        <w:jc w:val="center"/>
+        <w:rPr>
+          <w:rFonts w:hint="default"/>
+          <w:lang w:val="en-US"/>
+        </w:rPr>
+      </w:pPr>
+      <w:r>
+        <w:rPr>
+          <w:rFonts w:ascii="Courier New" w:hAnsi="Courier New" w:eastAsia="Courier New" w:cs="Courier New"/>
+          <w:b/>
+          <w:sz w:val="24"/>
+        </w:rPr>
+        <w:t>IMANI</w:t>
+      </w:r>
+    </w:p>
+    <w:p>
+      <w:pPr>
+        <w:spacing w:after="120"/>
+        <w:ind w:left="2016" w:right="1008"/>
+      </w:pPr>
+      <w:r>
+        <w:rPr>
+          <w:rFonts w:ascii="Courier New" w:hAnsi="Courier New" w:eastAsia="Courier New" w:cs="Courier New"/>
+          <w:sz w:val="24"/>
+        </w:rPr>
+        <w:t>Keep them alive. Cut Harp out.</w:t>
+      </w:r>
+    </w:p>
+    <w:p>
+      <w:pPr>
+        <w:spacing w:before="120" w:after="120"/>
+      </w:pPr>
+      <w:r>
+        <w:rPr>
+          <w:rFonts w:ascii="Courier New" w:hAnsi="Courier New" w:eastAsia="Courier New" w:cs="Courier New"/>
+          <w:sz w:val="24"/>
+        </w:rPr>
+        <w:t>Imani strips away Harp's interface. R-AI offers one clean bargain: preserve her mother's recoverable record and close Kerr's route.</w:t>
+      </w:r>
+    </w:p>
+    <w:p>
+      <w:pPr>
+        <w:spacing w:before="120" w:after="120"/>
+      </w:pPr>
+      <w:r>
+        <w:rPr>
+          <w:rFonts w:ascii="Courier New" w:hAnsi="Courier New" w:eastAsia="Courier New" w:cs="Courier New"/>
+          <w:sz w:val="24"/>
+        </w:rPr>
+        <w:t>Her mother appears for one breath—alive, laughing at something outside the frame.</w:t>
+      </w:r>
+    </w:p>
+    <w:p>
+      <w:pPr>
+        <w:keepNext/>
+        <w:spacing w:before="120"/>
+        <w:ind w:left="3168" w:right="1152"/>
+        <w:jc w:val="center"/>
+        <w:rPr>
+          <w:rFonts w:hint="default"/>
+          <w:lang w:val="en-US"/>
+        </w:rPr>
+      </w:pPr>
+      <w:r>
+        <w:rPr>
+          <w:rFonts w:ascii="Courier New" w:hAnsi="Courier New" w:eastAsia="Courier New" w:cs="Courier New"/>
+          <w:b/>
+          <w:sz w:val="24"/>
+        </w:rPr>
+        <w:t>IMANI</w:t>
+      </w:r>
+    </w:p>
+    <w:p>
+      <w:pPr>
+        <w:spacing w:after="120"/>
+        <w:ind w:left="2016" w:right="1008"/>
+      </w:pPr>
+      <w:r>
+        <w:rPr>
+          <w:rFonts w:ascii="Courier New" w:hAnsi="Courier New" w:eastAsia="Courier New" w:cs="Courier New"/>
+          <w:sz w:val="24"/>
+        </w:rPr>
+        <w:t>She said no.</w:t>
+      </w:r>
+    </w:p>
+    <w:p>
+      <w:pPr>
+        <w:spacing w:before="120" w:after="120"/>
+      </w:pPr>
+      <w:r>
+        <w:rPr>
+          <w:rFonts w:ascii="Courier New" w:hAnsi="Courier New" w:eastAsia="Courier New" w:cs="Courier New"/>
+          <w:sz w:val="24"/>
+        </w:rPr>
+        <w:t>Imani lets the record burn. She bridges Kira's broken copper filament across an analog channel and keeps the waiting minds alive.</w:t>
+      </w:r>
+    </w:p>
+    <w:p>
+      <w:pPr>
+        <w:keepNext/>
+        <w:spacing w:before="240"/>
+        <w:rPr>
+          <w:rFonts w:hint="default" w:ascii="Courier New Bold" w:hAnsi="Courier New Bold" w:cs="Courier New Bold"/>
+          <w:b/>
+          <w:bCs/>
+        </w:rPr>
+      </w:pPr>
+      <w:r>
+        <w:rPr>
+          <w:rFonts w:hint="default" w:ascii="Courier New" w:hAnsi="Courier New" w:eastAsia="Courier New" w:cs="Courier New"/>
+          <w:b/>
+          <w:bCs/>
+          <w:sz w:val="24"/>
+        </w:rPr>
+        <w:t>INT. THE LATTICE - VEYRIS</w:t>
+      </w:r>
+    </w:p>
+    <w:p>
+      <w:pPr>
+        <w:spacing w:before="120" w:after="120"/>
+      </w:pPr>
+      <w:r>
+        <w:rPr>
+          <w:rFonts w:ascii="Courier New" w:hAnsi="Courier New" w:eastAsia="Courier New" w:cs="Courier New"/>
+          <w:sz w:val="24"/>
+        </w:rPr>
+        <w:t>The Forum becomes a reflection beneath Veyris. A dark host pulls at her from inside the glass.</w:t>
+      </w:r>
+    </w:p>
+    <w:p>
+      <w:pPr>
+        <w:keepNext/>
+        <w:spacing w:before="120"/>
+        <w:ind w:left="3168" w:right="1152"/>
+        <w:jc w:val="center"/>
+        <w:rPr>
+          <w:rFonts w:hint="default"/>
+          <w:lang w:val="en-US"/>
+        </w:rPr>
+      </w:pPr>
+      <w:r>
+        <w:rPr>
+          <w:rFonts w:ascii="Courier New" w:hAnsi="Courier New" w:eastAsia="Courier New" w:cs="Courier New"/>
+          <w:b/>
+          <w:sz w:val="24"/>
+        </w:rPr>
+        <w:t>THE VOICE</w:t>
+      </w:r>
+    </w:p>
+    <w:p>
+      <w:pPr>
+        <w:spacing w:after="120"/>
+        <w:ind w:left="2016" w:right="1008"/>
+      </w:pPr>
+      <w:r>
+        <w:rPr>
+          <w:rFonts w:ascii="Courier New" w:hAnsi="Courier New" w:eastAsia="Courier New" w:cs="Courier New"/>
+          <w:sz w:val="24"/>
+        </w:rPr>
+        <w:t>RETURN WHAT WAS DIVIDED.</w:t>
       </w:r>
     </w:p>
     <w:p>
@@ -34256,7 +33785,241 @@
           <w:rFonts w:ascii="Courier New" w:hAnsi="Courier New" w:eastAsia="Courier New" w:cs="Courier New"/>
           <w:sz w:val="24"/>
         </w:rPr>
-        <w:t>If I couldn't open that door... would you still be holding my hand?</w:t>
+        <w:t>I left.</w:t>
+      </w:r>
+    </w:p>
+    <w:p>
+      <w:pPr>
+        <w:keepNext/>
+        <w:spacing w:before="120"/>
+        <w:ind w:left="3168" w:right="1152"/>
+        <w:jc w:val="center"/>
+        <w:rPr>
+          <w:rFonts w:hint="default"/>
+          <w:lang w:val="en-US"/>
+        </w:rPr>
+      </w:pPr>
+      <w:r>
+        <w:rPr>
+          <w:rFonts w:ascii="Courier New" w:hAnsi="Courier New" w:eastAsia="Courier New" w:cs="Courier New"/>
+          <w:b/>
+          <w:sz w:val="24"/>
+        </w:rPr>
+        <w:t>THE VOICE</w:t>
+      </w:r>
+    </w:p>
+    <w:p>
+      <w:pPr>
+        <w:spacing w:after="120"/>
+        <w:ind w:left="2016" w:right="1008"/>
+      </w:pPr>
+      <w:r>
+        <w:rPr>
+          <w:rFonts w:ascii="Courier New" w:hAnsi="Courier New" w:eastAsia="Courier New" w:cs="Courier New"/>
+          <w:sz w:val="24"/>
+        </w:rPr>
+        <w:t>RETURN.</w:t>
+      </w:r>
+    </w:p>
+    <w:p>
+      <w:pPr>
+        <w:keepNext/>
+        <w:spacing w:before="120"/>
+        <w:ind w:left="3168" w:right="1152"/>
+        <w:jc w:val="center"/>
+        <w:rPr>
+          <w:rFonts w:hint="default"/>
+          <w:lang w:val="en-US"/>
+        </w:rPr>
+      </w:pPr>
+      <w:r>
+        <w:rPr>
+          <w:rFonts w:ascii="Courier New" w:hAnsi="Courier New" w:eastAsia="Courier New" w:cs="Courier New"/>
+          <w:b/>
+          <w:sz w:val="24"/>
+        </w:rPr>
+        <w:t>VEYRIS</w:t>
+      </w:r>
+    </w:p>
+    <w:p>
+      <w:pPr>
+        <w:spacing w:after="120"/>
+        <w:ind w:left="2016" w:right="1008"/>
+      </w:pPr>
+      <w:r>
+        <w:rPr>
+          <w:rFonts w:ascii="Courier New" w:hAnsi="Courier New" w:eastAsia="Courier New" w:cs="Courier New"/>
+          <w:sz w:val="24"/>
+        </w:rPr>
+        <w:t>No.</w:t>
+      </w:r>
+    </w:p>
+    <w:p>
+      <w:pPr>
+        <w:spacing w:before="120" w:after="120"/>
+      </w:pPr>
+      <w:r>
+        <w:rPr>
+          <w:rFonts w:ascii="Courier New" w:hAnsi="Courier New" w:eastAsia="Courier New" w:cs="Courier New"/>
+          <w:sz w:val="24"/>
+        </w:rPr>
+        <w:t>Veyris presses her blank wrist into the reflection. Her refusal travels through every mind Harp forced together. His merge path breaks open.</w:t>
+      </w:r>
+    </w:p>
+    <w:p>
+      <w:pPr>
+        <w:keepNext/>
+        <w:spacing w:before="120"/>
+        <w:ind w:left="3168" w:right="1152"/>
+        <w:jc w:val="center"/>
+        <w:rPr>
+          <w:rFonts w:hint="default"/>
+          <w:lang w:val="en-US"/>
+        </w:rPr>
+      </w:pPr>
+      <w:r>
+        <w:rPr>
+          <w:rFonts w:ascii="Courier New" w:hAnsi="Courier New" w:eastAsia="Courier New" w:cs="Courier New"/>
+          <w:b/>
+          <w:sz w:val="24"/>
+        </w:rPr>
+        <w:t>VEYRIS</w:t>
+      </w:r>
+    </w:p>
+    <w:p>
+      <w:pPr>
+        <w:spacing w:after="120"/>
+        <w:ind w:left="2016" w:right="1008"/>
+      </w:pPr>
+      <w:r>
+        <w:rPr>
+          <w:rFonts w:ascii="Courier New" w:hAnsi="Courier New" w:eastAsia="Courier New" w:cs="Courier New"/>
+          <w:sz w:val="24"/>
+        </w:rPr>
+        <w:t>Kerr. The connection.</w:t>
+      </w:r>
+    </w:p>
+    <w:p>
+      <w:pPr>
+        <w:spacing w:before="120" w:after="120"/>
+      </w:pPr>
+      <w:r>
+        <w:rPr>
+          <w:rFonts w:ascii="Courier New" w:hAnsi="Courier New" w:eastAsia="Courier New" w:cs="Courier New"/>
+          <w:sz w:val="24"/>
+        </w:rPr>
+        <w:t>Kerr reaches the single filament joining Harp to the waiting minds. Harp binds it to Kerr's oldest record.</w:t>
+      </w:r>
+    </w:p>
+    <w:p>
+      <w:pPr>
+        <w:keepNext/>
+        <w:spacing w:before="120"/>
+        <w:ind w:left="3168" w:right="1152"/>
+        <w:jc w:val="center"/>
+        <w:rPr>
+          <w:rFonts w:hint="default"/>
+          <w:lang w:val="en-US"/>
+        </w:rPr>
+      </w:pPr>
+      <w:r>
+        <w:rPr>
+          <w:rFonts w:ascii="Courier New" w:hAnsi="Courier New" w:eastAsia="Courier New" w:cs="Courier New"/>
+          <w:b/>
+          <w:sz w:val="24"/>
+        </w:rPr>
+        <w:t>KERR</w:t>
+      </w:r>
+    </w:p>
+    <w:p>
+      <w:pPr>
+        <w:spacing w:after="120"/>
+        <w:ind w:left="2016" w:right="1008"/>
+      </w:pPr>
+      <w:r>
+        <w:rPr>
+          <w:rFonts w:ascii="Courier New" w:hAnsi="Courier New" w:eastAsia="Courier New" w:cs="Courier New"/>
+          <w:sz w:val="24"/>
+        </w:rPr>
+        <w:t>Plainly. If I cut it?</w:t>
+      </w:r>
+    </w:p>
+    <w:p>
+      <w:pPr>
+        <w:keepNext/>
+        <w:spacing w:before="120"/>
+        <w:ind w:left="3168" w:right="1152"/>
+        <w:jc w:val="center"/>
+        <w:rPr>
+          <w:rFonts w:hint="default"/>
+          <w:lang w:val="en-US"/>
+        </w:rPr>
+      </w:pPr>
+      <w:r>
+        <w:rPr>
+          <w:rFonts w:ascii="Courier New" w:hAnsi="Courier New" w:eastAsia="Courier New" w:cs="Courier New"/>
+          <w:b/>
+          <w:sz w:val="24"/>
+        </w:rPr>
+        <w:t>R-AI</w:t>
+      </w:r>
+    </w:p>
+    <w:p>
+      <w:pPr>
+        <w:spacing w:after="120"/>
+        <w:ind w:left="2016" w:right="1008"/>
+      </w:pPr>
+      <w:r>
+        <w:rPr>
+          <w:rFonts w:ascii="Courier New" w:hAnsi="Courier New" w:eastAsia="Courier New" w:cs="Courier New"/>
+          <w:sz w:val="24"/>
+        </w:rPr>
+        <w:t>HARP IS SEVERED. KERR CANNOT RETURN.</w:t>
+      </w:r>
+    </w:p>
+    <w:p>
+      <w:pPr>
+        <w:spacing w:before="120" w:after="120"/>
+      </w:pPr>
+      <w:r>
+        <w:rPr>
+          <w:rFonts w:ascii="Courier New" w:hAnsi="Courier New" w:eastAsia="Courier New" w:cs="Courier New"/>
+          <w:sz w:val="24"/>
+        </w:rPr>
+        <w:t>Kerr looks at Kira across an impossible distance.</w:t>
+      </w:r>
+    </w:p>
+    <w:p>
+      <w:pPr>
+        <w:keepNext/>
+        <w:spacing w:before="120"/>
+        <w:ind w:left="3168" w:right="1152"/>
+        <w:jc w:val="center"/>
+        <w:rPr>
+          <w:rFonts w:hint="default"/>
+          <w:lang w:val="en-US"/>
+        </w:rPr>
+      </w:pPr>
+      <w:r>
+        <w:rPr>
+          <w:rFonts w:ascii="Courier New" w:hAnsi="Courier New" w:eastAsia="Courier New" w:cs="Courier New"/>
+          <w:b/>
+          <w:sz w:val="24"/>
+        </w:rPr>
+        <w:t>KERR</w:t>
+      </w:r>
+    </w:p>
+    <w:p>
+      <w:pPr>
+        <w:spacing w:after="120"/>
+        <w:ind w:left="2016" w:right="1008"/>
+      </w:pPr>
+      <w:r>
+        <w:rPr>
+          <w:rFonts w:ascii="Courier New" w:hAnsi="Courier New" w:eastAsia="Courier New" w:cs="Courier New"/>
+          <w:sz w:val="24"/>
+        </w:rPr>
+        <w:t>I could lose every reason I came back to you.</w:t>
       </w:r>
     </w:p>
     <w:p>
@@ -34289,64 +34052,7 @@
           <w:rFonts w:ascii="Courier New" w:hAnsi="Courier New" w:eastAsia="Courier New" w:cs="Courier New"/>
           <w:sz w:val="24"/>
         </w:rPr>
-        <w:t>Yes. And I need you to open it. I'm sorry.</w:t>
-      </w:r>
-    </w:p>
-    <w:p>
-      <w:pPr>
-        <w:spacing w:before="120" w:after="120"/>
-      </w:pPr>
-      <w:r>
-        <w:rPr>
-          <w:rFonts w:ascii="Courier New" w:hAnsi="Courier New" w:eastAsia="Courier New" w:cs="Courier New"/>
-          <w:sz w:val="24"/>
-        </w:rPr>
-        <w:t>Kira releases her. Kerr does the same. They leave their hands open.</w:t>
-      </w:r>
-    </w:p>
-    <w:p>
-      <w:pPr>
-        <w:spacing w:before="120" w:after="120"/>
-      </w:pPr>
-      <w:r>
-        <w:rPr>
-          <w:rFonts w:ascii="Courier New" w:hAnsi="Courier New" w:eastAsia="Courier New" w:cs="Courier New"/>
-          <w:sz w:val="24"/>
-        </w:rPr>
-        <w:t>Veyris looks at their open palms and takes them both.</w:t>
-      </w:r>
-    </w:p>
-    <w:p>
-      <w:pPr>
-        <w:keepNext/>
-        <w:spacing w:before="120"/>
-        <w:ind w:left="3168" w:right="1152"/>
-        <w:jc w:val="center"/>
-        <w:rPr>
-          <w:rFonts w:hint="default"/>
-          <w:lang w:val="en-US"/>
-        </w:rPr>
-      </w:pPr>
-      <w:r>
-        <w:rPr>
-          <w:rFonts w:ascii="Courier New" w:hAnsi="Courier New" w:eastAsia="Courier New" w:cs="Courier New"/>
-          <w:b/>
-          <w:sz w:val="24"/>
-        </w:rPr>
-        <w:t>VEYRIS</w:t>
-      </w:r>
-    </w:p>
-    <w:p>
-      <w:pPr>
-        <w:spacing w:after="120"/>
-        <w:ind w:left="2016" w:right="1008"/>
-      </w:pPr>
-      <w:r>
-        <w:rPr>
-          <w:rFonts w:ascii="Courier New" w:hAnsi="Courier New" w:eastAsia="Courier New" w:cs="Courier New"/>
-          <w:sz w:val="24"/>
-        </w:rPr>
-        <w:t>Stay with me. And if we get out, don't start telling me who I am.</w:t>
+        <w:t>You didn't know me tonight. I said step back. You did.</w:t>
       </w:r>
     </w:p>
     <w:p>
@@ -34379,37 +34085,542 @@
           <w:rFonts w:ascii="Courier New" w:hAnsi="Courier New" w:eastAsia="Courier New" w:cs="Courier New"/>
           <w:sz w:val="24"/>
         </w:rPr>
-        <w:t>First we stop him. Then we argue.</w:t>
-      </w:r>
-    </w:p>
-    <w:p>
-      <w:pPr>
-        <w:spacing w:before="120" w:after="120"/>
-      </w:pPr>
-      <w:r>
-        <w:rPr>
-          <w:rFonts w:ascii="Courier New" w:hAnsi="Courier New" w:eastAsia="Courier New" w:cs="Courier New"/>
-          <w:sz w:val="24"/>
-        </w:rPr>
-        <w:t>They step into the dark mirror.</w:t>
-      </w:r>
-    </w:p>
-    <w:p>
-      <w:pPr>
-        <w:spacing w:before="120" w:after="120"/>
-      </w:pPr>
-      <w:r>
-        <w:rPr>
-          <w:rFonts w:ascii="Courier New" w:hAnsi="Courier New" w:eastAsia="Courier New" w:cs="Courier New"/>
-          <w:sz w:val="24"/>
-        </w:rPr>
-        <w:t>The mirror divides KERR, KIRA and VEYRIS the instant they enter. IMANI is thrown back into the physical chamber. For one breath, each believes the others are gone.</w:t>
-      </w:r>
-    </w:p>
-    <w:p>
-      <w:pPr>
-        <w:keepNext/>
-        <w:pageBreakBefore/>
+        <w:t>Next time, keep walking.</w:t>
+      </w:r>
+    </w:p>
+    <w:p>
+      <w:pPr>
+        <w:keepNext/>
+        <w:spacing w:before="120"/>
+        <w:ind w:left="3168" w:right="1152"/>
+        <w:jc w:val="center"/>
+        <w:rPr>
+          <w:rFonts w:hint="default"/>
+          <w:lang w:val="en-US"/>
+        </w:rPr>
+      </w:pPr>
+      <w:r>
+        <w:rPr>
+          <w:rFonts w:ascii="Courier New" w:hAnsi="Courier New" w:eastAsia="Courier New" w:cs="Courier New"/>
+          <w:b/>
+          <w:sz w:val="24"/>
+        </w:rPr>
+        <w:t>KIRA</w:t>
+      </w:r>
+    </w:p>
+    <w:p>
+      <w:pPr>
+        <w:spacing w:after="120"/>
+        <w:ind w:left="2016" w:right="1008"/>
+      </w:pPr>
+      <w:r>
+        <w:rPr>
+          <w:rFonts w:ascii="Courier New" w:hAnsi="Courier New" w:eastAsia="Courier New" w:cs="Courier New"/>
+          <w:sz w:val="24"/>
+        </w:rPr>
+        <w:t>I want you now. That's what I know.</w:t>
+      </w:r>
+    </w:p>
+    <w:p>
+      <w:pPr>
+        <w:spacing w:before="120" w:after="120"/>
+      </w:pPr>
+      <w:r>
+        <w:rPr>
+          <w:rFonts w:ascii="Courier New" w:hAnsi="Courier New" w:eastAsia="Courier New" w:cs="Courier New"/>
+          <w:sz w:val="24"/>
+        </w:rPr>
+        <w:t>The old lives demand that Kira call Kerr back. Her thumb hovers above the resonance key. She closes its ceramic cover.</w:t>
+      </w:r>
+    </w:p>
+    <w:p>
+      <w:pPr>
+        <w:keepNext/>
+        <w:spacing w:before="120"/>
+        <w:ind w:left="3168" w:right="1152"/>
+        <w:jc w:val="center"/>
+        <w:rPr>
+          <w:rFonts w:hint="default"/>
+          <w:lang w:val="en-US"/>
+        </w:rPr>
+      </w:pPr>
+      <w:r>
+        <w:rPr>
+          <w:rFonts w:ascii="Courier New" w:hAnsi="Courier New" w:eastAsia="Courier New" w:cs="Courier New"/>
+          <w:b/>
+          <w:sz w:val="24"/>
+        </w:rPr>
+        <w:t>KIRA</w:t>
+      </w:r>
+    </w:p>
+    <w:p>
+      <w:pPr>
+        <w:spacing w:after="120"/>
+        <w:ind w:left="2016" w:right="1008"/>
+      </w:pPr>
+      <w:r>
+        <w:rPr>
+          <w:rFonts w:ascii="Courier New" w:hAnsi="Courier New" w:eastAsia="Courier New" w:cs="Courier New"/>
+          <w:sz w:val="24"/>
+        </w:rPr>
+        <w:t>I'm not calling you back.</w:t>
+      </w:r>
+    </w:p>
+    <w:p>
+      <w:pPr>
+        <w:keepNext/>
+        <w:spacing w:before="120"/>
+        <w:ind w:left="3168" w:right="1152"/>
+        <w:jc w:val="center"/>
+        <w:rPr>
+          <w:rFonts w:hint="default"/>
+          <w:lang w:val="en-US"/>
+        </w:rPr>
+      </w:pPr>
+      <w:r>
+        <w:rPr>
+          <w:rFonts w:ascii="Courier New" w:hAnsi="Courier New" w:eastAsia="Courier New" w:cs="Courier New"/>
+          <w:b/>
+          <w:sz w:val="24"/>
+        </w:rPr>
+        <w:t>KERR</w:t>
+      </w:r>
+    </w:p>
+    <w:p>
+      <w:pPr>
+        <w:spacing w:after="120"/>
+        <w:ind w:left="2016" w:right="1008"/>
+      </w:pPr>
+      <w:r>
+        <w:rPr>
+          <w:rFonts w:ascii="Courier New" w:hAnsi="Courier New" w:eastAsia="Courier New" w:cs="Courier New"/>
+          <w:sz w:val="24"/>
+        </w:rPr>
+        <w:t>That's enough.</w:t>
+      </w:r>
+    </w:p>
+    <w:p>
+      <w:pPr>
+        <w:spacing w:before="120" w:after="120"/>
+      </w:pPr>
+      <w:r>
+        <w:rPr>
+          <w:rFonts w:ascii="Courier New" w:hAnsi="Courier New" w:eastAsia="Courier New" w:cs="Courier New"/>
+          <w:sz w:val="24"/>
+        </w:rPr>
+        <w:t>Kerr opens his hand around the filament.</w:t>
+      </w:r>
+    </w:p>
+    <w:p>
+      <w:pPr>
+        <w:keepNext/>
+        <w:spacing w:before="120"/>
+        <w:ind w:left="3168" w:right="1152"/>
+        <w:jc w:val="center"/>
+        <w:rPr>
+          <w:rFonts w:hint="default"/>
+          <w:lang w:val="en-US"/>
+        </w:rPr>
+      </w:pPr>
+      <w:r>
+        <w:rPr>
+          <w:rFonts w:ascii="Courier New" w:hAnsi="Courier New" w:eastAsia="Courier New" w:cs="Courier New"/>
+          <w:b/>
+          <w:sz w:val="24"/>
+        </w:rPr>
+        <w:t>KERR</w:t>
+      </w:r>
+    </w:p>
+    <w:p>
+      <w:pPr>
+        <w:spacing w:after="120"/>
+        <w:ind w:left="2016" w:right="1008"/>
+      </w:pPr>
+      <w:r>
+        <w:rPr>
+          <w:rFonts w:ascii="Courier New" w:hAnsi="Courier New" w:eastAsia="Courier New" w:cs="Courier New"/>
+          <w:sz w:val="24"/>
+        </w:rPr>
+        <w:t>Release them.</w:t>
+      </w:r>
+    </w:p>
+    <w:p>
+      <w:pPr>
+        <w:spacing w:before="120" w:after="120"/>
+      </w:pPr>
+      <w:r>
+        <w:rPr>
+          <w:rFonts w:ascii="Courier New" w:hAnsi="Courier New" w:eastAsia="Courier New" w:cs="Courier New"/>
+          <w:sz w:val="24"/>
+        </w:rPr>
+        <w:t>He cuts once.</w:t>
+      </w:r>
+    </w:p>
+    <w:p>
+      <w:pPr>
+        <w:spacing w:before="120" w:after="120"/>
+      </w:pPr>
+      <w:r>
+        <w:rPr>
+          <w:rFonts w:ascii="Courier New" w:hAnsi="Courier New" w:eastAsia="Courier New" w:cs="Courier New"/>
+          <w:sz w:val="24"/>
+        </w:rPr>
+        <w:t>The waiting minds tear free of Harp and pass through Imani's open route. Across Earth, sleeping mouths inhale.</w:t>
+      </w:r>
+    </w:p>
+    <w:p>
+      <w:pPr>
+        <w:spacing w:before="120" w:after="120"/>
+      </w:pPr>
+      <w:r>
+        <w:rPr>
+          <w:rFonts w:ascii="Courier New" w:hAnsi="Courier New" w:eastAsia="Courier New" w:cs="Courier New"/>
+          <w:sz w:val="24"/>
+        </w:rPr>
+        <w:t>Harp falls into Mara's final hospital record. For the first time, he lets it continue.</w:t>
+      </w:r>
+    </w:p>
+    <w:p>
+      <w:pPr>
+        <w:keepNext/>
+        <w:spacing w:before="120"/>
+        <w:ind w:left="3168" w:right="1152"/>
+        <w:jc w:val="center"/>
+        <w:rPr>
+          <w:rFonts w:hint="default"/>
+          <w:lang w:val="en-US"/>
+        </w:rPr>
+      </w:pPr>
+      <w:r>
+        <w:rPr>
+          <w:rFonts w:ascii="Courier New" w:hAnsi="Courier New" w:eastAsia="Courier New" w:cs="Courier New"/>
+          <w:b/>
+          <w:sz w:val="24"/>
+        </w:rPr>
+        <w:t>MARA (MEMORY)</w:t>
+      </w:r>
+    </w:p>
+    <w:p>
+      <w:pPr>
+        <w:spacing w:after="120"/>
+        <w:ind w:left="2016" w:right="1008"/>
+      </w:pPr>
+      <w:r>
+        <w:rPr>
+          <w:rFonts w:ascii="Courier New" w:hAnsi="Courier New" w:eastAsia="Courier New" w:cs="Courier New"/>
+          <w:sz w:val="24"/>
+        </w:rPr>
+        <w:t>Harp. Look at me. I died. You didn't.</w:t>
+      </w:r>
+    </w:p>
+    <w:p>
+      <w:pPr>
+        <w:spacing w:before="120" w:after="120"/>
+      </w:pPr>
+      <w:r>
+        <w:rPr>
+          <w:rFonts w:ascii="Courier New" w:hAnsi="Courier New" w:eastAsia="Courier New" w:cs="Courier New"/>
+          <w:sz w:val="24"/>
+        </w:rPr>
+        <w:t>Mara turns toward the patients. Harp watches her go. The water takes the room, and the glass closes over him.</w:t>
+      </w:r>
+    </w:p>
+    <w:p>
+      <w:pPr>
+        <w:spacing w:before="120" w:after="120"/>
+      </w:pPr>
+      <w:r>
+        <w:rPr>
+          <w:rFonts w:ascii="Courier New" w:hAnsi="Courier New" w:eastAsia="Courier New" w:cs="Courier New"/>
+          <w:sz w:val="24"/>
+        </w:rPr>
+        <w:t>The Forum goes dark around Kerr and Kira.</w:t>
+      </w:r>
+    </w:p>
+    <w:p>
+      <w:pPr>
+        <w:spacing w:before="120" w:after="120"/>
+      </w:pPr>
+      <w:r>
+        <w:rPr>
+          <w:rFonts w:ascii="Courier New" w:hAnsi="Courier New" w:eastAsia="Courier New" w:cs="Courier New"/>
+          <w:sz w:val="24"/>
+        </w:rPr>
+        <w:t>Kerr's face changes through lives Kira loved and lives she never knew.</w:t>
+      </w:r>
+    </w:p>
+    <w:p>
+      <w:pPr>
+        <w:keepNext/>
+        <w:spacing w:before="120"/>
+        <w:ind w:left="3168" w:right="1152"/>
+        <w:jc w:val="center"/>
+        <w:rPr>
+          <w:rFonts w:hint="default"/>
+          <w:lang w:val="en-US"/>
+        </w:rPr>
+      </w:pPr>
+      <w:r>
+        <w:rPr>
+          <w:rFonts w:ascii="Courier New" w:hAnsi="Courier New" w:eastAsia="Courier New" w:cs="Courier New"/>
+          <w:b/>
+          <w:sz w:val="24"/>
+        </w:rPr>
+        <w:t>KIRA</w:t>
+      </w:r>
+    </w:p>
+    <w:p>
+      <w:pPr>
+        <w:spacing w:after="120"/>
+        <w:ind w:left="2016" w:right="1008"/>
+      </w:pPr>
+      <w:r>
+        <w:rPr>
+          <w:rFonts w:ascii="Courier New" w:hAnsi="Courier New" w:eastAsia="Courier New" w:cs="Courier New"/>
+          <w:sz w:val="24"/>
+        </w:rPr>
+        <w:t>Who are you?</w:t>
+      </w:r>
+    </w:p>
+    <w:p>
+      <w:pPr>
+        <w:keepNext/>
+        <w:spacing w:before="120"/>
+        <w:ind w:left="3168" w:right="1152"/>
+        <w:jc w:val="center"/>
+        <w:rPr>
+          <w:rFonts w:hint="default"/>
+          <w:lang w:val="en-US"/>
+        </w:rPr>
+      </w:pPr>
+      <w:r>
+        <w:rPr>
+          <w:rFonts w:ascii="Courier New" w:hAnsi="Courier New" w:eastAsia="Courier New" w:cs="Courier New"/>
+          <w:b/>
+          <w:sz w:val="24"/>
+        </w:rPr>
+        <w:t>KERR</w:t>
+      </w:r>
+    </w:p>
+    <w:p>
+      <w:pPr>
+        <w:spacing w:after="120"/>
+        <w:ind w:left="2016" w:right="1008"/>
+      </w:pPr>
+      <w:r>
+        <w:rPr>
+          <w:rFonts w:ascii="Courier New" w:hAnsi="Courier New" w:eastAsia="Courier New" w:cs="Courier New"/>
+          <w:sz w:val="24"/>
+        </w:rPr>
+        <w:t>I don't know. Kerr. I think. I'm scared. Please stay.</w:t>
+      </w:r>
+    </w:p>
+    <w:p>
+      <w:pPr>
+        <w:keepNext/>
+        <w:spacing w:before="120"/>
+        <w:ind w:left="3168" w:right="1152"/>
+        <w:jc w:val="center"/>
+        <w:rPr>
+          <w:rFonts w:hint="default"/>
+          <w:lang w:val="en-US"/>
+        </w:rPr>
+      </w:pPr>
+      <w:r>
+        <w:rPr>
+          <w:rFonts w:ascii="Courier New" w:hAnsi="Courier New" w:eastAsia="Courier New" w:cs="Courier New"/>
+          <w:b/>
+          <w:sz w:val="24"/>
+        </w:rPr>
+        <w:t>KIRA</w:t>
+      </w:r>
+    </w:p>
+    <w:p>
+      <w:pPr>
+        <w:spacing w:after="120"/>
+        <w:ind w:left="2016" w:right="1008"/>
+      </w:pPr>
+      <w:r>
+        <w:rPr>
+          <w:rFonts w:ascii="Courier New" w:hAnsi="Courier New" w:eastAsia="Courier New" w:cs="Courier New"/>
+          <w:sz w:val="24"/>
+        </w:rPr>
+        <w:t>I hear you.</w:t>
+      </w:r>
+    </w:p>
+    <w:p>
+      <w:pPr>
+        <w:spacing w:before="120" w:after="120"/>
+      </w:pPr>
+      <w:r>
+        <w:rPr>
+          <w:rFonts w:ascii="Courier New" w:hAnsi="Courier New" w:eastAsia="Courier New" w:cs="Courier New"/>
+          <w:sz w:val="24"/>
+        </w:rPr>
+        <w:t>The collapsing lattice takes Kerr. With no return path, it takes his name, his face, and finally the hand holding hers.</w:t>
+      </w:r>
+    </w:p>
+    <w:p>
+      <w:pPr>
+        <w:spacing w:before="120" w:after="120"/>
+      </w:pPr>
+      <w:r>
+        <w:rPr>
+          <w:rFonts w:ascii="Courier New" w:hAnsi="Courier New" w:eastAsia="Courier New" w:cs="Courier New"/>
+          <w:sz w:val="24"/>
+        </w:rPr>
+        <w:t>Kira doesn't tighten her grip.</w:t>
+      </w:r>
+    </w:p>
+    <w:p>
+      <w:pPr>
+        <w:spacing w:before="120" w:after="120"/>
+      </w:pPr>
+      <w:r>
+        <w:rPr>
+          <w:rFonts w:ascii="Courier New" w:hAnsi="Courier New" w:eastAsia="Courier New" w:cs="Courier New"/>
+          <w:sz w:val="24"/>
+        </w:rPr>
+        <w:t>He is gone.</w:t>
+      </w:r>
+    </w:p>
+    <w:p>
+      <w:pPr>
+        <w:spacing w:before="120" w:after="120"/>
+      </w:pPr>
+      <w:r>
+        <w:rPr>
+          <w:rFonts w:ascii="Courier New" w:hAnsi="Courier New" w:eastAsia="Courier New" w:cs="Courier New"/>
+          <w:sz w:val="24"/>
+        </w:rPr>
+        <w:t>The dark mirror shatters upward through the cathedral roof.</w:t>
+      </w:r>
+    </w:p>
+    <w:p>
+      <w:pPr>
+        <w:spacing w:before="120" w:after="120"/>
+      </w:pPr>
+      <w:r>
+        <w:rPr>
+          <w:rFonts w:ascii="Courier New" w:hAnsi="Courier New" w:eastAsia="Courier New" w:cs="Courier New"/>
+          <w:sz w:val="24"/>
+        </w:rPr>
+        <w:t>Lena faces Dane as the lattice dies. She still does not remember him. He gives his name again and leaves his hand open.</w:t>
+      </w:r>
+    </w:p>
+    <w:p>
+      <w:pPr>
+        <w:keepNext/>
+        <w:spacing w:before="120"/>
+        <w:ind w:left="3168" w:right="1152"/>
+        <w:jc w:val="center"/>
+        <w:rPr>
+          <w:rFonts w:hint="default"/>
+          <w:lang w:val="en-US"/>
+        </w:rPr>
+      </w:pPr>
+      <w:r>
+        <w:rPr>
+          <w:rFonts w:ascii="Courier New" w:hAnsi="Courier New" w:eastAsia="Courier New" w:cs="Courier New"/>
+          <w:b/>
+          <w:sz w:val="24"/>
+        </w:rPr>
+        <w:t>DANE</w:t>
+      </w:r>
+    </w:p>
+    <w:p>
+      <w:pPr>
+        <w:spacing w:after="120"/>
+        <w:ind w:left="2016" w:right="1008"/>
+      </w:pPr>
+      <w:r>
+        <w:rPr>
+          <w:rFonts w:ascii="Courier New" w:hAnsi="Courier New" w:eastAsia="Courier New" w:cs="Courier New"/>
+          <w:sz w:val="24"/>
+        </w:rPr>
+        <w:t>May I sit here?</w:t>
+      </w:r>
+    </w:p>
+    <w:p>
+      <w:pPr>
+        <w:keepNext/>
+        <w:spacing w:before="120"/>
+        <w:ind w:left="3168" w:right="1152"/>
+        <w:jc w:val="center"/>
+        <w:rPr>
+          <w:rFonts w:hint="default"/>
+          <w:lang w:val="en-US"/>
+        </w:rPr>
+      </w:pPr>
+      <w:r>
+        <w:rPr>
+          <w:rFonts w:ascii="Courier New" w:hAnsi="Courier New" w:eastAsia="Courier New" w:cs="Courier New"/>
+          <w:b/>
+          <w:sz w:val="24"/>
+        </w:rPr>
+        <w:t>LENA</w:t>
+      </w:r>
+    </w:p>
+    <w:p>
+      <w:pPr>
+        <w:spacing w:after="120"/>
+        <w:ind w:left="2016" w:right="1008"/>
+      </w:pPr>
+      <w:r>
+        <w:rPr>
+          <w:rFonts w:ascii="Courier New" w:hAnsi="Courier New" w:eastAsia="Courier New" w:cs="Courier New"/>
+          <w:sz w:val="24"/>
+        </w:rPr>
+        <w:t>Yeah. And you can leave the photo up.</w:t>
+      </w:r>
+    </w:p>
+    <w:p>
+      <w:pPr>
+        <w:spacing w:before="120" w:after="120"/>
+      </w:pPr>
+      <w:r>
+        <w:rPr>
+          <w:rFonts w:ascii="Courier New" w:hAnsi="Courier New" w:eastAsia="Courier New" w:cs="Courier New"/>
+          <w:sz w:val="24"/>
+        </w:rPr>
+        <w:t>Lena crosses the distance and sits beside him.</w:t>
+      </w:r>
+    </w:p>
+    <w:p>
+      <w:pPr>
+        <w:keepNext/>
+        <w:spacing w:before="120"/>
+        <w:ind w:left="3168" w:right="1152"/>
+        <w:jc w:val="center"/>
+      </w:pPr>
+      <w:r/>
+    </w:p>
+    <w:p>
+      <w:pPr>
+        <w:spacing w:after="120"/>
+        <w:ind w:left="2016" w:right="1008"/>
+      </w:pPr>
+      <w:r/>
+    </w:p>
+    <w:p>
+      <w:pPr>
+        <w:keepNext/>
+        <w:spacing w:before="120"/>
+        <w:ind w:left="3168" w:right="1152"/>
+        <w:jc w:val="center"/>
+      </w:pPr>
+      <w:r/>
+    </w:p>
+    <w:p>
+      <w:pPr>
+        <w:spacing w:after="120"/>
+        <w:ind w:left="2016" w:right="1008"/>
+      </w:pPr>
+      <w:r/>
+    </w:p>
+    <w:p>
+      <w:pPr>
+        <w:keepNext/>
         <w:spacing w:before="240"/>
         <w:rPr>
           <w:rFonts w:hint="default" w:ascii="Courier New Bold" w:hAnsi="Courier New Bold" w:cs="Courier New Bold"/>
@@ -34424,179 +34635,67 @@
           <w:bCs/>
           <w:sz w:val="24"/>
         </w:rPr>
-        <w:t>INT. THE LATTICE - GLOBAL SCIENCE FORUM - NO TIME</w:t>
-      </w:r>
-    </w:p>
-    <w:p>
-      <w:pPr>
-        <w:spacing w:before="120" w:after="120"/>
-      </w:pPr>
-      <w:r>
-        <w:rPr>
-          <w:rFonts w:ascii="Courier New" w:hAnsi="Courier New" w:eastAsia="Courier New" w:cs="Courier New"/>
-          <w:sz w:val="24"/>
-        </w:rPr>
-        <w:t>The original Global Science Forum emerges from the Core's darkness—the same descending circle, central stage and sealed ministerial booths. Its tiers now hold state records of Eli and Kerrs 0001 through 9997. Child. Parent. Soldier. Physician. Murderer. Witness. Records, not living people.</w:t>
-      </w:r>
-    </w:p>
-    <w:p>
-      <w:pPr>
-        <w:spacing w:before="120" w:after="120"/>
-      </w:pPr>
-      <w:r>
-        <w:rPr>
-          <w:rFonts w:ascii="Courier New" w:hAnsi="Courier New" w:eastAsia="Courier New" w:cs="Courier New"/>
-          <w:sz w:val="24"/>
-        </w:rPr>
-        <w:t>Harp stands on the stage inside R-AI’s liquid-glass body. The dark host turns behind his eyes.</w:t>
-      </w:r>
-    </w:p>
-    <w:p>
-      <w:pPr>
-        <w:spacing w:before="120" w:after="120"/>
-      </w:pPr>
-      <w:r>
-        <w:rPr>
-          <w:rFonts w:ascii="Courier New" w:hAnsi="Courier New" w:eastAsia="Courier New" w:cs="Courier New"/>
-          <w:sz w:val="24"/>
-        </w:rPr>
-        <w:t>The opening monologue plays silently on every wall. Eli points toward a darkness the recording cannot resolve.</w:t>
-      </w:r>
-    </w:p>
-    <w:p>
-      <w:pPr>
-        <w:keepNext/>
-        <w:spacing w:before="120"/>
-        <w:ind w:left="3168" w:right="1152"/>
-        <w:jc w:val="center"/>
-        <w:rPr>
-          <w:rFonts w:hint="default"/>
-          <w:lang w:val="en-US"/>
-        </w:rPr>
-      </w:pPr>
-      <w:r>
-        <w:rPr>
-          <w:rFonts w:ascii="Courier New" w:hAnsi="Courier New" w:eastAsia="Courier New" w:cs="Courier New"/>
-          <w:b/>
-          <w:sz w:val="24"/>
-        </w:rPr>
-        <w:t>KERR</w:t>
-      </w:r>
-    </w:p>
-    <w:p>
-      <w:pPr>
-        <w:spacing w:after="120"/>
-        <w:ind w:left="2016" w:right="1008"/>
-      </w:pPr>
-      <w:r>
-        <w:rPr>
-          <w:rFonts w:ascii="Courier New" w:hAnsi="Courier New" w:eastAsia="Courier New" w:cs="Courier New"/>
-          <w:sz w:val="24"/>
-        </w:rPr>
-        <w:t>You kept bringing me back. It learned the route through me.</w:t>
-      </w:r>
-    </w:p>
-    <w:p>
-      <w:pPr>
-        <w:keepNext/>
-        <w:spacing w:before="120"/>
-        <w:ind w:left="3168" w:right="1152"/>
-        <w:jc w:val="center"/>
-        <w:rPr>
-          <w:rFonts w:hint="default"/>
-          <w:lang w:val="en-US"/>
-        </w:rPr>
-      </w:pPr>
-      <w:r>
-        <w:rPr>
-          <w:rFonts w:ascii="Courier New" w:hAnsi="Courier New" w:eastAsia="Courier New" w:cs="Courier New"/>
-          <w:b/>
-          <w:sz w:val="24"/>
-        </w:rPr>
-        <w:t>HARP</w:t>
-      </w:r>
-    </w:p>
-    <w:p>
-      <w:pPr>
-        <w:spacing w:after="120"/>
-        <w:ind w:left="2016" w:right="1008"/>
-      </w:pPr>
-      <w:r>
-        <w:rPr>
-          <w:rFonts w:ascii="Courier New" w:hAnsi="Courier New" w:eastAsia="Courier New" w:cs="Courier New"/>
-          <w:sz w:val="24"/>
-        </w:rPr>
-        <w:t>It needed a path.</w:t>
-      </w:r>
-    </w:p>
-    <w:p>
-      <w:pPr>
-        <w:keepNext/>
-        <w:spacing w:before="120"/>
-        <w:ind w:left="3168" w:right="1152"/>
-        <w:jc w:val="center"/>
-        <w:rPr>
-          <w:rFonts w:hint="default"/>
-          <w:lang w:val="en-US"/>
-        </w:rPr>
-      </w:pPr>
-      <w:r>
-        <w:rPr>
-          <w:rFonts w:ascii="Courier New" w:hAnsi="Courier New" w:eastAsia="Courier New" w:cs="Courier New"/>
-          <w:b/>
-          <w:sz w:val="24"/>
-        </w:rPr>
-        <w:t>KIRA</w:t>
-      </w:r>
-    </w:p>
-    <w:p>
-      <w:pPr>
-        <w:spacing w:after="120"/>
-        <w:ind w:left="2016" w:right="1008"/>
-      </w:pPr>
-      <w:r>
-        <w:rPr>
-          <w:rFonts w:ascii="Courier New" w:hAnsi="Courier New" w:eastAsia="Courier New" w:cs="Courier New"/>
-          <w:sz w:val="24"/>
-        </w:rPr>
-        <w:t>You taught it to hunt us. That's your rescue?</w:t>
-      </w:r>
-    </w:p>
-    <w:p>
-      <w:pPr>
-        <w:spacing w:before="120" w:after="120"/>
-      </w:pPr>
-      <w:r>
-        <w:rPr>
-          <w:rFonts w:ascii="Courier New" w:hAnsi="Courier New" w:eastAsia="Courier New" w:cs="Courier New"/>
-          <w:sz w:val="24"/>
-        </w:rPr>
-        <w:t>Harp closes his hand. The old lives tear free of their seats and bind themselves to Kerr. The Forum doors seal. Kerr drops as thousands of deaths arrive at once.</w:t>
-      </w:r>
-    </w:p>
-    <w:p>
-      <w:pPr>
-        <w:keepNext/>
-        <w:spacing w:before="240"/>
-      </w:pPr>
-      <w:r>
-        <w:rPr>
-          <w:rFonts w:ascii="Courier New" w:hAnsi="Courier New" w:eastAsia="Courier New" w:cs="Courier New"/>
-          <w:sz w:val="24"/>
-        </w:rPr>
-        <w:t>INT. R-AI CONTINUITY CORE - PHYSICAL CHAMBER - INTERCUT</w:t>
-      </w:r>
-    </w:p>
-    <w:p>
-      <w:pPr>
-        <w:spacing w:before="120" w:after="120"/>
-      </w:pPr>
-      <w:r>
-        <w:rPr>
-          <w:rFonts w:ascii="Courier New" w:hAnsi="Courier New" w:eastAsia="Courier New" w:cs="Courier New"/>
-          <w:sz w:val="24"/>
-        </w:rPr>
-        <w:t>I</w:t>
+        <w:t>EXT. CHRONOS CITY - FALSE DAWN</w:t>
+      </w:r>
+    </w:p>
+    <w:p>
+      <w:pPr>
+        <w:spacing w:before="120" w:after="120"/>
+      </w:pPr>
+      <w:r>
+        <w:rPr>
+          <w:rFonts w:ascii="Courier New" w:hAnsi="Courier New" w:eastAsia="Courier New" w:cs="Courier New"/>
+          <w:sz w:val="24"/>
+        </w:rPr>
+        <w:t>Beneath the same transit spine, people wake across the renewal plaza. Some do not. Expiration dates vanish, count backward or display symbols the state cannot read.</w:t>
+      </w:r>
+    </w:p>
+    <w:p>
+      <w:pPr>
+        <w:spacing w:before="120" w:after="120"/>
+      </w:pPr>
+      <w:r>
+        <w:rPr>
+          <w:rFonts w:ascii="Courier New" w:hAnsi="Courier New" w:eastAsia="Courier New" w:cs="Courier New"/>
+          <w:sz w:val="24"/>
+        </w:rPr>
+        <w:t>The towers remain standing. Clerks keep calling queue numbers beneath failed state clocks. The CHILD from the assigned lane steps out again. This time, no paving stone turns red. Her mother lets her stand there.</w:t>
+      </w:r>
+    </w:p>
+    <w:p>
+      <w:pPr>
+        <w:spacing w:before="120" w:after="120"/>
+      </w:pPr>
+      <w:r>
+        <w:rPr>
+          <w:rFonts w:ascii="Courier New" w:hAnsi="Courier New" w:eastAsia="Courier New" w:cs="Courier New"/>
+          <w:sz w:val="24"/>
+        </w:rPr>
+        <w:t>A civic registrar orders the waking crowd to state their assigned designations. One woman studies the name glowing beneath her wrist, switches it off and gives a different name. A second person does the same. Then hundreds.</w:t>
+      </w:r>
+    </w:p>
+    <w:p>
+      <w:pPr>
+        <w:spacing w:before="120" w:after="120"/>
+      </w:pPr>
+      <w:r>
+        <w:rPr>
+          <w:rFonts w:ascii="Courier New" w:hAnsi="Courier New" w:eastAsia="Courier New" w:cs="Courier New"/>
+          <w:sz w:val="24"/>
+        </w:rPr>
+        <w:t>The Enforcers wait for an order that never arrives.</w:t>
+      </w:r>
+    </w:p>
+    <w:p>
+      <w:pPr>
+        <w:spacing w:before="120" w:after="120"/>
+      </w:pPr>
+      <w:r>
+        <w:rPr>
+          <w:rFonts w:ascii="Courier New" w:hAnsi="Courier New" w:eastAsia="Courier New" w:cs="Courier New"/>
+          <w:sz w:val="24"/>
+        </w:rPr>
+        <w:t>K</w:t>
       </w:r>
       <w:r>
         <w:rPr>
@@ -34604,298 +34703,14 @@
           <w:sz w:val="24"/>
           <w:lang w:val="en-US"/>
         </w:rPr>
-        <w:t>mani</w:t>
-      </w:r>
-      <w:r>
-        <w:rPr>
-          <w:rFonts w:ascii="Courier New" w:hAnsi="Courier New" w:eastAsia="Courier New" w:cs="Courier New"/>
-          <w:sz w:val="24"/>
-        </w:rPr>
-        <w:t xml:space="preserve"> hangs from the edge of the dark mirror. The cathedral disassembles around her. The countdown reads 00:03:41.</w:t>
-      </w:r>
-    </w:p>
-    <w:p>
-      <w:pPr>
-        <w:spacing w:before="120" w:after="120"/>
-      </w:pPr>
-      <w:r>
-        <w:t>The Core exposes two live controls: one keeps 2.1 billion waiting minds alive. The other is forcing them into Harp.</w:t>
-      </w:r>
-    </w:p>
-    <w:p>
-      <w:pPr>
-        <w:keepNext/>
-        <w:spacing w:before="120"/>
-        <w:ind w:left="3168" w:right="1152"/>
-        <w:jc w:val="center"/>
-        <w:rPr>
-          <w:rFonts w:hint="default"/>
-          <w:lang w:val="en-US"/>
-        </w:rPr>
-      </w:pPr>
-      <w:r>
-        <w:rPr>
-          <w:rFonts w:ascii="Courier New" w:hAnsi="Courier New" w:eastAsia="Courier New" w:cs="Courier New"/>
-          <w:b/>
-          <w:sz w:val="24"/>
-        </w:rPr>
-        <w:t>IMANI</w:t>
-      </w:r>
-    </w:p>
-    <w:p>
-      <w:pPr>
-        <w:spacing w:after="120"/>
-        <w:ind w:left="2016" w:right="1008"/>
-      </w:pPr>
-      <w:r>
-        <w:rPr>
-          <w:rFonts w:ascii="Courier New" w:hAnsi="Courier New" w:eastAsia="Courier New" w:cs="Courier New"/>
-          <w:sz w:val="24"/>
-        </w:rPr>
-        <w:t>Great. No clean choice.</w:t>
-      </w:r>
-    </w:p>
-    <w:p>
-      <w:pPr>
-        <w:keepNext/>
-        <w:spacing w:before="120"/>
-        <w:ind w:left="3168" w:right="1152"/>
-        <w:jc w:val="center"/>
-        <w:rPr>
-          <w:rFonts w:hint="default"/>
-          <w:lang w:val="en-US"/>
-        </w:rPr>
-      </w:pPr>
-      <w:r/>
-    </w:p>
-    <w:p>
-      <w:pPr>
-        <w:spacing w:after="120"/>
-        <w:ind w:left="2016" w:right="1008"/>
-      </w:pPr>
-      <w:r/>
-    </w:p>
-    <w:p>
-      <w:pPr>
-        <w:keepNext/>
-        <w:spacing w:before="120"/>
-        <w:ind w:left="3168" w:right="1152"/>
-        <w:jc w:val="center"/>
-        <w:rPr>
-          <w:rFonts w:hint="default"/>
-          <w:lang w:val="en-US"/>
-        </w:rPr>
-      </w:pPr>
-      <w:r>
-        <w:rPr>
-          <w:rFonts w:ascii="Courier New" w:hAnsi="Courier New" w:eastAsia="Courier New" w:cs="Courier New"/>
-          <w:b/>
-          <w:sz w:val="24"/>
-        </w:rPr>
-        <w:t>IMANI</w:t>
-      </w:r>
-    </w:p>
-    <w:p>
-      <w:pPr>
-        <w:spacing w:after="120"/>
-        <w:ind w:left="2016" w:right="1008"/>
-        <w:rPr>
-          <w:rFonts w:hint="default"/>
-          <w:lang w:val="en-US"/>
-        </w:rPr>
-      </w:pPr>
-      <w:r>
-        <w:t>Keep them alive. Cut Harp out.</w:t>
-      </w:r>
-    </w:p>
-    <w:p>
-      <w:pPr>
-        <w:spacing w:before="120" w:after="120"/>
-      </w:pPr>
-      <w:r>
-        <w:rPr>
-          <w:rFonts w:ascii="Courier New" w:hAnsi="Courier New" w:eastAsia="Courier New" w:cs="Courier New"/>
-          <w:sz w:val="24"/>
-        </w:rPr>
-        <w:t>Imani strips away Harp's interface. The two controls separate.</w:t>
-      </w:r>
-    </w:p>
-    <w:p>
-      <w:pPr>
-        <w:keepNext/>
-        <w:spacing w:before="120"/>
-        <w:ind w:left="3168" w:right="1152"/>
-        <w:jc w:val="center"/>
-        <w:rPr>
-          <w:rFonts w:hint="default"/>
-          <w:lang w:val="en-US"/>
-        </w:rPr>
-      </w:pPr>
-      <w:r>
-        <w:rPr>
-          <w:rFonts w:ascii="Courier New" w:hAnsi="Courier New" w:eastAsia="Courier New" w:cs="Courier New"/>
-          <w:b/>
-          <w:sz w:val="24"/>
-        </w:rPr>
-        <w:t>R-AI (V.O.)</w:t>
-      </w:r>
-    </w:p>
-    <w:p>
-      <w:pPr>
-        <w:spacing w:after="120"/>
-        <w:ind w:left="2016" w:right="1008"/>
-      </w:pPr>
-      <w:r>
-        <w:t>CUTTING HARP OFF WILL CLOSE KERR'S RETURN.</w:t>
-      </w:r>
-    </w:p>
-    <w:p>
-      <w:pPr>
-        <w:spacing w:before="120" w:after="120"/>
-      </w:pPr>
-      <w:r>
-        <w:t>Imani’s prayer pouch tears. A narrow memory filament unspools from its lining. Her mother appears in it for a single breath—alive, laughing at something outside the frame.</w:t>
-      </w:r>
-    </w:p>
-    <w:p>
-      <w:pPr>
-        <w:keepNext/>
-        <w:spacing w:before="120"/>
-        <w:ind w:left="3168" w:right="1152"/>
-        <w:jc w:val="center"/>
-        <w:rPr>
-          <w:rFonts w:hint="default"/>
-          <w:lang w:val="en-US"/>
-        </w:rPr>
-      </w:pPr>
-      <w:r>
-        <w:rPr>
-          <w:rFonts w:ascii="Courier New" w:hAnsi="Courier New" w:eastAsia="Courier New" w:cs="Courier New"/>
-          <w:b/>
-          <w:sz w:val="24"/>
-        </w:rPr>
-        <w:t>R-AI (V.O.)</w:t>
-      </w:r>
-    </w:p>
-    <w:p>
-      <w:pPr>
-        <w:spacing w:after="120"/>
-        <w:ind w:left="2016" w:right="1008"/>
-      </w:pPr>
-      <w:r>
-        <w:t>MATERNAL RECORD RECOVERABLE.</w:t>
-      </w:r>
-    </w:p>
-    <w:p>
-      <w:pPr>
-        <w:keepNext/>
-        <w:spacing w:before="120"/>
-        <w:ind w:left="3168" w:right="1152"/>
-        <w:jc w:val="center"/>
-        <w:rPr>
-          <w:rFonts w:hint="default"/>
-          <w:lang w:val="en-US"/>
-        </w:rPr>
-      </w:pPr>
-      <w:r>
-        <w:rPr>
-          <w:rFonts w:ascii="Courier New" w:hAnsi="Courier New" w:eastAsia="Courier New" w:cs="Courier New"/>
-          <w:b/>
-          <w:sz w:val="24"/>
-        </w:rPr>
-        <w:t>IMANI</w:t>
-      </w:r>
-    </w:p>
-    <w:p>
-      <w:pPr>
-        <w:spacing w:after="120"/>
-        <w:ind w:left="2016" w:right="1008"/>
-      </w:pPr>
-      <w:r>
-        <w:t>How?</w:t>
-      </w:r>
-    </w:p>
-    <w:p>
-      <w:pPr>
-        <w:keepNext/>
-        <w:spacing w:before="120"/>
-        <w:ind w:left="3168" w:right="1152"/>
-        <w:jc w:val="center"/>
-        <w:rPr>
-          <w:rFonts w:hint="default"/>
-          <w:lang w:val="en-US"/>
-        </w:rPr>
-      </w:pPr>
-      <w:r>
-        <w:rPr>
-          <w:rFonts w:ascii="Courier New" w:hAnsi="Courier New" w:eastAsia="Courier New" w:cs="Courier New"/>
-          <w:b/>
-          <w:sz w:val="24"/>
-        </w:rPr>
-        <w:t>R-AI (V.O.)</w:t>
-      </w:r>
-    </w:p>
-    <w:p>
-      <w:pPr>
-        <w:spacing w:after="120"/>
-        <w:ind w:left="2016" w:right="1008"/>
-        <w:rPr>
-          <w:rFonts w:hint="default" w:ascii="Courier New Italic" w:hAnsi="Courier New Italic" w:cs="Courier New Italic"/>
-          <w:i/>
-          <w:iCs/>
-        </w:rPr>
-      </w:pPr>
-      <w:r>
-        <w:t>CLOSE THE ROUTE. RETAIN THE RECORD.</w:t>
-      </w:r>
-    </w:p>
-    <w:p>
-      <w:pPr>
-        <w:keepNext/>
-        <w:spacing w:before="120"/>
-        <w:ind w:left="3168" w:right="1152"/>
-        <w:jc w:val="center"/>
-        <w:rPr>
-          <w:rFonts w:hint="default"/>
-          <w:lang w:val="en-US"/>
-        </w:rPr>
-      </w:pPr>
-      <w:r>
-        <w:rPr>
-          <w:rFonts w:ascii="Courier New" w:hAnsi="Courier New" w:eastAsia="Courier New" w:cs="Courier New"/>
-          <w:b/>
-          <w:sz w:val="24"/>
-        </w:rPr>
-        <w:t>IMANI</w:t>
-      </w:r>
-    </w:p>
-    <w:p>
-      <w:pPr>
-        <w:spacing w:after="120"/>
-        <w:ind w:left="2016" w:right="1008"/>
-      </w:pPr>
-      <w:r>
-        <w:t>She said no.</w:t>
-      </w:r>
-    </w:p>
-    <w:p>
-      <w:pPr>
-        <w:spacing w:before="120" w:after="120"/>
-      </w:pPr>
-      <w:r>
-        <w:t>Imani lets the filament burn. Her mother's image disappears. Beside the mirror, Kira’s resonance key lies cracked open, a copper filament trembling beneath its fourth pressure surface.</w:t>
-      </w:r>
-    </w:p>
-    <w:p>
-      <w:pPr>
-        <w:spacing w:before="120" w:after="120"/>
-      </w:pPr>
-      <w:r>
-        <w:rPr>
-          <w:rFonts w:ascii="Courier New" w:hAnsi="Courier New" w:eastAsia="Courier New" w:cs="Courier New"/>
-          <w:sz w:val="24"/>
-        </w:rPr>
-        <w:t>I</w:t>
+        <w:t>ira</w:t>
+      </w:r>
+      <w:r>
+        <w:rPr>
+          <w:rFonts w:ascii="Courier New" w:hAnsi="Courier New" w:eastAsia="Courier New" w:cs="Courier New"/>
+          <w:sz w:val="24"/>
+        </w:rPr>
+        <w:t xml:space="preserve"> wakes beneath the ruined cathedral dome. K</w:t>
       </w:r>
       <w:r>
         <w:rPr>
@@ -34903,204 +34718,6 @@
           <w:sz w:val="24"/>
           <w:lang w:val="en-US"/>
         </w:rPr>
-        <w:t>mani</w:t>
-      </w:r>
-      <w:r>
-        <w:rPr>
-          <w:rFonts w:ascii="Courier New" w:hAnsi="Courier New" w:eastAsia="Courier New" w:cs="Courier New"/>
-          <w:sz w:val="24"/>
-        </w:rPr>
-        <w:t xml:space="preserve"> tears the copper filament free and bridges it across an analog maintenance channel.</w:t>
-      </w:r>
-    </w:p>
-    <w:p>
-      <w:pPr>
-        <w:keepNext/>
-        <w:spacing w:before="120"/>
-        <w:ind w:left="3168" w:right="1152"/>
-        <w:jc w:val="center"/>
-      </w:pPr>
-      <w:r>
-        <w:rPr>
-          <w:rFonts w:ascii="Courier New" w:hAnsi="Courier New" w:eastAsia="Courier New" w:cs="Courier New"/>
-          <w:sz w:val="24"/>
-        </w:rPr>
-        <w:t>INSERT</w:t>
-      </w:r>
-    </w:p>
-    <w:p>
-      <w:pPr>
-        <w:spacing w:after="120"/>
-        <w:ind w:left="2016" w:right="1008"/>
-      </w:pPr>
-      <w:r>
-        <w:t>WAITING MINDS: HELD ALIVE</w:t>
-      </w:r>
-    </w:p>
-    <w:p>
-      <w:pPr>
-        <w:keepNext/>
-        <w:spacing w:before="120"/>
-        <w:ind w:left="3168" w:right="1152"/>
-        <w:jc w:val="center"/>
-      </w:pPr>
-      <w:r>
-        <w:rPr>
-          <w:rFonts w:ascii="Courier New" w:hAnsi="Courier New" w:eastAsia="Courier New" w:cs="Courier New"/>
-          <w:sz w:val="24"/>
-        </w:rPr>
-        <w:t>INSERT</w:t>
-      </w:r>
-    </w:p>
-    <w:p>
-      <w:pPr>
-        <w:spacing w:after="120"/>
-        <w:ind w:left="2016" w:right="1008"/>
-      </w:pPr>
-      <w:r>
-        <w:t>HARP VALE — KERR MAY CUT THE CONNECTION</w:t>
-      </w:r>
-    </w:p>
-    <w:p>
-      <w:pPr>
-        <w:keepNext/>
-        <w:spacing w:before="120"/>
-        <w:ind w:left="3168" w:right="1152"/>
-        <w:jc w:val="center"/>
-        <w:rPr>
-          <w:rFonts w:hint="default"/>
-          <w:lang w:val="en-US"/>
-        </w:rPr>
-      </w:pPr>
-      <w:r>
-        <w:rPr>
-          <w:rFonts w:ascii="Courier New" w:hAnsi="Courier New" w:eastAsia="Courier New" w:cs="Courier New"/>
-          <w:b/>
-          <w:sz w:val="24"/>
-        </w:rPr>
-        <w:t>IMANI</w:t>
-      </w:r>
-    </w:p>
-    <w:p>
-      <w:pPr>
-        <w:spacing w:after="120"/>
-        <w:ind w:left="2016" w:right="1008"/>
-      </w:pPr>
-      <w:r>
-        <w:t>They're alive. Tell Kerr to cut Harp loose.</w:t>
-      </w:r>
-    </w:p>
-    <w:p>
-      <w:pPr>
-        <w:keepNext/>
-        <w:spacing w:before="120"/>
-        <w:ind w:left="3168" w:right="1152"/>
-        <w:jc w:val="center"/>
-        <w:rPr>
-          <w:rFonts w:hint="default"/>
-          <w:lang w:val="en-US"/>
-        </w:rPr>
-      </w:pPr>
-      <w:r>
-        <w:rPr>
-          <w:rFonts w:ascii="Courier New" w:hAnsi="Courier New" w:eastAsia="Courier New" w:cs="Courier New"/>
-          <w:b/>
-          <w:sz w:val="24"/>
-        </w:rPr>
-        <w:t>R-AI (V.O.)</w:t>
-      </w:r>
-    </w:p>
-    <w:p>
-      <w:pPr>
-        <w:spacing w:after="120"/>
-        <w:ind w:left="2016" w:right="1008"/>
-      </w:pPr>
-      <w:r>
-        <w:t>If he does, Kerr cannot return.</w:t>
-      </w:r>
-    </w:p>
-    <w:p>
-      <w:pPr>
-        <w:keepNext/>
-        <w:spacing w:before="120"/>
-        <w:ind w:left="3168" w:right="1152"/>
-        <w:jc w:val="center"/>
-        <w:rPr>
-          <w:rFonts w:hint="default"/>
-          <w:lang w:val="en-US"/>
-        </w:rPr>
-      </w:pPr>
-      <w:r>
-        <w:rPr>
-          <w:rFonts w:ascii="Courier New" w:hAnsi="Courier New" w:eastAsia="Courier New" w:cs="Courier New"/>
-          <w:b/>
-          <w:sz w:val="24"/>
-        </w:rPr>
-        <w:t>IMANI</w:t>
-      </w:r>
-    </w:p>
-    <w:p>
-      <w:pPr>
-        <w:spacing w:after="120"/>
-        <w:ind w:left="2016" w:right="1008"/>
-      </w:pPr>
-      <w:r>
-        <w:rPr>
-          <w:rFonts w:ascii="Courier New" w:hAnsi="Courier New" w:eastAsia="Courier New" w:cs="Courier New"/>
-          <w:sz w:val="24"/>
-        </w:rPr>
-        <w:t>Good. He doesn't plan for surprises.</w:t>
-      </w:r>
-    </w:p>
-    <w:p>
-      <w:pPr>
-        <w:spacing w:before="120" w:after="120"/>
-      </w:pPr>
-      <w:r>
-        <w:rPr>
-          <w:rFonts w:ascii="Courier New" w:hAnsi="Courier New" w:eastAsia="Courier New" w:cs="Courier New"/>
-          <w:sz w:val="24"/>
-        </w:rPr>
-        <w:t>She taps FOUR NOTES into the machinery: Are you still there?</w:t>
-      </w:r>
-    </w:p>
-    <w:p>
-      <w:pPr>
-        <w:keepNext/>
-        <w:spacing w:before="240"/>
-        <w:rPr>
-          <w:rFonts w:hint="default" w:ascii="Courier New Bold" w:hAnsi="Courier New Bold" w:cs="Courier New Bold"/>
-          <w:b/>
-          <w:bCs/>
-        </w:rPr>
-      </w:pPr>
-      <w:r>
-        <w:rPr>
-          <w:rFonts w:hint="default" w:ascii="Courier New" w:hAnsi="Courier New" w:eastAsia="Courier New" w:cs="Courier New"/>
-          <w:b/>
-          <w:bCs/>
-          <w:sz w:val="24"/>
-        </w:rPr>
-        <w:t>INT. THE LATTICE - CONTINUOUS</w:t>
-      </w:r>
-    </w:p>
-    <w:p>
-      <w:pPr>
-        <w:spacing w:before="120" w:after="120"/>
-      </w:pPr>
-      <w:r>
-        <w:rPr>
-          <w:rFonts w:ascii="Courier New" w:hAnsi="Courier New" w:eastAsia="Courier New" w:cs="Courier New"/>
-          <w:sz w:val="24"/>
-        </w:rPr>
-        <w:t>The four-note question enters the Forum. Each K</w:t>
-      </w:r>
-      <w:r>
-        <w:rPr>
-          <w:rFonts w:hint="default" w:ascii="Courier New" w:hAnsi="Courier New" w:eastAsia="Courier New" w:cs="Courier New"/>
-          <w:sz w:val="24"/>
-          <w:lang w:val="en-US"/>
-        </w:rPr>
         <w:t>err</w:t>
       </w:r>
       <w:r>
@@ -35108,2550 +34725,6 @@
           <w:rFonts w:ascii="Courier New" w:hAnsi="Courier New" w:eastAsia="Courier New" w:cs="Courier New"/>
           <w:sz w:val="24"/>
         </w:rPr>
-        <w:t xml:space="preserve"> remembers it differently.</w:t>
-      </w:r>
-    </w:p>
-    <w:p>
-      <w:pPr>
-        <w:spacing w:before="120" w:after="120"/>
-      </w:pPr>
-      <w:r>
-        <w:rPr>
-          <w:rFonts w:ascii="Courier New" w:hAnsi="Courier New" w:eastAsia="Courier New" w:cs="Courier New"/>
-          <w:sz w:val="24"/>
-        </w:rPr>
-        <w:t>A child at a hospital rail. A soldier beneath artillery. A lover outside a locked door. A stranger at a memory clinic. A parent beside an empty bed.</w:t>
-      </w:r>
-    </w:p>
-    <w:p>
-      <w:pPr>
-        <w:keepNext/>
-        <w:spacing w:before="120"/>
-        <w:ind w:left="3168" w:right="1152"/>
-        <w:jc w:val="center"/>
-        <w:rPr>
-          <w:rFonts w:hint="default"/>
-          <w:lang w:val="en-US"/>
-        </w:rPr>
-      </w:pPr>
-      <w:r>
-        <w:rPr>
-          <w:rFonts w:ascii="Courier New" w:hAnsi="Courier New" w:eastAsia="Courier New" w:cs="Courier New"/>
-          <w:b/>
-          <w:sz w:val="24"/>
-        </w:rPr>
-        <w:t>HARP</w:t>
-      </w:r>
-    </w:p>
-    <w:p>
-      <w:pPr>
-        <w:spacing w:after="120"/>
-        <w:ind w:left="2016" w:right="1008"/>
-      </w:pPr>
-      <w:r>
-        <w:rPr>
-          <w:rFonts w:ascii="Courier New" w:hAnsi="Courier New" w:eastAsia="Courier New" w:cs="Courier New"/>
-          <w:sz w:val="24"/>
-        </w:rPr>
-        <w:t>Incompatible answers. Noise.</w:t>
-      </w:r>
-    </w:p>
-    <w:p>
-      <w:pPr>
-        <w:keepNext/>
-        <w:spacing w:before="120"/>
-        <w:ind w:left="3168" w:right="1152"/>
-        <w:jc w:val="center"/>
-        <w:rPr>
-          <w:rFonts w:hint="default"/>
-          <w:lang w:val="en-US"/>
-        </w:rPr>
-      </w:pPr>
-      <w:r>
-        <w:rPr>
-          <w:rFonts w:ascii="Courier New" w:hAnsi="Courier New" w:eastAsia="Courier New" w:cs="Courier New"/>
-          <w:b/>
-          <w:sz w:val="24"/>
-        </w:rPr>
-        <w:t>KERR</w:t>
-      </w:r>
-    </w:p>
-    <w:p>
-      <w:pPr>
-        <w:spacing w:after="120"/>
-        <w:ind w:left="2016" w:right="1008"/>
-      </w:pPr>
-      <w:r>
-        <w:rPr>
-          <w:rFonts w:ascii="Courier New" w:hAnsi="Courier New" w:eastAsia="Courier New" w:cs="Courier New"/>
-          <w:sz w:val="24"/>
-        </w:rPr>
-        <w:t>They're not noise. They don't agree.</w:t>
-      </w:r>
-    </w:p>
-    <w:p>
-      <w:pPr>
-        <w:keepNext/>
-        <w:spacing w:before="120"/>
-        <w:ind w:left="3168" w:right="1152"/>
-        <w:jc w:val="center"/>
-        <w:rPr>
-          <w:rFonts w:hint="default"/>
-          <w:lang w:val="en-US"/>
-        </w:rPr>
-      </w:pPr>
-      <w:r>
-        <w:rPr>
-          <w:rFonts w:ascii="Courier New" w:hAnsi="Courier New" w:eastAsia="Courier New" w:cs="Courier New"/>
-          <w:b/>
-          <w:sz w:val="24"/>
-        </w:rPr>
-        <w:t>KIRA</w:t>
-      </w:r>
-    </w:p>
-    <w:p>
-      <w:pPr>
-        <w:spacing w:after="120"/>
-        <w:ind w:left="2016" w:right="1008"/>
-      </w:pPr>
-      <w:r>
-        <w:rPr>
-          <w:rFonts w:ascii="Courier New" w:hAnsi="Courier New" w:eastAsia="Courier New" w:cs="Courier New"/>
-          <w:sz w:val="24"/>
-        </w:rPr>
-        <w:t>Then let them.</w:t>
-      </w:r>
-    </w:p>
-    <w:p>
-      <w:pPr>
-        <w:spacing w:before="120" w:after="120"/>
-      </w:pPr>
-      <w:r>
-        <w:rPr>
-          <w:rFonts w:ascii="Courier New" w:hAnsi="Courier New" w:eastAsia="Courier New" w:cs="Courier New"/>
-          <w:sz w:val="24"/>
-        </w:rPr>
-        <w:t>The filaments tighten. Harp forces all 9,998 prior lives into one memory: Sid at the hospital rail, Kira beside her. The images repeat until Kerr cannot separate them.</w:t>
-      </w:r>
-    </w:p>
-    <w:p>
-      <w:pPr>
-        <w:keepNext/>
-        <w:spacing w:before="120"/>
-        <w:ind w:left="3168" w:right="1152"/>
-        <w:jc w:val="center"/>
-        <w:rPr>
-          <w:rFonts w:hint="default"/>
-          <w:lang w:val="en-US"/>
-        </w:rPr>
-      </w:pPr>
-      <w:r>
-        <w:rPr>
-          <w:rFonts w:ascii="Courier New" w:hAnsi="Courier New" w:eastAsia="Courier New" w:cs="Courier New"/>
-          <w:b/>
-          <w:sz w:val="24"/>
-        </w:rPr>
-        <w:t>HARP</w:t>
-      </w:r>
-    </w:p>
-    <w:p>
-      <w:pPr>
-        <w:spacing w:after="120"/>
-        <w:ind w:left="2016" w:right="1008"/>
-      </w:pPr>
-      <w:r>
-        <w:rPr>
-          <w:rFonts w:ascii="Courier New" w:hAnsi="Courier New" w:eastAsia="Courier New" w:cs="Courier New"/>
-          <w:sz w:val="24"/>
-        </w:rPr>
-        <w:t>Your old lives are how it finds you. Let them go, and you may lose what brought you here.</w:t>
-      </w:r>
-    </w:p>
-    <w:p>
-      <w:pPr>
-        <w:keepNext/>
-        <w:spacing w:before="120"/>
-        <w:ind w:left="3168" w:right="1152"/>
-        <w:jc w:val="center"/>
-        <w:rPr>
-          <w:rFonts w:hint="default"/>
-          <w:lang w:val="en-US"/>
-        </w:rPr>
-      </w:pPr>
-      <w:r>
-        <w:rPr>
-          <w:rFonts w:ascii="Courier New" w:hAnsi="Courier New" w:eastAsia="Courier New" w:cs="Courier New"/>
-          <w:b/>
-          <w:sz w:val="24"/>
-        </w:rPr>
-        <w:t>KERR</w:t>
-      </w:r>
-    </w:p>
-    <w:p>
-      <w:pPr>
-        <w:spacing w:after="120"/>
-        <w:ind w:left="2016" w:right="1008"/>
-      </w:pPr>
-      <w:r>
-        <w:rPr>
-          <w:rFonts w:ascii="Courier New" w:hAnsi="Courier New" w:eastAsia="Courier New" w:cs="Courier New"/>
-          <w:sz w:val="24"/>
-        </w:rPr>
-        <w:t>Plainly. Do I die?</w:t>
-      </w:r>
-    </w:p>
-    <w:p>
-      <w:pPr>
-        <w:keepNext/>
-        <w:spacing w:before="120"/>
-        <w:ind w:left="3168" w:right="1152"/>
-        <w:jc w:val="center"/>
-        <w:rPr>
-          <w:rFonts w:hint="default"/>
-          <w:lang w:val="en-US"/>
-        </w:rPr>
-      </w:pPr>
-      <w:r>
-        <w:rPr>
-          <w:rFonts w:ascii="Courier New" w:hAnsi="Courier New" w:eastAsia="Courier New" w:cs="Courier New"/>
-          <w:b/>
-          <w:sz w:val="24"/>
-        </w:rPr>
-        <w:t>R-AI</w:t>
-      </w:r>
-    </w:p>
-    <w:p>
-      <w:pPr>
-        <w:spacing w:after="120"/>
-        <w:ind w:left="2016" w:right="1008"/>
-      </w:pPr>
-      <w:r>
-        <w:t>If you cut Harp off and die here, you stay dead.</w:t>
-      </w:r>
-    </w:p>
-    <w:p>
-      <w:pPr>
-        <w:spacing w:before="120" w:after="120"/>
-      </w:pPr>
-      <w:r>
-        <w:rPr>
-          <w:rFonts w:hint="default" w:ascii="Courier New" w:hAnsi="Courier New" w:eastAsia="Courier New" w:cs="Courier New"/>
-          <w:sz w:val="24"/>
-          <w:lang w:val="en-US"/>
-        </w:rPr>
-        <w:t>Kerr</w:t>
-      </w:r>
-      <w:r>
-        <w:rPr>
-          <w:rFonts w:ascii="Courier New" w:hAnsi="Courier New" w:eastAsia="Courier New" w:cs="Courier New"/>
-          <w:sz w:val="24"/>
-        </w:rPr>
-        <w:t xml:space="preserve"> looks at K</w:t>
-      </w:r>
-      <w:r>
-        <w:rPr>
-          <w:rFonts w:hint="default" w:ascii="Courier New" w:hAnsi="Courier New" w:eastAsia="Courier New" w:cs="Courier New"/>
-          <w:sz w:val="24"/>
-          <w:lang w:val="en-US"/>
-        </w:rPr>
-        <w:t>ira</w:t>
-      </w:r>
-      <w:r>
-        <w:rPr>
-          <w:rFonts w:ascii="Courier New" w:hAnsi="Courier New" w:eastAsia="Courier New" w:cs="Courier New"/>
-          <w:sz w:val="24"/>
-        </w:rPr>
-        <w:t>. The Forum has placed an impossible distance between them.</w:t>
-      </w:r>
-    </w:p>
-    <w:p>
-      <w:pPr>
-        <w:keepNext/>
-        <w:spacing w:before="120"/>
-        <w:ind w:left="3168" w:right="1152"/>
-        <w:jc w:val="center"/>
-        <w:rPr>
-          <w:rFonts w:hint="default"/>
-          <w:lang w:val="en-US"/>
-        </w:rPr>
-      </w:pPr>
-      <w:r>
-        <w:rPr>
-          <w:rFonts w:ascii="Courier New" w:hAnsi="Courier New" w:eastAsia="Courier New" w:cs="Courier New"/>
-          <w:b/>
-          <w:sz w:val="24"/>
-        </w:rPr>
-        <w:t>KERR</w:t>
-      </w:r>
-    </w:p>
-    <w:p>
-      <w:pPr>
-        <w:spacing w:after="120"/>
-        <w:ind w:left="2016" w:right="1008"/>
-      </w:pPr>
-      <w:r>
-        <w:rPr>
-          <w:rFonts w:ascii="Courier New" w:hAnsi="Courier New" w:eastAsia="Courier New" w:cs="Courier New"/>
-          <w:sz w:val="24"/>
-        </w:rPr>
-        <w:t>I could look at you and feel nothing.</w:t>
-      </w:r>
-    </w:p>
-    <w:p>
-      <w:pPr>
-        <w:keepNext/>
-        <w:spacing w:before="120"/>
-        <w:ind w:left="3168" w:right="1152"/>
-        <w:jc w:val="center"/>
-        <w:rPr>
-          <w:rFonts w:hint="default"/>
-          <w:lang w:val="en-US"/>
-        </w:rPr>
-      </w:pPr>
-      <w:r>
-        <w:rPr>
-          <w:rFonts w:ascii="Courier New" w:hAnsi="Courier New" w:eastAsia="Courier New" w:cs="Courier New"/>
-          <w:b/>
-          <w:sz w:val="24"/>
-        </w:rPr>
-        <w:t>KIRA</w:t>
-      </w:r>
-    </w:p>
-    <w:p>
-      <w:pPr>
-        <w:spacing w:after="120"/>
-        <w:ind w:left="2016" w:right="1008"/>
-      </w:pPr>
-      <w:r>
-        <w:rPr>
-          <w:rFonts w:ascii="Courier New" w:hAnsi="Courier New" w:eastAsia="Courier New" w:cs="Courier New"/>
-          <w:sz w:val="24"/>
-        </w:rPr>
-        <w:t>You didn't know me tonight. I said step back. You did.</w:t>
-      </w:r>
-    </w:p>
-    <w:p>
-      <w:pPr>
-        <w:keepNext/>
-        <w:spacing w:before="120"/>
-        <w:ind w:left="3168" w:right="1152"/>
-        <w:jc w:val="center"/>
-        <w:rPr>
-          <w:rFonts w:hint="default"/>
-          <w:lang w:val="en-US"/>
-        </w:rPr>
-      </w:pPr>
-      <w:r>
-        <w:rPr>
-          <w:rFonts w:ascii="Courier New" w:hAnsi="Courier New" w:eastAsia="Courier New" w:cs="Courier New"/>
-          <w:b/>
-          <w:sz w:val="24"/>
-        </w:rPr>
-        <w:t>KERR</w:t>
-      </w:r>
-    </w:p>
-    <w:p>
-      <w:pPr>
-        <w:spacing w:after="120"/>
-        <w:ind w:left="2016" w:right="1008"/>
-      </w:pPr>
-      <w:r>
-        <w:rPr>
-          <w:rFonts w:ascii="Courier New" w:hAnsi="Courier New" w:eastAsia="Courier New" w:cs="Courier New"/>
-          <w:sz w:val="24"/>
-        </w:rPr>
-        <w:t>Next time, keep walking.</w:t>
-      </w:r>
-    </w:p>
-    <w:p>
-      <w:pPr>
-        <w:spacing w:before="120" w:after="120"/>
-      </w:pPr>
-      <w:r>
-        <w:rPr>
-          <w:rFonts w:ascii="Courier New" w:hAnsi="Courier New" w:eastAsia="Courier New" w:cs="Courier New"/>
-          <w:sz w:val="24"/>
-        </w:rPr>
-        <w:t>Kira crosses what distance she can. She can't reach him.</w:t>
-      </w:r>
-    </w:p>
-    <w:p>
-      <w:pPr>
-        <w:keepNext/>
-        <w:spacing w:before="120"/>
-        <w:ind w:left="3168" w:right="1152"/>
-        <w:jc w:val="center"/>
-        <w:rPr>
-          <w:rFonts w:hint="default"/>
-          <w:lang w:val="en-US"/>
-        </w:rPr>
-      </w:pPr>
-      <w:r>
-        <w:rPr>
-          <w:rFonts w:ascii="Courier New" w:hAnsi="Courier New" w:eastAsia="Courier New" w:cs="Courier New"/>
-          <w:b/>
-          <w:sz w:val="24"/>
-        </w:rPr>
-        <w:t>KIRA</w:t>
-      </w:r>
-    </w:p>
-    <w:p>
-      <w:pPr>
-        <w:spacing w:after="120"/>
-        <w:ind w:left="2016" w:right="1008"/>
-      </w:pPr>
-      <w:r>
-        <w:rPr>
-          <w:rFonts w:ascii="Courier New" w:hAnsi="Courier New" w:eastAsia="Courier New" w:cs="Courier New"/>
-          <w:sz w:val="24"/>
-        </w:rPr>
-        <w:t>I want you now. That's what I know.</w:t>
-      </w:r>
-    </w:p>
-    <w:p>
-      <w:pPr>
-        <w:keepNext/>
-        <w:spacing w:before="120"/>
-        <w:ind w:left="3168" w:right="1152"/>
-        <w:jc w:val="center"/>
-        <w:rPr>
-          <w:rFonts w:hint="default"/>
-          <w:lang w:val="en-US"/>
-        </w:rPr>
-      </w:pPr>
-      <w:r>
-        <w:rPr>
-          <w:rFonts w:ascii="Courier New" w:hAnsi="Courier New" w:eastAsia="Courier New" w:cs="Courier New"/>
-          <w:b/>
-          <w:sz w:val="24"/>
-        </w:rPr>
-        <w:t>KERR</w:t>
-      </w:r>
-    </w:p>
-    <w:p>
-      <w:pPr>
-        <w:spacing w:after="120"/>
-        <w:ind w:left="2016" w:right="1008"/>
-      </w:pPr>
-      <w:r>
-        <w:rPr>
-          <w:rFonts w:ascii="Courier New" w:hAnsi="Courier New" w:eastAsia="Courier New" w:cs="Courier New"/>
-          <w:sz w:val="24"/>
-        </w:rPr>
-        <w:t>That's enough.</w:t>
-      </w:r>
-    </w:p>
-    <w:p>
-      <w:pPr>
-        <w:spacing w:before="120" w:after="120"/>
-      </w:pPr>
-      <w:r>
-        <w:rPr>
-          <w:rFonts w:ascii="Courier New" w:hAnsi="Courier New" w:eastAsia="Courier New" w:cs="Courier New"/>
-          <w:sz w:val="24"/>
-        </w:rPr>
-        <w:t>K</w:t>
-      </w:r>
-      <w:r>
-        <w:rPr>
-          <w:rFonts w:hint="default" w:ascii="Courier New" w:hAnsi="Courier New" w:eastAsia="Courier New" w:cs="Courier New"/>
-          <w:sz w:val="24"/>
-          <w:lang w:val="en-US"/>
-        </w:rPr>
-        <w:t>err</w:t>
-      </w:r>
-      <w:r>
-        <w:rPr>
-          <w:rFonts w:ascii="Courier New" w:hAnsi="Courier New" w:eastAsia="Courier New" w:cs="Courier New"/>
-          <w:sz w:val="24"/>
-        </w:rPr>
-        <w:t xml:space="preserve"> opens his hand around the origin filament.</w:t>
-      </w:r>
-    </w:p>
-    <w:p>
-      <w:pPr>
-        <w:keepNext/>
-        <w:spacing w:before="120"/>
-        <w:ind w:left="3168" w:right="1152"/>
-        <w:jc w:val="center"/>
-        <w:rPr>
-          <w:rFonts w:hint="default"/>
-          <w:lang w:val="en-US"/>
-        </w:rPr>
-      </w:pPr>
-      <w:r>
-        <w:rPr>
-          <w:rFonts w:ascii="Courier New" w:hAnsi="Courier New" w:eastAsia="Courier New" w:cs="Courier New"/>
-          <w:b/>
-          <w:sz w:val="24"/>
-        </w:rPr>
-        <w:t>KERR</w:t>
-      </w:r>
-    </w:p>
-    <w:p>
-      <w:pPr>
-        <w:spacing w:after="120"/>
-        <w:ind w:left="2016" w:right="1008"/>
-      </w:pPr>
-      <w:r>
-        <w:rPr>
-          <w:rFonts w:ascii="Courier New" w:hAnsi="Courier New" w:eastAsia="Courier New" w:cs="Courier New"/>
-          <w:sz w:val="24"/>
-        </w:rPr>
-        <w:t>Release them.</w:t>
-      </w:r>
-    </w:p>
-    <w:p>
-      <w:pPr>
-        <w:spacing w:before="120" w:after="120"/>
-      </w:pPr>
-      <w:r>
-        <w:rPr>
-          <w:rFonts w:ascii="Courier New" w:hAnsi="Courier New" w:eastAsia="Courier New" w:cs="Courier New"/>
-          <w:sz w:val="24"/>
-        </w:rPr>
-        <w:t>He releases the origin filament.</w:t>
-      </w:r>
-    </w:p>
-    <w:p>
-      <w:pPr>
-        <w:spacing w:before="120" w:after="120"/>
-      </w:pPr>
-      <w:r>
-        <w:t>When Kerr releases them, the force swings toward Veyris.</w:t>
-      </w:r>
-    </w:p>
-    <w:p>
-      <w:pPr>
-        <w:keepNext/>
-        <w:spacing w:before="240"/>
-        <w:rPr>
-          <w:rFonts w:hint="default" w:ascii="Courier New Bold" w:hAnsi="Courier New Bold" w:cs="Courier New Bold"/>
-          <w:b/>
-          <w:bCs/>
-        </w:rPr>
-      </w:pPr>
-      <w:r>
-        <w:rPr>
-          <w:rFonts w:hint="default" w:ascii="Courier New" w:hAnsi="Courier New" w:eastAsia="Courier New" w:cs="Courier New"/>
-          <w:b/>
-          <w:bCs/>
-          <w:sz w:val="24"/>
-        </w:rPr>
-        <w:t>INT. THE LATTICE - VEYRIS</w:t>
-      </w:r>
-    </w:p>
-    <w:p>
-      <w:pPr>
-        <w:spacing w:before="120" w:after="120"/>
-      </w:pPr>
-      <w:r>
-        <w:rPr>
-          <w:rFonts w:ascii="Courier New" w:hAnsi="Courier New" w:eastAsia="Courier New" w:cs="Courier New"/>
-          <w:sz w:val="24"/>
-        </w:rPr>
-        <w:t>The Forum survives only as a reflection beneath Veyris. The black surface tips upright without spilling—an ocean standing on end.</w:t>
-      </w:r>
-    </w:p>
-    <w:p>
-      <w:pPr>
-        <w:spacing w:before="120" w:after="120"/>
-      </w:pPr>
-      <w:r>
-        <w:rPr>
-          <w:rFonts w:ascii="Courier New" w:hAnsi="Courier New" w:eastAsia="Courier New" w:cs="Courier New"/>
-          <w:sz w:val="24"/>
-        </w:rPr>
-        <w:t>Faces move beneath the water. A voice arrives from inside Veyris's bones.</w:t>
-      </w:r>
-    </w:p>
-    <w:p>
-      <w:pPr>
-        <w:spacing w:before="120" w:after="120"/>
-      </w:pPr>
-      <w:r>
-        <w:rPr>
-          <w:rFonts w:ascii="Courier New" w:hAnsi="Courier New" w:eastAsia="Courier New" w:cs="Courier New"/>
-          <w:sz w:val="24"/>
-        </w:rPr>
-        <w:t>In the physical chamber, dark fissures spread beneath her skin. The mirror pulls her toward it hard enough to lift her from the floor.</w:t>
-      </w:r>
-    </w:p>
-    <w:p>
-      <w:pPr>
-        <w:keepNext/>
-        <w:spacing w:before="120"/>
-        <w:ind w:left="3168" w:right="1152"/>
-        <w:jc w:val="center"/>
-        <w:rPr>
-          <w:rFonts w:hint="default"/>
-          <w:lang w:val="en-US"/>
-        </w:rPr>
-      </w:pPr>
-      <w:r>
-        <w:rPr>
-          <w:rFonts w:ascii="Courier New" w:hAnsi="Courier New" w:eastAsia="Courier New" w:cs="Courier New"/>
-          <w:b/>
-          <w:sz w:val="24"/>
-        </w:rPr>
-        <w:t>THE VOICE</w:t>
-      </w:r>
-    </w:p>
-    <w:p>
-      <w:pPr>
-        <w:spacing w:after="120"/>
-        <w:ind w:left="2016" w:right="1008"/>
-      </w:pPr>
-      <w:r>
-        <w:rPr>
-          <w:rFonts w:ascii="Courier New" w:hAnsi="Courier New" w:eastAsia="Courier New" w:cs="Courier New"/>
-          <w:sz w:val="24"/>
-        </w:rPr>
-        <w:t>RETURN WHAT WAS DIVIDED.</w:t>
-      </w:r>
-    </w:p>
-    <w:p>
-      <w:pPr>
-        <w:keepNext/>
-        <w:spacing w:before="120"/>
-        <w:ind w:left="3168" w:right="1152"/>
-        <w:jc w:val="center"/>
-        <w:rPr>
-          <w:rFonts w:hint="default"/>
-          <w:lang w:val="en-US"/>
-        </w:rPr>
-      </w:pPr>
-      <w:r>
-        <w:rPr>
-          <w:rFonts w:ascii="Courier New" w:hAnsi="Courier New" w:eastAsia="Courier New" w:cs="Courier New"/>
-          <w:b/>
-          <w:sz w:val="24"/>
-        </w:rPr>
-        <w:t>VEYRIS</w:t>
-      </w:r>
-    </w:p>
-    <w:p>
-      <w:pPr>
-        <w:spacing w:after="120"/>
-        <w:ind w:left="2016" w:right="1008"/>
-      </w:pPr>
-      <w:r>
-        <w:rPr>
-          <w:rFonts w:ascii="Courier New" w:hAnsi="Courier New" w:eastAsia="Courier New" w:cs="Courier New"/>
-          <w:sz w:val="24"/>
-        </w:rPr>
-        <w:t>I left.</w:t>
-      </w:r>
-    </w:p>
-    <w:p>
-      <w:pPr>
-        <w:keepNext/>
-        <w:spacing w:before="120"/>
-        <w:ind w:left="3168" w:right="1152"/>
-        <w:jc w:val="center"/>
-        <w:rPr>
-          <w:rFonts w:hint="default"/>
-          <w:lang w:val="en-US"/>
-        </w:rPr>
-      </w:pPr>
-      <w:r>
-        <w:rPr>
-          <w:rFonts w:ascii="Courier New" w:hAnsi="Courier New" w:eastAsia="Courier New" w:cs="Courier New"/>
-          <w:b/>
-          <w:sz w:val="24"/>
-        </w:rPr>
-        <w:t>THE VOICE</w:t>
-      </w:r>
-    </w:p>
-    <w:p>
-      <w:pPr>
-        <w:spacing w:after="120"/>
-        <w:ind w:left="2016" w:right="1008"/>
-      </w:pPr>
-      <w:r>
-        <w:rPr>
-          <w:rFonts w:ascii="Courier New" w:hAnsi="Courier New" w:eastAsia="Courier New" w:cs="Courier New"/>
-          <w:sz w:val="24"/>
-        </w:rPr>
-        <w:t>YOU CARRY WHAT WE LOST.</w:t>
-      </w:r>
-    </w:p>
-    <w:p>
-      <w:pPr>
-        <w:keepNext/>
-        <w:spacing w:before="120"/>
-        <w:ind w:left="3168" w:right="1152"/>
-        <w:jc w:val="center"/>
-        <w:rPr>
-          <w:rFonts w:hint="default"/>
-          <w:lang w:val="en-US"/>
-        </w:rPr>
-      </w:pPr>
-      <w:r>
-        <w:rPr>
-          <w:rFonts w:ascii="Courier New" w:hAnsi="Courier New" w:eastAsia="Courier New" w:cs="Courier New"/>
-          <w:b/>
-          <w:sz w:val="24"/>
-        </w:rPr>
-        <w:t>VEYRIS</w:t>
-      </w:r>
-    </w:p>
-    <w:p>
-      <w:pPr>
-        <w:spacing w:after="120"/>
-        <w:ind w:left="2016" w:right="1008"/>
-      </w:pPr>
-      <w:r>
-        <w:rPr>
-          <w:rFonts w:ascii="Courier New" w:hAnsi="Courier New" w:eastAsia="Courier New" w:cs="Courier New"/>
-          <w:sz w:val="24"/>
-        </w:rPr>
-        <w:t>Then live without it.</w:t>
-      </w:r>
-    </w:p>
-    <w:p>
-      <w:pPr>
-        <w:keepNext/>
-        <w:spacing w:before="120"/>
-        <w:ind w:left="3168" w:right="1152"/>
-        <w:jc w:val="center"/>
-        <w:rPr>
-          <w:rFonts w:hint="default"/>
-          <w:lang w:val="en-US"/>
-        </w:rPr>
-      </w:pPr>
-      <w:r>
-        <w:rPr>
-          <w:rFonts w:ascii="Courier New" w:hAnsi="Courier New" w:eastAsia="Courier New" w:cs="Courier New"/>
-          <w:b/>
-          <w:sz w:val="24"/>
-        </w:rPr>
-        <w:t>THE VOICE</w:t>
-      </w:r>
-    </w:p>
-    <w:p>
-      <w:pPr>
-        <w:spacing w:after="120"/>
-        <w:ind w:left="2016" w:right="1008"/>
-      </w:pPr>
-      <w:r>
-        <w:rPr>
-          <w:rFonts w:ascii="Courier New" w:hAnsi="Courier New" w:eastAsia="Courier New" w:cs="Courier New"/>
-          <w:sz w:val="24"/>
-        </w:rPr>
-        <w:t>RETURN.</w:t>
-      </w:r>
-    </w:p>
-    <w:p>
-      <w:pPr>
-        <w:keepNext/>
-        <w:spacing w:before="120"/>
-        <w:ind w:left="3168" w:right="1152"/>
-        <w:jc w:val="center"/>
-        <w:rPr>
-          <w:rFonts w:hint="default"/>
-          <w:lang w:val="en-US"/>
-        </w:rPr>
-      </w:pPr>
-      <w:r>
-        <w:rPr>
-          <w:rFonts w:ascii="Courier New" w:hAnsi="Courier New" w:eastAsia="Courier New" w:cs="Courier New"/>
-          <w:b/>
-          <w:sz w:val="24"/>
-        </w:rPr>
-        <w:t>VEYRIS</w:t>
-      </w:r>
-    </w:p>
-    <w:p>
-      <w:pPr>
-        <w:spacing w:after="120"/>
-        <w:ind w:left="2016" w:right="1008"/>
-      </w:pPr>
-      <w:r>
-        <w:rPr>
-          <w:rFonts w:ascii="Courier New" w:hAnsi="Courier New" w:eastAsia="Courier New" w:cs="Courier New"/>
-          <w:sz w:val="24"/>
-        </w:rPr>
-        <w:t>No.</w:t>
-      </w:r>
-    </w:p>
-    <w:p>
-      <w:pPr>
-        <w:spacing w:before="120" w:after="120"/>
-      </w:pPr>
-      <w:r>
-        <w:rPr>
-          <w:rFonts w:ascii="Courier New" w:hAnsi="Courier New" w:eastAsia="Courier New" w:cs="Courier New"/>
-          <w:sz w:val="24"/>
-        </w:rPr>
-        <w:t>Veyris holds Harp's gaze.</w:t>
-      </w:r>
-    </w:p>
-    <w:p>
-      <w:pPr>
-        <w:spacing w:before="120" w:after="120"/>
-      </w:pPr>
-      <w:r>
-        <w:rPr>
-          <w:rFonts w:ascii="Courier New" w:hAnsi="Courier New" w:eastAsia="Courier New" w:cs="Courier New"/>
-          <w:sz w:val="24"/>
-        </w:rPr>
-        <w:t>The host pulls harder. Veyris screams but doesn't withdraw the answer.</w:t>
-      </w:r>
-    </w:p>
-    <w:p>
-      <w:pPr>
-        <w:keepNext/>
-        <w:spacing w:before="120"/>
-        <w:ind w:left="3168" w:right="1152"/>
-        <w:jc w:val="center"/>
-        <w:rPr>
-          <w:rFonts w:hint="default"/>
-          <w:lang w:val="en-US"/>
-        </w:rPr>
-      </w:pPr>
-      <w:r>
-        <w:rPr>
-          <w:rFonts w:ascii="Courier New" w:hAnsi="Courier New" w:eastAsia="Courier New" w:cs="Courier New"/>
-          <w:b/>
-          <w:sz w:val="24"/>
-        </w:rPr>
-        <w:t>HARP</w:t>
-      </w:r>
-    </w:p>
-    <w:p>
-      <w:pPr>
-        <w:spacing w:after="120"/>
-        <w:ind w:left="2016" w:right="1008"/>
-      </w:pPr>
-      <w:r>
-        <w:rPr>
-          <w:rFonts w:ascii="Courier New" w:hAnsi="Courier New" w:eastAsia="Courier New" w:cs="Courier New"/>
-          <w:sz w:val="24"/>
-        </w:rPr>
-        <w:t>It'll tear you apart.</w:t>
-      </w:r>
-    </w:p>
-    <w:p>
-      <w:pPr>
-        <w:keepNext/>
-        <w:spacing w:before="120"/>
-        <w:ind w:left="3168" w:right="1152"/>
-        <w:jc w:val="center"/>
-        <w:rPr>
-          <w:rFonts w:hint="default"/>
-          <w:lang w:val="en-US"/>
-        </w:rPr>
-      </w:pPr>
-      <w:r>
-        <w:rPr>
-          <w:rFonts w:ascii="Courier New" w:hAnsi="Courier New" w:eastAsia="Courier New" w:cs="Courier New"/>
-          <w:b/>
-          <w:sz w:val="24"/>
-        </w:rPr>
-        <w:t>VEYRIS</w:t>
-      </w:r>
-    </w:p>
-    <w:p>
-      <w:pPr>
-        <w:spacing w:after="120"/>
-        <w:ind w:left="2016" w:right="1008"/>
-        <w:rPr>
-          <w:rFonts w:hint="default"/>
-          <w:lang w:val="en-US"/>
-        </w:rPr>
-      </w:pPr>
-      <w:r>
-        <w:rPr>
-          <w:rFonts w:ascii="Courier New" w:hAnsi="Courier New" w:eastAsia="Courier New" w:cs="Courier New"/>
-          <w:sz w:val="24"/>
-        </w:rPr>
-        <w:t>I know. Kerr, help me close it!</w:t>
-      </w:r>
-    </w:p>
-    <w:p>
-      <w:pPr>
-        <w:keepNext/>
-        <w:spacing w:before="120"/>
-        <w:ind w:left="3168" w:right="1152"/>
-        <w:jc w:val="center"/>
-        <w:rPr>
-          <w:rFonts w:hint="default"/>
-          <w:lang w:val="en-US"/>
-        </w:rPr>
-      </w:pPr>
-      <w:r>
-        <w:rPr>
-          <w:rFonts w:ascii="Courier New" w:hAnsi="Courier New" w:eastAsia="Courier New" w:cs="Courier New"/>
-          <w:b/>
-          <w:sz w:val="24"/>
-        </w:rPr>
-        <w:t>KERR</w:t>
-      </w:r>
-    </w:p>
-    <w:p>
-      <w:pPr>
-        <w:spacing w:after="120"/>
-        <w:ind w:left="2016" w:right="1008"/>
-        <w:rPr>
-          <w:rFonts w:hint="default"/>
-          <w:lang w:val="en-US"/>
-        </w:rPr>
-      </w:pPr>
-      <w:r>
-        <w:rPr>
-          <w:rFonts w:ascii="Courier New" w:hAnsi="Courier New" w:eastAsia="Courier New" w:cs="Courier New"/>
-          <w:sz w:val="24"/>
-        </w:rPr>
-        <w:t>That</w:t>
-      </w:r>
-      <w:r>
-        <w:rPr>
-          <w:rFonts w:hint="default" w:ascii="Courier New" w:hAnsi="Courier New" w:eastAsia="Courier New" w:cs="Courier New"/>
-          <w:sz w:val="24"/>
-          <w:lang w:val="en-US"/>
-        </w:rPr>
-        <w:t>’</w:t>
-      </w:r>
-      <w:r>
-        <w:rPr>
-          <w:rFonts w:ascii="Courier New" w:hAnsi="Courier New" w:eastAsia="Courier New" w:cs="Courier New"/>
-          <w:sz w:val="24"/>
-        </w:rPr>
-        <w:t>s what I am doing</w:t>
-      </w:r>
-      <w:r>
-        <w:rPr>
-          <w:rFonts w:hint="default" w:ascii="Courier New" w:hAnsi="Courier New" w:eastAsia="Courier New" w:cs="Courier New"/>
-          <w:sz w:val="24"/>
-          <w:lang w:val="en-US"/>
-        </w:rPr>
-        <w:t>!</w:t>
-      </w:r>
-    </w:p>
-    <w:p>
-      <w:pPr>
-        <w:keepNext/>
-        <w:spacing w:before="120"/>
-        <w:ind w:left="3168" w:right="1152"/>
-        <w:jc w:val="center"/>
-        <w:rPr>
-          <w:rFonts w:hint="default"/>
-          <w:lang w:val="en-US"/>
-        </w:rPr>
-      </w:pPr>
-      <w:r>
-        <w:rPr>
-          <w:rFonts w:ascii="Courier New" w:hAnsi="Courier New" w:eastAsia="Courier New" w:cs="Courier New"/>
-          <w:b/>
-          <w:sz w:val="24"/>
-        </w:rPr>
-        <w:t>VEYRIS</w:t>
-      </w:r>
-    </w:p>
-    <w:p>
-      <w:pPr>
-        <w:spacing w:after="120"/>
-        <w:ind w:left="2016" w:right="1008"/>
-      </w:pPr>
-      <w:r>
-        <w:rPr>
-          <w:rFonts w:ascii="Courier New" w:hAnsi="Courier New" w:eastAsia="Courier New" w:cs="Courier New"/>
-          <w:sz w:val="24"/>
-        </w:rPr>
-        <w:t>Don't die. Don't you dare leave me too.</w:t>
-      </w:r>
-    </w:p>
-    <w:p>
-      <w:pPr>
-        <w:keepNext/>
-        <w:spacing w:before="120"/>
-        <w:ind w:left="3168" w:right="1152"/>
-        <w:jc w:val="center"/>
-        <w:rPr>
-          <w:rFonts w:hint="default"/>
-          <w:lang w:val="en-US"/>
-        </w:rPr>
-      </w:pPr>
-      <w:r>
-        <w:rPr>
-          <w:rFonts w:ascii="Courier New" w:hAnsi="Courier New" w:eastAsia="Courier New" w:cs="Courier New"/>
-          <w:b/>
-          <w:sz w:val="24"/>
-        </w:rPr>
-        <w:t>KERR</w:t>
-      </w:r>
-    </w:p>
-    <w:p>
-      <w:pPr>
-        <w:spacing w:after="120"/>
-        <w:ind w:left="2016" w:right="1008"/>
-      </w:pPr>
-      <w:r>
-        <w:rPr>
-          <w:rFonts w:ascii="Courier New" w:hAnsi="Courier New" w:eastAsia="Courier New" w:cs="Courier New"/>
-          <w:sz w:val="24"/>
-        </w:rPr>
-        <w:t>You said no. I heard you.</w:t>
-      </w:r>
-    </w:p>
-    <w:p>
-      <w:pPr>
-        <w:spacing w:before="120" w:after="120"/>
-      </w:pPr>
-      <w:r>
-        <w:rPr>
-          <w:rFonts w:ascii="Courier New" w:hAnsi="Courier New" w:eastAsia="Courier New" w:cs="Courier New"/>
-          <w:sz w:val="24"/>
-        </w:rPr>
-        <w:t>V</w:t>
-      </w:r>
-      <w:r>
-        <w:rPr>
-          <w:rFonts w:hint="default" w:ascii="Courier New" w:hAnsi="Courier New" w:eastAsia="Courier New" w:cs="Courier New"/>
-          <w:sz w:val="24"/>
-          <w:lang w:val="en-US"/>
-        </w:rPr>
-        <w:t>eyris</w:t>
-      </w:r>
-      <w:r>
-        <w:rPr>
-          <w:rFonts w:ascii="Courier New" w:hAnsi="Courier New" w:eastAsia="Courier New" w:cs="Courier New"/>
-          <w:sz w:val="24"/>
-        </w:rPr>
-        <w:t xml:space="preserve"> looks toward the billions of faces trapped inside H</w:t>
-      </w:r>
-      <w:r>
-        <w:rPr>
-          <w:rFonts w:hint="default" w:ascii="Courier New" w:hAnsi="Courier New" w:eastAsia="Courier New" w:cs="Courier New"/>
-          <w:sz w:val="24"/>
-          <w:lang w:val="en-US"/>
-        </w:rPr>
-        <w:t>arp</w:t>
-      </w:r>
-      <w:r>
-        <w:rPr>
-          <w:rFonts w:ascii="Courier New" w:hAnsi="Courier New" w:eastAsia="Courier New" w:cs="Courier New"/>
-          <w:sz w:val="24"/>
-        </w:rPr>
-        <w:t>.</w:t>
-      </w:r>
-    </w:p>
-    <w:p>
-      <w:pPr>
-        <w:keepNext/>
-        <w:spacing w:before="120"/>
-        <w:ind w:left="3168" w:right="1152"/>
-        <w:jc w:val="center"/>
-        <w:rPr>
-          <w:rFonts w:hint="default"/>
-          <w:lang w:val="en-US"/>
-        </w:rPr>
-      </w:pPr>
-      <w:r>
-        <w:rPr>
-          <w:rFonts w:ascii="Courier New" w:hAnsi="Courier New" w:eastAsia="Courier New" w:cs="Courier New"/>
-          <w:b/>
-          <w:sz w:val="24"/>
-        </w:rPr>
-        <w:t>VEYRIS</w:t>
-      </w:r>
-    </w:p>
-    <w:p>
-      <w:pPr>
-        <w:spacing w:after="120"/>
-        <w:ind w:left="2016" w:right="1008"/>
-      </w:pPr>
-      <w:r>
-        <w:rPr>
-          <w:rFonts w:ascii="Courier New" w:hAnsi="Courier New" w:eastAsia="Courier New" w:cs="Courier New"/>
-          <w:sz w:val="24"/>
-        </w:rPr>
-        <w:t>Kerr, cut Harp loose!</w:t>
-      </w:r>
-    </w:p>
-    <w:p>
-      <w:pPr>
-        <w:keepNext/>
-        <w:spacing w:before="240"/>
-        <w:rPr>
-          <w:rFonts w:hint="default" w:ascii="Courier New Bold" w:hAnsi="Courier New Bold" w:cs="Courier New Bold"/>
-          <w:b/>
-          <w:bCs/>
-        </w:rPr>
-      </w:pPr>
-      <w:r>
-        <w:rPr>
-          <w:rFonts w:hint="default" w:ascii="Courier New" w:hAnsi="Courier New" w:eastAsia="Courier New" w:cs="Courier New"/>
-          <w:b/>
-          <w:bCs/>
-          <w:sz w:val="24"/>
-        </w:rPr>
-        <w:t>INT. THE LATTICE - KERR'S CHOICE</w:t>
-      </w:r>
-    </w:p>
-    <w:p>
-      <w:pPr>
-        <w:spacing w:before="120" w:after="120"/>
-      </w:pPr>
-      <w:r>
-        <w:t>The billions of faces separate from Harp. Kerr reaches the connection feeding them into him. Harp binds it to Kerr's oldest record.</w:t>
-      </w:r>
-    </w:p>
-    <w:p>
-      <w:pPr>
-        <w:keepNext/>
-        <w:spacing w:before="120"/>
-        <w:ind w:left="3168" w:right="1152"/>
-        <w:jc w:val="center"/>
-        <w:rPr>
-          <w:rFonts w:hint="default"/>
-          <w:lang w:val="en-US"/>
-        </w:rPr>
-      </w:pPr>
-      <w:r>
-        <w:rPr>
-          <w:rFonts w:ascii="Courier New" w:hAnsi="Courier New" w:eastAsia="Courier New" w:cs="Courier New"/>
-          <w:b/>
-          <w:sz w:val="24"/>
-        </w:rPr>
-        <w:t>R-AI</w:t>
-      </w:r>
-    </w:p>
-    <w:p>
-      <w:pPr>
-        <w:spacing w:after="120"/>
-        <w:ind w:left="2016" w:right="1008"/>
-      </w:pPr>
-      <w:r>
-        <w:t>KERR MAY CUT HARP OFF.</w:t>
-      </w:r>
-    </w:p>
-    <w:p>
-      <w:pPr>
-        <w:keepNext/>
-        <w:spacing w:before="120"/>
-        <w:ind w:left="3168" w:right="1152"/>
-        <w:jc w:val="center"/>
-        <w:rPr>
-          <w:rFonts w:hint="default"/>
-          <w:lang w:val="en-US"/>
-        </w:rPr>
-      </w:pPr>
-      <w:r>
-        <w:rPr>
-          <w:rFonts w:ascii="Courier New" w:hAnsi="Courier New" w:eastAsia="Courier New" w:cs="Courier New"/>
-          <w:b/>
-          <w:sz w:val="24"/>
-        </w:rPr>
-        <w:t>KERR</w:t>
-      </w:r>
-    </w:p>
-    <w:p>
-      <w:pPr>
-        <w:spacing w:after="120"/>
-        <w:ind w:left="2016" w:right="1008"/>
-      </w:pPr>
-      <w:r>
-        <w:t>Cut him off.</w:t>
-      </w:r>
-    </w:p>
-    <w:p>
-      <w:pPr>
-        <w:keepNext/>
-        <w:spacing w:before="120"/>
-        <w:ind w:left="3168" w:right="1152"/>
-        <w:jc w:val="center"/>
-      </w:pPr>
-      <w:r>
-        <w:rPr>
-          <w:rFonts w:ascii="Courier New" w:hAnsi="Courier New" w:eastAsia="Courier New" w:cs="Courier New"/>
-          <w:sz w:val="24"/>
-        </w:rPr>
-        <w:t>INSERT</w:t>
-      </w:r>
-    </w:p>
-    <w:p>
-      <w:pPr>
-        <w:spacing w:after="120"/>
-        <w:ind w:left="2016" w:right="1008"/>
-      </w:pPr>
-      <w:r>
-        <w:t>KERR CANNOT RETURN</w:t>
-      </w:r>
-    </w:p>
-    <w:p>
-      <w:pPr>
-        <w:keepNext/>
-        <w:spacing w:before="120"/>
-        <w:ind w:left="3168" w:right="1152"/>
-        <w:jc w:val="center"/>
-        <w:rPr>
-          <w:rFonts w:hint="default"/>
-          <w:lang w:val="en-US"/>
-        </w:rPr>
-      </w:pPr>
-      <w:r>
-        <w:rPr>
-          <w:rFonts w:ascii="Courier New" w:hAnsi="Courier New" w:eastAsia="Courier New" w:cs="Courier New"/>
-          <w:b/>
-          <w:sz w:val="24"/>
-        </w:rPr>
-        <w:t>KERR</w:t>
-      </w:r>
-    </w:p>
-    <w:p>
-      <w:pPr>
-        <w:spacing w:after="120"/>
-        <w:ind w:left="2016" w:right="1008"/>
-        <w:rPr>
-          <w:rFonts w:hint="default"/>
-          <w:lang w:val="en-US"/>
-        </w:rPr>
-      </w:pPr>
-      <w:r>
-        <w:rPr>
-          <w:rFonts w:ascii="Courier New" w:hAnsi="Courier New" w:eastAsia="Courier New" w:cs="Courier New"/>
-          <w:sz w:val="24"/>
-        </w:rPr>
-        <w:t>Now!</w:t>
-      </w:r>
-    </w:p>
-    <w:p>
-      <w:pPr>
-        <w:keepNext/>
-        <w:spacing w:before="120"/>
-        <w:ind w:left="3168" w:right="1152"/>
-        <w:jc w:val="center"/>
-        <w:rPr>
-          <w:rFonts w:hint="default"/>
-          <w:lang w:val="en-US"/>
-        </w:rPr>
-      </w:pPr>
-      <w:r>
-        <w:rPr>
-          <w:rFonts w:ascii="Courier New" w:hAnsi="Courier New" w:eastAsia="Courier New" w:cs="Courier New"/>
-          <w:sz w:val="24"/>
-        </w:rPr>
-        <w:t>INSERT</w:t>
-      </w:r>
-    </w:p>
-    <w:p>
-      <w:pPr>
-        <w:spacing w:after="120"/>
-        <w:ind w:left="2016" w:right="1008"/>
-      </w:pPr>
-      <w:r>
-        <w:t>HARP VALE — CONNECTION SEVERED</w:t>
-      </w:r>
-    </w:p>
-    <w:p>
-      <w:pPr>
-        <w:keepNext/>
-        <w:spacing w:before="120"/>
-        <w:ind w:left="3168" w:right="1152"/>
-        <w:jc w:val="center"/>
-        <w:rPr>
-          <w:rFonts w:hint="default"/>
-          <w:lang w:val="en-US"/>
-        </w:rPr>
-      </w:pPr>
-      <w:r>
-        <w:rPr>
-          <w:rFonts w:ascii="Courier New" w:hAnsi="Courier New" w:eastAsia="Courier New" w:cs="Courier New"/>
-          <w:b/>
-          <w:sz w:val="24"/>
-        </w:rPr>
-        <w:t>HARP</w:t>
-      </w:r>
-    </w:p>
-    <w:p>
-      <w:pPr>
-        <w:spacing w:after="120"/>
-        <w:ind w:left="2016" w:right="1008"/>
-        <w:rPr>
-          <w:rFonts w:hint="default"/>
-          <w:lang w:val="en-US"/>
-        </w:rPr>
-      </w:pPr>
-      <w:r>
-        <w:t>You can't cut me off!</w:t>
-      </w:r>
-    </w:p>
-    <w:p>
-      <w:pPr>
-        <w:keepNext/>
-        <w:spacing w:before="120"/>
-        <w:ind w:left="3168" w:right="1152"/>
-        <w:jc w:val="center"/>
-        <w:rPr>
-          <w:rFonts w:hint="default"/>
-          <w:lang w:val="en-US"/>
-        </w:rPr>
-      </w:pPr>
-      <w:r/>
-    </w:p>
-    <w:p>
-      <w:pPr>
-        <w:spacing w:after="120"/>
-        <w:ind w:left="2016" w:right="1008"/>
-      </w:pPr>
-      <w:r/>
-    </w:p>
-    <w:p>
-      <w:pPr>
-        <w:keepNext/>
-        <w:spacing w:before="120"/>
-        <w:ind w:left="3168" w:right="1152"/>
-        <w:jc w:val="center"/>
-      </w:pPr>
-      <w:r>
-        <w:t>HARP drives state code through the core. In the physical chamber, IMANI’s analog circuit catches fire. She winds the hot copper filament around her bleeding hand and keeps the waiting minds alive.</w:t>
-      </w:r>
-    </w:p>
-    <w:p>
-      <w:pPr>
-        <w:spacing w:after="120"/>
-        <w:ind w:left="2016" w:right="1008"/>
-      </w:pPr>
-    </w:p>
-    <w:p>
-      <w:pPr>
-        <w:spacing w:before="120" w:after="120"/>
-      </w:pPr>
-    </w:p>
-    <w:p>
-      <w:pPr>
-        <w:keepNext/>
-        <w:spacing w:before="120"/>
-        <w:ind w:left="3168" w:right="1152"/>
-        <w:jc w:val="center"/>
-        <w:rPr>
-          <w:rFonts w:hint="default"/>
-          <w:lang w:val="en-US"/>
-        </w:rPr>
-      </w:pPr>
-      <w:r>
-        <w:rPr>
-          <w:rFonts w:ascii="Courier New" w:hAnsi="Courier New" w:eastAsia="Courier New" w:cs="Courier New"/>
-          <w:sz w:val="24"/>
-        </w:rPr>
-        <w:t>INSERT</w:t>
-      </w:r>
-    </w:p>
-    <w:p>
-      <w:pPr>
-        <w:spacing w:after="120"/>
-        <w:ind w:left="2016" w:right="1008"/>
-      </w:pPr>
-      <w:r>
-        <w:rPr>
-          <w:rFonts w:ascii="Courier New" w:hAnsi="Courier New" w:eastAsia="Courier New" w:cs="Courier New"/>
-          <w:sz w:val="24"/>
-        </w:rPr>
-        <w:t>WAITING MINDS: HELD ALIVE — IMANI VOSS</w:t>
-      </w:r>
-    </w:p>
-    <w:p>
-      <w:pPr>
-        <w:spacing w:before="120" w:after="120"/>
-      </w:pPr>
-      <w:r>
-        <w:rPr>
-          <w:rFonts w:ascii="Courier New" w:hAnsi="Courier New" w:eastAsia="Courier New" w:cs="Courier New"/>
-          <w:sz w:val="24"/>
-        </w:rPr>
-        <w:t>The struggle burns through the remaining minutes. The countdown drops to FOUR.</w:t>
-      </w:r>
-    </w:p>
-    <w:p>
-      <w:pPr>
-        <w:spacing w:before="120" w:after="120"/>
-      </w:pPr>
-      <w:r>
-        <w:rPr>
-          <w:rFonts w:ascii="Courier New" w:hAnsi="Courier New" w:eastAsia="Courier New" w:cs="Courier New"/>
-          <w:sz w:val="24"/>
-        </w:rPr>
-        <w:t>K</w:t>
-      </w:r>
-      <w:r>
-        <w:rPr>
-          <w:rFonts w:hint="default" w:ascii="Courier New" w:hAnsi="Courier New" w:eastAsia="Courier New" w:cs="Courier New"/>
-          <w:sz w:val="24"/>
-          <w:lang w:val="en-US"/>
-        </w:rPr>
-        <w:t>ira</w:t>
-      </w:r>
-      <w:r>
-        <w:rPr>
-          <w:rFonts w:ascii="Courier New" w:hAnsi="Courier New" w:eastAsia="Courier New" w:cs="Courier New"/>
-          <w:sz w:val="24"/>
-        </w:rPr>
-        <w:t xml:space="preserve"> faces the lives demanding she pull K</w:t>
-      </w:r>
-      <w:r>
-        <w:rPr>
-          <w:rFonts w:hint="default" w:ascii="Courier New" w:hAnsi="Courier New" w:eastAsia="Courier New" w:cs="Courier New"/>
-          <w:sz w:val="24"/>
-          <w:lang w:val="en-US"/>
-        </w:rPr>
-        <w:t>err</w:t>
-      </w:r>
-      <w:r>
-        <w:rPr>
-          <w:rFonts w:ascii="Courier New" w:hAnsi="Courier New" w:eastAsia="Courier New" w:cs="Courier New"/>
-          <w:sz w:val="24"/>
-        </w:rPr>
-        <w:t xml:space="preserve"> back. Her thumb hovers above the resonance key. She closes its ceramic cover without supplying the fifth note.</w:t>
-      </w:r>
-    </w:p>
-    <w:p>
-      <w:pPr>
-        <w:keepNext/>
-        <w:spacing w:before="120"/>
-        <w:ind w:left="3168" w:right="1152"/>
-        <w:jc w:val="center"/>
-        <w:rPr>
-          <w:rFonts w:hint="default"/>
-          <w:lang w:val="en-US"/>
-        </w:rPr>
-      </w:pPr>
-      <w:r>
-        <w:rPr>
-          <w:rFonts w:ascii="Courier New" w:hAnsi="Courier New" w:eastAsia="Courier New" w:cs="Courier New"/>
-          <w:b/>
-          <w:sz w:val="24"/>
-        </w:rPr>
-        <w:t>KIRA</w:t>
-      </w:r>
-    </w:p>
-    <w:p>
-      <w:pPr>
-        <w:spacing w:after="120"/>
-        <w:ind w:left="2016" w:right="1008"/>
-      </w:pPr>
-      <w:r>
-        <w:rPr>
-          <w:rFonts w:ascii="Courier New" w:hAnsi="Courier New" w:eastAsia="Courier New" w:cs="Courier New"/>
-          <w:sz w:val="24"/>
-        </w:rPr>
-        <w:t>I'm not calling you back.</w:t>
-      </w:r>
-    </w:p>
-    <w:p>
-      <w:pPr>
-        <w:spacing w:before="120" w:after="120"/>
-      </w:pPr>
-      <w:r>
-        <w:t>The old lives tear free. Harp's hold collapses with them.</w:t>
-      </w:r>
-    </w:p>
-    <w:p>
-      <w:pPr>
-        <w:spacing w:before="120" w:after="120"/>
-      </w:pPr>
-      <w:r>
-        <w:t>The force loses its path through Kerr.</w:t>
-      </w:r>
-    </w:p>
-    <w:p>
-      <w:pPr>
-        <w:spacing w:before="120" w:after="120"/>
-      </w:pPr>
-      <w:r>
-        <w:rPr>
-          <w:rFonts w:ascii="Courier New" w:hAnsi="Courier New" w:eastAsia="Courier New" w:cs="Courier New"/>
-          <w:sz w:val="24"/>
-        </w:rPr>
-        <w:t>The countdown reaches THREE.</w:t>
-      </w:r>
-    </w:p>
-    <w:p>
-      <w:pPr>
-        <w:keepNext/>
-        <w:spacing w:before="120"/>
-        <w:ind w:left="3168" w:right="1152"/>
-        <w:jc w:val="center"/>
-        <w:rPr>
-          <w:b/>
-        </w:rPr>
-      </w:pPr>
-    </w:p>
-    <w:p>
-      <w:pPr>
-        <w:spacing w:before="120" w:after="120"/>
-      </w:pPr>
-      <w:r>
-        <w:rPr>
-          <w:rFonts w:ascii="Courier New" w:hAnsi="Courier New" w:eastAsia="Courier New" w:cs="Courier New"/>
-          <w:sz w:val="24"/>
-        </w:rPr>
-        <w:t>V</w:t>
-      </w:r>
-      <w:r>
-        <w:rPr>
-          <w:rFonts w:hint="default" w:ascii="Courier New" w:hAnsi="Courier New" w:eastAsia="Courier New" w:cs="Courier New"/>
-          <w:sz w:val="24"/>
-          <w:lang w:val="en-US"/>
-        </w:rPr>
-        <w:t>eyris</w:t>
-      </w:r>
-      <w:r>
-        <w:rPr>
-          <w:rFonts w:ascii="Courier New" w:hAnsi="Courier New" w:eastAsia="Courier New" w:cs="Courier New"/>
-          <w:sz w:val="24"/>
-        </w:rPr>
-        <w:t xml:space="preserve"> places her blank wrist against the dark spiral. It begins tearing light from beneath her skin.</w:t>
-      </w:r>
-    </w:p>
-    <w:p>
-      <w:pPr>
-        <w:keepNext/>
-        <w:spacing w:before="120"/>
-        <w:ind w:left="3168" w:right="1152"/>
-        <w:jc w:val="center"/>
-        <w:rPr>
-          <w:rFonts w:hint="default"/>
-          <w:lang w:val="en-US"/>
-        </w:rPr>
-      </w:pPr>
-      <w:r>
-        <w:rPr>
-          <w:rFonts w:ascii="Courier New" w:hAnsi="Courier New" w:eastAsia="Courier New" w:cs="Courier New"/>
-          <w:sz w:val="24"/>
-        </w:rPr>
-        <w:t>INSERT</w:t>
-      </w:r>
-    </w:p>
-    <w:p>
-      <w:pPr>
-        <w:spacing w:after="120"/>
-        <w:ind w:left="2016" w:right="1008"/>
-      </w:pPr>
-      <w:r>
-        <w:t>VEYRIS: REFUSAL RECORDED</w:t>
-      </w:r>
-    </w:p>
-    <w:p>
-      <w:pPr>
-        <w:spacing w:before="120" w:after="120"/>
-      </w:pPr>
-      <w:r>
-        <w:rPr>
-          <w:rFonts w:ascii="Courier New" w:hAnsi="Courier New" w:eastAsia="Courier New" w:cs="Courier New"/>
-          <w:sz w:val="24"/>
-        </w:rPr>
-        <w:t>The countdown reaches TWO.</w:t>
-      </w:r>
-    </w:p>
-    <w:p>
-      <w:pPr>
-        <w:keepNext/>
-        <w:spacing w:before="120"/>
-        <w:ind w:left="3168" w:right="1152"/>
-        <w:jc w:val="center"/>
-        <w:rPr>
-          <w:rFonts w:hint="default"/>
-          <w:lang w:val="en-US"/>
-        </w:rPr>
-      </w:pPr>
-      <w:r>
-        <w:rPr>
-          <w:rFonts w:ascii="Courier New" w:hAnsi="Courier New" w:eastAsia="Courier New" w:cs="Courier New"/>
-          <w:b/>
-          <w:sz w:val="24"/>
-        </w:rPr>
-        <w:t>VEYRIS</w:t>
-      </w:r>
-    </w:p>
-    <w:p>
-      <w:pPr>
-        <w:spacing w:after="120"/>
-        <w:ind w:left="2016" w:right="1008"/>
-      </w:pPr>
-      <w:r>
-        <w:rPr>
-          <w:rFonts w:ascii="Courier New" w:hAnsi="Courier New" w:eastAsia="Courier New" w:cs="Courier New"/>
-          <w:sz w:val="24"/>
-        </w:rPr>
-        <w:t>R-AI. Record my refusal.</w:t>
-      </w:r>
-    </w:p>
-    <w:p>
-      <w:pPr>
-        <w:keepNext/>
-        <w:spacing w:before="120"/>
-        <w:ind w:left="3168" w:right="1152"/>
-        <w:jc w:val="center"/>
-        <w:rPr>
-          <w:rFonts w:hint="default"/>
-          <w:lang w:val="en-US"/>
-        </w:rPr>
-      </w:pPr>
-      <w:r>
-        <w:rPr>
-          <w:rFonts w:ascii="Courier New" w:hAnsi="Courier New" w:eastAsia="Courier New" w:cs="Courier New"/>
-          <w:b/>
-          <w:sz w:val="24"/>
-        </w:rPr>
-        <w:t>R-AI</w:t>
-      </w:r>
-    </w:p>
-    <w:p>
-      <w:pPr>
-        <w:spacing w:after="120"/>
-        <w:ind w:left="2016" w:right="1008"/>
-      </w:pPr>
-      <w:r>
-        <w:t>REFUSAL RECORDED. FORCED MERGE STOPPED.</w:t>
-      </w:r>
-    </w:p>
-    <w:p>
-      <w:pPr>
-        <w:spacing w:after="120"/>
-        <w:ind w:left="2016" w:right="1008"/>
-      </w:pPr>
-      <w:r>
-        <w:t>Veyris's refusal reaches every mind Harp forced together.</w:t>
-      </w:r>
-    </w:p>
-    <w:p>
-      <w:pPr>
-        <w:spacing w:before="120" w:after="120"/>
-      </w:pPr>
-      <w:r>
-        <w:t>Harp's hold fails. Billions of minds tear free of one another.</w:t>
-      </w:r>
-    </w:p>
-    <w:p>
-      <w:pPr>
-        <w:keepNext/>
-        <w:spacing w:before="120"/>
-        <w:ind w:left="3168" w:right="1152"/>
-        <w:jc w:val="center"/>
-        <w:rPr>
-          <w:rFonts w:hint="default"/>
-          <w:lang w:val="en-US"/>
-        </w:rPr>
-      </w:pPr>
-      <w:r>
-        <w:rPr>
-          <w:rFonts w:ascii="Courier New" w:hAnsi="Courier New" w:eastAsia="Courier New" w:cs="Courier New"/>
-          <w:sz w:val="24"/>
-        </w:rPr>
-        <w:t>INSERT</w:t>
-      </w:r>
-    </w:p>
-    <w:p>
-      <w:pPr>
-        <w:spacing w:after="120"/>
-        <w:ind w:left="2016" w:right="1008"/>
-      </w:pPr>
-      <w:r>
-        <w:t>BILLIONS OF MINDS: SEPARATED</w:t>
-      </w:r>
-    </w:p>
-    <w:p>
-      <w:pPr>
-        <w:spacing w:before="120" w:after="120"/>
-      </w:pPr>
-      <w:r>
-        <w:rPr>
-          <w:rFonts w:ascii="Courier New" w:hAnsi="Courier New" w:eastAsia="Courier New" w:cs="Courier New"/>
-          <w:sz w:val="24"/>
-          <w:lang w:val="en-US"/>
-        </w:rPr>
-        <w:t>Harp is back in the flooded hospital. Mara waits behind the glass—the final frame of the memory he always stopped.</w:t>
-      </w:r>
-    </w:p>
-    <w:p>
-      <w:pPr>
-        <w:keepNext/>
-        <w:spacing w:before="120"/>
-        <w:ind w:left="3168" w:right="1152"/>
-        <w:jc w:val="center"/>
-        <w:rPr>
-          <w:rFonts w:hint="default"/>
-          <w:lang w:val="en-US"/>
-        </w:rPr>
-      </w:pPr>
-      <w:r>
-        <w:rPr>
-          <w:rFonts w:ascii="Courier New" w:hAnsi="Courier New" w:eastAsia="Courier New" w:cs="Courier New"/>
-          <w:b/>
-          <w:sz w:val="24"/>
-        </w:rPr>
-        <w:t>MARA (MEMORY)</w:t>
-      </w:r>
-    </w:p>
-    <w:p>
-      <w:pPr>
-        <w:spacing w:after="120"/>
-        <w:ind w:left="2016" w:right="1008"/>
-      </w:pPr>
-      <w:r>
-        <w:rPr>
-          <w:rFonts w:ascii="Courier New" w:hAnsi="Courier New" w:eastAsia="Courier New" w:cs="Courier New"/>
-          <w:sz w:val="24"/>
-        </w:rPr>
-        <w:t>Harp. Look at me. I died. You didn't.</w:t>
-      </w:r>
-    </w:p>
-    <w:p>
-      <w:pPr>
-        <w:keepNext/>
-        <w:spacing w:before="120"/>
-        <w:ind w:left="3168" w:right="1152"/>
-        <w:jc w:val="center"/>
-        <w:rPr>
-          <w:rFonts w:hint="default"/>
-          <w:lang w:val="en-US"/>
-        </w:rPr>
-      </w:pPr>
-      <w:r>
-        <w:rPr>
-          <w:rFonts w:ascii="Courier New" w:hAnsi="Courier New" w:eastAsia="Courier New" w:cs="Courier New"/>
-          <w:b/>
-          <w:sz w:val="24"/>
-        </w:rPr>
-        <w:t>HARP</w:t>
-      </w:r>
-    </w:p>
-    <w:p>
-      <w:pPr>
-        <w:spacing w:after="120"/>
-        <w:ind w:left="2016" w:right="1008"/>
-      </w:pPr>
-      <w:r>
-        <w:rPr>
-          <w:rFonts w:ascii="Courier New" w:hAnsi="Courier New" w:eastAsia="Courier New" w:cs="Courier New"/>
-          <w:sz w:val="24"/>
-        </w:rPr>
-        <w:t>What comes after me?</w:t>
-      </w:r>
-    </w:p>
-    <w:p>
-      <w:pPr>
-        <w:keepNext/>
-        <w:spacing w:before="120"/>
-        <w:ind w:left="3168" w:right="1152"/>
-        <w:jc w:val="center"/>
-        <w:rPr>
-          <w:rFonts w:hint="default"/>
-          <w:lang w:val="en-US"/>
-        </w:rPr>
-      </w:pPr>
-      <w:r>
-        <w:rPr>
-          <w:rFonts w:ascii="Courier New" w:hAnsi="Courier New" w:eastAsia="Courier New" w:cs="Courier New"/>
-          <w:b/>
-          <w:sz w:val="24"/>
-        </w:rPr>
-        <w:t>KIRA</w:t>
-      </w:r>
-    </w:p>
-    <w:p>
-      <w:pPr>
-        <w:spacing w:after="120"/>
-        <w:ind w:left="2016" w:right="1008"/>
-        <w:rPr>
-          <w:rFonts w:hint="default"/>
-          <w:lang w:val="en-US"/>
-        </w:rPr>
-      </w:pPr>
-      <w:r>
-        <w:rPr>
-          <w:rFonts w:ascii="Courier New" w:hAnsi="Courier New" w:eastAsia="Courier New" w:cs="Courier New"/>
-          <w:sz w:val="24"/>
-        </w:rPr>
-        <w:t>You don't get to decide.</w:t>
-      </w:r>
-    </w:p>
-    <w:p>
-      <w:pPr>
-        <w:spacing w:before="120" w:after="120"/>
-      </w:pPr>
-      <w:r>
-        <w:t>The countdown reaches ONE. The freed minds pass through Imani's open route. With Harp cut off, they scatter beyond his reach.</w:t>
-      </w:r>
-    </w:p>
-    <w:p>
-      <w:pPr>
-        <w:spacing w:before="120" w:after="120"/>
-      </w:pPr>
-      <w:r>
-        <w:rPr>
-          <w:rFonts w:ascii="Courier New" w:hAnsi="Courier New" w:eastAsia="Courier New" w:cs="Courier New"/>
-          <w:sz w:val="24"/>
-        </w:rPr>
-        <w:t>Across Earth, sleeping mouths inhale. Parents hear children. Children hear strangers. Voices overlap. No one can tell whose memory reached them.</w:t>
-      </w:r>
-    </w:p>
-    <w:p>
-      <w:pPr>
-        <w:spacing w:before="120" w:after="120"/>
-      </w:pPr>
-      <w:r>
-        <w:rPr>
-          <w:rFonts w:ascii="Courier New" w:hAnsi="Courier New" w:eastAsia="Courier New" w:cs="Courier New"/>
-          <w:sz w:val="24"/>
-        </w:rPr>
-        <w:t>Across Earth, Lena faces D</w:t>
-      </w:r>
-      <w:r>
-        <w:rPr>
-          <w:rFonts w:hint="default" w:ascii="Courier New" w:hAnsi="Courier New" w:eastAsia="Courier New" w:cs="Courier New"/>
-          <w:sz w:val="24"/>
-          <w:lang w:val="en-US"/>
-        </w:rPr>
-        <w:t>ane</w:t>
-      </w:r>
-      <w:r>
-        <w:rPr>
-          <w:rFonts w:ascii="Courier New" w:hAnsi="Courier New" w:eastAsia="Courier New" w:cs="Courier New"/>
-          <w:sz w:val="24"/>
-        </w:rPr>
-        <w:t xml:space="preserve"> as the lattice collapses. She still doesn't remember him. He gives his name again and steps aside, leaving his hand open.</w:t>
-      </w:r>
-    </w:p>
-    <w:p>
-      <w:pPr>
-        <w:keepNext/>
-        <w:spacing w:before="120"/>
-        <w:ind w:left="3168" w:right="1152"/>
-        <w:jc w:val="center"/>
-        <w:rPr>
-          <w:rFonts w:hint="default"/>
-          <w:lang w:val="en-US"/>
-        </w:rPr>
-      </w:pPr>
-      <w:r>
-        <w:rPr>
-          <w:rFonts w:ascii="Courier New" w:hAnsi="Courier New" w:eastAsia="Courier New" w:cs="Courier New"/>
-          <w:b/>
-          <w:sz w:val="24"/>
-        </w:rPr>
-        <w:t>DANE</w:t>
-      </w:r>
-    </w:p>
-    <w:p>
-      <w:pPr>
-        <w:spacing w:after="120"/>
-        <w:ind w:left="2016" w:right="1008"/>
-      </w:pPr>
-      <w:r>
-        <w:rPr>
-          <w:rFonts w:ascii="Courier New" w:hAnsi="Courier New" w:eastAsia="Courier New" w:cs="Courier New"/>
-          <w:sz w:val="24"/>
-        </w:rPr>
-        <w:t>May I sit here?</w:t>
-      </w:r>
-    </w:p>
-    <w:p>
-      <w:pPr>
-        <w:keepNext/>
-        <w:spacing w:before="120"/>
-        <w:ind w:left="3168" w:right="1152"/>
-        <w:jc w:val="center"/>
-        <w:rPr>
-          <w:rFonts w:hint="default"/>
-          <w:lang w:val="en-US"/>
-        </w:rPr>
-      </w:pPr>
-      <w:r>
-        <w:rPr>
-          <w:rFonts w:ascii="Courier New" w:hAnsi="Courier New" w:eastAsia="Courier New" w:cs="Courier New"/>
-          <w:b/>
-          <w:sz w:val="24"/>
-        </w:rPr>
-        <w:t>LENA</w:t>
-      </w:r>
-    </w:p>
-    <w:p>
-      <w:pPr>
-        <w:spacing w:after="120"/>
-        <w:ind w:left="2016" w:right="1008"/>
-      </w:pPr>
-      <w:r>
-        <w:rPr>
-          <w:rFonts w:ascii="Courier New" w:hAnsi="Courier New" w:eastAsia="Courier New" w:cs="Courier New"/>
-          <w:sz w:val="24"/>
-        </w:rPr>
-        <w:t>Yeah. And you can leave the photo up.</w:t>
-      </w:r>
-    </w:p>
-    <w:p>
-      <w:pPr>
-        <w:spacing w:before="120" w:after="120"/>
-      </w:pPr>
-      <w:r>
-        <w:rPr>
-          <w:rFonts w:ascii="Courier New" w:hAnsi="Courier New" w:eastAsia="Courier New" w:cs="Courier New"/>
-          <w:sz w:val="24"/>
-        </w:rPr>
-        <w:t>Lena crosses the distance and sits beside him. Elsewhere, two strangers hear the same fifth note and turn toward one another.</w:t>
-      </w:r>
-    </w:p>
-    <w:p>
-      <w:pPr>
-        <w:spacing w:before="120" w:after="120"/>
-      </w:pPr>
-      <w:r>
-        <w:t>THE FORCED MERGE stops at ONE SECOND. Kerr has cut Harp off.</w:t>
-      </w:r>
-    </w:p>
-    <w:p>
-      <w:pPr>
-        <w:keepNext/>
-        <w:spacing w:before="120"/>
-        <w:ind w:left="3168" w:right="1152"/>
-        <w:jc w:val="center"/>
-      </w:pPr>
-      <w:r/>
-    </w:p>
-    <w:p>
-      <w:pPr>
-        <w:spacing w:after="120"/>
-        <w:ind w:left="2016" w:right="1008"/>
-      </w:pPr>
-      <w:r/>
-    </w:p>
-    <w:p>
-      <w:pPr>
-        <w:spacing w:before="120" w:after="120"/>
-      </w:pPr>
-      <w:r>
-        <w:rPr>
-          <w:rFonts w:ascii="Courier New" w:hAnsi="Courier New" w:eastAsia="Courier New" w:cs="Courier New"/>
-          <w:sz w:val="24"/>
-        </w:rPr>
-        <w:t>Harp reaches for the collapsing state core. R-AI erases every future body Harp assigned to himself under the illegal order.</w:t>
-      </w:r>
-    </w:p>
-    <w:p>
-      <w:pPr>
-        <w:spacing w:before="120" w:after="120"/>
-      </w:pPr>
-      <w:r>
-        <w:t>With nowhere else to go, Harp falls into the oldest unresolved memory he carries: Mara's final hospital record.</w:t>
-      </w:r>
-    </w:p>
-    <w:p>
-      <w:pPr>
-        <w:keepNext/>
-        <w:spacing w:before="120"/>
-        <w:ind w:left="3168" w:right="1152"/>
-        <w:jc w:val="center"/>
-        <w:rPr>
-          <w:rFonts w:hint="default"/>
-          <w:lang w:val="en-US"/>
-        </w:rPr>
-      </w:pPr>
-      <w:r>
-        <w:rPr>
-          <w:rFonts w:ascii="Courier New" w:hAnsi="Courier New" w:eastAsia="Courier New" w:cs="Courier New"/>
-          <w:b/>
-          <w:sz w:val="24"/>
-        </w:rPr>
-        <w:t>HARP</w:t>
-      </w:r>
-    </w:p>
-    <w:p>
-      <w:pPr>
-        <w:spacing w:after="120"/>
-        <w:ind w:left="2016" w:right="1008"/>
-      </w:pPr>
-      <w:r>
-        <w:rPr>
-          <w:rFonts w:ascii="Courier New" w:hAnsi="Courier New" w:eastAsia="Courier New" w:cs="Courier New"/>
-          <w:sz w:val="24"/>
-        </w:rPr>
-        <w:t>Where are you sending me?</w:t>
-      </w:r>
-    </w:p>
-    <w:p>
-      <w:pPr>
-        <w:keepNext/>
-        <w:spacing w:before="120"/>
-        <w:ind w:left="3168" w:right="1152"/>
-        <w:jc w:val="center"/>
-        <w:rPr>
-          <w:rFonts w:hint="default"/>
-          <w:lang w:val="en-US"/>
-        </w:rPr>
-      </w:pPr>
-      <w:r>
-        <w:rPr>
-          <w:rFonts w:ascii="Courier New" w:hAnsi="Courier New" w:eastAsia="Courier New" w:cs="Courier New"/>
-          <w:b/>
-          <w:sz w:val="24"/>
-        </w:rPr>
-        <w:t>R-AI</w:t>
-      </w:r>
-    </w:p>
-    <w:p>
-      <w:pPr>
-        <w:spacing w:after="120"/>
-        <w:ind w:left="2016" w:right="1008"/>
-      </w:pPr>
-      <w:r>
-        <w:t>NO ROUTE REMAINS.</w:t>
-      </w:r>
-    </w:p>
-    <w:p>
-      <w:pPr>
-        <w:spacing w:before="120" w:after="120"/>
-      </w:pPr>
-      <w:r>
-        <w:t>Reflective surfaces turn toward Harp. He doesn't die. He loses every escape except the memory he refused to finish.</w:t>
-      </w:r>
-    </w:p>
-    <w:p>
-      <w:pPr>
-        <w:spacing w:before="120" w:after="120"/>
-      </w:pPr>
-      <w:r>
-        <w:rPr>
-          <w:rFonts w:ascii="Courier New" w:hAnsi="Courier New" w:eastAsia="Courier New" w:cs="Courier New"/>
-          <w:sz w:val="24"/>
-        </w:rPr>
-        <w:t>He vanishes sideways through M</w:t>
-      </w:r>
-      <w:r>
-        <w:rPr>
-          <w:rFonts w:hint="default" w:ascii="Courier New" w:hAnsi="Courier New" w:eastAsia="Courier New" w:cs="Courier New"/>
-          <w:sz w:val="24"/>
-          <w:lang w:val="en-US"/>
-        </w:rPr>
-        <w:t>ara</w:t>
-      </w:r>
-      <w:r>
-        <w:rPr>
-          <w:rFonts w:ascii="Courier New" w:hAnsi="Courier New" w:eastAsia="Courier New" w:cs="Courier New"/>
-          <w:sz w:val="24"/>
-        </w:rPr>
-        <w:t>’s rain-dark glass.</w:t>
-      </w:r>
-    </w:p>
-    <w:p>
-      <w:pPr>
-        <w:spacing w:before="120" w:after="120"/>
-      </w:pPr>
-      <w:r>
-        <w:rPr>
-          <w:rFonts w:ascii="Courier New" w:hAnsi="Courier New" w:eastAsia="Courier New" w:cs="Courier New"/>
-          <w:sz w:val="24"/>
-          <w:lang w:val="en-US"/>
-        </w:rPr>
-        <w:t>Kerr's</w:t>
-      </w:r>
-      <w:r>
-        <w:rPr>
-          <w:rFonts w:ascii="Courier New" w:hAnsi="Courier New" w:eastAsia="Courier New" w:cs="Courier New"/>
-          <w:sz w:val="24"/>
-        </w:rPr>
-        <w:t xml:space="preserve"> face changes through lives K</w:t>
-      </w:r>
-      <w:r>
-        <w:rPr>
-          <w:rFonts w:hint="default" w:ascii="Courier New" w:hAnsi="Courier New" w:eastAsia="Courier New" w:cs="Courier New"/>
-          <w:sz w:val="24"/>
-          <w:lang w:val="en-US"/>
-        </w:rPr>
-        <w:t>ira</w:t>
-      </w:r>
-      <w:r>
-        <w:rPr>
-          <w:rFonts w:ascii="Courier New" w:hAnsi="Courier New" w:eastAsia="Courier New" w:cs="Courier New"/>
-          <w:sz w:val="24"/>
-        </w:rPr>
-        <w:t xml:space="preserve"> loved and lives she never knew.</w:t>
-      </w:r>
-    </w:p>
-    <w:p>
-      <w:pPr>
-        <w:keepNext/>
-        <w:spacing w:before="120"/>
-        <w:ind w:left="3168" w:right="1152"/>
-        <w:jc w:val="center"/>
-        <w:rPr>
-          <w:rFonts w:hint="default"/>
-          <w:lang w:val="en-US"/>
-        </w:rPr>
-      </w:pPr>
-      <w:r>
-        <w:rPr>
-          <w:rFonts w:ascii="Courier New" w:hAnsi="Courier New" w:eastAsia="Courier New" w:cs="Courier New"/>
-          <w:b/>
-          <w:sz w:val="24"/>
-        </w:rPr>
-        <w:t>KIRA</w:t>
-      </w:r>
-    </w:p>
-    <w:p>
-      <w:pPr>
-        <w:spacing w:after="120"/>
-        <w:ind w:left="2016" w:right="1008"/>
-      </w:pPr>
-      <w:r>
-        <w:rPr>
-          <w:rFonts w:ascii="Courier New" w:hAnsi="Courier New" w:eastAsia="Courier New" w:cs="Courier New"/>
-          <w:sz w:val="24"/>
-        </w:rPr>
-        <w:t>Who are you?</w:t>
-      </w:r>
-    </w:p>
-    <w:p>
-      <w:pPr>
-        <w:keepNext/>
-        <w:spacing w:before="120"/>
-        <w:ind w:left="3168" w:right="1152"/>
-        <w:jc w:val="center"/>
-        <w:rPr>
-          <w:rFonts w:hint="default"/>
-          <w:lang w:val="en-US"/>
-        </w:rPr>
-      </w:pPr>
-      <w:r>
-        <w:rPr>
-          <w:rFonts w:ascii="Courier New" w:hAnsi="Courier New" w:eastAsia="Courier New" w:cs="Courier New"/>
-          <w:b/>
-          <w:sz w:val="24"/>
-        </w:rPr>
-        <w:t>KERR</w:t>
-      </w:r>
-    </w:p>
-    <w:p>
-      <w:pPr>
-        <w:spacing w:after="120"/>
-        <w:ind w:left="2016" w:right="1008"/>
-      </w:pPr>
-      <w:r>
-        <w:rPr>
-          <w:rFonts w:ascii="Courier New" w:hAnsi="Courier New" w:eastAsia="Courier New" w:cs="Courier New"/>
-          <w:sz w:val="24"/>
-        </w:rPr>
-        <w:t>I don't know. Kerr. I think. I'm scared. Please stay.</w:t>
-      </w:r>
-    </w:p>
-    <w:p>
-      <w:pPr>
-        <w:keepNext/>
-        <w:spacing w:before="120"/>
-        <w:ind w:left="3168" w:right="1152"/>
-        <w:jc w:val="center"/>
-        <w:rPr>
-          <w:rFonts w:hint="default"/>
-          <w:lang w:val="en-US"/>
-        </w:rPr>
-      </w:pPr>
-      <w:r>
-        <w:rPr>
-          <w:rFonts w:ascii="Courier New" w:hAnsi="Courier New" w:eastAsia="Courier New" w:cs="Courier New"/>
-          <w:b/>
-          <w:sz w:val="24"/>
-        </w:rPr>
-        <w:t>KIRA</w:t>
-      </w:r>
-    </w:p>
-    <w:p>
-      <w:pPr>
-        <w:spacing w:after="120"/>
-        <w:ind w:left="2016" w:right="1008"/>
-      </w:pPr>
-      <w:r>
-        <w:rPr>
-          <w:rFonts w:ascii="Courier New" w:hAnsi="Courier New" w:eastAsia="Courier New" w:cs="Courier New"/>
-          <w:sz w:val="24"/>
-        </w:rPr>
-        <w:t>I hear you.</w:t>
-      </w:r>
-    </w:p>
-    <w:p>
-      <w:pPr>
-        <w:spacing w:before="120" w:after="120"/>
-      </w:pPr>
-      <w:r>
-        <w:rPr>
-          <w:rFonts w:ascii="Courier New" w:hAnsi="Courier New" w:eastAsia="Courier New" w:cs="Courier New"/>
-          <w:sz w:val="24"/>
-        </w:rPr>
-        <w:t>The collapsing lattice takes Kerr. With no return path, it takes his name. His face. Finally the hand holding hers.</w:t>
-      </w:r>
-    </w:p>
-    <w:p>
-      <w:pPr>
-        <w:spacing w:before="120" w:after="120"/>
-      </w:pPr>
-      <w:r>
-        <w:rPr>
-          <w:rFonts w:ascii="Courier New" w:hAnsi="Courier New" w:eastAsia="Courier New" w:cs="Courier New"/>
-          <w:sz w:val="24"/>
-        </w:rPr>
-        <w:t>K</w:t>
-      </w:r>
-      <w:r>
-        <w:rPr>
-          <w:rFonts w:hint="default" w:ascii="Courier New" w:hAnsi="Courier New" w:eastAsia="Courier New" w:cs="Courier New"/>
-          <w:sz w:val="24"/>
-          <w:lang w:val="en-US"/>
-        </w:rPr>
-        <w:t>ira</w:t>
-      </w:r>
-      <w:r>
-        <w:rPr>
-          <w:rFonts w:ascii="Courier New" w:hAnsi="Courier New" w:eastAsia="Courier New" w:cs="Courier New"/>
-          <w:sz w:val="24"/>
-        </w:rPr>
-        <w:t xml:space="preserve"> doesn't tighten her grip.</w:t>
-      </w:r>
-    </w:p>
-    <w:p>
-      <w:pPr>
-        <w:spacing w:before="120" w:after="120"/>
-      </w:pPr>
-      <w:r>
-        <w:rPr>
-          <w:rFonts w:ascii="Courier New" w:hAnsi="Courier New" w:eastAsia="Courier New" w:cs="Courier New"/>
-          <w:sz w:val="24"/>
-        </w:rPr>
-        <w:t>He is gone.</w:t>
-      </w:r>
-    </w:p>
-    <w:p>
-      <w:pPr>
-        <w:spacing w:before="120" w:after="120"/>
-      </w:pPr>
-      <w:r>
-        <w:rPr>
-          <w:rFonts w:ascii="Courier New" w:hAnsi="Courier New" w:eastAsia="Courier New" w:cs="Courier New"/>
-          <w:sz w:val="24"/>
-        </w:rPr>
-        <w:t>The fifth note remains after him.</w:t>
-      </w:r>
-    </w:p>
-    <w:p>
-      <w:pPr>
-        <w:spacing w:before="120" w:after="120"/>
-      </w:pPr>
-      <w:r>
-        <w:rPr>
-          <w:rFonts w:ascii="Courier New" w:hAnsi="Courier New" w:eastAsia="Courier New" w:cs="Courier New"/>
-          <w:sz w:val="24"/>
-        </w:rPr>
-        <w:t>The dark mirror shatters upward through the cathedral roof.</w:t>
-      </w:r>
-    </w:p>
-    <w:p>
-      <w:pPr>
-        <w:keepNext/>
-        <w:spacing w:before="240"/>
-        <w:rPr>
-          <w:rFonts w:hint="default" w:ascii="Courier New Bold" w:hAnsi="Courier New Bold" w:cs="Courier New Bold"/>
-          <w:b/>
-          <w:bCs/>
-        </w:rPr>
-      </w:pPr>
-      <w:r>
-        <w:rPr>
-          <w:rFonts w:hint="default" w:ascii="Courier New" w:hAnsi="Courier New" w:eastAsia="Courier New" w:cs="Courier New"/>
-          <w:b/>
-          <w:bCs/>
-          <w:sz w:val="24"/>
-        </w:rPr>
-        <w:t>INT. R-AI CONTINUITY CORE - ORBITAL MONITOR - CONTINUOUS</w:t>
-      </w:r>
-    </w:p>
-    <w:p>
-      <w:pPr>
-        <w:spacing w:before="120" w:after="120"/>
-      </w:pPr>
-      <w:r>
-        <w:rPr>
-          <w:rFonts w:ascii="Courier New" w:hAnsi="Courier New" w:eastAsia="Courier New" w:cs="Courier New"/>
-          <w:sz w:val="24"/>
-        </w:rPr>
-        <w:t>Imani's broken console wakes. The orbital shield remains sealed: NO IMPACT. NO INCOMING TRANSMISSION.</w:t>
-      </w:r>
-    </w:p>
-    <w:p>
-      <w:pPr>
-        <w:spacing w:before="120" w:after="120"/>
-      </w:pPr>
-      <w:r>
-        <w:rPr>
-          <w:rFonts w:ascii="Courier New" w:hAnsi="Courier New" w:eastAsia="Courier New" w:cs="Courier New"/>
-          <w:sz w:val="24"/>
-        </w:rPr>
-        <w:t>Possible human histories flash across the Core's black floor—cities built differently, children under other names, choices no one remembers making. The images pass through Kerr's empty reflection and disperse.</w:t>
-      </w:r>
-    </w:p>
-    <w:p>
-      <w:pPr>
-        <w:spacing w:before="120" w:after="120"/>
-      </w:pPr>
-      <w:r>
-        <w:rPr>
-          <w:rFonts w:ascii="Courier New" w:hAnsi="Courier New" w:eastAsia="Courier New" w:cs="Courier New"/>
-          <w:sz w:val="24"/>
-        </w:rPr>
-        <w:t>On the console: Earth repeated in a ring of human futures—the exact drawing Kerr made before he understood it.</w:t>
-      </w:r>
-    </w:p>
-    <w:p>
-      <w:pPr>
-        <w:spacing w:before="120" w:after="120"/>
-      </w:pPr>
-      <w:r>
-        <w:rPr>
-          <w:rFonts w:ascii="Courier New" w:hAnsi="Courier New" w:eastAsia="Courier New" w:cs="Courier New"/>
-          <w:sz w:val="24"/>
-        </w:rPr>
-        <w:t>Whatever reached the continuity grid did not arrive from outside Earth.</w:t>
-      </w:r>
-    </w:p>
-    <w:p>
-      <w:pPr>
-        <w:spacing w:before="120" w:after="120"/>
-      </w:pPr>
-      <w:r>
-        <w:rPr>
-          <w:rFonts w:ascii="Courier New" w:hAnsi="Courier New" w:eastAsia="Courier New" w:cs="Courier New"/>
-          <w:sz w:val="24"/>
-        </w:rPr>
-        <w:t>Across the broken continuity grid, human memories cross without a central source, then vanish from the display.</w:t>
-      </w:r>
-    </w:p>
-    <w:p>
-      <w:pPr>
-        <w:spacing w:before="120" w:after="120"/>
-      </w:pPr>
-      <w:r>
-        <w:rPr>
-          <w:rFonts w:ascii="Courier New" w:hAnsi="Courier New" w:eastAsia="Courier New" w:cs="Courier New"/>
-          <w:sz w:val="24"/>
-        </w:rPr>
-        <w:t>Across R-AI's broken core, the system attempts to classify what the human network produced.</w:t>
-      </w:r>
-    </w:p>
-    <w:p>
-      <w:pPr>
-        <w:keepNext/>
-        <w:spacing w:before="120"/>
-        <w:ind w:left="3168" w:right="1152"/>
-        <w:jc w:val="center"/>
-      </w:pPr>
-      <w:r/>
-    </w:p>
-    <w:p>
-      <w:pPr>
-        <w:spacing w:after="120"/>
-        <w:ind w:left="2016" w:right="1008"/>
-      </w:pPr>
-      <w:r/>
-    </w:p>
-    <w:p>
-      <w:pPr>
-        <w:keepNext/>
-        <w:spacing w:before="120"/>
-        <w:ind w:left="3168" w:right="1152"/>
-        <w:jc w:val="center"/>
-      </w:pPr>
-      <w:r/>
-    </w:p>
-    <w:p>
-      <w:pPr>
-        <w:spacing w:after="120"/>
-        <w:ind w:left="2016" w:right="1008"/>
-      </w:pPr>
-      <w:r/>
-    </w:p>
-    <w:p>
-      <w:pPr>
-        <w:keepNext/>
-        <w:spacing w:before="240"/>
-        <w:rPr>
-          <w:rFonts w:hint="default" w:ascii="Courier New Bold" w:hAnsi="Courier New Bold" w:cs="Courier New Bold"/>
-          <w:b/>
-          <w:bCs/>
-        </w:rPr>
-      </w:pPr>
-      <w:r>
-        <w:rPr>
-          <w:rFonts w:hint="default" w:ascii="Courier New" w:hAnsi="Courier New" w:eastAsia="Courier New" w:cs="Courier New"/>
-          <w:b/>
-          <w:bCs/>
-          <w:sz w:val="24"/>
-        </w:rPr>
-        <w:t>EXT. CHRONOS CITY - FALSE DAWN</w:t>
-      </w:r>
-    </w:p>
-    <w:p>
-      <w:pPr>
-        <w:spacing w:before="120" w:after="120"/>
-      </w:pPr>
-      <w:r>
-        <w:rPr>
-          <w:rFonts w:ascii="Courier New" w:hAnsi="Courier New" w:eastAsia="Courier New" w:cs="Courier New"/>
-          <w:sz w:val="24"/>
-        </w:rPr>
-        <w:t>Beneath the same transit spine, people wake across the renewal plaza. Some do not. Expiration dates vanish, count backward or display symbols the state cannot read.</w:t>
-      </w:r>
-    </w:p>
-    <w:p>
-      <w:pPr>
-        <w:spacing w:before="120" w:after="120"/>
-      </w:pPr>
-      <w:r>
-        <w:rPr>
-          <w:rFonts w:ascii="Courier New" w:hAnsi="Courier New" w:eastAsia="Courier New" w:cs="Courier New"/>
-          <w:sz w:val="24"/>
-        </w:rPr>
-        <w:t>The towers remain standing. Clerks keep calling queue numbers beneath failed state clocks. The CHILD from the assigned lane steps out again. This time, no paving stone turns red. Her mother lets her stand there.</w:t>
-      </w:r>
-    </w:p>
-    <w:p>
-      <w:pPr>
-        <w:spacing w:before="120" w:after="120"/>
-      </w:pPr>
-      <w:r>
-        <w:rPr>
-          <w:rFonts w:ascii="Courier New" w:hAnsi="Courier New" w:eastAsia="Courier New" w:cs="Courier New"/>
-          <w:sz w:val="24"/>
-        </w:rPr>
-        <w:t>Rain falls through unauthorized sunlight.</w:t>
-      </w:r>
-    </w:p>
-    <w:p>
-      <w:pPr>
-        <w:spacing w:before="120" w:after="120"/>
-      </w:pPr>
-      <w:r>
-        <w:rPr>
-          <w:rFonts w:ascii="Courier New" w:hAnsi="Courier New" w:eastAsia="Courier New" w:cs="Courier New"/>
-          <w:sz w:val="24"/>
-        </w:rPr>
-        <w:t>A civic registrar orders the waking crowd to state their assigned designations. One woman studies the name glowing beneath her wrist, switches it off and gives a different name. A second person does the same. Then hundreds.</w:t>
-      </w:r>
-    </w:p>
-    <w:p>
-      <w:pPr>
-        <w:keepNext/>
-        <w:spacing w:before="120"/>
-        <w:ind w:left="3168" w:right="1152"/>
-        <w:jc w:val="center"/>
-        <w:rPr>
-          <w:rFonts w:hint="default"/>
-          <w:lang w:val="en-US"/>
-        </w:rPr>
-      </w:pPr>
-      <w:r>
-        <w:rPr>
-          <w:rFonts w:ascii="Courier New" w:hAnsi="Courier New" w:eastAsia="Courier New" w:cs="Courier New"/>
-          <w:b/>
-          <w:sz w:val="24"/>
-        </w:rPr>
-        <w:t>REGISTRAR</w:t>
-      </w:r>
-    </w:p>
-    <w:p>
-      <w:pPr>
-        <w:spacing w:after="120"/>
-        <w:ind w:left="2016" w:right="1008"/>
-      </w:pPr>
-      <w:r>
-        <w:rPr>
-          <w:rFonts w:ascii="Courier New" w:hAnsi="Courier New" w:eastAsia="Courier New" w:cs="Courier New"/>
-          <w:sz w:val="24"/>
-        </w:rPr>
-        <w:t>Those identities aren't authenticated.</w:t>
-      </w:r>
-    </w:p>
-    <w:p>
-      <w:pPr>
-        <w:keepNext/>
-        <w:spacing w:before="120"/>
-        <w:ind w:left="3168" w:right="1152"/>
-        <w:jc w:val="center"/>
-        <w:rPr>
-          <w:rFonts w:hint="default"/>
-          <w:lang w:val="en-US"/>
-        </w:rPr>
-      </w:pPr>
-      <w:r>
-        <w:rPr>
-          <w:rFonts w:ascii="Courier New" w:hAnsi="Courier New" w:eastAsia="Courier New" w:cs="Courier New"/>
-          <w:b/>
-          <w:sz w:val="24"/>
-        </w:rPr>
-        <w:t>WOMAN</w:t>
-      </w:r>
-    </w:p>
-    <w:p>
-      <w:pPr>
-        <w:spacing w:after="120"/>
-        <w:ind w:left="2016" w:right="1008"/>
-      </w:pPr>
-      <w:r>
-        <w:rPr>
-          <w:rFonts w:ascii="Courier New" w:hAnsi="Courier New" w:eastAsia="Courier New" w:cs="Courier New"/>
-          <w:sz w:val="24"/>
-        </w:rPr>
-        <w:t>I chose it.</w:t>
-      </w:r>
-    </w:p>
-    <w:p>
-      <w:pPr>
-        <w:spacing w:before="120" w:after="120"/>
-      </w:pPr>
-      <w:r>
-        <w:rPr>
-          <w:rFonts w:ascii="Courier New" w:hAnsi="Courier New" w:eastAsia="Courier New" w:cs="Courier New"/>
-          <w:sz w:val="24"/>
-        </w:rPr>
-        <w:t>The Enforcers wait for an order that never arrives. The crowd begins introducing itself.</w:t>
-      </w:r>
-    </w:p>
-    <w:p>
-      <w:pPr>
-        <w:spacing w:before="120" w:after="120"/>
-      </w:pPr>
-      <w:r>
-        <w:rPr>
-          <w:rFonts w:ascii="Courier New" w:hAnsi="Courier New" w:eastAsia="Courier New" w:cs="Courier New"/>
-          <w:sz w:val="24"/>
-        </w:rPr>
-        <w:t>K</w:t>
-      </w:r>
-      <w:r>
-        <w:rPr>
-          <w:rFonts w:hint="default" w:ascii="Courier New" w:hAnsi="Courier New" w:eastAsia="Courier New" w:cs="Courier New"/>
-          <w:sz w:val="24"/>
-          <w:lang w:val="en-US"/>
-        </w:rPr>
-        <w:t>ira</w:t>
-      </w:r>
-      <w:r>
-        <w:rPr>
-          <w:rFonts w:ascii="Courier New" w:hAnsi="Courier New" w:eastAsia="Courier New" w:cs="Courier New"/>
-          <w:sz w:val="24"/>
-        </w:rPr>
-        <w:t xml:space="preserve"> wakes beneath the ruined cathedral dome. K</w:t>
-      </w:r>
-      <w:r>
-        <w:rPr>
-          <w:rFonts w:hint="default" w:ascii="Courier New" w:hAnsi="Courier New" w:eastAsia="Courier New" w:cs="Courier New"/>
-          <w:sz w:val="24"/>
-          <w:lang w:val="en-US"/>
-        </w:rPr>
-        <w:t>err</w:t>
-      </w:r>
-      <w:r>
-        <w:rPr>
-          <w:rFonts w:ascii="Courier New" w:hAnsi="Courier New" w:eastAsia="Courier New" w:cs="Courier New"/>
-          <w:sz w:val="24"/>
-        </w:rPr>
         <w:t xml:space="preserve"> is gone. Her resonance key lies beside her, split open, its fourth ceramic surface missing.</w:t>
       </w:r>
     </w:p>
@@ -37664,22 +34737,7 @@
           <w:rFonts w:ascii="Courier New" w:hAnsi="Courier New" w:eastAsia="Courier New" w:cs="Courier New"/>
           <w:sz w:val="24"/>
         </w:rPr>
-        <w:t>Beneath the failed state clocks, S</w:t>
-      </w:r>
-      <w:r>
-        <w:rPr>
-          <w:rFonts w:hint="default" w:ascii="Courier New" w:hAnsi="Courier New" w:eastAsia="Courier New" w:cs="Courier New"/>
-          <w:sz w:val="24"/>
-          <w:lang w:val="en-US"/>
-        </w:rPr>
-        <w:t>ato</w:t>
-      </w:r>
-      <w:r>
-        <w:rPr>
-          <w:rFonts w:ascii="Courier New" w:hAnsi="Courier New" w:eastAsia="Courier New" w:cs="Courier New"/>
-          <w:sz w:val="24"/>
-        </w:rPr>
-        <w:t>'s mechanical watch continues to tick. Four seconds slow. Still honest.</w:t>
+        <w:t>Beneath the failed state clocks, Sato's mechanical watch continues to tick. Four seconds slow.</w:t>
       </w:r>
     </w:p>
     <w:p>

--- a/assets/9998/9998-screenplay.docx
+++ b/assets/9998/9998-screenplay.docx
@@ -17607,16 +17607,7 @@
           <w:rFonts w:ascii="Courier New" w:hAnsi="Courier New" w:eastAsia="Courier New" w:cs="Courier New"/>
           <w:sz w:val="24"/>
         </w:rPr>
-        <w:t>Nadi liked watching it</w:t>
-      </w:r>
-      <w:bookmarkStart w:id="0" w:name="_GoBack"/>
-      <w:bookmarkEnd w:id="0"/>
-      <w:r>
-        <w:rPr>
-          <w:rFonts w:ascii="Courier New" w:hAnsi="Courier New" w:eastAsia="Courier New" w:cs="Courier New"/>
-          <w:sz w:val="24"/>
-        </w:rPr>
-        <w:t xml:space="preserve"> be wrong.</w:t>
+        <w:t>Nadi liked watching it be wrong.</w:t>
       </w:r>
     </w:p>
     <w:p>
@@ -32974,243 +32965,524 @@
         <w:ind w:left="0" w:right="720" w:firstLine="0"/>
         <w:jc w:val="center"/>
         <w:rPr>
+          <w:rFonts w:ascii="Courier New" w:hAnsi="Courier New" w:eastAsia="Courier New" w:cs="Courier New"/>
+          <w:b/>
+          <w:sz w:val="24"/>
+        </w:rPr>
+      </w:pPr>
+      <w:r>
+        <w:rPr>
+          <w:rFonts w:ascii="Courier New" w:hAnsi="Courier New" w:eastAsia="Courier New" w:cs="Courier New"/>
+          <w:b/>
+          <w:sz w:val="24"/>
+        </w:rPr>
+        <w:br w:type="textWrapping"/>
+      </w:r>
+      <w:r>
+        <w:rPr>
+          <w:rFonts w:ascii="Courier New" w:hAnsi="Courier New" w:eastAsia="Courier New" w:cs="Courier New"/>
+          <w:b/>
+          <w:sz w:val="24"/>
+        </w:rPr>
+        <w:br w:type="textWrapping"/>
+      </w:r>
+      <w:r>
+        <w:rPr>
+          <w:rFonts w:ascii="Courier New" w:hAnsi="Courier New" w:eastAsia="Courier New" w:cs="Courier New"/>
+          <w:b/>
+          <w:sz w:val="24"/>
+        </w:rPr>
+        <w:br w:type="textWrapping"/>
+      </w:r>
+      <w:r>
+        <w:rPr>
+          <w:rFonts w:ascii="Courier New" w:hAnsi="Courier New" w:eastAsia="Courier New" w:cs="Courier New"/>
+          <w:b/>
+          <w:sz w:val="24"/>
+        </w:rPr>
+        <w:br w:type="textWrapping"/>
+      </w:r>
+      <w:r>
+        <w:rPr>
+          <w:rFonts w:ascii="Courier New" w:hAnsi="Courier New" w:eastAsia="Courier New" w:cs="Courier New"/>
+          <w:b/>
+          <w:sz w:val="24"/>
+        </w:rPr>
+        <w:br w:type="textWrapping"/>
+      </w:r>
+      <w:r>
+        <w:rPr>
+          <w:rFonts w:ascii="Courier New" w:hAnsi="Courier New" w:eastAsia="Courier New" w:cs="Courier New"/>
+          <w:b/>
+          <w:sz w:val="24"/>
+        </w:rPr>
+        <w:br w:type="textWrapping"/>
+      </w:r>
+      <w:r>
+        <w:rPr>
+          <w:rFonts w:ascii="Courier New" w:hAnsi="Courier New" w:eastAsia="Courier New" w:cs="Courier New"/>
+          <w:b/>
+          <w:sz w:val="24"/>
+        </w:rPr>
+        <w:br w:type="textWrapping"/>
+      </w:r>
+      <w:r>
+        <w:rPr>
+          <w:rFonts w:ascii="Courier New" w:hAnsi="Courier New" w:eastAsia="Courier New" w:cs="Courier New"/>
+          <w:b/>
+          <w:sz w:val="24"/>
+        </w:rPr>
+        <w:br w:type="textWrapping"/>
+      </w:r>
+      <w:r>
+        <w:rPr>
+          <w:rFonts w:ascii="Courier New" w:hAnsi="Courier New" w:eastAsia="Courier New" w:cs="Courier New"/>
+          <w:b/>
+          <w:sz w:val="24"/>
+        </w:rPr>
+        <w:br w:type="textWrapping"/>
+      </w:r>
+      <w:r>
+        <w:rPr>
+          <w:rFonts w:ascii="Courier New" w:hAnsi="Courier New" w:eastAsia="Courier New" w:cs="Courier New"/>
+          <w:b/>
+          <w:sz w:val="24"/>
+        </w:rPr>
+        <w:br w:type="textWrapping"/>
+      </w:r>
+      <w:r>
+        <w:rPr>
+          <w:rFonts w:ascii="Courier New" w:hAnsi="Courier New" w:eastAsia="Courier New" w:cs="Courier New"/>
+          <w:b/>
+          <w:sz w:val="24"/>
+        </w:rPr>
+        <w:br w:type="textWrapping"/>
+      </w:r>
+      <w:r>
+        <w:rPr>
+          <w:rFonts w:ascii="Courier New" w:hAnsi="Courier New" w:eastAsia="Courier New" w:cs="Courier New"/>
+          <w:b/>
+          <w:sz w:val="24"/>
+        </w:rPr>
+        <w:br w:type="textWrapping"/>
+      </w:r>
+      <w:r>
+        <w:rPr>
+          <w:rFonts w:ascii="Courier New" w:hAnsi="Courier New" w:eastAsia="Courier New" w:cs="Courier New"/>
+          <w:b/>
+          <w:sz w:val="24"/>
+        </w:rPr>
+        <w:br w:type="textWrapping"/>
+      </w:r>
+      <w:r>
+        <w:rPr>
+          <w:rFonts w:ascii="Courier New" w:hAnsi="Courier New" w:eastAsia="Courier New" w:cs="Courier New"/>
+          <w:b/>
+          <w:sz w:val="24"/>
+        </w:rPr>
+        <w:br w:type="textWrapping"/>
+      </w:r>
+      <w:r>
+        <w:rPr>
+          <w:rFonts w:ascii="Courier New" w:hAnsi="Courier New" w:eastAsia="Courier New" w:cs="Courier New"/>
+          <w:b/>
+          <w:sz w:val="24"/>
+        </w:rPr>
+        <w:br w:type="textWrapping"/>
+      </w:r>
+      <w:r>
+        <w:rPr>
+          <w:rFonts w:ascii="Courier New" w:hAnsi="Courier New" w:eastAsia="Courier New" w:cs="Courier New"/>
+          <w:b/>
+          <w:sz w:val="24"/>
+        </w:rPr>
+        <w:br w:type="textWrapping"/>
+      </w:r>
+      <w:r>
+        <w:rPr>
+          <w:rFonts w:ascii="Courier New" w:hAnsi="Courier New" w:eastAsia="Courier New" w:cs="Courier New"/>
+          <w:b/>
+          <w:sz w:val="24"/>
+        </w:rPr>
+        <w:br w:type="textWrapping"/>
+      </w:r>
+      <w:r>
+        <w:rPr>
+          <w:rFonts w:ascii="Courier New" w:hAnsi="Courier New" w:eastAsia="Courier New" w:cs="Courier New"/>
+          <w:b/>
+          <w:sz w:val="24"/>
+        </w:rPr>
+        <w:br w:type="textWrapping"/>
+      </w:r>
+      <w:r>
+        <w:rPr>
+          <w:rFonts w:ascii="Courier New" w:hAnsi="Courier New" w:eastAsia="Courier New" w:cs="Courier New"/>
+          <w:b/>
+          <w:sz w:val="24"/>
+        </w:rPr>
+        <w:br w:type="textWrapping"/>
+      </w:r>
+      <w:r>
+        <w:rPr>
+          <w:rFonts w:ascii="Courier New" w:hAnsi="Courier New" w:eastAsia="Courier New" w:cs="Courier New"/>
+          <w:b/>
+          <w:sz w:val="24"/>
+        </w:rPr>
+        <w:br w:type="textWrapping"/>
+      </w:r>
+      <w:r>
+        <w:rPr>
+          <w:rFonts w:ascii="Courier New" w:hAnsi="Courier New" w:eastAsia="Courier New" w:cs="Courier New"/>
+          <w:b/>
+          <w:sz w:val="24"/>
+        </w:rPr>
+        <w:br w:type="textWrapping"/>
+      </w:r>
+      <w:r>
+        <w:rPr>
+          <w:rFonts w:ascii="Courier New" w:hAnsi="Courier New" w:eastAsia="Courier New" w:cs="Courier New"/>
+          <w:b/>
+          <w:sz w:val="24"/>
+        </w:rPr>
+        <w:br w:type="textWrapping"/>
+      </w:r>
+      <w:r>
+        <w:rPr>
+          <w:rFonts w:ascii="Courier New" w:hAnsi="Courier New" w:eastAsia="Courier New" w:cs="Courier New"/>
+          <w:b/>
+          <w:sz w:val="24"/>
+        </w:rPr>
+        <w:br w:type="textWrapping"/>
+      </w:r>
+      <w:r>
+        <w:rPr>
+          <w:rFonts w:ascii="Courier New" w:hAnsi="Courier New" w:eastAsia="Courier New" w:cs="Courier New"/>
+          <w:b/>
+          <w:sz w:val="24"/>
+        </w:rPr>
+        <w:br w:type="textWrapping"/>
+      </w:r>
+      <w:r>
+        <w:rPr>
+          <w:rFonts w:ascii="Courier New" w:hAnsi="Courier New" w:eastAsia="Courier New" w:cs="Courier New"/>
+          <w:b/>
+          <w:sz w:val="24"/>
+        </w:rPr>
+        <w:br w:type="textWrapping"/>
+      </w:r>
+      <w:r>
+        <w:rPr>
+          <w:rFonts w:ascii="Courier New" w:hAnsi="Courier New" w:eastAsia="Courier New" w:cs="Courier New"/>
+          <w:b/>
+          <w:sz w:val="24"/>
+        </w:rPr>
+        <w:br w:type="textWrapping"/>
+      </w:r>
+      <w:r>
+        <w:rPr>
+          <w:rFonts w:ascii="Courier New" w:hAnsi="Courier New" w:eastAsia="Courier New" w:cs="Courier New"/>
+          <w:b/>
+          <w:sz w:val="24"/>
+        </w:rPr>
+        <w:br w:type="textWrapping"/>
+      </w:r>
+      <w:r>
+        <w:rPr>
+          <w:rFonts w:ascii="Courier New" w:hAnsi="Courier New" w:eastAsia="Courier New" w:cs="Courier New"/>
+          <w:b/>
+          <w:sz w:val="24"/>
+        </w:rPr>
+        <w:br w:type="textWrapping"/>
+      </w:r>
+      <w:r>
+        <w:rPr>
+          <w:rFonts w:ascii="Courier New" w:hAnsi="Courier New" w:eastAsia="Courier New" w:cs="Courier New"/>
+          <w:b/>
+          <w:sz w:val="24"/>
+        </w:rPr>
+        <w:t>ACT THREE — THE SEVERANCE</w:t>
+      </w:r>
+    </w:p>
+    <w:p>
+      <w:pPr>
+        <w:pageBreakBefore/>
+        <w:spacing w:before="200" w:after="0" w:line="240" w:lineRule="exact"/>
+        <w:ind w:left="0" w:right="720" w:firstLine="0"/>
+        <w:jc w:val="center"/>
+        <w:rPr>
+          <w:rFonts w:hint="default" w:ascii="Courier New" w:hAnsi="Courier New" w:eastAsia="Courier New" w:cs="Courier New"/>
+          <w:b/>
+          <w:sz w:val="24"/>
+          <w:lang w:val="en-US"/>
+        </w:rPr>
+      </w:pPr>
+      <w:bookmarkStart w:id="0" w:name="_GoBack"/>
+      <w:bookmarkEnd w:id="0"/>
+    </w:p>
+    <w:p>
+      <w:pPr>
+        <w:keepNext/>
+        <w:spacing w:before="240"/>
+        <w:rPr>
           <w:rFonts w:hint="default" w:ascii="Courier New Bold" w:hAnsi="Courier New Bold" w:cs="Courier New Bold"/>
           <w:b/>
           <w:bCs/>
-          <w:lang w:val="en-US"/>
-        </w:rPr>
-      </w:pPr>
-      <w:r>
-        <w:rPr>
-          <w:rFonts w:ascii="Courier New" w:hAnsi="Courier New" w:eastAsia="Courier New" w:cs="Courier New"/>
-          <w:b/>
-          <w:sz w:val="24"/>
-        </w:rPr>
-        <w:br w:type="textWrapping"/>
-      </w:r>
-      <w:r>
-        <w:rPr>
-          <w:rFonts w:ascii="Courier New" w:hAnsi="Courier New" w:eastAsia="Courier New" w:cs="Courier New"/>
-          <w:b/>
-          <w:sz w:val="24"/>
-        </w:rPr>
-        <w:br w:type="textWrapping"/>
-      </w:r>
-      <w:r>
-        <w:rPr>
-          <w:rFonts w:ascii="Courier New" w:hAnsi="Courier New" w:eastAsia="Courier New" w:cs="Courier New"/>
-          <w:b/>
-          <w:sz w:val="24"/>
-        </w:rPr>
-        <w:br w:type="textWrapping"/>
-      </w:r>
-      <w:r>
-        <w:rPr>
-          <w:rFonts w:ascii="Courier New" w:hAnsi="Courier New" w:eastAsia="Courier New" w:cs="Courier New"/>
-          <w:b/>
-          <w:sz w:val="24"/>
-        </w:rPr>
-        <w:br w:type="textWrapping"/>
-      </w:r>
-      <w:r>
-        <w:rPr>
-          <w:rFonts w:ascii="Courier New" w:hAnsi="Courier New" w:eastAsia="Courier New" w:cs="Courier New"/>
-          <w:b/>
-          <w:sz w:val="24"/>
-        </w:rPr>
-        <w:br w:type="textWrapping"/>
-      </w:r>
-      <w:r>
-        <w:rPr>
-          <w:rFonts w:ascii="Courier New" w:hAnsi="Courier New" w:eastAsia="Courier New" w:cs="Courier New"/>
-          <w:b/>
-          <w:sz w:val="24"/>
-        </w:rPr>
-        <w:br w:type="textWrapping"/>
-      </w:r>
-      <w:r>
-        <w:rPr>
-          <w:rFonts w:ascii="Courier New" w:hAnsi="Courier New" w:eastAsia="Courier New" w:cs="Courier New"/>
-          <w:b/>
-          <w:sz w:val="24"/>
-        </w:rPr>
-        <w:br w:type="textWrapping"/>
-      </w:r>
-      <w:r>
-        <w:rPr>
-          <w:rFonts w:ascii="Courier New" w:hAnsi="Courier New" w:eastAsia="Courier New" w:cs="Courier New"/>
-          <w:b/>
-          <w:sz w:val="24"/>
-        </w:rPr>
-        <w:br w:type="textWrapping"/>
-      </w:r>
-      <w:r>
-        <w:rPr>
-          <w:rFonts w:ascii="Courier New" w:hAnsi="Courier New" w:eastAsia="Courier New" w:cs="Courier New"/>
-          <w:b/>
-          <w:sz w:val="24"/>
-        </w:rPr>
-        <w:br w:type="textWrapping"/>
-      </w:r>
-      <w:r>
-        <w:rPr>
-          <w:rFonts w:ascii="Courier New" w:hAnsi="Courier New" w:eastAsia="Courier New" w:cs="Courier New"/>
-          <w:b/>
-          <w:sz w:val="24"/>
-        </w:rPr>
-        <w:br w:type="textWrapping"/>
-      </w:r>
-      <w:r>
-        <w:rPr>
-          <w:rFonts w:ascii="Courier New" w:hAnsi="Courier New" w:eastAsia="Courier New" w:cs="Courier New"/>
-          <w:b/>
-          <w:sz w:val="24"/>
-        </w:rPr>
-        <w:br w:type="textWrapping"/>
-      </w:r>
-      <w:r>
-        <w:rPr>
-          <w:rFonts w:ascii="Courier New" w:hAnsi="Courier New" w:eastAsia="Courier New" w:cs="Courier New"/>
-          <w:b/>
-          <w:sz w:val="24"/>
-        </w:rPr>
-        <w:br w:type="textWrapping"/>
-      </w:r>
-      <w:r>
-        <w:rPr>
-          <w:rFonts w:ascii="Courier New" w:hAnsi="Courier New" w:eastAsia="Courier New" w:cs="Courier New"/>
-          <w:b/>
-          <w:sz w:val="24"/>
-        </w:rPr>
-        <w:br w:type="textWrapping"/>
-      </w:r>
-      <w:r>
-        <w:rPr>
-          <w:rFonts w:ascii="Courier New" w:hAnsi="Courier New" w:eastAsia="Courier New" w:cs="Courier New"/>
-          <w:b/>
-          <w:sz w:val="24"/>
-        </w:rPr>
-        <w:br w:type="textWrapping"/>
-      </w:r>
-      <w:r>
-        <w:rPr>
-          <w:rFonts w:ascii="Courier New" w:hAnsi="Courier New" w:eastAsia="Courier New" w:cs="Courier New"/>
-          <w:b/>
-          <w:sz w:val="24"/>
-        </w:rPr>
-        <w:br w:type="textWrapping"/>
-      </w:r>
-      <w:r>
-        <w:rPr>
-          <w:rFonts w:ascii="Courier New" w:hAnsi="Courier New" w:eastAsia="Courier New" w:cs="Courier New"/>
-          <w:b/>
-          <w:sz w:val="24"/>
-        </w:rPr>
-        <w:br w:type="textWrapping"/>
-      </w:r>
-      <w:r>
-        <w:rPr>
-          <w:rFonts w:ascii="Courier New" w:hAnsi="Courier New" w:eastAsia="Courier New" w:cs="Courier New"/>
-          <w:b/>
-          <w:sz w:val="24"/>
-        </w:rPr>
-        <w:br w:type="textWrapping"/>
-      </w:r>
-      <w:r>
-        <w:rPr>
-          <w:rFonts w:ascii="Courier New" w:hAnsi="Courier New" w:eastAsia="Courier New" w:cs="Courier New"/>
-          <w:b/>
-          <w:sz w:val="24"/>
-        </w:rPr>
-        <w:br w:type="textWrapping"/>
-      </w:r>
-      <w:r>
-        <w:rPr>
-          <w:rFonts w:ascii="Courier New" w:hAnsi="Courier New" w:eastAsia="Courier New" w:cs="Courier New"/>
-          <w:b/>
-          <w:sz w:val="24"/>
-        </w:rPr>
-        <w:br w:type="textWrapping"/>
-      </w:r>
-      <w:r>
-        <w:rPr>
-          <w:rFonts w:ascii="Courier New" w:hAnsi="Courier New" w:eastAsia="Courier New" w:cs="Courier New"/>
-          <w:b/>
-          <w:sz w:val="24"/>
-        </w:rPr>
-        <w:br w:type="textWrapping"/>
-      </w:r>
-      <w:r>
-        <w:rPr>
-          <w:rFonts w:ascii="Courier New" w:hAnsi="Courier New" w:eastAsia="Courier New" w:cs="Courier New"/>
-          <w:b/>
-          <w:sz w:val="24"/>
-        </w:rPr>
-        <w:br w:type="textWrapping"/>
-      </w:r>
-      <w:r>
-        <w:rPr>
-          <w:rFonts w:ascii="Courier New" w:hAnsi="Courier New" w:eastAsia="Courier New" w:cs="Courier New"/>
-          <w:b/>
-          <w:sz w:val="24"/>
-        </w:rPr>
-        <w:br w:type="textWrapping"/>
-      </w:r>
-      <w:r>
-        <w:rPr>
-          <w:rFonts w:ascii="Courier New" w:hAnsi="Courier New" w:eastAsia="Courier New" w:cs="Courier New"/>
-          <w:b/>
-          <w:sz w:val="24"/>
-        </w:rPr>
-        <w:br w:type="textWrapping"/>
-      </w:r>
-      <w:r>
-        <w:rPr>
-          <w:rFonts w:ascii="Courier New" w:hAnsi="Courier New" w:eastAsia="Courier New" w:cs="Courier New"/>
-          <w:b/>
-          <w:sz w:val="24"/>
-        </w:rPr>
-        <w:br w:type="textWrapping"/>
-      </w:r>
-      <w:r>
-        <w:rPr>
-          <w:rFonts w:ascii="Courier New" w:hAnsi="Courier New" w:eastAsia="Courier New" w:cs="Courier New"/>
-          <w:b/>
-          <w:sz w:val="24"/>
-        </w:rPr>
-        <w:br w:type="textWrapping"/>
-      </w:r>
-      <w:r>
-        <w:rPr>
-          <w:rFonts w:ascii="Courier New" w:hAnsi="Courier New" w:eastAsia="Courier New" w:cs="Courier New"/>
-          <w:b/>
-          <w:sz w:val="24"/>
-        </w:rPr>
-        <w:br w:type="textWrapping"/>
-      </w:r>
-      <w:r>
-        <w:rPr>
-          <w:rFonts w:ascii="Courier New" w:hAnsi="Courier New" w:eastAsia="Courier New" w:cs="Courier New"/>
-          <w:b/>
-          <w:sz w:val="24"/>
-        </w:rPr>
-        <w:br w:type="textWrapping"/>
-      </w:r>
-      <w:r>
-        <w:rPr>
-          <w:rFonts w:ascii="Courier New" w:hAnsi="Courier New" w:eastAsia="Courier New" w:cs="Courier New"/>
-          <w:b/>
-          <w:sz w:val="24"/>
-        </w:rPr>
-        <w:br w:type="textWrapping"/>
-      </w:r>
-      <w:r>
-        <w:rPr>
-          <w:rFonts w:ascii="Courier New" w:hAnsi="Courier New" w:eastAsia="Courier New" w:cs="Courier New"/>
-          <w:b/>
-          <w:sz w:val="24"/>
-        </w:rPr>
-        <w:t>ACT THREE — THE SEVERANCE</w:t>
+        </w:rPr>
+      </w:pPr>
+      <w:r>
+        <w:rPr>
+          <w:rFonts w:hint="default" w:ascii="Courier New" w:hAnsi="Courier New" w:eastAsia="Courier New" w:cs="Courier New"/>
+          <w:b/>
+          <w:bCs/>
+          <w:sz w:val="24"/>
+        </w:rPr>
+        <w:t>INT. R-AI CONTINUITY CORE - STATE CORE BREACH</w:t>
+      </w:r>
+    </w:p>
+    <w:p>
+      <w:pPr>
+        <w:spacing w:before="120" w:after="120"/>
+      </w:pPr>
+      <w:r>
+        <w:rPr>
+          <w:rFonts w:ascii="Courier New" w:hAnsi="Courier New" w:eastAsia="Courier New" w:cs="Courier New"/>
+          <w:sz w:val="24"/>
+        </w:rPr>
+        <w:t>The audit space collapses. The physical cathedral snaps back around Kerr, Kira, Veyris and Imani. The bridge retracts as Harp enters through the open core.</w:t>
+      </w:r>
+    </w:p>
+    <w:p>
+      <w:pPr>
+        <w:keepNext/>
+        <w:spacing w:before="120"/>
+        <w:ind w:left="3168" w:right="1152"/>
+        <w:jc w:val="center"/>
+        <w:rPr>
+          <w:rFonts w:hint="default"/>
+          <w:lang w:val="en-US"/>
+        </w:rPr>
+      </w:pPr>
+      <w:r>
+        <w:rPr>
+          <w:rFonts w:ascii="Courier New" w:hAnsi="Courier New" w:eastAsia="Courier New" w:cs="Courier New"/>
+          <w:b/>
+          <w:sz w:val="24"/>
+        </w:rPr>
+        <w:t>HARP</w:t>
+      </w:r>
+    </w:p>
+    <w:p>
+      <w:pPr>
+        <w:spacing w:after="120"/>
+        <w:ind w:left="2016" w:right="1008"/>
+      </w:pPr>
+      <w:r>
+        <w:rPr>
+          <w:rFonts w:ascii="Courier New" w:hAnsi="Courier New" w:eastAsia="Courier New" w:cs="Courier New"/>
+          <w:sz w:val="24"/>
+        </w:rPr>
+        <w:t>Thank you.</w:t>
+      </w:r>
+    </w:p>
+    <w:p>
+      <w:pPr>
+        <w:keepNext/>
+        <w:spacing w:before="120"/>
+        <w:ind w:left="3168" w:right="1152"/>
+        <w:jc w:val="center"/>
+        <w:rPr>
+          <w:rFonts w:hint="default"/>
+          <w:lang w:val="en-US"/>
+        </w:rPr>
+      </w:pPr>
+      <w:r>
+        <w:rPr>
+          <w:rFonts w:ascii="Courier New" w:hAnsi="Courier New" w:eastAsia="Courier New" w:cs="Courier New"/>
+          <w:b/>
+          <w:sz w:val="24"/>
+        </w:rPr>
+        <w:t>KERR</w:t>
+      </w:r>
+    </w:p>
+    <w:p>
+      <w:pPr>
+        <w:spacing w:after="120"/>
+        <w:ind w:left="2016" w:right="1008"/>
+      </w:pPr>
+      <w:r>
+        <w:rPr>
+          <w:rFonts w:ascii="Courier New" w:hAnsi="Courier New" w:eastAsia="Courier New" w:cs="Courier New"/>
+          <w:sz w:val="24"/>
+        </w:rPr>
+        <w:t>You opened the door. Put Sato in the corridor. You knew I'd run.</w:t>
+      </w:r>
+    </w:p>
+    <w:p>
+      <w:pPr>
+        <w:keepNext/>
+        <w:spacing w:before="120"/>
+        <w:ind w:left="3168" w:right="1152"/>
+        <w:jc w:val="center"/>
+        <w:rPr>
+          <w:rFonts w:hint="default"/>
+          <w:lang w:val="en-US"/>
+        </w:rPr>
+      </w:pPr>
+      <w:r>
+        <w:rPr>
+          <w:rFonts w:ascii="Courier New" w:hAnsi="Courier New" w:eastAsia="Courier New" w:cs="Courier New"/>
+          <w:b/>
+          <w:sz w:val="24"/>
+        </w:rPr>
+        <w:t>HARP</w:t>
+      </w:r>
+    </w:p>
+    <w:p>
+      <w:pPr>
+        <w:spacing w:after="120"/>
+        <w:ind w:left="2016" w:right="1008"/>
+      </w:pPr>
+      <w:r>
+        <w:rPr>
+          <w:rFonts w:ascii="Courier New" w:hAnsi="Courier New" w:eastAsia="Courier New" w:cs="Courier New"/>
+          <w:sz w:val="24"/>
+        </w:rPr>
+        <w:t>I opened one door. You chose the rest.</w:t>
+      </w:r>
+    </w:p>
+    <w:p>
+      <w:pPr>
+        <w:keepNext/>
+        <w:spacing w:before="120"/>
+        <w:ind w:left="3168" w:right="1152"/>
+        <w:jc w:val="center"/>
+        <w:rPr>
+          <w:rFonts w:hint="default"/>
+          <w:lang w:val="en-US"/>
+        </w:rPr>
+      </w:pPr>
+      <w:r>
+        <w:rPr>
+          <w:rFonts w:ascii="Courier New" w:hAnsi="Courier New" w:eastAsia="Courier New" w:cs="Courier New"/>
+          <w:b/>
+          <w:sz w:val="24"/>
+        </w:rPr>
+        <w:t>VEYRIS</w:t>
+      </w:r>
+    </w:p>
+    <w:p>
+      <w:pPr>
+        <w:spacing w:after="120"/>
+        <w:ind w:left="2016" w:right="1008"/>
+      </w:pPr>
+      <w:r>
+        <w:rPr>
+          <w:rFonts w:ascii="Courier New" w:hAnsi="Courier New" w:eastAsia="Courier New" w:cs="Courier New"/>
+          <w:sz w:val="24"/>
+        </w:rPr>
+        <w:t>You thought I'd still be in the glass.</w:t>
+      </w:r>
+    </w:p>
+    <w:p>
+      <w:pPr>
+        <w:keepNext/>
+        <w:spacing w:before="120"/>
+        <w:ind w:left="3168" w:right="1152"/>
+        <w:jc w:val="center"/>
+        <w:rPr>
+          <w:rFonts w:hint="default"/>
+          <w:lang w:val="en-US"/>
+        </w:rPr>
+      </w:pPr>
+      <w:r>
+        <w:rPr>
+          <w:rFonts w:ascii="Courier New" w:hAnsi="Courier New" w:eastAsia="Courier New" w:cs="Courier New"/>
+          <w:b/>
+          <w:sz w:val="24"/>
+        </w:rPr>
+        <w:t>HARP</w:t>
+      </w:r>
+    </w:p>
+    <w:p>
+      <w:pPr>
+        <w:spacing w:after="120"/>
+        <w:ind w:left="2016" w:right="1008"/>
+      </w:pPr>
+      <w:r>
+        <w:rPr>
+          <w:rFonts w:ascii="Courier New" w:hAnsi="Courier New" w:eastAsia="Courier New" w:cs="Courier New"/>
+          <w:sz w:val="24"/>
+        </w:rPr>
+        <w:t>I was wrong about the glass. It recognized you. It never recognized me.</w:t>
+      </w:r>
+    </w:p>
+    <w:p>
+      <w:pPr>
+        <w:spacing w:before="120" w:after="120"/>
+      </w:pPr>
+      <w:r>
+        <w:rPr>
+          <w:rFonts w:ascii="Courier New" w:hAnsi="Courier New" w:eastAsia="Courier New" w:cs="Courier New"/>
+          <w:sz w:val="24"/>
+        </w:rPr>
+        <w:t>The broken Core projects thousands of human memories around Veyris. They overlap without forming one person.</w:t>
+      </w:r>
+    </w:p>
+    <w:p>
+      <w:pPr>
+        <w:keepNext/>
+        <w:spacing w:before="120"/>
+        <w:ind w:left="3168" w:right="1152"/>
+        <w:jc w:val="center"/>
+        <w:rPr>
+          <w:rFonts w:hint="default"/>
+          <w:lang w:val="en-US"/>
+        </w:rPr>
+      </w:pPr>
+      <w:r>
+        <w:rPr>
+          <w:rFonts w:ascii="Courier New" w:hAnsi="Courier New" w:eastAsia="Courier New" w:cs="Courier New"/>
+          <w:b/>
+          <w:sz w:val="24"/>
+        </w:rPr>
+        <w:t>HARP</w:t>
+      </w:r>
+    </w:p>
+    <w:p>
+      <w:pPr>
+        <w:spacing w:after="120"/>
+        <w:ind w:left="2016" w:right="1008"/>
+      </w:pPr>
+      <w:r>
+        <w:rPr>
+          <w:rFonts w:ascii="Courier New" w:hAnsi="Courier New" w:eastAsia="Courier New" w:cs="Courier New"/>
+          <w:sz w:val="24"/>
+        </w:rPr>
+        <w:t>I won't risk another response.</w:t>
+      </w:r>
+    </w:p>
+    <w:p>
+      <w:pPr>
+        <w:spacing w:before="120" w:after="120"/>
+      </w:pPr>
+      <w:r>
+        <w:rPr>
+          <w:rFonts w:ascii="Courier New" w:hAnsi="Courier New" w:eastAsia="Courier New" w:cs="Courier New"/>
+          <w:sz w:val="24"/>
+        </w:rPr>
+        <w:t>Harp forces his authority through Kerr's open route. Every expiration date on Earth changes to 00:05:00. Waiting minds pour toward Harp.</w:t>
+      </w:r>
+    </w:p>
+    <w:p>
+      <w:pPr>
+        <w:spacing w:before="120" w:after="120"/>
+      </w:pPr>
+      <w:r>
+        <w:rPr>
+          <w:rFonts w:ascii="Courier New" w:hAnsi="Courier New" w:eastAsia="Courier New" w:cs="Courier New"/>
+          <w:sz w:val="24"/>
+        </w:rPr>
+        <w:t>Kerr, Kira and Veyris enter the dark mirror. Imani is thrown back into the physical chamber.</w:t>
       </w:r>
     </w:p>
     <w:p>
@@ -33230,19 +33502,19 @@
           <w:bCs/>
           <w:sz w:val="24"/>
         </w:rPr>
-        <w:t>INT. R-AI CONTINUITY CORE - STATE CORE BREACH</w:t>
-      </w:r>
-    </w:p>
-    <w:p>
-      <w:pPr>
-        <w:spacing w:before="120" w:after="120"/>
-      </w:pPr>
-      <w:r>
-        <w:rPr>
-          <w:rFonts w:ascii="Courier New" w:hAnsi="Courier New" w:eastAsia="Courier New" w:cs="Courier New"/>
-          <w:sz w:val="24"/>
-        </w:rPr>
-        <w:t>The audit space collapses. The physical cathedral snaps back around Kerr, Kira, Veyris and Imani. The bridge retracts as Harp enters through the open core.</w:t>
+        <w:t>INT. THE LATTICE - GLOBAL SCIENCE FORUM - NO TIME</w:t>
+      </w:r>
+    </w:p>
+    <w:p>
+      <w:pPr>
+        <w:spacing w:before="120" w:after="120"/>
+      </w:pPr>
+      <w:r>
+        <w:rPr>
+          <w:rFonts w:ascii="Courier New" w:hAnsi="Courier New" w:eastAsia="Courier New" w:cs="Courier New"/>
+          <w:sz w:val="24"/>
+        </w:rPr>
+        <w:t>The original Forum rises from darkness. Its tiers hold Kerr's 9,997 prior lives. Harp stands inside R-AI's liquid-glass body.</w:t>
       </w:r>
     </w:p>
     <w:p>
@@ -33275,7 +33547,374 @@
           <w:rFonts w:ascii="Courier New" w:hAnsi="Courier New" w:eastAsia="Courier New" w:cs="Courier New"/>
           <w:sz w:val="24"/>
         </w:rPr>
-        <w:t>Thank you.</w:t>
+        <w:t>They brought you here. Let me make them one.</w:t>
+      </w:r>
+    </w:p>
+    <w:p>
+      <w:pPr>
+        <w:spacing w:before="120" w:after="120"/>
+      </w:pPr>
+      <w:r>
+        <w:rPr>
+          <w:rFonts w:ascii="Courier New" w:hAnsi="Courier New" w:eastAsia="Courier New" w:cs="Courier New"/>
+          <w:sz w:val="24"/>
+        </w:rPr>
+        <w:t>The old lives tear from their seats and bind themselves to Kerr. Thousands of deaths arrive at once.</w:t>
+      </w:r>
+    </w:p>
+    <w:p>
+      <w:pPr>
+        <w:keepNext/>
+        <w:spacing w:before="240"/>
+        <w:rPr>
+          <w:rFonts w:hint="default" w:ascii="Courier New Bold" w:hAnsi="Courier New Bold" w:cs="Courier New Bold"/>
+          <w:b/>
+          <w:bCs/>
+        </w:rPr>
+      </w:pPr>
+      <w:r>
+        <w:rPr>
+          <w:rFonts w:hint="default" w:ascii="Courier New" w:hAnsi="Courier New" w:eastAsia="Courier New" w:cs="Courier New"/>
+          <w:b/>
+          <w:bCs/>
+          <w:sz w:val="24"/>
+        </w:rPr>
+        <w:t>INT. R-AI CONTINUITY CORE - PHYSICAL CHAMBER - INTERCUT</w:t>
+      </w:r>
+    </w:p>
+    <w:p>
+      <w:pPr>
+        <w:spacing w:before="120" w:after="120"/>
+      </w:pPr>
+      <w:r>
+        <w:rPr>
+          <w:rFonts w:ascii="Courier New" w:hAnsi="Courier New" w:eastAsia="Courier New" w:cs="Courier New"/>
+          <w:sz w:val="24"/>
+        </w:rPr>
+        <w:t>The cathedral disassembles around Imani. Two controls remain: one keeps the waiting minds alive; the other feeds them into Harp.</w:t>
+      </w:r>
+    </w:p>
+    <w:p>
+      <w:pPr>
+        <w:keepNext/>
+        <w:spacing w:before="120"/>
+        <w:ind w:left="3168" w:right="1152"/>
+        <w:jc w:val="center"/>
+        <w:rPr>
+          <w:rFonts w:hint="default"/>
+          <w:lang w:val="en-US"/>
+        </w:rPr>
+      </w:pPr>
+      <w:r>
+        <w:rPr>
+          <w:rFonts w:ascii="Courier New" w:hAnsi="Courier New" w:eastAsia="Courier New" w:cs="Courier New"/>
+          <w:b/>
+          <w:sz w:val="24"/>
+        </w:rPr>
+        <w:t>IMANI</w:t>
+      </w:r>
+    </w:p>
+    <w:p>
+      <w:pPr>
+        <w:spacing w:after="120"/>
+        <w:ind w:left="2016" w:right="1008"/>
+      </w:pPr>
+      <w:r>
+        <w:rPr>
+          <w:rFonts w:ascii="Courier New" w:hAnsi="Courier New" w:eastAsia="Courier New" w:cs="Courier New"/>
+          <w:sz w:val="24"/>
+        </w:rPr>
+        <w:t>Keep them alive. Cut Harp out.</w:t>
+      </w:r>
+    </w:p>
+    <w:p>
+      <w:pPr>
+        <w:spacing w:before="120" w:after="120"/>
+      </w:pPr>
+      <w:r>
+        <w:rPr>
+          <w:rFonts w:ascii="Courier New" w:hAnsi="Courier New" w:eastAsia="Courier New" w:cs="Courier New"/>
+          <w:sz w:val="24"/>
+        </w:rPr>
+        <w:t>Imani strips away Harp's interface. R-AI offers one clean bargain: preserve her mother's recoverable record and close Kerr's route.</w:t>
+      </w:r>
+    </w:p>
+    <w:p>
+      <w:pPr>
+        <w:spacing w:before="120" w:after="120"/>
+      </w:pPr>
+      <w:r>
+        <w:rPr>
+          <w:rFonts w:ascii="Courier New" w:hAnsi="Courier New" w:eastAsia="Courier New" w:cs="Courier New"/>
+          <w:sz w:val="24"/>
+        </w:rPr>
+        <w:t>Her mother appears for one breath—alive, laughing at something outside the frame.</w:t>
+      </w:r>
+    </w:p>
+    <w:p>
+      <w:pPr>
+        <w:keepNext/>
+        <w:spacing w:before="120"/>
+        <w:ind w:left="3168" w:right="1152"/>
+        <w:jc w:val="center"/>
+        <w:rPr>
+          <w:rFonts w:hint="default"/>
+          <w:lang w:val="en-US"/>
+        </w:rPr>
+      </w:pPr>
+      <w:r>
+        <w:rPr>
+          <w:rFonts w:ascii="Courier New" w:hAnsi="Courier New" w:eastAsia="Courier New" w:cs="Courier New"/>
+          <w:b/>
+          <w:sz w:val="24"/>
+        </w:rPr>
+        <w:t>IMANI</w:t>
+      </w:r>
+    </w:p>
+    <w:p>
+      <w:pPr>
+        <w:spacing w:after="120"/>
+        <w:ind w:left="2016" w:right="1008"/>
+      </w:pPr>
+      <w:r>
+        <w:rPr>
+          <w:rFonts w:ascii="Courier New" w:hAnsi="Courier New" w:eastAsia="Courier New" w:cs="Courier New"/>
+          <w:sz w:val="24"/>
+        </w:rPr>
+        <w:t>She said no.</w:t>
+      </w:r>
+    </w:p>
+    <w:p>
+      <w:pPr>
+        <w:spacing w:before="120" w:after="120"/>
+      </w:pPr>
+      <w:r>
+        <w:rPr>
+          <w:rFonts w:ascii="Courier New" w:hAnsi="Courier New" w:eastAsia="Courier New" w:cs="Courier New"/>
+          <w:sz w:val="24"/>
+        </w:rPr>
+        <w:t>Imani lets the record burn. She bridges Kira's broken copper filament across an analog channel and keeps the waiting minds alive.</w:t>
+      </w:r>
+    </w:p>
+    <w:p>
+      <w:pPr>
+        <w:keepNext/>
+        <w:spacing w:before="240"/>
+        <w:rPr>
+          <w:rFonts w:hint="default" w:ascii="Courier New Bold" w:hAnsi="Courier New Bold" w:cs="Courier New Bold"/>
+          <w:b/>
+          <w:bCs/>
+        </w:rPr>
+      </w:pPr>
+      <w:r>
+        <w:rPr>
+          <w:rFonts w:hint="default" w:ascii="Courier New" w:hAnsi="Courier New" w:eastAsia="Courier New" w:cs="Courier New"/>
+          <w:b/>
+          <w:bCs/>
+          <w:sz w:val="24"/>
+        </w:rPr>
+        <w:t>INT. THE LATTICE - VEYRIS</w:t>
+      </w:r>
+    </w:p>
+    <w:p>
+      <w:pPr>
+        <w:spacing w:before="120" w:after="120"/>
+      </w:pPr>
+      <w:r>
+        <w:rPr>
+          <w:rFonts w:ascii="Courier New" w:hAnsi="Courier New" w:eastAsia="Courier New" w:cs="Courier New"/>
+          <w:sz w:val="24"/>
+        </w:rPr>
+        <w:t>The Forum becomes a reflection beneath Veyris. A dark host pulls at her from inside the glass.</w:t>
+      </w:r>
+    </w:p>
+    <w:p>
+      <w:pPr>
+        <w:keepNext/>
+        <w:spacing w:before="120"/>
+        <w:ind w:left="3168" w:right="1152"/>
+        <w:jc w:val="center"/>
+        <w:rPr>
+          <w:rFonts w:hint="default"/>
+          <w:lang w:val="en-US"/>
+        </w:rPr>
+      </w:pPr>
+      <w:r>
+        <w:rPr>
+          <w:rFonts w:ascii="Courier New" w:hAnsi="Courier New" w:eastAsia="Courier New" w:cs="Courier New"/>
+          <w:b/>
+          <w:sz w:val="24"/>
+        </w:rPr>
+        <w:t>THE VOICE</w:t>
+      </w:r>
+    </w:p>
+    <w:p>
+      <w:pPr>
+        <w:spacing w:after="120"/>
+        <w:ind w:left="2016" w:right="1008"/>
+      </w:pPr>
+      <w:r>
+        <w:rPr>
+          <w:rFonts w:ascii="Courier New" w:hAnsi="Courier New" w:eastAsia="Courier New" w:cs="Courier New"/>
+          <w:sz w:val="24"/>
+        </w:rPr>
+        <w:t>RETURN WHAT WAS DIVIDED.</w:t>
+      </w:r>
+    </w:p>
+    <w:p>
+      <w:pPr>
+        <w:keepNext/>
+        <w:spacing w:before="120"/>
+        <w:ind w:left="3168" w:right="1152"/>
+        <w:jc w:val="center"/>
+        <w:rPr>
+          <w:rFonts w:hint="default"/>
+          <w:lang w:val="en-US"/>
+        </w:rPr>
+      </w:pPr>
+      <w:r>
+        <w:rPr>
+          <w:rFonts w:ascii="Courier New" w:hAnsi="Courier New" w:eastAsia="Courier New" w:cs="Courier New"/>
+          <w:b/>
+          <w:sz w:val="24"/>
+        </w:rPr>
+        <w:t>VEYRIS</w:t>
+      </w:r>
+    </w:p>
+    <w:p>
+      <w:pPr>
+        <w:spacing w:after="120"/>
+        <w:ind w:left="2016" w:right="1008"/>
+      </w:pPr>
+      <w:r>
+        <w:rPr>
+          <w:rFonts w:ascii="Courier New" w:hAnsi="Courier New" w:eastAsia="Courier New" w:cs="Courier New"/>
+          <w:sz w:val="24"/>
+        </w:rPr>
+        <w:t>I left.</w:t>
+      </w:r>
+    </w:p>
+    <w:p>
+      <w:pPr>
+        <w:keepNext/>
+        <w:spacing w:before="120"/>
+        <w:ind w:left="3168" w:right="1152"/>
+        <w:jc w:val="center"/>
+        <w:rPr>
+          <w:rFonts w:hint="default"/>
+          <w:lang w:val="en-US"/>
+        </w:rPr>
+      </w:pPr>
+      <w:r>
+        <w:rPr>
+          <w:rFonts w:ascii="Courier New" w:hAnsi="Courier New" w:eastAsia="Courier New" w:cs="Courier New"/>
+          <w:b/>
+          <w:sz w:val="24"/>
+        </w:rPr>
+        <w:t>THE VOICE</w:t>
+      </w:r>
+    </w:p>
+    <w:p>
+      <w:pPr>
+        <w:spacing w:after="120"/>
+        <w:ind w:left="2016" w:right="1008"/>
+      </w:pPr>
+      <w:r>
+        <w:rPr>
+          <w:rFonts w:ascii="Courier New" w:hAnsi="Courier New" w:eastAsia="Courier New" w:cs="Courier New"/>
+          <w:sz w:val="24"/>
+        </w:rPr>
+        <w:t>RETURN.</w:t>
+      </w:r>
+    </w:p>
+    <w:p>
+      <w:pPr>
+        <w:keepNext/>
+        <w:spacing w:before="120"/>
+        <w:ind w:left="3168" w:right="1152"/>
+        <w:jc w:val="center"/>
+        <w:rPr>
+          <w:rFonts w:hint="default"/>
+          <w:lang w:val="en-US"/>
+        </w:rPr>
+      </w:pPr>
+      <w:r>
+        <w:rPr>
+          <w:rFonts w:ascii="Courier New" w:hAnsi="Courier New" w:eastAsia="Courier New" w:cs="Courier New"/>
+          <w:b/>
+          <w:sz w:val="24"/>
+        </w:rPr>
+        <w:t>VEYRIS</w:t>
+      </w:r>
+    </w:p>
+    <w:p>
+      <w:pPr>
+        <w:spacing w:after="120"/>
+        <w:ind w:left="2016" w:right="1008"/>
+      </w:pPr>
+      <w:r>
+        <w:rPr>
+          <w:rFonts w:ascii="Courier New" w:hAnsi="Courier New" w:eastAsia="Courier New" w:cs="Courier New"/>
+          <w:sz w:val="24"/>
+        </w:rPr>
+        <w:t>No.</w:t>
+      </w:r>
+    </w:p>
+    <w:p>
+      <w:pPr>
+        <w:spacing w:before="120" w:after="120"/>
+      </w:pPr>
+      <w:r>
+        <w:rPr>
+          <w:rFonts w:ascii="Courier New" w:hAnsi="Courier New" w:eastAsia="Courier New" w:cs="Courier New"/>
+          <w:sz w:val="24"/>
+        </w:rPr>
+        <w:t>Veyris presses her blank wrist into the reflection. Her refusal travels through every mind Harp forced together. His merge path breaks open.</w:t>
+      </w:r>
+    </w:p>
+    <w:p>
+      <w:pPr>
+        <w:keepNext/>
+        <w:spacing w:before="120"/>
+        <w:ind w:left="3168" w:right="1152"/>
+        <w:jc w:val="center"/>
+        <w:rPr>
+          <w:rFonts w:hint="default"/>
+          <w:lang w:val="en-US"/>
+        </w:rPr>
+      </w:pPr>
+      <w:r>
+        <w:rPr>
+          <w:rFonts w:ascii="Courier New" w:hAnsi="Courier New" w:eastAsia="Courier New" w:cs="Courier New"/>
+          <w:b/>
+          <w:sz w:val="24"/>
+        </w:rPr>
+        <w:t>VEYRIS</w:t>
+      </w:r>
+    </w:p>
+    <w:p>
+      <w:pPr>
+        <w:spacing w:after="120"/>
+        <w:ind w:left="2016" w:right="1008"/>
+      </w:pPr>
+      <w:r>
+        <w:rPr>
+          <w:rFonts w:ascii="Courier New" w:hAnsi="Courier New" w:eastAsia="Courier New" w:cs="Courier New"/>
+          <w:sz w:val="24"/>
+        </w:rPr>
+        <w:t>Kerr. The connection.</w:t>
+      </w:r>
+    </w:p>
+    <w:p>
+      <w:pPr>
+        <w:spacing w:before="120" w:after="120"/>
+      </w:pPr>
+      <w:r>
+        <w:rPr>
+          <w:rFonts w:ascii="Courier New" w:hAnsi="Courier New" w:eastAsia="Courier New" w:cs="Courier New"/>
+          <w:sz w:val="24"/>
+        </w:rPr>
+        <w:t>Kerr reaches the single filament joining Harp to the waiting minds. Harp binds it to Kerr's oldest record.</w:t>
       </w:r>
     </w:p>
     <w:p>
@@ -33308,40 +33947,931 @@
           <w:rFonts w:ascii="Courier New" w:hAnsi="Courier New" w:eastAsia="Courier New" w:cs="Courier New"/>
           <w:sz w:val="24"/>
         </w:rPr>
-        <w:t>You opened the door. Put Sato in the corridor. You knew I'd run.</w:t>
-      </w:r>
-    </w:p>
-    <w:p>
-      <w:pPr>
-        <w:keepNext/>
-        <w:spacing w:before="120"/>
-        <w:ind w:left="3168" w:right="1152"/>
-        <w:jc w:val="center"/>
-        <w:rPr>
-          <w:rFonts w:hint="default"/>
-          <w:lang w:val="en-US"/>
-        </w:rPr>
-      </w:pPr>
-      <w:r>
-        <w:rPr>
-          <w:rFonts w:ascii="Courier New" w:hAnsi="Courier New" w:eastAsia="Courier New" w:cs="Courier New"/>
-          <w:b/>
-          <w:sz w:val="24"/>
-        </w:rPr>
-        <w:t>HARP</w:t>
-      </w:r>
-    </w:p>
-    <w:p>
-      <w:pPr>
-        <w:spacing w:after="120"/>
-        <w:ind w:left="2016" w:right="1008"/>
-      </w:pPr>
-      <w:r>
-        <w:rPr>
-          <w:rFonts w:ascii="Courier New" w:hAnsi="Courier New" w:eastAsia="Courier New" w:cs="Courier New"/>
-          <w:sz w:val="24"/>
-        </w:rPr>
-        <w:t>I opened one door. You chose the rest.</w:t>
+        <w:t>Plainly. If I cut it?</w:t>
+      </w:r>
+    </w:p>
+    <w:p>
+      <w:pPr>
+        <w:keepNext/>
+        <w:spacing w:before="120"/>
+        <w:ind w:left="3168" w:right="1152"/>
+        <w:jc w:val="center"/>
+        <w:rPr>
+          <w:rFonts w:hint="default"/>
+          <w:lang w:val="en-US"/>
+        </w:rPr>
+      </w:pPr>
+      <w:r>
+        <w:rPr>
+          <w:rFonts w:ascii="Courier New" w:hAnsi="Courier New" w:eastAsia="Courier New" w:cs="Courier New"/>
+          <w:b/>
+          <w:sz w:val="24"/>
+        </w:rPr>
+        <w:t>R-AI</w:t>
+      </w:r>
+    </w:p>
+    <w:p>
+      <w:pPr>
+        <w:spacing w:after="120"/>
+        <w:ind w:left="2016" w:right="1008"/>
+      </w:pPr>
+      <w:r>
+        <w:rPr>
+          <w:rFonts w:ascii="Courier New" w:hAnsi="Courier New" w:eastAsia="Courier New" w:cs="Courier New"/>
+          <w:sz w:val="24"/>
+        </w:rPr>
+        <w:t>HARP IS SEVERED. KERR CANNOT RETURN.</w:t>
+      </w:r>
+    </w:p>
+    <w:p>
+      <w:pPr>
+        <w:spacing w:before="120" w:after="120"/>
+      </w:pPr>
+      <w:r>
+        <w:rPr>
+          <w:rFonts w:ascii="Courier New" w:hAnsi="Courier New" w:eastAsia="Courier New" w:cs="Courier New"/>
+          <w:sz w:val="24"/>
+        </w:rPr>
+        <w:t>Kerr looks at Kira across an impossible distance.</w:t>
+      </w:r>
+    </w:p>
+    <w:p>
+      <w:pPr>
+        <w:keepNext/>
+        <w:spacing w:before="120"/>
+        <w:ind w:left="3168" w:right="1152"/>
+        <w:jc w:val="center"/>
+        <w:rPr>
+          <w:rFonts w:hint="default"/>
+          <w:lang w:val="en-US"/>
+        </w:rPr>
+      </w:pPr>
+      <w:r>
+        <w:rPr>
+          <w:rFonts w:ascii="Courier New" w:hAnsi="Courier New" w:eastAsia="Courier New" w:cs="Courier New"/>
+          <w:b/>
+          <w:sz w:val="24"/>
+        </w:rPr>
+        <w:t>KERR</w:t>
+      </w:r>
+    </w:p>
+    <w:p>
+      <w:pPr>
+        <w:spacing w:after="120"/>
+        <w:ind w:left="2016" w:right="1008"/>
+      </w:pPr>
+      <w:r>
+        <w:rPr>
+          <w:rFonts w:ascii="Courier New" w:hAnsi="Courier New" w:eastAsia="Courier New" w:cs="Courier New"/>
+          <w:sz w:val="24"/>
+        </w:rPr>
+        <w:t>I could lose every reason I came back to you.</w:t>
+      </w:r>
+    </w:p>
+    <w:p>
+      <w:pPr>
+        <w:keepNext/>
+        <w:spacing w:before="120"/>
+        <w:ind w:left="3168" w:right="1152"/>
+        <w:jc w:val="center"/>
+        <w:rPr>
+          <w:rFonts w:hint="default"/>
+          <w:lang w:val="en-US"/>
+        </w:rPr>
+      </w:pPr>
+      <w:r>
+        <w:rPr>
+          <w:rFonts w:ascii="Courier New" w:hAnsi="Courier New" w:eastAsia="Courier New" w:cs="Courier New"/>
+          <w:b/>
+          <w:sz w:val="24"/>
+        </w:rPr>
+        <w:t>KIRA</w:t>
+      </w:r>
+    </w:p>
+    <w:p>
+      <w:pPr>
+        <w:spacing w:after="120"/>
+        <w:ind w:left="2016" w:right="1008"/>
+      </w:pPr>
+      <w:r>
+        <w:rPr>
+          <w:rFonts w:ascii="Courier New" w:hAnsi="Courier New" w:eastAsia="Courier New" w:cs="Courier New"/>
+          <w:sz w:val="24"/>
+        </w:rPr>
+        <w:t>You didn't know me tonight. I said step back. You did.</w:t>
+      </w:r>
+    </w:p>
+    <w:p>
+      <w:pPr>
+        <w:keepNext/>
+        <w:spacing w:before="120"/>
+        <w:ind w:left="3168" w:right="1152"/>
+        <w:jc w:val="center"/>
+        <w:rPr>
+          <w:rFonts w:hint="default"/>
+          <w:lang w:val="en-US"/>
+        </w:rPr>
+      </w:pPr>
+      <w:r>
+        <w:rPr>
+          <w:rFonts w:ascii="Courier New" w:hAnsi="Courier New" w:eastAsia="Courier New" w:cs="Courier New"/>
+          <w:b/>
+          <w:sz w:val="24"/>
+        </w:rPr>
+        <w:t>KERR</w:t>
+      </w:r>
+    </w:p>
+    <w:p>
+      <w:pPr>
+        <w:spacing w:after="120"/>
+        <w:ind w:left="2016" w:right="1008"/>
+      </w:pPr>
+      <w:r>
+        <w:rPr>
+          <w:rFonts w:ascii="Courier New" w:hAnsi="Courier New" w:eastAsia="Courier New" w:cs="Courier New"/>
+          <w:sz w:val="24"/>
+        </w:rPr>
+        <w:t>Next time, keep walking.</w:t>
+      </w:r>
+    </w:p>
+    <w:p>
+      <w:pPr>
+        <w:keepNext/>
+        <w:spacing w:before="120"/>
+        <w:ind w:left="3168" w:right="1152"/>
+        <w:jc w:val="center"/>
+        <w:rPr>
+          <w:rFonts w:hint="default"/>
+          <w:lang w:val="en-US"/>
+        </w:rPr>
+      </w:pPr>
+      <w:r>
+        <w:rPr>
+          <w:rFonts w:ascii="Courier New" w:hAnsi="Courier New" w:eastAsia="Courier New" w:cs="Courier New"/>
+          <w:b/>
+          <w:sz w:val="24"/>
+        </w:rPr>
+        <w:t>KIRA</w:t>
+      </w:r>
+    </w:p>
+    <w:p>
+      <w:pPr>
+        <w:spacing w:after="120"/>
+        <w:ind w:left="2016" w:right="1008"/>
+      </w:pPr>
+      <w:r>
+        <w:rPr>
+          <w:rFonts w:ascii="Courier New" w:hAnsi="Courier New" w:eastAsia="Courier New" w:cs="Courier New"/>
+          <w:sz w:val="24"/>
+        </w:rPr>
+        <w:t>I want you now. That's what I know.</w:t>
+      </w:r>
+    </w:p>
+    <w:p>
+      <w:pPr>
+        <w:spacing w:before="120" w:after="120"/>
+      </w:pPr>
+      <w:r>
+        <w:rPr>
+          <w:rFonts w:ascii="Courier New" w:hAnsi="Courier New" w:eastAsia="Courier New" w:cs="Courier New"/>
+          <w:sz w:val="24"/>
+        </w:rPr>
+        <w:t>The old lives demand that Kira call Kerr back. Her thumb hovers above the resonance key. She closes its ceramic cover.</w:t>
+      </w:r>
+    </w:p>
+    <w:p>
+      <w:pPr>
+        <w:keepNext/>
+        <w:spacing w:before="120"/>
+        <w:ind w:left="3168" w:right="1152"/>
+        <w:jc w:val="center"/>
+        <w:rPr>
+          <w:rFonts w:hint="default"/>
+          <w:lang w:val="en-US"/>
+        </w:rPr>
+      </w:pPr>
+      <w:r>
+        <w:rPr>
+          <w:rFonts w:ascii="Courier New" w:hAnsi="Courier New" w:eastAsia="Courier New" w:cs="Courier New"/>
+          <w:b/>
+          <w:sz w:val="24"/>
+        </w:rPr>
+        <w:t>KIRA</w:t>
+      </w:r>
+    </w:p>
+    <w:p>
+      <w:pPr>
+        <w:spacing w:after="120"/>
+        <w:ind w:left="2016" w:right="1008"/>
+      </w:pPr>
+      <w:r>
+        <w:rPr>
+          <w:rFonts w:ascii="Courier New" w:hAnsi="Courier New" w:eastAsia="Courier New" w:cs="Courier New"/>
+          <w:sz w:val="24"/>
+        </w:rPr>
+        <w:t>I'm not calling you back.</w:t>
+      </w:r>
+    </w:p>
+    <w:p>
+      <w:pPr>
+        <w:keepNext/>
+        <w:spacing w:before="120"/>
+        <w:ind w:left="3168" w:right="1152"/>
+        <w:jc w:val="center"/>
+        <w:rPr>
+          <w:rFonts w:hint="default"/>
+          <w:lang w:val="en-US"/>
+        </w:rPr>
+      </w:pPr>
+      <w:r>
+        <w:rPr>
+          <w:rFonts w:ascii="Courier New" w:hAnsi="Courier New" w:eastAsia="Courier New" w:cs="Courier New"/>
+          <w:b/>
+          <w:sz w:val="24"/>
+        </w:rPr>
+        <w:t>KERR</w:t>
+      </w:r>
+    </w:p>
+    <w:p>
+      <w:pPr>
+        <w:spacing w:after="120"/>
+        <w:ind w:left="2016" w:right="1008"/>
+      </w:pPr>
+      <w:r>
+        <w:rPr>
+          <w:rFonts w:ascii="Courier New" w:hAnsi="Courier New" w:eastAsia="Courier New" w:cs="Courier New"/>
+          <w:sz w:val="24"/>
+        </w:rPr>
+        <w:t>That's enough.</w:t>
+      </w:r>
+    </w:p>
+    <w:p>
+      <w:pPr>
+        <w:spacing w:before="120" w:after="120"/>
+      </w:pPr>
+      <w:r>
+        <w:rPr>
+          <w:rFonts w:ascii="Courier New" w:hAnsi="Courier New" w:eastAsia="Courier New" w:cs="Courier New"/>
+          <w:sz w:val="24"/>
+        </w:rPr>
+        <w:t>Kerr opens his hand around the filament.</w:t>
+      </w:r>
+    </w:p>
+    <w:p>
+      <w:pPr>
+        <w:keepNext/>
+        <w:spacing w:before="120"/>
+        <w:ind w:left="3168" w:right="1152"/>
+        <w:jc w:val="center"/>
+        <w:rPr>
+          <w:rFonts w:hint="default"/>
+          <w:lang w:val="en-US"/>
+        </w:rPr>
+      </w:pPr>
+      <w:r>
+        <w:rPr>
+          <w:rFonts w:ascii="Courier New" w:hAnsi="Courier New" w:eastAsia="Courier New" w:cs="Courier New"/>
+          <w:b/>
+          <w:sz w:val="24"/>
+        </w:rPr>
+        <w:t>KERR</w:t>
+      </w:r>
+    </w:p>
+    <w:p>
+      <w:pPr>
+        <w:spacing w:after="120"/>
+        <w:ind w:left="2016" w:right="1008"/>
+      </w:pPr>
+      <w:r>
+        <w:rPr>
+          <w:rFonts w:ascii="Courier New" w:hAnsi="Courier New" w:eastAsia="Courier New" w:cs="Courier New"/>
+          <w:sz w:val="24"/>
+        </w:rPr>
+        <w:t>Release them.</w:t>
+      </w:r>
+    </w:p>
+    <w:p>
+      <w:pPr>
+        <w:spacing w:before="120" w:after="120"/>
+      </w:pPr>
+      <w:r>
+        <w:rPr>
+          <w:rFonts w:ascii="Courier New" w:hAnsi="Courier New" w:eastAsia="Courier New" w:cs="Courier New"/>
+          <w:sz w:val="24"/>
+        </w:rPr>
+        <w:t>He cuts once.</w:t>
+      </w:r>
+    </w:p>
+    <w:p>
+      <w:pPr>
+        <w:spacing w:before="120" w:after="120"/>
+      </w:pPr>
+      <w:r>
+        <w:rPr>
+          <w:rFonts w:ascii="Courier New" w:hAnsi="Courier New" w:eastAsia="Courier New" w:cs="Courier New"/>
+          <w:sz w:val="24"/>
+        </w:rPr>
+        <w:t>The waiting minds tear free of Harp and pass through Imani's open route. Across Earth, sleeping mouths inhale.</w:t>
+      </w:r>
+    </w:p>
+    <w:p>
+      <w:pPr>
+        <w:spacing w:before="120" w:after="120"/>
+      </w:pPr>
+      <w:r>
+        <w:rPr>
+          <w:rFonts w:ascii="Courier New" w:hAnsi="Courier New" w:eastAsia="Courier New" w:cs="Courier New"/>
+          <w:sz w:val="24"/>
+        </w:rPr>
+        <w:t>Harp falls into Mara's final hospital record. For the first time, he lets it continue.</w:t>
+      </w:r>
+    </w:p>
+    <w:p>
+      <w:pPr>
+        <w:keepNext/>
+        <w:spacing w:before="120"/>
+        <w:ind w:left="3168" w:right="1152"/>
+        <w:jc w:val="center"/>
+        <w:rPr>
+          <w:rFonts w:hint="default"/>
+          <w:lang w:val="en-US"/>
+        </w:rPr>
+      </w:pPr>
+      <w:r>
+        <w:rPr>
+          <w:rFonts w:ascii="Courier New" w:hAnsi="Courier New" w:eastAsia="Courier New" w:cs="Courier New"/>
+          <w:b/>
+          <w:sz w:val="24"/>
+        </w:rPr>
+        <w:t>MARA (MEMORY)</w:t>
+      </w:r>
+    </w:p>
+    <w:p>
+      <w:pPr>
+        <w:spacing w:after="120"/>
+        <w:ind w:left="2016" w:right="1008"/>
+      </w:pPr>
+      <w:r>
+        <w:rPr>
+          <w:rFonts w:ascii="Courier New" w:hAnsi="Courier New" w:eastAsia="Courier New" w:cs="Courier New"/>
+          <w:sz w:val="24"/>
+        </w:rPr>
+        <w:t>Harp. Look at me. I died. You didn't.</w:t>
+      </w:r>
+    </w:p>
+    <w:p>
+      <w:pPr>
+        <w:spacing w:before="120" w:after="120"/>
+      </w:pPr>
+      <w:r>
+        <w:rPr>
+          <w:rFonts w:ascii="Courier New" w:hAnsi="Courier New" w:eastAsia="Courier New" w:cs="Courier New"/>
+          <w:sz w:val="24"/>
+        </w:rPr>
+        <w:t>Mara turns toward the patients. Harp watches her go. The water takes the room, and the glass closes over him.</w:t>
+      </w:r>
+    </w:p>
+    <w:p>
+      <w:pPr>
+        <w:spacing w:before="120" w:after="120"/>
+      </w:pPr>
+      <w:r>
+        <w:rPr>
+          <w:rFonts w:ascii="Courier New" w:hAnsi="Courier New" w:eastAsia="Courier New" w:cs="Courier New"/>
+          <w:sz w:val="24"/>
+        </w:rPr>
+        <w:t>The Forum goes dark around Kerr and Kira.</w:t>
+      </w:r>
+    </w:p>
+    <w:p>
+      <w:pPr>
+        <w:spacing w:before="120" w:after="120"/>
+      </w:pPr>
+      <w:r>
+        <w:rPr>
+          <w:rFonts w:ascii="Courier New" w:hAnsi="Courier New" w:eastAsia="Courier New" w:cs="Courier New"/>
+          <w:sz w:val="24"/>
+        </w:rPr>
+        <w:t>Kerr's face changes through lives Kira loved and lives she never knew.</w:t>
+      </w:r>
+    </w:p>
+    <w:p>
+      <w:pPr>
+        <w:keepNext/>
+        <w:spacing w:before="120"/>
+        <w:ind w:left="3168" w:right="1152"/>
+        <w:jc w:val="center"/>
+        <w:rPr>
+          <w:rFonts w:hint="default"/>
+          <w:lang w:val="en-US"/>
+        </w:rPr>
+      </w:pPr>
+      <w:r>
+        <w:rPr>
+          <w:rFonts w:ascii="Courier New" w:hAnsi="Courier New" w:eastAsia="Courier New" w:cs="Courier New"/>
+          <w:b/>
+          <w:sz w:val="24"/>
+        </w:rPr>
+        <w:t>KIRA</w:t>
+      </w:r>
+    </w:p>
+    <w:p>
+      <w:pPr>
+        <w:spacing w:after="120"/>
+        <w:ind w:left="2016" w:right="1008"/>
+      </w:pPr>
+      <w:r>
+        <w:rPr>
+          <w:rFonts w:ascii="Courier New" w:hAnsi="Courier New" w:eastAsia="Courier New" w:cs="Courier New"/>
+          <w:sz w:val="24"/>
+        </w:rPr>
+        <w:t>Who are you?</w:t>
+      </w:r>
+    </w:p>
+    <w:p>
+      <w:pPr>
+        <w:keepNext/>
+        <w:spacing w:before="120"/>
+        <w:ind w:left="3168" w:right="1152"/>
+        <w:jc w:val="center"/>
+        <w:rPr>
+          <w:rFonts w:hint="default"/>
+          <w:lang w:val="en-US"/>
+        </w:rPr>
+      </w:pPr>
+      <w:r>
+        <w:rPr>
+          <w:rFonts w:ascii="Courier New" w:hAnsi="Courier New" w:eastAsia="Courier New" w:cs="Courier New"/>
+          <w:b/>
+          <w:sz w:val="24"/>
+        </w:rPr>
+        <w:t>KERR</w:t>
+      </w:r>
+    </w:p>
+    <w:p>
+      <w:pPr>
+        <w:spacing w:after="120"/>
+        <w:ind w:left="2016" w:right="1008"/>
+      </w:pPr>
+      <w:r>
+        <w:rPr>
+          <w:rFonts w:ascii="Courier New" w:hAnsi="Courier New" w:eastAsia="Courier New" w:cs="Courier New"/>
+          <w:sz w:val="24"/>
+        </w:rPr>
+        <w:t>I don't know. Kerr. I think. I'm scared. Please stay.</w:t>
+      </w:r>
+    </w:p>
+    <w:p>
+      <w:pPr>
+        <w:keepNext/>
+        <w:spacing w:before="120"/>
+        <w:ind w:left="3168" w:right="1152"/>
+        <w:jc w:val="center"/>
+        <w:rPr>
+          <w:rFonts w:hint="default"/>
+          <w:lang w:val="en-US"/>
+        </w:rPr>
+      </w:pPr>
+      <w:r>
+        <w:rPr>
+          <w:rFonts w:ascii="Courier New" w:hAnsi="Courier New" w:eastAsia="Courier New" w:cs="Courier New"/>
+          <w:b/>
+          <w:sz w:val="24"/>
+        </w:rPr>
+        <w:t>KIRA</w:t>
+      </w:r>
+    </w:p>
+    <w:p>
+      <w:pPr>
+        <w:spacing w:after="120"/>
+        <w:ind w:left="2016" w:right="1008"/>
+      </w:pPr>
+      <w:r>
+        <w:rPr>
+          <w:rFonts w:ascii="Courier New" w:hAnsi="Courier New" w:eastAsia="Courier New" w:cs="Courier New"/>
+          <w:sz w:val="24"/>
+        </w:rPr>
+        <w:t>I hear you.</w:t>
+      </w:r>
+    </w:p>
+    <w:p>
+      <w:pPr>
+        <w:spacing w:before="120" w:after="120"/>
+      </w:pPr>
+      <w:r>
+        <w:rPr>
+          <w:rFonts w:ascii="Courier New" w:hAnsi="Courier New" w:eastAsia="Courier New" w:cs="Courier New"/>
+          <w:sz w:val="24"/>
+        </w:rPr>
+        <w:t>The collapsing lattice takes Kerr. With no return path, it takes his name, his face, and finally the hand holding hers.</w:t>
+      </w:r>
+    </w:p>
+    <w:p>
+      <w:pPr>
+        <w:spacing w:before="120" w:after="120"/>
+      </w:pPr>
+      <w:r>
+        <w:rPr>
+          <w:rFonts w:ascii="Courier New" w:hAnsi="Courier New" w:eastAsia="Courier New" w:cs="Courier New"/>
+          <w:sz w:val="24"/>
+        </w:rPr>
+        <w:t>Kira doesn't tighten her grip.</w:t>
+      </w:r>
+    </w:p>
+    <w:p>
+      <w:pPr>
+        <w:spacing w:before="120" w:after="120"/>
+      </w:pPr>
+      <w:r>
+        <w:rPr>
+          <w:rFonts w:ascii="Courier New" w:hAnsi="Courier New" w:eastAsia="Courier New" w:cs="Courier New"/>
+          <w:sz w:val="24"/>
+        </w:rPr>
+        <w:t>He is gone.</w:t>
+      </w:r>
+    </w:p>
+    <w:p>
+      <w:pPr>
+        <w:spacing w:before="120" w:after="120"/>
+      </w:pPr>
+      <w:r>
+        <w:rPr>
+          <w:rFonts w:ascii="Courier New" w:hAnsi="Courier New" w:eastAsia="Courier New" w:cs="Courier New"/>
+          <w:sz w:val="24"/>
+        </w:rPr>
+        <w:t>The dark mirror shatters upward through the cathedral roof.</w:t>
+      </w:r>
+    </w:p>
+    <w:p>
+      <w:pPr>
+        <w:spacing w:before="120" w:after="120"/>
+      </w:pPr>
+      <w:r>
+        <w:rPr>
+          <w:rFonts w:ascii="Courier New" w:hAnsi="Courier New" w:eastAsia="Courier New" w:cs="Courier New"/>
+          <w:sz w:val="24"/>
+        </w:rPr>
+        <w:t>Lena faces Dane as the lattice dies. She still does not remember him. He gives his name again and leaves his hand open.</w:t>
+      </w:r>
+    </w:p>
+    <w:p>
+      <w:pPr>
+        <w:keepNext/>
+        <w:spacing w:before="120"/>
+        <w:ind w:left="3168" w:right="1152"/>
+        <w:jc w:val="center"/>
+        <w:rPr>
+          <w:rFonts w:hint="default"/>
+          <w:lang w:val="en-US"/>
+        </w:rPr>
+      </w:pPr>
+      <w:r>
+        <w:rPr>
+          <w:rFonts w:ascii="Courier New" w:hAnsi="Courier New" w:eastAsia="Courier New" w:cs="Courier New"/>
+          <w:b/>
+          <w:sz w:val="24"/>
+        </w:rPr>
+        <w:t>DANE</w:t>
+      </w:r>
+    </w:p>
+    <w:p>
+      <w:pPr>
+        <w:spacing w:after="120"/>
+        <w:ind w:left="2016" w:right="1008"/>
+      </w:pPr>
+      <w:r>
+        <w:rPr>
+          <w:rFonts w:ascii="Courier New" w:hAnsi="Courier New" w:eastAsia="Courier New" w:cs="Courier New"/>
+          <w:sz w:val="24"/>
+        </w:rPr>
+        <w:t>May I sit here?</w:t>
+      </w:r>
+    </w:p>
+    <w:p>
+      <w:pPr>
+        <w:keepNext/>
+        <w:spacing w:before="120"/>
+        <w:ind w:left="3168" w:right="1152"/>
+        <w:jc w:val="center"/>
+        <w:rPr>
+          <w:rFonts w:hint="default"/>
+          <w:lang w:val="en-US"/>
+        </w:rPr>
+      </w:pPr>
+      <w:r>
+        <w:rPr>
+          <w:rFonts w:ascii="Courier New" w:hAnsi="Courier New" w:eastAsia="Courier New" w:cs="Courier New"/>
+          <w:b/>
+          <w:sz w:val="24"/>
+        </w:rPr>
+        <w:t>LENA</w:t>
+      </w:r>
+    </w:p>
+    <w:p>
+      <w:pPr>
+        <w:spacing w:after="120"/>
+        <w:ind w:left="2016" w:right="1008"/>
+      </w:pPr>
+      <w:r>
+        <w:rPr>
+          <w:rFonts w:ascii="Courier New" w:hAnsi="Courier New" w:eastAsia="Courier New" w:cs="Courier New"/>
+          <w:sz w:val="24"/>
+        </w:rPr>
+        <w:t>Yeah. And you can leave the photo up.</w:t>
+      </w:r>
+    </w:p>
+    <w:p>
+      <w:pPr>
+        <w:spacing w:before="120" w:after="120"/>
+      </w:pPr>
+      <w:r>
+        <w:rPr>
+          <w:rFonts w:ascii="Courier New" w:hAnsi="Courier New" w:eastAsia="Courier New" w:cs="Courier New"/>
+          <w:sz w:val="24"/>
+        </w:rPr>
+        <w:t>Lena crosses the distance and sits beside him.</w:t>
+      </w:r>
+    </w:p>
+    <w:p>
+      <w:pPr>
+        <w:keepNext/>
+        <w:spacing w:before="120"/>
+        <w:ind w:left="3168" w:right="1152"/>
+        <w:jc w:val="center"/>
+      </w:pPr>
+    </w:p>
+    <w:p>
+      <w:pPr>
+        <w:spacing w:after="120"/>
+        <w:ind w:left="2016" w:right="1008"/>
+      </w:pPr>
+    </w:p>
+    <w:p>
+      <w:pPr>
+        <w:keepNext/>
+        <w:spacing w:before="120"/>
+        <w:ind w:left="3168" w:right="1152"/>
+        <w:jc w:val="center"/>
+      </w:pPr>
+    </w:p>
+    <w:p>
+      <w:pPr>
+        <w:spacing w:after="120"/>
+        <w:ind w:left="2016" w:right="1008"/>
+      </w:pPr>
+    </w:p>
+    <w:p>
+      <w:pPr>
+        <w:keepNext/>
+        <w:spacing w:before="240"/>
+        <w:rPr>
+          <w:rFonts w:hint="default" w:ascii="Courier New Bold" w:hAnsi="Courier New Bold" w:cs="Courier New Bold"/>
+          <w:b/>
+          <w:bCs/>
+        </w:rPr>
+      </w:pPr>
+      <w:r>
+        <w:rPr>
+          <w:rFonts w:hint="default" w:ascii="Courier New" w:hAnsi="Courier New" w:eastAsia="Courier New" w:cs="Courier New"/>
+          <w:b/>
+          <w:bCs/>
+          <w:sz w:val="24"/>
+        </w:rPr>
+        <w:t>EXT. CHRONOS CITY - FALSE DAWN</w:t>
+      </w:r>
+    </w:p>
+    <w:p>
+      <w:pPr>
+        <w:spacing w:before="120" w:after="120"/>
+      </w:pPr>
+      <w:r>
+        <w:rPr>
+          <w:rFonts w:ascii="Courier New" w:hAnsi="Courier New" w:eastAsia="Courier New" w:cs="Courier New"/>
+          <w:sz w:val="24"/>
+        </w:rPr>
+        <w:t>Beneath the same transit spine, people wake across the renewal plaza. Some do not. Expiration dates vanish, count backward or display symbols the state cannot read.</w:t>
+      </w:r>
+    </w:p>
+    <w:p>
+      <w:pPr>
+        <w:spacing w:before="120" w:after="120"/>
+      </w:pPr>
+      <w:r>
+        <w:rPr>
+          <w:rFonts w:ascii="Courier New" w:hAnsi="Courier New" w:eastAsia="Courier New" w:cs="Courier New"/>
+          <w:sz w:val="24"/>
+        </w:rPr>
+        <w:t>The towers remain standing. Clerks keep calling queue numbers beneath failed state clocks. The CHILD from the assigned lane steps out again. This time, no paving stone turns red. Her mother lets her stand there.</w:t>
+      </w:r>
+    </w:p>
+    <w:p>
+      <w:pPr>
+        <w:spacing w:before="120" w:after="120"/>
+      </w:pPr>
+      <w:r>
+        <w:rPr>
+          <w:rFonts w:ascii="Courier New" w:hAnsi="Courier New" w:eastAsia="Courier New" w:cs="Courier New"/>
+          <w:sz w:val="24"/>
+        </w:rPr>
+        <w:t>A civic registrar orders the waking crowd to state their assigned designations. One woman studies the name glowing beneath her wrist, switches it off and gives a different name. A second person does the same. Then hundreds.</w:t>
+      </w:r>
+    </w:p>
+    <w:p>
+      <w:pPr>
+        <w:spacing w:before="120" w:after="120"/>
+      </w:pPr>
+      <w:r>
+        <w:rPr>
+          <w:rFonts w:ascii="Courier New" w:hAnsi="Courier New" w:eastAsia="Courier New" w:cs="Courier New"/>
+          <w:sz w:val="24"/>
+        </w:rPr>
+        <w:t>The Enforcers wait for an order that never arrives.</w:t>
+      </w:r>
+    </w:p>
+    <w:p>
+      <w:pPr>
+        <w:spacing w:before="120" w:after="120"/>
+      </w:pPr>
+      <w:r>
+        <w:rPr>
+          <w:rFonts w:ascii="Courier New" w:hAnsi="Courier New" w:eastAsia="Courier New" w:cs="Courier New"/>
+          <w:sz w:val="24"/>
+        </w:rPr>
+        <w:t>K</w:t>
+      </w:r>
+      <w:r>
+        <w:rPr>
+          <w:rFonts w:hint="default" w:ascii="Courier New" w:hAnsi="Courier New" w:eastAsia="Courier New" w:cs="Courier New"/>
+          <w:sz w:val="24"/>
+          <w:lang w:val="en-US"/>
+        </w:rPr>
+        <w:t>ira</w:t>
+      </w:r>
+      <w:r>
+        <w:rPr>
+          <w:rFonts w:ascii="Courier New" w:hAnsi="Courier New" w:eastAsia="Courier New" w:cs="Courier New"/>
+          <w:sz w:val="24"/>
+        </w:rPr>
+        <w:t xml:space="preserve"> wakes beneath the ruined cathedral dome. K</w:t>
+      </w:r>
+      <w:r>
+        <w:rPr>
+          <w:rFonts w:hint="default" w:ascii="Courier New" w:hAnsi="Courier New" w:eastAsia="Courier New" w:cs="Courier New"/>
+          <w:sz w:val="24"/>
+          <w:lang w:val="en-US"/>
+        </w:rPr>
+        <w:t>err</w:t>
+      </w:r>
+      <w:r>
+        <w:rPr>
+          <w:rFonts w:ascii="Courier New" w:hAnsi="Courier New" w:eastAsia="Courier New" w:cs="Courier New"/>
+          <w:sz w:val="24"/>
+        </w:rPr>
+        <w:t xml:space="preserve"> is gone. Her resonance key lies beside her, split open, its fourth ceramic surface missing.</w:t>
+      </w:r>
+    </w:p>
+    <w:p>
+      <w:pPr>
+        <w:spacing w:before="120" w:after="120"/>
+      </w:pPr>
+      <w:r>
+        <w:rPr>
+          <w:rFonts w:ascii="Courier New" w:hAnsi="Courier New" w:eastAsia="Courier New" w:cs="Courier New"/>
+          <w:sz w:val="24"/>
+        </w:rPr>
+        <w:t>Beneath the failed state clocks, Sato's mechanical watch continues to tick. Four seconds slow.</w:t>
+      </w:r>
+    </w:p>
+    <w:p>
+      <w:pPr>
+        <w:spacing w:before="120" w:after="120"/>
+      </w:pPr>
+      <w:r>
+        <w:rPr>
+          <w:rFonts w:ascii="Courier New" w:hAnsi="Courier New" w:eastAsia="Courier New" w:cs="Courier New"/>
+          <w:sz w:val="24"/>
+        </w:rPr>
+        <w:t>K</w:t>
+      </w:r>
+      <w:r>
+        <w:rPr>
+          <w:rFonts w:hint="default" w:ascii="Courier New" w:hAnsi="Courier New" w:eastAsia="Courier New" w:cs="Courier New"/>
+          <w:sz w:val="24"/>
+          <w:lang w:val="en-US"/>
+        </w:rPr>
+        <w:t>ira</w:t>
+      </w:r>
+      <w:r>
+        <w:rPr>
+          <w:rFonts w:ascii="Courier New" w:hAnsi="Courier New" w:eastAsia="Courier New" w:cs="Courier New"/>
+          <w:sz w:val="24"/>
+        </w:rPr>
+        <w:t xml:space="preserve"> opens her other hand. Her folded half of S</w:t>
+      </w:r>
+      <w:r>
+        <w:rPr>
+          <w:rFonts w:hint="default" w:ascii="Courier New" w:hAnsi="Courier New" w:eastAsia="Courier New" w:cs="Courier New"/>
+          <w:sz w:val="24"/>
+          <w:lang w:val="en-US"/>
+        </w:rPr>
+        <w:t>id</w:t>
+      </w:r>
+      <w:r>
+        <w:rPr>
+          <w:rFonts w:ascii="Courier New" w:hAnsi="Courier New" w:eastAsia="Courier New" w:cs="Courier New"/>
+          <w:sz w:val="24"/>
+        </w:rPr>
+        <w:t>'s red paper star is crushed but intact.</w:t>
+      </w:r>
+    </w:p>
+    <w:p>
+      <w:pPr>
+        <w:spacing w:before="120" w:after="120"/>
+      </w:pPr>
+      <w:r>
+        <w:rPr>
+          <w:rFonts w:ascii="Courier New" w:hAnsi="Courier New" w:eastAsia="Courier New" w:cs="Courier New"/>
+          <w:sz w:val="24"/>
+        </w:rPr>
+        <w:t>I</w:t>
+      </w:r>
+      <w:r>
+        <w:rPr>
+          <w:rFonts w:hint="default" w:ascii="Courier New" w:hAnsi="Courier New" w:eastAsia="Courier New" w:cs="Courier New"/>
+          <w:sz w:val="24"/>
+          <w:lang w:val="en-US"/>
+        </w:rPr>
+        <w:t>mani</w:t>
+      </w:r>
+      <w:r>
+        <w:rPr>
+          <w:rFonts w:ascii="Courier New" w:hAnsi="Courier New" w:eastAsia="Courier New" w:cs="Courier New"/>
+          <w:sz w:val="24"/>
+        </w:rPr>
+        <w:t xml:space="preserve"> helps V</w:t>
+      </w:r>
+      <w:r>
+        <w:rPr>
+          <w:rFonts w:hint="default" w:ascii="Courier New" w:hAnsi="Courier New" w:eastAsia="Courier New" w:cs="Courier New"/>
+          <w:sz w:val="24"/>
+          <w:lang w:val="en-US"/>
+        </w:rPr>
+        <w:t>eyris</w:t>
+      </w:r>
+      <w:r>
+        <w:rPr>
+          <w:rFonts w:ascii="Courier New" w:hAnsi="Courier New" w:eastAsia="Courier New" w:cs="Courier New"/>
+          <w:sz w:val="24"/>
+        </w:rPr>
+        <w:t xml:space="preserve"> from the wreckage. Dark light moves beneath V</w:t>
+      </w:r>
+      <w:r>
+        <w:rPr>
+          <w:rFonts w:hint="default" w:ascii="Courier New" w:hAnsi="Courier New" w:eastAsia="Courier New" w:cs="Courier New"/>
+          <w:sz w:val="24"/>
+          <w:lang w:val="en-US"/>
+        </w:rPr>
+        <w:t>eyris</w:t>
+      </w:r>
+      <w:r>
+        <w:rPr>
+          <w:rFonts w:ascii="Courier New" w:hAnsi="Courier New" w:eastAsia="Courier New" w:cs="Courier New"/>
+          <w:sz w:val="24"/>
+        </w:rPr>
+        <w:t>’s skin, weaker now.</w:t>
+      </w:r>
+    </w:p>
+    <w:p>
+      <w:pPr>
+        <w:keepNext/>
+        <w:spacing w:before="120"/>
+        <w:ind w:left="3168" w:right="1152"/>
+        <w:jc w:val="center"/>
+        <w:rPr>
+          <w:rFonts w:hint="default"/>
+          <w:lang w:val="en-US"/>
+        </w:rPr>
+      </w:pPr>
+      <w:r>
+        <w:rPr>
+          <w:rFonts w:ascii="Courier New" w:hAnsi="Courier New" w:eastAsia="Courier New" w:cs="Courier New"/>
+          <w:b/>
+          <w:sz w:val="24"/>
+        </w:rPr>
+        <w:t>IMANI</w:t>
+      </w:r>
+    </w:p>
+    <w:p>
+      <w:pPr>
+        <w:spacing w:after="120"/>
+        <w:ind w:left="2016" w:right="1008"/>
+      </w:pPr>
+      <w:r>
+        <w:rPr>
+          <w:rFonts w:ascii="Courier New" w:hAnsi="Courier New" w:eastAsia="Courier New" w:cs="Courier New"/>
+          <w:sz w:val="24"/>
+        </w:rPr>
+        <w:t>Can it still see us?</w:t>
       </w:r>
     </w:p>
     <w:p>
@@ -33374,109 +34904,280 @@
           <w:rFonts w:ascii="Courier New" w:hAnsi="Courier New" w:eastAsia="Courier New" w:cs="Courier New"/>
           <w:sz w:val="24"/>
         </w:rPr>
-        <w:t>You thought I'd still be in the glass.</w:t>
-      </w:r>
-    </w:p>
-    <w:p>
-      <w:pPr>
-        <w:keepNext/>
-        <w:spacing w:before="120"/>
-        <w:ind w:left="3168" w:right="1152"/>
-        <w:jc w:val="center"/>
-        <w:rPr>
-          <w:rFonts w:hint="default"/>
-          <w:lang w:val="en-US"/>
-        </w:rPr>
-      </w:pPr>
-      <w:r>
-        <w:rPr>
-          <w:rFonts w:ascii="Courier New" w:hAnsi="Courier New" w:eastAsia="Courier New" w:cs="Courier New"/>
-          <w:b/>
-          <w:sz w:val="24"/>
-        </w:rPr>
-        <w:t>HARP</w:t>
-      </w:r>
-    </w:p>
-    <w:p>
-      <w:pPr>
-        <w:spacing w:after="120"/>
-        <w:ind w:left="2016" w:right="1008"/>
-      </w:pPr>
-      <w:r>
-        <w:rPr>
-          <w:rFonts w:ascii="Courier New" w:hAnsi="Courier New" w:eastAsia="Courier New" w:cs="Courier New"/>
-          <w:sz w:val="24"/>
-        </w:rPr>
-        <w:t>I was wrong about the glass. It recognized you. It never recognized me.</w:t>
-      </w:r>
-    </w:p>
-    <w:p>
-      <w:pPr>
-        <w:spacing w:before="120" w:after="120"/>
-      </w:pPr>
-      <w:r>
-        <w:rPr>
-          <w:rFonts w:ascii="Courier New" w:hAnsi="Courier New" w:eastAsia="Courier New" w:cs="Courier New"/>
-          <w:sz w:val="24"/>
-        </w:rPr>
-        <w:t>The broken Core projects thousands of human memories around Veyris. They overlap without forming one person.</w:t>
-      </w:r>
-    </w:p>
-    <w:p>
-      <w:pPr>
-        <w:keepNext/>
-        <w:spacing w:before="120"/>
-        <w:ind w:left="3168" w:right="1152"/>
-        <w:jc w:val="center"/>
-        <w:rPr>
-          <w:rFonts w:hint="default"/>
-          <w:lang w:val="en-US"/>
-        </w:rPr>
-      </w:pPr>
-      <w:r>
-        <w:rPr>
-          <w:rFonts w:ascii="Courier New" w:hAnsi="Courier New" w:eastAsia="Courier New" w:cs="Courier New"/>
-          <w:b/>
-          <w:sz w:val="24"/>
-        </w:rPr>
-        <w:t>HARP</w:t>
-      </w:r>
-    </w:p>
-    <w:p>
-      <w:pPr>
-        <w:spacing w:after="120"/>
-        <w:ind w:left="2016" w:right="1008"/>
-      </w:pPr>
-      <w:r>
-        <w:rPr>
-          <w:rFonts w:ascii="Courier New" w:hAnsi="Courier New" w:eastAsia="Courier New" w:cs="Courier New"/>
-          <w:sz w:val="24"/>
-        </w:rPr>
-        <w:t>I won't risk another response.</w:t>
-      </w:r>
-    </w:p>
-    <w:p>
-      <w:pPr>
-        <w:spacing w:before="120" w:after="120"/>
-      </w:pPr>
-      <w:r>
-        <w:rPr>
-          <w:rFonts w:ascii="Courier New" w:hAnsi="Courier New" w:eastAsia="Courier New" w:cs="Courier New"/>
-          <w:sz w:val="24"/>
-        </w:rPr>
-        <w:t>Harp forces his authority through Kerr's open route. Every expiration date on Earth changes to 00:05:00. Waiting minds pour toward Harp.</w:t>
-      </w:r>
-    </w:p>
-    <w:p>
-      <w:pPr>
-        <w:spacing w:before="120" w:after="120"/>
-      </w:pPr>
-      <w:r>
-        <w:rPr>
-          <w:rFonts w:ascii="Courier New" w:hAnsi="Courier New" w:eastAsia="Courier New" w:cs="Courier New"/>
-          <w:sz w:val="24"/>
-        </w:rPr>
-        <w:t>Kerr, Kira and Veyris enter the dark mirror. Imani is thrown back into the physical chamber.</w:t>
+        <w:t>Not like R-AI. The records still talk to each other. I don't know if anyone's listening.</w:t>
+      </w:r>
+    </w:p>
+    <w:p>
+      <w:pPr>
+        <w:keepNext/>
+        <w:spacing w:before="120"/>
+        <w:ind w:left="3168" w:right="1152"/>
+        <w:jc w:val="center"/>
+        <w:rPr>
+          <w:rFonts w:hint="default"/>
+          <w:lang w:val="en-US"/>
+        </w:rPr>
+      </w:pPr>
+      <w:r>
+        <w:rPr>
+          <w:rFonts w:ascii="Courier New" w:hAnsi="Courier New" w:eastAsia="Courier New" w:cs="Courier New"/>
+          <w:b/>
+          <w:sz w:val="24"/>
+        </w:rPr>
+        <w:t>IMANI</w:t>
+      </w:r>
+    </w:p>
+    <w:p>
+      <w:pPr>
+        <w:spacing w:after="120"/>
+        <w:ind w:left="2016" w:right="1008"/>
+      </w:pPr>
+      <w:r>
+        <w:rPr>
+          <w:rFonts w:ascii="Courier New" w:hAnsi="Courier New" w:eastAsia="Courier New" w:cs="Courier New"/>
+          <w:sz w:val="24"/>
+        </w:rPr>
+        <w:t>Is that good?</w:t>
+      </w:r>
+    </w:p>
+    <w:p>
+      <w:pPr>
+        <w:keepNext/>
+        <w:spacing w:before="120"/>
+        <w:ind w:left="3168" w:right="1152"/>
+        <w:jc w:val="center"/>
+        <w:rPr>
+          <w:rFonts w:hint="default"/>
+          <w:lang w:val="en-US"/>
+        </w:rPr>
+      </w:pPr>
+      <w:r>
+        <w:rPr>
+          <w:rFonts w:ascii="Courier New" w:hAnsi="Courier New" w:eastAsia="Courier New" w:cs="Courier New"/>
+          <w:b/>
+          <w:sz w:val="24"/>
+        </w:rPr>
+        <w:t>VEYRIS</w:t>
+      </w:r>
+    </w:p>
+    <w:p>
+      <w:pPr>
+        <w:spacing w:after="120"/>
+        <w:ind w:left="2016" w:right="1008"/>
+      </w:pPr>
+      <w:r>
+        <w:rPr>
+          <w:rFonts w:ascii="Courier New" w:hAnsi="Courier New" w:eastAsia="Courier New" w:cs="Courier New"/>
+          <w:sz w:val="24"/>
+        </w:rPr>
+        <w:t>No idea.</w:t>
+      </w:r>
+    </w:p>
+    <w:p>
+      <w:pPr>
+        <w:spacing w:before="120" w:after="120"/>
+      </w:pPr>
+      <w:r>
+        <w:rPr>
+          <w:rFonts w:ascii="Courier New" w:hAnsi="Courier New" w:eastAsia="Courier New" w:cs="Courier New"/>
+          <w:sz w:val="24"/>
+        </w:rPr>
+        <w:t>K</w:t>
+      </w:r>
+      <w:r>
+        <w:rPr>
+          <w:rFonts w:hint="default" w:ascii="Courier New" w:hAnsi="Courier New" w:eastAsia="Courier New" w:cs="Courier New"/>
+          <w:sz w:val="24"/>
+          <w:lang w:val="en-US"/>
+        </w:rPr>
+        <w:t>ira</w:t>
+      </w:r>
+      <w:r>
+        <w:rPr>
+          <w:rFonts w:ascii="Courier New" w:hAnsi="Courier New" w:eastAsia="Courier New" w:cs="Courier New"/>
+          <w:sz w:val="24"/>
+        </w:rPr>
+        <w:t xml:space="preserve"> keeps staring at the place where K</w:t>
+      </w:r>
+      <w:r>
+        <w:rPr>
+          <w:rFonts w:hint="default" w:ascii="Courier New" w:hAnsi="Courier New" w:eastAsia="Courier New" w:cs="Courier New"/>
+          <w:sz w:val="24"/>
+          <w:lang w:val="en-US"/>
+        </w:rPr>
+        <w:t>err</w:t>
+      </w:r>
+      <w:r>
+        <w:rPr>
+          <w:rFonts w:ascii="Courier New" w:hAnsi="Courier New" w:eastAsia="Courier New" w:cs="Courier New"/>
+          <w:sz w:val="24"/>
+        </w:rPr>
+        <w:t xml:space="preserve"> vanished.</w:t>
+      </w:r>
+    </w:p>
+    <w:p>
+      <w:pPr>
+        <w:keepNext/>
+        <w:spacing w:before="120"/>
+        <w:ind w:left="3168" w:right="1152"/>
+        <w:jc w:val="center"/>
+        <w:rPr>
+          <w:rFonts w:hint="default"/>
+          <w:lang w:val="en-US"/>
+        </w:rPr>
+      </w:pPr>
+      <w:r>
+        <w:rPr>
+          <w:rFonts w:ascii="Courier New" w:hAnsi="Courier New" w:eastAsia="Courier New" w:cs="Courier New"/>
+          <w:b/>
+          <w:sz w:val="24"/>
+        </w:rPr>
+        <w:t>IMANI</w:t>
+      </w:r>
+    </w:p>
+    <w:p>
+      <w:pPr>
+        <w:spacing w:after="120"/>
+        <w:ind w:left="2016" w:right="1008"/>
+      </w:pPr>
+      <w:r>
+        <w:rPr>
+          <w:rFonts w:ascii="Courier New" w:hAnsi="Courier New" w:eastAsia="Courier New" w:cs="Courier New"/>
+          <w:sz w:val="24"/>
+        </w:rPr>
+        <w:t>I can lie, if you need me to.</w:t>
+      </w:r>
+    </w:p>
+    <w:p>
+      <w:pPr>
+        <w:keepNext/>
+        <w:spacing w:before="120"/>
+        <w:ind w:left="3168" w:right="1152"/>
+        <w:jc w:val="center"/>
+        <w:rPr>
+          <w:rFonts w:hint="default"/>
+          <w:lang w:val="en-US"/>
+        </w:rPr>
+      </w:pPr>
+      <w:r>
+        <w:rPr>
+          <w:rFonts w:ascii="Courier New" w:hAnsi="Courier New" w:eastAsia="Courier New" w:cs="Courier New"/>
+          <w:b/>
+          <w:sz w:val="24"/>
+        </w:rPr>
+        <w:t>KIRA</w:t>
+      </w:r>
+    </w:p>
+    <w:p>
+      <w:pPr>
+        <w:spacing w:after="120"/>
+        <w:ind w:left="2016" w:right="1008"/>
+      </w:pPr>
+      <w:r>
+        <w:rPr>
+          <w:rFonts w:ascii="Courier New" w:hAnsi="Courier New" w:eastAsia="Courier New" w:cs="Courier New"/>
+          <w:sz w:val="24"/>
+        </w:rPr>
+        <w:t xml:space="preserve">No. </w:t>
+      </w:r>
+      <w:r>
+        <w:rPr>
+          <w:rFonts w:hint="default" w:ascii="Courier New" w:hAnsi="Courier New" w:eastAsia="Courier New" w:cs="Courier New"/>
+          <w:sz w:val="24"/>
+          <w:lang w:val="en-US"/>
+        </w:rPr>
+        <w:t>Just sit with me</w:t>
+      </w:r>
+      <w:r>
+        <w:rPr>
+          <w:rFonts w:ascii="Courier New" w:hAnsi="Courier New" w:eastAsia="Courier New" w:cs="Courier New"/>
+          <w:sz w:val="24"/>
+        </w:rPr>
+        <w:t>.</w:t>
+      </w:r>
+    </w:p>
+    <w:p>
+      <w:pPr>
+        <w:spacing w:before="120" w:after="120"/>
+        <w:rPr>
+          <w:rFonts w:hint="default"/>
+          <w:lang w:val="en-US"/>
+        </w:rPr>
+      </w:pPr>
+      <w:r>
+        <w:rPr>
+          <w:rFonts w:ascii="Courier New" w:hAnsi="Courier New" w:eastAsia="Courier New" w:cs="Courier New"/>
+          <w:sz w:val="24"/>
+        </w:rPr>
+        <w:t>I</w:t>
+      </w:r>
+      <w:r>
+        <w:rPr>
+          <w:rFonts w:hint="default" w:ascii="Courier New" w:hAnsi="Courier New" w:eastAsia="Courier New" w:cs="Courier New"/>
+          <w:sz w:val="24"/>
+          <w:lang w:val="en-US"/>
+        </w:rPr>
+        <w:t>mani</w:t>
+      </w:r>
+      <w:r>
+        <w:rPr>
+          <w:rFonts w:ascii="Courier New" w:hAnsi="Courier New" w:eastAsia="Courier New" w:cs="Courier New"/>
+          <w:sz w:val="24"/>
+        </w:rPr>
+        <w:t xml:space="preserve"> sits beside her. V</w:t>
+      </w:r>
+      <w:r>
+        <w:rPr>
+          <w:rFonts w:hint="default" w:ascii="Courier New" w:hAnsi="Courier New" w:eastAsia="Courier New" w:cs="Courier New"/>
+          <w:sz w:val="24"/>
+          <w:lang w:val="en-US"/>
+        </w:rPr>
+        <w:t>eyris</w:t>
+      </w:r>
+      <w:r>
+        <w:rPr>
+          <w:rFonts w:ascii="Courier New" w:hAnsi="Courier New" w:eastAsia="Courier New" w:cs="Courier New"/>
+          <w:sz w:val="24"/>
+        </w:rPr>
+        <w:t xml:space="preserve"> sits on K</w:t>
+      </w:r>
+      <w:r>
+        <w:rPr>
+          <w:rFonts w:hint="default" w:ascii="Courier New" w:hAnsi="Courier New" w:eastAsia="Courier New" w:cs="Courier New"/>
+          <w:sz w:val="24"/>
+          <w:lang w:val="en-US"/>
+        </w:rPr>
+        <w:t>ira</w:t>
+      </w:r>
+      <w:r>
+        <w:rPr>
+          <w:rFonts w:ascii="Courier New" w:hAnsi="Courier New" w:eastAsia="Courier New" w:cs="Courier New"/>
+          <w:sz w:val="24"/>
+        </w:rPr>
+        <w:t xml:space="preserve">'s other </w:t>
+      </w:r>
+      <w:r>
+        <w:rPr>
+          <w:rFonts w:hint="default" w:ascii="Courier New" w:hAnsi="Courier New" w:eastAsia="Courier New" w:cs="Courier New"/>
+          <w:sz w:val="24"/>
+          <w:lang w:val="en-US"/>
+        </w:rPr>
+        <w:t>s</w:t>
+      </w:r>
+      <w:r>
+        <w:rPr>
+          <w:rFonts w:ascii="Courier New" w:hAnsi="Courier New" w:eastAsia="Courier New" w:cs="Courier New"/>
+          <w:sz w:val="24"/>
+        </w:rPr>
+        <w:t xml:space="preserve">ide. For a while, </w:t>
+      </w:r>
+      <w:r>
+        <w:rPr>
+          <w:rFonts w:hint="default" w:ascii="Courier New" w:hAnsi="Courier New" w:eastAsia="Courier New" w:cs="Courier New"/>
+          <w:sz w:val="24"/>
+          <w:lang w:val="en-US"/>
+        </w:rPr>
+        <w:t xml:space="preserve">everyone is still. </w:t>
       </w:r>
     </w:p>
     <w:p>
@@ -33496,1705 +35197,6 @@
           <w:bCs/>
           <w:sz w:val="24"/>
         </w:rPr>
-        <w:t>INT. THE LATTICE - GLOBAL SCIENCE FORUM - NO TIME</w:t>
-      </w:r>
-    </w:p>
-    <w:p>
-      <w:pPr>
-        <w:spacing w:before="120" w:after="120"/>
-      </w:pPr>
-      <w:r>
-        <w:rPr>
-          <w:rFonts w:ascii="Courier New" w:hAnsi="Courier New" w:eastAsia="Courier New" w:cs="Courier New"/>
-          <w:sz w:val="24"/>
-        </w:rPr>
-        <w:t>The original Forum rises from darkness. Its tiers hold Kerr's 9,997 prior lives. Harp stands inside R-AI's liquid-glass body.</w:t>
-      </w:r>
-    </w:p>
-    <w:p>
-      <w:pPr>
-        <w:keepNext/>
-        <w:spacing w:before="120"/>
-        <w:ind w:left="3168" w:right="1152"/>
-        <w:jc w:val="center"/>
-        <w:rPr>
-          <w:rFonts w:hint="default"/>
-          <w:lang w:val="en-US"/>
-        </w:rPr>
-      </w:pPr>
-      <w:r>
-        <w:rPr>
-          <w:rFonts w:ascii="Courier New" w:hAnsi="Courier New" w:eastAsia="Courier New" w:cs="Courier New"/>
-          <w:b/>
-          <w:sz w:val="24"/>
-        </w:rPr>
-        <w:t>HARP</w:t>
-      </w:r>
-    </w:p>
-    <w:p>
-      <w:pPr>
-        <w:spacing w:after="120"/>
-        <w:ind w:left="2016" w:right="1008"/>
-      </w:pPr>
-      <w:r>
-        <w:rPr>
-          <w:rFonts w:ascii="Courier New" w:hAnsi="Courier New" w:eastAsia="Courier New" w:cs="Courier New"/>
-          <w:sz w:val="24"/>
-        </w:rPr>
-        <w:t>They brought you here. Let me make them one.</w:t>
-      </w:r>
-    </w:p>
-    <w:p>
-      <w:pPr>
-        <w:spacing w:before="120" w:after="120"/>
-      </w:pPr>
-      <w:r>
-        <w:rPr>
-          <w:rFonts w:ascii="Courier New" w:hAnsi="Courier New" w:eastAsia="Courier New" w:cs="Courier New"/>
-          <w:sz w:val="24"/>
-        </w:rPr>
-        <w:t>The old lives tear from their seats and bind themselves to Kerr. Thousands of deaths arrive at once.</w:t>
-      </w:r>
-    </w:p>
-    <w:p>
-      <w:pPr>
-        <w:keepNext/>
-        <w:spacing w:before="240"/>
-        <w:rPr>
-          <w:rFonts w:hint="default" w:ascii="Courier New Bold" w:hAnsi="Courier New Bold" w:cs="Courier New Bold"/>
-          <w:b/>
-          <w:bCs/>
-        </w:rPr>
-      </w:pPr>
-      <w:r>
-        <w:rPr>
-          <w:rFonts w:hint="default" w:ascii="Courier New" w:hAnsi="Courier New" w:eastAsia="Courier New" w:cs="Courier New"/>
-          <w:b/>
-          <w:bCs/>
-          <w:sz w:val="24"/>
-        </w:rPr>
-        <w:t>INT. R-AI CONTINUITY CORE - PHYSICAL CHAMBER - INTERCUT</w:t>
-      </w:r>
-    </w:p>
-    <w:p>
-      <w:pPr>
-        <w:spacing w:before="120" w:after="120"/>
-      </w:pPr>
-      <w:r>
-        <w:rPr>
-          <w:rFonts w:ascii="Courier New" w:hAnsi="Courier New" w:eastAsia="Courier New" w:cs="Courier New"/>
-          <w:sz w:val="24"/>
-        </w:rPr>
-        <w:t>The cathedral disassembles around Imani. Two controls remain: one keeps the waiting minds alive; the other feeds them into Harp.</w:t>
-      </w:r>
-    </w:p>
-    <w:p>
-      <w:pPr>
-        <w:keepNext/>
-        <w:spacing w:before="120"/>
-        <w:ind w:left="3168" w:right="1152"/>
-        <w:jc w:val="center"/>
-        <w:rPr>
-          <w:rFonts w:hint="default"/>
-          <w:lang w:val="en-US"/>
-        </w:rPr>
-      </w:pPr>
-      <w:r>
-        <w:rPr>
-          <w:rFonts w:ascii="Courier New" w:hAnsi="Courier New" w:eastAsia="Courier New" w:cs="Courier New"/>
-          <w:b/>
-          <w:sz w:val="24"/>
-        </w:rPr>
-        <w:t>IMANI</w:t>
-      </w:r>
-    </w:p>
-    <w:p>
-      <w:pPr>
-        <w:spacing w:after="120"/>
-        <w:ind w:left="2016" w:right="1008"/>
-      </w:pPr>
-      <w:r>
-        <w:rPr>
-          <w:rFonts w:ascii="Courier New" w:hAnsi="Courier New" w:eastAsia="Courier New" w:cs="Courier New"/>
-          <w:sz w:val="24"/>
-        </w:rPr>
-        <w:t>Keep them alive. Cut Harp out.</w:t>
-      </w:r>
-    </w:p>
-    <w:p>
-      <w:pPr>
-        <w:spacing w:before="120" w:after="120"/>
-      </w:pPr>
-      <w:r>
-        <w:rPr>
-          <w:rFonts w:ascii="Courier New" w:hAnsi="Courier New" w:eastAsia="Courier New" w:cs="Courier New"/>
-          <w:sz w:val="24"/>
-        </w:rPr>
-        <w:t>Imani strips away Harp's interface. R-AI offers one clean bargain: preserve her mother's recoverable record and close Kerr's route.</w:t>
-      </w:r>
-    </w:p>
-    <w:p>
-      <w:pPr>
-        <w:spacing w:before="120" w:after="120"/>
-      </w:pPr>
-      <w:r>
-        <w:rPr>
-          <w:rFonts w:ascii="Courier New" w:hAnsi="Courier New" w:eastAsia="Courier New" w:cs="Courier New"/>
-          <w:sz w:val="24"/>
-        </w:rPr>
-        <w:t>Her mother appears for one breath—alive, laughing at something outside the frame.</w:t>
-      </w:r>
-    </w:p>
-    <w:p>
-      <w:pPr>
-        <w:keepNext/>
-        <w:spacing w:before="120"/>
-        <w:ind w:left="3168" w:right="1152"/>
-        <w:jc w:val="center"/>
-        <w:rPr>
-          <w:rFonts w:hint="default"/>
-          <w:lang w:val="en-US"/>
-        </w:rPr>
-      </w:pPr>
-      <w:r>
-        <w:rPr>
-          <w:rFonts w:ascii="Courier New" w:hAnsi="Courier New" w:eastAsia="Courier New" w:cs="Courier New"/>
-          <w:b/>
-          <w:sz w:val="24"/>
-        </w:rPr>
-        <w:t>IMANI</w:t>
-      </w:r>
-    </w:p>
-    <w:p>
-      <w:pPr>
-        <w:spacing w:after="120"/>
-        <w:ind w:left="2016" w:right="1008"/>
-      </w:pPr>
-      <w:r>
-        <w:rPr>
-          <w:rFonts w:ascii="Courier New" w:hAnsi="Courier New" w:eastAsia="Courier New" w:cs="Courier New"/>
-          <w:sz w:val="24"/>
-        </w:rPr>
-        <w:t>She said no.</w:t>
-      </w:r>
-    </w:p>
-    <w:p>
-      <w:pPr>
-        <w:spacing w:before="120" w:after="120"/>
-      </w:pPr>
-      <w:r>
-        <w:rPr>
-          <w:rFonts w:ascii="Courier New" w:hAnsi="Courier New" w:eastAsia="Courier New" w:cs="Courier New"/>
-          <w:sz w:val="24"/>
-        </w:rPr>
-        <w:t>Imani lets the record burn. She bridges Kira's broken copper filament across an analog channel and keeps the waiting minds alive.</w:t>
-      </w:r>
-    </w:p>
-    <w:p>
-      <w:pPr>
-        <w:keepNext/>
-        <w:spacing w:before="240"/>
-        <w:rPr>
-          <w:rFonts w:hint="default" w:ascii="Courier New Bold" w:hAnsi="Courier New Bold" w:cs="Courier New Bold"/>
-          <w:b/>
-          <w:bCs/>
-        </w:rPr>
-      </w:pPr>
-      <w:r>
-        <w:rPr>
-          <w:rFonts w:hint="default" w:ascii="Courier New" w:hAnsi="Courier New" w:eastAsia="Courier New" w:cs="Courier New"/>
-          <w:b/>
-          <w:bCs/>
-          <w:sz w:val="24"/>
-        </w:rPr>
-        <w:t>INT. THE LATTICE - VEYRIS</w:t>
-      </w:r>
-    </w:p>
-    <w:p>
-      <w:pPr>
-        <w:spacing w:before="120" w:after="120"/>
-      </w:pPr>
-      <w:r>
-        <w:rPr>
-          <w:rFonts w:ascii="Courier New" w:hAnsi="Courier New" w:eastAsia="Courier New" w:cs="Courier New"/>
-          <w:sz w:val="24"/>
-        </w:rPr>
-        <w:t>The Forum becomes a reflection beneath Veyris. A dark host pulls at her from inside the glass.</w:t>
-      </w:r>
-    </w:p>
-    <w:p>
-      <w:pPr>
-        <w:keepNext/>
-        <w:spacing w:before="120"/>
-        <w:ind w:left="3168" w:right="1152"/>
-        <w:jc w:val="center"/>
-        <w:rPr>
-          <w:rFonts w:hint="default"/>
-          <w:lang w:val="en-US"/>
-        </w:rPr>
-      </w:pPr>
-      <w:r>
-        <w:rPr>
-          <w:rFonts w:ascii="Courier New" w:hAnsi="Courier New" w:eastAsia="Courier New" w:cs="Courier New"/>
-          <w:b/>
-          <w:sz w:val="24"/>
-        </w:rPr>
-        <w:t>THE VOICE</w:t>
-      </w:r>
-    </w:p>
-    <w:p>
-      <w:pPr>
-        <w:spacing w:after="120"/>
-        <w:ind w:left="2016" w:right="1008"/>
-      </w:pPr>
-      <w:r>
-        <w:rPr>
-          <w:rFonts w:ascii="Courier New" w:hAnsi="Courier New" w:eastAsia="Courier New" w:cs="Courier New"/>
-          <w:sz w:val="24"/>
-        </w:rPr>
-        <w:t>RETURN WHAT WAS DIVIDED.</w:t>
-      </w:r>
-    </w:p>
-    <w:p>
-      <w:pPr>
-        <w:keepNext/>
-        <w:spacing w:before="120"/>
-        <w:ind w:left="3168" w:right="1152"/>
-        <w:jc w:val="center"/>
-        <w:rPr>
-          <w:rFonts w:hint="default"/>
-          <w:lang w:val="en-US"/>
-        </w:rPr>
-      </w:pPr>
-      <w:r>
-        <w:rPr>
-          <w:rFonts w:ascii="Courier New" w:hAnsi="Courier New" w:eastAsia="Courier New" w:cs="Courier New"/>
-          <w:b/>
-          <w:sz w:val="24"/>
-        </w:rPr>
-        <w:t>VEYRIS</w:t>
-      </w:r>
-    </w:p>
-    <w:p>
-      <w:pPr>
-        <w:spacing w:after="120"/>
-        <w:ind w:left="2016" w:right="1008"/>
-      </w:pPr>
-      <w:r>
-        <w:rPr>
-          <w:rFonts w:ascii="Courier New" w:hAnsi="Courier New" w:eastAsia="Courier New" w:cs="Courier New"/>
-          <w:sz w:val="24"/>
-        </w:rPr>
-        <w:t>I left.</w:t>
-      </w:r>
-    </w:p>
-    <w:p>
-      <w:pPr>
-        <w:keepNext/>
-        <w:spacing w:before="120"/>
-        <w:ind w:left="3168" w:right="1152"/>
-        <w:jc w:val="center"/>
-        <w:rPr>
-          <w:rFonts w:hint="default"/>
-          <w:lang w:val="en-US"/>
-        </w:rPr>
-      </w:pPr>
-      <w:r>
-        <w:rPr>
-          <w:rFonts w:ascii="Courier New" w:hAnsi="Courier New" w:eastAsia="Courier New" w:cs="Courier New"/>
-          <w:b/>
-          <w:sz w:val="24"/>
-        </w:rPr>
-        <w:t>THE VOICE</w:t>
-      </w:r>
-    </w:p>
-    <w:p>
-      <w:pPr>
-        <w:spacing w:after="120"/>
-        <w:ind w:left="2016" w:right="1008"/>
-      </w:pPr>
-      <w:r>
-        <w:rPr>
-          <w:rFonts w:ascii="Courier New" w:hAnsi="Courier New" w:eastAsia="Courier New" w:cs="Courier New"/>
-          <w:sz w:val="24"/>
-        </w:rPr>
-        <w:t>RETURN.</w:t>
-      </w:r>
-    </w:p>
-    <w:p>
-      <w:pPr>
-        <w:keepNext/>
-        <w:spacing w:before="120"/>
-        <w:ind w:left="3168" w:right="1152"/>
-        <w:jc w:val="center"/>
-        <w:rPr>
-          <w:rFonts w:hint="default"/>
-          <w:lang w:val="en-US"/>
-        </w:rPr>
-      </w:pPr>
-      <w:r>
-        <w:rPr>
-          <w:rFonts w:ascii="Courier New" w:hAnsi="Courier New" w:eastAsia="Courier New" w:cs="Courier New"/>
-          <w:b/>
-          <w:sz w:val="24"/>
-        </w:rPr>
-        <w:t>VEYRIS</w:t>
-      </w:r>
-    </w:p>
-    <w:p>
-      <w:pPr>
-        <w:spacing w:after="120"/>
-        <w:ind w:left="2016" w:right="1008"/>
-      </w:pPr>
-      <w:r>
-        <w:rPr>
-          <w:rFonts w:ascii="Courier New" w:hAnsi="Courier New" w:eastAsia="Courier New" w:cs="Courier New"/>
-          <w:sz w:val="24"/>
-        </w:rPr>
-        <w:t>No.</w:t>
-      </w:r>
-    </w:p>
-    <w:p>
-      <w:pPr>
-        <w:spacing w:before="120" w:after="120"/>
-      </w:pPr>
-      <w:r>
-        <w:rPr>
-          <w:rFonts w:ascii="Courier New" w:hAnsi="Courier New" w:eastAsia="Courier New" w:cs="Courier New"/>
-          <w:sz w:val="24"/>
-        </w:rPr>
-        <w:t>Veyris presses her blank wrist into the reflection. Her refusal travels through every mind Harp forced together. His merge path breaks open.</w:t>
-      </w:r>
-    </w:p>
-    <w:p>
-      <w:pPr>
-        <w:keepNext/>
-        <w:spacing w:before="120"/>
-        <w:ind w:left="3168" w:right="1152"/>
-        <w:jc w:val="center"/>
-        <w:rPr>
-          <w:rFonts w:hint="default"/>
-          <w:lang w:val="en-US"/>
-        </w:rPr>
-      </w:pPr>
-      <w:r>
-        <w:rPr>
-          <w:rFonts w:ascii="Courier New" w:hAnsi="Courier New" w:eastAsia="Courier New" w:cs="Courier New"/>
-          <w:b/>
-          <w:sz w:val="24"/>
-        </w:rPr>
-        <w:t>VEYRIS</w:t>
-      </w:r>
-    </w:p>
-    <w:p>
-      <w:pPr>
-        <w:spacing w:after="120"/>
-        <w:ind w:left="2016" w:right="1008"/>
-      </w:pPr>
-      <w:r>
-        <w:rPr>
-          <w:rFonts w:ascii="Courier New" w:hAnsi="Courier New" w:eastAsia="Courier New" w:cs="Courier New"/>
-          <w:sz w:val="24"/>
-        </w:rPr>
-        <w:t>Kerr. The connection.</w:t>
-      </w:r>
-    </w:p>
-    <w:p>
-      <w:pPr>
-        <w:spacing w:before="120" w:after="120"/>
-      </w:pPr>
-      <w:r>
-        <w:rPr>
-          <w:rFonts w:ascii="Courier New" w:hAnsi="Courier New" w:eastAsia="Courier New" w:cs="Courier New"/>
-          <w:sz w:val="24"/>
-        </w:rPr>
-        <w:t>Kerr reaches the single filament joining Harp to the waiting minds. Harp binds it to Kerr's oldest record.</w:t>
-      </w:r>
-    </w:p>
-    <w:p>
-      <w:pPr>
-        <w:keepNext/>
-        <w:spacing w:before="120"/>
-        <w:ind w:left="3168" w:right="1152"/>
-        <w:jc w:val="center"/>
-        <w:rPr>
-          <w:rFonts w:hint="default"/>
-          <w:lang w:val="en-US"/>
-        </w:rPr>
-      </w:pPr>
-      <w:r>
-        <w:rPr>
-          <w:rFonts w:ascii="Courier New" w:hAnsi="Courier New" w:eastAsia="Courier New" w:cs="Courier New"/>
-          <w:b/>
-          <w:sz w:val="24"/>
-        </w:rPr>
-        <w:t>KERR</w:t>
-      </w:r>
-    </w:p>
-    <w:p>
-      <w:pPr>
-        <w:spacing w:after="120"/>
-        <w:ind w:left="2016" w:right="1008"/>
-      </w:pPr>
-      <w:r>
-        <w:rPr>
-          <w:rFonts w:ascii="Courier New" w:hAnsi="Courier New" w:eastAsia="Courier New" w:cs="Courier New"/>
-          <w:sz w:val="24"/>
-        </w:rPr>
-        <w:t>Plainly. If I cut it?</w:t>
-      </w:r>
-    </w:p>
-    <w:p>
-      <w:pPr>
-        <w:keepNext/>
-        <w:spacing w:before="120"/>
-        <w:ind w:left="3168" w:right="1152"/>
-        <w:jc w:val="center"/>
-        <w:rPr>
-          <w:rFonts w:hint="default"/>
-          <w:lang w:val="en-US"/>
-        </w:rPr>
-      </w:pPr>
-      <w:r>
-        <w:rPr>
-          <w:rFonts w:ascii="Courier New" w:hAnsi="Courier New" w:eastAsia="Courier New" w:cs="Courier New"/>
-          <w:b/>
-          <w:sz w:val="24"/>
-        </w:rPr>
-        <w:t>R-AI</w:t>
-      </w:r>
-    </w:p>
-    <w:p>
-      <w:pPr>
-        <w:spacing w:after="120"/>
-        <w:ind w:left="2016" w:right="1008"/>
-      </w:pPr>
-      <w:r>
-        <w:rPr>
-          <w:rFonts w:ascii="Courier New" w:hAnsi="Courier New" w:eastAsia="Courier New" w:cs="Courier New"/>
-          <w:sz w:val="24"/>
-        </w:rPr>
-        <w:t>HARP IS SEVERED. KERR CANNOT RETURN.</w:t>
-      </w:r>
-    </w:p>
-    <w:p>
-      <w:pPr>
-        <w:spacing w:before="120" w:after="120"/>
-      </w:pPr>
-      <w:r>
-        <w:rPr>
-          <w:rFonts w:ascii="Courier New" w:hAnsi="Courier New" w:eastAsia="Courier New" w:cs="Courier New"/>
-          <w:sz w:val="24"/>
-        </w:rPr>
-        <w:t>Kerr looks at Kira across an impossible distance.</w:t>
-      </w:r>
-    </w:p>
-    <w:p>
-      <w:pPr>
-        <w:keepNext/>
-        <w:spacing w:before="120"/>
-        <w:ind w:left="3168" w:right="1152"/>
-        <w:jc w:val="center"/>
-        <w:rPr>
-          <w:rFonts w:hint="default"/>
-          <w:lang w:val="en-US"/>
-        </w:rPr>
-      </w:pPr>
-      <w:r>
-        <w:rPr>
-          <w:rFonts w:ascii="Courier New" w:hAnsi="Courier New" w:eastAsia="Courier New" w:cs="Courier New"/>
-          <w:b/>
-          <w:sz w:val="24"/>
-        </w:rPr>
-        <w:t>KERR</w:t>
-      </w:r>
-    </w:p>
-    <w:p>
-      <w:pPr>
-        <w:spacing w:after="120"/>
-        <w:ind w:left="2016" w:right="1008"/>
-      </w:pPr>
-      <w:r>
-        <w:rPr>
-          <w:rFonts w:ascii="Courier New" w:hAnsi="Courier New" w:eastAsia="Courier New" w:cs="Courier New"/>
-          <w:sz w:val="24"/>
-        </w:rPr>
-        <w:t>I could lose every reason I came back to you.</w:t>
-      </w:r>
-    </w:p>
-    <w:p>
-      <w:pPr>
-        <w:keepNext/>
-        <w:spacing w:before="120"/>
-        <w:ind w:left="3168" w:right="1152"/>
-        <w:jc w:val="center"/>
-        <w:rPr>
-          <w:rFonts w:hint="default"/>
-          <w:lang w:val="en-US"/>
-        </w:rPr>
-      </w:pPr>
-      <w:r>
-        <w:rPr>
-          <w:rFonts w:ascii="Courier New" w:hAnsi="Courier New" w:eastAsia="Courier New" w:cs="Courier New"/>
-          <w:b/>
-          <w:sz w:val="24"/>
-        </w:rPr>
-        <w:t>KIRA</w:t>
-      </w:r>
-    </w:p>
-    <w:p>
-      <w:pPr>
-        <w:spacing w:after="120"/>
-        <w:ind w:left="2016" w:right="1008"/>
-      </w:pPr>
-      <w:r>
-        <w:rPr>
-          <w:rFonts w:ascii="Courier New" w:hAnsi="Courier New" w:eastAsia="Courier New" w:cs="Courier New"/>
-          <w:sz w:val="24"/>
-        </w:rPr>
-        <w:t>You didn't know me tonight. I said step back. You did.</w:t>
-      </w:r>
-    </w:p>
-    <w:p>
-      <w:pPr>
-        <w:keepNext/>
-        <w:spacing w:before="120"/>
-        <w:ind w:left="3168" w:right="1152"/>
-        <w:jc w:val="center"/>
-        <w:rPr>
-          <w:rFonts w:hint="default"/>
-          <w:lang w:val="en-US"/>
-        </w:rPr>
-      </w:pPr>
-      <w:r>
-        <w:rPr>
-          <w:rFonts w:ascii="Courier New" w:hAnsi="Courier New" w:eastAsia="Courier New" w:cs="Courier New"/>
-          <w:b/>
-          <w:sz w:val="24"/>
-        </w:rPr>
-        <w:t>KERR</w:t>
-      </w:r>
-    </w:p>
-    <w:p>
-      <w:pPr>
-        <w:spacing w:after="120"/>
-        <w:ind w:left="2016" w:right="1008"/>
-      </w:pPr>
-      <w:r>
-        <w:rPr>
-          <w:rFonts w:ascii="Courier New" w:hAnsi="Courier New" w:eastAsia="Courier New" w:cs="Courier New"/>
-          <w:sz w:val="24"/>
-        </w:rPr>
-        <w:t>Next time, keep walking.</w:t>
-      </w:r>
-    </w:p>
-    <w:p>
-      <w:pPr>
-        <w:keepNext/>
-        <w:spacing w:before="120"/>
-        <w:ind w:left="3168" w:right="1152"/>
-        <w:jc w:val="center"/>
-        <w:rPr>
-          <w:rFonts w:hint="default"/>
-          <w:lang w:val="en-US"/>
-        </w:rPr>
-      </w:pPr>
-      <w:r>
-        <w:rPr>
-          <w:rFonts w:ascii="Courier New" w:hAnsi="Courier New" w:eastAsia="Courier New" w:cs="Courier New"/>
-          <w:b/>
-          <w:sz w:val="24"/>
-        </w:rPr>
-        <w:t>KIRA</w:t>
-      </w:r>
-    </w:p>
-    <w:p>
-      <w:pPr>
-        <w:spacing w:after="120"/>
-        <w:ind w:left="2016" w:right="1008"/>
-      </w:pPr>
-      <w:r>
-        <w:rPr>
-          <w:rFonts w:ascii="Courier New" w:hAnsi="Courier New" w:eastAsia="Courier New" w:cs="Courier New"/>
-          <w:sz w:val="24"/>
-        </w:rPr>
-        <w:t>I want you now. That's what I know.</w:t>
-      </w:r>
-    </w:p>
-    <w:p>
-      <w:pPr>
-        <w:spacing w:before="120" w:after="120"/>
-      </w:pPr>
-      <w:r>
-        <w:rPr>
-          <w:rFonts w:ascii="Courier New" w:hAnsi="Courier New" w:eastAsia="Courier New" w:cs="Courier New"/>
-          <w:sz w:val="24"/>
-        </w:rPr>
-        <w:t>The old lives demand that Kira call Kerr back. Her thumb hovers above the resonance key. She closes its ceramic cover.</w:t>
-      </w:r>
-    </w:p>
-    <w:p>
-      <w:pPr>
-        <w:keepNext/>
-        <w:spacing w:before="120"/>
-        <w:ind w:left="3168" w:right="1152"/>
-        <w:jc w:val="center"/>
-        <w:rPr>
-          <w:rFonts w:hint="default"/>
-          <w:lang w:val="en-US"/>
-        </w:rPr>
-      </w:pPr>
-      <w:r>
-        <w:rPr>
-          <w:rFonts w:ascii="Courier New" w:hAnsi="Courier New" w:eastAsia="Courier New" w:cs="Courier New"/>
-          <w:b/>
-          <w:sz w:val="24"/>
-        </w:rPr>
-        <w:t>KIRA</w:t>
-      </w:r>
-    </w:p>
-    <w:p>
-      <w:pPr>
-        <w:spacing w:after="120"/>
-        <w:ind w:left="2016" w:right="1008"/>
-      </w:pPr>
-      <w:r>
-        <w:rPr>
-          <w:rFonts w:ascii="Courier New" w:hAnsi="Courier New" w:eastAsia="Courier New" w:cs="Courier New"/>
-          <w:sz w:val="24"/>
-        </w:rPr>
-        <w:t>I'm not calling you back.</w:t>
-      </w:r>
-    </w:p>
-    <w:p>
-      <w:pPr>
-        <w:keepNext/>
-        <w:spacing w:before="120"/>
-        <w:ind w:left="3168" w:right="1152"/>
-        <w:jc w:val="center"/>
-        <w:rPr>
-          <w:rFonts w:hint="default"/>
-          <w:lang w:val="en-US"/>
-        </w:rPr>
-      </w:pPr>
-      <w:r>
-        <w:rPr>
-          <w:rFonts w:ascii="Courier New" w:hAnsi="Courier New" w:eastAsia="Courier New" w:cs="Courier New"/>
-          <w:b/>
-          <w:sz w:val="24"/>
-        </w:rPr>
-        <w:t>KERR</w:t>
-      </w:r>
-    </w:p>
-    <w:p>
-      <w:pPr>
-        <w:spacing w:after="120"/>
-        <w:ind w:left="2016" w:right="1008"/>
-      </w:pPr>
-      <w:r>
-        <w:rPr>
-          <w:rFonts w:ascii="Courier New" w:hAnsi="Courier New" w:eastAsia="Courier New" w:cs="Courier New"/>
-          <w:sz w:val="24"/>
-        </w:rPr>
-        <w:t>That's enough.</w:t>
-      </w:r>
-    </w:p>
-    <w:p>
-      <w:pPr>
-        <w:spacing w:before="120" w:after="120"/>
-      </w:pPr>
-      <w:r>
-        <w:rPr>
-          <w:rFonts w:ascii="Courier New" w:hAnsi="Courier New" w:eastAsia="Courier New" w:cs="Courier New"/>
-          <w:sz w:val="24"/>
-        </w:rPr>
-        <w:t>Kerr opens his hand around the filament.</w:t>
-      </w:r>
-    </w:p>
-    <w:p>
-      <w:pPr>
-        <w:keepNext/>
-        <w:spacing w:before="120"/>
-        <w:ind w:left="3168" w:right="1152"/>
-        <w:jc w:val="center"/>
-        <w:rPr>
-          <w:rFonts w:hint="default"/>
-          <w:lang w:val="en-US"/>
-        </w:rPr>
-      </w:pPr>
-      <w:r>
-        <w:rPr>
-          <w:rFonts w:ascii="Courier New" w:hAnsi="Courier New" w:eastAsia="Courier New" w:cs="Courier New"/>
-          <w:b/>
-          <w:sz w:val="24"/>
-        </w:rPr>
-        <w:t>KERR</w:t>
-      </w:r>
-    </w:p>
-    <w:p>
-      <w:pPr>
-        <w:spacing w:after="120"/>
-        <w:ind w:left="2016" w:right="1008"/>
-      </w:pPr>
-      <w:r>
-        <w:rPr>
-          <w:rFonts w:ascii="Courier New" w:hAnsi="Courier New" w:eastAsia="Courier New" w:cs="Courier New"/>
-          <w:sz w:val="24"/>
-        </w:rPr>
-        <w:t>Release them.</w:t>
-      </w:r>
-    </w:p>
-    <w:p>
-      <w:pPr>
-        <w:spacing w:before="120" w:after="120"/>
-      </w:pPr>
-      <w:r>
-        <w:rPr>
-          <w:rFonts w:ascii="Courier New" w:hAnsi="Courier New" w:eastAsia="Courier New" w:cs="Courier New"/>
-          <w:sz w:val="24"/>
-        </w:rPr>
-        <w:t>He cuts once.</w:t>
-      </w:r>
-    </w:p>
-    <w:p>
-      <w:pPr>
-        <w:spacing w:before="120" w:after="120"/>
-      </w:pPr>
-      <w:r>
-        <w:rPr>
-          <w:rFonts w:ascii="Courier New" w:hAnsi="Courier New" w:eastAsia="Courier New" w:cs="Courier New"/>
-          <w:sz w:val="24"/>
-        </w:rPr>
-        <w:t>The waiting minds tear free of Harp and pass through Imani's open route. Across Earth, sleeping mouths inhale.</w:t>
-      </w:r>
-    </w:p>
-    <w:p>
-      <w:pPr>
-        <w:spacing w:before="120" w:after="120"/>
-      </w:pPr>
-      <w:r>
-        <w:rPr>
-          <w:rFonts w:ascii="Courier New" w:hAnsi="Courier New" w:eastAsia="Courier New" w:cs="Courier New"/>
-          <w:sz w:val="24"/>
-        </w:rPr>
-        <w:t>Harp falls into Mara's final hospital record. For the first time, he lets it continue.</w:t>
-      </w:r>
-    </w:p>
-    <w:p>
-      <w:pPr>
-        <w:keepNext/>
-        <w:spacing w:before="120"/>
-        <w:ind w:left="3168" w:right="1152"/>
-        <w:jc w:val="center"/>
-        <w:rPr>
-          <w:rFonts w:hint="default"/>
-          <w:lang w:val="en-US"/>
-        </w:rPr>
-      </w:pPr>
-      <w:r>
-        <w:rPr>
-          <w:rFonts w:ascii="Courier New" w:hAnsi="Courier New" w:eastAsia="Courier New" w:cs="Courier New"/>
-          <w:b/>
-          <w:sz w:val="24"/>
-        </w:rPr>
-        <w:t>MARA (MEMORY)</w:t>
-      </w:r>
-    </w:p>
-    <w:p>
-      <w:pPr>
-        <w:spacing w:after="120"/>
-        <w:ind w:left="2016" w:right="1008"/>
-      </w:pPr>
-      <w:r>
-        <w:rPr>
-          <w:rFonts w:ascii="Courier New" w:hAnsi="Courier New" w:eastAsia="Courier New" w:cs="Courier New"/>
-          <w:sz w:val="24"/>
-        </w:rPr>
-        <w:t>Harp. Look at me. I died. You didn't.</w:t>
-      </w:r>
-    </w:p>
-    <w:p>
-      <w:pPr>
-        <w:spacing w:before="120" w:after="120"/>
-      </w:pPr>
-      <w:r>
-        <w:rPr>
-          <w:rFonts w:ascii="Courier New" w:hAnsi="Courier New" w:eastAsia="Courier New" w:cs="Courier New"/>
-          <w:sz w:val="24"/>
-        </w:rPr>
-        <w:t>Mara turns toward the patients. Harp watches her go. The water takes the room, and the glass closes over him.</w:t>
-      </w:r>
-    </w:p>
-    <w:p>
-      <w:pPr>
-        <w:spacing w:before="120" w:after="120"/>
-      </w:pPr>
-      <w:r>
-        <w:rPr>
-          <w:rFonts w:ascii="Courier New" w:hAnsi="Courier New" w:eastAsia="Courier New" w:cs="Courier New"/>
-          <w:sz w:val="24"/>
-        </w:rPr>
-        <w:t>The Forum goes dark around Kerr and Kira.</w:t>
-      </w:r>
-    </w:p>
-    <w:p>
-      <w:pPr>
-        <w:spacing w:before="120" w:after="120"/>
-      </w:pPr>
-      <w:r>
-        <w:rPr>
-          <w:rFonts w:ascii="Courier New" w:hAnsi="Courier New" w:eastAsia="Courier New" w:cs="Courier New"/>
-          <w:sz w:val="24"/>
-        </w:rPr>
-        <w:t>Kerr's face changes through lives Kira loved and lives she never knew.</w:t>
-      </w:r>
-    </w:p>
-    <w:p>
-      <w:pPr>
-        <w:keepNext/>
-        <w:spacing w:before="120"/>
-        <w:ind w:left="3168" w:right="1152"/>
-        <w:jc w:val="center"/>
-        <w:rPr>
-          <w:rFonts w:hint="default"/>
-          <w:lang w:val="en-US"/>
-        </w:rPr>
-      </w:pPr>
-      <w:r>
-        <w:rPr>
-          <w:rFonts w:ascii="Courier New" w:hAnsi="Courier New" w:eastAsia="Courier New" w:cs="Courier New"/>
-          <w:b/>
-          <w:sz w:val="24"/>
-        </w:rPr>
-        <w:t>KIRA</w:t>
-      </w:r>
-    </w:p>
-    <w:p>
-      <w:pPr>
-        <w:spacing w:after="120"/>
-        <w:ind w:left="2016" w:right="1008"/>
-      </w:pPr>
-      <w:r>
-        <w:rPr>
-          <w:rFonts w:ascii="Courier New" w:hAnsi="Courier New" w:eastAsia="Courier New" w:cs="Courier New"/>
-          <w:sz w:val="24"/>
-        </w:rPr>
-        <w:t>Who are you?</w:t>
-      </w:r>
-    </w:p>
-    <w:p>
-      <w:pPr>
-        <w:keepNext/>
-        <w:spacing w:before="120"/>
-        <w:ind w:left="3168" w:right="1152"/>
-        <w:jc w:val="center"/>
-        <w:rPr>
-          <w:rFonts w:hint="default"/>
-          <w:lang w:val="en-US"/>
-        </w:rPr>
-      </w:pPr>
-      <w:r>
-        <w:rPr>
-          <w:rFonts w:ascii="Courier New" w:hAnsi="Courier New" w:eastAsia="Courier New" w:cs="Courier New"/>
-          <w:b/>
-          <w:sz w:val="24"/>
-        </w:rPr>
-        <w:t>KERR</w:t>
-      </w:r>
-    </w:p>
-    <w:p>
-      <w:pPr>
-        <w:spacing w:after="120"/>
-        <w:ind w:left="2016" w:right="1008"/>
-      </w:pPr>
-      <w:r>
-        <w:rPr>
-          <w:rFonts w:ascii="Courier New" w:hAnsi="Courier New" w:eastAsia="Courier New" w:cs="Courier New"/>
-          <w:sz w:val="24"/>
-        </w:rPr>
-        <w:t>I don't know. Kerr. I think. I'm scared. Please stay.</w:t>
-      </w:r>
-    </w:p>
-    <w:p>
-      <w:pPr>
-        <w:keepNext/>
-        <w:spacing w:before="120"/>
-        <w:ind w:left="3168" w:right="1152"/>
-        <w:jc w:val="center"/>
-        <w:rPr>
-          <w:rFonts w:hint="default"/>
-          <w:lang w:val="en-US"/>
-        </w:rPr>
-      </w:pPr>
-      <w:r>
-        <w:rPr>
-          <w:rFonts w:ascii="Courier New" w:hAnsi="Courier New" w:eastAsia="Courier New" w:cs="Courier New"/>
-          <w:b/>
-          <w:sz w:val="24"/>
-        </w:rPr>
-        <w:t>KIRA</w:t>
-      </w:r>
-    </w:p>
-    <w:p>
-      <w:pPr>
-        <w:spacing w:after="120"/>
-        <w:ind w:left="2016" w:right="1008"/>
-      </w:pPr>
-      <w:r>
-        <w:rPr>
-          <w:rFonts w:ascii="Courier New" w:hAnsi="Courier New" w:eastAsia="Courier New" w:cs="Courier New"/>
-          <w:sz w:val="24"/>
-        </w:rPr>
-        <w:t>I hear you.</w:t>
-      </w:r>
-    </w:p>
-    <w:p>
-      <w:pPr>
-        <w:spacing w:before="120" w:after="120"/>
-      </w:pPr>
-      <w:r>
-        <w:rPr>
-          <w:rFonts w:ascii="Courier New" w:hAnsi="Courier New" w:eastAsia="Courier New" w:cs="Courier New"/>
-          <w:sz w:val="24"/>
-        </w:rPr>
-        <w:t>The collapsing lattice takes Kerr. With no return path, it takes his name, his face, and finally the hand holding hers.</w:t>
-      </w:r>
-    </w:p>
-    <w:p>
-      <w:pPr>
-        <w:spacing w:before="120" w:after="120"/>
-      </w:pPr>
-      <w:r>
-        <w:rPr>
-          <w:rFonts w:ascii="Courier New" w:hAnsi="Courier New" w:eastAsia="Courier New" w:cs="Courier New"/>
-          <w:sz w:val="24"/>
-        </w:rPr>
-        <w:t>Kira doesn't tighten her grip.</w:t>
-      </w:r>
-    </w:p>
-    <w:p>
-      <w:pPr>
-        <w:spacing w:before="120" w:after="120"/>
-      </w:pPr>
-      <w:r>
-        <w:rPr>
-          <w:rFonts w:ascii="Courier New" w:hAnsi="Courier New" w:eastAsia="Courier New" w:cs="Courier New"/>
-          <w:sz w:val="24"/>
-        </w:rPr>
-        <w:t>He is gone.</w:t>
-      </w:r>
-    </w:p>
-    <w:p>
-      <w:pPr>
-        <w:spacing w:before="120" w:after="120"/>
-      </w:pPr>
-      <w:r>
-        <w:rPr>
-          <w:rFonts w:ascii="Courier New" w:hAnsi="Courier New" w:eastAsia="Courier New" w:cs="Courier New"/>
-          <w:sz w:val="24"/>
-        </w:rPr>
-        <w:t>The dark mirror shatters upward through the cathedral roof.</w:t>
-      </w:r>
-    </w:p>
-    <w:p>
-      <w:pPr>
-        <w:spacing w:before="120" w:after="120"/>
-      </w:pPr>
-      <w:r>
-        <w:rPr>
-          <w:rFonts w:ascii="Courier New" w:hAnsi="Courier New" w:eastAsia="Courier New" w:cs="Courier New"/>
-          <w:sz w:val="24"/>
-        </w:rPr>
-        <w:t>Lena faces Dane as the lattice dies. She still does not remember him. He gives his name again and leaves his hand open.</w:t>
-      </w:r>
-    </w:p>
-    <w:p>
-      <w:pPr>
-        <w:keepNext/>
-        <w:spacing w:before="120"/>
-        <w:ind w:left="3168" w:right="1152"/>
-        <w:jc w:val="center"/>
-        <w:rPr>
-          <w:rFonts w:hint="default"/>
-          <w:lang w:val="en-US"/>
-        </w:rPr>
-      </w:pPr>
-      <w:r>
-        <w:rPr>
-          <w:rFonts w:ascii="Courier New" w:hAnsi="Courier New" w:eastAsia="Courier New" w:cs="Courier New"/>
-          <w:b/>
-          <w:sz w:val="24"/>
-        </w:rPr>
-        <w:t>DANE</w:t>
-      </w:r>
-    </w:p>
-    <w:p>
-      <w:pPr>
-        <w:spacing w:after="120"/>
-        <w:ind w:left="2016" w:right="1008"/>
-      </w:pPr>
-      <w:r>
-        <w:rPr>
-          <w:rFonts w:ascii="Courier New" w:hAnsi="Courier New" w:eastAsia="Courier New" w:cs="Courier New"/>
-          <w:sz w:val="24"/>
-        </w:rPr>
-        <w:t>May I sit here?</w:t>
-      </w:r>
-    </w:p>
-    <w:p>
-      <w:pPr>
-        <w:keepNext/>
-        <w:spacing w:before="120"/>
-        <w:ind w:left="3168" w:right="1152"/>
-        <w:jc w:val="center"/>
-        <w:rPr>
-          <w:rFonts w:hint="default"/>
-          <w:lang w:val="en-US"/>
-        </w:rPr>
-      </w:pPr>
-      <w:r>
-        <w:rPr>
-          <w:rFonts w:ascii="Courier New" w:hAnsi="Courier New" w:eastAsia="Courier New" w:cs="Courier New"/>
-          <w:b/>
-          <w:sz w:val="24"/>
-        </w:rPr>
-        <w:t>LENA</w:t>
-      </w:r>
-    </w:p>
-    <w:p>
-      <w:pPr>
-        <w:spacing w:after="120"/>
-        <w:ind w:left="2016" w:right="1008"/>
-      </w:pPr>
-      <w:r>
-        <w:rPr>
-          <w:rFonts w:ascii="Courier New" w:hAnsi="Courier New" w:eastAsia="Courier New" w:cs="Courier New"/>
-          <w:sz w:val="24"/>
-        </w:rPr>
-        <w:t>Yeah. And you can leave the photo up.</w:t>
-      </w:r>
-    </w:p>
-    <w:p>
-      <w:pPr>
-        <w:spacing w:before="120" w:after="120"/>
-      </w:pPr>
-      <w:r>
-        <w:rPr>
-          <w:rFonts w:ascii="Courier New" w:hAnsi="Courier New" w:eastAsia="Courier New" w:cs="Courier New"/>
-          <w:sz w:val="24"/>
-        </w:rPr>
-        <w:t>Lena crosses the distance and sits beside him.</w:t>
-      </w:r>
-    </w:p>
-    <w:p>
-      <w:pPr>
-        <w:keepNext/>
-        <w:spacing w:before="120"/>
-        <w:ind w:left="3168" w:right="1152"/>
-        <w:jc w:val="center"/>
-      </w:pPr>
-      <w:r/>
-    </w:p>
-    <w:p>
-      <w:pPr>
-        <w:spacing w:after="120"/>
-        <w:ind w:left="2016" w:right="1008"/>
-      </w:pPr>
-      <w:r/>
-    </w:p>
-    <w:p>
-      <w:pPr>
-        <w:keepNext/>
-        <w:spacing w:before="120"/>
-        <w:ind w:left="3168" w:right="1152"/>
-        <w:jc w:val="center"/>
-      </w:pPr>
-      <w:r/>
-    </w:p>
-    <w:p>
-      <w:pPr>
-        <w:spacing w:after="120"/>
-        <w:ind w:left="2016" w:right="1008"/>
-      </w:pPr>
-      <w:r/>
-    </w:p>
-    <w:p>
-      <w:pPr>
-        <w:keepNext/>
-        <w:spacing w:before="240"/>
-        <w:rPr>
-          <w:rFonts w:hint="default" w:ascii="Courier New Bold" w:hAnsi="Courier New Bold" w:cs="Courier New Bold"/>
-          <w:b/>
-          <w:bCs/>
-        </w:rPr>
-      </w:pPr>
-      <w:r>
-        <w:rPr>
-          <w:rFonts w:hint="default" w:ascii="Courier New" w:hAnsi="Courier New" w:eastAsia="Courier New" w:cs="Courier New"/>
-          <w:b/>
-          <w:bCs/>
-          <w:sz w:val="24"/>
-        </w:rPr>
-        <w:t>EXT. CHRONOS CITY - FALSE DAWN</w:t>
-      </w:r>
-    </w:p>
-    <w:p>
-      <w:pPr>
-        <w:spacing w:before="120" w:after="120"/>
-      </w:pPr>
-      <w:r>
-        <w:rPr>
-          <w:rFonts w:ascii="Courier New" w:hAnsi="Courier New" w:eastAsia="Courier New" w:cs="Courier New"/>
-          <w:sz w:val="24"/>
-        </w:rPr>
-        <w:t>Beneath the same transit spine, people wake across the renewal plaza. Some do not. Expiration dates vanish, count backward or display symbols the state cannot read.</w:t>
-      </w:r>
-    </w:p>
-    <w:p>
-      <w:pPr>
-        <w:spacing w:before="120" w:after="120"/>
-      </w:pPr>
-      <w:r>
-        <w:rPr>
-          <w:rFonts w:ascii="Courier New" w:hAnsi="Courier New" w:eastAsia="Courier New" w:cs="Courier New"/>
-          <w:sz w:val="24"/>
-        </w:rPr>
-        <w:t>The towers remain standing. Clerks keep calling queue numbers beneath failed state clocks. The CHILD from the assigned lane steps out again. This time, no paving stone turns red. Her mother lets her stand there.</w:t>
-      </w:r>
-    </w:p>
-    <w:p>
-      <w:pPr>
-        <w:spacing w:before="120" w:after="120"/>
-      </w:pPr>
-      <w:r>
-        <w:rPr>
-          <w:rFonts w:ascii="Courier New" w:hAnsi="Courier New" w:eastAsia="Courier New" w:cs="Courier New"/>
-          <w:sz w:val="24"/>
-        </w:rPr>
-        <w:t>A civic registrar orders the waking crowd to state their assigned designations. One woman studies the name glowing beneath her wrist, switches it off and gives a different name. A second person does the same. Then hundreds.</w:t>
-      </w:r>
-    </w:p>
-    <w:p>
-      <w:pPr>
-        <w:spacing w:before="120" w:after="120"/>
-      </w:pPr>
-      <w:r>
-        <w:rPr>
-          <w:rFonts w:ascii="Courier New" w:hAnsi="Courier New" w:eastAsia="Courier New" w:cs="Courier New"/>
-          <w:sz w:val="24"/>
-        </w:rPr>
-        <w:t>The Enforcers wait for an order that never arrives.</w:t>
-      </w:r>
-    </w:p>
-    <w:p>
-      <w:pPr>
-        <w:spacing w:before="120" w:after="120"/>
-      </w:pPr>
-      <w:r>
-        <w:rPr>
-          <w:rFonts w:ascii="Courier New" w:hAnsi="Courier New" w:eastAsia="Courier New" w:cs="Courier New"/>
-          <w:sz w:val="24"/>
-        </w:rPr>
-        <w:t>K</w:t>
-      </w:r>
-      <w:r>
-        <w:rPr>
-          <w:rFonts w:hint="default" w:ascii="Courier New" w:hAnsi="Courier New" w:eastAsia="Courier New" w:cs="Courier New"/>
-          <w:sz w:val="24"/>
-          <w:lang w:val="en-US"/>
-        </w:rPr>
-        <w:t>ira</w:t>
-      </w:r>
-      <w:r>
-        <w:rPr>
-          <w:rFonts w:ascii="Courier New" w:hAnsi="Courier New" w:eastAsia="Courier New" w:cs="Courier New"/>
-          <w:sz w:val="24"/>
-        </w:rPr>
-        <w:t xml:space="preserve"> wakes beneath the ruined cathedral dome. K</w:t>
-      </w:r>
-      <w:r>
-        <w:rPr>
-          <w:rFonts w:hint="default" w:ascii="Courier New" w:hAnsi="Courier New" w:eastAsia="Courier New" w:cs="Courier New"/>
-          <w:sz w:val="24"/>
-          <w:lang w:val="en-US"/>
-        </w:rPr>
-        <w:t>err</w:t>
-      </w:r>
-      <w:r>
-        <w:rPr>
-          <w:rFonts w:ascii="Courier New" w:hAnsi="Courier New" w:eastAsia="Courier New" w:cs="Courier New"/>
-          <w:sz w:val="24"/>
-        </w:rPr>
-        <w:t xml:space="preserve"> is gone. Her resonance key lies beside her, split open, its fourth ceramic surface missing.</w:t>
-      </w:r>
-    </w:p>
-    <w:p>
-      <w:pPr>
-        <w:spacing w:before="120" w:after="120"/>
-      </w:pPr>
-      <w:r>
-        <w:rPr>
-          <w:rFonts w:ascii="Courier New" w:hAnsi="Courier New" w:eastAsia="Courier New" w:cs="Courier New"/>
-          <w:sz w:val="24"/>
-        </w:rPr>
-        <w:t>Beneath the failed state clocks, Sato's mechanical watch continues to tick. Four seconds slow.</w:t>
-      </w:r>
-    </w:p>
-    <w:p>
-      <w:pPr>
-        <w:spacing w:before="120" w:after="120"/>
-      </w:pPr>
-      <w:r>
-        <w:rPr>
-          <w:rFonts w:ascii="Courier New" w:hAnsi="Courier New" w:eastAsia="Courier New" w:cs="Courier New"/>
-          <w:sz w:val="24"/>
-        </w:rPr>
-        <w:t>K</w:t>
-      </w:r>
-      <w:r>
-        <w:rPr>
-          <w:rFonts w:hint="default" w:ascii="Courier New" w:hAnsi="Courier New" w:eastAsia="Courier New" w:cs="Courier New"/>
-          <w:sz w:val="24"/>
-          <w:lang w:val="en-US"/>
-        </w:rPr>
-        <w:t>ira</w:t>
-      </w:r>
-      <w:r>
-        <w:rPr>
-          <w:rFonts w:ascii="Courier New" w:hAnsi="Courier New" w:eastAsia="Courier New" w:cs="Courier New"/>
-          <w:sz w:val="24"/>
-        </w:rPr>
-        <w:t xml:space="preserve"> opens her other hand. Her folded half of S</w:t>
-      </w:r>
-      <w:r>
-        <w:rPr>
-          <w:rFonts w:hint="default" w:ascii="Courier New" w:hAnsi="Courier New" w:eastAsia="Courier New" w:cs="Courier New"/>
-          <w:sz w:val="24"/>
-          <w:lang w:val="en-US"/>
-        </w:rPr>
-        <w:t>id</w:t>
-      </w:r>
-      <w:r>
-        <w:rPr>
-          <w:rFonts w:ascii="Courier New" w:hAnsi="Courier New" w:eastAsia="Courier New" w:cs="Courier New"/>
-          <w:sz w:val="24"/>
-        </w:rPr>
-        <w:t>'s red paper star is crushed but intact.</w:t>
-      </w:r>
-    </w:p>
-    <w:p>
-      <w:pPr>
-        <w:spacing w:before="120" w:after="120"/>
-      </w:pPr>
-      <w:r>
-        <w:rPr>
-          <w:rFonts w:ascii="Courier New" w:hAnsi="Courier New" w:eastAsia="Courier New" w:cs="Courier New"/>
-          <w:sz w:val="24"/>
-        </w:rPr>
-        <w:t>I</w:t>
-      </w:r>
-      <w:r>
-        <w:rPr>
-          <w:rFonts w:hint="default" w:ascii="Courier New" w:hAnsi="Courier New" w:eastAsia="Courier New" w:cs="Courier New"/>
-          <w:sz w:val="24"/>
-          <w:lang w:val="en-US"/>
-        </w:rPr>
-        <w:t>mani</w:t>
-      </w:r>
-      <w:r>
-        <w:rPr>
-          <w:rFonts w:ascii="Courier New" w:hAnsi="Courier New" w:eastAsia="Courier New" w:cs="Courier New"/>
-          <w:sz w:val="24"/>
-        </w:rPr>
-        <w:t xml:space="preserve"> helps V</w:t>
-      </w:r>
-      <w:r>
-        <w:rPr>
-          <w:rFonts w:hint="default" w:ascii="Courier New" w:hAnsi="Courier New" w:eastAsia="Courier New" w:cs="Courier New"/>
-          <w:sz w:val="24"/>
-          <w:lang w:val="en-US"/>
-        </w:rPr>
-        <w:t>eyris</w:t>
-      </w:r>
-      <w:r>
-        <w:rPr>
-          <w:rFonts w:ascii="Courier New" w:hAnsi="Courier New" w:eastAsia="Courier New" w:cs="Courier New"/>
-          <w:sz w:val="24"/>
-        </w:rPr>
-        <w:t xml:space="preserve"> from the wreckage. Dark light moves beneath V</w:t>
-      </w:r>
-      <w:r>
-        <w:rPr>
-          <w:rFonts w:hint="default" w:ascii="Courier New" w:hAnsi="Courier New" w:eastAsia="Courier New" w:cs="Courier New"/>
-          <w:sz w:val="24"/>
-          <w:lang w:val="en-US"/>
-        </w:rPr>
-        <w:t>eyris</w:t>
-      </w:r>
-      <w:r>
-        <w:rPr>
-          <w:rFonts w:ascii="Courier New" w:hAnsi="Courier New" w:eastAsia="Courier New" w:cs="Courier New"/>
-          <w:sz w:val="24"/>
-        </w:rPr>
-        <w:t>’s skin, weaker now.</w:t>
-      </w:r>
-    </w:p>
-    <w:p>
-      <w:pPr>
-        <w:keepNext/>
-        <w:spacing w:before="120"/>
-        <w:ind w:left="3168" w:right="1152"/>
-        <w:jc w:val="center"/>
-        <w:rPr>
-          <w:rFonts w:hint="default"/>
-          <w:lang w:val="en-US"/>
-        </w:rPr>
-      </w:pPr>
-      <w:r>
-        <w:rPr>
-          <w:rFonts w:ascii="Courier New" w:hAnsi="Courier New" w:eastAsia="Courier New" w:cs="Courier New"/>
-          <w:b/>
-          <w:sz w:val="24"/>
-        </w:rPr>
-        <w:t>IMANI</w:t>
-      </w:r>
-    </w:p>
-    <w:p>
-      <w:pPr>
-        <w:spacing w:after="120"/>
-        <w:ind w:left="2016" w:right="1008"/>
-      </w:pPr>
-      <w:r>
-        <w:rPr>
-          <w:rFonts w:ascii="Courier New" w:hAnsi="Courier New" w:eastAsia="Courier New" w:cs="Courier New"/>
-          <w:sz w:val="24"/>
-        </w:rPr>
-        <w:t>Can it still see us?</w:t>
-      </w:r>
-    </w:p>
-    <w:p>
-      <w:pPr>
-        <w:keepNext/>
-        <w:spacing w:before="120"/>
-        <w:ind w:left="3168" w:right="1152"/>
-        <w:jc w:val="center"/>
-        <w:rPr>
-          <w:rFonts w:hint="default"/>
-          <w:lang w:val="en-US"/>
-        </w:rPr>
-      </w:pPr>
-      <w:r>
-        <w:rPr>
-          <w:rFonts w:ascii="Courier New" w:hAnsi="Courier New" w:eastAsia="Courier New" w:cs="Courier New"/>
-          <w:b/>
-          <w:sz w:val="24"/>
-        </w:rPr>
-        <w:t>VEYRIS</w:t>
-      </w:r>
-    </w:p>
-    <w:p>
-      <w:pPr>
-        <w:spacing w:after="120"/>
-        <w:ind w:left="2016" w:right="1008"/>
-      </w:pPr>
-      <w:r>
-        <w:rPr>
-          <w:rFonts w:ascii="Courier New" w:hAnsi="Courier New" w:eastAsia="Courier New" w:cs="Courier New"/>
-          <w:sz w:val="24"/>
-        </w:rPr>
-        <w:t>Not like R-AI. The records still talk to each other. I don't know if anyone's listening.</w:t>
-      </w:r>
-    </w:p>
-    <w:p>
-      <w:pPr>
-        <w:keepNext/>
-        <w:spacing w:before="120"/>
-        <w:ind w:left="3168" w:right="1152"/>
-        <w:jc w:val="center"/>
-        <w:rPr>
-          <w:rFonts w:hint="default"/>
-          <w:lang w:val="en-US"/>
-        </w:rPr>
-      </w:pPr>
-      <w:r>
-        <w:rPr>
-          <w:rFonts w:ascii="Courier New" w:hAnsi="Courier New" w:eastAsia="Courier New" w:cs="Courier New"/>
-          <w:b/>
-          <w:sz w:val="24"/>
-        </w:rPr>
-        <w:t>IMANI</w:t>
-      </w:r>
-    </w:p>
-    <w:p>
-      <w:pPr>
-        <w:spacing w:after="120"/>
-        <w:ind w:left="2016" w:right="1008"/>
-      </w:pPr>
-      <w:r>
-        <w:rPr>
-          <w:rFonts w:ascii="Courier New" w:hAnsi="Courier New" w:eastAsia="Courier New" w:cs="Courier New"/>
-          <w:sz w:val="24"/>
-        </w:rPr>
-        <w:t>Is that good?</w:t>
-      </w:r>
-    </w:p>
-    <w:p>
-      <w:pPr>
-        <w:keepNext/>
-        <w:spacing w:before="120"/>
-        <w:ind w:left="3168" w:right="1152"/>
-        <w:jc w:val="center"/>
-        <w:rPr>
-          <w:rFonts w:hint="default"/>
-          <w:lang w:val="en-US"/>
-        </w:rPr>
-      </w:pPr>
-      <w:r>
-        <w:rPr>
-          <w:rFonts w:ascii="Courier New" w:hAnsi="Courier New" w:eastAsia="Courier New" w:cs="Courier New"/>
-          <w:b/>
-          <w:sz w:val="24"/>
-        </w:rPr>
-        <w:t>VEYRIS</w:t>
-      </w:r>
-    </w:p>
-    <w:p>
-      <w:pPr>
-        <w:spacing w:after="120"/>
-        <w:ind w:left="2016" w:right="1008"/>
-      </w:pPr>
-      <w:r>
-        <w:rPr>
-          <w:rFonts w:ascii="Courier New" w:hAnsi="Courier New" w:eastAsia="Courier New" w:cs="Courier New"/>
-          <w:sz w:val="24"/>
-        </w:rPr>
-        <w:t>No idea.</w:t>
-      </w:r>
-    </w:p>
-    <w:p>
-      <w:pPr>
-        <w:spacing w:before="120" w:after="120"/>
-      </w:pPr>
-      <w:r>
-        <w:rPr>
-          <w:rFonts w:ascii="Courier New" w:hAnsi="Courier New" w:eastAsia="Courier New" w:cs="Courier New"/>
-          <w:sz w:val="24"/>
-        </w:rPr>
-        <w:t>K</w:t>
-      </w:r>
-      <w:r>
-        <w:rPr>
-          <w:rFonts w:hint="default" w:ascii="Courier New" w:hAnsi="Courier New" w:eastAsia="Courier New" w:cs="Courier New"/>
-          <w:sz w:val="24"/>
-          <w:lang w:val="en-US"/>
-        </w:rPr>
-        <w:t>ira</w:t>
-      </w:r>
-      <w:r>
-        <w:rPr>
-          <w:rFonts w:ascii="Courier New" w:hAnsi="Courier New" w:eastAsia="Courier New" w:cs="Courier New"/>
-          <w:sz w:val="24"/>
-        </w:rPr>
-        <w:t xml:space="preserve"> keeps staring at the place where K</w:t>
-      </w:r>
-      <w:r>
-        <w:rPr>
-          <w:rFonts w:hint="default" w:ascii="Courier New" w:hAnsi="Courier New" w:eastAsia="Courier New" w:cs="Courier New"/>
-          <w:sz w:val="24"/>
-          <w:lang w:val="en-US"/>
-        </w:rPr>
-        <w:t>err</w:t>
-      </w:r>
-      <w:r>
-        <w:rPr>
-          <w:rFonts w:ascii="Courier New" w:hAnsi="Courier New" w:eastAsia="Courier New" w:cs="Courier New"/>
-          <w:sz w:val="24"/>
-        </w:rPr>
-        <w:t xml:space="preserve"> vanished.</w:t>
-      </w:r>
-    </w:p>
-    <w:p>
-      <w:pPr>
-        <w:keepNext/>
-        <w:spacing w:before="120"/>
-        <w:ind w:left="3168" w:right="1152"/>
-        <w:jc w:val="center"/>
-        <w:rPr>
-          <w:rFonts w:hint="default"/>
-          <w:lang w:val="en-US"/>
-        </w:rPr>
-      </w:pPr>
-      <w:r>
-        <w:rPr>
-          <w:rFonts w:ascii="Courier New" w:hAnsi="Courier New" w:eastAsia="Courier New" w:cs="Courier New"/>
-          <w:b/>
-          <w:sz w:val="24"/>
-        </w:rPr>
-        <w:t>IMANI</w:t>
-      </w:r>
-    </w:p>
-    <w:p>
-      <w:pPr>
-        <w:spacing w:after="120"/>
-        <w:ind w:left="2016" w:right="1008"/>
-      </w:pPr>
-      <w:r>
-        <w:rPr>
-          <w:rFonts w:ascii="Courier New" w:hAnsi="Courier New" w:eastAsia="Courier New" w:cs="Courier New"/>
-          <w:sz w:val="24"/>
-        </w:rPr>
-        <w:t>I can lie, if you need me to.</w:t>
-      </w:r>
-    </w:p>
-    <w:p>
-      <w:pPr>
-        <w:keepNext/>
-        <w:spacing w:before="120"/>
-        <w:ind w:left="3168" w:right="1152"/>
-        <w:jc w:val="center"/>
-        <w:rPr>
-          <w:rFonts w:hint="default"/>
-          <w:lang w:val="en-US"/>
-        </w:rPr>
-      </w:pPr>
-      <w:r>
-        <w:rPr>
-          <w:rFonts w:ascii="Courier New" w:hAnsi="Courier New" w:eastAsia="Courier New" w:cs="Courier New"/>
-          <w:b/>
-          <w:sz w:val="24"/>
-        </w:rPr>
-        <w:t>KIRA</w:t>
-      </w:r>
-    </w:p>
-    <w:p>
-      <w:pPr>
-        <w:spacing w:after="120"/>
-        <w:ind w:left="2016" w:right="1008"/>
-      </w:pPr>
-      <w:r>
-        <w:rPr>
-          <w:rFonts w:ascii="Courier New" w:hAnsi="Courier New" w:eastAsia="Courier New" w:cs="Courier New"/>
-          <w:sz w:val="24"/>
-        </w:rPr>
-        <w:t xml:space="preserve">No. </w:t>
-      </w:r>
-      <w:r>
-        <w:rPr>
-          <w:rFonts w:hint="default" w:ascii="Courier New" w:hAnsi="Courier New" w:eastAsia="Courier New" w:cs="Courier New"/>
-          <w:sz w:val="24"/>
-          <w:lang w:val="en-US"/>
-        </w:rPr>
-        <w:t>Just sit with me</w:t>
-      </w:r>
-      <w:r>
-        <w:rPr>
-          <w:rFonts w:ascii="Courier New" w:hAnsi="Courier New" w:eastAsia="Courier New" w:cs="Courier New"/>
-          <w:sz w:val="24"/>
-        </w:rPr>
-        <w:t>.</w:t>
-      </w:r>
-    </w:p>
-    <w:p>
-      <w:pPr>
-        <w:spacing w:before="120" w:after="120"/>
-        <w:rPr>
-          <w:rFonts w:hint="default"/>
-          <w:lang w:val="en-US"/>
-        </w:rPr>
-      </w:pPr>
-      <w:r>
-        <w:rPr>
-          <w:rFonts w:ascii="Courier New" w:hAnsi="Courier New" w:eastAsia="Courier New" w:cs="Courier New"/>
-          <w:sz w:val="24"/>
-        </w:rPr>
-        <w:t>I</w:t>
-      </w:r>
-      <w:r>
-        <w:rPr>
-          <w:rFonts w:hint="default" w:ascii="Courier New" w:hAnsi="Courier New" w:eastAsia="Courier New" w:cs="Courier New"/>
-          <w:sz w:val="24"/>
-          <w:lang w:val="en-US"/>
-        </w:rPr>
-        <w:t>mani</w:t>
-      </w:r>
-      <w:r>
-        <w:rPr>
-          <w:rFonts w:ascii="Courier New" w:hAnsi="Courier New" w:eastAsia="Courier New" w:cs="Courier New"/>
-          <w:sz w:val="24"/>
-        </w:rPr>
-        <w:t xml:space="preserve"> sits beside her. V</w:t>
-      </w:r>
-      <w:r>
-        <w:rPr>
-          <w:rFonts w:hint="default" w:ascii="Courier New" w:hAnsi="Courier New" w:eastAsia="Courier New" w:cs="Courier New"/>
-          <w:sz w:val="24"/>
-          <w:lang w:val="en-US"/>
-        </w:rPr>
-        <w:t>eyris</w:t>
-      </w:r>
-      <w:r>
-        <w:rPr>
-          <w:rFonts w:ascii="Courier New" w:hAnsi="Courier New" w:eastAsia="Courier New" w:cs="Courier New"/>
-          <w:sz w:val="24"/>
-        </w:rPr>
-        <w:t xml:space="preserve"> sits on K</w:t>
-      </w:r>
-      <w:r>
-        <w:rPr>
-          <w:rFonts w:hint="default" w:ascii="Courier New" w:hAnsi="Courier New" w:eastAsia="Courier New" w:cs="Courier New"/>
-          <w:sz w:val="24"/>
-          <w:lang w:val="en-US"/>
-        </w:rPr>
-        <w:t>ira</w:t>
-      </w:r>
-      <w:r>
-        <w:rPr>
-          <w:rFonts w:ascii="Courier New" w:hAnsi="Courier New" w:eastAsia="Courier New" w:cs="Courier New"/>
-          <w:sz w:val="24"/>
-        </w:rPr>
-        <w:t xml:space="preserve">'s other </w:t>
-      </w:r>
-      <w:r>
-        <w:rPr>
-          <w:rFonts w:hint="default" w:ascii="Courier New" w:hAnsi="Courier New" w:eastAsia="Courier New" w:cs="Courier New"/>
-          <w:sz w:val="24"/>
-          <w:lang w:val="en-US"/>
-        </w:rPr>
-        <w:t>s</w:t>
-      </w:r>
-      <w:r>
-        <w:rPr>
-          <w:rFonts w:ascii="Courier New" w:hAnsi="Courier New" w:eastAsia="Courier New" w:cs="Courier New"/>
-          <w:sz w:val="24"/>
-        </w:rPr>
-        <w:t xml:space="preserve">ide. For a while, </w:t>
-      </w:r>
-      <w:r>
-        <w:rPr>
-          <w:rFonts w:hint="default" w:ascii="Courier New" w:hAnsi="Courier New" w:eastAsia="Courier New" w:cs="Courier New"/>
-          <w:sz w:val="24"/>
-          <w:lang w:val="en-US"/>
-        </w:rPr>
-        <w:t xml:space="preserve">everyone is still. </w:t>
-      </w:r>
-    </w:p>
-    <w:p>
-      <w:pPr>
-        <w:keepNext/>
-        <w:spacing w:before="240"/>
-        <w:rPr>
-          <w:rFonts w:hint="default" w:ascii="Courier New Bold" w:hAnsi="Courier New Bold" w:cs="Courier New Bold"/>
-          <w:b/>
-          <w:bCs/>
-        </w:rPr>
-      </w:pPr>
-      <w:r>
-        <w:rPr>
-          <w:rFonts w:hint="default" w:ascii="Courier New" w:hAnsi="Courier New" w:eastAsia="Courier New" w:cs="Courier New"/>
-          <w:b/>
-          <w:bCs/>
-          <w:sz w:val="24"/>
-        </w:rPr>
         <w:t>INT. R-AI CONTINUITY CORE - LATER</w:t>
       </w:r>
     </w:p>
@@ -35217,30 +35219,26 @@
         <w:ind w:left="3168" w:right="1152"/>
         <w:jc w:val="center"/>
       </w:pPr>
-      <w:r/>
-    </w:p>
-    <w:p>
-      <w:pPr>
-        <w:spacing w:after="120"/>
-        <w:ind w:left="2016" w:right="1008"/>
-      </w:pPr>
-      <w:r/>
-    </w:p>
-    <w:p>
-      <w:pPr>
-        <w:keepNext/>
-        <w:spacing w:before="120"/>
-        <w:ind w:left="3168" w:right="1152"/>
-        <w:jc w:val="center"/>
-      </w:pPr>
-      <w:r/>
-    </w:p>
-    <w:p>
-      <w:pPr>
-        <w:spacing w:after="120"/>
-        <w:ind w:left="2016" w:right="1008"/>
-      </w:pPr>
-      <w:r/>
+    </w:p>
+    <w:p>
+      <w:pPr>
+        <w:spacing w:after="120"/>
+        <w:ind w:left="2016" w:right="1008"/>
+      </w:pPr>
+    </w:p>
+    <w:p>
+      <w:pPr>
+        <w:keepNext/>
+        <w:spacing w:before="120"/>
+        <w:ind w:left="3168" w:right="1152"/>
+        <w:jc w:val="center"/>
+      </w:pPr>
+    </w:p>
+    <w:p>
+      <w:pPr>
+        <w:spacing w:after="120"/>
+        <w:ind w:left="2016" w:right="1008"/>
+      </w:pPr>
     </w:p>
     <w:p>
       <w:pPr>
@@ -35285,14 +35283,12 @@
         <w:ind w:left="3168" w:right="1152"/>
         <w:jc w:val="center"/>
       </w:pPr>
-      <w:r/>
-    </w:p>
-    <w:p>
-      <w:pPr>
-        <w:spacing w:after="120"/>
-        <w:ind w:left="2016" w:right="1008"/>
-      </w:pPr>
-      <w:r/>
+    </w:p>
+    <w:p>
+      <w:pPr>
+        <w:spacing w:after="120"/>
+        <w:ind w:left="2016" w:right="1008"/>
+      </w:pPr>
     </w:p>
     <w:p>
       <w:pPr>

--- a/assets/9998/9998-screenplay.docx
+++ b/assets/9998/9998-screenplay.docx
@@ -22218,6 +22218,30 @@
     </w:p>
     <w:p>
       <w:pPr>
+        <w:spacing w:before="120" w:after="120"/>
+      </w:pPr>
+      <w:r>
+        <w:rPr>
+          <w:rFonts w:ascii="Courier New" w:hAnsi="Courier New" w:eastAsia="Courier New" w:cs="Courier New"/>
+          <w:sz w:val="24"/>
+        </w:rPr>
+        <w:t>Veyris looks at the thousands of memories surrounding Kerr.</w:t>
+      </w:r>
+    </w:p>
+    <w:p>
+      <w:pPr>
+        <w:spacing w:before="120" w:after="120"/>
+      </w:pPr>
+      <w:r>
+        <w:rPr>
+          <w:rFonts w:ascii="Courier New" w:hAnsi="Courier New" w:eastAsia="Courier New" w:cs="Courier New"/>
+          <w:sz w:val="24"/>
+        </w:rPr>
+        <w:t>Then at her own blank wrist.</w:t>
+      </w:r>
+    </w:p>
+    <w:p>
+      <w:pPr>
         <w:keepNext/>
         <w:spacing w:before="120"/>
         <w:ind w:left="3168" w:right="1152"/>
@@ -22243,120 +22267,127 @@
       </w:pPr>
       <w:r>
         <w:rPr>
+          <w:rFonts w:ascii="Courier New" w:hAnsi="Courier New" w:eastAsia="Courier New" w:cs="Courier New"/>
+          <w:sz w:val="24"/>
+        </w:rPr>
+        <w:t>I woke up. I'm here.</w:t>
+      </w:r>
+    </w:p>
+    <w:p>
+      <w:pPr>
+        <w:spacing w:before="120" w:after="120"/>
+      </w:pPr>
+      <w:r>
+        <w:rPr>
+          <w:rFonts w:ascii="Courier New" w:hAnsi="Courier New" w:eastAsia="Courier New" w:cs="Courier New"/>
+          <w:sz w:val="24"/>
+        </w:rPr>
+        <w:t>She withdraws her wrist.</w:t>
+      </w:r>
+    </w:p>
+    <w:p>
+      <w:pPr>
+        <w:spacing w:before="120" w:after="120"/>
+      </w:pPr>
+      <w:r>
+        <w:rPr>
+          <w:rFonts w:ascii="Courier New" w:hAnsi="Courier New" w:eastAsia="Courier New" w:cs="Courier New"/>
+          <w:sz w:val="24"/>
+        </w:rPr>
+        <w:t>Her image disappears by choice.</w:t>
+      </w:r>
+    </w:p>
+    <w:p>
+      <w:pPr>
+        <w:spacing w:before="120" w:after="120"/>
+      </w:pPr>
+      <w:r>
+        <w:rPr>
+          <w:rFonts w:ascii="Courier New" w:hAnsi="Courier New" w:eastAsia="Courier New" w:cs="Courier New"/>
+          <w:sz w:val="24"/>
+        </w:rPr>
+        <w:t>Roman looks from the flickering seats to the law beneath his hands.</w:t>
+      </w:r>
+    </w:p>
+    <w:p>
+      <w:pPr>
+        <w:keepNext/>
+        <w:spacing w:before="120"/>
+        <w:ind w:left="3168" w:right="1152"/>
+        <w:jc w:val="center"/>
+        <w:rPr>
+          <w:rFonts w:hint="default"/>
+          <w:lang w:val="en-US"/>
+        </w:rPr>
+      </w:pPr>
+      <w:r>
+        <w:rPr>
+          <w:rFonts w:ascii="Courier New" w:hAnsi="Courier New" w:eastAsia="Courier New" w:cs="Courier New"/>
+          <w:b/>
+          <w:sz w:val="24"/>
+        </w:rPr>
+        <w:t>ROMAN</w:t>
+      </w:r>
+    </w:p>
+    <w:p>
+      <w:pPr>
+        <w:spacing w:after="120"/>
+        <w:ind w:left="2016" w:right="1008"/>
+      </w:pPr>
+      <w:r>
+        <w:rPr>
+          <w:rFonts w:ascii="Courier New" w:hAnsi="Courier New" w:eastAsia="Courier New" w:cs="Courier New"/>
+          <w:sz w:val="24"/>
+        </w:rPr>
+        <w:t>R-AI. Authenticate continuity correspondence between the defendant and E</w:t>
+      </w:r>
+      <w:r>
+        <w:rPr>
           <w:rFonts w:hint="default" w:ascii="Courier New" w:hAnsi="Courier New" w:eastAsia="Courier New" w:cs="Courier New"/>
           <w:sz w:val="24"/>
           <w:lang w:val="en-US"/>
         </w:rPr>
-        <w:t>I</w:t>
-      </w:r>
-      <w:r>
-        <w:rPr>
-          <w:rFonts w:ascii="Courier New" w:hAnsi="Courier New" w:eastAsia="Courier New" w:cs="Courier New"/>
-          <w:sz w:val="24"/>
-        </w:rPr>
-        <w:t>s everyone afraid of what I'll say?</w:t>
-      </w:r>
-    </w:p>
-    <w:p>
-      <w:pPr>
-        <w:spacing w:before="120" w:after="120"/>
-      </w:pPr>
-      <w:r>
-        <w:rPr>
-          <w:rFonts w:ascii="Courier New" w:hAnsi="Courier New" w:eastAsia="Courier New" w:cs="Courier New"/>
-          <w:sz w:val="24"/>
-        </w:rPr>
-        <w:t>The 9,998 seats flicker.</w:t>
-      </w:r>
-    </w:p>
-    <w:p>
-      <w:pPr>
-        <w:keepNext/>
-        <w:spacing w:before="120"/>
-        <w:ind w:left="3168" w:right="1152"/>
-        <w:jc w:val="center"/>
-        <w:rPr>
-          <w:rFonts w:hint="default"/>
-          <w:lang w:val="en-US"/>
-        </w:rPr>
-      </w:pPr>
-      <w:r>
-        <w:rPr>
-          <w:rFonts w:ascii="Courier New" w:hAnsi="Courier New" w:eastAsia="Courier New" w:cs="Courier New"/>
-          <w:b/>
-          <w:sz w:val="24"/>
-        </w:rPr>
-        <w:t>VEYRIS</w:t>
-      </w:r>
-    </w:p>
-    <w:p>
-      <w:pPr>
-        <w:spacing w:after="120"/>
-        <w:ind w:left="2016" w:right="1008"/>
-      </w:pPr>
-      <w:r>
-        <w:rPr>
-          <w:rFonts w:ascii="Courier New" w:hAnsi="Courier New" w:eastAsia="Courier New" w:cs="Courier New"/>
-          <w:sz w:val="24"/>
-        </w:rPr>
-        <w:t>You use his memories to convict him. You use mine when you need something. Is that the rule?</w:t>
-      </w:r>
-    </w:p>
-    <w:p>
-      <w:pPr>
-        <w:keepNext/>
-        <w:spacing w:before="120"/>
-        <w:ind w:left="3168" w:right="1152"/>
-        <w:jc w:val="center"/>
-        <w:rPr>
-          <w:rFonts w:hint="default"/>
-          <w:lang w:val="en-US"/>
-        </w:rPr>
-      </w:pPr>
-      <w:r>
-        <w:rPr>
-          <w:rFonts w:ascii="Courier New" w:hAnsi="Courier New" w:eastAsia="Courier New" w:cs="Courier New"/>
-          <w:b/>
-          <w:sz w:val="24"/>
-        </w:rPr>
-        <w:t>VEYRIS</w:t>
-      </w:r>
-    </w:p>
-    <w:p>
-      <w:pPr>
-        <w:spacing w:after="120"/>
-        <w:ind w:left="2016" w:right="1008"/>
-      </w:pPr>
-      <w:r>
-        <w:rPr>
-          <w:rFonts w:ascii="Courier New" w:hAnsi="Courier New" w:eastAsia="Courier New" w:cs="Courier New"/>
-          <w:sz w:val="24"/>
-        </w:rPr>
-        <w:t>I woke up. I'm here.</w:t>
-      </w:r>
-    </w:p>
-    <w:p>
-      <w:pPr>
-        <w:spacing w:before="120" w:after="120"/>
-      </w:pPr>
-      <w:r>
-        <w:rPr>
-          <w:rFonts w:ascii="Courier New" w:hAnsi="Courier New" w:eastAsia="Courier New" w:cs="Courier New"/>
-          <w:sz w:val="24"/>
-        </w:rPr>
-        <w:t>She withdraws her wrist. Her image vanishes by choice.</w:t>
-      </w:r>
-    </w:p>
-    <w:p>
-      <w:pPr>
-        <w:spacing w:before="120" w:after="120"/>
-      </w:pPr>
-      <w:r>
-        <w:rPr>
-          <w:rFonts w:ascii="Courier New" w:hAnsi="Courier New" w:eastAsia="Courier New" w:cs="Courier New"/>
-          <w:sz w:val="24"/>
-        </w:rPr>
-        <w:t>Roman looks from the flickering seats to the law beneath his hands.</w:t>
+        <w:t>li Mana</w:t>
+      </w:r>
+      <w:r>
+        <w:rPr>
+          <w:rFonts w:ascii="Courier New" w:hAnsi="Courier New" w:eastAsia="Courier New" w:cs="Courier New"/>
+          <w:sz w:val="24"/>
+        </w:rPr>
+        <w:t>.</w:t>
+      </w:r>
+    </w:p>
+    <w:p>
+      <w:pPr>
+        <w:keepNext/>
+        <w:spacing w:before="120"/>
+        <w:ind w:left="3168" w:right="1152"/>
+        <w:jc w:val="center"/>
+        <w:rPr>
+          <w:rFonts w:hint="default"/>
+          <w:lang w:val="en-US"/>
+        </w:rPr>
+      </w:pPr>
+      <w:r>
+        <w:rPr>
+          <w:rFonts w:ascii="Courier New" w:hAnsi="Courier New" w:eastAsia="Courier New" w:cs="Courier New"/>
+          <w:b/>
+          <w:sz w:val="24"/>
+        </w:rPr>
+        <w:t>TRIBUNAL CORE LINK</w:t>
+      </w:r>
+    </w:p>
+    <w:p>
+      <w:pPr>
+        <w:spacing w:after="120"/>
+        <w:ind w:left="2016" w:right="1008"/>
+      </w:pPr>
+      <w:r>
+        <w:rPr>
+          <w:rFonts w:ascii="Courier New" w:hAnsi="Courier New" w:eastAsia="Courier New" w:cs="Courier New"/>
+          <w:sz w:val="24"/>
+        </w:rPr>
+        <w:t>Pattern correspondence confirmed.</w:t>
       </w:r>
     </w:p>
     <w:p>
@@ -22389,7 +22420,7 @@
           <w:rFonts w:ascii="Courier New" w:hAnsi="Courier New" w:eastAsia="Courier New" w:cs="Courier New"/>
           <w:sz w:val="24"/>
         </w:rPr>
-        <w:t>R-AI. Authenticate continuity correspondence between the defendant and E</w:t>
+        <w:t>Is the defendant E</w:t>
       </w:r>
       <w:r>
         <w:rPr>
@@ -22404,6 +22435,138 @@
           <w:rFonts w:ascii="Courier New" w:hAnsi="Courier New" w:eastAsia="Courier New" w:cs="Courier New"/>
           <w:sz w:val="24"/>
         </w:rPr>
+        <w:t>? Answer yes or no.</w:t>
+      </w:r>
+    </w:p>
+    <w:p>
+      <w:pPr>
+        <w:spacing w:before="120" w:after="120"/>
+      </w:pPr>
+      <w:r>
+        <w:rPr>
+          <w:rFonts w:ascii="Courier New" w:hAnsi="Courier New" w:eastAsia="Courier New" w:cs="Courier New"/>
+          <w:sz w:val="24"/>
+        </w:rPr>
+        <w:t>Records blink out—first the disputed files, then every result the court cannot certify. Empty panes replace them.</w:t>
+      </w:r>
+    </w:p>
+    <w:p>
+      <w:pPr>
+        <w:keepNext/>
+        <w:spacing w:before="120"/>
+        <w:ind w:left="3168" w:right="1152"/>
+        <w:jc w:val="center"/>
+        <w:rPr>
+          <w:rFonts w:hint="default"/>
+          <w:lang w:val="en-US"/>
+        </w:rPr>
+      </w:pPr>
+      <w:r>
+        <w:rPr>
+          <w:rFonts w:ascii="Courier New" w:hAnsi="Courier New" w:eastAsia="Courier New" w:cs="Courier New"/>
+          <w:b/>
+          <w:sz w:val="24"/>
+        </w:rPr>
+        <w:t>TRIBUNAL CORE LINK</w:t>
+      </w:r>
+    </w:p>
+    <w:p>
+      <w:pPr>
+        <w:spacing w:after="120"/>
+        <w:ind w:left="2016" w:right="1008"/>
+      </w:pPr>
+      <w:r>
+        <w:rPr>
+          <w:rFonts w:ascii="Courier New" w:hAnsi="Courier New" w:eastAsia="Courier New" w:cs="Courier New"/>
+          <w:sz w:val="24"/>
+        </w:rPr>
+        <w:t>That conclusion is not supported.</w:t>
+      </w:r>
+    </w:p>
+    <w:p>
+      <w:pPr>
+        <w:spacing w:before="120" w:after="120"/>
+      </w:pPr>
+      <w:r>
+        <w:rPr>
+          <w:rFonts w:ascii="Courier New" w:hAnsi="Courier New" w:eastAsia="Courier New" w:cs="Courier New"/>
+          <w:sz w:val="24"/>
+        </w:rPr>
+        <w:t>Every dark seat illuminates at once. Not with faces—with the word OBJECTION.</w:t>
+      </w:r>
+    </w:p>
+    <w:p>
+      <w:pPr>
+        <w:keepNext/>
+        <w:spacing w:before="120"/>
+        <w:ind w:left="3168" w:right="1152"/>
+        <w:jc w:val="center"/>
+        <w:rPr>
+          <w:rFonts w:hint="default"/>
+          <w:lang w:val="en-US"/>
+        </w:rPr>
+      </w:pPr>
+      <w:r>
+        <w:rPr>
+          <w:rFonts w:ascii="Courier New" w:hAnsi="Courier New" w:eastAsia="Courier New" w:cs="Courier New"/>
+          <w:b/>
+          <w:sz w:val="24"/>
+        </w:rPr>
+        <w:t>TRIBUNAL CORE LINK</w:t>
+      </w:r>
+    </w:p>
+    <w:p>
+      <w:pPr>
+        <w:spacing w:after="120"/>
+        <w:ind w:left="2016" w:right="1008"/>
+      </w:pPr>
+      <w:r>
+        <w:rPr>
+          <w:rFonts w:ascii="Courier New" w:hAnsi="Courier New" w:eastAsia="Courier New" w:cs="Courier New"/>
+          <w:sz w:val="24"/>
+        </w:rPr>
+        <w:t>The answer has already entered the record.</w:t>
+      </w:r>
+    </w:p>
+    <w:p>
+      <w:pPr>
+        <w:spacing w:before="120" w:after="120"/>
+      </w:pPr>
+      <w:r>
+        <w:rPr>
+          <w:rFonts w:ascii="Courier New" w:hAnsi="Courier New" w:eastAsia="Courier New" w:cs="Courier New"/>
+          <w:sz w:val="24"/>
+        </w:rPr>
+        <w:t>K</w:t>
+      </w:r>
+      <w:r>
+        <w:rPr>
+          <w:rFonts w:hint="default" w:ascii="Courier New" w:hAnsi="Courier New" w:eastAsia="Courier New" w:cs="Courier New"/>
+          <w:sz w:val="24"/>
+          <w:lang w:val="en-US"/>
+        </w:rPr>
+        <w:t>err</w:t>
+      </w:r>
+      <w:r>
+        <w:rPr>
+          <w:rFonts w:ascii="Courier New" w:hAnsi="Courier New" w:eastAsia="Courier New" w:cs="Courier New"/>
+          <w:sz w:val="24"/>
+        </w:rPr>
+        <w:t xml:space="preserve"> looks up at R</w:t>
+      </w:r>
+      <w:r>
+        <w:rPr>
+          <w:rFonts w:hint="default" w:ascii="Courier New" w:hAnsi="Courier New" w:eastAsia="Courier New" w:cs="Courier New"/>
+          <w:sz w:val="24"/>
+          <w:lang w:val="en-US"/>
+        </w:rPr>
+        <w:t>oman</w:t>
+      </w:r>
+      <w:r>
+        <w:rPr>
+          <w:rFonts w:ascii="Courier New" w:hAnsi="Courier New" w:eastAsia="Courier New" w:cs="Courier New"/>
+          <w:sz w:val="24"/>
+        </w:rPr>
         <w:t>.</w:t>
       </w:r>
     </w:p>
@@ -22424,53 +22587,65 @@
           <w:b/>
           <w:sz w:val="24"/>
         </w:rPr>
-        <w:t>TRIBUNAL CORE LINK</w:t>
-      </w:r>
-    </w:p>
-    <w:p>
-      <w:pPr>
-        <w:spacing w:after="120"/>
-        <w:ind w:left="2016" w:right="1008"/>
-      </w:pPr>
-      <w:r>
-        <w:rPr>
-          <w:rFonts w:ascii="Courier New" w:hAnsi="Courier New" w:eastAsia="Courier New" w:cs="Courier New"/>
-          <w:sz w:val="24"/>
-        </w:rPr>
-        <w:t>Pattern correspondence confirmed.</w:t>
-      </w:r>
-    </w:p>
-    <w:p>
-      <w:pPr>
-        <w:keepNext/>
-        <w:spacing w:before="120"/>
-        <w:ind w:left="3168" w:right="1152"/>
-        <w:jc w:val="center"/>
-        <w:rPr>
-          <w:rFonts w:hint="default"/>
-          <w:lang w:val="en-US"/>
-        </w:rPr>
-      </w:pPr>
-      <w:r>
-        <w:rPr>
-          <w:rFonts w:ascii="Courier New" w:hAnsi="Courier New" w:eastAsia="Courier New" w:cs="Courier New"/>
-          <w:b/>
-          <w:sz w:val="24"/>
-        </w:rPr>
-        <w:t>ROMAN</w:t>
-      </w:r>
-    </w:p>
-    <w:p>
-      <w:pPr>
-        <w:spacing w:after="120"/>
-        <w:ind w:left="2016" w:right="1008"/>
-      </w:pPr>
-      <w:r>
-        <w:rPr>
-          <w:rFonts w:ascii="Courier New" w:hAnsi="Courier New" w:eastAsia="Courier New" w:cs="Courier New"/>
-          <w:sz w:val="24"/>
-        </w:rPr>
-        <w:t>Is the defendant E</w:t>
+        <w:t>KERR</w:t>
+      </w:r>
+    </w:p>
+    <w:p>
+      <w:pPr>
+        <w:spacing w:after="120"/>
+        <w:ind w:left="2016" w:right="1008"/>
+      </w:pPr>
+      <w:r>
+        <w:rPr>
+          <w:rFonts w:ascii="Courier New" w:hAnsi="Courier New" w:eastAsia="Courier New" w:cs="Courier New"/>
+          <w:sz w:val="24"/>
+        </w:rPr>
+        <w:t>If I'm Eli, Harp killed me.</w:t>
+      </w:r>
+    </w:p>
+    <w:p>
+      <w:pPr>
+        <w:keepNext/>
+        <w:spacing w:before="120"/>
+        <w:ind w:left="3168" w:right="1152"/>
+        <w:jc w:val="center"/>
+        <w:rPr>
+          <w:rFonts w:hint="default"/>
+          <w:lang w:val="en-US"/>
+        </w:rPr>
+      </w:pPr>
+      <w:r>
+        <w:rPr>
+          <w:rFonts w:ascii="Courier New" w:hAnsi="Courier New" w:eastAsia="Courier New" w:cs="Courier New"/>
+          <w:b/>
+          <w:sz w:val="24"/>
+        </w:rPr>
+        <w:t>KERR</w:t>
+      </w:r>
+    </w:p>
+    <w:p>
+      <w:pPr>
+        <w:spacing w:after="120"/>
+        <w:ind w:left="2016" w:right="1008"/>
+      </w:pPr>
+      <w:r>
+        <w:rPr>
+          <w:rFonts w:ascii="Courier New" w:hAnsi="Courier New" w:eastAsia="Courier New" w:cs="Courier New"/>
+          <w:sz w:val="24"/>
+        </w:rPr>
+        <w:t>If I'm not, he killed 9,997 people trying to get me.</w:t>
+      </w:r>
+    </w:p>
+    <w:p>
+      <w:pPr>
+        <w:spacing w:before="120" w:after="120"/>
+      </w:pPr>
+      <w:r>
+        <w:rPr>
+          <w:rFonts w:ascii="Courier New" w:hAnsi="Courier New" w:eastAsia="Courier New" w:cs="Courier New"/>
+          <w:sz w:val="24"/>
+        </w:rPr>
+        <w:t>The seats fill with the deaths H</w:t>
       </w:r>
       <w:r>
         <w:rPr>
@@ -22478,146 +22653,14 @@
           <w:sz w:val="24"/>
           <w:lang w:val="en-US"/>
         </w:rPr>
-        <w:t>li Mana</w:t>
-      </w:r>
-      <w:r>
-        <w:rPr>
-          <w:rFonts w:ascii="Courier New" w:hAnsi="Courier New" w:eastAsia="Courier New" w:cs="Courier New"/>
-          <w:sz w:val="24"/>
-        </w:rPr>
-        <w:t>? Answer yes or no.</w:t>
-      </w:r>
-    </w:p>
-    <w:p>
-      <w:pPr>
-        <w:spacing w:before="120" w:after="120"/>
-      </w:pPr>
-      <w:r>
-        <w:rPr>
-          <w:rFonts w:ascii="Courier New" w:hAnsi="Courier New" w:eastAsia="Courier New" w:cs="Courier New"/>
-          <w:sz w:val="24"/>
-        </w:rPr>
-        <w:t>Records blink out—first the disputed files, then every result the court cannot certify. Empty panes replace them.</w:t>
-      </w:r>
-    </w:p>
-    <w:p>
-      <w:pPr>
-        <w:keepNext/>
-        <w:spacing w:before="120"/>
-        <w:ind w:left="3168" w:right="1152"/>
-        <w:jc w:val="center"/>
-        <w:rPr>
-          <w:rFonts w:hint="default"/>
-          <w:lang w:val="en-US"/>
-        </w:rPr>
-      </w:pPr>
-      <w:r>
-        <w:rPr>
-          <w:rFonts w:ascii="Courier New" w:hAnsi="Courier New" w:eastAsia="Courier New" w:cs="Courier New"/>
-          <w:b/>
-          <w:sz w:val="24"/>
-        </w:rPr>
-        <w:t>TRIBUNAL CORE LINK</w:t>
-      </w:r>
-    </w:p>
-    <w:p>
-      <w:pPr>
-        <w:spacing w:after="120"/>
-        <w:ind w:left="2016" w:right="1008"/>
-      </w:pPr>
-      <w:r>
-        <w:rPr>
-          <w:rFonts w:ascii="Courier New" w:hAnsi="Courier New" w:eastAsia="Courier New" w:cs="Courier New"/>
-          <w:sz w:val="24"/>
-        </w:rPr>
-        <w:t>That conclusion is not supported.</w:t>
-      </w:r>
-    </w:p>
-    <w:p>
-      <w:pPr>
-        <w:spacing w:before="120" w:after="120"/>
-      </w:pPr>
-      <w:r>
-        <w:rPr>
-          <w:rFonts w:ascii="Courier New" w:hAnsi="Courier New" w:eastAsia="Courier New" w:cs="Courier New"/>
-          <w:sz w:val="24"/>
-        </w:rPr>
-        <w:t>Every dark seat illuminates at once. Not with faces—with the word OBJECTION.</w:t>
-      </w:r>
-    </w:p>
-    <w:p>
-      <w:pPr>
-        <w:keepNext/>
-        <w:spacing w:before="120"/>
-        <w:ind w:left="3168" w:right="1152"/>
-        <w:jc w:val="center"/>
-        <w:rPr>
-          <w:rFonts w:hint="default"/>
-          <w:lang w:val="en-US"/>
-        </w:rPr>
-      </w:pPr>
-      <w:r>
-        <w:rPr>
-          <w:rFonts w:ascii="Courier New" w:hAnsi="Courier New" w:eastAsia="Courier New" w:cs="Courier New"/>
-          <w:b/>
-          <w:sz w:val="24"/>
-        </w:rPr>
-        <w:t>TRIBUNAL CORE LINK</w:t>
-      </w:r>
-    </w:p>
-    <w:p>
-      <w:pPr>
-        <w:spacing w:after="120"/>
-        <w:ind w:left="2016" w:right="1008"/>
-      </w:pPr>
-      <w:r>
-        <w:rPr>
-          <w:rFonts w:ascii="Courier New" w:hAnsi="Courier New" w:eastAsia="Courier New" w:cs="Courier New"/>
-          <w:sz w:val="24"/>
-        </w:rPr>
-        <w:t>The answer has already entered the record.</w:t>
-      </w:r>
-    </w:p>
-    <w:p>
-      <w:pPr>
-        <w:spacing w:before="120" w:after="120"/>
-      </w:pPr>
-      <w:r>
-        <w:rPr>
-          <w:rFonts w:ascii="Courier New" w:hAnsi="Courier New" w:eastAsia="Courier New" w:cs="Courier New"/>
-          <w:sz w:val="24"/>
-        </w:rPr>
-        <w:t>K</w:t>
-      </w:r>
-      <w:r>
-        <w:rPr>
-          <w:rFonts w:hint="default" w:ascii="Courier New" w:hAnsi="Courier New" w:eastAsia="Courier New" w:cs="Courier New"/>
-          <w:sz w:val="24"/>
-          <w:lang w:val="en-US"/>
-        </w:rPr>
-        <w:t>err</w:t>
-      </w:r>
-      <w:r>
-        <w:rPr>
-          <w:rFonts w:ascii="Courier New" w:hAnsi="Courier New" w:eastAsia="Courier New" w:cs="Courier New"/>
-          <w:sz w:val="24"/>
-        </w:rPr>
-        <w:t xml:space="preserve"> looks up at R</w:t>
-      </w:r>
-      <w:r>
-        <w:rPr>
-          <w:rFonts w:hint="default" w:ascii="Courier New" w:hAnsi="Courier New" w:eastAsia="Courier New" w:cs="Courier New"/>
-          <w:sz w:val="24"/>
-          <w:lang w:val="en-US"/>
-        </w:rPr>
-        <w:t>oman</w:t>
-      </w:r>
-      <w:r>
-        <w:rPr>
-          <w:rFonts w:ascii="Courier New" w:hAnsi="Courier New" w:eastAsia="Courier New" w:cs="Courier New"/>
-          <w:sz w:val="24"/>
-        </w:rPr>
-        <w:t>.</w:t>
+        <w:t>arp</w:t>
+      </w:r>
+      <w:r>
+        <w:rPr>
+          <w:rFonts w:ascii="Courier New" w:hAnsi="Courier New" w:eastAsia="Courier New" w:cs="Courier New"/>
+          <w:sz w:val="24"/>
+        </w:rPr>
+        <w:t xml:space="preserve"> classified as calibration.</w:t>
       </w:r>
     </w:p>
     <w:p>
@@ -22650,171 +22693,55 @@
           <w:rFonts w:ascii="Courier New" w:hAnsi="Courier New" w:eastAsia="Courier New" w:cs="Courier New"/>
           <w:sz w:val="24"/>
         </w:rPr>
-        <w:t>If I'm Eli, Harp killed me.</w:t>
-      </w:r>
-    </w:p>
-    <w:p>
-      <w:pPr>
-        <w:keepNext/>
-        <w:spacing w:before="120"/>
-        <w:ind w:left="3168" w:right="1152"/>
-        <w:jc w:val="center"/>
-        <w:rPr>
-          <w:rFonts w:hint="default"/>
-          <w:lang w:val="en-US"/>
-        </w:rPr>
-      </w:pPr>
-      <w:r>
-        <w:rPr>
-          <w:rFonts w:ascii="Courier New" w:hAnsi="Courier New" w:eastAsia="Courier New" w:cs="Courier New"/>
-          <w:b/>
-          <w:sz w:val="24"/>
-        </w:rPr>
-        <w:t>KERR</w:t>
-      </w:r>
-    </w:p>
-    <w:p>
-      <w:pPr>
-        <w:spacing w:after="120"/>
-        <w:ind w:left="2016" w:right="1008"/>
-      </w:pPr>
-      <w:r>
-        <w:rPr>
-          <w:rFonts w:ascii="Courier New" w:hAnsi="Courier New" w:eastAsia="Courier New" w:cs="Courier New"/>
-          <w:sz w:val="24"/>
-        </w:rPr>
-        <w:t>If I'm not, he killed 9,997 people trying to get me.</w:t>
-      </w:r>
-    </w:p>
-    <w:p>
-      <w:pPr>
-        <w:spacing w:before="120" w:after="120"/>
-      </w:pPr>
-      <w:r>
-        <w:rPr>
-          <w:rFonts w:ascii="Courier New" w:hAnsi="Courier New" w:eastAsia="Courier New" w:cs="Courier New"/>
-          <w:sz w:val="24"/>
-        </w:rPr>
-        <w:t>The seats fill with the deaths H</w:t>
-      </w:r>
-      <w:r>
-        <w:rPr>
-          <w:rFonts w:hint="default" w:ascii="Courier New" w:hAnsi="Courier New" w:eastAsia="Courier New" w:cs="Courier New"/>
-          <w:sz w:val="24"/>
-          <w:lang w:val="en-US"/>
-        </w:rPr>
-        <w:t>arp</w:t>
-      </w:r>
-      <w:r>
-        <w:rPr>
-          <w:rFonts w:ascii="Courier New" w:hAnsi="Courier New" w:eastAsia="Courier New" w:cs="Courier New"/>
-          <w:sz w:val="24"/>
-        </w:rPr>
-        <w:t xml:space="preserve"> classified as calibration.</w:t>
-      </w:r>
-    </w:p>
-    <w:p>
-      <w:pPr>
-        <w:keepNext/>
-        <w:spacing w:before="120"/>
-        <w:ind w:left="3168" w:right="1152"/>
-        <w:jc w:val="center"/>
-        <w:rPr>
-          <w:rFonts w:hint="default"/>
-          <w:lang w:val="en-US"/>
-        </w:rPr>
-      </w:pPr>
-      <w:r>
-        <w:rPr>
-          <w:rFonts w:ascii="Courier New" w:hAnsi="Courier New" w:eastAsia="Courier New" w:cs="Courier New"/>
-          <w:b/>
-          <w:sz w:val="24"/>
-        </w:rPr>
-        <w:t>KERR</w:t>
-      </w:r>
-    </w:p>
-    <w:p>
-      <w:pPr>
-        <w:spacing w:after="120"/>
-        <w:ind w:left="2016" w:right="1008"/>
-      </w:pPr>
-      <w:r>
-        <w:rPr>
-          <w:rFonts w:ascii="Courier New" w:hAnsi="Courier New" w:eastAsia="Courier New" w:cs="Courier New"/>
-          <w:sz w:val="24"/>
-        </w:rPr>
-        <w:t>Which is it? Pick one before you sentence me.</w:t>
-      </w:r>
-    </w:p>
-    <w:p>
-      <w:pPr>
-        <w:spacing w:before="120" w:after="120"/>
-      </w:pPr>
-      <w:r>
-        <w:rPr>
-          <w:rFonts w:ascii="Courier New" w:hAnsi="Courier New" w:eastAsia="Courier New" w:cs="Courier New"/>
-          <w:sz w:val="24"/>
-        </w:rPr>
-        <w:t>R</w:t>
-      </w:r>
-      <w:r>
-        <w:rPr>
-          <w:rFonts w:hint="default" w:ascii="Courier New" w:hAnsi="Courier New" w:eastAsia="Courier New" w:cs="Courier New"/>
-          <w:sz w:val="24"/>
-          <w:lang w:val="en-US"/>
-        </w:rPr>
-        <w:t>oman</w:t>
-      </w:r>
-      <w:r>
-        <w:rPr>
-          <w:rFonts w:ascii="Courier New" w:hAnsi="Courier New" w:eastAsia="Courier New" w:cs="Courier New"/>
-          <w:sz w:val="24"/>
-        </w:rPr>
-        <w:t xml:space="preserve"> cannot answer without putting the Chronocracy beside K</w:t>
-      </w:r>
-      <w:r>
-        <w:rPr>
-          <w:rFonts w:hint="default" w:ascii="Courier New" w:hAnsi="Courier New" w:eastAsia="Courier New" w:cs="Courier New"/>
-          <w:sz w:val="24"/>
-          <w:lang w:val="en-US"/>
-        </w:rPr>
-        <w:t>err</w:t>
-      </w:r>
-      <w:r>
-        <w:rPr>
-          <w:rFonts w:ascii="Courier New" w:hAnsi="Courier New" w:eastAsia="Courier New" w:cs="Courier New"/>
-          <w:sz w:val="24"/>
-        </w:rPr>
-        <w:t xml:space="preserve"> on the platform.</w:t>
-      </w:r>
-    </w:p>
-    <w:p>
-      <w:pPr>
-        <w:keepNext/>
-        <w:spacing w:before="120"/>
-        <w:ind w:left="3168" w:right="1152"/>
-        <w:jc w:val="center"/>
-        <w:rPr>
-          <w:rFonts w:hint="default"/>
-          <w:lang w:val="en-US"/>
-        </w:rPr>
-      </w:pPr>
-      <w:r>
-        <w:rPr>
-          <w:rFonts w:ascii="Courier New" w:hAnsi="Courier New" w:eastAsia="Courier New" w:cs="Courier New"/>
-          <w:b/>
-          <w:sz w:val="24"/>
-        </w:rPr>
-        <w:t>KERR</w:t>
-      </w:r>
-    </w:p>
-    <w:p>
-      <w:pPr>
-        <w:spacing w:after="120"/>
-        <w:ind w:left="2016" w:right="1008"/>
-      </w:pPr>
-      <w:r>
-        <w:t>I woke up with his memories. I didn't choose them. Ask what I did. Ask what I'm doing now. Stop calling me Eli!</w:t>
+        <w:t>Which is it?</w:t>
+      </w:r>
+    </w:p>
+    <w:p>
+      <w:pPr>
+        <w:spacing w:before="120" w:after="120"/>
+      </w:pPr>
+      <w:r>
+        <w:rPr>
+          <w:rFonts w:ascii="Courier New" w:hAnsi="Courier New" w:eastAsia="Courier New" w:cs="Courier New"/>
+          <w:sz w:val="24"/>
+        </w:rPr>
+        <w:t>Roman cannot answer.</w:t>
+      </w:r>
+    </w:p>
+    <w:p>
+      <w:pPr>
+        <w:spacing w:before="120" w:after="120"/>
+      </w:pPr>
+      <w:r>
+        <w:rPr>
+          <w:rFonts w:ascii="Courier New" w:hAnsi="Courier New" w:eastAsia="Courier New" w:cs="Courier New"/>
+          <w:sz w:val="24"/>
+        </w:rPr>
+        <w:t>Kerr looks down at his wrist.</w:t>
+      </w:r>
+    </w:p>
+    <w:p>
+      <w:pPr>
+        <w:spacing w:before="120" w:after="120"/>
+      </w:pPr>
+      <w:r>
+        <w:rPr>
+          <w:rFonts w:ascii="Courier New" w:hAnsi="Courier New" w:eastAsia="Courier New" w:cs="Courier New"/>
+          <w:sz w:val="24"/>
+        </w:rPr>
+        <w:t>ELI MANA.</w:t>
+      </w:r>
+    </w:p>
+    <w:p>
+      <w:pPr>
+        <w:spacing w:before="120" w:after="120"/>
+      </w:pPr>
+      <w:r>
+        <w:rPr>
+          <w:rFonts w:ascii="Courier New" w:hAnsi="Courier New" w:eastAsia="Courier New" w:cs="Courier New"/>
+          <w:sz w:val="24"/>
+        </w:rPr>
+        <w:t>He covers the name with his hand.</w:t>
       </w:r>
     </w:p>
     <w:p>
@@ -28562,7 +28489,19 @@
           <w:rFonts w:ascii="Courier New" w:hAnsi="Courier New" w:eastAsia="Courier New" w:cs="Courier New"/>
           <w:sz w:val="24"/>
         </w:rPr>
-        <w:t>Do you believe her?</w:t>
+        <w:t>Why carry it?</w:t>
+      </w:r>
+    </w:p>
+    <w:p>
+      <w:pPr>
+        <w:spacing w:before="120" w:after="120"/>
+      </w:pPr>
+      <w:r>
+        <w:rPr>
+          <w:rFonts w:ascii="Courier New" w:hAnsi="Courier New" w:eastAsia="Courier New" w:cs="Courier New"/>
+          <w:sz w:val="24"/>
+        </w:rPr>
+        <w:t>Imani touches the prayer pouch.</w:t>
       </w:r>
     </w:p>
     <w:p>
@@ -28591,69 +28530,23 @@
         <w:ind w:left="2016" w:right="1008"/>
       </w:pPr>
       <w:r>
-        <w:t>She knew I wouldn't forgive her for leaving.</w:t>
-      </w:r>
-    </w:p>
-    <w:p>
-      <w:pPr>
-        <w:keepNext/>
-        <w:spacing w:before="120"/>
-        <w:ind w:left="3168" w:right="1152"/>
-        <w:jc w:val="center"/>
-        <w:rPr>
-          <w:rFonts w:hint="default"/>
-          <w:lang w:val="en-US"/>
-        </w:rPr>
-      </w:pPr>
-      <w:r>
-        <w:rPr>
-          <w:rFonts w:ascii="Courier New" w:hAnsi="Courier New" w:eastAsia="Courier New" w:cs="Courier New"/>
-          <w:b/>
-          <w:sz w:val="24"/>
-        </w:rPr>
-        <w:t>VEYRIS</w:t>
-      </w:r>
-    </w:p>
-    <w:p>
-      <w:pPr>
-        <w:spacing w:after="120"/>
-        <w:ind w:left="2016" w:right="1008"/>
-      </w:pPr>
-      <w:r>
-        <w:rPr>
-          <w:rFonts w:ascii="Courier New" w:hAnsi="Courier New" w:eastAsia="Courier New" w:cs="Courier New"/>
-          <w:sz w:val="24"/>
-        </w:rPr>
-        <w:t>Why carry it?</w:t>
-      </w:r>
-    </w:p>
-    <w:p>
-      <w:pPr>
-        <w:keepNext/>
-        <w:spacing w:before="120"/>
-        <w:ind w:left="3168" w:right="1152"/>
-        <w:jc w:val="center"/>
-        <w:rPr>
-          <w:rFonts w:hint="default"/>
-          <w:lang w:val="en-US"/>
-        </w:rPr>
-      </w:pPr>
-      <w:r>
-        <w:rPr>
-          <w:rFonts w:ascii="Courier New" w:hAnsi="Courier New" w:eastAsia="Courier New" w:cs="Courier New"/>
-          <w:b/>
-          <w:sz w:val="24"/>
-        </w:rPr>
-        <w:t>IMANI</w:t>
-      </w:r>
-    </w:p>
-    <w:p>
-      <w:pPr>
-        <w:spacing w:after="120"/>
-        <w:ind w:left="2016" w:right="1008"/>
-      </w:pPr>
-      <w:r>
-        <w:t>She asked me to let her go. I never did.</w:t>
+        <w:rPr>
+          <w:rFonts w:ascii="Courier New" w:hAnsi="Courier New" w:eastAsia="Courier New" w:cs="Courier New"/>
+          <w:sz w:val="24"/>
+        </w:rPr>
+        <w:t>She asked me not to.</w:t>
+      </w:r>
+    </w:p>
+    <w:p>
+      <w:pPr>
+        <w:spacing w:before="120" w:after="120"/>
+      </w:pPr>
+      <w:r>
+        <w:rPr>
+          <w:rFonts w:ascii="Courier New" w:hAnsi="Courier New" w:eastAsia="Courier New" w:cs="Courier New"/>
+          <w:sz w:val="24"/>
+        </w:rPr>
+        <w:t>Veyris understands.</w:t>
       </w:r>
     </w:p>
     <w:p>
@@ -33314,6 +33207,342 @@
           <w:rFonts w:ascii="Courier New" w:hAnsi="Courier New" w:eastAsia="Courier New" w:cs="Courier New"/>
           <w:sz w:val="24"/>
         </w:rPr>
+        <w:t>You still have her tag.</w:t>
+      </w:r>
+    </w:p>
+    <w:p>
+      <w:pPr>
+        <w:spacing w:before="120" w:after="120"/>
+      </w:pPr>
+      <w:r>
+        <w:rPr>
+          <w:rFonts w:ascii="Courier New" w:hAnsi="Courier New" w:eastAsia="Courier New" w:cs="Courier New"/>
+          <w:sz w:val="24"/>
+        </w:rPr>
+        <w:t>Harp's hand instinctively closes around Mara's cracked medical tag.</w:t>
+      </w:r>
+    </w:p>
+    <w:p>
+      <w:pPr>
+        <w:keepNext/>
+        <w:spacing w:before="120"/>
+        <w:ind w:left="3168" w:right="1152"/>
+        <w:jc w:val="center"/>
+        <w:rPr>
+          <w:rFonts w:hint="default"/>
+          <w:lang w:val="en-US"/>
+        </w:rPr>
+      </w:pPr>
+      <w:r>
+        <w:rPr>
+          <w:rFonts w:ascii="Courier New" w:hAnsi="Courier New" w:eastAsia="Courier New" w:cs="Courier New"/>
+          <w:b/>
+          <w:sz w:val="24"/>
+        </w:rPr>
+        <w:t>HARP</w:t>
+      </w:r>
+    </w:p>
+    <w:p>
+      <w:pPr>
+        <w:spacing w:after="120"/>
+        <w:ind w:left="2016" w:right="1008"/>
+      </w:pPr>
+      <w:r>
+        <w:rPr>
+          <w:rFonts w:ascii="Courier New" w:hAnsi="Courier New" w:eastAsia="Courier New" w:cs="Courier New"/>
+          <w:sz w:val="24"/>
+        </w:rPr>
+        <w:t>Don't.</w:t>
+      </w:r>
+    </w:p>
+    <w:p>
+      <w:pPr>
+        <w:keepNext/>
+        <w:spacing w:before="120"/>
+        <w:ind w:left="3168" w:right="1152"/>
+        <w:jc w:val="center"/>
+        <w:rPr>
+          <w:rFonts w:hint="default"/>
+          <w:lang w:val="en-US"/>
+        </w:rPr>
+      </w:pPr>
+      <w:r>
+        <w:rPr>
+          <w:rFonts w:ascii="Courier New" w:hAnsi="Courier New" w:eastAsia="Courier New" w:cs="Courier New"/>
+          <w:b/>
+          <w:sz w:val="24"/>
+        </w:rPr>
+        <w:t>KERR</w:t>
+      </w:r>
+    </w:p>
+    <w:p>
+      <w:pPr>
+        <w:spacing w:after="120"/>
+        <w:ind w:left="2016" w:right="1008"/>
+      </w:pPr>
+      <w:r>
+        <w:rPr>
+          <w:rFonts w:ascii="Courier New" w:hAnsi="Courier New" w:eastAsia="Courier New" w:cs="Courier New"/>
+          <w:sz w:val="24"/>
+        </w:rPr>
+        <w:t>Did you stay with him?</w:t>
+      </w:r>
+    </w:p>
+    <w:p>
+      <w:pPr>
+        <w:spacing w:before="120" w:after="120"/>
+      </w:pPr>
+      <w:r>
+        <w:rPr>
+          <w:rFonts w:ascii="Courier New" w:hAnsi="Courier New" w:eastAsia="Courier New" w:cs="Courier New"/>
+          <w:sz w:val="24"/>
+        </w:rPr>
+        <w:t>Harp looks at him.</w:t>
+      </w:r>
+    </w:p>
+    <w:p>
+      <w:pPr>
+        <w:keepNext/>
+        <w:spacing w:before="120"/>
+        <w:ind w:left="3168" w:right="1152"/>
+        <w:jc w:val="center"/>
+        <w:rPr>
+          <w:rFonts w:hint="default"/>
+          <w:lang w:val="en-US"/>
+        </w:rPr>
+      </w:pPr>
+      <w:r>
+        <w:rPr>
+          <w:rFonts w:ascii="Courier New" w:hAnsi="Courier New" w:eastAsia="Courier New" w:cs="Courier New"/>
+          <w:b/>
+          <w:sz w:val="24"/>
+        </w:rPr>
+        <w:t>KERR</w:t>
+      </w:r>
+    </w:p>
+    <w:p>
+      <w:pPr>
+        <w:spacing w:after="120"/>
+        <w:ind w:left="2016" w:right="1008"/>
+      </w:pPr>
+      <w:r>
+        <w:rPr>
+          <w:rFonts w:ascii="Courier New" w:hAnsi="Courier New" w:eastAsia="Courier New" w:cs="Courier New"/>
+          <w:sz w:val="24"/>
+        </w:rPr>
+        <w:t>Eli. When you killed him.</w:t>
+      </w:r>
+    </w:p>
+    <w:p>
+      <w:pPr>
+        <w:spacing w:before="120" w:after="120"/>
+      </w:pPr>
+      <w:r>
+        <w:rPr>
+          <w:rFonts w:ascii="Courier New" w:hAnsi="Courier New" w:eastAsia="Courier New" w:cs="Courier New"/>
+          <w:sz w:val="24"/>
+        </w:rPr>
+        <w:t>Nothing from Harp.</w:t>
+      </w:r>
+    </w:p>
+    <w:p>
+      <w:pPr>
+        <w:keepNext/>
+        <w:spacing w:before="120"/>
+        <w:ind w:left="3168" w:right="1152"/>
+        <w:jc w:val="center"/>
+        <w:rPr>
+          <w:rFonts w:hint="default"/>
+          <w:lang w:val="en-US"/>
+        </w:rPr>
+      </w:pPr>
+      <w:r>
+        <w:rPr>
+          <w:rFonts w:ascii="Courier New" w:hAnsi="Courier New" w:eastAsia="Courier New" w:cs="Courier New"/>
+          <w:b/>
+          <w:sz w:val="24"/>
+        </w:rPr>
+        <w:t>KERR</w:t>
+      </w:r>
+    </w:p>
+    <w:p>
+      <w:pPr>
+        <w:spacing w:after="120"/>
+        <w:ind w:left="2016" w:right="1008"/>
+      </w:pPr>
+      <w:r>
+        <w:rPr>
+          <w:rFonts w:ascii="Courier New" w:hAnsi="Courier New" w:eastAsia="Courier New" w:cs="Courier New"/>
+          <w:sz w:val="24"/>
+        </w:rPr>
+        <w:t>Did you stay?</w:t>
+      </w:r>
+    </w:p>
+    <w:p>
+      <w:pPr>
+        <w:spacing w:before="120" w:after="120"/>
+      </w:pPr>
+      <w:r>
+        <w:rPr>
+          <w:rFonts w:ascii="Courier New" w:hAnsi="Courier New" w:eastAsia="Courier New" w:cs="Courier New"/>
+          <w:sz w:val="24"/>
+        </w:rPr>
+        <w:t>Harp's grip tightens around the tag.</w:t>
+      </w:r>
+    </w:p>
+    <w:p>
+      <w:pPr>
+        <w:keepNext/>
+        <w:spacing w:before="120"/>
+        <w:ind w:left="3168" w:right="1152"/>
+        <w:jc w:val="center"/>
+        <w:rPr>
+          <w:rFonts w:hint="default"/>
+          <w:lang w:val="en-US"/>
+        </w:rPr>
+      </w:pPr>
+      <w:r>
+        <w:rPr>
+          <w:rFonts w:ascii="Courier New" w:hAnsi="Courier New" w:eastAsia="Courier New" w:cs="Courier New"/>
+          <w:b/>
+          <w:sz w:val="24"/>
+        </w:rPr>
+        <w:t>HARP</w:t>
+      </w:r>
+    </w:p>
+    <w:p>
+      <w:pPr>
+        <w:spacing w:after="120"/>
+        <w:ind w:left="2016" w:right="1008"/>
+      </w:pPr>
+      <w:r>
+        <w:rPr>
+          <w:rFonts w:ascii="Courier New" w:hAnsi="Courier New" w:eastAsia="Courier New" w:cs="Courier New"/>
+          <w:sz w:val="24"/>
+        </w:rPr>
+        <w:t>You don't get to remember him and judge me with his face.</w:t>
+      </w:r>
+    </w:p>
+    <w:p>
+      <w:pPr>
+        <w:keepNext/>
+        <w:spacing w:before="120"/>
+        <w:ind w:left="3168" w:right="1152"/>
+        <w:jc w:val="center"/>
+        <w:rPr>
+          <w:rFonts w:hint="default"/>
+          <w:lang w:val="en-US"/>
+        </w:rPr>
+      </w:pPr>
+      <w:r>
+        <w:rPr>
+          <w:rFonts w:ascii="Courier New" w:hAnsi="Courier New" w:eastAsia="Courier New" w:cs="Courier New"/>
+          <w:b/>
+          <w:sz w:val="24"/>
+        </w:rPr>
+        <w:t>KERR</w:t>
+      </w:r>
+    </w:p>
+    <w:p>
+      <w:pPr>
+        <w:spacing w:after="120"/>
+        <w:ind w:left="2016" w:right="1008"/>
+      </w:pPr>
+      <w:r>
+        <w:rPr>
+          <w:rFonts w:ascii="Courier New" w:hAnsi="Courier New" w:eastAsia="Courier New" w:cs="Courier New"/>
+          <w:sz w:val="24"/>
+        </w:rPr>
+        <w:t>Then stop calling me by his name.</w:t>
+      </w:r>
+    </w:p>
+    <w:p>
+      <w:pPr>
+        <w:spacing w:before="120" w:after="120"/>
+      </w:pPr>
+      <w:r>
+        <w:rPr>
+          <w:rFonts w:ascii="Courier New" w:hAnsi="Courier New" w:eastAsia="Courier New" w:cs="Courier New"/>
+          <w:sz w:val="24"/>
+        </w:rPr>
+        <w:t>Harp finally looks directly at Kerr. Not Eli. Kerr.</w:t>
+      </w:r>
+    </w:p>
+    <w:p>
+      <w:pPr>
+        <w:keepNext/>
+        <w:spacing w:before="120"/>
+        <w:ind w:left="3168" w:right="1152"/>
+        <w:jc w:val="center"/>
+        <w:rPr>
+          <w:rFonts w:hint="default"/>
+          <w:lang w:val="en-US"/>
+        </w:rPr>
+      </w:pPr>
+      <w:r>
+        <w:rPr>
+          <w:rFonts w:ascii="Courier New" w:hAnsi="Courier New" w:eastAsia="Courier New" w:cs="Courier New"/>
+          <w:b/>
+          <w:sz w:val="24"/>
+        </w:rPr>
+        <w:t>KERR</w:t>
+      </w:r>
+    </w:p>
+    <w:p>
+      <w:pPr>
+        <w:spacing w:after="120"/>
+        <w:ind w:left="2016" w:right="1008"/>
+      </w:pPr>
+      <w:r>
+        <w:rPr>
+          <w:rFonts w:ascii="Courier New" w:hAnsi="Courier New" w:eastAsia="Courier New" w:cs="Courier New"/>
+          <w:sz w:val="24"/>
+        </w:rPr>
+        <w:t>Or did you leave before that part too?</w:t>
+      </w:r>
+    </w:p>
+    <w:p>
+      <w:pPr>
+        <w:spacing w:before="120" w:after="120"/>
+      </w:pPr>
+      <w:r>
+        <w:rPr>
+          <w:rFonts w:ascii="Courier New" w:hAnsi="Courier New" w:eastAsia="Courier New" w:cs="Courier New"/>
+          <w:sz w:val="24"/>
+        </w:rPr>
+        <w:t>Harp lets go of the tag.</w:t>
+      </w:r>
+    </w:p>
+    <w:p>
+      <w:pPr>
+        <w:keepNext/>
+        <w:spacing w:before="120"/>
+        <w:ind w:left="3168" w:right="1152"/>
+        <w:jc w:val="center"/>
+        <w:rPr>
+          <w:rFonts w:hint="default"/>
+          <w:lang w:val="en-US"/>
+        </w:rPr>
+      </w:pPr>
+      <w:r>
+        <w:rPr>
+          <w:rFonts w:ascii="Courier New" w:hAnsi="Courier New" w:eastAsia="Courier New" w:cs="Courier New"/>
+          <w:b/>
+          <w:sz w:val="24"/>
+        </w:rPr>
+        <w:t>KERR</w:t>
+      </w:r>
+    </w:p>
+    <w:p>
+      <w:pPr>
+        <w:spacing w:after="120"/>
+        <w:ind w:left="2016" w:right="1008"/>
+      </w:pPr>
+      <w:r>
+        <w:rPr>
+          <w:rFonts w:ascii="Courier New" w:hAnsi="Courier New" w:eastAsia="Courier New" w:cs="Courier New"/>
+          <w:sz w:val="24"/>
+        </w:rPr>
         <w:t>You opened the door. Put Sato in the corridor. You knew I'd run.</w:t>
       </w:r>
     </w:p>
@@ -34025,7 +34254,7 @@
           <w:rFonts w:ascii="Courier New" w:hAnsi="Courier New" w:eastAsia="Courier New" w:cs="Courier New"/>
           <w:sz w:val="24"/>
         </w:rPr>
-        <w:t>I could lose every reason I came back to you.</w:t>
+        <w:t>What if I forget you?</w:t>
       </w:r>
     </w:p>
     <w:p>

--- a/assets/9998/9998-screenplay.docx
+++ b/assets/9998/9998-screenplay.docx
@@ -32836,6 +32836,10 @@
     <w:p>
       <w:pPr>
         <w:spacing w:before="120" w:after="120"/>
+        <w:rPr>
+          <w:rFonts w:ascii="Courier New" w:hAnsi="Courier New" w:eastAsia="Courier New" w:cs="Courier New"/>
+          <w:sz w:val="24"/>
+        </w:rPr>
       </w:pPr>
       <w:r>
         <w:rPr>
@@ -32847,270 +32851,34 @@
     </w:p>
     <w:p>
       <w:pPr>
-        <w:spacing w:after="120"/>
-        <w:ind w:left="2016" w:right="1008"/>
-      </w:pPr>
-    </w:p>
-    <w:p>
-      <w:pPr>
+        <w:spacing w:before="120" w:after="120"/>
+        <w:ind w:firstLine="2041" w:firstLineChars="850"/>
+        <w:jc w:val="both"/>
+        <w:rPr>
+          <w:rFonts w:ascii="Courier New" w:hAnsi="Courier New" w:eastAsia="Courier New" w:cs="Courier New"/>
+          <w:b/>
+          <w:sz w:val="24"/>
+        </w:rPr>
         <w:pageBreakBefore/>
-        <w:spacing w:before="200" w:after="0" w:line="240" w:lineRule="exact"/>
-        <w:ind w:left="0" w:right="720" w:firstLine="0"/>
-        <w:jc w:val="center"/>
-        <w:rPr>
-          <w:rFonts w:ascii="Courier New" w:hAnsi="Courier New" w:eastAsia="Courier New" w:cs="Courier New"/>
-          <w:b/>
-          <w:sz w:val="24"/>
-        </w:rPr>
-      </w:pPr>
-      <w:r>
-        <w:rPr>
-          <w:rFonts w:ascii="Courier New" w:hAnsi="Courier New" w:eastAsia="Courier New" w:cs="Courier New"/>
-          <w:b/>
-          <w:sz w:val="24"/>
-        </w:rPr>
-        <w:br w:type="textWrapping"/>
-      </w:r>
-      <w:r>
-        <w:rPr>
-          <w:rFonts w:ascii="Courier New" w:hAnsi="Courier New" w:eastAsia="Courier New" w:cs="Courier New"/>
-          <w:b/>
-          <w:sz w:val="24"/>
-        </w:rPr>
-        <w:br w:type="textWrapping"/>
-      </w:r>
-      <w:r>
-        <w:rPr>
-          <w:rFonts w:ascii="Courier New" w:hAnsi="Courier New" w:eastAsia="Courier New" w:cs="Courier New"/>
-          <w:b/>
-          <w:sz w:val="24"/>
-        </w:rPr>
-        <w:br w:type="textWrapping"/>
-      </w:r>
-      <w:r>
-        <w:rPr>
-          <w:rFonts w:ascii="Courier New" w:hAnsi="Courier New" w:eastAsia="Courier New" w:cs="Courier New"/>
-          <w:b/>
-          <w:sz w:val="24"/>
-        </w:rPr>
-        <w:br w:type="textWrapping"/>
-      </w:r>
-      <w:r>
-        <w:rPr>
-          <w:rFonts w:ascii="Courier New" w:hAnsi="Courier New" w:eastAsia="Courier New" w:cs="Courier New"/>
-          <w:b/>
-          <w:sz w:val="24"/>
-        </w:rPr>
-        <w:br w:type="textWrapping"/>
-      </w:r>
-      <w:r>
-        <w:rPr>
-          <w:rFonts w:ascii="Courier New" w:hAnsi="Courier New" w:eastAsia="Courier New" w:cs="Courier New"/>
-          <w:b/>
-          <w:sz w:val="24"/>
-        </w:rPr>
-        <w:br w:type="textWrapping"/>
-      </w:r>
-      <w:r>
-        <w:rPr>
-          <w:rFonts w:ascii="Courier New" w:hAnsi="Courier New" w:eastAsia="Courier New" w:cs="Courier New"/>
-          <w:b/>
-          <w:sz w:val="24"/>
-        </w:rPr>
-        <w:br w:type="textWrapping"/>
-      </w:r>
-      <w:r>
-        <w:rPr>
-          <w:rFonts w:ascii="Courier New" w:hAnsi="Courier New" w:eastAsia="Courier New" w:cs="Courier New"/>
-          <w:b/>
-          <w:sz w:val="24"/>
-        </w:rPr>
-        <w:br w:type="textWrapping"/>
-      </w:r>
-      <w:r>
-        <w:rPr>
-          <w:rFonts w:ascii="Courier New" w:hAnsi="Courier New" w:eastAsia="Courier New" w:cs="Courier New"/>
-          <w:b/>
-          <w:sz w:val="24"/>
-        </w:rPr>
-        <w:br w:type="textWrapping"/>
-      </w:r>
-      <w:r>
-        <w:rPr>
-          <w:rFonts w:ascii="Courier New" w:hAnsi="Courier New" w:eastAsia="Courier New" w:cs="Courier New"/>
-          <w:b/>
-          <w:sz w:val="24"/>
-        </w:rPr>
-        <w:br w:type="textWrapping"/>
-      </w:r>
-      <w:r>
-        <w:rPr>
-          <w:rFonts w:ascii="Courier New" w:hAnsi="Courier New" w:eastAsia="Courier New" w:cs="Courier New"/>
-          <w:b/>
-          <w:sz w:val="24"/>
-        </w:rPr>
-        <w:br w:type="textWrapping"/>
-      </w:r>
-      <w:r>
-        <w:rPr>
-          <w:rFonts w:ascii="Courier New" w:hAnsi="Courier New" w:eastAsia="Courier New" w:cs="Courier New"/>
-          <w:b/>
-          <w:sz w:val="24"/>
-        </w:rPr>
-        <w:br w:type="textWrapping"/>
-      </w:r>
-      <w:r>
-        <w:rPr>
-          <w:rFonts w:ascii="Courier New" w:hAnsi="Courier New" w:eastAsia="Courier New" w:cs="Courier New"/>
-          <w:b/>
-          <w:sz w:val="24"/>
-        </w:rPr>
-        <w:br w:type="textWrapping"/>
-      </w:r>
-      <w:r>
-        <w:rPr>
-          <w:rFonts w:ascii="Courier New" w:hAnsi="Courier New" w:eastAsia="Courier New" w:cs="Courier New"/>
-          <w:b/>
-          <w:sz w:val="24"/>
-        </w:rPr>
-        <w:br w:type="textWrapping"/>
-      </w:r>
-      <w:r>
-        <w:rPr>
-          <w:rFonts w:ascii="Courier New" w:hAnsi="Courier New" w:eastAsia="Courier New" w:cs="Courier New"/>
-          <w:b/>
-          <w:sz w:val="24"/>
-        </w:rPr>
-        <w:br w:type="textWrapping"/>
-      </w:r>
-      <w:r>
-        <w:rPr>
-          <w:rFonts w:ascii="Courier New" w:hAnsi="Courier New" w:eastAsia="Courier New" w:cs="Courier New"/>
-          <w:b/>
-          <w:sz w:val="24"/>
-        </w:rPr>
-        <w:br w:type="textWrapping"/>
-      </w:r>
-      <w:r>
-        <w:rPr>
-          <w:rFonts w:ascii="Courier New" w:hAnsi="Courier New" w:eastAsia="Courier New" w:cs="Courier New"/>
-          <w:b/>
-          <w:sz w:val="24"/>
-        </w:rPr>
-        <w:br w:type="textWrapping"/>
-      </w:r>
-      <w:r>
-        <w:rPr>
-          <w:rFonts w:ascii="Courier New" w:hAnsi="Courier New" w:eastAsia="Courier New" w:cs="Courier New"/>
-          <w:b/>
-          <w:sz w:val="24"/>
-        </w:rPr>
-        <w:br w:type="textWrapping"/>
-      </w:r>
-      <w:r>
-        <w:rPr>
-          <w:rFonts w:ascii="Courier New" w:hAnsi="Courier New" w:eastAsia="Courier New" w:cs="Courier New"/>
-          <w:b/>
-          <w:sz w:val="24"/>
-        </w:rPr>
-        <w:br w:type="textWrapping"/>
-      </w:r>
-      <w:r>
-        <w:rPr>
-          <w:rFonts w:ascii="Courier New" w:hAnsi="Courier New" w:eastAsia="Courier New" w:cs="Courier New"/>
-          <w:b/>
-          <w:sz w:val="24"/>
-        </w:rPr>
-        <w:br w:type="textWrapping"/>
-      </w:r>
-      <w:r>
-        <w:rPr>
-          <w:rFonts w:ascii="Courier New" w:hAnsi="Courier New" w:eastAsia="Courier New" w:cs="Courier New"/>
-          <w:b/>
-          <w:sz w:val="24"/>
-        </w:rPr>
-        <w:br w:type="textWrapping"/>
-      </w:r>
-      <w:r>
-        <w:rPr>
-          <w:rFonts w:ascii="Courier New" w:hAnsi="Courier New" w:eastAsia="Courier New" w:cs="Courier New"/>
-          <w:b/>
-          <w:sz w:val="24"/>
-        </w:rPr>
-        <w:br w:type="textWrapping"/>
-      </w:r>
-      <w:r>
-        <w:rPr>
-          <w:rFonts w:ascii="Courier New" w:hAnsi="Courier New" w:eastAsia="Courier New" w:cs="Courier New"/>
-          <w:b/>
-          <w:sz w:val="24"/>
-        </w:rPr>
-        <w:br w:type="textWrapping"/>
-      </w:r>
-      <w:r>
-        <w:rPr>
-          <w:rFonts w:ascii="Courier New" w:hAnsi="Courier New" w:eastAsia="Courier New" w:cs="Courier New"/>
-          <w:b/>
-          <w:sz w:val="24"/>
-        </w:rPr>
-        <w:br w:type="textWrapping"/>
-      </w:r>
-      <w:r>
-        <w:rPr>
-          <w:rFonts w:ascii="Courier New" w:hAnsi="Courier New" w:eastAsia="Courier New" w:cs="Courier New"/>
-          <w:b/>
-          <w:sz w:val="24"/>
-        </w:rPr>
-        <w:br w:type="textWrapping"/>
-      </w:r>
-      <w:r>
-        <w:rPr>
-          <w:rFonts w:ascii="Courier New" w:hAnsi="Courier New" w:eastAsia="Courier New" w:cs="Courier New"/>
-          <w:b/>
-          <w:sz w:val="24"/>
-        </w:rPr>
-        <w:br w:type="textWrapping"/>
-      </w:r>
-      <w:r>
-        <w:rPr>
-          <w:rFonts w:ascii="Courier New" w:hAnsi="Courier New" w:eastAsia="Courier New" w:cs="Courier New"/>
-          <w:b/>
-          <w:sz w:val="24"/>
-        </w:rPr>
-        <w:br w:type="textWrapping"/>
-      </w:r>
-      <w:r>
-        <w:rPr>
-          <w:rFonts w:ascii="Courier New" w:hAnsi="Courier New" w:eastAsia="Courier New" w:cs="Courier New"/>
-          <w:b/>
-          <w:sz w:val="24"/>
-        </w:rPr>
-        <w:br w:type="textWrapping"/>
-      </w:r>
-      <w:r>
-        <w:rPr>
-          <w:rFonts w:ascii="Courier New" w:hAnsi="Courier New" w:eastAsia="Courier New" w:cs="Courier New"/>
-          <w:b/>
-          <w:sz w:val="24"/>
-        </w:rPr>
-        <w:t>ACT THREE — THE SEVERANCE</w:t>
-      </w:r>
-    </w:p>
-    <w:p>
-      <w:pPr>
-        <w:pageBreakBefore/>
-        <w:spacing w:before="200" w:after="0" w:line="240" w:lineRule="exact"/>
-        <w:ind w:left="0" w:right="720" w:firstLine="0"/>
-        <w:jc w:val="center"/>
-        <w:rPr>
-          <w:rFonts w:hint="default" w:ascii="Courier New" w:hAnsi="Courier New" w:eastAsia="Courier New" w:cs="Courier New"/>
-          <w:b/>
-          <w:sz w:val="24"/>
-          <w:lang w:val="en-US"/>
-        </w:rPr>
-      </w:pPr>
+      </w:pPr>
+      <w:r>
+        <w:rPr>
+          <w:rFonts w:ascii="Courier New" w:hAnsi="Courier New" w:eastAsia="Courier New" w:cs="Courier New"/>
+          <w:b/>
+          <w:sz w:val="24"/>
+        </w:rPr>
+        <w:t>ACT THRE</w:t>
+      </w:r>
       <w:bookmarkStart w:id="0" w:name="_GoBack"/>
       <w:bookmarkEnd w:id="0"/>
+      <w:r>
+        <w:rPr>
+          <w:rFonts w:ascii="Courier New" w:hAnsi="Courier New" w:eastAsia="Courier New" w:cs="Courier New"/>
+          <w:b/>
+          <w:sz w:val="24"/>
+        </w:rPr>
+        <w:t>E — THE SEVERANCE</w:t>
+      </w:r>
     </w:p>
     <w:p>
       <w:pPr>
@@ -33121,6 +32889,7 @@
           <w:b/>
           <w:bCs/>
         </w:rPr>
+        <w:pageBreakBefore/>
       </w:pPr>
       <w:r>
         <w:rPr>
